--- a/06-学生侧材料/讲义/有机化学/亲核取代与消除反应.docx
+++ b/06-学生侧材料/讲义/有机化学/亲核取代与消除反应.docx
@@ -9267,11 +9267,13 @@
             </m:e>
             <m:lim>
               <m:r>
-                <m:rPr>
-                  <m:nor/>
-                  <m:sty m:val="p"/>
-                </m:rPr>
-                <m:t>THF</m:t>
+                <m:t>T</m:t>
+              </m:r>
+              <m:r>
+                <m:t>H</m:t>
+              </m:r>
+              <m:r>
+                <m:t>F</m:t>
               </m:r>
             </m:lim>
           </m:limUpp>
@@ -12484,12 +12486,153 @@
       <w:pPr>
         <w:pStyle w:val="BodyText"/>
       </w:pPr>
-      <w:r>
-        <w:rPr>
-          <w:rFonts w:ascii="Times New Roman" w:hAnsi="Times New Roman" w:eastAsia="Times New Roman" w:cs="Times New Roman"/>
-        </w:rPr>
-        <w:t xml:space="preserve">$$B^{-} + H-C_{\}beta-C_{\}alpha-X \rightleftharpoons C_{\}beta^{-} - C_{\}alpha-X + BH$$</w:t>
-      </w:r>
+      <m:oMathPara>
+        <m:oMathParaPr>
+          <m:jc m:val="center"/>
+          <m:ctrlPr>
+            <w:rPr>
+              <w:sz w:val="28"/>
+              <w:szCs w:val="28"/>
+            </w:rPr>
+          </m:ctrlPr>
+        </m:oMathParaPr>
+        <m:oMath>
+          <m:sSup>
+            <m:e>
+              <m:r>
+                <m:t>B</m:t>
+              </m:r>
+            </m:e>
+            <m:sup>
+              <m:r>
+                <m:rPr>
+                  <m:sty m:val="p"/>
+                </m:rPr>
+                <m:t>−</m:t>
+              </m:r>
+            </m:sup>
+          </m:sSup>
+          <m:r>
+            <m:rPr>
+              <m:sty m:val="p"/>
+            </m:rPr>
+            <m:t>+</m:t>
+          </m:r>
+          <m:r>
+            <m:t>H</m:t>
+          </m:r>
+          <m:r>
+            <m:rPr>
+              <m:sty m:val="p"/>
+            </m:rPr>
+            <m:t>−</m:t>
+          </m:r>
+          <m:sSub>
+            <m:e>
+              <m:r>
+                <m:t>C</m:t>
+              </m:r>
+            </m:e>
+            <m:sub>
+              <m:r>
+                <m:t>β</m:t>
+              </m:r>
+            </m:sub>
+          </m:sSub>
+          <m:r>
+            <m:rPr>
+              <m:sty m:val="p"/>
+            </m:rPr>
+            <m:t>−</m:t>
+          </m:r>
+          <m:sSub>
+            <m:e>
+              <m:r>
+                <m:t>C</m:t>
+              </m:r>
+            </m:e>
+            <m:sub>
+              <m:r>
+                <m:t>α</m:t>
+              </m:r>
+            </m:sub>
+          </m:sSub>
+          <m:r>
+            <m:rPr>
+              <m:sty m:val="p"/>
+            </m:rPr>
+            <m:t>−</m:t>
+          </m:r>
+          <m:r>
+            <m:t>X</m:t>
+          </m:r>
+          <m:r>
+            <m:rPr>
+              <m:sty m:val="p"/>
+            </m:rPr>
+            <m:t>⇌</m:t>
+          </m:r>
+          <m:sSubSup>
+            <m:e>
+              <m:r>
+                <m:t>C</m:t>
+              </m:r>
+            </m:e>
+            <m:sub>
+              <m:r>
+                <m:t>β</m:t>
+              </m:r>
+            </m:sub>
+            <m:sup>
+              <m:r>
+                <m:rPr>
+                  <m:sty m:val="p"/>
+                </m:rPr>
+                <m:t>−</m:t>
+              </m:r>
+            </m:sup>
+          </m:sSubSup>
+          <m:r>
+            <m:rPr>
+              <m:sty m:val="p"/>
+            </m:rPr>
+            <m:t>−</m:t>
+          </m:r>
+          <m:sSub>
+            <m:e>
+              <m:r>
+                <m:t>C</m:t>
+              </m:r>
+            </m:e>
+            <m:sub>
+              <m:r>
+                <m:t>α</m:t>
+              </m:r>
+            </m:sub>
+          </m:sSub>
+          <m:r>
+            <m:rPr>
+              <m:sty m:val="p"/>
+            </m:rPr>
+            <m:t>−</m:t>
+          </m:r>
+          <m:r>
+            <m:t>X</m:t>
+          </m:r>
+          <m:r>
+            <m:rPr>
+              <m:sty m:val="p"/>
+            </m:rPr>
+            <m:t>+</m:t>
+          </m:r>
+          <m:r>
+            <m:t>B</m:t>
+          </m:r>
+          <m:r>
+            <m:t>H</m:t>
+          </m:r>
+        </m:oMath>
+      </m:oMathPara>
     </w:p>
     <w:p>
       <w:pPr>
@@ -12530,12 +12673,123 @@
       <w:pPr>
         <w:pStyle w:val="BodyText"/>
       </w:pPr>
-      <w:r>
-        <w:rPr>
-          <w:rFonts w:ascii="Times New Roman" w:hAnsi="Times New Roman" w:eastAsia="Times New Roman" w:cs="Times New Roman"/>
-        </w:rPr>
-        <w:t xml:space="preserve">$$C_{\}beta^{-} - C_{\}alpha-X \rightarrow C_{\}beta=C_{\}alpha + X^{-}$$</w:t>
-      </w:r>
+      <m:oMathPara>
+        <m:oMathParaPr>
+          <m:jc m:val="center"/>
+          <m:ctrlPr>
+            <w:rPr>
+              <w:sz w:val="28"/>
+              <w:szCs w:val="28"/>
+            </w:rPr>
+          </m:ctrlPr>
+        </m:oMathParaPr>
+        <m:oMath>
+          <m:sSubSup>
+            <m:e>
+              <m:r>
+                <m:t>C</m:t>
+              </m:r>
+            </m:e>
+            <m:sub>
+              <m:r>
+                <m:t>β</m:t>
+              </m:r>
+            </m:sub>
+            <m:sup>
+              <m:r>
+                <m:rPr>
+                  <m:sty m:val="p"/>
+                </m:rPr>
+                <m:t>−</m:t>
+              </m:r>
+            </m:sup>
+          </m:sSubSup>
+          <m:r>
+            <m:rPr>
+              <m:sty m:val="p"/>
+            </m:rPr>
+            <m:t>−</m:t>
+          </m:r>
+          <m:sSub>
+            <m:e>
+              <m:r>
+                <m:t>C</m:t>
+              </m:r>
+            </m:e>
+            <m:sub>
+              <m:r>
+                <m:t>α</m:t>
+              </m:r>
+            </m:sub>
+          </m:sSub>
+          <m:r>
+            <m:rPr>
+              <m:sty m:val="p"/>
+            </m:rPr>
+            <m:t>−</m:t>
+          </m:r>
+          <m:r>
+            <m:t>X</m:t>
+          </m:r>
+          <m:r>
+            <m:rPr>
+              <m:sty m:val="p"/>
+            </m:rPr>
+            <m:t>→</m:t>
+          </m:r>
+          <m:sSub>
+            <m:e>
+              <m:r>
+                <m:t>C</m:t>
+              </m:r>
+            </m:e>
+            <m:sub>
+              <m:r>
+                <m:t>β</m:t>
+              </m:r>
+            </m:sub>
+          </m:sSub>
+          <m:r>
+            <m:rPr>
+              <m:sty m:val="p"/>
+            </m:rPr>
+            <m:t>=</m:t>
+          </m:r>
+          <m:sSub>
+            <m:e>
+              <m:r>
+                <m:t>C</m:t>
+              </m:r>
+            </m:e>
+            <m:sub>
+              <m:r>
+                <m:t>α</m:t>
+              </m:r>
+            </m:sub>
+          </m:sSub>
+          <m:r>
+            <m:rPr>
+              <m:sty m:val="p"/>
+            </m:rPr>
+            <m:t>+</m:t>
+          </m:r>
+          <m:sSup>
+            <m:e>
+              <m:r>
+                <m:t>X</m:t>
+              </m:r>
+            </m:e>
+            <m:sup>
+              <m:r>
+                <m:rPr>
+                  <m:sty m:val="p"/>
+                </m:rPr>
+                <m:t>−</m:t>
+              </m:r>
+            </m:sup>
+          </m:sSup>
+        </m:oMath>
+      </m:oMathPara>
     </w:p>
     <w:p>
       <w:pPr>

--- a/06-学生侧材料/讲义/有机化学/亲核取代与消除反应.docx
+++ b/06-学生侧材料/讲义/有机化学/亲核取代与消除反应.docx
@@ -5006,251 +5006,220 @@
         </w:rPr>
         <w:t xml:space="preserve">：</w:t>
       </w:r>
+      <w:r>
+        <w:rPr>
+          <w:rFonts w:ascii="Times New Roman" w:hAnsi="Times New Roman" w:eastAsia="Times New Roman" w:cs="Times New Roman"/>
+        </w:rPr>
+        <w:t xml:space="preserve"> </w:t>
+      </w:r>
+      <w:r>
+        <w:rPr>
+          <w:rFonts w:ascii="Times New Roman" w:hAnsi="Times New Roman" w:eastAsia="Times New Roman" w:cs="Times New Roman"/>
+        </w:rPr>
+        <w:t xml:space="preserve">1. </w:t>
+      </w:r>
+      <w:r>
+        <w:rPr>
+          <w:rFonts w:hint="eastAsia" w:ascii="Times New Roman" w:hAnsi="Times New Roman" w:eastAsia="Times New Roman" w:cs="Times New Roman"/>
+        </w:rPr>
+        <w:t>（</w:t>
+      </w:r>
+      <w:r>
+        <w:rPr>
+          <w:rFonts w:hint="eastAsia" w:ascii="Times New Roman" w:hAnsi="Times New Roman" w:eastAsia="FangSong" w:cs="Times New Roman"/>
+        </w:rPr>
+        <w:t>慢</w:t>
+      </w:r>
+      <w:r>
+        <w:rPr>
+          <w:rFonts w:hint="eastAsia" w:ascii="Times New Roman" w:hAnsi="Times New Roman" w:eastAsia="Times New Roman" w:cs="Times New Roman"/>
+        </w:rPr>
+        <w:t>）：R—X</w:t>
+      </w:r>
+      <w:r>
+        <w:rPr>
+          <w:rFonts w:ascii="Times New Roman" w:hAnsi="Times New Roman" w:eastAsia="Times New Roman" w:cs="Times New Roman"/>
+        </w:rPr>
+        <w:t xml:space="preserve"> → R</w:t>
+      </w:r>
+      <w:r>
+        <w:rPr>
+          <w:rFonts w:ascii="Times New Roman" w:hAnsi="Times New Roman" w:eastAsia="Times New Roman" w:cs="Times New Roman"/>
+          <w:vertAlign w:val="superscript"/>
+        </w:rPr>
+        <w:t>+</w:t>
+      </w:r>
+      <w:r>
+        <w:rPr>
+          <w:rFonts w:ascii="Times New Roman" w:hAnsi="Times New Roman" w:eastAsia="Times New Roman" w:cs="Times New Roman"/>
+        </w:rPr>
+        <w:t xml:space="preserve"> + X</w:t>
+      </w:r>
+      <w:r>
+        <w:rPr>
+          <w:rFonts w:ascii="Times New Roman" w:hAnsi="Times New Roman" w:eastAsia="Times New Roman" w:cs="Times New Roman"/>
+          <w:vertAlign w:val="superscript"/>
+        </w:rPr>
+        <w:t>-</w:t>
+      </w:r>
+      <w:r>
+        <w:rPr>
+          <w:rFonts w:ascii="Times New Roman" w:hAnsi="Times New Roman" w:eastAsia="Times New Roman" w:cs="Times New Roman"/>
+        </w:rPr>
+        <w:t xml:space="preserve"> </w:t>
+      </w:r>
+      <w:r>
+        <w:rPr>
+          <w:rFonts w:hint="eastAsia" w:ascii="Times New Roman" w:hAnsi="Times New Roman" w:eastAsia="Times New Roman" w:cs="Times New Roman"/>
+        </w:rPr>
+        <w:t>（</w:t>
+      </w:r>
+      <w:r>
+        <w:rPr>
+          <w:rFonts w:hint="eastAsia" w:ascii="Times New Roman" w:hAnsi="Times New Roman" w:eastAsia="FangSong" w:cs="Times New Roman"/>
+        </w:rPr>
+        <w:t>碳正离子</w:t>
+      </w:r>
+      <w:r>
+        <w:rPr>
+          <w:rFonts w:hint="eastAsia" w:ascii="Times New Roman" w:hAnsi="Times New Roman" w:eastAsia="Times New Roman" w:cs="Times New Roman"/>
+        </w:rPr>
+        <w:t>，sp</w:t>
+      </w:r>
+      <w:r>
+        <w:rPr>
+          <w:rFonts w:hint="eastAsia" w:ascii="Times New Roman" w:hAnsi="Times New Roman" w:eastAsia="Times New Roman" w:cs="Times New Roman"/>
+          <w:vertAlign w:val="superscript"/>
+        </w:rPr>
+        <w:t>2</w:t>
+      </w:r>
+      <w:r>
+        <w:rPr>
+          <w:rFonts w:ascii="Times New Roman" w:hAnsi="Times New Roman" w:eastAsia="Times New Roman" w:cs="Times New Roman"/>
+        </w:rPr>
+        <w:t xml:space="preserve"> </w:t>
+      </w:r>
+      <w:r>
+        <w:rPr>
+          <w:rFonts w:hint="eastAsia" w:ascii="Times New Roman" w:hAnsi="Times New Roman" w:eastAsia="FangSong" w:cs="Times New Roman"/>
+        </w:rPr>
+        <w:t>平面</w:t>
+      </w:r>
+      <w:r>
+        <w:rPr>
+          <w:rFonts w:hint="eastAsia" w:ascii="Times New Roman" w:hAnsi="Times New Roman" w:eastAsia="Times New Roman" w:cs="Times New Roman"/>
+        </w:rPr>
+        <w:t>）</w:t>
+      </w:r>
+      <w:r>
+        <w:rPr>
+          <w:rFonts w:ascii="Times New Roman" w:hAnsi="Times New Roman" w:eastAsia="Times New Roman" w:cs="Times New Roman"/>
+        </w:rPr>
+        <w:t xml:space="preserve"> </w:t>
+      </w:r>
+      <w:r>
+        <w:rPr>
+          <w:rFonts w:ascii="Times New Roman" w:hAnsi="Times New Roman" w:eastAsia="Times New Roman" w:cs="Times New Roman"/>
+        </w:rPr>
+        <w:t xml:space="preserve">2. </w:t>
+      </w:r>
+      <w:r>
+        <w:rPr>
+          <w:rFonts w:hint="eastAsia" w:ascii="Times New Roman" w:hAnsi="Times New Roman" w:eastAsia="Times New Roman" w:cs="Times New Roman"/>
+        </w:rPr>
+        <w:t>（</w:t>
+      </w:r>
+      <w:r>
+        <w:rPr>
+          <w:rFonts w:hint="eastAsia" w:ascii="Times New Roman" w:hAnsi="Times New Roman" w:eastAsia="FangSong" w:cs="Times New Roman"/>
+        </w:rPr>
+        <w:t>快</w:t>
+      </w:r>
+      <w:r>
+        <w:rPr>
+          <w:rFonts w:hint="eastAsia" w:ascii="Times New Roman" w:hAnsi="Times New Roman" w:eastAsia="Times New Roman" w:cs="Times New Roman"/>
+        </w:rPr>
+        <w:t>）：R</w:t>
+      </w:r>
+      <w:r>
+        <w:rPr>
+          <w:rFonts w:hint="eastAsia" w:ascii="Times New Roman" w:hAnsi="Times New Roman" w:eastAsia="Times New Roman" w:cs="Times New Roman"/>
+          <w:vertAlign w:val="superscript"/>
+        </w:rPr>
+        <w:t>+</w:t>
+      </w:r>
+      <w:r>
+        <w:rPr>
+          <w:rFonts w:ascii="Times New Roman" w:hAnsi="Times New Roman" w:eastAsia="Times New Roman" w:cs="Times New Roman"/>
+        </w:rPr>
+        <w:t xml:space="preserve"> + Nu</w:t>
+      </w:r>
+      <w:r>
+        <w:rPr>
+          <w:rFonts w:ascii="Times New Roman" w:hAnsi="Times New Roman" w:eastAsia="Times New Roman" w:cs="Times New Roman"/>
+          <w:vertAlign w:val="superscript"/>
+        </w:rPr>
+        <w:t>-</w:t>
+      </w:r>
+      <w:r>
+        <w:rPr>
+          <w:rFonts w:ascii="Times New Roman" w:hAnsi="Times New Roman" w:eastAsia="Times New Roman" w:cs="Times New Roman"/>
+        </w:rPr>
+        <w:t xml:space="preserve">/HNu → R—Nu </w:t>
+      </w:r>
+      <w:r>
+        <w:rPr>
+          <w:rFonts w:hint="eastAsia" w:ascii="Times New Roman" w:hAnsi="Times New Roman" w:eastAsia="Times New Roman" w:cs="Times New Roman"/>
+        </w:rPr>
+        <w:t>（</w:t>
+      </w:r>
+      <w:r>
+        <w:rPr>
+          <w:rFonts w:hint="eastAsia" w:ascii="Times New Roman" w:hAnsi="Times New Roman" w:eastAsia="FangSong" w:cs="Times New Roman"/>
+        </w:rPr>
+        <w:t>若中性亲核试剂</w:t>
+      </w:r>
+      <w:r>
+        <w:rPr>
+          <w:rFonts w:hint="eastAsia" w:ascii="Times New Roman" w:hAnsi="Times New Roman" w:eastAsia="Times New Roman" w:cs="Times New Roman"/>
+        </w:rPr>
+        <w:t>，</w:t>
+      </w:r>
+      <w:r>
+        <w:rPr>
+          <w:rFonts w:hint="eastAsia" w:ascii="Times New Roman" w:hAnsi="Times New Roman" w:eastAsia="FangSong" w:cs="Times New Roman"/>
+        </w:rPr>
+        <w:t>再失去</w:t>
+      </w:r>
+      <w:r>
+        <w:rPr>
+          <w:rFonts w:ascii="Times New Roman" w:hAnsi="Times New Roman" w:eastAsia="Times New Roman" w:cs="Times New Roman"/>
+        </w:rPr>
+        <w:t xml:space="preserve"> </w:t>
+      </w:r>
+      <w:r>
+        <w:rPr>
+          <w:rFonts w:hint="eastAsia" w:ascii="Times New Roman" w:hAnsi="Times New Roman" w:eastAsia="Times New Roman" w:cs="Times New Roman"/>
+        </w:rPr>
+        <w:t>H</w:t>
+      </w:r>
+      <w:r>
+        <w:rPr>
+          <w:rFonts w:hint="eastAsia" w:ascii="Times New Roman" w:hAnsi="Times New Roman" w:eastAsia="Times New Roman" w:cs="Times New Roman"/>
+          <w:vertAlign w:val="superscript"/>
+        </w:rPr>
+        <w:t>+</w:t>
+      </w:r>
+      <w:r>
+        <w:rPr>
+          <w:rFonts w:hint="eastAsia" w:ascii="Times New Roman" w:hAnsi="Times New Roman" w:eastAsia="Times New Roman" w:cs="Times New Roman"/>
+        </w:rPr>
+        <w:t>）</w:t>
+      </w:r>
     </w:p>
     <w:p>
       <w:pPr>
-        <w:pStyle w:val="SourceCode"/>
-      </w:pPr>
-      <w:r>
-        <w:rPr>
-          <w:rStyle w:val="VerbatimChar"/>
-          <w:rFonts w:ascii="Times New Roman" w:hAnsi="Times New Roman" w:eastAsia="Times New Roman" w:cs="Times New Roman"/>
-        </w:rPr>
-        <w:t xml:space="preserve">Step </w:t>
-      </w:r>
-      <w:r>
-        <w:rPr>
-          <w:rStyle w:val="VerbatimChar"/>
-          <w:rFonts w:hint="eastAsia" w:ascii="Times New Roman" w:hAnsi="Times New Roman" w:eastAsia="Times New Roman" w:cs="Times New Roman"/>
-        </w:rPr>
-        <w:t>1（</w:t>
-      </w:r>
-      <w:r>
-        <w:rPr>
-          <w:rStyle w:val="VerbatimChar"/>
-          <w:rFonts w:hint="eastAsia" w:ascii="Times New Roman" w:hAnsi="Times New Roman" w:eastAsia="FangSong" w:cs="Times New Roman"/>
-        </w:rPr>
-        <w:t>慢</w:t>
-      </w:r>
-      <w:r>
-        <w:rPr>
-          <w:rStyle w:val="VerbatimChar"/>
-          <w:rFonts w:hint="eastAsia" w:ascii="Times New Roman" w:hAnsi="Times New Roman" w:eastAsia="Times New Roman" w:cs="Times New Roman"/>
-        </w:rPr>
-        <w:t>）：R—X</w:t>
-      </w:r>
-      <w:r>
-        <w:rPr>
-          <w:rStyle w:val="VerbatimChar"/>
-          <w:rFonts w:ascii="Times New Roman" w:hAnsi="Times New Roman" w:eastAsia="Times New Roman" w:cs="Times New Roman"/>
-        </w:rPr>
-        <w:t xml:space="preserve">  →  R</w:t>
-      </w:r>
-      <w:r>
-        <w:rPr>
-          <w:rStyle w:val="VerbatimChar"/>
-          <w:rFonts w:ascii="Times New Roman" w:hAnsi="Times New Roman" w:eastAsia="Times New Roman" w:cs="Times New Roman"/>
-          <w:vertAlign w:val="superscript"/>
-        </w:rPr>
-        <w:t>+</w:t>
-      </w:r>
-      <w:r>
-        <w:rPr>
-          <w:rStyle w:val="VerbatimChar"/>
-          <w:rFonts w:ascii="Times New Roman" w:hAnsi="Times New Roman" w:eastAsia="Times New Roman" w:cs="Times New Roman"/>
-        </w:rPr>
-        <w:t xml:space="preserve">  +  X</w:t>
-      </w:r>
-      <w:r>
-        <w:rPr>
-          <w:rStyle w:val="VerbatimChar"/>
-          <w:rFonts w:ascii="Times New Roman" w:hAnsi="Times New Roman" w:eastAsia="Times New Roman" w:cs="Times New Roman"/>
-          <w:vertAlign w:val="superscript"/>
-        </w:rPr>
-        <w:t>-</w:t>
-      </w:r>
-      <w:r>
-        <w:rPr>
-          <w:rStyle w:val="VerbatimChar"/>
-          <w:rFonts w:ascii="Times New Roman" w:hAnsi="Times New Roman" w:eastAsia="Times New Roman" w:cs="Times New Roman"/>
-        </w:rPr>
-        <w:t xml:space="preserve">      </w:t>
-      </w:r>
-      <w:r>
-        <w:rPr>
-          <w:rStyle w:val="VerbatimChar"/>
-          <w:rFonts w:hint="eastAsia" w:ascii="Times New Roman" w:hAnsi="Times New Roman" w:eastAsia="Times New Roman" w:cs="Times New Roman"/>
-        </w:rPr>
-        <w:t>（</w:t>
-      </w:r>
-      <w:r>
-        <w:rPr>
-          <w:rStyle w:val="VerbatimChar"/>
-          <w:rFonts w:hint="eastAsia" w:ascii="Times New Roman" w:hAnsi="Times New Roman" w:eastAsia="FangSong" w:cs="Times New Roman"/>
-        </w:rPr>
-        <w:t>碳正离子</w:t>
-      </w:r>
-      <w:r>
-        <w:rPr>
-          <w:rStyle w:val="VerbatimChar"/>
-          <w:rFonts w:hint="eastAsia" w:ascii="Times New Roman" w:hAnsi="Times New Roman" w:eastAsia="Times New Roman" w:cs="Times New Roman"/>
-        </w:rPr>
-        <w:t>，sp</w:t>
-      </w:r>
-      <w:r>
-        <w:rPr>
-          <w:rStyle w:val="VerbatimChar"/>
-          <w:rFonts w:hint="eastAsia" w:ascii="Times New Roman" w:hAnsi="Times New Roman" w:eastAsia="Times New Roman" w:cs="Times New Roman"/>
-          <w:vertAlign w:val="superscript"/>
-        </w:rPr>
-        <w:t>2</w:t>
-      </w:r>
-      <w:r>
-        <w:rPr>
-          <w:rStyle w:val="VerbatimChar"/>
-          <w:rFonts w:ascii="Times New Roman" w:hAnsi="Times New Roman" w:eastAsia="Times New Roman" w:cs="Times New Roman"/>
-        </w:rPr>
-        <w:t xml:space="preserve"> </w:t>
-      </w:r>
-      <w:r>
-        <w:rPr>
-          <w:rStyle w:val="VerbatimChar"/>
-          <w:rFonts w:hint="eastAsia" w:ascii="Times New Roman" w:hAnsi="Times New Roman" w:eastAsia="FangSong" w:cs="Times New Roman"/>
-        </w:rPr>
-        <w:t>平面</w:t>
-      </w:r>
-      <w:r>
-        <w:rPr>
-          <w:rStyle w:val="VerbatimChar"/>
-          <w:rFonts w:hint="eastAsia" w:ascii="Times New Roman" w:hAnsi="Times New Roman" w:eastAsia="Times New Roman" w:cs="Times New Roman"/>
-        </w:rPr>
-        <w:t>）</w:t>
-      </w:r>
-      <w:r>
-        <w:rPr>
-          <w:rFonts w:ascii="Times New Roman" w:hAnsi="Times New Roman" w:eastAsia="Times New Roman" w:cs="Times New Roman"/>
-        </w:rPr>
-        <w:br/>
-      </w:r>
-      <w:r>
-        <w:rPr>
-          <w:rStyle w:val="VerbatimChar"/>
-          <w:rFonts w:ascii="Times New Roman" w:hAnsi="Times New Roman" w:eastAsia="Times New Roman" w:cs="Times New Roman"/>
-        </w:rPr>
-        <w:t xml:space="preserve">Step </w:t>
-      </w:r>
-      <w:r>
-        <w:rPr>
-          <w:rStyle w:val="VerbatimChar"/>
-          <w:rFonts w:hint="eastAsia" w:ascii="Times New Roman" w:hAnsi="Times New Roman" w:eastAsia="Times New Roman" w:cs="Times New Roman"/>
-        </w:rPr>
-        <w:t>2（</w:t>
-      </w:r>
-      <w:r>
-        <w:rPr>
-          <w:rStyle w:val="VerbatimChar"/>
-          <w:rFonts w:hint="eastAsia" w:ascii="Times New Roman" w:hAnsi="Times New Roman" w:eastAsia="FangSong" w:cs="Times New Roman"/>
-        </w:rPr>
-        <w:t>快</w:t>
-      </w:r>
-      <w:r>
-        <w:rPr>
-          <w:rStyle w:val="VerbatimChar"/>
-          <w:rFonts w:hint="eastAsia" w:ascii="Times New Roman" w:hAnsi="Times New Roman" w:eastAsia="Times New Roman" w:cs="Times New Roman"/>
-        </w:rPr>
-        <w:t>）：R</w:t>
-      </w:r>
-      <w:r>
-        <w:rPr>
-          <w:rStyle w:val="VerbatimChar"/>
-          <w:rFonts w:hint="eastAsia" w:ascii="Times New Roman" w:hAnsi="Times New Roman" w:eastAsia="Times New Roman" w:cs="Times New Roman"/>
-          <w:vertAlign w:val="superscript"/>
-        </w:rPr>
-        <w:t>+</w:t>
-      </w:r>
-      <w:r>
-        <w:rPr>
-          <w:rStyle w:val="VerbatimChar"/>
-          <w:rFonts w:ascii="Times New Roman" w:hAnsi="Times New Roman" w:eastAsia="Times New Roman" w:cs="Times New Roman"/>
-        </w:rPr>
-        <w:t xml:space="preserve"> + Nu</w:t>
-      </w:r>
-      <w:r>
-        <w:rPr>
-          <w:rStyle w:val="VerbatimChar"/>
-          <w:rFonts w:ascii="Times New Roman" w:hAnsi="Times New Roman" w:eastAsia="Times New Roman" w:cs="Times New Roman"/>
-          <w:vertAlign w:val="superscript"/>
-        </w:rPr>
-        <w:t>-</w:t>
-      </w:r>
-      <w:r>
-        <w:rPr>
-          <w:rStyle w:val="VerbatimChar"/>
-          <w:rFonts w:ascii="Times New Roman" w:hAnsi="Times New Roman" w:eastAsia="Times New Roman" w:cs="Times New Roman"/>
-        </w:rPr>
-        <w:t xml:space="preserve">/HNu → R—Nu     </w:t>
-      </w:r>
-      <w:r>
-        <w:rPr>
-          <w:rStyle w:val="VerbatimChar"/>
-          <w:rFonts w:hint="eastAsia" w:ascii="Times New Roman" w:hAnsi="Times New Roman" w:eastAsia="Times New Roman" w:cs="Times New Roman"/>
-        </w:rPr>
-        <w:t>（</w:t>
-      </w:r>
-      <w:r>
-        <w:rPr>
-          <w:rStyle w:val="VerbatimChar"/>
-          <w:rFonts w:hint="eastAsia" w:ascii="Times New Roman" w:hAnsi="Times New Roman" w:eastAsia="FangSong" w:cs="Times New Roman"/>
-        </w:rPr>
-        <w:t>若中性亲核试剂</w:t>
-      </w:r>
-      <w:r>
-        <w:rPr>
-          <w:rStyle w:val="VerbatimChar"/>
-          <w:rFonts w:hint="eastAsia" w:ascii="Times New Roman" w:hAnsi="Times New Roman" w:eastAsia="Times New Roman" w:cs="Times New Roman"/>
-        </w:rPr>
-        <w:t>，</w:t>
-      </w:r>
-      <w:r>
-        <w:rPr>
-          <w:rStyle w:val="VerbatimChar"/>
-          <w:rFonts w:hint="eastAsia" w:ascii="Times New Roman" w:hAnsi="Times New Roman" w:eastAsia="FangSong" w:cs="Times New Roman"/>
-        </w:rPr>
-        <w:t>再失去</w:t>
-      </w:r>
-      <w:r>
-        <w:rPr>
-          <w:rStyle w:val="VerbatimChar"/>
-          <w:rFonts w:ascii="Times New Roman" w:hAnsi="Times New Roman" w:eastAsia="Times New Roman" w:cs="Times New Roman"/>
-        </w:rPr>
-        <w:t xml:space="preserve"> </w:t>
-      </w:r>
-      <w:r>
-        <w:rPr>
-          <w:rStyle w:val="VerbatimChar"/>
-          <w:rFonts w:hint="eastAsia" w:ascii="Times New Roman" w:hAnsi="Times New Roman" w:eastAsia="Times New Roman" w:cs="Times New Roman"/>
-        </w:rPr>
-        <w:t>H</w:t>
-      </w:r>
-      <w:r>
-        <w:rPr>
-          <w:rStyle w:val="VerbatimChar"/>
-          <w:rFonts w:hint="eastAsia" w:ascii="Times New Roman" w:hAnsi="Times New Roman" w:eastAsia="Times New Roman" w:cs="Times New Roman"/>
-          <w:vertAlign w:val="superscript"/>
-        </w:rPr>
-        <w:t>+</w:t>
-      </w:r>
-      <w:r>
-        <w:rPr>
-          <w:rStyle w:val="VerbatimChar"/>
-          <w:rFonts w:hint="eastAsia" w:ascii="Times New Roman" w:hAnsi="Times New Roman" w:eastAsia="Times New Roman" w:cs="Times New Roman"/>
-        </w:rPr>
-        <w:t>）</w:t>
-      </w:r>
-    </w:p>
-    <w:p>
-      <w:pPr>
-        <w:pStyle w:val="FirstParagraph"/>
+        <w:pStyle w:val="BodyText"/>
       </w:pPr>
       <w:r>
         <w:rPr>
@@ -17490,290 +17459,269 @@
     </w:p>
     <w:p>
       <w:pPr>
-        <w:pStyle w:val="SourceCode"/>
+        <w:pStyle w:val="Compact"/>
+        <w:numPr>
+          <w:ilvl w:val="0"/>
+          <w:numId w:val="1003"/>
+        </w:numPr>
       </w:pPr>
       <w:r>
         <w:rPr>
-          <w:rStyle w:val="VerbatimChar"/>
           <w:rFonts w:hint="eastAsia" w:ascii="Times New Roman" w:hAnsi="Times New Roman" w:eastAsia="FangSong" w:cs="Times New Roman"/>
         </w:rPr>
         <w:t xml:space="preserve">底物级数</w:t>
       </w:r>
-      <w:r>
-        <w:rPr>
-          <w:rFonts w:ascii="Times New Roman" w:hAnsi="Times New Roman" w:eastAsia="Times New Roman" w:cs="Times New Roman"/>
-        </w:rPr>
-        <w:br/>
-      </w:r>
-      <w:r>
-        <w:rPr>
-          <w:rStyle w:val="VerbatimChar"/>
-          <w:rFonts w:ascii="Times New Roman" w:hAnsi="Times New Roman" w:eastAsia="Times New Roman" w:cs="Times New Roman"/>
-        </w:rPr>
-        <w:t xml:space="preserve">  ├── 1° + </w:t>
-      </w:r>
-      <w:r>
-        <w:rPr>
-          <w:rStyle w:val="VerbatimChar"/>
+    </w:p>
+    <w:p>
+      <w:pPr>
+        <w:pStyle w:val="Compact"/>
+        <w:numPr>
+          <w:ilvl w:val="1"/>
+          <w:numId w:val="1004"/>
+        </w:numPr>
+      </w:pPr>
+      <w:r>
+        <w:rPr>
+          <w:rFonts w:ascii="Times New Roman" w:hAnsi="Times New Roman" w:eastAsia="Times New Roman" w:cs="Times New Roman"/>
+        </w:rPr>
+        <w:t xml:space="preserve">1° + </w:t>
+      </w:r>
+      <w:r>
+        <w:rPr>
           <w:rFonts w:hint="eastAsia" w:ascii="Times New Roman" w:hAnsi="Times New Roman" w:eastAsia="FangSong" w:cs="Times New Roman"/>
         </w:rPr>
         <w:t xml:space="preserve">强亲核弱碱</w:t>
       </w:r>
       <w:r>
         <w:rPr>
-          <w:rStyle w:val="VerbatimChar"/>
           <w:rFonts w:ascii="Times New Roman" w:hAnsi="Times New Roman" w:eastAsia="Times New Roman" w:cs="Times New Roman"/>
         </w:rPr>
         <w:t xml:space="preserve"> → SN2</w:t>
       </w:r>
-      <w:r>
-        <w:rPr>
-          <w:rFonts w:ascii="Times New Roman" w:hAnsi="Times New Roman" w:eastAsia="Times New Roman" w:cs="Times New Roman"/>
-        </w:rPr>
-        <w:br/>
-      </w:r>
-      <w:r>
-        <w:rPr>
-          <w:rStyle w:val="VerbatimChar"/>
-          <w:rFonts w:ascii="Times New Roman" w:hAnsi="Times New Roman" w:eastAsia="Times New Roman" w:cs="Times New Roman"/>
-        </w:rPr>
-        <w:t xml:space="preserve">  ├── 1° + </w:t>
-      </w:r>
-      <w:r>
-        <w:rPr>
-          <w:rStyle w:val="VerbatimChar"/>
+    </w:p>
+    <w:p>
+      <w:pPr>
+        <w:pStyle w:val="Compact"/>
+        <w:numPr>
+          <w:ilvl w:val="1"/>
+          <w:numId w:val="1004"/>
+        </w:numPr>
+      </w:pPr>
+      <w:r>
+        <w:rPr>
+          <w:rFonts w:ascii="Times New Roman" w:hAnsi="Times New Roman" w:eastAsia="Times New Roman" w:cs="Times New Roman"/>
+        </w:rPr>
+        <w:t xml:space="preserve">1° + </w:t>
+      </w:r>
+      <w:r>
+        <w:rPr>
           <w:rFonts w:hint="eastAsia" w:ascii="Times New Roman" w:hAnsi="Times New Roman" w:eastAsia="FangSong" w:cs="Times New Roman"/>
         </w:rPr>
         <w:t xml:space="preserve">强碱</w:t>
       </w:r>
       <w:r>
         <w:rPr>
-          <w:rStyle w:val="VerbatimChar"/>
           <w:rFonts w:ascii="Times New Roman" w:hAnsi="Times New Roman" w:eastAsia="Times New Roman" w:cs="Times New Roman"/>
         </w:rPr>
         <w:t xml:space="preserve"> → </w:t>
       </w:r>
       <w:r>
         <w:rPr>
-          <w:rStyle w:val="VerbatimChar"/>
           <w:rFonts w:hint="eastAsia" w:ascii="Times New Roman" w:hAnsi="Times New Roman" w:eastAsia="Times New Roman" w:cs="Times New Roman"/>
         </w:rPr>
         <w:t>E2（</w:t>
       </w:r>
       <w:r>
         <w:rPr>
-          <w:rStyle w:val="VerbatimChar"/>
           <w:rFonts w:hint="eastAsia" w:ascii="Times New Roman" w:hAnsi="Times New Roman" w:eastAsia="FangSong" w:cs="Times New Roman"/>
         </w:rPr>
         <w:t>尤其高温</w:t>
       </w:r>
       <w:r>
         <w:rPr>
-          <w:rStyle w:val="VerbatimChar"/>
           <w:rFonts w:hint="eastAsia" w:ascii="Times New Roman" w:hAnsi="Times New Roman" w:eastAsia="Times New Roman" w:cs="Times New Roman"/>
         </w:rPr>
         <w:t>）</w:t>
       </w:r>
-      <w:r>
-        <w:rPr>
-          <w:rFonts w:ascii="Times New Roman" w:hAnsi="Times New Roman" w:eastAsia="Times New Roman" w:cs="Times New Roman"/>
-        </w:rPr>
-        <w:br/>
-      </w:r>
-      <w:r>
-        <w:rPr>
-          <w:rStyle w:val="VerbatimChar"/>
-          <w:rFonts w:ascii="Times New Roman" w:hAnsi="Times New Roman" w:eastAsia="Times New Roman" w:cs="Times New Roman"/>
-        </w:rPr>
-        <w:t xml:space="preserve">  ├── 2° + </w:t>
-      </w:r>
-      <w:r>
-        <w:rPr>
-          <w:rStyle w:val="VerbatimChar"/>
+    </w:p>
+    <w:p>
+      <w:pPr>
+        <w:pStyle w:val="Compact"/>
+        <w:numPr>
+          <w:ilvl w:val="1"/>
+          <w:numId w:val="1004"/>
+        </w:numPr>
+      </w:pPr>
+      <w:r>
+        <w:rPr>
+          <w:rFonts w:ascii="Times New Roman" w:hAnsi="Times New Roman" w:eastAsia="Times New Roman" w:cs="Times New Roman"/>
+        </w:rPr>
+        <w:t xml:space="preserve">2° + </w:t>
+      </w:r>
+      <w:r>
+        <w:rPr>
           <w:rFonts w:hint="eastAsia" w:ascii="Times New Roman" w:hAnsi="Times New Roman" w:eastAsia="FangSong" w:cs="Times New Roman"/>
         </w:rPr>
         <w:t xml:space="preserve">强亲核弱碱</w:t>
       </w:r>
       <w:r>
         <w:rPr>
-          <w:rStyle w:val="VerbatimChar"/>
           <w:rFonts w:ascii="Times New Roman" w:hAnsi="Times New Roman" w:eastAsia="Times New Roman" w:cs="Times New Roman"/>
         </w:rPr>
         <w:t xml:space="preserve"> → SN2</w:t>
       </w:r>
-      <w:r>
-        <w:rPr>
-          <w:rFonts w:ascii="Times New Roman" w:hAnsi="Times New Roman" w:eastAsia="Times New Roman" w:cs="Times New Roman"/>
-        </w:rPr>
-        <w:br/>
-      </w:r>
-      <w:r>
-        <w:rPr>
-          <w:rStyle w:val="VerbatimChar"/>
-          <w:rFonts w:ascii="Times New Roman" w:hAnsi="Times New Roman" w:eastAsia="Times New Roman" w:cs="Times New Roman"/>
-        </w:rPr>
-        <w:t xml:space="preserve">  ├── 2° + </w:t>
-      </w:r>
-      <w:r>
-        <w:rPr>
-          <w:rStyle w:val="VerbatimChar"/>
+    </w:p>
+    <w:p>
+      <w:pPr>
+        <w:pStyle w:val="Compact"/>
+        <w:numPr>
+          <w:ilvl w:val="1"/>
+          <w:numId w:val="1004"/>
+        </w:numPr>
+      </w:pPr>
+      <w:r>
+        <w:rPr>
+          <w:rFonts w:ascii="Times New Roman" w:hAnsi="Times New Roman" w:eastAsia="Times New Roman" w:cs="Times New Roman"/>
+        </w:rPr>
+        <w:t xml:space="preserve">2° + </w:t>
+      </w:r>
+      <w:r>
+        <w:rPr>
           <w:rFonts w:hint="eastAsia" w:ascii="Times New Roman" w:hAnsi="Times New Roman" w:eastAsia="FangSong" w:cs="Times New Roman"/>
         </w:rPr>
         <w:t xml:space="preserve">强碱</w:t>
       </w:r>
       <w:r>
         <w:rPr>
-          <w:rStyle w:val="VerbatimChar"/>
           <w:rFonts w:ascii="Times New Roman" w:hAnsi="Times New Roman" w:eastAsia="Times New Roman" w:cs="Times New Roman"/>
         </w:rPr>
         <w:t xml:space="preserve"> → </w:t>
       </w:r>
       <w:r>
         <w:rPr>
-          <w:rStyle w:val="VerbatimChar"/>
           <w:rFonts w:hint="eastAsia" w:ascii="Times New Roman" w:hAnsi="Times New Roman" w:eastAsia="Times New Roman" w:cs="Times New Roman"/>
         </w:rPr>
         <w:t>E2（</w:t>
       </w:r>
       <w:r>
         <w:rPr>
-          <w:rStyle w:val="VerbatimChar"/>
           <w:rFonts w:hint="eastAsia" w:ascii="Times New Roman" w:hAnsi="Times New Roman" w:eastAsia="FangSong" w:cs="Times New Roman"/>
         </w:rPr>
         <w:t>尤其大位阻碱</w:t>
       </w:r>
       <w:r>
         <w:rPr>
-          <w:rStyle w:val="VerbatimChar"/>
           <w:rFonts w:hint="eastAsia" w:ascii="Times New Roman" w:hAnsi="Times New Roman" w:eastAsia="Times New Roman" w:cs="Times New Roman"/>
         </w:rPr>
         <w:t>）</w:t>
       </w:r>
-      <w:r>
-        <w:rPr>
-          <w:rFonts w:ascii="Times New Roman" w:hAnsi="Times New Roman" w:eastAsia="Times New Roman" w:cs="Times New Roman"/>
-        </w:rPr>
-        <w:br/>
-      </w:r>
-      <w:r>
-        <w:rPr>
-          <w:rStyle w:val="VerbatimChar"/>
-          <w:rFonts w:ascii="Times New Roman" w:hAnsi="Times New Roman" w:eastAsia="Times New Roman" w:cs="Times New Roman"/>
-        </w:rPr>
-        <w:t xml:space="preserve">  └── 3° → SN2 </w:t>
-      </w:r>
-      <w:r>
-        <w:rPr>
-          <w:rStyle w:val="VerbatimChar"/>
+    </w:p>
+    <w:p>
+      <w:pPr>
+        <w:pStyle w:val="Compact"/>
+        <w:numPr>
+          <w:ilvl w:val="1"/>
+          <w:numId w:val="1004"/>
+        </w:numPr>
+      </w:pPr>
+      <w:r>
+        <w:rPr>
+          <w:rFonts w:ascii="Times New Roman" w:hAnsi="Times New Roman" w:eastAsia="Times New Roman" w:cs="Times New Roman"/>
+        </w:rPr>
+        <w:t xml:space="preserve">3° → SN2 </w:t>
+      </w:r>
+      <w:r>
+        <w:rPr>
           <w:rFonts w:hint="eastAsia" w:ascii="Times New Roman" w:hAnsi="Times New Roman" w:eastAsia="FangSong" w:cs="Times New Roman"/>
         </w:rPr>
         <w:t>几乎不可能</w:t>
       </w:r>
       <w:r>
         <w:rPr>
-          <w:rStyle w:val="VerbatimChar"/>
           <w:rFonts w:hint="eastAsia" w:ascii="Times New Roman" w:hAnsi="Times New Roman" w:eastAsia="Times New Roman" w:cs="Times New Roman"/>
         </w:rPr>
         <w:t>，</w:t>
       </w:r>
       <w:r>
         <w:rPr>
-          <w:rStyle w:val="VerbatimChar"/>
           <w:rFonts w:hint="eastAsia" w:ascii="Times New Roman" w:hAnsi="Times New Roman" w:eastAsia="FangSong" w:cs="Times New Roman"/>
         </w:rPr>
         <w:t>强碱走</w:t>
       </w:r>
       <w:r>
         <w:rPr>
-          <w:rStyle w:val="VerbatimChar"/>
           <w:rFonts w:ascii="Times New Roman" w:hAnsi="Times New Roman" w:eastAsia="Times New Roman" w:cs="Times New Roman"/>
         </w:rPr>
         <w:t xml:space="preserve"> </w:t>
       </w:r>
       <w:r>
         <w:rPr>
-          <w:rStyle w:val="VerbatimChar"/>
           <w:rFonts w:hint="eastAsia" w:ascii="Times New Roman" w:hAnsi="Times New Roman" w:eastAsia="Times New Roman" w:cs="Times New Roman"/>
         </w:rPr>
         <w:t>E2，</w:t>
       </w:r>
       <w:r>
         <w:rPr>
-          <w:rStyle w:val="VerbatimChar"/>
           <w:rFonts w:hint="eastAsia" w:ascii="Times New Roman" w:hAnsi="Times New Roman" w:eastAsia="FangSong" w:cs="Times New Roman"/>
         </w:rPr>
         <w:t>弱碱走</w:t>
       </w:r>
       <w:r>
         <w:rPr>
-          <w:rStyle w:val="VerbatimChar"/>
           <w:rFonts w:ascii="Times New Roman" w:hAnsi="Times New Roman" w:eastAsia="Times New Roman" w:cs="Times New Roman"/>
         </w:rPr>
         <w:t xml:space="preserve"> SN1/E1</w:t>
       </w:r>
-      <w:r>
-        <w:rPr>
-          <w:rFonts w:ascii="Times New Roman" w:hAnsi="Times New Roman" w:eastAsia="Times New Roman" w:cs="Times New Roman"/>
-        </w:rPr>
-        <w:br/>
-      </w:r>
-      <w:r>
-        <w:rPr>
-          <w:rFonts w:ascii="Times New Roman" w:hAnsi="Times New Roman" w:eastAsia="Times New Roman" w:cs="Times New Roman"/>
-        </w:rPr>
-        <w:br/>
-      </w:r>
-      <w:r>
-        <w:rPr>
-          <w:rStyle w:val="VerbatimChar"/>
+    </w:p>
+    <w:p>
+      <w:pPr>
+        <w:pStyle w:val="Compact"/>
+        <w:numPr>
+          <w:ilvl w:val="0"/>
+          <w:numId w:val="1003"/>
+        </w:numPr>
+      </w:pPr>
+      <w:r>
+        <w:rPr>
           <w:rFonts w:hint="eastAsia" w:ascii="Times New Roman" w:hAnsi="Times New Roman" w:eastAsia="FangSong" w:cs="Times New Roman"/>
         </w:rPr>
         <w:t xml:space="preserve">试剂特征</w:t>
       </w:r>
-      <w:r>
-        <w:rPr>
-          <w:rFonts w:ascii="Times New Roman" w:hAnsi="Times New Roman" w:eastAsia="Times New Roman" w:cs="Times New Roman"/>
-        </w:rPr>
-        <w:br/>
-      </w:r>
-      <w:r>
-        <w:rPr>
-          <w:rStyle w:val="VerbatimChar"/>
-          <w:rFonts w:ascii="Times New Roman" w:hAnsi="Times New Roman" w:eastAsia="Times New Roman" w:cs="Times New Roman"/>
-        </w:rPr>
-        <w:t xml:space="preserve">  ├── </w:t>
-      </w:r>
-      <w:r>
-        <w:rPr>
-          <w:rStyle w:val="VerbatimChar"/>
+    </w:p>
+    <w:p>
+      <w:pPr>
+        <w:pStyle w:val="Compact"/>
+        <w:numPr>
+          <w:ilvl w:val="1"/>
+          <w:numId w:val="1005"/>
+        </w:numPr>
+      </w:pPr>
+      <w:r>
+        <w:rPr>
           <w:rFonts w:hint="eastAsia" w:ascii="Times New Roman" w:hAnsi="Times New Roman" w:eastAsia="FangSong" w:cs="Times New Roman"/>
         </w:rPr>
         <w:t xml:space="preserve">强亲核</w:t>
       </w:r>
       <w:r>
         <w:rPr>
-          <w:rStyle w:val="VerbatimChar"/>
           <w:rFonts w:ascii="Times New Roman" w:hAnsi="Times New Roman" w:eastAsia="Times New Roman" w:cs="Times New Roman"/>
         </w:rPr>
         <w:t xml:space="preserve"> + </w:t>
       </w:r>
       <w:r>
         <w:rPr>
-          <w:rStyle w:val="VerbatimChar"/>
           <w:rFonts w:hint="eastAsia" w:ascii="Times New Roman" w:hAnsi="Times New Roman" w:eastAsia="FangSong" w:cs="Times New Roman"/>
         </w:rPr>
         <w:t>弱碱</w:t>
       </w:r>
       <w:r>
         <w:rPr>
-          <w:rStyle w:val="VerbatimChar"/>
           <w:rFonts w:hint="eastAsia" w:ascii="Times New Roman" w:hAnsi="Times New Roman" w:eastAsia="Times New Roman" w:cs="Times New Roman"/>
         </w:rPr>
         <w:t>（I</w:t>
       </w:r>
       <w:r>
         <w:rPr>
-          <w:rStyle w:val="VerbatimChar"/>
           <w:rFonts w:hint="eastAsia" w:ascii="Times New Roman" w:hAnsi="Times New Roman" w:eastAsia="Times New Roman" w:cs="Times New Roman"/>
           <w:vertAlign w:val="superscript"/>
         </w:rPr>
@@ -17781,21 +17729,18 @@
       </w:r>
       <w:r>
         <w:rPr>
-          <w:rStyle w:val="VerbatimChar"/>
           <w:rFonts w:hint="eastAsia" w:ascii="Times New Roman" w:hAnsi="Times New Roman" w:eastAsia="Times New Roman" w:cs="Times New Roman"/>
         </w:rPr>
         <w:t>,</w:t>
       </w:r>
       <w:r>
         <w:rPr>
-          <w:rStyle w:val="VerbatimChar"/>
           <w:rFonts w:ascii="Times New Roman" w:hAnsi="Times New Roman" w:eastAsia="Times New Roman" w:cs="Times New Roman"/>
         </w:rPr>
         <w:t xml:space="preserve"> N</w:t>
       </w:r>
       <w:r>
         <w:rPr>
-          <w:rStyle w:val="VerbatimChar"/>
           <w:rFonts w:ascii="Times New Roman" w:hAnsi="Times New Roman" w:eastAsia="Times New Roman" w:cs="Times New Roman"/>
           <w:vertAlign w:val="subscript"/>
         </w:rPr>
@@ -17803,7 +17748,6 @@
       </w:r>
       <w:r>
         <w:rPr>
-          <w:rStyle w:val="VerbatimChar"/>
           <w:rFonts w:ascii="Times New Roman" w:hAnsi="Times New Roman" w:eastAsia="Times New Roman" w:cs="Times New Roman"/>
           <w:vertAlign w:val="superscript"/>
         </w:rPr>
@@ -17811,14 +17755,12 @@
       </w:r>
       <w:r>
         <w:rPr>
-          <w:rStyle w:val="VerbatimChar"/>
           <w:rFonts w:ascii="Times New Roman" w:hAnsi="Times New Roman" w:eastAsia="Times New Roman" w:cs="Times New Roman"/>
         </w:rPr>
         <w:t>, Br</w:t>
       </w:r>
       <w:r>
         <w:rPr>
-          <w:rStyle w:val="VerbatimChar"/>
           <w:rFonts w:ascii="Times New Roman" w:hAnsi="Times New Roman" w:eastAsia="Times New Roman" w:cs="Times New Roman"/>
           <w:vertAlign w:val="superscript"/>
         </w:rPr>
@@ -17826,21 +17768,18 @@
       </w:r>
       <w:r>
         <w:rPr>
-          <w:rStyle w:val="VerbatimChar"/>
           <w:rFonts w:ascii="Times New Roman" w:hAnsi="Times New Roman" w:eastAsia="Times New Roman" w:cs="Times New Roman"/>
         </w:rPr>
         <w:t xml:space="preserve">, </w:t>
       </w:r>
       <w:r>
         <w:rPr>
-          <w:rStyle w:val="VerbatimChar"/>
           <w:rFonts w:hint="eastAsia" w:ascii="Times New Roman" w:hAnsi="Times New Roman" w:eastAsia="Times New Roman" w:cs="Times New Roman"/>
         </w:rPr>
         <w:t>CN</w:t>
       </w:r>
       <w:r>
         <w:rPr>
-          <w:rStyle w:val="VerbatimChar"/>
           <w:rFonts w:hint="eastAsia" w:ascii="Times New Roman" w:hAnsi="Times New Roman" w:eastAsia="Times New Roman" w:cs="Times New Roman"/>
           <w:vertAlign w:val="superscript"/>
         </w:rPr>
@@ -17848,62 +17787,51 @@
       </w:r>
       <w:r>
         <w:rPr>
-          <w:rStyle w:val="VerbatimChar"/>
           <w:rFonts w:hint="eastAsia" w:ascii="Times New Roman" w:hAnsi="Times New Roman" w:eastAsia="Times New Roman" w:cs="Times New Roman"/>
         </w:rPr>
         <w:t>）→</w:t>
       </w:r>
       <w:r>
         <w:rPr>
-          <w:rStyle w:val="VerbatimChar"/>
           <w:rFonts w:ascii="Times New Roman" w:hAnsi="Times New Roman" w:eastAsia="Times New Roman" w:cs="Times New Roman"/>
         </w:rPr>
         <w:t xml:space="preserve"> SN2</w:t>
       </w:r>
-      <w:r>
-        <w:rPr>
-          <w:rFonts w:ascii="Times New Roman" w:hAnsi="Times New Roman" w:eastAsia="Times New Roman" w:cs="Times New Roman"/>
-        </w:rPr>
-        <w:br/>
-      </w:r>
-      <w:r>
-        <w:rPr>
-          <w:rStyle w:val="VerbatimChar"/>
-          <w:rFonts w:ascii="Times New Roman" w:hAnsi="Times New Roman" w:eastAsia="Times New Roman" w:cs="Times New Roman"/>
-        </w:rPr>
-        <w:t xml:space="preserve">  ├── </w:t>
-      </w:r>
-      <w:r>
-        <w:rPr>
-          <w:rStyle w:val="VerbatimChar"/>
+    </w:p>
+    <w:p>
+      <w:pPr>
+        <w:pStyle w:val="Compact"/>
+        <w:numPr>
+          <w:ilvl w:val="1"/>
+          <w:numId w:val="1005"/>
+        </w:numPr>
+      </w:pPr>
+      <w:r>
+        <w:rPr>
           <w:rFonts w:hint="eastAsia" w:ascii="Times New Roman" w:hAnsi="Times New Roman" w:eastAsia="FangSong" w:cs="Times New Roman"/>
         </w:rPr>
         <w:t xml:space="preserve">强亲核</w:t>
       </w:r>
       <w:r>
         <w:rPr>
-          <w:rStyle w:val="VerbatimChar"/>
           <w:rFonts w:ascii="Times New Roman" w:hAnsi="Times New Roman" w:eastAsia="Times New Roman" w:cs="Times New Roman"/>
         </w:rPr>
         <w:t xml:space="preserve"> + </w:t>
       </w:r>
       <w:r>
         <w:rPr>
-          <w:rStyle w:val="VerbatimChar"/>
           <w:rFonts w:hint="eastAsia" w:ascii="Times New Roman" w:hAnsi="Times New Roman" w:eastAsia="FangSong" w:cs="Times New Roman"/>
         </w:rPr>
         <w:t>强碱</w:t>
       </w:r>
       <w:r>
         <w:rPr>
-          <w:rStyle w:val="VerbatimChar"/>
           <w:rFonts w:hint="eastAsia" w:ascii="Times New Roman" w:hAnsi="Times New Roman" w:eastAsia="Times New Roman" w:cs="Times New Roman"/>
         </w:rPr>
         <w:t>（HO</w:t>
       </w:r>
       <w:r>
         <w:rPr>
-          <w:rStyle w:val="VerbatimChar"/>
           <w:rFonts w:hint="eastAsia" w:ascii="Times New Roman" w:hAnsi="Times New Roman" w:eastAsia="Times New Roman" w:cs="Times New Roman"/>
           <w:vertAlign w:val="superscript"/>
         </w:rPr>
@@ -17911,28 +17839,24 @@
       </w:r>
       <w:r>
         <w:rPr>
-          <w:rStyle w:val="VerbatimChar"/>
           <w:rFonts w:hint="eastAsia" w:ascii="Times New Roman" w:hAnsi="Times New Roman" w:eastAsia="Times New Roman" w:cs="Times New Roman"/>
         </w:rPr>
         <w:t>,</w:t>
       </w:r>
       <w:r>
         <w:rPr>
-          <w:rStyle w:val="VerbatimChar"/>
           <w:rFonts w:ascii="Times New Roman" w:hAnsi="Times New Roman" w:eastAsia="Times New Roman" w:cs="Times New Roman"/>
         </w:rPr>
         <w:t xml:space="preserve"> </w:t>
       </w:r>
       <w:r>
         <w:rPr>
-          <w:rStyle w:val="VerbatimChar"/>
           <w:rFonts w:hint="eastAsia" w:ascii="Times New Roman" w:hAnsi="Times New Roman" w:eastAsia="Times New Roman" w:cs="Times New Roman"/>
         </w:rPr>
         <w:t>RO</w:t>
       </w:r>
       <w:r>
         <w:rPr>
-          <w:rStyle w:val="VerbatimChar"/>
           <w:rFonts w:hint="eastAsia" w:ascii="Times New Roman" w:hAnsi="Times New Roman" w:eastAsia="Times New Roman" w:cs="Times New Roman"/>
           <w:vertAlign w:val="superscript"/>
         </w:rPr>
@@ -17940,83 +17864,69 @@
       </w:r>
       <w:r>
         <w:rPr>
-          <w:rStyle w:val="VerbatimChar"/>
           <w:rFonts w:hint="eastAsia" w:ascii="Times New Roman" w:hAnsi="Times New Roman" w:eastAsia="Times New Roman" w:cs="Times New Roman"/>
         </w:rPr>
         <w:t>）→</w:t>
       </w:r>
       <w:r>
         <w:rPr>
-          <w:rStyle w:val="VerbatimChar"/>
           <w:rFonts w:ascii="Times New Roman" w:hAnsi="Times New Roman" w:eastAsia="Times New Roman" w:cs="Times New Roman"/>
         </w:rPr>
         <w:t xml:space="preserve"> 1° </w:t>
       </w:r>
       <w:r>
         <w:rPr>
-          <w:rStyle w:val="VerbatimChar"/>
           <w:rFonts w:hint="eastAsia" w:ascii="Times New Roman" w:hAnsi="Times New Roman" w:eastAsia="Times New Roman" w:cs="Times New Roman"/>
         </w:rPr>
         <w:t xml:space="preserve">SN2，2°/3°</w:t>
       </w:r>
       <w:r>
         <w:rPr>
-          <w:rStyle w:val="VerbatimChar"/>
           <w:rFonts w:ascii="Times New Roman" w:hAnsi="Times New Roman" w:eastAsia="Times New Roman" w:cs="Times New Roman"/>
         </w:rPr>
         <w:t xml:space="preserve"> E2 </w:t>
       </w:r>
       <w:r>
         <w:rPr>
-          <w:rStyle w:val="VerbatimChar"/>
           <w:rFonts w:hint="eastAsia" w:ascii="Times New Roman" w:hAnsi="Times New Roman" w:eastAsia="FangSong" w:cs="Times New Roman"/>
         </w:rPr>
         <w:t xml:space="preserve">竞争</w:t>
       </w:r>
-      <w:r>
-        <w:rPr>
-          <w:rFonts w:ascii="Times New Roman" w:hAnsi="Times New Roman" w:eastAsia="Times New Roman" w:cs="Times New Roman"/>
-        </w:rPr>
-        <w:br/>
-      </w:r>
-      <w:r>
-        <w:rPr>
-          <w:rStyle w:val="VerbatimChar"/>
-          <w:rFonts w:ascii="Times New Roman" w:hAnsi="Times New Roman" w:eastAsia="Times New Roman" w:cs="Times New Roman"/>
-        </w:rPr>
-        <w:t xml:space="preserve">  └── </w:t>
-      </w:r>
-      <w:r>
-        <w:rPr>
-          <w:rStyle w:val="VerbatimChar"/>
+    </w:p>
+    <w:p>
+      <w:pPr>
+        <w:pStyle w:val="Compact"/>
+        <w:numPr>
+          <w:ilvl w:val="1"/>
+          <w:numId w:val="1005"/>
+        </w:numPr>
+      </w:pPr>
+      <w:r>
+        <w:rPr>
           <w:rFonts w:hint="eastAsia" w:ascii="Times New Roman" w:hAnsi="Times New Roman" w:eastAsia="FangSong" w:cs="Times New Roman"/>
         </w:rPr>
         <w:t xml:space="preserve">弱亲核</w:t>
       </w:r>
       <w:r>
         <w:rPr>
-          <w:rStyle w:val="VerbatimChar"/>
           <w:rFonts w:ascii="Times New Roman" w:hAnsi="Times New Roman" w:eastAsia="Times New Roman" w:cs="Times New Roman"/>
         </w:rPr>
         <w:t xml:space="preserve"> + </w:t>
       </w:r>
       <w:r>
         <w:rPr>
-          <w:rStyle w:val="VerbatimChar"/>
           <w:rFonts w:hint="eastAsia" w:ascii="Times New Roman" w:hAnsi="Times New Roman" w:eastAsia="FangSong" w:cs="Times New Roman"/>
         </w:rPr>
         <w:t>强碱</w:t>
       </w:r>
       <w:r>
         <w:rPr>
-          <w:rStyle w:val="VerbatimChar"/>
           <w:rFonts w:hint="eastAsia" w:ascii="Times New Roman" w:hAnsi="Times New Roman" w:eastAsia="Times New Roman" w:cs="Times New Roman"/>
         </w:rPr>
         <w:t>（t-BuO</w:t>
       </w:r>
       <w:r>
         <w:rPr>
-          <w:rStyle w:val="VerbatimChar"/>
           <w:rFonts w:hint="eastAsia" w:ascii="Times New Roman" w:hAnsi="Times New Roman" w:eastAsia="Times New Roman" w:cs="Times New Roman"/>
           <w:vertAlign w:val="superscript"/>
         </w:rPr>
@@ -18024,81 +17934,66 @@
       </w:r>
       <w:r>
         <w:rPr>
-          <w:rStyle w:val="VerbatimChar"/>
           <w:rFonts w:hint="eastAsia" w:ascii="Times New Roman" w:hAnsi="Times New Roman" w:eastAsia="Times New Roman" w:cs="Times New Roman"/>
         </w:rPr>
         <w:t>,</w:t>
       </w:r>
       <w:r>
         <w:rPr>
-          <w:rStyle w:val="VerbatimChar"/>
           <w:rFonts w:ascii="Times New Roman" w:hAnsi="Times New Roman" w:eastAsia="Times New Roman" w:cs="Times New Roman"/>
         </w:rPr>
         <w:t xml:space="preserve"> </w:t>
       </w:r>
       <w:r>
         <w:rPr>
-          <w:rStyle w:val="VerbatimChar"/>
           <w:rFonts w:hint="eastAsia" w:ascii="Times New Roman" w:hAnsi="Times New Roman" w:eastAsia="Times New Roman" w:cs="Times New Roman"/>
         </w:rPr>
         <w:t xml:space="preserve">LDA）→</w:t>
       </w:r>
       <w:r>
         <w:rPr>
-          <w:rStyle w:val="VerbatimChar"/>
           <w:rFonts w:ascii="Times New Roman" w:hAnsi="Times New Roman" w:eastAsia="Times New Roman" w:cs="Times New Roman"/>
         </w:rPr>
         <w:t xml:space="preserve"> E2</w:t>
       </w:r>
-      <w:r>
-        <w:rPr>
-          <w:rFonts w:ascii="Times New Roman" w:hAnsi="Times New Roman" w:eastAsia="Times New Roman" w:cs="Times New Roman"/>
-        </w:rPr>
-        <w:br/>
-      </w:r>
-      <w:r>
-        <w:rPr>
-          <w:rFonts w:ascii="Times New Roman" w:hAnsi="Times New Roman" w:eastAsia="Times New Roman" w:cs="Times New Roman"/>
-        </w:rPr>
-        <w:br/>
-      </w:r>
-      <w:r>
-        <w:rPr>
-          <w:rStyle w:val="VerbatimChar"/>
+    </w:p>
+    <w:p>
+      <w:pPr>
+        <w:pStyle w:val="Compact"/>
+        <w:numPr>
+          <w:ilvl w:val="0"/>
+          <w:numId w:val="1003"/>
+        </w:numPr>
+      </w:pPr>
+      <w:r>
+        <w:rPr>
           <w:rFonts w:hint="eastAsia" w:ascii="Times New Roman" w:hAnsi="Times New Roman" w:eastAsia="FangSong" w:cs="Times New Roman"/>
         </w:rPr>
         <w:t xml:space="preserve">溶剂极性</w:t>
       </w:r>
-      <w:r>
-        <w:rPr>
-          <w:rFonts w:ascii="Times New Roman" w:hAnsi="Times New Roman" w:eastAsia="Times New Roman" w:cs="Times New Roman"/>
-        </w:rPr>
-        <w:br/>
-      </w:r>
-      <w:r>
-        <w:rPr>
-          <w:rStyle w:val="VerbatimChar"/>
-          <w:rFonts w:ascii="Times New Roman" w:hAnsi="Times New Roman" w:eastAsia="Times New Roman" w:cs="Times New Roman"/>
-        </w:rPr>
-        <w:t xml:space="preserve">  ├── </w:t>
-      </w:r>
-      <w:r>
-        <w:rPr>
-          <w:rStyle w:val="VerbatimChar"/>
+    </w:p>
+    <w:p>
+      <w:pPr>
+        <w:pStyle w:val="Compact"/>
+        <w:numPr>
+          <w:ilvl w:val="1"/>
+          <w:numId w:val="1006"/>
+        </w:numPr>
+      </w:pPr>
+      <w:r>
+        <w:rPr>
           <w:rFonts w:hint="eastAsia" w:ascii="Times New Roman" w:hAnsi="Times New Roman" w:eastAsia="FangSong" w:cs="Times New Roman"/>
         </w:rPr>
         <w:t>极性质子</w:t>
       </w:r>
       <w:r>
         <w:rPr>
-          <w:rStyle w:val="VerbatimChar"/>
           <w:rFonts w:hint="eastAsia" w:ascii="Times New Roman" w:hAnsi="Times New Roman" w:eastAsia="Times New Roman" w:cs="Times New Roman"/>
         </w:rPr>
         <w:t>（H</w:t>
       </w:r>
       <w:r>
         <w:rPr>
-          <w:rStyle w:val="VerbatimChar"/>
           <w:rFonts w:hint="eastAsia" w:ascii="Times New Roman" w:hAnsi="Times New Roman" w:eastAsia="Times New Roman" w:cs="Times New Roman"/>
           <w:vertAlign w:val="subscript"/>
         </w:rPr>
@@ -18106,233 +18001,192 @@
       </w:r>
       <w:r>
         <w:rPr>
-          <w:rStyle w:val="VerbatimChar"/>
           <w:rFonts w:hint="eastAsia" w:ascii="Times New Roman" w:hAnsi="Times New Roman" w:eastAsia="Times New Roman" w:cs="Times New Roman"/>
         </w:rPr>
         <w:t>O,</w:t>
       </w:r>
       <w:r>
         <w:rPr>
-          <w:rStyle w:val="VerbatimChar"/>
           <w:rFonts w:ascii="Times New Roman" w:hAnsi="Times New Roman" w:eastAsia="Times New Roman" w:cs="Times New Roman"/>
         </w:rPr>
         <w:t xml:space="preserve"> </w:t>
       </w:r>
       <w:r>
         <w:rPr>
-          <w:rStyle w:val="VerbatimChar"/>
           <w:rFonts w:hint="eastAsia" w:ascii="Times New Roman" w:hAnsi="Times New Roman" w:eastAsia="Times New Roman" w:cs="Times New Roman"/>
         </w:rPr>
         <w:t xml:space="preserve">ROH）→</w:t>
       </w:r>
       <w:r>
         <w:rPr>
-          <w:rStyle w:val="VerbatimChar"/>
           <w:rFonts w:ascii="Times New Roman" w:hAnsi="Times New Roman" w:eastAsia="Times New Roman" w:cs="Times New Roman"/>
         </w:rPr>
         <w:t xml:space="preserve"> </w:t>
       </w:r>
       <w:r>
         <w:rPr>
-          <w:rStyle w:val="VerbatimChar"/>
           <w:rFonts w:hint="eastAsia" w:ascii="Times New Roman" w:hAnsi="Times New Roman" w:eastAsia="FangSong" w:cs="Times New Roman"/>
         </w:rPr>
         <w:t xml:space="preserve">溶剂化碱</w:t>
       </w:r>
       <w:r>
         <w:rPr>
-          <w:rStyle w:val="VerbatimChar"/>
           <w:rFonts w:ascii="Times New Roman" w:hAnsi="Times New Roman" w:eastAsia="Times New Roman" w:cs="Times New Roman"/>
         </w:rPr>
         <w:t xml:space="preserve"> → E2 </w:t>
       </w:r>
       <w:r>
         <w:rPr>
-          <w:rStyle w:val="VerbatimChar"/>
           <w:rFonts w:hint="eastAsia" w:ascii="Times New Roman" w:hAnsi="Times New Roman" w:eastAsia="FangSong" w:cs="Times New Roman"/>
         </w:rPr>
         <w:t xml:space="preserve">减弱</w:t>
       </w:r>
-      <w:r>
-        <w:rPr>
-          <w:rFonts w:ascii="Times New Roman" w:hAnsi="Times New Roman" w:eastAsia="Times New Roman" w:cs="Times New Roman"/>
-        </w:rPr>
-        <w:br/>
-      </w:r>
-      <w:r>
-        <w:rPr>
-          <w:rStyle w:val="VerbatimChar"/>
-          <w:rFonts w:ascii="Times New Roman" w:hAnsi="Times New Roman" w:eastAsia="Times New Roman" w:cs="Times New Roman"/>
-        </w:rPr>
-        <w:t xml:space="preserve">  └── </w:t>
-      </w:r>
-      <w:r>
-        <w:rPr>
-          <w:rStyle w:val="VerbatimChar"/>
+    </w:p>
+    <w:p>
+      <w:pPr>
+        <w:pStyle w:val="Compact"/>
+        <w:numPr>
+          <w:ilvl w:val="1"/>
+          <w:numId w:val="1006"/>
+        </w:numPr>
+      </w:pPr>
+      <w:r>
+        <w:rPr>
           <w:rFonts w:hint="eastAsia" w:ascii="Times New Roman" w:hAnsi="Times New Roman" w:eastAsia="FangSong" w:cs="Times New Roman"/>
         </w:rPr>
         <w:t>极性非质子</w:t>
       </w:r>
       <w:r>
         <w:rPr>
-          <w:rStyle w:val="VerbatimChar"/>
           <w:rFonts w:hint="eastAsia" w:ascii="Times New Roman" w:hAnsi="Times New Roman" w:eastAsia="Times New Roman" w:cs="Times New Roman"/>
         </w:rPr>
         <w:t>（DMSO,</w:t>
       </w:r>
       <w:r>
         <w:rPr>
-          <w:rStyle w:val="VerbatimChar"/>
           <w:rFonts w:ascii="Times New Roman" w:hAnsi="Times New Roman" w:eastAsia="Times New Roman" w:cs="Times New Roman"/>
         </w:rPr>
         <w:t xml:space="preserve"> </w:t>
       </w:r>
       <w:r>
         <w:rPr>
-          <w:rStyle w:val="VerbatimChar"/>
           <w:rFonts w:hint="eastAsia" w:ascii="Times New Roman" w:hAnsi="Times New Roman" w:eastAsia="Times New Roman" w:cs="Times New Roman"/>
         </w:rPr>
         <w:t xml:space="preserve">DMF）→</w:t>
       </w:r>
       <w:r>
         <w:rPr>
-          <w:rStyle w:val="VerbatimChar"/>
           <w:rFonts w:ascii="Times New Roman" w:hAnsi="Times New Roman" w:eastAsia="Times New Roman" w:cs="Times New Roman"/>
         </w:rPr>
         <w:t xml:space="preserve"> </w:t>
       </w:r>
       <w:r>
         <w:rPr>
-          <w:rStyle w:val="VerbatimChar"/>
           <w:rFonts w:hint="eastAsia" w:ascii="Times New Roman" w:hAnsi="Times New Roman" w:eastAsia="FangSong" w:cs="Times New Roman"/>
         </w:rPr>
         <w:t xml:space="preserve">碱裸露</w:t>
       </w:r>
       <w:r>
         <w:rPr>
-          <w:rStyle w:val="VerbatimChar"/>
           <w:rFonts w:ascii="Times New Roman" w:hAnsi="Times New Roman" w:eastAsia="Times New Roman" w:cs="Times New Roman"/>
         </w:rPr>
         <w:t xml:space="preserve"> → E2 </w:t>
       </w:r>
       <w:r>
         <w:rPr>
-          <w:rStyle w:val="VerbatimChar"/>
           <w:rFonts w:hint="eastAsia" w:ascii="Times New Roman" w:hAnsi="Times New Roman" w:eastAsia="FangSong" w:cs="Times New Roman"/>
         </w:rPr>
         <w:t xml:space="preserve">增强</w:t>
       </w:r>
-      <w:r>
-        <w:rPr>
-          <w:rFonts w:ascii="Times New Roman" w:hAnsi="Times New Roman" w:eastAsia="Times New Roman" w:cs="Times New Roman"/>
-        </w:rPr>
-        <w:br/>
-      </w:r>
-      <w:r>
-        <w:rPr>
-          <w:rFonts w:ascii="Times New Roman" w:hAnsi="Times New Roman" w:eastAsia="Times New Roman" w:cs="Times New Roman"/>
-        </w:rPr>
-        <w:br/>
-      </w:r>
-      <w:r>
-        <w:rPr>
-          <w:rStyle w:val="VerbatimChar"/>
+    </w:p>
+    <w:p>
+      <w:pPr>
+        <w:pStyle w:val="Compact"/>
+        <w:numPr>
+          <w:ilvl w:val="0"/>
+          <w:numId w:val="1003"/>
+        </w:numPr>
+      </w:pPr>
+      <w:r>
+        <w:rPr>
           <w:rFonts w:hint="eastAsia" w:ascii="Times New Roman" w:hAnsi="Times New Roman" w:eastAsia="FangSong" w:cs="Times New Roman"/>
         </w:rPr>
         <w:t xml:space="preserve">温度</w:t>
       </w:r>
-      <w:r>
-        <w:rPr>
-          <w:rFonts w:ascii="Times New Roman" w:hAnsi="Times New Roman" w:eastAsia="Times New Roman" w:cs="Times New Roman"/>
-        </w:rPr>
-        <w:br/>
-      </w:r>
-      <w:r>
-        <w:rPr>
-          <w:rStyle w:val="VerbatimChar"/>
-          <w:rFonts w:ascii="Times New Roman" w:hAnsi="Times New Roman" w:eastAsia="Times New Roman" w:cs="Times New Roman"/>
-        </w:rPr>
-        <w:t xml:space="preserve">  ├── </w:t>
-      </w:r>
-      <w:r>
-        <w:rPr>
-          <w:rStyle w:val="VerbatimChar"/>
+    </w:p>
+    <w:p>
+      <w:pPr>
+        <w:pStyle w:val="Compact"/>
+        <w:numPr>
+          <w:ilvl w:val="1"/>
+          <w:numId w:val="1007"/>
+        </w:numPr>
+      </w:pPr>
+      <w:r>
+        <w:rPr>
           <w:rFonts w:hint="eastAsia" w:ascii="Times New Roman" w:hAnsi="Times New Roman" w:eastAsia="FangSong" w:cs="Times New Roman"/>
         </w:rPr>
         <w:t xml:space="preserve">低温</w:t>
       </w:r>
       <w:r>
         <w:rPr>
-          <w:rStyle w:val="VerbatimChar"/>
           <w:rFonts w:ascii="Times New Roman" w:hAnsi="Times New Roman" w:eastAsia="Times New Roman" w:cs="Times New Roman"/>
         </w:rPr>
         <w:t xml:space="preserve"> → </w:t>
       </w:r>
       <w:r>
         <w:rPr>
-          <w:rStyle w:val="VerbatimChar"/>
           <w:rFonts w:hint="eastAsia" w:ascii="Times New Roman" w:hAnsi="Times New Roman" w:eastAsia="FangSong" w:cs="Times New Roman"/>
         </w:rPr>
         <w:t xml:space="preserve">取代有利</w:t>
       </w:r>
-      <w:r>
-        <w:rPr>
-          <w:rFonts w:ascii="Times New Roman" w:hAnsi="Times New Roman" w:eastAsia="Times New Roman" w:cs="Times New Roman"/>
-        </w:rPr>
-        <w:br/>
-      </w:r>
-      <w:r>
-        <w:rPr>
-          <w:rStyle w:val="VerbatimChar"/>
-          <w:rFonts w:ascii="Times New Roman" w:hAnsi="Times New Roman" w:eastAsia="Times New Roman" w:cs="Times New Roman"/>
-        </w:rPr>
-        <w:t xml:space="preserve">  └── </w:t>
-      </w:r>
-      <w:r>
-        <w:rPr>
-          <w:rStyle w:val="VerbatimChar"/>
+    </w:p>
+    <w:p>
+      <w:pPr>
+        <w:pStyle w:val="Compact"/>
+        <w:numPr>
+          <w:ilvl w:val="1"/>
+          <w:numId w:val="1007"/>
+        </w:numPr>
+      </w:pPr>
+      <w:r>
+        <w:rPr>
           <w:rFonts w:hint="eastAsia" w:ascii="Times New Roman" w:hAnsi="Times New Roman" w:eastAsia="FangSong" w:cs="Times New Roman"/>
         </w:rPr>
         <w:t xml:space="preserve">高温</w:t>
       </w:r>
       <w:r>
         <w:rPr>
-          <w:rStyle w:val="VerbatimChar"/>
           <w:rFonts w:ascii="Times New Roman" w:hAnsi="Times New Roman" w:eastAsia="Times New Roman" w:cs="Times New Roman"/>
         </w:rPr>
         <w:t xml:space="preserve"> → </w:t>
       </w:r>
       <w:r>
         <w:rPr>
-          <w:rStyle w:val="VerbatimChar"/>
           <w:rFonts w:hint="eastAsia" w:ascii="Times New Roman" w:hAnsi="Times New Roman" w:eastAsia="FangSong" w:cs="Times New Roman"/>
         </w:rPr>
         <w:t>消除有利</w:t>
       </w:r>
       <w:r>
         <w:rPr>
-          <w:rStyle w:val="VerbatimChar"/>
           <w:rFonts w:hint="eastAsia" w:ascii="Times New Roman" w:hAnsi="Times New Roman" w:eastAsia="Times New Roman" w:cs="Times New Roman"/>
         </w:rPr>
         <w:t>（ΔS‡</w:t>
       </w:r>
       <w:r>
         <w:rPr>
-          <w:rStyle w:val="VerbatimChar"/>
           <w:rFonts w:ascii="Times New Roman" w:hAnsi="Times New Roman" w:eastAsia="Times New Roman" w:cs="Times New Roman"/>
         </w:rPr>
         <w:t xml:space="preserve"> </w:t>
       </w:r>
       <w:r>
         <w:rPr>
-          <w:rStyle w:val="VerbatimChar"/>
           <w:rFonts w:hint="eastAsia" w:ascii="Times New Roman" w:hAnsi="Times New Roman" w:eastAsia="FangSong" w:cs="Times New Roman"/>
         </w:rPr>
         <w:t>差异</w:t>
       </w:r>
       <w:r>
         <w:rPr>
-          <w:rStyle w:val="VerbatimChar"/>
           <w:rFonts w:hint="eastAsia" w:ascii="Times New Roman" w:hAnsi="Times New Roman" w:eastAsia="Times New Roman" w:cs="Times New Roman"/>
         </w:rPr>
         <w:t>）</w:t>
@@ -19771,7 +19625,7 @@
         <w:pStyle w:val="Compact"/>
         <w:numPr>
           <w:ilvl w:val="0"/>
-          <w:numId w:val="1003"/>
+          <w:numId w:val="1008"/>
         </w:numPr>
       </w:pPr>
       <w:r>
@@ -19856,7 +19710,7 @@
         <w:pStyle w:val="Compact"/>
         <w:numPr>
           <w:ilvl w:val="0"/>
-          <w:numId w:val="1003"/>
+          <w:numId w:val="1008"/>
         </w:numPr>
       </w:pPr>
       <w:r>
@@ -19914,7 +19768,7 @@
         <w:pStyle w:val="Compact"/>
         <w:numPr>
           <w:ilvl w:val="0"/>
-          <w:numId w:val="1003"/>
+          <w:numId w:val="1008"/>
         </w:numPr>
       </w:pPr>
       <w:r>
@@ -25170,7 +25024,7 @@
         <w:pStyle w:val="Compact"/>
         <w:numPr>
           <w:ilvl w:val="0"/>
-          <w:numId w:val="1004"/>
+          <w:numId w:val="1009"/>
         </w:numPr>
       </w:pPr>
       <w:r>
@@ -25191,7 +25045,7 @@
         <w:pStyle w:val="Compact"/>
         <w:numPr>
           <w:ilvl w:val="1"/>
-          <w:numId w:val="1005"/>
+          <w:numId w:val="1010"/>
         </w:numPr>
       </w:pPr>
       <w:r>
@@ -25279,7 +25133,7 @@
         <w:pStyle w:val="Compact"/>
         <w:numPr>
           <w:ilvl w:val="1"/>
-          <w:numId w:val="1005"/>
+          <w:numId w:val="1010"/>
         </w:numPr>
       </w:pPr>
       <w:r>
@@ -25324,1278 +25178,6 @@
           <w:rFonts w:hint="eastAsia" w:ascii="Times New Roman" w:hAnsi="Times New Roman" w:eastAsia="FangSong" w:cs="Times New Roman"/>
         </w:rPr>
         <w:t xml:space="preserve">在平伏键</w:t>
-      </w:r>
-    </w:p>
-    <w:p>
-      <w:pPr>
-        <w:pStyle w:val="Compact"/>
-        <w:numPr>
-          <w:ilvl w:val="0"/>
-          <w:numId w:val="1004"/>
-        </w:numPr>
-      </w:pPr>
-      <w:r>
-        <w:rPr>
-          <w:rFonts w:hint="eastAsia" w:ascii="Times New Roman" w:hAnsi="Times New Roman" w:eastAsia="FangSong" w:cs="Times New Roman"/>
-        </w:rPr>
-        <w:t xml:space="preserve">检查</w:t>
-      </w:r>
-      <w:r>
-        <w:rPr>
-          <w:rFonts w:ascii="Times New Roman" w:hAnsi="Times New Roman" w:eastAsia="Times New Roman" w:cs="Times New Roman"/>
-        </w:rPr>
-        <w:t xml:space="preserve"> E2 </w:t>
-      </w:r>
-      <w:r>
-        <w:rPr>
-          <w:rFonts w:hint="eastAsia" w:ascii="Times New Roman" w:hAnsi="Times New Roman" w:eastAsia="FangSong" w:cs="Times New Roman"/>
-        </w:rPr>
-        <w:t>条件</w:t>
-      </w:r>
-      <w:r>
-        <w:rPr>
-          <w:rFonts w:hint="eastAsia" w:ascii="Times New Roman" w:hAnsi="Times New Roman" w:eastAsia="Times New Roman" w:cs="Times New Roman"/>
-        </w:rPr>
-        <w:t>：Br</w:t>
-      </w:r>
-      <w:r>
-        <w:rPr>
-          <w:rFonts w:ascii="Times New Roman" w:hAnsi="Times New Roman" w:eastAsia="Times New Roman" w:cs="Times New Roman"/>
-        </w:rPr>
-        <w:t xml:space="preserve"> </w:t>
-      </w:r>
-      <w:r>
-        <w:rPr>
-          <w:rFonts w:hint="eastAsia" w:ascii="Times New Roman" w:hAnsi="Times New Roman" w:eastAsia="FangSong" w:cs="Times New Roman"/>
-        </w:rPr>
-        <w:t xml:space="preserve">必须在</w:t>
-      </w:r>
-      <w:r>
-        <w:rPr>
-          <w:rFonts w:ascii="Times New Roman" w:hAnsi="Times New Roman" w:eastAsia="Times New Roman" w:cs="Times New Roman"/>
-        </w:rPr>
-        <w:t xml:space="preserve"> a </w:t>
-      </w:r>
-      <w:r>
-        <w:rPr>
-          <w:rFonts w:hint="eastAsia" w:ascii="Times New Roman" w:hAnsi="Times New Roman" w:eastAsia="FangSong" w:cs="Times New Roman"/>
-        </w:rPr>
-        <w:t xml:space="preserve">键才有邻位</w:t>
-      </w:r>
-      <w:r>
-        <w:rPr>
-          <w:rFonts w:ascii="Times New Roman" w:hAnsi="Times New Roman" w:eastAsia="Times New Roman" w:cs="Times New Roman"/>
-        </w:rPr>
-        <w:t xml:space="preserve"> a-H </w:t>
-      </w:r>
-      <w:r>
-        <w:rPr>
-          <w:rFonts w:hint="eastAsia" w:ascii="Times New Roman" w:hAnsi="Times New Roman" w:eastAsia="FangSong" w:cs="Times New Roman"/>
-        </w:rPr>
-        <w:t xml:space="preserve">满足反式共平面</w:t>
-      </w:r>
-    </w:p>
-    <w:p>
-      <w:pPr>
-        <w:pStyle w:val="Compact"/>
-        <w:numPr>
-          <w:ilvl w:val="1"/>
-          <w:numId w:val="1006"/>
-        </w:numPr>
-      </w:pPr>
-      <w:r>
-        <w:rPr>
-          <w:rFonts w:hint="eastAsia" w:ascii="Times New Roman" w:hAnsi="Times New Roman" w:eastAsia="FangSong" w:cs="Times New Roman"/>
-        </w:rPr>
-        <w:t xml:space="preserve">构象</w:t>
-      </w:r>
-      <w:r>
-        <w:rPr>
-          <w:rFonts w:ascii="Times New Roman" w:hAnsi="Times New Roman" w:eastAsia="Times New Roman" w:cs="Times New Roman"/>
-        </w:rPr>
-        <w:t xml:space="preserve"> </w:t>
-      </w:r>
-      <w:r>
-        <w:rPr>
-          <w:rFonts w:hint="eastAsia" w:ascii="Times New Roman" w:hAnsi="Times New Roman" w:eastAsia="Times New Roman" w:cs="Times New Roman"/>
-        </w:rPr>
-        <w:t xml:space="preserve">A（Br</w:t>
-      </w:r>
-      <w:r>
-        <w:rPr>
-          <w:rFonts w:ascii="Times New Roman" w:hAnsi="Times New Roman" w:eastAsia="Times New Roman" w:cs="Times New Roman"/>
-        </w:rPr>
-        <w:t xml:space="preserve"> </w:t>
-      </w:r>
-      <w:r>
-        <w:rPr>
-          <w:rFonts w:hint="eastAsia" w:ascii="Times New Roman" w:hAnsi="Times New Roman" w:eastAsia="FangSong" w:cs="Times New Roman"/>
-        </w:rPr>
-        <w:t xml:space="preserve">在</w:t>
-      </w:r>
-      <w:r>
-        <w:rPr>
-          <w:rFonts w:ascii="Times New Roman" w:hAnsi="Times New Roman" w:eastAsia="Times New Roman" w:cs="Times New Roman"/>
-        </w:rPr>
-        <w:t xml:space="preserve"> a </w:t>
-      </w:r>
-      <w:r>
-        <w:rPr>
-          <w:rFonts w:hint="eastAsia" w:ascii="Times New Roman" w:hAnsi="Times New Roman" w:eastAsia="FangSong" w:cs="Times New Roman"/>
-        </w:rPr>
-        <w:t>键</w:t>
-      </w:r>
-      <w:r>
-        <w:rPr>
-          <w:rFonts w:hint="eastAsia" w:ascii="Times New Roman" w:hAnsi="Times New Roman" w:eastAsia="Times New Roman" w:cs="Times New Roman"/>
-        </w:rPr>
-        <w:t>）：Br</w:t>
-      </w:r>
-      <w:r>
-        <w:rPr>
-          <w:rFonts w:ascii="Times New Roman" w:hAnsi="Times New Roman" w:eastAsia="Times New Roman" w:cs="Times New Roman"/>
-        </w:rPr>
-        <w:t xml:space="preserve"> </w:t>
-      </w:r>
-      <w:r>
-        <w:rPr>
-          <w:rFonts w:hint="eastAsia" w:ascii="Times New Roman" w:hAnsi="Times New Roman" w:eastAsia="FangSong" w:cs="Times New Roman"/>
-        </w:rPr>
-        <w:t xml:space="preserve">的邻位</w:t>
-      </w:r>
-      <w:r>
-        <w:rPr>
-          <w:rFonts w:ascii="Times New Roman" w:hAnsi="Times New Roman" w:eastAsia="Times New Roman" w:cs="Times New Roman"/>
-        </w:rPr>
-        <w:t xml:space="preserve"> </w:t>
-      </w:r>
-      <w:r>
-        <w:rPr>
-          <w:rFonts w:hint="eastAsia" w:ascii="Times New Roman" w:hAnsi="Times New Roman" w:eastAsia="Times New Roman" w:cs="Times New Roman"/>
-        </w:rPr>
-        <w:t>β-</w:t>
-      </w:r>
-      <w:r>
-        <w:rPr>
-          <w:rFonts w:hint="eastAsia" w:ascii="Times New Roman" w:hAnsi="Times New Roman" w:eastAsia="FangSong" w:cs="Times New Roman"/>
-        </w:rPr>
-        <w:t>碳为</w:t>
-      </w:r>
-      <w:r>
-        <w:rPr>
-          <w:rFonts w:ascii="Times New Roman" w:hAnsi="Times New Roman" w:eastAsia="Times New Roman" w:cs="Times New Roman"/>
-        </w:rPr>
-        <w:t xml:space="preserve"> </w:t>
-      </w:r>
-      <w:r>
-        <w:rPr>
-          <w:rFonts w:hint="eastAsia" w:ascii="Times New Roman" w:hAnsi="Times New Roman" w:eastAsia="Times New Roman" w:cs="Times New Roman"/>
-        </w:rPr>
-        <w:t>C</w:t>
-      </w:r>
-      <w:r>
-        <w:rPr>
-          <w:rFonts w:hint="eastAsia" w:ascii="Times New Roman" w:hAnsi="Times New Roman" w:eastAsia="Times New Roman" w:cs="Times New Roman"/>
-          <w:vertAlign w:val="subscript"/>
-        </w:rPr>
-        <w:t>1</w:t>
-      </w:r>
-      <w:r>
-        <w:rPr>
-          <w:rFonts w:hint="eastAsia" w:ascii="Times New Roman" w:hAnsi="Times New Roman" w:eastAsia="Times New Roman" w:cs="Times New Roman"/>
-        </w:rPr>
-        <w:t>（</w:t>
-      </w:r>
-      <w:r>
-        <w:rPr>
-          <w:rFonts w:hint="eastAsia" w:ascii="Times New Roman" w:hAnsi="Times New Roman" w:eastAsia="FangSong" w:cs="Times New Roman"/>
-        </w:rPr>
-        <w:t>连</w:t>
-      </w:r>
-      <w:r>
-        <w:rPr>
-          <w:rFonts w:ascii="Times New Roman" w:hAnsi="Times New Roman" w:eastAsia="Times New Roman" w:cs="Times New Roman"/>
-        </w:rPr>
-        <w:t xml:space="preserve"> </w:t>
-      </w:r>
-      <w:r>
-        <w:rPr>
-          <w:rFonts w:hint="eastAsia" w:ascii="Times New Roman" w:hAnsi="Times New Roman" w:eastAsia="Times New Roman" w:cs="Times New Roman"/>
-        </w:rPr>
-        <w:t>CH</w:t>
-      </w:r>
-      <w:r>
-        <w:rPr>
-          <w:rFonts w:hint="eastAsia" w:ascii="Times New Roman" w:hAnsi="Times New Roman" w:eastAsia="Times New Roman" w:cs="Times New Roman"/>
-          <w:vertAlign w:val="subscript"/>
-        </w:rPr>
-        <w:t>3</w:t>
-      </w:r>
-      <w:r>
-        <w:rPr>
-          <w:rFonts w:hint="eastAsia" w:ascii="Times New Roman" w:hAnsi="Times New Roman" w:eastAsia="Times New Roman" w:cs="Times New Roman"/>
-        </w:rPr>
-        <w:t>）</w:t>
-      </w:r>
-      <w:r>
-        <w:rPr>
-          <w:rFonts w:hint="eastAsia" w:ascii="Times New Roman" w:hAnsi="Times New Roman" w:eastAsia="FangSong" w:cs="Times New Roman"/>
-        </w:rPr>
-        <w:t>与</w:t>
-      </w:r>
-      <w:r>
-        <w:rPr>
-          <w:rFonts w:ascii="Times New Roman" w:hAnsi="Times New Roman" w:eastAsia="Times New Roman" w:cs="Times New Roman"/>
-        </w:rPr>
-        <w:t xml:space="preserve"> </w:t>
-      </w:r>
-      <w:r>
-        <w:rPr>
-          <w:rFonts w:hint="eastAsia" w:ascii="Times New Roman" w:hAnsi="Times New Roman" w:eastAsia="Times New Roman" w:cs="Times New Roman"/>
-        </w:rPr>
-        <w:t>C</w:t>
-      </w:r>
-      <w:r>
-        <w:rPr>
-          <w:rFonts w:hint="eastAsia" w:ascii="Times New Roman" w:hAnsi="Times New Roman" w:eastAsia="Times New Roman" w:cs="Times New Roman"/>
-          <w:vertAlign w:val="subscript"/>
-        </w:rPr>
-        <w:t>3</w:t>
-      </w:r>
-      <w:r>
-        <w:rPr>
-          <w:rFonts w:hint="eastAsia" w:ascii="Times New Roman" w:hAnsi="Times New Roman" w:eastAsia="Times New Roman" w:cs="Times New Roman"/>
-        </w:rPr>
-        <w:t>（CH</w:t>
-      </w:r>
-      <w:r>
-        <w:rPr>
-          <w:rFonts w:hint="eastAsia" w:ascii="Times New Roman" w:hAnsi="Times New Roman" w:eastAsia="Times New Roman" w:cs="Times New Roman"/>
-          <w:vertAlign w:val="subscript"/>
-        </w:rPr>
-        <w:t>2</w:t>
-      </w:r>
-      <w:r>
-        <w:rPr>
-          <w:rFonts w:hint="eastAsia" w:ascii="Times New Roman" w:hAnsi="Times New Roman" w:eastAsia="Times New Roman" w:cs="Times New Roman"/>
-        </w:rPr>
-        <w:t>），</w:t>
-      </w:r>
-      <w:r>
-        <w:rPr>
-          <w:rFonts w:hint="eastAsia" w:ascii="Times New Roman" w:hAnsi="Times New Roman" w:eastAsia="FangSong" w:cs="Times New Roman"/>
-        </w:rPr>
-        <w:t>其</w:t>
-      </w:r>
-      <w:r>
-        <w:rPr>
-          <w:rFonts w:ascii="Times New Roman" w:hAnsi="Times New Roman" w:eastAsia="Times New Roman" w:cs="Times New Roman"/>
-        </w:rPr>
-        <w:t xml:space="preserve"> a-H </w:t>
-      </w:r>
-      <w:r>
-        <w:rPr>
-          <w:rFonts w:hint="eastAsia" w:ascii="Times New Roman" w:hAnsi="Times New Roman" w:eastAsia="FangSong" w:cs="Times New Roman"/>
-        </w:rPr>
-        <w:t xml:space="preserve">与</w:t>
-      </w:r>
-      <w:r>
-        <w:rPr>
-          <w:rFonts w:ascii="Times New Roman" w:hAnsi="Times New Roman" w:eastAsia="Times New Roman" w:cs="Times New Roman"/>
-        </w:rPr>
-        <w:t xml:space="preserve"> 2-a-Br </w:t>
-      </w:r>
-      <w:r>
-        <w:rPr>
-          <w:rFonts w:hint="eastAsia" w:ascii="Times New Roman" w:hAnsi="Times New Roman" w:eastAsia="FangSong" w:cs="Times New Roman"/>
-        </w:rPr>
-        <w:t xml:space="preserve">反式共平面</w:t>
-      </w:r>
-      <w:r>
-        <w:rPr>
-          <w:rFonts w:ascii="Times New Roman" w:hAnsi="Times New Roman" w:eastAsia="Times New Roman" w:cs="Times New Roman"/>
-        </w:rPr>
-        <w:t xml:space="preserve"> → </w:t>
-      </w:r>
-      <w:r>
-        <w:rPr>
-          <w:rFonts w:hint="eastAsia" w:ascii="Times New Roman" w:hAnsi="Times New Roman" w:eastAsia="FangSong" w:cs="Times New Roman"/>
-        </w:rPr>
-        <w:t xml:space="preserve">可发生</w:t>
-      </w:r>
-      <w:r>
-        <w:rPr>
-          <w:rFonts w:ascii="Times New Roman" w:hAnsi="Times New Roman" w:eastAsia="Times New Roman" w:cs="Times New Roman"/>
-        </w:rPr>
-        <w:t xml:space="preserve"> E2</w:t>
-      </w:r>
-    </w:p>
-    <w:p>
-      <w:pPr>
-        <w:pStyle w:val="Compact"/>
-        <w:numPr>
-          <w:ilvl w:val="1"/>
-          <w:numId w:val="1006"/>
-        </w:numPr>
-      </w:pPr>
-      <w:r>
-        <w:rPr>
-          <w:rFonts w:hint="eastAsia" w:ascii="Times New Roman" w:hAnsi="Times New Roman" w:eastAsia="FangSong" w:cs="Times New Roman"/>
-        </w:rPr>
-        <w:t xml:space="preserve">构象</w:t>
-      </w:r>
-      <w:r>
-        <w:rPr>
-          <w:rFonts w:ascii="Times New Roman" w:hAnsi="Times New Roman" w:eastAsia="Times New Roman" w:cs="Times New Roman"/>
-        </w:rPr>
-        <w:t xml:space="preserve"> </w:t>
-      </w:r>
-      <w:r>
-        <w:rPr>
-          <w:rFonts w:hint="eastAsia" w:ascii="Times New Roman" w:hAnsi="Times New Roman" w:eastAsia="Times New Roman" w:cs="Times New Roman"/>
-        </w:rPr>
-        <w:t xml:space="preserve">B（Br</w:t>
-      </w:r>
-      <w:r>
-        <w:rPr>
-          <w:rFonts w:ascii="Times New Roman" w:hAnsi="Times New Roman" w:eastAsia="Times New Roman" w:cs="Times New Roman"/>
-        </w:rPr>
-        <w:t xml:space="preserve"> </w:t>
-      </w:r>
-      <w:r>
-        <w:rPr>
-          <w:rFonts w:hint="eastAsia" w:ascii="Times New Roman" w:hAnsi="Times New Roman" w:eastAsia="FangSong" w:cs="Times New Roman"/>
-        </w:rPr>
-        <w:t xml:space="preserve">在</w:t>
-      </w:r>
-      <w:r>
-        <w:rPr>
-          <w:rFonts w:ascii="Times New Roman" w:hAnsi="Times New Roman" w:eastAsia="Times New Roman" w:cs="Times New Roman"/>
-        </w:rPr>
-        <w:t xml:space="preserve"> e </w:t>
-      </w:r>
-      <w:r>
-        <w:rPr>
-          <w:rFonts w:hint="eastAsia" w:ascii="Times New Roman" w:hAnsi="Times New Roman" w:eastAsia="FangSong" w:cs="Times New Roman"/>
-        </w:rPr>
-        <w:t>键</w:t>
-      </w:r>
-      <w:r>
-        <w:rPr>
-          <w:rFonts w:hint="eastAsia" w:ascii="Times New Roman" w:hAnsi="Times New Roman" w:eastAsia="Times New Roman" w:cs="Times New Roman"/>
-        </w:rPr>
-        <w:t>）：</w:t>
-      </w:r>
-      <w:r>
-        <w:rPr>
-          <w:rFonts w:hint="eastAsia" w:ascii="Times New Roman" w:hAnsi="Times New Roman" w:eastAsia="FangSong" w:cs="Times New Roman"/>
-        </w:rPr>
-        <w:t>无邻位</w:t>
-      </w:r>
-      <w:r>
-        <w:rPr>
-          <w:rFonts w:ascii="Times New Roman" w:hAnsi="Times New Roman" w:eastAsia="Times New Roman" w:cs="Times New Roman"/>
-        </w:rPr>
-        <w:t xml:space="preserve"> a-H → E2 </w:t>
-      </w:r>
-      <w:r>
-        <w:rPr>
-          <w:rFonts w:hint="eastAsia" w:ascii="Times New Roman" w:hAnsi="Times New Roman" w:eastAsia="FangSong" w:cs="Times New Roman"/>
-        </w:rPr>
-        <w:t xml:space="preserve">不能发生</w:t>
-      </w:r>
-    </w:p>
-    <w:p>
-      <w:pPr>
-        <w:pStyle w:val="Compact"/>
-        <w:numPr>
-          <w:ilvl w:val="0"/>
-          <w:numId w:val="1004"/>
-        </w:numPr>
-      </w:pPr>
-      <w:r>
-        <w:rPr>
-          <w:rFonts w:hint="eastAsia" w:ascii="Times New Roman" w:hAnsi="Times New Roman" w:eastAsia="FangSong" w:cs="Times New Roman"/>
-        </w:rPr>
-        <w:t xml:space="preserve">在构象</w:t>
-      </w:r>
-      <w:r>
-        <w:rPr>
-          <w:rFonts w:ascii="Times New Roman" w:hAnsi="Times New Roman" w:eastAsia="Times New Roman" w:cs="Times New Roman"/>
-        </w:rPr>
-        <w:t xml:space="preserve"> A </w:t>
-      </w:r>
-      <w:r>
-        <w:rPr>
-          <w:rFonts w:hint="eastAsia" w:ascii="Times New Roman" w:hAnsi="Times New Roman" w:eastAsia="FangSong" w:cs="Times New Roman"/>
-        </w:rPr>
-        <w:t>中消除</w:t>
-      </w:r>
-      <w:r>
-        <w:rPr>
-          <w:rFonts w:hint="eastAsia" w:ascii="Times New Roman" w:hAnsi="Times New Roman" w:eastAsia="Times New Roman" w:cs="Times New Roman"/>
-        </w:rPr>
-        <w:t>：</w:t>
-      </w:r>
-    </w:p>
-    <w:p>
-      <w:pPr>
-        <w:pStyle w:val="Compact"/>
-        <w:numPr>
-          <w:ilvl w:val="1"/>
-          <w:numId w:val="1007"/>
-        </w:numPr>
-      </w:pPr>
-      <w:r>
-        <w:rPr>
-          <w:rFonts w:hint="eastAsia" w:ascii="Times New Roman" w:hAnsi="Times New Roman" w:eastAsia="FangSong" w:cs="Times New Roman"/>
-        </w:rPr>
-        <w:t xml:space="preserve">产物需按取代度判断</w:t>
-      </w:r>
-      <w:r>
-        <w:rPr>
-          <w:rFonts w:ascii="Times New Roman" w:hAnsi="Times New Roman" w:eastAsia="Times New Roman" w:cs="Times New Roman"/>
-        </w:rPr>
-        <w:t xml:space="preserve"> </w:t>
-      </w:r>
-      <w:r>
-        <w:rPr>
-          <w:rFonts w:hint="eastAsia" w:ascii="Times New Roman" w:hAnsi="Times New Roman" w:eastAsia="Times New Roman" w:cs="Times New Roman"/>
-        </w:rPr>
-        <w:t xml:space="preserve">Zaitsev/Hofmann：t-BuOK</w:t>
-      </w:r>
-      <w:r>
-        <w:rPr>
-          <w:rFonts w:ascii="Times New Roman" w:hAnsi="Times New Roman" w:eastAsia="Times New Roman" w:cs="Times New Roman"/>
-        </w:rPr>
-        <w:t xml:space="preserve"> </w:t>
-      </w:r>
-      <w:r>
-        <w:rPr>
-          <w:rFonts w:hint="eastAsia" w:ascii="Times New Roman" w:hAnsi="Times New Roman" w:eastAsia="FangSong" w:cs="Times New Roman"/>
-        </w:rPr>
-        <w:t>是大位阻碱</w:t>
-      </w:r>
-      <w:r>
-        <w:rPr>
-          <w:rFonts w:hint="eastAsia" w:ascii="Times New Roman" w:hAnsi="Times New Roman" w:eastAsia="Times New Roman" w:cs="Times New Roman"/>
-        </w:rPr>
-        <w:t>，</w:t>
-      </w:r>
-      <w:r>
-        <w:rPr>
-          <w:rFonts w:hint="eastAsia" w:ascii="Times New Roman" w:hAnsi="Times New Roman" w:eastAsia="FangSong" w:cs="Times New Roman"/>
-        </w:rPr>
-        <w:t>但在环己烷刚性体系中构象限制占主导</w:t>
-      </w:r>
-    </w:p>
-    <w:p>
-      <w:pPr>
-        <w:pStyle w:val="Compact"/>
-        <w:numPr>
-          <w:ilvl w:val="1"/>
-          <w:numId w:val="1007"/>
-        </w:numPr>
-      </w:pPr>
-      <w:r>
-        <w:rPr>
-          <w:rFonts w:hint="eastAsia" w:ascii="Times New Roman" w:hAnsi="Times New Roman" w:eastAsia="FangSong" w:cs="Times New Roman"/>
-        </w:rPr>
-        <w:t xml:space="preserve">夺</w:t>
-      </w:r>
-      <w:r>
-        <w:rPr>
-          <w:rFonts w:ascii="Times New Roman" w:hAnsi="Times New Roman" w:eastAsia="Times New Roman" w:cs="Times New Roman"/>
-        </w:rPr>
-        <w:t xml:space="preserve"> C</w:t>
-      </w:r>
-      <w:r>
-        <w:rPr>
-          <w:rFonts w:ascii="Times New Roman" w:hAnsi="Times New Roman" w:eastAsia="Times New Roman" w:cs="Times New Roman"/>
-          <w:vertAlign w:val="subscript"/>
-        </w:rPr>
-        <w:t>1</w:t>
-      </w:r>
-      <w:r>
-        <w:rPr>
-          <w:rFonts w:ascii="Times New Roman" w:hAnsi="Times New Roman" w:eastAsia="Times New Roman" w:cs="Times New Roman"/>
-        </w:rPr>
-        <w:t xml:space="preserve"> </w:t>
-      </w:r>
-      <w:r>
-        <w:rPr>
-          <w:rFonts w:hint="eastAsia" w:ascii="Times New Roman" w:hAnsi="Times New Roman" w:eastAsia="FangSong" w:cs="Times New Roman"/>
-        </w:rPr>
-        <w:t xml:space="preserve">的</w:t>
-      </w:r>
-      <w:r>
-        <w:rPr>
-          <w:rFonts w:ascii="Times New Roman" w:hAnsi="Times New Roman" w:eastAsia="Times New Roman" w:cs="Times New Roman"/>
-        </w:rPr>
-        <w:t xml:space="preserve"> a-H → </w:t>
-      </w:r>
-      <w:r>
-        <w:rPr>
-          <w:rFonts w:hint="eastAsia" w:ascii="Times New Roman" w:hAnsi="Times New Roman" w:eastAsia="FangSong" w:cs="Times New Roman"/>
-        </w:rPr>
-        <w:t xml:space="preserve">双键</w:t>
-      </w:r>
-      <w:r>
-        <w:rPr>
-          <w:rFonts w:ascii="Times New Roman" w:hAnsi="Times New Roman" w:eastAsia="Times New Roman" w:cs="Times New Roman"/>
-        </w:rPr>
-        <w:t xml:space="preserve"> </w:t>
-      </w:r>
-      <w:r>
-        <w:rPr>
-          <w:rFonts w:hint="eastAsia" w:ascii="Times New Roman" w:hAnsi="Times New Roman" w:eastAsia="Times New Roman" w:cs="Times New Roman"/>
-        </w:rPr>
-        <w:t>C</w:t>
-      </w:r>
-      <w:r>
-        <w:rPr>
-          <w:rFonts w:hint="eastAsia" w:ascii="Times New Roman" w:hAnsi="Times New Roman" w:eastAsia="Times New Roman" w:cs="Times New Roman"/>
-          <w:vertAlign w:val="subscript"/>
-        </w:rPr>
-        <w:t>1</w:t>
-      </w:r>
-      <w:r>
-        <w:rPr>
-          <w:rFonts w:hint="eastAsia" w:ascii="Times New Roman" w:hAnsi="Times New Roman" w:eastAsia="Times New Roman" w:cs="Times New Roman"/>
-        </w:rPr>
-        <w:t>=C</w:t>
-      </w:r>
-      <w:r>
-        <w:rPr>
-          <w:rFonts w:hint="eastAsia" w:ascii="Times New Roman" w:hAnsi="Times New Roman" w:eastAsia="Times New Roman" w:cs="Times New Roman"/>
-          <w:vertAlign w:val="subscript"/>
-        </w:rPr>
-        <w:t>2</w:t>
-      </w:r>
-      <w:r>
-        <w:rPr>
-          <w:rFonts w:hint="eastAsia" w:ascii="Times New Roman" w:hAnsi="Times New Roman" w:eastAsia="Times New Roman" w:cs="Times New Roman"/>
-        </w:rPr>
-        <w:t>：</w:t>
-      </w:r>
-      <w:r>
-        <w:rPr>
-          <w:rFonts w:hint="eastAsia" w:ascii="Times New Roman" w:hAnsi="Times New Roman" w:eastAsia="Times New Roman" w:cs="Times New Roman"/>
-          <w:b/>
-          <w:bCs/>
-        </w:rPr>
-        <w:t>1-</w:t>
-      </w:r>
-      <w:r>
-        <w:rPr>
-          <w:rFonts w:hint="eastAsia" w:ascii="Times New Roman" w:hAnsi="Times New Roman" w:eastAsia="FangSong" w:cs="Times New Roman"/>
-          <w:b/>
-          <w:bCs/>
-        </w:rPr>
-        <w:t>甲基环己烯</w:t>
-      </w:r>
-      <w:r>
-        <w:rPr>
-          <w:rFonts w:hint="eastAsia" w:ascii="Times New Roman" w:hAnsi="Times New Roman" w:eastAsia="Times New Roman" w:cs="Times New Roman"/>
-        </w:rPr>
-        <w:t>（C</w:t>
-      </w:r>
-      <w:r>
-        <w:rPr>
-          <w:rFonts w:hint="eastAsia" w:ascii="Times New Roman" w:hAnsi="Times New Roman" w:eastAsia="Times New Roman" w:cs="Times New Roman"/>
-          <w:vertAlign w:val="subscript"/>
-        </w:rPr>
-        <w:t>1</w:t>
-      </w:r>
-      <w:r>
-        <w:rPr>
-          <w:rFonts w:ascii="Times New Roman" w:hAnsi="Times New Roman" w:eastAsia="Times New Roman" w:cs="Times New Roman"/>
-        </w:rPr>
-        <w:t xml:space="preserve"> </w:t>
-      </w:r>
-      <w:r>
-        <w:rPr>
-          <w:rFonts w:hint="eastAsia" w:ascii="Times New Roman" w:hAnsi="Times New Roman" w:eastAsia="FangSong" w:cs="Times New Roman"/>
-        </w:rPr>
-        <w:t>双键碳为三取代</w:t>
-      </w:r>
-      <w:r>
-        <w:rPr>
-          <w:rFonts w:hint="eastAsia" w:ascii="Times New Roman" w:hAnsi="Times New Roman" w:eastAsia="Times New Roman" w:cs="Times New Roman"/>
-        </w:rPr>
-        <w:t>，Zaitsev，</w:t>
-      </w:r>
-      <w:r>
-        <w:rPr>
-          <w:rFonts w:hint="eastAsia" w:ascii="Times New Roman" w:hAnsi="Times New Roman" w:eastAsia="FangSong" w:cs="Times New Roman"/>
-        </w:rPr>
-        <w:t>主产物</w:t>
-      </w:r>
-      <w:r>
-        <w:rPr>
-          <w:rFonts w:hint="eastAsia" w:ascii="Times New Roman" w:hAnsi="Times New Roman" w:eastAsia="Times New Roman" w:cs="Times New Roman"/>
-        </w:rPr>
-        <w:t>）；</w:t>
-      </w:r>
-      <w:r>
-        <w:rPr>
-          <w:rFonts w:hint="eastAsia" w:ascii="Times New Roman" w:hAnsi="Times New Roman" w:eastAsia="FangSong" w:cs="Times New Roman"/>
-        </w:rPr>
-        <w:t>夺</w:t>
-      </w:r>
-      <w:r>
-        <w:rPr>
-          <w:rFonts w:ascii="Times New Roman" w:hAnsi="Times New Roman" w:eastAsia="Times New Roman" w:cs="Times New Roman"/>
-        </w:rPr>
-        <w:t xml:space="preserve"> C</w:t>
-      </w:r>
-      <w:r>
-        <w:rPr>
-          <w:rFonts w:ascii="Times New Roman" w:hAnsi="Times New Roman" w:eastAsia="Times New Roman" w:cs="Times New Roman"/>
-          <w:vertAlign w:val="subscript"/>
-        </w:rPr>
-        <w:t>3</w:t>
-      </w:r>
-      <w:r>
-        <w:rPr>
-          <w:rFonts w:ascii="Times New Roman" w:hAnsi="Times New Roman" w:eastAsia="Times New Roman" w:cs="Times New Roman"/>
-        </w:rPr>
-        <w:t xml:space="preserve"> </w:t>
-      </w:r>
-      <w:r>
-        <w:rPr>
-          <w:rFonts w:hint="eastAsia" w:ascii="Times New Roman" w:hAnsi="Times New Roman" w:eastAsia="FangSong" w:cs="Times New Roman"/>
-        </w:rPr>
-        <w:t xml:space="preserve">的</w:t>
-      </w:r>
-      <w:r>
-        <w:rPr>
-          <w:rFonts w:ascii="Times New Roman" w:hAnsi="Times New Roman" w:eastAsia="Times New Roman" w:cs="Times New Roman"/>
-        </w:rPr>
-        <w:t xml:space="preserve"> a-H → </w:t>
-      </w:r>
-      <w:r>
-        <w:rPr>
-          <w:rFonts w:hint="eastAsia" w:ascii="Times New Roman" w:hAnsi="Times New Roman" w:eastAsia="FangSong" w:cs="Times New Roman"/>
-        </w:rPr>
-        <w:t xml:space="preserve">双键</w:t>
-      </w:r>
-      <w:r>
-        <w:rPr>
-          <w:rFonts w:ascii="Times New Roman" w:hAnsi="Times New Roman" w:eastAsia="Times New Roman" w:cs="Times New Roman"/>
-        </w:rPr>
-        <w:t xml:space="preserve"> </w:t>
-      </w:r>
-      <w:r>
-        <w:rPr>
-          <w:rFonts w:hint="eastAsia" w:ascii="Times New Roman" w:hAnsi="Times New Roman" w:eastAsia="Times New Roman" w:cs="Times New Roman"/>
-        </w:rPr>
-        <w:t>C</w:t>
-      </w:r>
-      <w:r>
-        <w:rPr>
-          <w:rFonts w:hint="eastAsia" w:ascii="Times New Roman" w:hAnsi="Times New Roman" w:eastAsia="Times New Roman" w:cs="Times New Roman"/>
-          <w:vertAlign w:val="subscript"/>
-        </w:rPr>
-        <w:t>2</w:t>
-      </w:r>
-      <w:r>
-        <w:rPr>
-          <w:rFonts w:hint="eastAsia" w:ascii="Times New Roman" w:hAnsi="Times New Roman" w:eastAsia="Times New Roman" w:cs="Times New Roman"/>
-        </w:rPr>
-        <w:t>=C</w:t>
-      </w:r>
-      <w:r>
-        <w:rPr>
-          <w:rFonts w:hint="eastAsia" w:ascii="Times New Roman" w:hAnsi="Times New Roman" w:eastAsia="Times New Roman" w:cs="Times New Roman"/>
-          <w:vertAlign w:val="subscript"/>
-        </w:rPr>
-        <w:t>3</w:t>
-      </w:r>
-      <w:r>
-        <w:rPr>
-          <w:rFonts w:hint="eastAsia" w:ascii="Times New Roman" w:hAnsi="Times New Roman" w:eastAsia="Times New Roman" w:cs="Times New Roman"/>
-        </w:rPr>
-        <w:t>：1-</w:t>
-      </w:r>
-      <w:r>
-        <w:rPr>
-          <w:rFonts w:hint="eastAsia" w:ascii="Times New Roman" w:hAnsi="Times New Roman" w:eastAsia="FangSong" w:cs="Times New Roman"/>
-        </w:rPr>
-        <w:t>甲基环己</w:t>
-      </w:r>
-      <w:r>
-        <w:rPr>
-          <w:rFonts w:hint="eastAsia" w:ascii="Times New Roman" w:hAnsi="Times New Roman" w:eastAsia="Times New Roman" w:cs="Times New Roman"/>
-        </w:rPr>
-        <w:t>-2-</w:t>
-      </w:r>
-      <w:r>
-        <w:rPr>
-          <w:rFonts w:hint="eastAsia" w:ascii="Times New Roman" w:hAnsi="Times New Roman" w:eastAsia="FangSong" w:cs="Times New Roman"/>
-        </w:rPr>
-        <w:t>烯</w:t>
-      </w:r>
-      <w:r>
-        <w:rPr>
-          <w:rFonts w:hint="eastAsia" w:ascii="Times New Roman" w:hAnsi="Times New Roman" w:eastAsia="Times New Roman" w:cs="Times New Roman"/>
-        </w:rPr>
-        <w:t>（</w:t>
-      </w:r>
-      <w:r>
-        <w:rPr>
-          <w:rFonts w:hint="eastAsia" w:ascii="Times New Roman" w:hAnsi="Times New Roman" w:eastAsia="FangSong" w:cs="Times New Roman"/>
-        </w:rPr>
-        <w:t>双键碳均二取代</w:t>
-      </w:r>
-      <w:r>
-        <w:rPr>
-          <w:rFonts w:hint="eastAsia" w:ascii="Times New Roman" w:hAnsi="Times New Roman" w:eastAsia="Times New Roman" w:cs="Times New Roman"/>
-        </w:rPr>
-        <w:t>）</w:t>
-      </w:r>
-    </w:p>
-    <w:p>
-      <w:pPr>
-        <w:pStyle w:val="FirstParagraph"/>
-      </w:pPr>
-      <w:r>
-        <w:rPr>
-          <w:rFonts w:hint="eastAsia" w:ascii="Times New Roman" w:hAnsi="Times New Roman" w:eastAsia="FangSong" w:cs="Times New Roman"/>
-          <w:b/>
-          <w:bCs/>
-        </w:rPr>
-        <w:t xml:space="preserve">答案</w:t>
-      </w:r>
-      <w:r>
-        <w:rPr>
-          <w:rFonts w:hint="eastAsia" w:ascii="Times New Roman" w:hAnsi="Times New Roman" w:eastAsia="Times New Roman" w:cs="Times New Roman"/>
-        </w:rPr>
-        <w:t>：</w:t>
-      </w:r>
-      <w:r>
-        <w:rPr>
-          <w:rFonts w:hint="eastAsia" w:ascii="Times New Roman" w:hAnsi="Times New Roman" w:eastAsia="FangSong" w:cs="Times New Roman"/>
-        </w:rPr>
-        <w:t>反式异构体可在优势椅式构象</w:t>
-      </w:r>
-      <w:r>
-        <w:rPr>
-          <w:rFonts w:hint="eastAsia" w:ascii="Times New Roman" w:hAnsi="Times New Roman" w:eastAsia="Times New Roman" w:cs="Times New Roman"/>
-        </w:rPr>
-        <w:t>（1-CH</w:t>
-      </w:r>
-      <w:r>
-        <w:rPr>
-          <w:rFonts w:hint="eastAsia" w:ascii="Times New Roman" w:hAnsi="Times New Roman" w:eastAsia="Times New Roman" w:cs="Times New Roman"/>
-          <w:vertAlign w:val="subscript"/>
-        </w:rPr>
-        <w:t>3</w:t>
-      </w:r>
-      <w:r>
-        <w:rPr>
-          <w:rFonts w:ascii="Times New Roman" w:hAnsi="Times New Roman" w:eastAsia="Times New Roman" w:cs="Times New Roman"/>
-        </w:rPr>
-        <w:t xml:space="preserve"> e / 2-Br </w:t>
-      </w:r>
-      <w:r>
-        <w:rPr>
-          <w:rFonts w:hint="eastAsia" w:ascii="Times New Roman" w:hAnsi="Times New Roman" w:eastAsia="Times New Roman" w:cs="Times New Roman"/>
-        </w:rPr>
-        <w:t>a）</w:t>
-      </w:r>
-      <w:r>
-        <w:rPr>
-          <w:rFonts w:hint="eastAsia" w:ascii="Times New Roman" w:hAnsi="Times New Roman" w:eastAsia="FangSong" w:cs="Times New Roman"/>
-        </w:rPr>
-        <w:t>下发生</w:t>
-      </w:r>
-      <w:r>
-        <w:rPr>
-          <w:rFonts w:ascii="Times New Roman" w:hAnsi="Times New Roman" w:eastAsia="Times New Roman" w:cs="Times New Roman"/>
-        </w:rPr>
-        <w:t xml:space="preserve"> </w:t>
-      </w:r>
-      <w:r>
-        <w:rPr>
-          <w:rFonts w:hint="eastAsia" w:ascii="Times New Roman" w:hAnsi="Times New Roman" w:eastAsia="Times New Roman" w:cs="Times New Roman"/>
-        </w:rPr>
-        <w:t>E2，</w:t>
-      </w:r>
-      <w:r>
-        <w:rPr>
-          <w:rFonts w:hint="eastAsia" w:ascii="Times New Roman" w:hAnsi="Times New Roman" w:eastAsia="FangSong" w:cs="Times New Roman"/>
-        </w:rPr>
-        <w:t>主产物为</w:t>
-      </w:r>
-      <w:r>
-        <w:rPr>
-          <w:rFonts w:ascii="Times New Roman" w:hAnsi="Times New Roman" w:eastAsia="Times New Roman" w:cs="Times New Roman"/>
-        </w:rPr>
-        <w:t xml:space="preserve"> </w:t>
-      </w:r>
-      <w:r>
-        <w:rPr>
-          <w:rFonts w:hint="eastAsia" w:ascii="Times New Roman" w:hAnsi="Times New Roman" w:eastAsia="Times New Roman" w:cs="Times New Roman"/>
-          <w:b/>
-          <w:bCs/>
-        </w:rPr>
-        <w:t>1-</w:t>
-      </w:r>
-      <w:r>
-        <w:rPr>
-          <w:rFonts w:hint="eastAsia" w:ascii="Times New Roman" w:hAnsi="Times New Roman" w:eastAsia="FangSong" w:cs="Times New Roman"/>
-          <w:b/>
-          <w:bCs/>
-        </w:rPr>
-        <w:t>甲基环己烯</w:t>
-      </w:r>
-      <w:r>
-        <w:rPr>
-          <w:rFonts w:hint="eastAsia" w:ascii="Times New Roman" w:hAnsi="Times New Roman" w:eastAsia="Times New Roman" w:cs="Times New Roman"/>
-        </w:rPr>
-        <w:t>（Zaitsev，</w:t>
-      </w:r>
-      <w:r>
-        <w:rPr>
-          <w:rFonts w:hint="eastAsia" w:ascii="Times New Roman" w:hAnsi="Times New Roman" w:eastAsia="FangSong" w:cs="Times New Roman"/>
-        </w:rPr>
-        <w:t>三取代</w:t>
-      </w:r>
-      <w:r>
-        <w:rPr>
-          <w:rFonts w:hint="eastAsia" w:ascii="Times New Roman" w:hAnsi="Times New Roman" w:eastAsia="Times New Roman" w:cs="Times New Roman"/>
-        </w:rPr>
-        <w:t>）。</w:t>
-      </w:r>
-    </w:p>
-    <w:p>
-      <w:pPr>
-        <w:pStyle w:val="BodyText"/>
-      </w:pPr>
-      <w:r>
-        <w:rPr>
-          <w:rFonts w:hint="eastAsia" w:ascii="Times New Roman" w:hAnsi="Times New Roman" w:eastAsia="FangSong" w:cs="Times New Roman"/>
-          <w:b/>
-          <w:bCs/>
-        </w:rPr>
-        <w:t xml:space="preserve">反思</w:t>
-      </w:r>
-      <w:r>
-        <w:rPr>
-          <w:rFonts w:hint="eastAsia" w:ascii="Times New Roman" w:hAnsi="Times New Roman" w:eastAsia="Times New Roman" w:cs="Times New Roman"/>
-        </w:rPr>
-        <w:t>：</w:t>
-      </w:r>
-      <w:r>
-        <w:rPr>
-          <w:rFonts w:hint="eastAsia" w:ascii="Times New Roman" w:hAnsi="Times New Roman" w:eastAsia="FangSong" w:cs="Times New Roman"/>
-        </w:rPr>
-        <w:t>环己烷</w:t>
-      </w:r>
-      <w:r>
-        <w:rPr>
-          <w:rFonts w:ascii="Times New Roman" w:hAnsi="Times New Roman" w:eastAsia="Times New Roman" w:cs="Times New Roman"/>
-        </w:rPr>
-        <w:t xml:space="preserve"> E2 </w:t>
-      </w:r>
-      <w:r>
-        <w:rPr>
-          <w:rFonts w:hint="eastAsia" w:ascii="Times New Roman" w:hAnsi="Times New Roman" w:eastAsia="FangSong" w:cs="Times New Roman"/>
-        </w:rPr>
-        <w:t xml:space="preserve">的关键在于判断取代基在</w:t>
-      </w:r>
-      <w:r>
-        <w:rPr>
-          <w:rFonts w:ascii="Times New Roman" w:hAnsi="Times New Roman" w:eastAsia="Times New Roman" w:cs="Times New Roman"/>
-        </w:rPr>
-        <w:t xml:space="preserve"> a </w:t>
-      </w:r>
-      <w:r>
-        <w:rPr>
-          <w:rFonts w:hint="eastAsia" w:ascii="Times New Roman" w:hAnsi="Times New Roman" w:eastAsia="FangSong" w:cs="Times New Roman"/>
-        </w:rPr>
-        <w:t xml:space="preserve">还是</w:t>
-      </w:r>
-      <w:r>
-        <w:rPr>
-          <w:rFonts w:ascii="Times New Roman" w:hAnsi="Times New Roman" w:eastAsia="Times New Roman" w:cs="Times New Roman"/>
-        </w:rPr>
-        <w:t xml:space="preserve"> e </w:t>
-      </w:r>
-      <w:r>
-        <w:rPr>
-          <w:rFonts w:hint="eastAsia" w:ascii="Times New Roman" w:hAnsi="Times New Roman" w:eastAsia="FangSong" w:cs="Times New Roman"/>
-        </w:rPr>
-        <w:t>键</w:t>
-      </w:r>
-      <w:r>
-        <w:rPr>
-          <w:rFonts w:hint="eastAsia" w:ascii="Times New Roman" w:hAnsi="Times New Roman" w:eastAsia="Times New Roman" w:cs="Times New Roman"/>
-        </w:rPr>
-        <w:t>。</w:t>
-      </w:r>
-      <w:r>
-        <w:rPr>
-          <w:rFonts w:hint="eastAsia" w:ascii="Times New Roman" w:hAnsi="Times New Roman" w:eastAsia="FangSong" w:cs="Times New Roman"/>
-        </w:rPr>
-        <w:t>若为</w:t>
-      </w:r>
-      <w:r>
-        <w:rPr>
-          <w:rFonts w:ascii="Times New Roman" w:hAnsi="Times New Roman" w:eastAsia="Times New Roman" w:cs="Times New Roman"/>
-        </w:rPr>
-        <w:t xml:space="preserve"> </w:t>
-      </w:r>
-      <w:r>
-        <w:rPr>
-          <w:rFonts w:hint="eastAsia" w:ascii="Times New Roman" w:hAnsi="Times New Roman" w:eastAsia="Times New Roman" w:cs="Times New Roman"/>
-        </w:rPr>
-        <w:t>cis-1-</w:t>
-      </w:r>
-      <w:r>
-        <w:rPr>
-          <w:rFonts w:hint="eastAsia" w:ascii="Times New Roman" w:hAnsi="Times New Roman" w:eastAsia="FangSong" w:cs="Times New Roman"/>
-        </w:rPr>
-        <w:t>甲基</w:t>
-      </w:r>
-      <w:r>
-        <w:rPr>
-          <w:rFonts w:hint="eastAsia" w:ascii="Times New Roman" w:hAnsi="Times New Roman" w:eastAsia="Times New Roman" w:cs="Times New Roman"/>
-        </w:rPr>
-        <w:t>-2-</w:t>
-      </w:r>
-      <w:r>
-        <w:rPr>
-          <w:rFonts w:hint="eastAsia" w:ascii="Times New Roman" w:hAnsi="Times New Roman" w:eastAsia="FangSong" w:cs="Times New Roman"/>
-        </w:rPr>
-        <w:t>溴环己烷</w:t>
-      </w:r>
-      <w:r>
-        <w:rPr>
-          <w:rFonts w:hint="eastAsia" w:ascii="Times New Roman" w:hAnsi="Times New Roman" w:eastAsia="Times New Roman" w:cs="Times New Roman"/>
-        </w:rPr>
-        <w:t>（</w:t>
-      </w:r>
-      <w:r>
-        <w:rPr>
-          <w:rFonts w:hint="eastAsia" w:ascii="Times New Roman" w:hAnsi="Times New Roman" w:eastAsia="FangSong" w:cs="Times New Roman"/>
-        </w:rPr>
-        <w:t>同侧</w:t>
-      </w:r>
-      <w:r>
-        <w:rPr>
-          <w:rFonts w:hint="eastAsia" w:ascii="Times New Roman" w:hAnsi="Times New Roman" w:eastAsia="Times New Roman" w:cs="Times New Roman"/>
-        </w:rPr>
-        <w:t>），</w:t>
-      </w:r>
-      <w:r>
-        <w:rPr>
-          <w:rFonts w:hint="eastAsia" w:ascii="Times New Roman" w:hAnsi="Times New Roman" w:eastAsia="FangSong" w:cs="Times New Roman"/>
-        </w:rPr>
-        <w:t>则必为一轴一赤道</w:t>
-      </w:r>
-      <w:r>
-        <w:rPr>
-          <w:rFonts w:hint="eastAsia" w:ascii="Times New Roman" w:hAnsi="Times New Roman" w:eastAsia="Times New Roman" w:cs="Times New Roman"/>
-        </w:rPr>
-        <w:t>，</w:t>
-      </w:r>
-      <w:r>
-        <w:rPr>
-          <w:rFonts w:hint="eastAsia" w:ascii="Times New Roman" w:hAnsi="Times New Roman" w:eastAsia="FangSong" w:cs="Times New Roman"/>
-        </w:rPr>
-        <w:t>永远无法同时满足双轴</w:t>
-      </w:r>
-      <w:r>
-        <w:rPr>
-          <w:rFonts w:ascii="Times New Roman" w:hAnsi="Times New Roman" w:eastAsia="Times New Roman" w:cs="Times New Roman"/>
-        </w:rPr>
-        <w:t xml:space="preserve"> → E2 </w:t>
-      </w:r>
-      <w:r>
-        <w:rPr>
-          <w:rFonts w:hint="eastAsia" w:ascii="Times New Roman" w:hAnsi="Times New Roman" w:eastAsia="FangSong" w:cs="Times New Roman"/>
-        </w:rPr>
-        <w:t>极慢或不发生</w:t>
-      </w:r>
-      <w:r>
-        <w:rPr>
-          <w:rFonts w:hint="eastAsia" w:ascii="Times New Roman" w:hAnsi="Times New Roman" w:eastAsia="Times New Roman" w:cs="Times New Roman"/>
-        </w:rPr>
-        <w:t>。</w:t>
-      </w:r>
-    </w:p>
-    <w:p>
-      <w:pPr>
-        <w:spacing w:before="160" w:after="80"/>
-      </w:pPr>
-      <w:r>
-        <w:pict>
-          <v:rect style="width:0;height:1.5pt" o:hralign="center" o:hrstd="t" o:hr="t"/>
-        </w:pict>
-      </w:r>
-    </w:p>
-    <w:bookmarkEnd w:id="44"/>
-    <w:bookmarkStart w:id="45" w:name="例5-二级底物竞争判断"/>
-    <w:p>
-      <w:pPr>
-        <w:pStyle w:val="Heading3"/>
-        <w:spacing w:before="280" w:after="120"/>
-      </w:pPr>
-      <w:r>
-        <w:rPr>
-          <w:rFonts w:hint="eastAsia" w:ascii="Times New Roman" w:hAnsi="Times New Roman" w:eastAsia="SimHei" w:cs="Times New Roman"/>
-        </w:rPr>
-        <w:t>例</w:t>
-      </w:r>
-      <w:r>
-        <w:rPr>
-          <w:rFonts w:hint="eastAsia" w:ascii="Times New Roman" w:hAnsi="Times New Roman" w:eastAsia="Times New Roman" w:cs="Times New Roman"/>
-        </w:rPr>
-        <w:t>5</w:t>
-      </w:r>
-      <w:r>
-        <w:rPr>
-          <w:rFonts w:ascii="Times New Roman" w:hAnsi="Times New Roman" w:eastAsia="Times New Roman" w:cs="Times New Roman"/>
-        </w:rPr>
-        <w:t xml:space="preserve"> </w:t>
-      </w:r>
-      <w:r>
-        <w:rPr>
-          <w:rFonts w:hint="eastAsia" w:ascii="Times New Roman" w:hAnsi="Times New Roman" w:eastAsia="SimHei" w:cs="Times New Roman"/>
-        </w:rPr>
-        <w:t xml:space="preserve">二级底物竞争判断</w:t>
-      </w:r>
-      <w:r>
-        <w:rPr>
-          <w:rFonts w:ascii="Times New Roman" w:hAnsi="Times New Roman" w:eastAsia="Times New Roman" w:cs="Times New Roman"/>
-        </w:rPr>
-        <w:t xml:space="preserve"> ⭐⭐⭐⭐</w:t>
-      </w:r>
-    </w:p>
-    <w:p>
-      <w:pPr>
-        <w:pStyle w:val="FirstParagraph"/>
-      </w:pPr>
-      <w:r>
-        <w:rPr>
-          <w:rFonts w:hint="eastAsia" w:ascii="Times New Roman" w:hAnsi="Times New Roman" w:eastAsia="FangSong" w:cs="Times New Roman"/>
-          <w:b/>
-          <w:bCs/>
-        </w:rPr>
-        <w:t xml:space="preserve">题干</w:t>
-      </w:r>
-      <w:r>
-        <w:rPr>
-          <w:rFonts w:hint="eastAsia" w:ascii="Times New Roman" w:hAnsi="Times New Roman" w:eastAsia="Times New Roman" w:cs="Times New Roman"/>
-        </w:rPr>
-        <w:t>：</w:t>
-      </w:r>
-      <w:r>
-        <w:rPr>
-          <w:rFonts w:hint="eastAsia" w:ascii="Times New Roman" w:hAnsi="Times New Roman" w:eastAsia="FangSong" w:cs="Times New Roman"/>
-        </w:rPr>
-        <w:t>预测</w:t>
-      </w:r>
-      <w:r>
-        <w:rPr>
-          <w:rFonts w:ascii="Times New Roman" w:hAnsi="Times New Roman" w:eastAsia="Times New Roman" w:cs="Times New Roman"/>
-        </w:rPr>
-        <w:t xml:space="preserve"> </w:t>
-      </w:r>
-      <w:r>
-        <w:rPr>
-          <w:rFonts w:hint="eastAsia" w:ascii="Times New Roman" w:hAnsi="Times New Roman" w:eastAsia="Times New Roman" w:cs="Times New Roman"/>
-        </w:rPr>
-        <w:t>2-</w:t>
-      </w:r>
-      <w:r>
-        <w:rPr>
-          <w:rFonts w:hint="eastAsia" w:ascii="Times New Roman" w:hAnsi="Times New Roman" w:eastAsia="FangSong" w:cs="Times New Roman"/>
-        </w:rPr>
-        <w:t>溴丙烷在以下各条件下的主反应路径和主产物</w:t>
-      </w:r>
-      <w:r>
-        <w:rPr>
-          <w:rFonts w:hint="eastAsia" w:ascii="Times New Roman" w:hAnsi="Times New Roman" w:eastAsia="Times New Roman" w:cs="Times New Roman"/>
-        </w:rPr>
-        <w:t>：</w:t>
-      </w:r>
-      <w:r>
-        <w:rPr>
-          <w:rFonts w:ascii="Times New Roman" w:hAnsi="Times New Roman" w:eastAsia="Times New Roman" w:cs="Times New Roman"/>
-        </w:rPr>
-        <w:t xml:space="preserve"> </w:t>
-      </w:r>
-      <w:r>
-        <w:rPr>
-          <w:rFonts w:ascii="Times New Roman" w:hAnsi="Times New Roman" w:eastAsia="Times New Roman" w:cs="Times New Roman"/>
-        </w:rPr>
-        <w:t>(1) NaOH/H</w:t>
-      </w:r>
-      <w:r>
-        <w:rPr>
-          <w:rFonts w:ascii="Times New Roman" w:hAnsi="Times New Roman" w:eastAsia="Times New Roman" w:cs="Times New Roman"/>
-          <w:vertAlign w:val="subscript"/>
-        </w:rPr>
-        <w:t>2</w:t>
-      </w:r>
-      <w:r>
-        <w:rPr>
-          <w:rFonts w:ascii="Times New Roman" w:hAnsi="Times New Roman" w:eastAsia="Times New Roman" w:cs="Times New Roman"/>
-        </w:rPr>
-        <w:t>O, 25°C</w:t>
-      </w:r>
-      <w:r>
-        <w:rPr>
-          <w:rFonts w:ascii="Times New Roman" w:hAnsi="Times New Roman" w:eastAsia="Times New Roman" w:cs="Times New Roman"/>
-        </w:rPr>
-        <w:t xml:space="preserve"> </w:t>
-      </w:r>
-      <w:r>
-        <w:rPr>
-          <w:rFonts w:ascii="Times New Roman" w:hAnsi="Times New Roman" w:eastAsia="Times New Roman" w:cs="Times New Roman"/>
-        </w:rPr>
-        <w:t xml:space="preserve">(2) NaOH/EtOH, 80°C</w:t>
-      </w:r>
-      <w:r>
-        <w:rPr>
-          <w:rFonts w:ascii="Times New Roman" w:hAnsi="Times New Roman" w:eastAsia="Times New Roman" w:cs="Times New Roman"/>
-        </w:rPr>
-        <w:t xml:space="preserve"> </w:t>
-      </w:r>
-      <w:r>
-        <w:rPr>
-          <w:rFonts w:ascii="Times New Roman" w:hAnsi="Times New Roman" w:eastAsia="Times New Roman" w:cs="Times New Roman"/>
-        </w:rPr>
-        <w:t xml:space="preserve">(3) t-BuOK/t-BuOH, 60°C</w:t>
-      </w:r>
-      <w:r>
-        <w:rPr>
-          <w:rFonts w:ascii="Times New Roman" w:hAnsi="Times New Roman" w:eastAsia="Times New Roman" w:cs="Times New Roman"/>
-        </w:rPr>
-        <w:t xml:space="preserve"> </w:t>
-      </w:r>
-      <w:r>
-        <w:rPr>
-          <w:rFonts w:ascii="Times New Roman" w:hAnsi="Times New Roman" w:eastAsia="Times New Roman" w:cs="Times New Roman"/>
-        </w:rPr>
-        <w:t xml:space="preserve">(4) </w:t>
-      </w:r>
-      <w:r>
-        <w:rPr>
-          <w:rFonts w:hint="eastAsia" w:ascii="Times New Roman" w:hAnsi="Times New Roman" w:eastAsia="Times New Roman" w:cs="Times New Roman"/>
-        </w:rPr>
-        <w:t>NaI/</w:t>
-      </w:r>
-      <w:r>
-        <w:rPr>
-          <w:rFonts w:hint="eastAsia" w:ascii="Times New Roman" w:hAnsi="Times New Roman" w:eastAsia="FangSong" w:cs="Times New Roman"/>
-        </w:rPr>
-        <w:t>丙酮</w:t>
-      </w:r>
-      <w:r>
-        <w:rPr>
-          <w:rFonts w:hint="eastAsia" w:ascii="Times New Roman" w:hAnsi="Times New Roman" w:eastAsia="Times New Roman" w:cs="Times New Roman"/>
-        </w:rPr>
-        <w:t>,</w:t>
-      </w:r>
-      <w:r>
-        <w:rPr>
-          <w:rFonts w:ascii="Times New Roman" w:hAnsi="Times New Roman" w:eastAsia="Times New Roman" w:cs="Times New Roman"/>
-        </w:rPr>
-        <w:t xml:space="preserve"> 25°C</w:t>
-      </w:r>
-    </w:p>
-    <w:p>
-      <w:pPr>
-        <w:pStyle w:val="BodyText"/>
-      </w:pPr>
-      <w:r>
-        <w:rPr>
-          <w:rFonts w:hint="eastAsia" w:ascii="Times New Roman" w:hAnsi="Times New Roman" w:eastAsia="FangSong" w:cs="Times New Roman"/>
-          <w:b/>
-          <w:bCs/>
-        </w:rPr>
-        <w:t xml:space="preserve">思路</w:t>
-      </w:r>
-      <w:r>
-        <w:rPr>
-          <w:rFonts w:hint="eastAsia" w:ascii="Times New Roman" w:hAnsi="Times New Roman" w:eastAsia="Times New Roman" w:cs="Times New Roman"/>
-        </w:rPr>
-        <w:t>：</w:t>
-      </w:r>
-      <w:r>
-        <w:rPr>
-          <w:rFonts w:hint="eastAsia" w:ascii="Times New Roman" w:hAnsi="Times New Roman" w:eastAsia="FangSong" w:cs="Times New Roman"/>
-        </w:rPr>
-        <w:t>按五问法逐个因子分析</w:t>
-      </w:r>
-      <w:r>
-        <w:rPr>
-          <w:rFonts w:hint="eastAsia" w:ascii="Times New Roman" w:hAnsi="Times New Roman" w:eastAsia="Times New Roman" w:cs="Times New Roman"/>
-        </w:rPr>
-        <w:t>。</w:t>
-      </w:r>
-    </w:p>
-    <w:p>
-      <w:pPr>
-        <w:pStyle w:val="BodyText"/>
-      </w:pPr>
-      <w:r>
-        <w:rPr>
-          <w:rFonts w:hint="eastAsia" w:ascii="Times New Roman" w:hAnsi="Times New Roman" w:eastAsia="FangSong" w:cs="Times New Roman"/>
-          <w:b/>
-          <w:bCs/>
-        </w:rPr>
-        <w:t xml:space="preserve">解析</w:t>
-      </w:r>
-      <w:r>
-        <w:rPr>
-          <w:rFonts w:hint="eastAsia" w:ascii="Times New Roman" w:hAnsi="Times New Roman" w:eastAsia="Times New Roman" w:cs="Times New Roman"/>
-        </w:rPr>
-        <w:t xml:space="preserve">：</w:t>
-      </w:r>
-    </w:p>
-    <w:p>
-      <w:pPr>
-        <w:pStyle w:val="Compact"/>
-        <w:numPr>
-          <w:ilvl w:val="0"/>
-          <w:numId w:val="1008"/>
-        </w:numPr>
-      </w:pPr>
-      <w:r>
-        <w:rPr>
-          <w:rFonts w:ascii="Times New Roman" w:hAnsi="Times New Roman" w:eastAsia="Times New Roman" w:cs="Times New Roman"/>
-          <w:b/>
-          <w:bCs/>
-        </w:rPr>
-        <w:t>NaOH/H</w:t>
-      </w:r>
-      <w:r>
-        <w:rPr>
-          <w:rFonts w:ascii="Times New Roman" w:hAnsi="Times New Roman" w:eastAsia="Times New Roman" w:cs="Times New Roman"/>
-          <w:b/>
-          <w:bCs/>
-          <w:vertAlign w:val="subscript"/>
-        </w:rPr>
-        <w:t>2</w:t>
-      </w:r>
-      <w:r>
-        <w:rPr>
-          <w:rFonts w:ascii="Times New Roman" w:hAnsi="Times New Roman" w:eastAsia="Times New Roman" w:cs="Times New Roman"/>
-          <w:b/>
-          <w:bCs/>
-        </w:rPr>
-        <w:t>O, 25°C</w:t>
-      </w:r>
-      <w:r>
-        <w:rPr>
-          <w:rFonts w:hint="eastAsia" w:ascii="Times New Roman" w:hAnsi="Times New Roman" w:eastAsia="Times New Roman" w:cs="Times New Roman"/>
-        </w:rPr>
-        <w:t xml:space="preserve">：</w:t>
       </w:r>
     </w:p>
     <w:p>
@@ -26610,13 +25192,278 @@
         <w:rPr>
           <w:rFonts w:hint="eastAsia" w:ascii="Times New Roman" w:hAnsi="Times New Roman" w:eastAsia="FangSong" w:cs="Times New Roman"/>
         </w:rPr>
-        <w:t>底物</w:t>
-      </w:r>
-      <w:r>
-        <w:rPr>
-          <w:rFonts w:hint="eastAsia" w:ascii="Times New Roman" w:hAnsi="Times New Roman" w:eastAsia="Times New Roman" w:cs="Times New Roman"/>
-        </w:rPr>
-        <w:t>：2°</w:t>
+        <w:t xml:space="preserve">检查</w:t>
+      </w:r>
+      <w:r>
+        <w:rPr>
+          <w:rFonts w:ascii="Times New Roman" w:hAnsi="Times New Roman" w:eastAsia="Times New Roman" w:cs="Times New Roman"/>
+        </w:rPr>
+        <w:t xml:space="preserve"> E2 </w:t>
+      </w:r>
+      <w:r>
+        <w:rPr>
+          <w:rFonts w:hint="eastAsia" w:ascii="Times New Roman" w:hAnsi="Times New Roman" w:eastAsia="FangSong" w:cs="Times New Roman"/>
+        </w:rPr>
+        <w:t>条件</w:t>
+      </w:r>
+      <w:r>
+        <w:rPr>
+          <w:rFonts w:hint="eastAsia" w:ascii="Times New Roman" w:hAnsi="Times New Roman" w:eastAsia="Times New Roman" w:cs="Times New Roman"/>
+        </w:rPr>
+        <w:t>：Br</w:t>
+      </w:r>
+      <w:r>
+        <w:rPr>
+          <w:rFonts w:ascii="Times New Roman" w:hAnsi="Times New Roman" w:eastAsia="Times New Roman" w:cs="Times New Roman"/>
+        </w:rPr>
+        <w:t xml:space="preserve"> </w:t>
+      </w:r>
+      <w:r>
+        <w:rPr>
+          <w:rFonts w:hint="eastAsia" w:ascii="Times New Roman" w:hAnsi="Times New Roman" w:eastAsia="FangSong" w:cs="Times New Roman"/>
+        </w:rPr>
+        <w:t xml:space="preserve">必须在</w:t>
+      </w:r>
+      <w:r>
+        <w:rPr>
+          <w:rFonts w:ascii="Times New Roman" w:hAnsi="Times New Roman" w:eastAsia="Times New Roman" w:cs="Times New Roman"/>
+        </w:rPr>
+        <w:t xml:space="preserve"> a </w:t>
+      </w:r>
+      <w:r>
+        <w:rPr>
+          <w:rFonts w:hint="eastAsia" w:ascii="Times New Roman" w:hAnsi="Times New Roman" w:eastAsia="FangSong" w:cs="Times New Roman"/>
+        </w:rPr>
+        <w:t xml:space="preserve">键才有邻位</w:t>
+      </w:r>
+      <w:r>
+        <w:rPr>
+          <w:rFonts w:ascii="Times New Roman" w:hAnsi="Times New Roman" w:eastAsia="Times New Roman" w:cs="Times New Roman"/>
+        </w:rPr>
+        <w:t xml:space="preserve"> a-H </w:t>
+      </w:r>
+      <w:r>
+        <w:rPr>
+          <w:rFonts w:hint="eastAsia" w:ascii="Times New Roman" w:hAnsi="Times New Roman" w:eastAsia="FangSong" w:cs="Times New Roman"/>
+        </w:rPr>
+        <w:t xml:space="preserve">满足反式共平面</w:t>
+      </w:r>
+    </w:p>
+    <w:p>
+      <w:pPr>
+        <w:pStyle w:val="Compact"/>
+        <w:numPr>
+          <w:ilvl w:val="1"/>
+          <w:numId w:val="1011"/>
+        </w:numPr>
+      </w:pPr>
+      <w:r>
+        <w:rPr>
+          <w:rFonts w:hint="eastAsia" w:ascii="Times New Roman" w:hAnsi="Times New Roman" w:eastAsia="FangSong" w:cs="Times New Roman"/>
+        </w:rPr>
+        <w:t xml:space="preserve">构象</w:t>
+      </w:r>
+      <w:r>
+        <w:rPr>
+          <w:rFonts w:ascii="Times New Roman" w:hAnsi="Times New Roman" w:eastAsia="Times New Roman" w:cs="Times New Roman"/>
+        </w:rPr>
+        <w:t xml:space="preserve"> </w:t>
+      </w:r>
+      <w:r>
+        <w:rPr>
+          <w:rFonts w:hint="eastAsia" w:ascii="Times New Roman" w:hAnsi="Times New Roman" w:eastAsia="Times New Roman" w:cs="Times New Roman"/>
+        </w:rPr>
+        <w:t xml:space="preserve">A（Br</w:t>
+      </w:r>
+      <w:r>
+        <w:rPr>
+          <w:rFonts w:ascii="Times New Roman" w:hAnsi="Times New Roman" w:eastAsia="Times New Roman" w:cs="Times New Roman"/>
+        </w:rPr>
+        <w:t xml:space="preserve"> </w:t>
+      </w:r>
+      <w:r>
+        <w:rPr>
+          <w:rFonts w:hint="eastAsia" w:ascii="Times New Roman" w:hAnsi="Times New Roman" w:eastAsia="FangSong" w:cs="Times New Roman"/>
+        </w:rPr>
+        <w:t xml:space="preserve">在</w:t>
+      </w:r>
+      <w:r>
+        <w:rPr>
+          <w:rFonts w:ascii="Times New Roman" w:hAnsi="Times New Roman" w:eastAsia="Times New Roman" w:cs="Times New Roman"/>
+        </w:rPr>
+        <w:t xml:space="preserve"> a </w:t>
+      </w:r>
+      <w:r>
+        <w:rPr>
+          <w:rFonts w:hint="eastAsia" w:ascii="Times New Roman" w:hAnsi="Times New Roman" w:eastAsia="FangSong" w:cs="Times New Roman"/>
+        </w:rPr>
+        <w:t>键</w:t>
+      </w:r>
+      <w:r>
+        <w:rPr>
+          <w:rFonts w:hint="eastAsia" w:ascii="Times New Roman" w:hAnsi="Times New Roman" w:eastAsia="Times New Roman" w:cs="Times New Roman"/>
+        </w:rPr>
+        <w:t>）：Br</w:t>
+      </w:r>
+      <w:r>
+        <w:rPr>
+          <w:rFonts w:ascii="Times New Roman" w:hAnsi="Times New Roman" w:eastAsia="Times New Roman" w:cs="Times New Roman"/>
+        </w:rPr>
+        <w:t xml:space="preserve"> </w:t>
+      </w:r>
+      <w:r>
+        <w:rPr>
+          <w:rFonts w:hint="eastAsia" w:ascii="Times New Roman" w:hAnsi="Times New Roman" w:eastAsia="FangSong" w:cs="Times New Roman"/>
+        </w:rPr>
+        <w:t xml:space="preserve">的邻位</w:t>
+      </w:r>
+      <w:r>
+        <w:rPr>
+          <w:rFonts w:ascii="Times New Roman" w:hAnsi="Times New Roman" w:eastAsia="Times New Roman" w:cs="Times New Roman"/>
+        </w:rPr>
+        <w:t xml:space="preserve"> </w:t>
+      </w:r>
+      <w:r>
+        <w:rPr>
+          <w:rFonts w:hint="eastAsia" w:ascii="Times New Roman" w:hAnsi="Times New Roman" w:eastAsia="Times New Roman" w:cs="Times New Roman"/>
+        </w:rPr>
+        <w:t>β-</w:t>
+      </w:r>
+      <w:r>
+        <w:rPr>
+          <w:rFonts w:hint="eastAsia" w:ascii="Times New Roman" w:hAnsi="Times New Roman" w:eastAsia="FangSong" w:cs="Times New Roman"/>
+        </w:rPr>
+        <w:t>碳为</w:t>
+      </w:r>
+      <w:r>
+        <w:rPr>
+          <w:rFonts w:ascii="Times New Roman" w:hAnsi="Times New Roman" w:eastAsia="Times New Roman" w:cs="Times New Roman"/>
+        </w:rPr>
+        <w:t xml:space="preserve"> </w:t>
+      </w:r>
+      <w:r>
+        <w:rPr>
+          <w:rFonts w:hint="eastAsia" w:ascii="Times New Roman" w:hAnsi="Times New Roman" w:eastAsia="Times New Roman" w:cs="Times New Roman"/>
+        </w:rPr>
+        <w:t>C</w:t>
+      </w:r>
+      <w:r>
+        <w:rPr>
+          <w:rFonts w:hint="eastAsia" w:ascii="Times New Roman" w:hAnsi="Times New Roman" w:eastAsia="Times New Roman" w:cs="Times New Roman"/>
+          <w:vertAlign w:val="subscript"/>
+        </w:rPr>
+        <w:t>1</w:t>
+      </w:r>
+      <w:r>
+        <w:rPr>
+          <w:rFonts w:hint="eastAsia" w:ascii="Times New Roman" w:hAnsi="Times New Roman" w:eastAsia="Times New Roman" w:cs="Times New Roman"/>
+        </w:rPr>
+        <w:t>（</w:t>
+      </w:r>
+      <w:r>
+        <w:rPr>
+          <w:rFonts w:hint="eastAsia" w:ascii="Times New Roman" w:hAnsi="Times New Roman" w:eastAsia="FangSong" w:cs="Times New Roman"/>
+        </w:rPr>
+        <w:t>连</w:t>
+      </w:r>
+      <w:r>
+        <w:rPr>
+          <w:rFonts w:ascii="Times New Roman" w:hAnsi="Times New Roman" w:eastAsia="Times New Roman" w:cs="Times New Roman"/>
+        </w:rPr>
+        <w:t xml:space="preserve"> </w:t>
+      </w:r>
+      <w:r>
+        <w:rPr>
+          <w:rFonts w:hint="eastAsia" w:ascii="Times New Roman" w:hAnsi="Times New Roman" w:eastAsia="Times New Roman" w:cs="Times New Roman"/>
+        </w:rPr>
+        <w:t>CH</w:t>
+      </w:r>
+      <w:r>
+        <w:rPr>
+          <w:rFonts w:hint="eastAsia" w:ascii="Times New Roman" w:hAnsi="Times New Roman" w:eastAsia="Times New Roman" w:cs="Times New Roman"/>
+          <w:vertAlign w:val="subscript"/>
+        </w:rPr>
+        <w:t>3</w:t>
+      </w:r>
+      <w:r>
+        <w:rPr>
+          <w:rFonts w:hint="eastAsia" w:ascii="Times New Roman" w:hAnsi="Times New Roman" w:eastAsia="Times New Roman" w:cs="Times New Roman"/>
+        </w:rPr>
+        <w:t>）</w:t>
+      </w:r>
+      <w:r>
+        <w:rPr>
+          <w:rFonts w:hint="eastAsia" w:ascii="Times New Roman" w:hAnsi="Times New Roman" w:eastAsia="FangSong" w:cs="Times New Roman"/>
+        </w:rPr>
+        <w:t>与</w:t>
+      </w:r>
+      <w:r>
+        <w:rPr>
+          <w:rFonts w:ascii="Times New Roman" w:hAnsi="Times New Roman" w:eastAsia="Times New Roman" w:cs="Times New Roman"/>
+        </w:rPr>
+        <w:t xml:space="preserve"> </w:t>
+      </w:r>
+      <w:r>
+        <w:rPr>
+          <w:rFonts w:hint="eastAsia" w:ascii="Times New Roman" w:hAnsi="Times New Roman" w:eastAsia="Times New Roman" w:cs="Times New Roman"/>
+        </w:rPr>
+        <w:t>C</w:t>
+      </w:r>
+      <w:r>
+        <w:rPr>
+          <w:rFonts w:hint="eastAsia" w:ascii="Times New Roman" w:hAnsi="Times New Roman" w:eastAsia="Times New Roman" w:cs="Times New Roman"/>
+          <w:vertAlign w:val="subscript"/>
+        </w:rPr>
+        <w:t>3</w:t>
+      </w:r>
+      <w:r>
+        <w:rPr>
+          <w:rFonts w:hint="eastAsia" w:ascii="Times New Roman" w:hAnsi="Times New Roman" w:eastAsia="Times New Roman" w:cs="Times New Roman"/>
+        </w:rPr>
+        <w:t>（CH</w:t>
+      </w:r>
+      <w:r>
+        <w:rPr>
+          <w:rFonts w:hint="eastAsia" w:ascii="Times New Roman" w:hAnsi="Times New Roman" w:eastAsia="Times New Roman" w:cs="Times New Roman"/>
+          <w:vertAlign w:val="subscript"/>
+        </w:rPr>
+        <w:t>2</w:t>
+      </w:r>
+      <w:r>
+        <w:rPr>
+          <w:rFonts w:hint="eastAsia" w:ascii="Times New Roman" w:hAnsi="Times New Roman" w:eastAsia="Times New Roman" w:cs="Times New Roman"/>
+        </w:rPr>
+        <w:t>），</w:t>
+      </w:r>
+      <w:r>
+        <w:rPr>
+          <w:rFonts w:hint="eastAsia" w:ascii="Times New Roman" w:hAnsi="Times New Roman" w:eastAsia="FangSong" w:cs="Times New Roman"/>
+        </w:rPr>
+        <w:t>其</w:t>
+      </w:r>
+      <w:r>
+        <w:rPr>
+          <w:rFonts w:ascii="Times New Roman" w:hAnsi="Times New Roman" w:eastAsia="Times New Roman" w:cs="Times New Roman"/>
+        </w:rPr>
+        <w:t xml:space="preserve"> a-H </w:t>
+      </w:r>
+      <w:r>
+        <w:rPr>
+          <w:rFonts w:hint="eastAsia" w:ascii="Times New Roman" w:hAnsi="Times New Roman" w:eastAsia="FangSong" w:cs="Times New Roman"/>
+        </w:rPr>
+        <w:t xml:space="preserve">与</w:t>
+      </w:r>
+      <w:r>
+        <w:rPr>
+          <w:rFonts w:ascii="Times New Roman" w:hAnsi="Times New Roman" w:eastAsia="Times New Roman" w:cs="Times New Roman"/>
+        </w:rPr>
+        <w:t xml:space="preserve"> 2-a-Br </w:t>
+      </w:r>
+      <w:r>
+        <w:rPr>
+          <w:rFonts w:hint="eastAsia" w:ascii="Times New Roman" w:hAnsi="Times New Roman" w:eastAsia="FangSong" w:cs="Times New Roman"/>
+        </w:rPr>
+        <w:t xml:space="preserve">反式共平面</w:t>
       </w:r>
       <w:r>
         <w:rPr>
@@ -26628,7 +25475,88 @@
         <w:rPr>
           <w:rFonts w:hint="eastAsia" w:ascii="Times New Roman" w:hAnsi="Times New Roman" w:eastAsia="FangSong" w:cs="Times New Roman"/>
         </w:rPr>
-        <w:t xml:space="preserve">竞争主战场</w:t>
+        <w:t xml:space="preserve">可发生</w:t>
+      </w:r>
+      <w:r>
+        <w:rPr>
+          <w:rFonts w:ascii="Times New Roman" w:hAnsi="Times New Roman" w:eastAsia="Times New Roman" w:cs="Times New Roman"/>
+        </w:rPr>
+        <w:t xml:space="preserve"> E2</w:t>
+      </w:r>
+    </w:p>
+    <w:p>
+      <w:pPr>
+        <w:pStyle w:val="Compact"/>
+        <w:numPr>
+          <w:ilvl w:val="1"/>
+          <w:numId w:val="1011"/>
+        </w:numPr>
+      </w:pPr>
+      <w:r>
+        <w:rPr>
+          <w:rFonts w:hint="eastAsia" w:ascii="Times New Roman" w:hAnsi="Times New Roman" w:eastAsia="FangSong" w:cs="Times New Roman"/>
+        </w:rPr>
+        <w:t xml:space="preserve">构象</w:t>
+      </w:r>
+      <w:r>
+        <w:rPr>
+          <w:rFonts w:ascii="Times New Roman" w:hAnsi="Times New Roman" w:eastAsia="Times New Roman" w:cs="Times New Roman"/>
+        </w:rPr>
+        <w:t xml:space="preserve"> </w:t>
+      </w:r>
+      <w:r>
+        <w:rPr>
+          <w:rFonts w:hint="eastAsia" w:ascii="Times New Roman" w:hAnsi="Times New Roman" w:eastAsia="Times New Roman" w:cs="Times New Roman"/>
+        </w:rPr>
+        <w:t xml:space="preserve">B（Br</w:t>
+      </w:r>
+      <w:r>
+        <w:rPr>
+          <w:rFonts w:ascii="Times New Roman" w:hAnsi="Times New Roman" w:eastAsia="Times New Roman" w:cs="Times New Roman"/>
+        </w:rPr>
+        <w:t xml:space="preserve"> </w:t>
+      </w:r>
+      <w:r>
+        <w:rPr>
+          <w:rFonts w:hint="eastAsia" w:ascii="Times New Roman" w:hAnsi="Times New Roman" w:eastAsia="FangSong" w:cs="Times New Roman"/>
+        </w:rPr>
+        <w:t xml:space="preserve">在</w:t>
+      </w:r>
+      <w:r>
+        <w:rPr>
+          <w:rFonts w:ascii="Times New Roman" w:hAnsi="Times New Roman" w:eastAsia="Times New Roman" w:cs="Times New Roman"/>
+        </w:rPr>
+        <w:t xml:space="preserve"> e </w:t>
+      </w:r>
+      <w:r>
+        <w:rPr>
+          <w:rFonts w:hint="eastAsia" w:ascii="Times New Roman" w:hAnsi="Times New Roman" w:eastAsia="FangSong" w:cs="Times New Roman"/>
+        </w:rPr>
+        <w:t>键</w:t>
+      </w:r>
+      <w:r>
+        <w:rPr>
+          <w:rFonts w:hint="eastAsia" w:ascii="Times New Roman" w:hAnsi="Times New Roman" w:eastAsia="Times New Roman" w:cs="Times New Roman"/>
+        </w:rPr>
+        <w:t>）：</w:t>
+      </w:r>
+      <w:r>
+        <w:rPr>
+          <w:rFonts w:hint="eastAsia" w:ascii="Times New Roman" w:hAnsi="Times New Roman" w:eastAsia="FangSong" w:cs="Times New Roman"/>
+        </w:rPr>
+        <w:t>无邻位</w:t>
+      </w:r>
+      <w:r>
+        <w:rPr>
+          <w:rFonts w:ascii="Times New Roman" w:hAnsi="Times New Roman" w:eastAsia="Times New Roman" w:cs="Times New Roman"/>
+        </w:rPr>
+        <w:t xml:space="preserve"> a-H → E2 </w:t>
+      </w:r>
+      <w:r>
+        <w:rPr>
+          <w:rFonts w:hint="eastAsia" w:ascii="Times New Roman" w:hAnsi="Times New Roman" w:eastAsia="FangSong" w:cs="Times New Roman"/>
+        </w:rPr>
+        <w:t xml:space="preserve">不能发生</w:t>
       </w:r>
     </w:p>
     <w:p>
@@ -26643,78 +25571,40 @@
         <w:rPr>
           <w:rFonts w:hint="eastAsia" w:ascii="Times New Roman" w:hAnsi="Times New Roman" w:eastAsia="FangSong" w:cs="Times New Roman"/>
         </w:rPr>
-        <w:t>试剂</w:t>
-      </w:r>
-      <w:r>
-        <w:rPr>
-          <w:rFonts w:hint="eastAsia" w:ascii="Times New Roman" w:hAnsi="Times New Roman" w:eastAsia="Times New Roman" w:cs="Times New Roman"/>
-        </w:rPr>
-        <w:t>：HO</w:t>
-      </w:r>
-      <w:r>
-        <w:rPr>
-          <w:rFonts w:hint="eastAsia" w:ascii="Times New Roman" w:hAnsi="Times New Roman" w:eastAsia="Times New Roman" w:cs="Times New Roman"/>
-          <w:vertAlign w:val="superscript"/>
-        </w:rPr>
-        <w:t>-</w:t>
-      </w:r>
-      <w:r>
-        <w:rPr>
-          <w:rFonts w:ascii="Times New Roman" w:hAnsi="Times New Roman" w:eastAsia="Times New Roman" w:cs="Times New Roman"/>
-        </w:rPr>
-        <w:t xml:space="preserve"> </w:t>
-      </w:r>
-      <w:r>
-        <w:rPr>
-          <w:rFonts w:hint="eastAsia" w:ascii="Times New Roman" w:hAnsi="Times New Roman" w:eastAsia="FangSong" w:cs="Times New Roman"/>
-        </w:rPr>
-        <w:t>是强亲核</w:t>
-      </w:r>
-      <w:r>
-        <w:rPr>
-          <w:rFonts w:hint="eastAsia" w:ascii="Times New Roman" w:hAnsi="Times New Roman" w:eastAsia="Times New Roman" w:cs="Times New Roman"/>
-        </w:rPr>
-        <w:t>+</w:t>
-      </w:r>
-      <w:r>
-        <w:rPr>
-          <w:rFonts w:hint="eastAsia" w:ascii="Times New Roman" w:hAnsi="Times New Roman" w:eastAsia="FangSong" w:cs="Times New Roman"/>
-        </w:rPr>
-        <w:t>强碱</w:t>
+        <w:t xml:space="preserve">在构象</w:t>
+      </w:r>
+      <w:r>
+        <w:rPr>
+          <w:rFonts w:ascii="Times New Roman" w:hAnsi="Times New Roman" w:eastAsia="Times New Roman" w:cs="Times New Roman"/>
+        </w:rPr>
+        <w:t xml:space="preserve"> A </w:t>
+      </w:r>
+      <w:r>
+        <w:rPr>
+          <w:rFonts w:hint="eastAsia" w:ascii="Times New Roman" w:hAnsi="Times New Roman" w:eastAsia="FangSong" w:cs="Times New Roman"/>
+        </w:rPr>
+        <w:t>中消除</w:t>
+      </w:r>
+      <w:r>
+        <w:rPr>
+          <w:rFonts w:hint="eastAsia" w:ascii="Times New Roman" w:hAnsi="Times New Roman" w:eastAsia="Times New Roman" w:cs="Times New Roman"/>
+        </w:rPr>
+        <w:t>：</w:t>
       </w:r>
     </w:p>
     <w:p>
       <w:pPr>
         <w:pStyle w:val="Compact"/>
         <w:numPr>
-          <w:ilvl w:val="0"/>
-          <w:numId w:val="1009"/>
+          <w:ilvl w:val="1"/>
+          <w:numId w:val="1012"/>
         </w:numPr>
       </w:pPr>
       <w:r>
         <w:rPr>
           <w:rFonts w:hint="eastAsia" w:ascii="Times New Roman" w:hAnsi="Times New Roman" w:eastAsia="FangSong" w:cs="Times New Roman"/>
         </w:rPr>
-        <w:t>溶剂</w:t>
-      </w:r>
-      <w:r>
-        <w:rPr>
-          <w:rFonts w:hint="eastAsia" w:ascii="Times New Roman" w:hAnsi="Times New Roman" w:eastAsia="Times New Roman" w:cs="Times New Roman"/>
-        </w:rPr>
-        <w:t>：H</w:t>
-      </w:r>
-      <w:r>
-        <w:rPr>
-          <w:rFonts w:hint="eastAsia" w:ascii="Times New Roman" w:hAnsi="Times New Roman" w:eastAsia="Times New Roman" w:cs="Times New Roman"/>
-          <w:vertAlign w:val="subscript"/>
-        </w:rPr>
-        <w:t>2</w:t>
-      </w:r>
-      <w:r>
-        <w:rPr>
-          <w:rFonts w:hint="eastAsia" w:ascii="Times New Roman" w:hAnsi="Times New Roman" w:eastAsia="Times New Roman" w:cs="Times New Roman"/>
-        </w:rPr>
-        <w:t>O</w:t>
+        <w:t xml:space="preserve">产物需按取代度判断</w:t>
       </w:r>
       <w:r>
         <w:rPr>
@@ -26724,21 +25614,9 @@
       </w:r>
       <w:r>
         <w:rPr>
-          <w:rFonts w:hint="eastAsia" w:ascii="Times New Roman" w:hAnsi="Times New Roman" w:eastAsia="FangSong" w:cs="Times New Roman"/>
-        </w:rPr>
-        <w:t>是极性质子</w:t>
-      </w:r>
-      <w:r>
-        <w:rPr>
-          <w:rFonts w:hint="eastAsia" w:ascii="Times New Roman" w:hAnsi="Times New Roman" w:eastAsia="Times New Roman" w:cs="Times New Roman"/>
-        </w:rPr>
-        <w:t>（</w:t>
-      </w:r>
-      <w:r>
-        <w:rPr>
-          <w:rFonts w:hint="eastAsia" w:ascii="Times New Roman" w:hAnsi="Times New Roman" w:eastAsia="FangSong" w:cs="Times New Roman"/>
-        </w:rPr>
-        <w:t>包裹</w:t>
+          <w:rFonts w:hint="eastAsia" w:ascii="Times New Roman" w:hAnsi="Times New Roman" w:eastAsia="Times New Roman" w:cs="Times New Roman"/>
+        </w:rPr>
+        <w:t xml:space="preserve">Zaitsev/Hofmann：t-BuOK</w:t>
       </w:r>
       <w:r>
         <w:rPr>
@@ -26748,16 +25626,9 @@
       </w:r>
       <w:r>
         <w:rPr>
-          <w:rFonts w:hint="eastAsia" w:ascii="Times New Roman" w:hAnsi="Times New Roman" w:eastAsia="Times New Roman" w:cs="Times New Roman"/>
-        </w:rPr>
-        <w:t>HO</w:t>
-      </w:r>
-      <w:r>
-        <w:rPr>
-          <w:rFonts w:hint="eastAsia" w:ascii="Times New Roman" w:hAnsi="Times New Roman" w:eastAsia="Times New Roman" w:cs="Times New Roman"/>
-          <w:vertAlign w:val="superscript"/>
-        </w:rPr>
-        <w:t>-</w:t>
+          <w:rFonts w:hint="eastAsia" w:ascii="Times New Roman" w:hAnsi="Times New Roman" w:eastAsia="FangSong" w:cs="Times New Roman"/>
+        </w:rPr>
+        <w:t>是大位阻碱</w:t>
       </w:r>
       <w:r>
         <w:rPr>
@@ -26769,64 +25640,267 @@
         <w:rPr>
           <w:rFonts w:hint="eastAsia" w:ascii="Times New Roman" w:hAnsi="Times New Roman" w:eastAsia="FangSong" w:cs="Times New Roman"/>
         </w:rPr>
-        <w:t>降低碱性和亲核性</w:t>
-      </w:r>
-      <w:r>
-        <w:rPr>
-          <w:rFonts w:hint="eastAsia" w:ascii="Times New Roman" w:hAnsi="Times New Roman" w:eastAsia="Times New Roman" w:cs="Times New Roman"/>
-        </w:rPr>
-        <w:t>，</w:t>
-      </w:r>
-      <w:r>
-        <w:rPr>
-          <w:rFonts w:hint="eastAsia" w:ascii="Times New Roman" w:hAnsi="Times New Roman" w:eastAsia="FangSong" w:cs="Times New Roman"/>
-        </w:rPr>
-        <w:t>但更降低碱性</w:t>
-      </w:r>
-      <w:r>
-        <w:rPr>
-          <w:rFonts w:hint="eastAsia" w:ascii="Times New Roman" w:hAnsi="Times New Roman" w:eastAsia="Times New Roman" w:cs="Times New Roman"/>
-        </w:rPr>
-        <w:t>）</w:t>
+        <w:t>但在环己烷刚性体系中构象限制占主导</w:t>
       </w:r>
     </w:p>
     <w:p>
       <w:pPr>
         <w:pStyle w:val="Compact"/>
         <w:numPr>
-          <w:ilvl w:val="0"/>
-          <w:numId w:val="1009"/>
+          <w:ilvl w:val="1"/>
+          <w:numId w:val="1012"/>
         </w:numPr>
       </w:pPr>
       <w:r>
         <w:rPr>
           <w:rFonts w:hint="eastAsia" w:ascii="Times New Roman" w:hAnsi="Times New Roman" w:eastAsia="FangSong" w:cs="Times New Roman"/>
         </w:rPr>
-        <w:t>温度</w:t>
-      </w:r>
-      <w:r>
-        <w:rPr>
-          <w:rFonts w:hint="eastAsia" w:ascii="Times New Roman" w:hAnsi="Times New Roman" w:eastAsia="Times New Roman" w:cs="Times New Roman"/>
-        </w:rPr>
-        <w:t>：25°C（</w:t>
-      </w:r>
-      <w:r>
-        <w:rPr>
-          <w:rFonts w:hint="eastAsia" w:ascii="Times New Roman" w:hAnsi="Times New Roman" w:eastAsia="FangSong" w:cs="Times New Roman"/>
-        </w:rPr>
-        <w:t>低温</w:t>
-      </w:r>
-      <w:r>
-        <w:rPr>
-          <w:rFonts w:hint="eastAsia" w:ascii="Times New Roman" w:hAnsi="Times New Roman" w:eastAsia="Times New Roman" w:cs="Times New Roman"/>
-        </w:rPr>
-        <w:t>，</w:t>
-      </w:r>
-      <w:r>
-        <w:rPr>
-          <w:rFonts w:hint="eastAsia" w:ascii="Times New Roman" w:hAnsi="Times New Roman" w:eastAsia="FangSong" w:cs="Times New Roman"/>
-        </w:rPr>
-        <w:t>取代有利</w:t>
+        <w:t xml:space="preserve">夺</w:t>
+      </w:r>
+      <w:r>
+        <w:rPr>
+          <w:rFonts w:ascii="Times New Roman" w:hAnsi="Times New Roman" w:eastAsia="Times New Roman" w:cs="Times New Roman"/>
+        </w:rPr>
+        <w:t xml:space="preserve"> C</w:t>
+      </w:r>
+      <w:r>
+        <w:rPr>
+          <w:rFonts w:ascii="Times New Roman" w:hAnsi="Times New Roman" w:eastAsia="Times New Roman" w:cs="Times New Roman"/>
+          <w:vertAlign w:val="subscript"/>
+        </w:rPr>
+        <w:t>1</w:t>
+      </w:r>
+      <w:r>
+        <w:rPr>
+          <w:rFonts w:ascii="Times New Roman" w:hAnsi="Times New Roman" w:eastAsia="Times New Roman" w:cs="Times New Roman"/>
+        </w:rPr>
+        <w:t xml:space="preserve"> </w:t>
+      </w:r>
+      <w:r>
+        <w:rPr>
+          <w:rFonts w:hint="eastAsia" w:ascii="Times New Roman" w:hAnsi="Times New Roman" w:eastAsia="FangSong" w:cs="Times New Roman"/>
+        </w:rPr>
+        <w:t xml:space="preserve">的</w:t>
+      </w:r>
+      <w:r>
+        <w:rPr>
+          <w:rFonts w:ascii="Times New Roman" w:hAnsi="Times New Roman" w:eastAsia="Times New Roman" w:cs="Times New Roman"/>
+        </w:rPr>
+        <w:t xml:space="preserve"> a-H → </w:t>
+      </w:r>
+      <w:r>
+        <w:rPr>
+          <w:rFonts w:hint="eastAsia" w:ascii="Times New Roman" w:hAnsi="Times New Roman" w:eastAsia="FangSong" w:cs="Times New Roman"/>
+        </w:rPr>
+        <w:t xml:space="preserve">双键</w:t>
+      </w:r>
+      <w:r>
+        <w:rPr>
+          <w:rFonts w:ascii="Times New Roman" w:hAnsi="Times New Roman" w:eastAsia="Times New Roman" w:cs="Times New Roman"/>
+        </w:rPr>
+        <w:t xml:space="preserve"> </w:t>
+      </w:r>
+      <w:r>
+        <w:rPr>
+          <w:rFonts w:hint="eastAsia" w:ascii="Times New Roman" w:hAnsi="Times New Roman" w:eastAsia="Times New Roman" w:cs="Times New Roman"/>
+        </w:rPr>
+        <w:t>C</w:t>
+      </w:r>
+      <w:r>
+        <w:rPr>
+          <w:rFonts w:hint="eastAsia" w:ascii="Times New Roman" w:hAnsi="Times New Roman" w:eastAsia="Times New Roman" w:cs="Times New Roman"/>
+          <w:vertAlign w:val="subscript"/>
+        </w:rPr>
+        <w:t>1</w:t>
+      </w:r>
+      <w:r>
+        <w:rPr>
+          <w:rFonts w:hint="eastAsia" w:ascii="Times New Roman" w:hAnsi="Times New Roman" w:eastAsia="Times New Roman" w:cs="Times New Roman"/>
+        </w:rPr>
+        <w:t>=C</w:t>
+      </w:r>
+      <w:r>
+        <w:rPr>
+          <w:rFonts w:hint="eastAsia" w:ascii="Times New Roman" w:hAnsi="Times New Roman" w:eastAsia="Times New Roman" w:cs="Times New Roman"/>
+          <w:vertAlign w:val="subscript"/>
+        </w:rPr>
+        <w:t>2</w:t>
+      </w:r>
+      <w:r>
+        <w:rPr>
+          <w:rFonts w:hint="eastAsia" w:ascii="Times New Roman" w:hAnsi="Times New Roman" w:eastAsia="Times New Roman" w:cs="Times New Roman"/>
+        </w:rPr>
+        <w:t>：</w:t>
+      </w:r>
+      <w:r>
+        <w:rPr>
+          <w:rFonts w:hint="eastAsia" w:ascii="Times New Roman" w:hAnsi="Times New Roman" w:eastAsia="Times New Roman" w:cs="Times New Roman"/>
+          <w:b/>
+          <w:bCs/>
+        </w:rPr>
+        <w:t>1-</w:t>
+      </w:r>
+      <w:r>
+        <w:rPr>
+          <w:rFonts w:hint="eastAsia" w:ascii="Times New Roman" w:hAnsi="Times New Roman" w:eastAsia="FangSong" w:cs="Times New Roman"/>
+          <w:b/>
+          <w:bCs/>
+        </w:rPr>
+        <w:t>甲基环己烯</w:t>
+      </w:r>
+      <w:r>
+        <w:rPr>
+          <w:rFonts w:hint="eastAsia" w:ascii="Times New Roman" w:hAnsi="Times New Roman" w:eastAsia="Times New Roman" w:cs="Times New Roman"/>
+        </w:rPr>
+        <w:t>（C</w:t>
+      </w:r>
+      <w:r>
+        <w:rPr>
+          <w:rFonts w:hint="eastAsia" w:ascii="Times New Roman" w:hAnsi="Times New Roman" w:eastAsia="Times New Roman" w:cs="Times New Roman"/>
+          <w:vertAlign w:val="subscript"/>
+        </w:rPr>
+        <w:t>1</w:t>
+      </w:r>
+      <w:r>
+        <w:rPr>
+          <w:rFonts w:ascii="Times New Roman" w:hAnsi="Times New Roman" w:eastAsia="Times New Roman" w:cs="Times New Roman"/>
+        </w:rPr>
+        <w:t xml:space="preserve"> </w:t>
+      </w:r>
+      <w:r>
+        <w:rPr>
+          <w:rFonts w:hint="eastAsia" w:ascii="Times New Roman" w:hAnsi="Times New Roman" w:eastAsia="FangSong" w:cs="Times New Roman"/>
+        </w:rPr>
+        <w:t>双键碳为三取代</w:t>
+      </w:r>
+      <w:r>
+        <w:rPr>
+          <w:rFonts w:hint="eastAsia" w:ascii="Times New Roman" w:hAnsi="Times New Roman" w:eastAsia="Times New Roman" w:cs="Times New Roman"/>
+        </w:rPr>
+        <w:t>，Zaitsev，</w:t>
+      </w:r>
+      <w:r>
+        <w:rPr>
+          <w:rFonts w:hint="eastAsia" w:ascii="Times New Roman" w:hAnsi="Times New Roman" w:eastAsia="FangSong" w:cs="Times New Roman"/>
+        </w:rPr>
+        <w:t>主产物</w:t>
+      </w:r>
+      <w:r>
+        <w:rPr>
+          <w:rFonts w:hint="eastAsia" w:ascii="Times New Roman" w:hAnsi="Times New Roman" w:eastAsia="Times New Roman" w:cs="Times New Roman"/>
+        </w:rPr>
+        <w:t>）；</w:t>
+      </w:r>
+      <w:r>
+        <w:rPr>
+          <w:rFonts w:hint="eastAsia" w:ascii="Times New Roman" w:hAnsi="Times New Roman" w:eastAsia="FangSong" w:cs="Times New Roman"/>
+        </w:rPr>
+        <w:t>夺</w:t>
+      </w:r>
+      <w:r>
+        <w:rPr>
+          <w:rFonts w:ascii="Times New Roman" w:hAnsi="Times New Roman" w:eastAsia="Times New Roman" w:cs="Times New Roman"/>
+        </w:rPr>
+        <w:t xml:space="preserve"> C</w:t>
+      </w:r>
+      <w:r>
+        <w:rPr>
+          <w:rFonts w:ascii="Times New Roman" w:hAnsi="Times New Roman" w:eastAsia="Times New Roman" w:cs="Times New Roman"/>
+          <w:vertAlign w:val="subscript"/>
+        </w:rPr>
+        <w:t>3</w:t>
+      </w:r>
+      <w:r>
+        <w:rPr>
+          <w:rFonts w:ascii="Times New Roman" w:hAnsi="Times New Roman" w:eastAsia="Times New Roman" w:cs="Times New Roman"/>
+        </w:rPr>
+        <w:t xml:space="preserve"> </w:t>
+      </w:r>
+      <w:r>
+        <w:rPr>
+          <w:rFonts w:hint="eastAsia" w:ascii="Times New Roman" w:hAnsi="Times New Roman" w:eastAsia="FangSong" w:cs="Times New Roman"/>
+        </w:rPr>
+        <w:t xml:space="preserve">的</w:t>
+      </w:r>
+      <w:r>
+        <w:rPr>
+          <w:rFonts w:ascii="Times New Roman" w:hAnsi="Times New Roman" w:eastAsia="Times New Roman" w:cs="Times New Roman"/>
+        </w:rPr>
+        <w:t xml:space="preserve"> a-H → </w:t>
+      </w:r>
+      <w:r>
+        <w:rPr>
+          <w:rFonts w:hint="eastAsia" w:ascii="Times New Roman" w:hAnsi="Times New Roman" w:eastAsia="FangSong" w:cs="Times New Roman"/>
+        </w:rPr>
+        <w:t xml:space="preserve">双键</w:t>
+      </w:r>
+      <w:r>
+        <w:rPr>
+          <w:rFonts w:ascii="Times New Roman" w:hAnsi="Times New Roman" w:eastAsia="Times New Roman" w:cs="Times New Roman"/>
+        </w:rPr>
+        <w:t xml:space="preserve"> </w:t>
+      </w:r>
+      <w:r>
+        <w:rPr>
+          <w:rFonts w:hint="eastAsia" w:ascii="Times New Roman" w:hAnsi="Times New Roman" w:eastAsia="Times New Roman" w:cs="Times New Roman"/>
+        </w:rPr>
+        <w:t>C</w:t>
+      </w:r>
+      <w:r>
+        <w:rPr>
+          <w:rFonts w:hint="eastAsia" w:ascii="Times New Roman" w:hAnsi="Times New Roman" w:eastAsia="Times New Roman" w:cs="Times New Roman"/>
+          <w:vertAlign w:val="subscript"/>
+        </w:rPr>
+        <w:t>2</w:t>
+      </w:r>
+      <w:r>
+        <w:rPr>
+          <w:rFonts w:hint="eastAsia" w:ascii="Times New Roman" w:hAnsi="Times New Roman" w:eastAsia="Times New Roman" w:cs="Times New Roman"/>
+        </w:rPr>
+        <w:t>=C</w:t>
+      </w:r>
+      <w:r>
+        <w:rPr>
+          <w:rFonts w:hint="eastAsia" w:ascii="Times New Roman" w:hAnsi="Times New Roman" w:eastAsia="Times New Roman" w:cs="Times New Roman"/>
+          <w:vertAlign w:val="subscript"/>
+        </w:rPr>
+        <w:t>3</w:t>
+      </w:r>
+      <w:r>
+        <w:rPr>
+          <w:rFonts w:hint="eastAsia" w:ascii="Times New Roman" w:hAnsi="Times New Roman" w:eastAsia="Times New Roman" w:cs="Times New Roman"/>
+        </w:rPr>
+        <w:t>：1-</w:t>
+      </w:r>
+      <w:r>
+        <w:rPr>
+          <w:rFonts w:hint="eastAsia" w:ascii="Times New Roman" w:hAnsi="Times New Roman" w:eastAsia="FangSong" w:cs="Times New Roman"/>
+        </w:rPr>
+        <w:t>甲基环己</w:t>
+      </w:r>
+      <w:r>
+        <w:rPr>
+          <w:rFonts w:hint="eastAsia" w:ascii="Times New Roman" w:hAnsi="Times New Roman" w:eastAsia="Times New Roman" w:cs="Times New Roman"/>
+        </w:rPr>
+        <w:t>-2-</w:t>
+      </w:r>
+      <w:r>
+        <w:rPr>
+          <w:rFonts w:hint="eastAsia" w:ascii="Times New Roman" w:hAnsi="Times New Roman" w:eastAsia="FangSong" w:cs="Times New Roman"/>
+        </w:rPr>
+        <w:t>烯</w:t>
+      </w:r>
+      <w:r>
+        <w:rPr>
+          <w:rFonts w:hint="eastAsia" w:ascii="Times New Roman" w:hAnsi="Times New Roman" w:eastAsia="Times New Roman" w:cs="Times New Roman"/>
+        </w:rPr>
+        <w:t>（</w:t>
+      </w:r>
+      <w:r>
+        <w:rPr>
+          <w:rFonts w:hint="eastAsia" w:ascii="Times New Roman" w:hAnsi="Times New Roman" w:eastAsia="FangSong" w:cs="Times New Roman"/>
+        </w:rPr>
+        <w:t>双键碳均二取代</w:t>
       </w:r>
       <w:r>
         <w:rPr>
@@ -26837,23 +25911,58 @@
     </w:p>
     <w:p>
       <w:pPr>
-        <w:pStyle w:val="Compact"/>
-        <w:numPr>
-          <w:ilvl w:val="0"/>
-          <w:numId w:val="1009"/>
-        </w:numPr>
+        <w:pStyle w:val="FirstParagraph"/>
       </w:pPr>
       <w:r>
         <w:rPr>
           <w:rFonts w:hint="eastAsia" w:ascii="Times New Roman" w:hAnsi="Times New Roman" w:eastAsia="FangSong" w:cs="Times New Roman"/>
-        </w:rPr>
-        <w:t>判断</w:t>
-      </w:r>
-      <w:r>
-        <w:rPr>
-          <w:rFonts w:hint="eastAsia" w:ascii="Times New Roman" w:hAnsi="Times New Roman" w:eastAsia="Times New Roman" w:cs="Times New Roman"/>
-        </w:rPr>
-        <w:t>：SN2</w:t>
+          <w:b/>
+          <w:bCs/>
+        </w:rPr>
+        <w:t xml:space="preserve">答案</w:t>
+      </w:r>
+      <w:r>
+        <w:rPr>
+          <w:rFonts w:hint="eastAsia" w:ascii="Times New Roman" w:hAnsi="Times New Roman" w:eastAsia="Times New Roman" w:cs="Times New Roman"/>
+        </w:rPr>
+        <w:t>：</w:t>
+      </w:r>
+      <w:r>
+        <w:rPr>
+          <w:rFonts w:hint="eastAsia" w:ascii="Times New Roman" w:hAnsi="Times New Roman" w:eastAsia="FangSong" w:cs="Times New Roman"/>
+        </w:rPr>
+        <w:t>反式异构体可在优势椅式构象</w:t>
+      </w:r>
+      <w:r>
+        <w:rPr>
+          <w:rFonts w:hint="eastAsia" w:ascii="Times New Roman" w:hAnsi="Times New Roman" w:eastAsia="Times New Roman" w:cs="Times New Roman"/>
+        </w:rPr>
+        <w:t>（1-CH</w:t>
+      </w:r>
+      <w:r>
+        <w:rPr>
+          <w:rFonts w:hint="eastAsia" w:ascii="Times New Roman" w:hAnsi="Times New Roman" w:eastAsia="Times New Roman" w:cs="Times New Roman"/>
+          <w:vertAlign w:val="subscript"/>
+        </w:rPr>
+        <w:t>3</w:t>
+      </w:r>
+      <w:r>
+        <w:rPr>
+          <w:rFonts w:ascii="Times New Roman" w:hAnsi="Times New Roman" w:eastAsia="Times New Roman" w:cs="Times New Roman"/>
+        </w:rPr>
+        <w:t xml:space="preserve"> e / 2-Br </w:t>
+      </w:r>
+      <w:r>
+        <w:rPr>
+          <w:rFonts w:hint="eastAsia" w:ascii="Times New Roman" w:hAnsi="Times New Roman" w:eastAsia="Times New Roman" w:cs="Times New Roman"/>
+        </w:rPr>
+        <w:t>a）</w:t>
+      </w:r>
+      <w:r>
+        <w:rPr>
+          <w:rFonts w:hint="eastAsia" w:ascii="Times New Roman" w:hAnsi="Times New Roman" w:eastAsia="FangSong" w:cs="Times New Roman"/>
+        </w:rPr>
+        <w:t>下发生</w:t>
       </w:r>
       <w:r>
         <w:rPr>
@@ -26863,34 +25972,15 @@
       </w:r>
       <w:r>
         <w:rPr>
-          <w:rFonts w:hint="eastAsia" w:ascii="Times New Roman" w:hAnsi="Times New Roman" w:eastAsia="FangSong" w:cs="Times New Roman"/>
-        </w:rPr>
-        <w:t>主导</w:t>
-      </w:r>
-      <w:r>
-        <w:rPr>
-          <w:rFonts w:hint="eastAsia" w:ascii="Times New Roman" w:hAnsi="Times New Roman" w:eastAsia="Times New Roman" w:cs="Times New Roman"/>
-        </w:rPr>
-        <w:t>（</w:t>
-      </w:r>
-      <w:r>
-        <w:rPr>
-          <w:rFonts w:hint="eastAsia" w:ascii="Times New Roman" w:hAnsi="Times New Roman" w:eastAsia="FangSong" w:cs="Times New Roman"/>
-        </w:rPr>
-        <w:t>水中的</w:t>
-      </w:r>
-      <w:r>
-        <w:rPr>
-          <w:rFonts w:ascii="Times New Roman" w:hAnsi="Times New Roman" w:eastAsia="Times New Roman" w:cs="Times New Roman"/>
-        </w:rPr>
-        <w:t xml:space="preserve"> OH</w:t>
-      </w:r>
-      <w:r>
-        <w:rPr>
-          <w:rFonts w:ascii="Times New Roman" w:hAnsi="Times New Roman" w:eastAsia="Times New Roman" w:cs="Times New Roman"/>
-          <w:vertAlign w:val="superscript"/>
-        </w:rPr>
-        <w:t>-</w:t>
+          <w:rFonts w:hint="eastAsia" w:ascii="Times New Roman" w:hAnsi="Times New Roman" w:eastAsia="Times New Roman" w:cs="Times New Roman"/>
+        </w:rPr>
+        <w:t>E2，</w:t>
+      </w:r>
+      <w:r>
+        <w:rPr>
+          <w:rFonts w:hint="eastAsia" w:ascii="Times New Roman" w:hAnsi="Times New Roman" w:eastAsia="FangSong" w:cs="Times New Roman"/>
+        </w:rPr>
+        <w:t>主产物为</w:t>
       </w:r>
       <w:r>
         <w:rPr>
@@ -26900,48 +25990,42 @@
       </w:r>
       <w:r>
         <w:rPr>
-          <w:rFonts w:hint="eastAsia" w:ascii="Times New Roman" w:hAnsi="Times New Roman" w:eastAsia="FangSong" w:cs="Times New Roman"/>
-        </w:rPr>
-        <w:t>亲核性和碱性都被抑制</w:t>
-      </w:r>
-      <w:r>
-        <w:rPr>
-          <w:rFonts w:hint="eastAsia" w:ascii="Times New Roman" w:hAnsi="Times New Roman" w:eastAsia="Times New Roman" w:cs="Times New Roman"/>
-        </w:rPr>
-        <w:t>，</w:t>
-      </w:r>
-      <w:r>
-        <w:rPr>
-          <w:rFonts w:hint="eastAsia" w:ascii="Times New Roman" w:hAnsi="Times New Roman" w:eastAsia="FangSong" w:cs="Times New Roman"/>
-        </w:rPr>
-        <w:t>但亲核性仍存</w:t>
-      </w:r>
-      <w:r>
-        <w:rPr>
-          <w:rFonts w:hint="eastAsia" w:ascii="Times New Roman" w:hAnsi="Times New Roman" w:eastAsia="Times New Roman" w:cs="Times New Roman"/>
-        </w:rPr>
-        <w:t>；</w:t>
-      </w:r>
-      <w:r>
-        <w:rPr>
-          <w:rFonts w:hint="eastAsia" w:ascii="Times New Roman" w:hAnsi="Times New Roman" w:eastAsia="FangSong" w:cs="Times New Roman"/>
-        </w:rPr>
-        <w:t>低温留取代</w:t>
-      </w:r>
-      <w:r>
-        <w:rPr>
-          <w:rFonts w:hint="eastAsia" w:ascii="Times New Roman" w:hAnsi="Times New Roman" w:eastAsia="Times New Roman" w:cs="Times New Roman"/>
-        </w:rPr>
-        <w:t>）</w:t>
+          <w:rFonts w:hint="eastAsia" w:ascii="Times New Roman" w:hAnsi="Times New Roman" w:eastAsia="Times New Roman" w:cs="Times New Roman"/>
+          <w:b/>
+          <w:bCs/>
+        </w:rPr>
+        <w:t>1-</w:t>
+      </w:r>
+      <w:r>
+        <w:rPr>
+          <w:rFonts w:hint="eastAsia" w:ascii="Times New Roman" w:hAnsi="Times New Roman" w:eastAsia="FangSong" w:cs="Times New Roman"/>
+          <w:b/>
+          <w:bCs/>
+        </w:rPr>
+        <w:t>甲基环己烯</w:t>
+      </w:r>
+      <w:r>
+        <w:rPr>
+          <w:rFonts w:hint="eastAsia" w:ascii="Times New Roman" w:hAnsi="Times New Roman" w:eastAsia="Times New Roman" w:cs="Times New Roman"/>
+        </w:rPr>
+        <w:t>（Zaitsev，</w:t>
+      </w:r>
+      <w:r>
+        <w:rPr>
+          <w:rFonts w:hint="eastAsia" w:ascii="Times New Roman" w:hAnsi="Times New Roman" w:eastAsia="FangSong" w:cs="Times New Roman"/>
+        </w:rPr>
+        <w:t>三取代</w:t>
+      </w:r>
+      <w:r>
+        <w:rPr>
+          <w:rFonts w:hint="eastAsia" w:ascii="Times New Roman" w:hAnsi="Times New Roman" w:eastAsia="Times New Roman" w:cs="Times New Roman"/>
+        </w:rPr>
+        <w:t>）。</w:t>
       </w:r>
     </w:p>
     <w:p>
       <w:pPr>
-        <w:pStyle w:val="Compact"/>
-        <w:numPr>
-          <w:ilvl w:val="0"/>
-          <w:numId w:val="1009"/>
-        </w:numPr>
+        <w:pStyle w:val="BodyText"/>
       </w:pPr>
       <w:r>
         <w:rPr>
@@ -26949,115 +26033,260 @@
           <w:b/>
           <w:bCs/>
         </w:rPr>
-        <w:t>主产物</w:t>
-      </w:r>
-      <w:r>
-        <w:rPr>
-          <w:rFonts w:hint="eastAsia" w:ascii="Times New Roman" w:hAnsi="Times New Roman" w:eastAsia="Times New Roman" w:cs="Times New Roman"/>
-          <w:b/>
-          <w:bCs/>
-        </w:rPr>
-        <w:t>：2-</w:t>
-      </w:r>
-      <w:r>
-        <w:rPr>
-          <w:rFonts w:hint="eastAsia" w:ascii="Times New Roman" w:hAnsi="Times New Roman" w:eastAsia="FangSong" w:cs="Times New Roman"/>
-          <w:b/>
-          <w:bCs/>
-        </w:rPr>
-        <w:t>丙醇</w:t>
-      </w:r>
-      <w:r>
-        <w:rPr>
-          <w:rFonts w:hint="eastAsia" w:ascii="Times New Roman" w:hAnsi="Times New Roman" w:eastAsia="Times New Roman" w:cs="Times New Roman"/>
-          <w:b/>
-          <w:bCs/>
-        </w:rPr>
-        <w:t>（SN2），</w:t>
-      </w:r>
-      <w:r>
-        <w:rPr>
-          <w:rFonts w:hint="eastAsia" w:ascii="Times New Roman" w:hAnsi="Times New Roman" w:eastAsia="FangSong" w:cs="Times New Roman"/>
-          <w:b/>
-          <w:bCs/>
-        </w:rPr>
-        <w:t>少量丙烯</w:t>
-      </w:r>
-      <w:r>
-        <w:rPr>
-          <w:rFonts w:hint="eastAsia" w:ascii="Times New Roman" w:hAnsi="Times New Roman" w:eastAsia="Times New Roman" w:cs="Times New Roman"/>
-          <w:b/>
-          <w:bCs/>
-        </w:rPr>
-        <w:t>（E2）</w:t>
+        <w:t xml:space="preserve">反思</w:t>
+      </w:r>
+      <w:r>
+        <w:rPr>
+          <w:rFonts w:hint="eastAsia" w:ascii="Times New Roman" w:hAnsi="Times New Roman" w:eastAsia="Times New Roman" w:cs="Times New Roman"/>
+        </w:rPr>
+        <w:t>：</w:t>
+      </w:r>
+      <w:r>
+        <w:rPr>
+          <w:rFonts w:hint="eastAsia" w:ascii="Times New Roman" w:hAnsi="Times New Roman" w:eastAsia="FangSong" w:cs="Times New Roman"/>
+        </w:rPr>
+        <w:t>环己烷</w:t>
+      </w:r>
+      <w:r>
+        <w:rPr>
+          <w:rFonts w:ascii="Times New Roman" w:hAnsi="Times New Roman" w:eastAsia="Times New Roman" w:cs="Times New Roman"/>
+        </w:rPr>
+        <w:t xml:space="preserve"> E2 </w:t>
+      </w:r>
+      <w:r>
+        <w:rPr>
+          <w:rFonts w:hint="eastAsia" w:ascii="Times New Roman" w:hAnsi="Times New Roman" w:eastAsia="FangSong" w:cs="Times New Roman"/>
+        </w:rPr>
+        <w:t xml:space="preserve">的关键在于判断取代基在</w:t>
+      </w:r>
+      <w:r>
+        <w:rPr>
+          <w:rFonts w:ascii="Times New Roman" w:hAnsi="Times New Roman" w:eastAsia="Times New Roman" w:cs="Times New Roman"/>
+        </w:rPr>
+        <w:t xml:space="preserve"> a </w:t>
+      </w:r>
+      <w:r>
+        <w:rPr>
+          <w:rFonts w:hint="eastAsia" w:ascii="Times New Roman" w:hAnsi="Times New Roman" w:eastAsia="FangSong" w:cs="Times New Roman"/>
+        </w:rPr>
+        <w:t xml:space="preserve">还是</w:t>
+      </w:r>
+      <w:r>
+        <w:rPr>
+          <w:rFonts w:ascii="Times New Roman" w:hAnsi="Times New Roman" w:eastAsia="Times New Roman" w:cs="Times New Roman"/>
+        </w:rPr>
+        <w:t xml:space="preserve"> e </w:t>
+      </w:r>
+      <w:r>
+        <w:rPr>
+          <w:rFonts w:hint="eastAsia" w:ascii="Times New Roman" w:hAnsi="Times New Roman" w:eastAsia="FangSong" w:cs="Times New Roman"/>
+        </w:rPr>
+        <w:t>键</w:t>
+      </w:r>
+      <w:r>
+        <w:rPr>
+          <w:rFonts w:hint="eastAsia" w:ascii="Times New Roman" w:hAnsi="Times New Roman" w:eastAsia="Times New Roman" w:cs="Times New Roman"/>
+        </w:rPr>
+        <w:t>。</w:t>
+      </w:r>
+      <w:r>
+        <w:rPr>
+          <w:rFonts w:hint="eastAsia" w:ascii="Times New Roman" w:hAnsi="Times New Roman" w:eastAsia="FangSong" w:cs="Times New Roman"/>
+        </w:rPr>
+        <w:t>若为</w:t>
+      </w:r>
+      <w:r>
+        <w:rPr>
+          <w:rFonts w:ascii="Times New Roman" w:hAnsi="Times New Roman" w:eastAsia="Times New Roman" w:cs="Times New Roman"/>
+        </w:rPr>
+        <w:t xml:space="preserve"> </w:t>
+      </w:r>
+      <w:r>
+        <w:rPr>
+          <w:rFonts w:hint="eastAsia" w:ascii="Times New Roman" w:hAnsi="Times New Roman" w:eastAsia="Times New Roman" w:cs="Times New Roman"/>
+        </w:rPr>
+        <w:t>cis-1-</w:t>
+      </w:r>
+      <w:r>
+        <w:rPr>
+          <w:rFonts w:hint="eastAsia" w:ascii="Times New Roman" w:hAnsi="Times New Roman" w:eastAsia="FangSong" w:cs="Times New Roman"/>
+        </w:rPr>
+        <w:t>甲基</w:t>
+      </w:r>
+      <w:r>
+        <w:rPr>
+          <w:rFonts w:hint="eastAsia" w:ascii="Times New Roman" w:hAnsi="Times New Roman" w:eastAsia="Times New Roman" w:cs="Times New Roman"/>
+        </w:rPr>
+        <w:t>-2-</w:t>
+      </w:r>
+      <w:r>
+        <w:rPr>
+          <w:rFonts w:hint="eastAsia" w:ascii="Times New Roman" w:hAnsi="Times New Roman" w:eastAsia="FangSong" w:cs="Times New Roman"/>
+        </w:rPr>
+        <w:t>溴环己烷</w:t>
+      </w:r>
+      <w:r>
+        <w:rPr>
+          <w:rFonts w:hint="eastAsia" w:ascii="Times New Roman" w:hAnsi="Times New Roman" w:eastAsia="Times New Roman" w:cs="Times New Roman"/>
+        </w:rPr>
+        <w:t>（</w:t>
+      </w:r>
+      <w:r>
+        <w:rPr>
+          <w:rFonts w:hint="eastAsia" w:ascii="Times New Roman" w:hAnsi="Times New Roman" w:eastAsia="FangSong" w:cs="Times New Roman"/>
+        </w:rPr>
+        <w:t>同侧</w:t>
+      </w:r>
+      <w:r>
+        <w:rPr>
+          <w:rFonts w:hint="eastAsia" w:ascii="Times New Roman" w:hAnsi="Times New Roman" w:eastAsia="Times New Roman" w:cs="Times New Roman"/>
+        </w:rPr>
+        <w:t>），</w:t>
+      </w:r>
+      <w:r>
+        <w:rPr>
+          <w:rFonts w:hint="eastAsia" w:ascii="Times New Roman" w:hAnsi="Times New Roman" w:eastAsia="FangSong" w:cs="Times New Roman"/>
+        </w:rPr>
+        <w:t>则必为一轴一赤道</w:t>
+      </w:r>
+      <w:r>
+        <w:rPr>
+          <w:rFonts w:hint="eastAsia" w:ascii="Times New Roman" w:hAnsi="Times New Roman" w:eastAsia="Times New Roman" w:cs="Times New Roman"/>
+        </w:rPr>
+        <w:t>，</w:t>
+      </w:r>
+      <w:r>
+        <w:rPr>
+          <w:rFonts w:hint="eastAsia" w:ascii="Times New Roman" w:hAnsi="Times New Roman" w:eastAsia="FangSong" w:cs="Times New Roman"/>
+        </w:rPr>
+        <w:t>永远无法同时满足双轴</w:t>
+      </w:r>
+      <w:r>
+        <w:rPr>
+          <w:rFonts w:ascii="Times New Roman" w:hAnsi="Times New Roman" w:eastAsia="Times New Roman" w:cs="Times New Roman"/>
+        </w:rPr>
+        <w:t xml:space="preserve"> → E2 </w:t>
+      </w:r>
+      <w:r>
+        <w:rPr>
+          <w:rFonts w:hint="eastAsia" w:ascii="Times New Roman" w:hAnsi="Times New Roman" w:eastAsia="FangSong" w:cs="Times New Roman"/>
+        </w:rPr>
+        <w:t>极慢或不发生</w:t>
+      </w:r>
+      <w:r>
+        <w:rPr>
+          <w:rFonts w:hint="eastAsia" w:ascii="Times New Roman" w:hAnsi="Times New Roman" w:eastAsia="Times New Roman" w:cs="Times New Roman"/>
+        </w:rPr>
+        <w:t>。</w:t>
       </w:r>
     </w:p>
     <w:p>
       <w:pPr>
-        <w:pStyle w:val="Compact"/>
-        <w:numPr>
-          <w:ilvl w:val="0"/>
-          <w:numId w:val="1010"/>
-        </w:numPr>
+        <w:spacing w:before="160" w:after="80"/>
       </w:pPr>
       <w:r>
-        <w:rPr>
-          <w:rFonts w:ascii="Times New Roman" w:hAnsi="Times New Roman" w:eastAsia="Times New Roman" w:cs="Times New Roman"/>
-          <w:b/>
-          <w:bCs/>
-        </w:rPr>
-        <w:t xml:space="preserve">NaOH/EtOH, 80°C</w:t>
-      </w:r>
-      <w:r>
-        <w:rPr>
-          <w:rFonts w:hint="eastAsia" w:ascii="Times New Roman" w:hAnsi="Times New Roman" w:eastAsia="Times New Roman" w:cs="Times New Roman"/>
-        </w:rPr>
-        <w:t xml:space="preserve">：</w:t>
+        <w:pict>
+          <v:rect style="width:0;height:1.5pt" o:hralign="center" o:hrstd="t" o:hr="t"/>
+        </w:pict>
+      </w:r>
+    </w:p>
+    <w:bookmarkEnd w:id="44"/>
+    <w:bookmarkStart w:id="45" w:name="例5-二级底物竞争判断"/>
+    <w:p>
+      <w:pPr>
+        <w:pStyle w:val="Heading3"/>
+        <w:spacing w:before="280" w:after="120"/>
+      </w:pPr>
+      <w:r>
+        <w:rPr>
+          <w:rFonts w:hint="eastAsia" w:ascii="Times New Roman" w:hAnsi="Times New Roman" w:eastAsia="SimHei" w:cs="Times New Roman"/>
+        </w:rPr>
+        <w:t>例</w:t>
+      </w:r>
+      <w:r>
+        <w:rPr>
+          <w:rFonts w:hint="eastAsia" w:ascii="Times New Roman" w:hAnsi="Times New Roman" w:eastAsia="Times New Roman" w:cs="Times New Roman"/>
+        </w:rPr>
+        <w:t>5</w:t>
+      </w:r>
+      <w:r>
+        <w:rPr>
+          <w:rFonts w:ascii="Times New Roman" w:hAnsi="Times New Roman" w:eastAsia="Times New Roman" w:cs="Times New Roman"/>
+        </w:rPr>
+        <w:t xml:space="preserve"> </w:t>
+      </w:r>
+      <w:r>
+        <w:rPr>
+          <w:rFonts w:hint="eastAsia" w:ascii="Times New Roman" w:hAnsi="Times New Roman" w:eastAsia="SimHei" w:cs="Times New Roman"/>
+        </w:rPr>
+        <w:t xml:space="preserve">二级底物竞争判断</w:t>
+      </w:r>
+      <w:r>
+        <w:rPr>
+          <w:rFonts w:ascii="Times New Roman" w:hAnsi="Times New Roman" w:eastAsia="Times New Roman" w:cs="Times New Roman"/>
+        </w:rPr>
+        <w:t xml:space="preserve"> ⭐⭐⭐⭐</w:t>
       </w:r>
     </w:p>
     <w:p>
       <w:pPr>
-        <w:pStyle w:val="Compact"/>
-        <w:numPr>
-          <w:ilvl w:val="0"/>
-          <w:numId w:val="1011"/>
-        </w:numPr>
+        <w:pStyle w:val="FirstParagraph"/>
       </w:pPr>
       <w:r>
         <w:rPr>
           <w:rFonts w:hint="eastAsia" w:ascii="Times New Roman" w:hAnsi="Times New Roman" w:eastAsia="FangSong" w:cs="Times New Roman"/>
-        </w:rPr>
-        <w:t>溶剂</w:t>
-      </w:r>
-      <w:r>
-        <w:rPr>
-          <w:rFonts w:hint="eastAsia" w:ascii="Times New Roman" w:hAnsi="Times New Roman" w:eastAsia="Times New Roman" w:cs="Times New Roman"/>
-        </w:rPr>
-        <w:t>：EtOH（</w:t>
-      </w:r>
-      <w:r>
-        <w:rPr>
-          <w:rFonts w:hint="eastAsia" w:ascii="Times New Roman" w:hAnsi="Times New Roman" w:eastAsia="FangSong" w:cs="Times New Roman"/>
-        </w:rPr>
-        <w:t>极性质子</w:t>
-      </w:r>
-      <w:r>
-        <w:rPr>
-          <w:rFonts w:hint="eastAsia" w:ascii="Times New Roman" w:hAnsi="Times New Roman" w:eastAsia="Times New Roman" w:cs="Times New Roman"/>
-        </w:rPr>
-        <w:t>，</w:t>
-      </w:r>
-      <w:r>
-        <w:rPr>
-          <w:rFonts w:hint="eastAsia" w:ascii="Times New Roman" w:hAnsi="Times New Roman" w:eastAsia="FangSong" w:cs="Times New Roman"/>
-        </w:rPr>
-        <w:t>但不如</w:t>
-      </w:r>
-      <w:r>
-        <w:rPr>
-          <w:rFonts w:ascii="Times New Roman" w:hAnsi="Times New Roman" w:eastAsia="Times New Roman" w:cs="Times New Roman"/>
-        </w:rPr>
-        <w:t xml:space="preserve"> H</w:t>
+          <w:b/>
+          <w:bCs/>
+        </w:rPr>
+        <w:t xml:space="preserve">题干</w:t>
+      </w:r>
+      <w:r>
+        <w:rPr>
+          <w:rFonts w:hint="eastAsia" w:ascii="Times New Roman" w:hAnsi="Times New Roman" w:eastAsia="Times New Roman" w:cs="Times New Roman"/>
+        </w:rPr>
+        <w:t>：</w:t>
+      </w:r>
+      <w:r>
+        <w:rPr>
+          <w:rFonts w:hint="eastAsia" w:ascii="Times New Roman" w:hAnsi="Times New Roman" w:eastAsia="FangSong" w:cs="Times New Roman"/>
+        </w:rPr>
+        <w:t>预测</w:t>
+      </w:r>
+      <w:r>
+        <w:rPr>
+          <w:rFonts w:ascii="Times New Roman" w:hAnsi="Times New Roman" w:eastAsia="Times New Roman" w:cs="Times New Roman"/>
+        </w:rPr>
+        <w:t xml:space="preserve"> </w:t>
+      </w:r>
+      <w:r>
+        <w:rPr>
+          <w:rFonts w:hint="eastAsia" w:ascii="Times New Roman" w:hAnsi="Times New Roman" w:eastAsia="Times New Roman" w:cs="Times New Roman"/>
+        </w:rPr>
+        <w:t>2-</w:t>
+      </w:r>
+      <w:r>
+        <w:rPr>
+          <w:rFonts w:hint="eastAsia" w:ascii="Times New Roman" w:hAnsi="Times New Roman" w:eastAsia="FangSong" w:cs="Times New Roman"/>
+        </w:rPr>
+        <w:t>溴丙烷在以下各条件下的主反应路径和主产物</w:t>
+      </w:r>
+      <w:r>
+        <w:rPr>
+          <w:rFonts w:hint="eastAsia" w:ascii="Times New Roman" w:hAnsi="Times New Roman" w:eastAsia="Times New Roman" w:cs="Times New Roman"/>
+        </w:rPr>
+        <w:t>：</w:t>
+      </w:r>
+      <w:r>
+        <w:rPr>
+          <w:rFonts w:ascii="Times New Roman" w:hAnsi="Times New Roman" w:eastAsia="Times New Roman" w:cs="Times New Roman"/>
+        </w:rPr>
+        <w:t xml:space="preserve"> </w:t>
+      </w:r>
+      <w:r>
+        <w:rPr>
+          <w:rFonts w:ascii="Times New Roman" w:hAnsi="Times New Roman" w:eastAsia="Times New Roman" w:cs="Times New Roman"/>
+        </w:rPr>
+        <w:t>(1) NaOH/H</w:t>
       </w:r>
       <w:r>
         <w:rPr>
@@ -27070,13 +26299,7 @@
         <w:rPr>
           <w:rFonts w:ascii="Times New Roman" w:hAnsi="Times New Roman" w:eastAsia="Times New Roman" w:cs="Times New Roman"/>
         </w:rPr>
-        <w:t xml:space="preserve">O </w:t>
-      </w:r>
-      <w:r>
-        <w:rPr>
-          <w:rFonts w:hint="eastAsia" w:ascii="Times New Roman" w:hAnsi="Times New Roman" w:eastAsia="FangSong" w:cs="Times New Roman"/>
-        </w:rPr>
-        <w:t xml:space="preserve">能包裹</w:t>
+        <w:t>O, 25°C</w:t>
       </w:r>
       <w:r>
         <w:rPr>
@@ -27086,127 +26309,93 @@
       </w:r>
       <w:r>
         <w:rPr>
-          <w:rFonts w:hint="eastAsia" w:ascii="Times New Roman" w:hAnsi="Times New Roman" w:eastAsia="Times New Roman" w:cs="Times New Roman"/>
-        </w:rPr>
-        <w:t>OH</w:t>
-      </w:r>
-      <w:r>
-        <w:rPr>
-          <w:rFonts w:hint="eastAsia" w:ascii="Times New Roman" w:hAnsi="Times New Roman" w:eastAsia="Times New Roman" w:cs="Times New Roman"/>
-          <w:vertAlign w:val="superscript"/>
-        </w:rPr>
-        <w:t>-</w:t>
-      </w:r>
-      <w:r>
-        <w:rPr>
-          <w:rFonts w:hint="eastAsia" w:ascii="Times New Roman" w:hAnsi="Times New Roman" w:eastAsia="Times New Roman" w:cs="Times New Roman"/>
-        </w:rPr>
-        <w:t>）</w:t>
+          <w:rFonts w:ascii="Times New Roman" w:hAnsi="Times New Roman" w:eastAsia="Times New Roman" w:cs="Times New Roman"/>
+        </w:rPr>
+        <w:t xml:space="preserve">(2) NaOH/EtOH, 80°C</w:t>
+      </w:r>
+      <w:r>
+        <w:rPr>
+          <w:rFonts w:ascii="Times New Roman" w:hAnsi="Times New Roman" w:eastAsia="Times New Roman" w:cs="Times New Roman"/>
+        </w:rPr>
+        <w:t xml:space="preserve"> </w:t>
+      </w:r>
+      <w:r>
+        <w:rPr>
+          <w:rFonts w:ascii="Times New Roman" w:hAnsi="Times New Roman" w:eastAsia="Times New Roman" w:cs="Times New Roman"/>
+        </w:rPr>
+        <w:t xml:space="preserve">(3) t-BuOK/t-BuOH, 60°C</w:t>
+      </w:r>
+      <w:r>
+        <w:rPr>
+          <w:rFonts w:ascii="Times New Roman" w:hAnsi="Times New Roman" w:eastAsia="Times New Roman" w:cs="Times New Roman"/>
+        </w:rPr>
+        <w:t xml:space="preserve"> </w:t>
+      </w:r>
+      <w:r>
+        <w:rPr>
+          <w:rFonts w:ascii="Times New Roman" w:hAnsi="Times New Roman" w:eastAsia="Times New Roman" w:cs="Times New Roman"/>
+        </w:rPr>
+        <w:t xml:space="preserve">(4) </w:t>
+      </w:r>
+      <w:r>
+        <w:rPr>
+          <w:rFonts w:hint="eastAsia" w:ascii="Times New Roman" w:hAnsi="Times New Roman" w:eastAsia="Times New Roman" w:cs="Times New Roman"/>
+        </w:rPr>
+        <w:t>NaI/</w:t>
+      </w:r>
+      <w:r>
+        <w:rPr>
+          <w:rFonts w:hint="eastAsia" w:ascii="Times New Roman" w:hAnsi="Times New Roman" w:eastAsia="FangSong" w:cs="Times New Roman"/>
+        </w:rPr>
+        <w:t>丙酮</w:t>
+      </w:r>
+      <w:r>
+        <w:rPr>
+          <w:rFonts w:hint="eastAsia" w:ascii="Times New Roman" w:hAnsi="Times New Roman" w:eastAsia="Times New Roman" w:cs="Times New Roman"/>
+        </w:rPr>
+        <w:t>,</w:t>
+      </w:r>
+      <w:r>
+        <w:rPr>
+          <w:rFonts w:ascii="Times New Roman" w:hAnsi="Times New Roman" w:eastAsia="Times New Roman" w:cs="Times New Roman"/>
+        </w:rPr>
+        <w:t xml:space="preserve"> 25°C</w:t>
       </w:r>
     </w:p>
     <w:p>
       <w:pPr>
-        <w:pStyle w:val="Compact"/>
-        <w:numPr>
-          <w:ilvl w:val="0"/>
-          <w:numId w:val="1011"/>
-        </w:numPr>
+        <w:pStyle w:val="BodyText"/>
       </w:pPr>
       <w:r>
         <w:rPr>
           <w:rFonts w:hint="eastAsia" w:ascii="Times New Roman" w:hAnsi="Times New Roman" w:eastAsia="FangSong" w:cs="Times New Roman"/>
-        </w:rPr>
-        <w:t>温度</w:t>
-      </w:r>
-      <w:r>
-        <w:rPr>
-          <w:rFonts w:hint="eastAsia" w:ascii="Times New Roman" w:hAnsi="Times New Roman" w:eastAsia="Times New Roman" w:cs="Times New Roman"/>
-        </w:rPr>
-        <w:t>：80°C（</w:t>
-      </w:r>
-      <w:r>
-        <w:rPr>
-          <w:rFonts w:hint="eastAsia" w:ascii="Times New Roman" w:hAnsi="Times New Roman" w:eastAsia="FangSong" w:cs="Times New Roman"/>
-        </w:rPr>
-        <w:t>高温</w:t>
-      </w:r>
-      <w:r>
-        <w:rPr>
-          <w:rFonts w:hint="eastAsia" w:ascii="Times New Roman" w:hAnsi="Times New Roman" w:eastAsia="Times New Roman" w:cs="Times New Roman"/>
-        </w:rPr>
-        <w:t>，</w:t>
-      </w:r>
-      <w:r>
-        <w:rPr>
-          <w:rFonts w:hint="eastAsia" w:ascii="Times New Roman" w:hAnsi="Times New Roman" w:eastAsia="FangSong" w:cs="Times New Roman"/>
-        </w:rPr>
-        <w:t>消除有利</w:t>
-      </w:r>
-      <w:r>
-        <w:rPr>
-          <w:rFonts w:hint="eastAsia" w:ascii="Times New Roman" w:hAnsi="Times New Roman" w:eastAsia="Times New Roman" w:cs="Times New Roman"/>
-        </w:rPr>
-        <w:t>）</w:t>
+          <w:b/>
+          <w:bCs/>
+        </w:rPr>
+        <w:t xml:space="preserve">思路</w:t>
+      </w:r>
+      <w:r>
+        <w:rPr>
+          <w:rFonts w:hint="eastAsia" w:ascii="Times New Roman" w:hAnsi="Times New Roman" w:eastAsia="Times New Roman" w:cs="Times New Roman"/>
+        </w:rPr>
+        <w:t>：</w:t>
+      </w:r>
+      <w:r>
+        <w:rPr>
+          <w:rFonts w:hint="eastAsia" w:ascii="Times New Roman" w:hAnsi="Times New Roman" w:eastAsia="FangSong" w:cs="Times New Roman"/>
+        </w:rPr>
+        <w:t>按五问法逐个因子分析</w:t>
+      </w:r>
+      <w:r>
+        <w:rPr>
+          <w:rFonts w:hint="eastAsia" w:ascii="Times New Roman" w:hAnsi="Times New Roman" w:eastAsia="Times New Roman" w:cs="Times New Roman"/>
+        </w:rPr>
+        <w:t>。</w:t>
       </w:r>
     </w:p>
     <w:p>
       <w:pPr>
-        <w:pStyle w:val="Compact"/>
-        <w:numPr>
-          <w:ilvl w:val="0"/>
-          <w:numId w:val="1011"/>
-        </w:numPr>
-      </w:pPr>
-      <w:r>
-        <w:rPr>
-          <w:rFonts w:hint="eastAsia" w:ascii="Times New Roman" w:hAnsi="Times New Roman" w:eastAsia="FangSong" w:cs="Times New Roman"/>
-        </w:rPr>
-        <w:t>判断</w:t>
-      </w:r>
-      <w:r>
-        <w:rPr>
-          <w:rFonts w:hint="eastAsia" w:ascii="Times New Roman" w:hAnsi="Times New Roman" w:eastAsia="Times New Roman" w:cs="Times New Roman"/>
-        </w:rPr>
-        <w:t>：E2</w:t>
-      </w:r>
-      <w:r>
-        <w:rPr>
-          <w:rFonts w:ascii="Times New Roman" w:hAnsi="Times New Roman" w:eastAsia="Times New Roman" w:cs="Times New Roman"/>
-        </w:rPr>
-        <w:t xml:space="preserve"> </w:t>
-      </w:r>
-      <w:r>
-        <w:rPr>
-          <w:rFonts w:hint="eastAsia" w:ascii="Times New Roman" w:hAnsi="Times New Roman" w:eastAsia="FangSong" w:cs="Times New Roman"/>
-        </w:rPr>
-        <w:t>主导</w:t>
-      </w:r>
-      <w:r>
-        <w:rPr>
-          <w:rFonts w:hint="eastAsia" w:ascii="Times New Roman" w:hAnsi="Times New Roman" w:eastAsia="Times New Roman" w:cs="Times New Roman"/>
-        </w:rPr>
-        <w:t>（</w:t>
-      </w:r>
-      <w:r>
-        <w:rPr>
-          <w:rFonts w:hint="eastAsia" w:ascii="Times New Roman" w:hAnsi="Times New Roman" w:eastAsia="FangSong" w:cs="Times New Roman"/>
-        </w:rPr>
-        <w:t>高温推消除</w:t>
-      </w:r>
-      <w:r>
-        <w:rPr>
-          <w:rFonts w:hint="eastAsia" w:ascii="Times New Roman" w:hAnsi="Times New Roman" w:eastAsia="Times New Roman" w:cs="Times New Roman"/>
-        </w:rPr>
-        <w:t>）</w:t>
-      </w:r>
-    </w:p>
-    <w:p>
-      <w:pPr>
-        <w:pStyle w:val="Compact"/>
-        <w:numPr>
-          <w:ilvl w:val="0"/>
-          <w:numId w:val="1011"/>
-        </w:numPr>
+        <w:pStyle w:val="BodyText"/>
       </w:pPr>
       <w:r>
         <w:rPr>
@@ -27214,48 +26403,7 @@
           <w:b/>
           <w:bCs/>
         </w:rPr>
-        <w:t>主产物</w:t>
-      </w:r>
-      <w:r>
-        <w:rPr>
-          <w:rFonts w:hint="eastAsia" w:ascii="Times New Roman" w:hAnsi="Times New Roman" w:eastAsia="Times New Roman" w:cs="Times New Roman"/>
-          <w:b/>
-          <w:bCs/>
-        </w:rPr>
-        <w:t>：</w:t>
-      </w:r>
-      <w:r>
-        <w:rPr>
-          <w:rFonts w:hint="eastAsia" w:ascii="Times New Roman" w:hAnsi="Times New Roman" w:eastAsia="FangSong" w:cs="Times New Roman"/>
-          <w:b/>
-          <w:bCs/>
-        </w:rPr>
-        <w:t>丙烯</w:t>
-      </w:r>
-      <w:r>
-        <w:rPr>
-          <w:rFonts w:hint="eastAsia" w:ascii="Times New Roman" w:hAnsi="Times New Roman" w:eastAsia="Times New Roman" w:cs="Times New Roman"/>
-          <w:b/>
-          <w:bCs/>
-        </w:rPr>
-        <w:t>（E2）</w:t>
-      </w:r>
-    </w:p>
-    <w:p>
-      <w:pPr>
-        <w:pStyle w:val="Compact"/>
-        <w:numPr>
-          <w:ilvl w:val="0"/>
-          <w:numId w:val="1012"/>
-        </w:numPr>
-      </w:pPr>
-      <w:r>
-        <w:rPr>
-          <w:rFonts w:ascii="Times New Roman" w:hAnsi="Times New Roman" w:eastAsia="Times New Roman" w:cs="Times New Roman"/>
-          <w:b/>
-          <w:bCs/>
-        </w:rPr>
-        <w:t xml:space="preserve">t-BuOK/t-BuOH, 60°C</w:t>
+        <w:t xml:space="preserve">解析</w:t>
       </w:r>
       <w:r>
         <w:rPr>
@@ -27274,177 +26422,34 @@
       </w:pPr>
       <w:r>
         <w:rPr>
-          <w:rFonts w:hint="eastAsia" w:ascii="Times New Roman" w:hAnsi="Times New Roman" w:eastAsia="FangSong" w:cs="Times New Roman"/>
-        </w:rPr>
-        <w:t>试剂</w:t>
-      </w:r>
-      <w:r>
-        <w:rPr>
-          <w:rFonts w:hint="eastAsia" w:ascii="Times New Roman" w:hAnsi="Times New Roman" w:eastAsia="Times New Roman" w:cs="Times New Roman"/>
-        </w:rPr>
-        <w:t>：t-BuO</w:t>
-      </w:r>
-      <w:r>
-        <w:rPr>
-          <w:rFonts w:hint="eastAsia" w:ascii="Times New Roman" w:hAnsi="Times New Roman" w:eastAsia="Times New Roman" w:cs="Times New Roman"/>
-          <w:vertAlign w:val="superscript"/>
-        </w:rPr>
-        <w:t>-</w:t>
-      </w:r>
-      <w:r>
-        <w:rPr>
-          <w:rFonts w:ascii="Times New Roman" w:hAnsi="Times New Roman" w:eastAsia="Times New Roman" w:cs="Times New Roman"/>
-        </w:rPr>
-        <w:t xml:space="preserve"> </w:t>
-      </w:r>
-      <w:r>
-        <w:rPr>
-          <w:rFonts w:hint="eastAsia" w:ascii="Times New Roman" w:hAnsi="Times New Roman" w:eastAsia="FangSong" w:cs="Times New Roman"/>
-        </w:rPr>
-        <w:t>是弱亲核强碱</w:t>
-      </w:r>
-      <w:r>
-        <w:rPr>
-          <w:rFonts w:hint="eastAsia" w:ascii="Times New Roman" w:hAnsi="Times New Roman" w:eastAsia="Times New Roman" w:cs="Times New Roman"/>
-        </w:rPr>
-        <w:t>（</w:t>
-      </w:r>
-      <w:r>
-        <w:rPr>
-          <w:rFonts w:hint="eastAsia" w:ascii="Times New Roman" w:hAnsi="Times New Roman" w:eastAsia="FangSong" w:cs="Times New Roman"/>
-        </w:rPr>
-        <w:t>大位阻碱</w:t>
-      </w:r>
-      <w:r>
-        <w:rPr>
-          <w:rFonts w:hint="eastAsia" w:ascii="Times New Roman" w:hAnsi="Times New Roman" w:eastAsia="Times New Roman" w:cs="Times New Roman"/>
-        </w:rPr>
-        <w:t>）</w:t>
-      </w:r>
-    </w:p>
-    <w:p>
-      <w:pPr>
-        <w:pStyle w:val="Compact"/>
-        <w:numPr>
-          <w:ilvl w:val="0"/>
-          <w:numId w:val="1013"/>
-        </w:numPr>
-      </w:pPr>
-      <w:r>
-        <w:rPr>
-          <w:rFonts w:hint="eastAsia" w:ascii="Times New Roman" w:hAnsi="Times New Roman" w:eastAsia="FangSong" w:cs="Times New Roman"/>
-        </w:rPr>
-        <w:t>温度</w:t>
-      </w:r>
-      <w:r>
-        <w:rPr>
-          <w:rFonts w:hint="eastAsia" w:ascii="Times New Roman" w:hAnsi="Times New Roman" w:eastAsia="Times New Roman" w:cs="Times New Roman"/>
-        </w:rPr>
-        <w:t>：60°C（</w:t>
-      </w:r>
-      <w:r>
-        <w:rPr>
-          <w:rFonts w:hint="eastAsia" w:ascii="Times New Roman" w:hAnsi="Times New Roman" w:eastAsia="FangSong" w:cs="Times New Roman"/>
-        </w:rPr>
-        <w:t>中等偏高</w:t>
-      </w:r>
-      <w:r>
-        <w:rPr>
-          <w:rFonts w:hint="eastAsia" w:ascii="Times New Roman" w:hAnsi="Times New Roman" w:eastAsia="Times New Roman" w:cs="Times New Roman"/>
-        </w:rPr>
-        <w:t>）</w:t>
-      </w:r>
-    </w:p>
-    <w:p>
-      <w:pPr>
-        <w:pStyle w:val="Compact"/>
-        <w:numPr>
-          <w:ilvl w:val="0"/>
-          <w:numId w:val="1013"/>
-        </w:numPr>
-      </w:pPr>
-      <w:r>
-        <w:rPr>
-          <w:rFonts w:hint="eastAsia" w:ascii="Times New Roman" w:hAnsi="Times New Roman" w:eastAsia="FangSong" w:cs="Times New Roman"/>
-        </w:rPr>
-        <w:t>判断</w:t>
-      </w:r>
-      <w:r>
-        <w:rPr>
-          <w:rFonts w:hint="eastAsia" w:ascii="Times New Roman" w:hAnsi="Times New Roman" w:eastAsia="Times New Roman" w:cs="Times New Roman"/>
-        </w:rPr>
-        <w:t>：E2</w:t>
-      </w:r>
-      <w:r>
-        <w:rPr>
-          <w:rFonts w:ascii="Times New Roman" w:hAnsi="Times New Roman" w:eastAsia="Times New Roman" w:cs="Times New Roman"/>
-        </w:rPr>
-        <w:t xml:space="preserve"> </w:t>
-      </w:r>
-      <w:r>
-        <w:rPr>
-          <w:rFonts w:hint="eastAsia" w:ascii="Times New Roman" w:hAnsi="Times New Roman" w:eastAsia="FangSong" w:cs="Times New Roman"/>
-        </w:rPr>
-        <w:t>主导</w:t>
-      </w:r>
-      <w:r>
-        <w:rPr>
-          <w:rFonts w:hint="eastAsia" w:ascii="Times New Roman" w:hAnsi="Times New Roman" w:eastAsia="Times New Roman" w:cs="Times New Roman"/>
-        </w:rPr>
-        <w:t>（</w:t>
-      </w:r>
-      <w:r>
-        <w:rPr>
-          <w:rFonts w:hint="eastAsia" w:ascii="Times New Roman" w:hAnsi="Times New Roman" w:eastAsia="FangSong" w:cs="Times New Roman"/>
-        </w:rPr>
-        <w:t>强碱大位阻</w:t>
-      </w:r>
-      <w:r>
-        <w:rPr>
-          <w:rFonts w:hint="eastAsia" w:ascii="Times New Roman" w:hAnsi="Times New Roman" w:eastAsia="Times New Roman" w:cs="Times New Roman"/>
-        </w:rPr>
-        <w:t>）</w:t>
-      </w:r>
-    </w:p>
-    <w:p>
-      <w:pPr>
-        <w:pStyle w:val="Compact"/>
-        <w:numPr>
-          <w:ilvl w:val="0"/>
-          <w:numId w:val="1013"/>
-        </w:numPr>
-      </w:pPr>
-      <w:r>
-        <w:rPr>
-          <w:rFonts w:hint="eastAsia" w:ascii="Times New Roman" w:hAnsi="Times New Roman" w:eastAsia="FangSong" w:cs="Times New Roman"/>
+          <w:rFonts w:ascii="Times New Roman" w:hAnsi="Times New Roman" w:eastAsia="Times New Roman" w:cs="Times New Roman"/>
           <w:b/>
           <w:bCs/>
         </w:rPr>
-        <w:t>主产物</w:t>
-      </w:r>
-      <w:r>
-        <w:rPr>
-          <w:rFonts w:hint="eastAsia" w:ascii="Times New Roman" w:hAnsi="Times New Roman" w:eastAsia="Times New Roman" w:cs="Times New Roman"/>
+        <w:t>NaOH/H</w:t>
+      </w:r>
+      <w:r>
+        <w:rPr>
+          <w:rFonts w:ascii="Times New Roman" w:hAnsi="Times New Roman" w:eastAsia="Times New Roman" w:cs="Times New Roman"/>
           <w:b/>
           <w:bCs/>
-        </w:rPr>
-        <w:t>：</w:t>
-      </w:r>
-      <w:r>
-        <w:rPr>
-          <w:rFonts w:hint="eastAsia" w:ascii="Times New Roman" w:hAnsi="Times New Roman" w:eastAsia="FangSong" w:cs="Times New Roman"/>
+          <w:vertAlign w:val="subscript"/>
+        </w:rPr>
+        <w:t>2</w:t>
+      </w:r>
+      <w:r>
+        <w:rPr>
+          <w:rFonts w:ascii="Times New Roman" w:hAnsi="Times New Roman" w:eastAsia="Times New Roman" w:cs="Times New Roman"/>
           <w:b/>
           <w:bCs/>
         </w:rPr>
-        <w:t>丙烯</w:t>
-      </w:r>
-      <w:r>
-        <w:rPr>
-          <w:rFonts w:hint="eastAsia" w:ascii="Times New Roman" w:hAnsi="Times New Roman" w:eastAsia="Times New Roman" w:cs="Times New Roman"/>
-          <w:b/>
-          <w:bCs/>
-        </w:rPr>
-        <w:t>（E2，Hofmann）</w:t>
+        <w:t>O, 25°C</w:t>
+      </w:r>
+      <w:r>
+        <w:rPr>
+          <w:rFonts w:hint="eastAsia" w:ascii="Times New Roman" w:hAnsi="Times New Roman" w:eastAsia="Times New Roman" w:cs="Times New Roman"/>
+        </w:rPr>
+        <w:t xml:space="preserve">：</w:t>
       </w:r>
     </w:p>
     <w:p>
@@ -27457,41 +26462,388 @@
       </w:pPr>
       <w:r>
         <w:rPr>
-          <w:rFonts w:hint="eastAsia" w:ascii="Times New Roman" w:hAnsi="Times New Roman" w:eastAsia="Times New Roman" w:cs="Times New Roman"/>
+          <w:rFonts w:hint="eastAsia" w:ascii="Times New Roman" w:hAnsi="Times New Roman" w:eastAsia="FangSong" w:cs="Times New Roman"/>
+        </w:rPr>
+        <w:t>底物</w:t>
+      </w:r>
+      <w:r>
+        <w:rPr>
+          <w:rFonts w:hint="eastAsia" w:ascii="Times New Roman" w:hAnsi="Times New Roman" w:eastAsia="Times New Roman" w:cs="Times New Roman"/>
+        </w:rPr>
+        <w:t>：2°</w:t>
+      </w:r>
+      <w:r>
+        <w:rPr>
+          <w:rFonts w:ascii="Times New Roman" w:hAnsi="Times New Roman" w:eastAsia="Times New Roman" w:cs="Times New Roman"/>
+        </w:rPr>
+        <w:t xml:space="preserve"> → </w:t>
+      </w:r>
+      <w:r>
+        <w:rPr>
+          <w:rFonts w:hint="eastAsia" w:ascii="Times New Roman" w:hAnsi="Times New Roman" w:eastAsia="FangSong" w:cs="Times New Roman"/>
+        </w:rPr>
+        <w:t xml:space="preserve">竞争主战场</w:t>
+      </w:r>
+    </w:p>
+    <w:p>
+      <w:pPr>
+        <w:pStyle w:val="Compact"/>
+        <w:numPr>
+          <w:ilvl w:val="0"/>
+          <w:numId w:val="1014"/>
+        </w:numPr>
+      </w:pPr>
+      <w:r>
+        <w:rPr>
+          <w:rFonts w:hint="eastAsia" w:ascii="Times New Roman" w:hAnsi="Times New Roman" w:eastAsia="FangSong" w:cs="Times New Roman"/>
+        </w:rPr>
+        <w:t>试剂</w:t>
+      </w:r>
+      <w:r>
+        <w:rPr>
+          <w:rFonts w:hint="eastAsia" w:ascii="Times New Roman" w:hAnsi="Times New Roman" w:eastAsia="Times New Roman" w:cs="Times New Roman"/>
+        </w:rPr>
+        <w:t>：HO</w:t>
+      </w:r>
+      <w:r>
+        <w:rPr>
+          <w:rFonts w:hint="eastAsia" w:ascii="Times New Roman" w:hAnsi="Times New Roman" w:eastAsia="Times New Roman" w:cs="Times New Roman"/>
+          <w:vertAlign w:val="superscript"/>
+        </w:rPr>
+        <w:t>-</w:t>
+      </w:r>
+      <w:r>
+        <w:rPr>
+          <w:rFonts w:ascii="Times New Roman" w:hAnsi="Times New Roman" w:eastAsia="Times New Roman" w:cs="Times New Roman"/>
+        </w:rPr>
+        <w:t xml:space="preserve"> </w:t>
+      </w:r>
+      <w:r>
+        <w:rPr>
+          <w:rFonts w:hint="eastAsia" w:ascii="Times New Roman" w:hAnsi="Times New Roman" w:eastAsia="FangSong" w:cs="Times New Roman"/>
+        </w:rPr>
+        <w:t>是强亲核</w:t>
+      </w:r>
+      <w:r>
+        <w:rPr>
+          <w:rFonts w:hint="eastAsia" w:ascii="Times New Roman" w:hAnsi="Times New Roman" w:eastAsia="Times New Roman" w:cs="Times New Roman"/>
+        </w:rPr>
+        <w:t>+</w:t>
+      </w:r>
+      <w:r>
+        <w:rPr>
+          <w:rFonts w:hint="eastAsia" w:ascii="Times New Roman" w:hAnsi="Times New Roman" w:eastAsia="FangSong" w:cs="Times New Roman"/>
+        </w:rPr>
+        <w:t>强碱</w:t>
+      </w:r>
+    </w:p>
+    <w:p>
+      <w:pPr>
+        <w:pStyle w:val="Compact"/>
+        <w:numPr>
+          <w:ilvl w:val="0"/>
+          <w:numId w:val="1014"/>
+        </w:numPr>
+      </w:pPr>
+      <w:r>
+        <w:rPr>
+          <w:rFonts w:hint="eastAsia" w:ascii="Times New Roman" w:hAnsi="Times New Roman" w:eastAsia="FangSong" w:cs="Times New Roman"/>
+        </w:rPr>
+        <w:t>溶剂</w:t>
+      </w:r>
+      <w:r>
+        <w:rPr>
+          <w:rFonts w:hint="eastAsia" w:ascii="Times New Roman" w:hAnsi="Times New Roman" w:eastAsia="Times New Roman" w:cs="Times New Roman"/>
+        </w:rPr>
+        <w:t>：H</w:t>
+      </w:r>
+      <w:r>
+        <w:rPr>
+          <w:rFonts w:hint="eastAsia" w:ascii="Times New Roman" w:hAnsi="Times New Roman" w:eastAsia="Times New Roman" w:cs="Times New Roman"/>
+          <w:vertAlign w:val="subscript"/>
+        </w:rPr>
+        <w:t>2</w:t>
+      </w:r>
+      <w:r>
+        <w:rPr>
+          <w:rFonts w:hint="eastAsia" w:ascii="Times New Roman" w:hAnsi="Times New Roman" w:eastAsia="Times New Roman" w:cs="Times New Roman"/>
+        </w:rPr>
+        <w:t>O</w:t>
+      </w:r>
+      <w:r>
+        <w:rPr>
+          <w:rFonts w:ascii="Times New Roman" w:hAnsi="Times New Roman" w:eastAsia="Times New Roman" w:cs="Times New Roman"/>
+        </w:rPr>
+        <w:t xml:space="preserve"> </w:t>
+      </w:r>
+      <w:r>
+        <w:rPr>
+          <w:rFonts w:hint="eastAsia" w:ascii="Times New Roman" w:hAnsi="Times New Roman" w:eastAsia="FangSong" w:cs="Times New Roman"/>
+        </w:rPr>
+        <w:t>是极性质子</w:t>
+      </w:r>
+      <w:r>
+        <w:rPr>
+          <w:rFonts w:hint="eastAsia" w:ascii="Times New Roman" w:hAnsi="Times New Roman" w:eastAsia="Times New Roman" w:cs="Times New Roman"/>
+        </w:rPr>
+        <w:t>（</w:t>
+      </w:r>
+      <w:r>
+        <w:rPr>
+          <w:rFonts w:hint="eastAsia" w:ascii="Times New Roman" w:hAnsi="Times New Roman" w:eastAsia="FangSong" w:cs="Times New Roman"/>
+        </w:rPr>
+        <w:t>包裹</w:t>
+      </w:r>
+      <w:r>
+        <w:rPr>
+          <w:rFonts w:ascii="Times New Roman" w:hAnsi="Times New Roman" w:eastAsia="Times New Roman" w:cs="Times New Roman"/>
+        </w:rPr>
+        <w:t xml:space="preserve"> </w:t>
+      </w:r>
+      <w:r>
+        <w:rPr>
+          <w:rFonts w:hint="eastAsia" w:ascii="Times New Roman" w:hAnsi="Times New Roman" w:eastAsia="Times New Roman" w:cs="Times New Roman"/>
+        </w:rPr>
+        <w:t>HO</w:t>
+      </w:r>
+      <w:r>
+        <w:rPr>
+          <w:rFonts w:hint="eastAsia" w:ascii="Times New Roman" w:hAnsi="Times New Roman" w:eastAsia="Times New Roman" w:cs="Times New Roman"/>
+          <w:vertAlign w:val="superscript"/>
+        </w:rPr>
+        <w:t>-</w:t>
+      </w:r>
+      <w:r>
+        <w:rPr>
+          <w:rFonts w:hint="eastAsia" w:ascii="Times New Roman" w:hAnsi="Times New Roman" w:eastAsia="Times New Roman" w:cs="Times New Roman"/>
+        </w:rPr>
+        <w:t>，</w:t>
+      </w:r>
+      <w:r>
+        <w:rPr>
+          <w:rFonts w:hint="eastAsia" w:ascii="Times New Roman" w:hAnsi="Times New Roman" w:eastAsia="FangSong" w:cs="Times New Roman"/>
+        </w:rPr>
+        <w:t>降低碱性和亲核性</w:t>
+      </w:r>
+      <w:r>
+        <w:rPr>
+          <w:rFonts w:hint="eastAsia" w:ascii="Times New Roman" w:hAnsi="Times New Roman" w:eastAsia="Times New Roman" w:cs="Times New Roman"/>
+        </w:rPr>
+        <w:t>，</w:t>
+      </w:r>
+      <w:r>
+        <w:rPr>
+          <w:rFonts w:hint="eastAsia" w:ascii="Times New Roman" w:hAnsi="Times New Roman" w:eastAsia="FangSong" w:cs="Times New Roman"/>
+        </w:rPr>
+        <w:t>但更降低碱性</w:t>
+      </w:r>
+      <w:r>
+        <w:rPr>
+          <w:rFonts w:hint="eastAsia" w:ascii="Times New Roman" w:hAnsi="Times New Roman" w:eastAsia="Times New Roman" w:cs="Times New Roman"/>
+        </w:rPr>
+        <w:t>）</w:t>
+      </w:r>
+    </w:p>
+    <w:p>
+      <w:pPr>
+        <w:pStyle w:val="Compact"/>
+        <w:numPr>
+          <w:ilvl w:val="0"/>
+          <w:numId w:val="1014"/>
+        </w:numPr>
+      </w:pPr>
+      <w:r>
+        <w:rPr>
+          <w:rFonts w:hint="eastAsia" w:ascii="Times New Roman" w:hAnsi="Times New Roman" w:eastAsia="FangSong" w:cs="Times New Roman"/>
+        </w:rPr>
+        <w:t>温度</w:t>
+      </w:r>
+      <w:r>
+        <w:rPr>
+          <w:rFonts w:hint="eastAsia" w:ascii="Times New Roman" w:hAnsi="Times New Roman" w:eastAsia="Times New Roman" w:cs="Times New Roman"/>
+        </w:rPr>
+        <w:t>：25°C（</w:t>
+      </w:r>
+      <w:r>
+        <w:rPr>
+          <w:rFonts w:hint="eastAsia" w:ascii="Times New Roman" w:hAnsi="Times New Roman" w:eastAsia="FangSong" w:cs="Times New Roman"/>
+        </w:rPr>
+        <w:t>低温</w:t>
+      </w:r>
+      <w:r>
+        <w:rPr>
+          <w:rFonts w:hint="eastAsia" w:ascii="Times New Roman" w:hAnsi="Times New Roman" w:eastAsia="Times New Roman" w:cs="Times New Roman"/>
+        </w:rPr>
+        <w:t>，</w:t>
+      </w:r>
+      <w:r>
+        <w:rPr>
+          <w:rFonts w:hint="eastAsia" w:ascii="Times New Roman" w:hAnsi="Times New Roman" w:eastAsia="FangSong" w:cs="Times New Roman"/>
+        </w:rPr>
+        <w:t>取代有利</w:t>
+      </w:r>
+      <w:r>
+        <w:rPr>
+          <w:rFonts w:hint="eastAsia" w:ascii="Times New Roman" w:hAnsi="Times New Roman" w:eastAsia="Times New Roman" w:cs="Times New Roman"/>
+        </w:rPr>
+        <w:t>）</w:t>
+      </w:r>
+    </w:p>
+    <w:p>
+      <w:pPr>
+        <w:pStyle w:val="Compact"/>
+        <w:numPr>
+          <w:ilvl w:val="0"/>
+          <w:numId w:val="1014"/>
+        </w:numPr>
+      </w:pPr>
+      <w:r>
+        <w:rPr>
+          <w:rFonts w:hint="eastAsia" w:ascii="Times New Roman" w:hAnsi="Times New Roman" w:eastAsia="FangSong" w:cs="Times New Roman"/>
+        </w:rPr>
+        <w:t>判断</w:t>
+      </w:r>
+      <w:r>
+        <w:rPr>
+          <w:rFonts w:hint="eastAsia" w:ascii="Times New Roman" w:hAnsi="Times New Roman" w:eastAsia="Times New Roman" w:cs="Times New Roman"/>
+        </w:rPr>
+        <w:t>：SN2</w:t>
+      </w:r>
+      <w:r>
+        <w:rPr>
+          <w:rFonts w:ascii="Times New Roman" w:hAnsi="Times New Roman" w:eastAsia="Times New Roman" w:cs="Times New Roman"/>
+        </w:rPr>
+        <w:t xml:space="preserve"> </w:t>
+      </w:r>
+      <w:r>
+        <w:rPr>
+          <w:rFonts w:hint="eastAsia" w:ascii="Times New Roman" w:hAnsi="Times New Roman" w:eastAsia="FangSong" w:cs="Times New Roman"/>
+        </w:rPr>
+        <w:t>主导</w:t>
+      </w:r>
+      <w:r>
+        <w:rPr>
+          <w:rFonts w:hint="eastAsia" w:ascii="Times New Roman" w:hAnsi="Times New Roman" w:eastAsia="Times New Roman" w:cs="Times New Roman"/>
+        </w:rPr>
+        <w:t>（</w:t>
+      </w:r>
+      <w:r>
+        <w:rPr>
+          <w:rFonts w:hint="eastAsia" w:ascii="Times New Roman" w:hAnsi="Times New Roman" w:eastAsia="FangSong" w:cs="Times New Roman"/>
+        </w:rPr>
+        <w:t>水中的</w:t>
+      </w:r>
+      <w:r>
+        <w:rPr>
+          <w:rFonts w:ascii="Times New Roman" w:hAnsi="Times New Roman" w:eastAsia="Times New Roman" w:cs="Times New Roman"/>
+        </w:rPr>
+        <w:t xml:space="preserve"> OH</w:t>
+      </w:r>
+      <w:r>
+        <w:rPr>
+          <w:rFonts w:ascii="Times New Roman" w:hAnsi="Times New Roman" w:eastAsia="Times New Roman" w:cs="Times New Roman"/>
+          <w:vertAlign w:val="superscript"/>
+        </w:rPr>
+        <w:t>-</w:t>
+      </w:r>
+      <w:r>
+        <w:rPr>
+          <w:rFonts w:ascii="Times New Roman" w:hAnsi="Times New Roman" w:eastAsia="Times New Roman" w:cs="Times New Roman"/>
+        </w:rPr>
+        <w:t xml:space="preserve"> </w:t>
+      </w:r>
+      <w:r>
+        <w:rPr>
+          <w:rFonts w:hint="eastAsia" w:ascii="Times New Roman" w:hAnsi="Times New Roman" w:eastAsia="FangSong" w:cs="Times New Roman"/>
+        </w:rPr>
+        <w:t>亲核性和碱性都被抑制</w:t>
+      </w:r>
+      <w:r>
+        <w:rPr>
+          <w:rFonts w:hint="eastAsia" w:ascii="Times New Roman" w:hAnsi="Times New Roman" w:eastAsia="Times New Roman" w:cs="Times New Roman"/>
+        </w:rPr>
+        <w:t>，</w:t>
+      </w:r>
+      <w:r>
+        <w:rPr>
+          <w:rFonts w:hint="eastAsia" w:ascii="Times New Roman" w:hAnsi="Times New Roman" w:eastAsia="FangSong" w:cs="Times New Roman"/>
+        </w:rPr>
+        <w:t>但亲核性仍存</w:t>
+      </w:r>
+      <w:r>
+        <w:rPr>
+          <w:rFonts w:hint="eastAsia" w:ascii="Times New Roman" w:hAnsi="Times New Roman" w:eastAsia="Times New Roman" w:cs="Times New Roman"/>
+        </w:rPr>
+        <w:t>；</w:t>
+      </w:r>
+      <w:r>
+        <w:rPr>
+          <w:rFonts w:hint="eastAsia" w:ascii="Times New Roman" w:hAnsi="Times New Roman" w:eastAsia="FangSong" w:cs="Times New Roman"/>
+        </w:rPr>
+        <w:t>低温留取代</w:t>
+      </w:r>
+      <w:r>
+        <w:rPr>
+          <w:rFonts w:hint="eastAsia" w:ascii="Times New Roman" w:hAnsi="Times New Roman" w:eastAsia="Times New Roman" w:cs="Times New Roman"/>
+        </w:rPr>
+        <w:t>）</w:t>
+      </w:r>
+    </w:p>
+    <w:p>
+      <w:pPr>
+        <w:pStyle w:val="Compact"/>
+        <w:numPr>
+          <w:ilvl w:val="0"/>
+          <w:numId w:val="1014"/>
+        </w:numPr>
+      </w:pPr>
+      <w:r>
+        <w:rPr>
+          <w:rFonts w:hint="eastAsia" w:ascii="Times New Roman" w:hAnsi="Times New Roman" w:eastAsia="FangSong" w:cs="Times New Roman"/>
           <w:b/>
           <w:bCs/>
         </w:rPr>
-        <w:t>NaI/</w:t>
-      </w:r>
-      <w:r>
-        <w:rPr>
-          <w:rFonts w:hint="eastAsia" w:ascii="Times New Roman" w:hAnsi="Times New Roman" w:eastAsia="FangSong" w:cs="Times New Roman"/>
+        <w:t>主产物</w:t>
+      </w:r>
+      <w:r>
+        <w:rPr>
+          <w:rFonts w:hint="eastAsia" w:ascii="Times New Roman" w:hAnsi="Times New Roman" w:eastAsia="Times New Roman" w:cs="Times New Roman"/>
           <w:b/>
           <w:bCs/>
         </w:rPr>
-        <w:t>丙酮</w:t>
-      </w:r>
-      <w:r>
-        <w:rPr>
-          <w:rFonts w:hint="eastAsia" w:ascii="Times New Roman" w:hAnsi="Times New Roman" w:eastAsia="Times New Roman" w:cs="Times New Roman"/>
+        <w:t>：2-</w:t>
+      </w:r>
+      <w:r>
+        <w:rPr>
+          <w:rFonts w:hint="eastAsia" w:ascii="Times New Roman" w:hAnsi="Times New Roman" w:eastAsia="FangSong" w:cs="Times New Roman"/>
           <w:b/>
           <w:bCs/>
         </w:rPr>
-        <w:t>,</w:t>
-      </w:r>
-      <w:r>
-        <w:rPr>
-          <w:rFonts w:ascii="Times New Roman" w:hAnsi="Times New Roman" w:eastAsia="Times New Roman" w:cs="Times New Roman"/>
+        <w:t>丙醇</w:t>
+      </w:r>
+      <w:r>
+        <w:rPr>
+          <w:rFonts w:hint="eastAsia" w:ascii="Times New Roman" w:hAnsi="Times New Roman" w:eastAsia="Times New Roman" w:cs="Times New Roman"/>
           <w:b/>
           <w:bCs/>
         </w:rPr>
-        <w:t xml:space="preserve"> 25°C</w:t>
-      </w:r>
-      <w:r>
-        <w:rPr>
-          <w:rFonts w:hint="eastAsia" w:ascii="Times New Roman" w:hAnsi="Times New Roman" w:eastAsia="Times New Roman" w:cs="Times New Roman"/>
-        </w:rPr>
-        <w:t xml:space="preserve">：</w:t>
+        <w:t>（SN2），</w:t>
+      </w:r>
+      <w:r>
+        <w:rPr>
+          <w:rFonts w:hint="eastAsia" w:ascii="Times New Roman" w:hAnsi="Times New Roman" w:eastAsia="FangSong" w:cs="Times New Roman"/>
+          <w:b/>
+          <w:bCs/>
+        </w:rPr>
+        <w:t>少量丙烯</w:t>
+      </w:r>
+      <w:r>
+        <w:rPr>
+          <w:rFonts w:hint="eastAsia" w:ascii="Times New Roman" w:hAnsi="Times New Roman" w:eastAsia="Times New Roman" w:cs="Times New Roman"/>
+          <w:b/>
+          <w:bCs/>
+        </w:rPr>
+        <w:t>（E2）</w:t>
       </w:r>
     </w:p>
     <w:p>
@@ -27504,34 +26856,17 @@
       </w:pPr>
       <w:r>
         <w:rPr>
-          <w:rFonts w:hint="eastAsia" w:ascii="Times New Roman" w:hAnsi="Times New Roman" w:eastAsia="FangSong" w:cs="Times New Roman"/>
-        </w:rPr>
-        <w:t>试剂</w:t>
-      </w:r>
-      <w:r>
-        <w:rPr>
-          <w:rFonts w:hint="eastAsia" w:ascii="Times New Roman" w:hAnsi="Times New Roman" w:eastAsia="Times New Roman" w:cs="Times New Roman"/>
-        </w:rPr>
-        <w:t>：I</w:t>
-      </w:r>
-      <w:r>
-        <w:rPr>
-          <w:rFonts w:hint="eastAsia" w:ascii="Times New Roman" w:hAnsi="Times New Roman" w:eastAsia="Times New Roman" w:cs="Times New Roman"/>
-          <w:vertAlign w:val="superscript"/>
-        </w:rPr>
-        <w:t>-</w:t>
-      </w:r>
-      <w:r>
-        <w:rPr>
-          <w:rFonts w:ascii="Times New Roman" w:hAnsi="Times New Roman" w:eastAsia="Times New Roman" w:cs="Times New Roman"/>
-        </w:rPr>
-        <w:t xml:space="preserve"> </w:t>
-      </w:r>
-      <w:r>
-        <w:rPr>
-          <w:rFonts w:hint="eastAsia" w:ascii="Times New Roman" w:hAnsi="Times New Roman" w:eastAsia="FangSong" w:cs="Times New Roman"/>
-        </w:rPr>
-        <w:t xml:space="preserve">是强亲核弱碱</w:t>
+          <w:rFonts w:ascii="Times New Roman" w:hAnsi="Times New Roman" w:eastAsia="Times New Roman" w:cs="Times New Roman"/>
+          <w:b/>
+          <w:bCs/>
+        </w:rPr>
+        <w:t xml:space="preserve">NaOH/EtOH, 80°C</w:t>
+      </w:r>
+      <w:r>
+        <w:rPr>
+          <w:rFonts w:hint="eastAsia" w:ascii="Times New Roman" w:hAnsi="Times New Roman" w:eastAsia="Times New Roman" w:cs="Times New Roman"/>
+        </w:rPr>
+        <w:t xml:space="preserve">：</w:t>
       </w:r>
     </w:p>
     <w:p>
@@ -27539,7 +26874,7 @@
         <w:pStyle w:val="Compact"/>
         <w:numPr>
           <w:ilvl w:val="0"/>
-          <w:numId w:val="1015"/>
+          <w:numId w:val="1016"/>
         </w:numPr>
       </w:pPr>
       <w:r>
@@ -27552,25 +26887,50 @@
         <w:rPr>
           <w:rFonts w:hint="eastAsia" w:ascii="Times New Roman" w:hAnsi="Times New Roman" w:eastAsia="Times New Roman" w:cs="Times New Roman"/>
         </w:rPr>
-        <w:t>：</w:t>
-      </w:r>
-      <w:r>
-        <w:rPr>
-          <w:rFonts w:hint="eastAsia" w:ascii="Times New Roman" w:hAnsi="Times New Roman" w:eastAsia="FangSong" w:cs="Times New Roman"/>
-        </w:rPr>
-        <w:t>丙酮是极性非质子</w:t>
-      </w:r>
-      <w:r>
-        <w:rPr>
-          <w:rFonts w:hint="eastAsia" w:ascii="Times New Roman" w:hAnsi="Times New Roman" w:eastAsia="Times New Roman" w:cs="Times New Roman"/>
-        </w:rPr>
-        <w:t>（</w:t>
-      </w:r>
-      <w:r>
-        <w:rPr>
-          <w:rFonts w:hint="eastAsia" w:ascii="Times New Roman" w:hAnsi="Times New Roman" w:eastAsia="FangSong" w:cs="Times New Roman"/>
-        </w:rPr>
-        <w:t>促进</w:t>
+        <w:t>：EtOH（</w:t>
+      </w:r>
+      <w:r>
+        <w:rPr>
+          <w:rFonts w:hint="eastAsia" w:ascii="Times New Roman" w:hAnsi="Times New Roman" w:eastAsia="FangSong" w:cs="Times New Roman"/>
+        </w:rPr>
+        <w:t>极性质子</w:t>
+      </w:r>
+      <w:r>
+        <w:rPr>
+          <w:rFonts w:hint="eastAsia" w:ascii="Times New Roman" w:hAnsi="Times New Roman" w:eastAsia="Times New Roman" w:cs="Times New Roman"/>
+        </w:rPr>
+        <w:t>，</w:t>
+      </w:r>
+      <w:r>
+        <w:rPr>
+          <w:rFonts w:hint="eastAsia" w:ascii="Times New Roman" w:hAnsi="Times New Roman" w:eastAsia="FangSong" w:cs="Times New Roman"/>
+        </w:rPr>
+        <w:t>但不如</w:t>
+      </w:r>
+      <w:r>
+        <w:rPr>
+          <w:rFonts w:ascii="Times New Roman" w:hAnsi="Times New Roman" w:eastAsia="Times New Roman" w:cs="Times New Roman"/>
+        </w:rPr>
+        <w:t xml:space="preserve"> H</w:t>
+      </w:r>
+      <w:r>
+        <w:rPr>
+          <w:rFonts w:ascii="Times New Roman" w:hAnsi="Times New Roman" w:eastAsia="Times New Roman" w:cs="Times New Roman"/>
+          <w:vertAlign w:val="subscript"/>
+        </w:rPr>
+        <w:t>2</w:t>
+      </w:r>
+      <w:r>
+        <w:rPr>
+          <w:rFonts w:ascii="Times New Roman" w:hAnsi="Times New Roman" w:eastAsia="Times New Roman" w:cs="Times New Roman"/>
+        </w:rPr>
+        <w:t xml:space="preserve">O </w:t>
+      </w:r>
+      <w:r>
+        <w:rPr>
+          <w:rFonts w:hint="eastAsia" w:ascii="Times New Roman" w:hAnsi="Times New Roman" w:eastAsia="FangSong" w:cs="Times New Roman"/>
+        </w:rPr>
+        <w:t xml:space="preserve">能包裹</w:t>
       </w:r>
       <w:r>
         <w:rPr>
@@ -27582,7 +26942,20 @@
         <w:rPr>
           <w:rFonts w:hint="eastAsia" w:ascii="Times New Roman" w:hAnsi="Times New Roman" w:eastAsia="Times New Roman" w:cs="Times New Roman"/>
         </w:rPr>
-        <w:t xml:space="preserve">SN2）</w:t>
+        <w:t>OH</w:t>
+      </w:r>
+      <w:r>
+        <w:rPr>
+          <w:rFonts w:hint="eastAsia" w:ascii="Times New Roman" w:hAnsi="Times New Roman" w:eastAsia="Times New Roman" w:cs="Times New Roman"/>
+          <w:vertAlign w:val="superscript"/>
+        </w:rPr>
+        <w:t>-</w:t>
+      </w:r>
+      <w:r>
+        <w:rPr>
+          <w:rFonts w:hint="eastAsia" w:ascii="Times New Roman" w:hAnsi="Times New Roman" w:eastAsia="Times New Roman" w:cs="Times New Roman"/>
+        </w:rPr>
+        <w:t>）</w:t>
       </w:r>
     </w:p>
     <w:p>
@@ -27590,7 +26963,7 @@
         <w:pStyle w:val="Compact"/>
         <w:numPr>
           <w:ilvl w:val="0"/>
-          <w:numId w:val="1015"/>
+          <w:numId w:val="1016"/>
         </w:numPr>
       </w:pPr>
       <w:r>
@@ -27603,13 +26976,25 @@
         <w:rPr>
           <w:rFonts w:hint="eastAsia" w:ascii="Times New Roman" w:hAnsi="Times New Roman" w:eastAsia="Times New Roman" w:cs="Times New Roman"/>
         </w:rPr>
-        <w:t>：25°C（</w:t>
-      </w:r>
-      <w:r>
-        <w:rPr>
-          <w:rFonts w:hint="eastAsia" w:ascii="Times New Roman" w:hAnsi="Times New Roman" w:eastAsia="FangSong" w:cs="Times New Roman"/>
-        </w:rPr>
-        <w:t>低温</w:t>
+        <w:t>：80°C（</w:t>
+      </w:r>
+      <w:r>
+        <w:rPr>
+          <w:rFonts w:hint="eastAsia" w:ascii="Times New Roman" w:hAnsi="Times New Roman" w:eastAsia="FangSong" w:cs="Times New Roman"/>
+        </w:rPr>
+        <w:t>高温</w:t>
+      </w:r>
+      <w:r>
+        <w:rPr>
+          <w:rFonts w:hint="eastAsia" w:ascii="Times New Roman" w:hAnsi="Times New Roman" w:eastAsia="Times New Roman" w:cs="Times New Roman"/>
+        </w:rPr>
+        <w:t>，</w:t>
+      </w:r>
+      <w:r>
+        <w:rPr>
+          <w:rFonts w:hint="eastAsia" w:ascii="Times New Roman" w:hAnsi="Times New Roman" w:eastAsia="FangSong" w:cs="Times New Roman"/>
+        </w:rPr>
+        <w:t>消除有利</w:t>
       </w:r>
       <w:r>
         <w:rPr>
@@ -27623,7 +27008,7 @@
         <w:pStyle w:val="Compact"/>
         <w:numPr>
           <w:ilvl w:val="0"/>
-          <w:numId w:val="1015"/>
+          <w:numId w:val="1016"/>
         </w:numPr>
       </w:pPr>
       <w:r>
@@ -27636,13 +27021,7 @@
         <w:rPr>
           <w:rFonts w:hint="eastAsia" w:ascii="Times New Roman" w:hAnsi="Times New Roman" w:eastAsia="Times New Roman" w:cs="Times New Roman"/>
         </w:rPr>
-        <w:t>：</w:t>
-      </w:r>
-      <w:r>
-        <w:rPr>
-          <w:rFonts w:hint="eastAsia" w:ascii="Times New Roman" w:hAnsi="Times New Roman" w:eastAsia="FangSong" w:cs="Times New Roman"/>
-        </w:rPr>
-        <w:t>纯</w:t>
+        <w:t>：E2</w:t>
       </w:r>
       <w:r>
         <w:rPr>
@@ -27652,33 +27031,21 @@
       </w:r>
       <w:r>
         <w:rPr>
-          <w:rFonts w:hint="eastAsia" w:ascii="Times New Roman" w:hAnsi="Times New Roman" w:eastAsia="Times New Roman" w:cs="Times New Roman"/>
-        </w:rPr>
-        <w:t xml:space="preserve">SN2（Finkelstein</w:t>
-      </w:r>
-      <w:r>
-        <w:rPr>
-          <w:rFonts w:ascii="Times New Roman" w:hAnsi="Times New Roman" w:eastAsia="Times New Roman" w:cs="Times New Roman"/>
-        </w:rPr>
-        <w:t xml:space="preserve"> </w:t>
-      </w:r>
-      <w:r>
-        <w:rPr>
-          <w:rFonts w:hint="eastAsia" w:ascii="Times New Roman" w:hAnsi="Times New Roman" w:eastAsia="FangSong" w:cs="Times New Roman"/>
-        </w:rPr>
-        <w:t>反应</w:t>
-      </w:r>
-      <w:r>
-        <w:rPr>
-          <w:rFonts w:hint="eastAsia" w:ascii="Times New Roman" w:hAnsi="Times New Roman" w:eastAsia="Times New Roman" w:cs="Times New Roman"/>
-        </w:rPr>
-        <w:t>，</w:t>
-      </w:r>
-      <w:r>
-        <w:rPr>
-          <w:rFonts w:hint="eastAsia" w:ascii="Times New Roman" w:hAnsi="Times New Roman" w:eastAsia="FangSong" w:cs="Times New Roman"/>
-        </w:rPr>
-        <w:t>卤素交换</w:t>
+          <w:rFonts w:hint="eastAsia" w:ascii="Times New Roman" w:hAnsi="Times New Roman" w:eastAsia="FangSong" w:cs="Times New Roman"/>
+        </w:rPr>
+        <w:t>主导</w:t>
+      </w:r>
+      <w:r>
+        <w:rPr>
+          <w:rFonts w:hint="eastAsia" w:ascii="Times New Roman" w:hAnsi="Times New Roman" w:eastAsia="Times New Roman" w:cs="Times New Roman"/>
+        </w:rPr>
+        <w:t>（</w:t>
+      </w:r>
+      <w:r>
+        <w:rPr>
+          <w:rFonts w:hint="eastAsia" w:ascii="Times New Roman" w:hAnsi="Times New Roman" w:eastAsia="FangSong" w:cs="Times New Roman"/>
+        </w:rPr>
+        <w:t>高温推消除</w:t>
       </w:r>
       <w:r>
         <w:rPr>
@@ -27692,7 +27059,494 @@
         <w:pStyle w:val="Compact"/>
         <w:numPr>
           <w:ilvl w:val="0"/>
-          <w:numId w:val="1015"/>
+          <w:numId w:val="1016"/>
+        </w:numPr>
+      </w:pPr>
+      <w:r>
+        <w:rPr>
+          <w:rFonts w:hint="eastAsia" w:ascii="Times New Roman" w:hAnsi="Times New Roman" w:eastAsia="FangSong" w:cs="Times New Roman"/>
+          <w:b/>
+          <w:bCs/>
+        </w:rPr>
+        <w:t>主产物</w:t>
+      </w:r>
+      <w:r>
+        <w:rPr>
+          <w:rFonts w:hint="eastAsia" w:ascii="Times New Roman" w:hAnsi="Times New Roman" w:eastAsia="Times New Roman" w:cs="Times New Roman"/>
+          <w:b/>
+          <w:bCs/>
+        </w:rPr>
+        <w:t>：</w:t>
+      </w:r>
+      <w:r>
+        <w:rPr>
+          <w:rFonts w:hint="eastAsia" w:ascii="Times New Roman" w:hAnsi="Times New Roman" w:eastAsia="FangSong" w:cs="Times New Roman"/>
+          <w:b/>
+          <w:bCs/>
+        </w:rPr>
+        <w:t>丙烯</w:t>
+      </w:r>
+      <w:r>
+        <w:rPr>
+          <w:rFonts w:hint="eastAsia" w:ascii="Times New Roman" w:hAnsi="Times New Roman" w:eastAsia="Times New Roman" w:cs="Times New Roman"/>
+          <w:b/>
+          <w:bCs/>
+        </w:rPr>
+        <w:t>（E2）</w:t>
+      </w:r>
+    </w:p>
+    <w:p>
+      <w:pPr>
+        <w:pStyle w:val="Compact"/>
+        <w:numPr>
+          <w:ilvl w:val="0"/>
+          <w:numId w:val="1017"/>
+        </w:numPr>
+      </w:pPr>
+      <w:r>
+        <w:rPr>
+          <w:rFonts w:ascii="Times New Roman" w:hAnsi="Times New Roman" w:eastAsia="Times New Roman" w:cs="Times New Roman"/>
+          <w:b/>
+          <w:bCs/>
+        </w:rPr>
+        <w:t xml:space="preserve">t-BuOK/t-BuOH, 60°C</w:t>
+      </w:r>
+      <w:r>
+        <w:rPr>
+          <w:rFonts w:hint="eastAsia" w:ascii="Times New Roman" w:hAnsi="Times New Roman" w:eastAsia="Times New Roman" w:cs="Times New Roman"/>
+        </w:rPr>
+        <w:t xml:space="preserve">：</w:t>
+      </w:r>
+    </w:p>
+    <w:p>
+      <w:pPr>
+        <w:pStyle w:val="Compact"/>
+        <w:numPr>
+          <w:ilvl w:val="0"/>
+          <w:numId w:val="1018"/>
+        </w:numPr>
+      </w:pPr>
+      <w:r>
+        <w:rPr>
+          <w:rFonts w:hint="eastAsia" w:ascii="Times New Roman" w:hAnsi="Times New Roman" w:eastAsia="FangSong" w:cs="Times New Roman"/>
+        </w:rPr>
+        <w:t>试剂</w:t>
+      </w:r>
+      <w:r>
+        <w:rPr>
+          <w:rFonts w:hint="eastAsia" w:ascii="Times New Roman" w:hAnsi="Times New Roman" w:eastAsia="Times New Roman" w:cs="Times New Roman"/>
+        </w:rPr>
+        <w:t>：t-BuO</w:t>
+      </w:r>
+      <w:r>
+        <w:rPr>
+          <w:rFonts w:hint="eastAsia" w:ascii="Times New Roman" w:hAnsi="Times New Roman" w:eastAsia="Times New Roman" w:cs="Times New Roman"/>
+          <w:vertAlign w:val="superscript"/>
+        </w:rPr>
+        <w:t>-</w:t>
+      </w:r>
+      <w:r>
+        <w:rPr>
+          <w:rFonts w:ascii="Times New Roman" w:hAnsi="Times New Roman" w:eastAsia="Times New Roman" w:cs="Times New Roman"/>
+        </w:rPr>
+        <w:t xml:space="preserve"> </w:t>
+      </w:r>
+      <w:r>
+        <w:rPr>
+          <w:rFonts w:hint="eastAsia" w:ascii="Times New Roman" w:hAnsi="Times New Roman" w:eastAsia="FangSong" w:cs="Times New Roman"/>
+        </w:rPr>
+        <w:t>是弱亲核强碱</w:t>
+      </w:r>
+      <w:r>
+        <w:rPr>
+          <w:rFonts w:hint="eastAsia" w:ascii="Times New Roman" w:hAnsi="Times New Roman" w:eastAsia="Times New Roman" w:cs="Times New Roman"/>
+        </w:rPr>
+        <w:t>（</w:t>
+      </w:r>
+      <w:r>
+        <w:rPr>
+          <w:rFonts w:hint="eastAsia" w:ascii="Times New Roman" w:hAnsi="Times New Roman" w:eastAsia="FangSong" w:cs="Times New Roman"/>
+        </w:rPr>
+        <w:t>大位阻碱</w:t>
+      </w:r>
+      <w:r>
+        <w:rPr>
+          <w:rFonts w:hint="eastAsia" w:ascii="Times New Roman" w:hAnsi="Times New Roman" w:eastAsia="Times New Roman" w:cs="Times New Roman"/>
+        </w:rPr>
+        <w:t>）</w:t>
+      </w:r>
+    </w:p>
+    <w:p>
+      <w:pPr>
+        <w:pStyle w:val="Compact"/>
+        <w:numPr>
+          <w:ilvl w:val="0"/>
+          <w:numId w:val="1018"/>
+        </w:numPr>
+      </w:pPr>
+      <w:r>
+        <w:rPr>
+          <w:rFonts w:hint="eastAsia" w:ascii="Times New Roman" w:hAnsi="Times New Roman" w:eastAsia="FangSong" w:cs="Times New Roman"/>
+        </w:rPr>
+        <w:t>温度</w:t>
+      </w:r>
+      <w:r>
+        <w:rPr>
+          <w:rFonts w:hint="eastAsia" w:ascii="Times New Roman" w:hAnsi="Times New Roman" w:eastAsia="Times New Roman" w:cs="Times New Roman"/>
+        </w:rPr>
+        <w:t>：60°C（</w:t>
+      </w:r>
+      <w:r>
+        <w:rPr>
+          <w:rFonts w:hint="eastAsia" w:ascii="Times New Roman" w:hAnsi="Times New Roman" w:eastAsia="FangSong" w:cs="Times New Roman"/>
+        </w:rPr>
+        <w:t>中等偏高</w:t>
+      </w:r>
+      <w:r>
+        <w:rPr>
+          <w:rFonts w:hint="eastAsia" w:ascii="Times New Roman" w:hAnsi="Times New Roman" w:eastAsia="Times New Roman" w:cs="Times New Roman"/>
+        </w:rPr>
+        <w:t>）</w:t>
+      </w:r>
+    </w:p>
+    <w:p>
+      <w:pPr>
+        <w:pStyle w:val="Compact"/>
+        <w:numPr>
+          <w:ilvl w:val="0"/>
+          <w:numId w:val="1018"/>
+        </w:numPr>
+      </w:pPr>
+      <w:r>
+        <w:rPr>
+          <w:rFonts w:hint="eastAsia" w:ascii="Times New Roman" w:hAnsi="Times New Roman" w:eastAsia="FangSong" w:cs="Times New Roman"/>
+        </w:rPr>
+        <w:t>判断</w:t>
+      </w:r>
+      <w:r>
+        <w:rPr>
+          <w:rFonts w:hint="eastAsia" w:ascii="Times New Roman" w:hAnsi="Times New Roman" w:eastAsia="Times New Roman" w:cs="Times New Roman"/>
+        </w:rPr>
+        <w:t>：E2</w:t>
+      </w:r>
+      <w:r>
+        <w:rPr>
+          <w:rFonts w:ascii="Times New Roman" w:hAnsi="Times New Roman" w:eastAsia="Times New Roman" w:cs="Times New Roman"/>
+        </w:rPr>
+        <w:t xml:space="preserve"> </w:t>
+      </w:r>
+      <w:r>
+        <w:rPr>
+          <w:rFonts w:hint="eastAsia" w:ascii="Times New Roman" w:hAnsi="Times New Roman" w:eastAsia="FangSong" w:cs="Times New Roman"/>
+        </w:rPr>
+        <w:t>主导</w:t>
+      </w:r>
+      <w:r>
+        <w:rPr>
+          <w:rFonts w:hint="eastAsia" w:ascii="Times New Roman" w:hAnsi="Times New Roman" w:eastAsia="Times New Roman" w:cs="Times New Roman"/>
+        </w:rPr>
+        <w:t>（</w:t>
+      </w:r>
+      <w:r>
+        <w:rPr>
+          <w:rFonts w:hint="eastAsia" w:ascii="Times New Roman" w:hAnsi="Times New Roman" w:eastAsia="FangSong" w:cs="Times New Roman"/>
+        </w:rPr>
+        <w:t>强碱大位阻</w:t>
+      </w:r>
+      <w:r>
+        <w:rPr>
+          <w:rFonts w:hint="eastAsia" w:ascii="Times New Roman" w:hAnsi="Times New Roman" w:eastAsia="Times New Roman" w:cs="Times New Roman"/>
+        </w:rPr>
+        <w:t>）</w:t>
+      </w:r>
+    </w:p>
+    <w:p>
+      <w:pPr>
+        <w:pStyle w:val="Compact"/>
+        <w:numPr>
+          <w:ilvl w:val="0"/>
+          <w:numId w:val="1018"/>
+        </w:numPr>
+      </w:pPr>
+      <w:r>
+        <w:rPr>
+          <w:rFonts w:hint="eastAsia" w:ascii="Times New Roman" w:hAnsi="Times New Roman" w:eastAsia="FangSong" w:cs="Times New Roman"/>
+          <w:b/>
+          <w:bCs/>
+        </w:rPr>
+        <w:t>主产物</w:t>
+      </w:r>
+      <w:r>
+        <w:rPr>
+          <w:rFonts w:hint="eastAsia" w:ascii="Times New Roman" w:hAnsi="Times New Roman" w:eastAsia="Times New Roman" w:cs="Times New Roman"/>
+          <w:b/>
+          <w:bCs/>
+        </w:rPr>
+        <w:t>：</w:t>
+      </w:r>
+      <w:r>
+        <w:rPr>
+          <w:rFonts w:hint="eastAsia" w:ascii="Times New Roman" w:hAnsi="Times New Roman" w:eastAsia="FangSong" w:cs="Times New Roman"/>
+          <w:b/>
+          <w:bCs/>
+        </w:rPr>
+        <w:t>丙烯</w:t>
+      </w:r>
+      <w:r>
+        <w:rPr>
+          <w:rFonts w:hint="eastAsia" w:ascii="Times New Roman" w:hAnsi="Times New Roman" w:eastAsia="Times New Roman" w:cs="Times New Roman"/>
+          <w:b/>
+          <w:bCs/>
+        </w:rPr>
+        <w:t>（E2，Hofmann）</w:t>
+      </w:r>
+    </w:p>
+    <w:p>
+      <w:pPr>
+        <w:pStyle w:val="Compact"/>
+        <w:numPr>
+          <w:ilvl w:val="0"/>
+          <w:numId w:val="1019"/>
+        </w:numPr>
+      </w:pPr>
+      <w:r>
+        <w:rPr>
+          <w:rFonts w:hint="eastAsia" w:ascii="Times New Roman" w:hAnsi="Times New Roman" w:eastAsia="Times New Roman" w:cs="Times New Roman"/>
+          <w:b/>
+          <w:bCs/>
+        </w:rPr>
+        <w:t>NaI/</w:t>
+      </w:r>
+      <w:r>
+        <w:rPr>
+          <w:rFonts w:hint="eastAsia" w:ascii="Times New Roman" w:hAnsi="Times New Roman" w:eastAsia="FangSong" w:cs="Times New Roman"/>
+          <w:b/>
+          <w:bCs/>
+        </w:rPr>
+        <w:t>丙酮</w:t>
+      </w:r>
+      <w:r>
+        <w:rPr>
+          <w:rFonts w:hint="eastAsia" w:ascii="Times New Roman" w:hAnsi="Times New Roman" w:eastAsia="Times New Roman" w:cs="Times New Roman"/>
+          <w:b/>
+          <w:bCs/>
+        </w:rPr>
+        <w:t>,</w:t>
+      </w:r>
+      <w:r>
+        <w:rPr>
+          <w:rFonts w:ascii="Times New Roman" w:hAnsi="Times New Roman" w:eastAsia="Times New Roman" w:cs="Times New Roman"/>
+          <w:b/>
+          <w:bCs/>
+        </w:rPr>
+        <w:t xml:space="preserve"> 25°C</w:t>
+      </w:r>
+      <w:r>
+        <w:rPr>
+          <w:rFonts w:hint="eastAsia" w:ascii="Times New Roman" w:hAnsi="Times New Roman" w:eastAsia="Times New Roman" w:cs="Times New Roman"/>
+        </w:rPr>
+        <w:t xml:space="preserve">：</w:t>
+      </w:r>
+    </w:p>
+    <w:p>
+      <w:pPr>
+        <w:pStyle w:val="Compact"/>
+        <w:numPr>
+          <w:ilvl w:val="0"/>
+          <w:numId w:val="1020"/>
+        </w:numPr>
+      </w:pPr>
+      <w:r>
+        <w:rPr>
+          <w:rFonts w:hint="eastAsia" w:ascii="Times New Roman" w:hAnsi="Times New Roman" w:eastAsia="FangSong" w:cs="Times New Roman"/>
+        </w:rPr>
+        <w:t>试剂</w:t>
+      </w:r>
+      <w:r>
+        <w:rPr>
+          <w:rFonts w:hint="eastAsia" w:ascii="Times New Roman" w:hAnsi="Times New Roman" w:eastAsia="Times New Roman" w:cs="Times New Roman"/>
+        </w:rPr>
+        <w:t>：I</w:t>
+      </w:r>
+      <w:r>
+        <w:rPr>
+          <w:rFonts w:hint="eastAsia" w:ascii="Times New Roman" w:hAnsi="Times New Roman" w:eastAsia="Times New Roman" w:cs="Times New Roman"/>
+          <w:vertAlign w:val="superscript"/>
+        </w:rPr>
+        <w:t>-</w:t>
+      </w:r>
+      <w:r>
+        <w:rPr>
+          <w:rFonts w:ascii="Times New Roman" w:hAnsi="Times New Roman" w:eastAsia="Times New Roman" w:cs="Times New Roman"/>
+        </w:rPr>
+        <w:t xml:space="preserve"> </w:t>
+      </w:r>
+      <w:r>
+        <w:rPr>
+          <w:rFonts w:hint="eastAsia" w:ascii="Times New Roman" w:hAnsi="Times New Roman" w:eastAsia="FangSong" w:cs="Times New Roman"/>
+        </w:rPr>
+        <w:t xml:space="preserve">是强亲核弱碱</w:t>
+      </w:r>
+    </w:p>
+    <w:p>
+      <w:pPr>
+        <w:pStyle w:val="Compact"/>
+        <w:numPr>
+          <w:ilvl w:val="0"/>
+          <w:numId w:val="1020"/>
+        </w:numPr>
+      </w:pPr>
+      <w:r>
+        <w:rPr>
+          <w:rFonts w:hint="eastAsia" w:ascii="Times New Roman" w:hAnsi="Times New Roman" w:eastAsia="FangSong" w:cs="Times New Roman"/>
+        </w:rPr>
+        <w:t>溶剂</w:t>
+      </w:r>
+      <w:r>
+        <w:rPr>
+          <w:rFonts w:hint="eastAsia" w:ascii="Times New Roman" w:hAnsi="Times New Roman" w:eastAsia="Times New Roman" w:cs="Times New Roman"/>
+        </w:rPr>
+        <w:t>：</w:t>
+      </w:r>
+      <w:r>
+        <w:rPr>
+          <w:rFonts w:hint="eastAsia" w:ascii="Times New Roman" w:hAnsi="Times New Roman" w:eastAsia="FangSong" w:cs="Times New Roman"/>
+        </w:rPr>
+        <w:t>丙酮是极性非质子</w:t>
+      </w:r>
+      <w:r>
+        <w:rPr>
+          <w:rFonts w:hint="eastAsia" w:ascii="Times New Roman" w:hAnsi="Times New Roman" w:eastAsia="Times New Roman" w:cs="Times New Roman"/>
+        </w:rPr>
+        <w:t>（</w:t>
+      </w:r>
+      <w:r>
+        <w:rPr>
+          <w:rFonts w:hint="eastAsia" w:ascii="Times New Roman" w:hAnsi="Times New Roman" w:eastAsia="FangSong" w:cs="Times New Roman"/>
+        </w:rPr>
+        <w:t>促进</w:t>
+      </w:r>
+      <w:r>
+        <w:rPr>
+          <w:rFonts w:ascii="Times New Roman" w:hAnsi="Times New Roman" w:eastAsia="Times New Roman" w:cs="Times New Roman"/>
+        </w:rPr>
+        <w:t xml:space="preserve"> </w:t>
+      </w:r>
+      <w:r>
+        <w:rPr>
+          <w:rFonts w:hint="eastAsia" w:ascii="Times New Roman" w:hAnsi="Times New Roman" w:eastAsia="Times New Roman" w:cs="Times New Roman"/>
+        </w:rPr>
+        <w:t xml:space="preserve">SN2）</w:t>
+      </w:r>
+    </w:p>
+    <w:p>
+      <w:pPr>
+        <w:pStyle w:val="Compact"/>
+        <w:numPr>
+          <w:ilvl w:val="0"/>
+          <w:numId w:val="1020"/>
+        </w:numPr>
+      </w:pPr>
+      <w:r>
+        <w:rPr>
+          <w:rFonts w:hint="eastAsia" w:ascii="Times New Roman" w:hAnsi="Times New Roman" w:eastAsia="FangSong" w:cs="Times New Roman"/>
+        </w:rPr>
+        <w:t>温度</w:t>
+      </w:r>
+      <w:r>
+        <w:rPr>
+          <w:rFonts w:hint="eastAsia" w:ascii="Times New Roman" w:hAnsi="Times New Roman" w:eastAsia="Times New Roman" w:cs="Times New Roman"/>
+        </w:rPr>
+        <w:t>：25°C（</w:t>
+      </w:r>
+      <w:r>
+        <w:rPr>
+          <w:rFonts w:hint="eastAsia" w:ascii="Times New Roman" w:hAnsi="Times New Roman" w:eastAsia="FangSong" w:cs="Times New Roman"/>
+        </w:rPr>
+        <w:t>低温</w:t>
+      </w:r>
+      <w:r>
+        <w:rPr>
+          <w:rFonts w:hint="eastAsia" w:ascii="Times New Roman" w:hAnsi="Times New Roman" w:eastAsia="Times New Roman" w:cs="Times New Roman"/>
+        </w:rPr>
+        <w:t>）</w:t>
+      </w:r>
+    </w:p>
+    <w:p>
+      <w:pPr>
+        <w:pStyle w:val="Compact"/>
+        <w:numPr>
+          <w:ilvl w:val="0"/>
+          <w:numId w:val="1020"/>
+        </w:numPr>
+      </w:pPr>
+      <w:r>
+        <w:rPr>
+          <w:rFonts w:hint="eastAsia" w:ascii="Times New Roman" w:hAnsi="Times New Roman" w:eastAsia="FangSong" w:cs="Times New Roman"/>
+        </w:rPr>
+        <w:t>判断</w:t>
+      </w:r>
+      <w:r>
+        <w:rPr>
+          <w:rFonts w:hint="eastAsia" w:ascii="Times New Roman" w:hAnsi="Times New Roman" w:eastAsia="Times New Roman" w:cs="Times New Roman"/>
+        </w:rPr>
+        <w:t>：</w:t>
+      </w:r>
+      <w:r>
+        <w:rPr>
+          <w:rFonts w:hint="eastAsia" w:ascii="Times New Roman" w:hAnsi="Times New Roman" w:eastAsia="FangSong" w:cs="Times New Roman"/>
+        </w:rPr>
+        <w:t>纯</w:t>
+      </w:r>
+      <w:r>
+        <w:rPr>
+          <w:rFonts w:ascii="Times New Roman" w:hAnsi="Times New Roman" w:eastAsia="Times New Roman" w:cs="Times New Roman"/>
+        </w:rPr>
+        <w:t xml:space="preserve"> </w:t>
+      </w:r>
+      <w:r>
+        <w:rPr>
+          <w:rFonts w:hint="eastAsia" w:ascii="Times New Roman" w:hAnsi="Times New Roman" w:eastAsia="Times New Roman" w:cs="Times New Roman"/>
+        </w:rPr>
+        <w:t xml:space="preserve">SN2（Finkelstein</w:t>
+      </w:r>
+      <w:r>
+        <w:rPr>
+          <w:rFonts w:ascii="Times New Roman" w:hAnsi="Times New Roman" w:eastAsia="Times New Roman" w:cs="Times New Roman"/>
+        </w:rPr>
+        <w:t xml:space="preserve"> </w:t>
+      </w:r>
+      <w:r>
+        <w:rPr>
+          <w:rFonts w:hint="eastAsia" w:ascii="Times New Roman" w:hAnsi="Times New Roman" w:eastAsia="FangSong" w:cs="Times New Roman"/>
+        </w:rPr>
+        <w:t>反应</w:t>
+      </w:r>
+      <w:r>
+        <w:rPr>
+          <w:rFonts w:hint="eastAsia" w:ascii="Times New Roman" w:hAnsi="Times New Roman" w:eastAsia="Times New Roman" w:cs="Times New Roman"/>
+        </w:rPr>
+        <w:t>，</w:t>
+      </w:r>
+      <w:r>
+        <w:rPr>
+          <w:rFonts w:hint="eastAsia" w:ascii="Times New Roman" w:hAnsi="Times New Roman" w:eastAsia="FangSong" w:cs="Times New Roman"/>
+        </w:rPr>
+        <w:t>卤素交换</w:t>
+      </w:r>
+      <w:r>
+        <w:rPr>
+          <w:rFonts w:hint="eastAsia" w:ascii="Times New Roman" w:hAnsi="Times New Roman" w:eastAsia="Times New Roman" w:cs="Times New Roman"/>
+        </w:rPr>
+        <w:t>）</w:t>
+      </w:r>
+    </w:p>
+    <w:p>
+      <w:pPr>
+        <w:pStyle w:val="Compact"/>
+        <w:numPr>
+          <w:ilvl w:val="0"/>
+          <w:numId w:val="1020"/>
         </w:numPr>
       </w:pPr>
       <w:r>
@@ -35789,7 +35643,7 @@
       <w:pPr>
         <w:numPr>
           <w:ilvl w:val="0"/>
-          <w:numId w:val="1016"/>
+          <w:numId w:val="1021"/>
         </w:numPr>
       </w:pPr>
       <w:r>
@@ -35810,7 +35664,7 @@
         <w:pStyle w:val="Compact"/>
         <w:numPr>
           <w:ilvl w:val="1"/>
-          <w:numId w:val="1017"/>
+          <w:numId w:val="1022"/>
         </w:numPr>
       </w:pPr>
       <w:r>
@@ -35851,7 +35705,7 @@
         <w:pStyle w:val="Compact"/>
         <w:numPr>
           <w:ilvl w:val="1"/>
-          <w:numId w:val="1017"/>
+          <w:numId w:val="1022"/>
         </w:numPr>
       </w:pPr>
       <w:r>
@@ -35917,7 +35771,7 @@
         <w:pStyle w:val="Compact"/>
         <w:numPr>
           <w:ilvl w:val="1"/>
-          <w:numId w:val="1017"/>
+          <w:numId w:val="1022"/>
         </w:numPr>
       </w:pPr>
       <w:r>
@@ -35970,7 +35824,7 @@
       <w:pPr>
         <w:numPr>
           <w:ilvl w:val="0"/>
-          <w:numId w:val="1016"/>
+          <w:numId w:val="1021"/>
         </w:numPr>
       </w:pPr>
       <w:r>
@@ -36118,7 +35972,7 @@
       <w:pPr>
         <w:numPr>
           <w:ilvl w:val="0"/>
-          <w:numId w:val="1016"/>
+          <w:numId w:val="1021"/>
         </w:numPr>
       </w:pPr>
       <w:r>
@@ -36206,7 +36060,7 @@
       <w:pPr>
         <w:numPr>
           <w:ilvl w:val="0"/>
-          <w:numId w:val="1018"/>
+          <w:numId w:val="1023"/>
         </w:numPr>
       </w:pPr>
       <w:r>
@@ -36421,7 +36275,7 @@
       <w:pPr>
         <w:numPr>
           <w:ilvl w:val="0"/>
-          <w:numId w:val="1018"/>
+          <w:numId w:val="1023"/>
         </w:numPr>
       </w:pPr>
       <w:r>
@@ -36496,7 +36350,7 @@
       <w:pPr>
         <w:numPr>
           <w:ilvl w:val="0"/>
-          <w:numId w:val="1018"/>
+          <w:numId w:val="1023"/>
         </w:numPr>
       </w:pPr>
       <w:r>
@@ -36626,7 +36480,7 @@
       <w:pPr>
         <w:numPr>
           <w:ilvl w:val="0"/>
-          <w:numId w:val="1018"/>
+          <w:numId w:val="1023"/>
         </w:numPr>
       </w:pPr>
       <w:r>
@@ -36728,7 +36582,7 @@
         <w:pStyle w:val="Compact"/>
         <w:numPr>
           <w:ilvl w:val="0"/>
-          <w:numId w:val="1019"/>
+          <w:numId w:val="1024"/>
         </w:numPr>
       </w:pPr>
       <w:r>
@@ -36749,7 +36603,7 @@
         <w:pStyle w:val="Compact"/>
         <w:numPr>
           <w:ilvl w:val="1"/>
-          <w:numId w:val="1020"/>
+          <w:numId w:val="1025"/>
         </w:numPr>
       </w:pPr>
       <w:r>
@@ -36788,7 +36642,7 @@
         <w:pStyle w:val="Compact"/>
         <w:numPr>
           <w:ilvl w:val="1"/>
-          <w:numId w:val="1020"/>
+          <w:numId w:val="1025"/>
         </w:numPr>
       </w:pPr>
       <w:r>
@@ -36865,7 +36719,7 @@
         <w:pStyle w:val="Compact"/>
         <w:numPr>
           <w:ilvl w:val="0"/>
-          <w:numId w:val="1019"/>
+          <w:numId w:val="1024"/>
         </w:numPr>
       </w:pPr>
       <w:r>
@@ -37159,7 +37013,7 @@
         <w:pStyle w:val="Compact"/>
         <w:numPr>
           <w:ilvl w:val="0"/>
-          <w:numId w:val="1021"/>
+          <w:numId w:val="1026"/>
         </w:numPr>
       </w:pPr>
     </w:p>
@@ -37168,7 +37022,7 @@
         <w:pStyle w:val="Compact"/>
         <w:numPr>
           <w:ilvl w:val="1"/>
-          <w:numId w:val="1022"/>
+          <w:numId w:val="1027"/>
         </w:numPr>
       </w:pPr>
       <w:r>
@@ -37376,7 +37230,7 @@
         <w:pStyle w:val="Compact"/>
         <w:numPr>
           <w:ilvl w:val="0"/>
-          <w:numId w:val="1021"/>
+          <w:numId w:val="1026"/>
         </w:numPr>
       </w:pPr>
       <w:r>
@@ -37427,7 +37281,7 @@
         <w:pStyle w:val="Compact"/>
         <w:numPr>
           <w:ilvl w:val="0"/>
-          <w:numId w:val="1021"/>
+          <w:numId w:val="1026"/>
         </w:numPr>
       </w:pPr>
       <w:r>
@@ -37552,7 +37406,7 @@
         <w:pStyle w:val="Compact"/>
         <w:numPr>
           <w:ilvl w:val="0"/>
-          <w:numId w:val="1021"/>
+          <w:numId w:val="1026"/>
         </w:numPr>
       </w:pPr>
       <w:r>
@@ -37739,7 +37593,7 @@
         <w:pStyle w:val="Compact"/>
         <w:numPr>
           <w:ilvl w:val="0"/>
-          <w:numId w:val="1021"/>
+          <w:numId w:val="1026"/>
         </w:numPr>
       </w:pPr>
       <w:r>
@@ -37784,7 +37638,7 @@
         <w:pStyle w:val="Compact"/>
         <w:numPr>
           <w:ilvl w:val="0"/>
-          <w:numId w:val="1021"/>
+          <w:numId w:val="1026"/>
         </w:numPr>
       </w:pPr>
       <w:r>
@@ -38023,7 +37877,7 @@
         <w:pStyle w:val="Compact"/>
         <w:numPr>
           <w:ilvl w:val="0"/>
-          <w:numId w:val="1021"/>
+          <w:numId w:val="1026"/>
         </w:numPr>
       </w:pPr>
       <w:r>
@@ -38241,7 +38095,7 @@
         <w:pStyle w:val="Compact"/>
         <w:numPr>
           <w:ilvl w:val="0"/>
-          <w:numId w:val="1021"/>
+          <w:numId w:val="1026"/>
         </w:numPr>
       </w:pPr>
     </w:p>
@@ -38250,7 +38104,7 @@
         <w:pStyle w:val="Compact"/>
         <w:numPr>
           <w:ilvl w:val="1"/>
-          <w:numId w:val="1023"/>
+          <w:numId w:val="1028"/>
         </w:numPr>
       </w:pPr>
       <w:r>
@@ -38393,7 +38247,7 @@
         <w:pStyle w:val="Compact"/>
         <w:numPr>
           <w:ilvl w:val="1"/>
-          <w:numId w:val="1023"/>
+          <w:numId w:val="1028"/>
         </w:numPr>
       </w:pPr>
       <w:r>
@@ -38444,7 +38298,7 @@
         <w:pStyle w:val="Compact"/>
         <w:numPr>
           <w:ilvl w:val="0"/>
-          <w:numId w:val="1021"/>
+          <w:numId w:val="1026"/>
         </w:numPr>
       </w:pPr>
       <w:r>
@@ -38582,7 +38436,7 @@
         <w:pStyle w:val="Compact"/>
         <w:numPr>
           <w:ilvl w:val="1"/>
-          <w:numId w:val="1024"/>
+          <w:numId w:val="1029"/>
         </w:numPr>
       </w:pPr>
       <w:r>
@@ -38713,7 +38567,7 @@
         <w:pStyle w:val="Compact"/>
         <w:numPr>
           <w:ilvl w:val="1"/>
-          <w:numId w:val="1024"/>
+          <w:numId w:val="1029"/>
         </w:numPr>
       </w:pPr>
       <w:r>
@@ -38842,7 +38696,7 @@
         <w:pStyle w:val="Compact"/>
         <w:numPr>
           <w:ilvl w:val="1"/>
-          <w:numId w:val="1024"/>
+          <w:numId w:val="1029"/>
         </w:numPr>
       </w:pPr>
       <w:r>
@@ -38978,7 +38832,7 @@
         <w:pStyle w:val="Compact"/>
         <w:numPr>
           <w:ilvl w:val="0"/>
-          <w:numId w:val="1025"/>
+          <w:numId w:val="1030"/>
         </w:numPr>
       </w:pPr>
       <w:r>
@@ -39083,7 +38937,7 @@
         <w:pStyle w:val="Compact"/>
         <w:numPr>
           <w:ilvl w:val="0"/>
-          <w:numId w:val="1025"/>
+          <w:numId w:val="1030"/>
         </w:numPr>
       </w:pPr>
       <w:r>
@@ -39194,7 +39048,7 @@
         <w:pStyle w:val="Compact"/>
         <w:numPr>
           <w:ilvl w:val="0"/>
-          <w:numId w:val="1025"/>
+          <w:numId w:val="1030"/>
         </w:numPr>
       </w:pPr>
       <w:r>
@@ -39251,7 +39105,7 @@
         <w:pStyle w:val="Compact"/>
         <w:numPr>
           <w:ilvl w:val="0"/>
-          <w:numId w:val="1025"/>
+          <w:numId w:val="1030"/>
         </w:numPr>
       </w:pPr>
       <w:r>
@@ -39332,7 +39186,7 @@
         <w:pStyle w:val="Compact"/>
         <w:numPr>
           <w:ilvl w:val="0"/>
-          <w:numId w:val="1025"/>
+          <w:numId w:val="1030"/>
         </w:numPr>
       </w:pPr>
       <w:r>
@@ -40461,6 +40315,21 @@
     <w:abstractNumId w:val="991"/>
   </w:num>
   <w:num w:numId="1004">
+    <w:abstractNumId w:val="991"/>
+  </w:num>
+  <w:num w:numId="1005">
+    <w:abstractNumId w:val="991"/>
+  </w:num>
+  <w:num w:numId="1006">
+    <w:abstractNumId w:val="991"/>
+  </w:num>
+  <w:num w:numId="1007">
+    <w:abstractNumId w:val="991"/>
+  </w:num>
+  <w:num w:numId="1008">
+    <w:abstractNumId w:val="991"/>
+  </w:num>
+  <w:num w:numId="1009">
     <w:abstractNumId w:val="99412"/>
     <w:lvlOverride w:ilvl="0">
       <w:startOverride w:val="2"/>
@@ -40490,16 +40359,16 @@
       <w:startOverride w:val="2"/>
     </w:lvlOverride>
   </w:num>
-  <w:num w:numId="1005">
+  <w:num w:numId="1010">
     <w:abstractNumId w:val="991"/>
   </w:num>
-  <w:num w:numId="1006">
+  <w:num w:numId="1011">
     <w:abstractNumId w:val="991"/>
   </w:num>
-  <w:num w:numId="1007">
+  <w:num w:numId="1012">
     <w:abstractNumId w:val="991"/>
   </w:num>
-  <w:num w:numId="1008">
+  <w:num w:numId="1013">
     <w:abstractNumId w:val="99431"/>
     <w:lvlOverride w:ilvl="0">
       <w:startOverride w:val="1"/>
@@ -40529,10 +40398,10 @@
       <w:startOverride w:val="1"/>
     </w:lvlOverride>
   </w:num>
-  <w:num w:numId="1009">
+  <w:num w:numId="1014">
     <w:abstractNumId w:val="991"/>
   </w:num>
-  <w:num w:numId="1010">
+  <w:num w:numId="1015">
     <w:abstractNumId w:val="99432"/>
     <w:lvlOverride w:ilvl="0">
       <w:startOverride w:val="2"/>
@@ -40562,10 +40431,10 @@
       <w:startOverride w:val="2"/>
     </w:lvlOverride>
   </w:num>
-  <w:num w:numId="1011">
+  <w:num w:numId="1016">
     <w:abstractNumId w:val="991"/>
   </w:num>
-  <w:num w:numId="1012">
+  <w:num w:numId="1017">
     <w:abstractNumId w:val="99433"/>
     <w:lvlOverride w:ilvl="0">
       <w:startOverride w:val="3"/>
@@ -40595,10 +40464,10 @@
       <w:startOverride w:val="3"/>
     </w:lvlOverride>
   </w:num>
-  <w:num w:numId="1013">
+  <w:num w:numId="1018">
     <w:abstractNumId w:val="991"/>
   </w:num>
-  <w:num w:numId="1014">
+  <w:num w:numId="1019">
     <w:abstractNumId w:val="99434"/>
     <w:lvlOverride w:ilvl="0">
       <w:startOverride w:val="4"/>
@@ -40628,158 +40497,8 @@
       <w:startOverride w:val="4"/>
     </w:lvlOverride>
   </w:num>
-  <w:num w:numId="1015">
+  <w:num w:numId="1020">
     <w:abstractNumId w:val="991"/>
-  </w:num>
-  <w:num w:numId="1016">
-    <w:abstractNumId w:val="99411"/>
-    <w:lvlOverride w:ilvl="0">
-      <w:startOverride w:val="1"/>
-    </w:lvlOverride>
-    <w:lvlOverride w:ilvl="1">
-      <w:startOverride w:val="1"/>
-    </w:lvlOverride>
-    <w:lvlOverride w:ilvl="2">
-      <w:startOverride w:val="1"/>
-    </w:lvlOverride>
-    <w:lvlOverride w:ilvl="3">
-      <w:startOverride w:val="1"/>
-    </w:lvlOverride>
-    <w:lvlOverride w:ilvl="4">
-      <w:startOverride w:val="1"/>
-    </w:lvlOverride>
-    <w:lvlOverride w:ilvl="5">
-      <w:startOverride w:val="1"/>
-    </w:lvlOverride>
-    <w:lvlOverride w:ilvl="6">
-      <w:startOverride w:val="1"/>
-    </w:lvlOverride>
-    <w:lvlOverride w:ilvl="7">
-      <w:startOverride w:val="1"/>
-    </w:lvlOverride>
-    <w:lvlOverride w:ilvl="8">
-      <w:startOverride w:val="1"/>
-    </w:lvlOverride>
-  </w:num>
-  <w:num w:numId="1017">
-    <w:abstractNumId w:val="99731"/>
-    <w:lvlOverride w:ilvl="0">
-      <w:startOverride w:val="1"/>
-    </w:lvlOverride>
-    <w:lvlOverride w:ilvl="1">
-      <w:startOverride w:val="1"/>
-    </w:lvlOverride>
-    <w:lvlOverride w:ilvl="2">
-      <w:startOverride w:val="1"/>
-    </w:lvlOverride>
-    <w:lvlOverride w:ilvl="3">
-      <w:startOverride w:val="1"/>
-    </w:lvlOverride>
-    <w:lvlOverride w:ilvl="4">
-      <w:startOverride w:val="1"/>
-    </w:lvlOverride>
-    <w:lvlOverride w:ilvl="5">
-      <w:startOverride w:val="1"/>
-    </w:lvlOverride>
-    <w:lvlOverride w:ilvl="6">
-      <w:startOverride w:val="1"/>
-    </w:lvlOverride>
-    <w:lvlOverride w:ilvl="7">
-      <w:startOverride w:val="1"/>
-    </w:lvlOverride>
-    <w:lvlOverride w:ilvl="8">
-      <w:startOverride w:val="1"/>
-    </w:lvlOverride>
-  </w:num>
-  <w:num w:numId="1018">
-    <w:abstractNumId w:val="99414"/>
-    <w:lvlOverride w:ilvl="0">
-      <w:startOverride w:val="4"/>
-    </w:lvlOverride>
-    <w:lvlOverride w:ilvl="1">
-      <w:startOverride w:val="4"/>
-    </w:lvlOverride>
-    <w:lvlOverride w:ilvl="2">
-      <w:startOverride w:val="4"/>
-    </w:lvlOverride>
-    <w:lvlOverride w:ilvl="3">
-      <w:startOverride w:val="4"/>
-    </w:lvlOverride>
-    <w:lvlOverride w:ilvl="4">
-      <w:startOverride w:val="4"/>
-    </w:lvlOverride>
-    <w:lvlOverride w:ilvl="5">
-      <w:startOverride w:val="4"/>
-    </w:lvlOverride>
-    <w:lvlOverride w:ilvl="6">
-      <w:startOverride w:val="4"/>
-    </w:lvlOverride>
-    <w:lvlOverride w:ilvl="7">
-      <w:startOverride w:val="4"/>
-    </w:lvlOverride>
-    <w:lvlOverride w:ilvl="8">
-      <w:startOverride w:val="4"/>
-    </w:lvlOverride>
-  </w:num>
-  <w:num w:numId="1019">
-    <w:abstractNumId w:val="99418"/>
-    <w:lvlOverride w:ilvl="0">
-      <w:startOverride w:val="8"/>
-    </w:lvlOverride>
-    <w:lvlOverride w:ilvl="1">
-      <w:startOverride w:val="8"/>
-    </w:lvlOverride>
-    <w:lvlOverride w:ilvl="2">
-      <w:startOverride w:val="8"/>
-    </w:lvlOverride>
-    <w:lvlOverride w:ilvl="3">
-      <w:startOverride w:val="8"/>
-    </w:lvlOverride>
-    <w:lvlOverride w:ilvl="4">
-      <w:startOverride w:val="8"/>
-    </w:lvlOverride>
-    <w:lvlOverride w:ilvl="5">
-      <w:startOverride w:val="8"/>
-    </w:lvlOverride>
-    <w:lvlOverride w:ilvl="6">
-      <w:startOverride w:val="8"/>
-    </w:lvlOverride>
-    <w:lvlOverride w:ilvl="7">
-      <w:startOverride w:val="8"/>
-    </w:lvlOverride>
-    <w:lvlOverride w:ilvl="8">
-      <w:startOverride w:val="8"/>
-    </w:lvlOverride>
-  </w:num>
-  <w:num w:numId="1020">
-    <w:abstractNumId w:val="99731"/>
-    <w:lvlOverride w:ilvl="0">
-      <w:startOverride w:val="1"/>
-    </w:lvlOverride>
-    <w:lvlOverride w:ilvl="1">
-      <w:startOverride w:val="1"/>
-    </w:lvlOverride>
-    <w:lvlOverride w:ilvl="2">
-      <w:startOverride w:val="1"/>
-    </w:lvlOverride>
-    <w:lvlOverride w:ilvl="3">
-      <w:startOverride w:val="1"/>
-    </w:lvlOverride>
-    <w:lvlOverride w:ilvl="4">
-      <w:startOverride w:val="1"/>
-    </w:lvlOverride>
-    <w:lvlOverride w:ilvl="5">
-      <w:startOverride w:val="1"/>
-    </w:lvlOverride>
-    <w:lvlOverride w:ilvl="6">
-      <w:startOverride w:val="1"/>
-    </w:lvlOverride>
-    <w:lvlOverride w:ilvl="7">
-      <w:startOverride w:val="1"/>
-    </w:lvlOverride>
-    <w:lvlOverride w:ilvl="8">
-      <w:startOverride w:val="1"/>
-    </w:lvlOverride>
   </w:num>
   <w:num w:numId="1021">
     <w:abstractNumId w:val="99411"/>
@@ -40842,6 +40561,66 @@
     </w:lvlOverride>
   </w:num>
   <w:num w:numId="1023">
+    <w:abstractNumId w:val="99414"/>
+    <w:lvlOverride w:ilvl="0">
+      <w:startOverride w:val="4"/>
+    </w:lvlOverride>
+    <w:lvlOverride w:ilvl="1">
+      <w:startOverride w:val="4"/>
+    </w:lvlOverride>
+    <w:lvlOverride w:ilvl="2">
+      <w:startOverride w:val="4"/>
+    </w:lvlOverride>
+    <w:lvlOverride w:ilvl="3">
+      <w:startOverride w:val="4"/>
+    </w:lvlOverride>
+    <w:lvlOverride w:ilvl="4">
+      <w:startOverride w:val="4"/>
+    </w:lvlOverride>
+    <w:lvlOverride w:ilvl="5">
+      <w:startOverride w:val="4"/>
+    </w:lvlOverride>
+    <w:lvlOverride w:ilvl="6">
+      <w:startOverride w:val="4"/>
+    </w:lvlOverride>
+    <w:lvlOverride w:ilvl="7">
+      <w:startOverride w:val="4"/>
+    </w:lvlOverride>
+    <w:lvlOverride w:ilvl="8">
+      <w:startOverride w:val="4"/>
+    </w:lvlOverride>
+  </w:num>
+  <w:num w:numId="1024">
+    <w:abstractNumId w:val="99418"/>
+    <w:lvlOverride w:ilvl="0">
+      <w:startOverride w:val="8"/>
+    </w:lvlOverride>
+    <w:lvlOverride w:ilvl="1">
+      <w:startOverride w:val="8"/>
+    </w:lvlOverride>
+    <w:lvlOverride w:ilvl="2">
+      <w:startOverride w:val="8"/>
+    </w:lvlOverride>
+    <w:lvlOverride w:ilvl="3">
+      <w:startOverride w:val="8"/>
+    </w:lvlOverride>
+    <w:lvlOverride w:ilvl="4">
+      <w:startOverride w:val="8"/>
+    </w:lvlOverride>
+    <w:lvlOverride w:ilvl="5">
+      <w:startOverride w:val="8"/>
+    </w:lvlOverride>
+    <w:lvlOverride w:ilvl="6">
+      <w:startOverride w:val="8"/>
+    </w:lvlOverride>
+    <w:lvlOverride w:ilvl="7">
+      <w:startOverride w:val="8"/>
+    </w:lvlOverride>
+    <w:lvlOverride w:ilvl="8">
+      <w:startOverride w:val="8"/>
+    </w:lvlOverride>
+  </w:num>
+  <w:num w:numId="1025">
     <w:abstractNumId w:val="99731"/>
     <w:lvlOverride w:ilvl="0">
       <w:startOverride w:val="1"/>
@@ -40871,10 +40650,100 @@
       <w:startOverride w:val="1"/>
     </w:lvlOverride>
   </w:num>
-  <w:num w:numId="1024">
+  <w:num w:numId="1026">
+    <w:abstractNumId w:val="99411"/>
+    <w:lvlOverride w:ilvl="0">
+      <w:startOverride w:val="1"/>
+    </w:lvlOverride>
+    <w:lvlOverride w:ilvl="1">
+      <w:startOverride w:val="1"/>
+    </w:lvlOverride>
+    <w:lvlOverride w:ilvl="2">
+      <w:startOverride w:val="1"/>
+    </w:lvlOverride>
+    <w:lvlOverride w:ilvl="3">
+      <w:startOverride w:val="1"/>
+    </w:lvlOverride>
+    <w:lvlOverride w:ilvl="4">
+      <w:startOverride w:val="1"/>
+    </w:lvlOverride>
+    <w:lvlOverride w:ilvl="5">
+      <w:startOverride w:val="1"/>
+    </w:lvlOverride>
+    <w:lvlOverride w:ilvl="6">
+      <w:startOverride w:val="1"/>
+    </w:lvlOverride>
+    <w:lvlOverride w:ilvl="7">
+      <w:startOverride w:val="1"/>
+    </w:lvlOverride>
+    <w:lvlOverride w:ilvl="8">
+      <w:startOverride w:val="1"/>
+    </w:lvlOverride>
+  </w:num>
+  <w:num w:numId="1027">
+    <w:abstractNumId w:val="99731"/>
+    <w:lvlOverride w:ilvl="0">
+      <w:startOverride w:val="1"/>
+    </w:lvlOverride>
+    <w:lvlOverride w:ilvl="1">
+      <w:startOverride w:val="1"/>
+    </w:lvlOverride>
+    <w:lvlOverride w:ilvl="2">
+      <w:startOverride w:val="1"/>
+    </w:lvlOverride>
+    <w:lvlOverride w:ilvl="3">
+      <w:startOverride w:val="1"/>
+    </w:lvlOverride>
+    <w:lvlOverride w:ilvl="4">
+      <w:startOverride w:val="1"/>
+    </w:lvlOverride>
+    <w:lvlOverride w:ilvl="5">
+      <w:startOverride w:val="1"/>
+    </w:lvlOverride>
+    <w:lvlOverride w:ilvl="6">
+      <w:startOverride w:val="1"/>
+    </w:lvlOverride>
+    <w:lvlOverride w:ilvl="7">
+      <w:startOverride w:val="1"/>
+    </w:lvlOverride>
+    <w:lvlOverride w:ilvl="8">
+      <w:startOverride w:val="1"/>
+    </w:lvlOverride>
+  </w:num>
+  <w:num w:numId="1028">
+    <w:abstractNumId w:val="99731"/>
+    <w:lvlOverride w:ilvl="0">
+      <w:startOverride w:val="1"/>
+    </w:lvlOverride>
+    <w:lvlOverride w:ilvl="1">
+      <w:startOverride w:val="1"/>
+    </w:lvlOverride>
+    <w:lvlOverride w:ilvl="2">
+      <w:startOverride w:val="1"/>
+    </w:lvlOverride>
+    <w:lvlOverride w:ilvl="3">
+      <w:startOverride w:val="1"/>
+    </w:lvlOverride>
+    <w:lvlOverride w:ilvl="4">
+      <w:startOverride w:val="1"/>
+    </w:lvlOverride>
+    <w:lvlOverride w:ilvl="5">
+      <w:startOverride w:val="1"/>
+    </w:lvlOverride>
+    <w:lvlOverride w:ilvl="6">
+      <w:startOverride w:val="1"/>
+    </w:lvlOverride>
+    <w:lvlOverride w:ilvl="7">
+      <w:startOverride w:val="1"/>
+    </w:lvlOverride>
+    <w:lvlOverride w:ilvl="8">
+      <w:startOverride w:val="1"/>
+    </w:lvlOverride>
+  </w:num>
+  <w:num w:numId="1029">
     <w:abstractNumId w:val="991"/>
   </w:num>
-  <w:num w:numId="1025">
+  <w:num w:numId="1030">
     <w:abstractNumId w:val="991"/>
   </w:num>
 </w:numbering>

--- a/06-学生侧材料/讲义/有机化学/亲核取代与消除反应.docx
+++ b/06-学生侧材料/讲义/有机化学/亲核取代与消除反应.docx
@@ -2471,14 +2471,14 @@
       <w:r>
         <w:rPr>
           <w:rStyle w:val="VerbatimChar"/>
-          <w:rFonts w:ascii="Times New Roman" w:hAnsi="Times New Roman" w:eastAsia="Times New Roman" w:cs="Times New Roman"/>
+          <w:rFonts w:ascii="SimSun" w:hAnsi="SimSun" w:eastAsia="SimSun" w:cs="SimSun"/>
         </w:rPr>
         <w:t xml:space="preserve">    Nu</w:t>
       </w:r>
       <w:r>
         <w:rPr>
           <w:rStyle w:val="VerbatimChar"/>
-          <w:rFonts w:ascii="Times New Roman" w:hAnsi="Times New Roman" w:eastAsia="Times New Roman" w:cs="Times New Roman"/>
+          <w:rFonts w:ascii="SimSun" w:hAnsi="SimSun" w:eastAsia="SimSun" w:cs="SimSun"/>
           <w:vertAlign w:val="superscript"/>
         </w:rPr>
         <w:t>-</w:t>
@@ -2486,89 +2486,89 @@
       <w:r>
         <w:rPr>
           <w:rStyle w:val="VerbatimChar"/>
-          <w:rFonts w:ascii="Times New Roman" w:hAnsi="Times New Roman" w:eastAsia="Times New Roman" w:cs="Times New Roman"/>
+          <w:rFonts w:ascii="SimSun" w:hAnsi="SimSun" w:eastAsia="SimSun" w:cs="SimSun"/>
         </w:rPr>
         <w:t xml:space="preserve">               [Nu···C···X]‡          Nu</w:t>
       </w:r>
       <w:r>
         <w:rPr>
-          <w:rFonts w:ascii="Times New Roman" w:hAnsi="Times New Roman" w:eastAsia="Times New Roman" w:cs="Times New Roman"/>
+          <w:rFonts w:ascii="SimSun" w:hAnsi="SimSun" w:eastAsia="SimSun" w:cs="SimSun"/>
         </w:rPr>
         <w:br/>
       </w:r>
       <w:r>
         <w:rPr>
           <w:rStyle w:val="VerbatimChar"/>
-          <w:rFonts w:ascii="Times New Roman" w:hAnsi="Times New Roman" w:eastAsia="Times New Roman" w:cs="Times New Roman"/>
+          <w:rFonts w:ascii="SimSun" w:hAnsi="SimSun" w:eastAsia="SimSun" w:cs="SimSun"/>
         </w:rPr>
         <w:t xml:space="preserve">     │                     </w:t>
       </w:r>
       <w:r>
         <w:rPr>
           <w:rStyle w:val="VerbatimChar"/>
-          <w:rFonts w:hint="eastAsia" w:ascii="Times New Roman" w:hAnsi="Times New Roman" w:eastAsia="Times New Roman" w:cs="Times New Roman"/>
+          <w:rFonts w:hint="eastAsia" w:ascii="SimSun" w:hAnsi="SimSun" w:eastAsia="SimSun" w:cs="SimSun"/>
         </w:rPr>
         <w:t xml:space="preserve">︙</w:t>
       </w:r>
       <w:r>
         <w:rPr>
           <w:rStyle w:val="VerbatimChar"/>
-          <w:rFonts w:ascii="Times New Roman" w:hAnsi="Times New Roman" w:eastAsia="Times New Roman" w:cs="Times New Roman"/>
+          <w:rFonts w:ascii="SimSun" w:hAnsi="SimSun" w:eastAsia="SimSun" w:cs="SimSun"/>
         </w:rPr>
         <w:t xml:space="preserve">                │</w:t>
       </w:r>
       <w:r>
         <w:rPr>
-          <w:rFonts w:ascii="Times New Roman" w:hAnsi="Times New Roman" w:eastAsia="Times New Roman" w:cs="Times New Roman"/>
+          <w:rFonts w:ascii="SimSun" w:hAnsi="SimSun" w:eastAsia="SimSun" w:cs="SimSun"/>
         </w:rPr>
         <w:br/>
       </w:r>
       <w:r>
         <w:rPr>
           <w:rStyle w:val="VerbatimChar"/>
-          <w:rFonts w:ascii="Times New Roman" w:hAnsi="Times New Roman" w:eastAsia="Times New Roman" w:cs="Times New Roman"/>
+          <w:rFonts w:ascii="SimSun" w:hAnsi="SimSun" w:eastAsia="SimSun" w:cs="SimSun"/>
         </w:rPr>
         <w:t xml:space="preserve">     ↓          →     </w:t>
       </w:r>
       <w:r>
         <w:rPr>
           <w:rStyle w:val="VerbatimChar"/>
-          <w:rFonts w:hint="eastAsia" w:ascii="Times New Roman" w:hAnsi="Times New Roman" w:eastAsia="Times New Roman" w:cs="Times New Roman"/>
+          <w:rFonts w:hint="eastAsia" w:ascii="SimSun" w:hAnsi="SimSun" w:eastAsia="SimSun" w:cs="SimSun"/>
         </w:rPr>
         <w:t xml:space="preserve">──C──（TS）</w:t>
       </w:r>
       <w:r>
         <w:rPr>
           <w:rStyle w:val="VerbatimChar"/>
-          <w:rFonts w:ascii="Times New Roman" w:hAnsi="Times New Roman" w:eastAsia="Times New Roman" w:cs="Times New Roman"/>
+          <w:rFonts w:ascii="SimSun" w:hAnsi="SimSun" w:eastAsia="SimSun" w:cs="SimSun"/>
         </w:rPr>
         <w:t xml:space="preserve">      →    ──C──  +  X</w:t>
       </w:r>
       <w:r>
         <w:rPr>
           <w:rStyle w:val="VerbatimChar"/>
-          <w:rFonts w:ascii="Times New Roman" w:hAnsi="Times New Roman" w:eastAsia="Times New Roman" w:cs="Times New Roman"/>
+          <w:rFonts w:ascii="SimSun" w:hAnsi="SimSun" w:eastAsia="SimSun" w:cs="SimSun"/>
           <w:vertAlign w:val="superscript"/>
         </w:rPr>
         <w:t>-</w:t>
       </w:r>
       <w:r>
         <w:rPr>
-          <w:rFonts w:ascii="Times New Roman" w:hAnsi="Times New Roman" w:eastAsia="Times New Roman" w:cs="Times New Roman"/>
+          <w:rFonts w:ascii="SimSun" w:hAnsi="SimSun" w:eastAsia="SimSun" w:cs="SimSun"/>
         </w:rPr>
         <w:br/>
       </w:r>
       <w:r>
         <w:rPr>
           <w:rStyle w:val="VerbatimChar"/>
-          <w:rFonts w:ascii="Times New Roman" w:hAnsi="Times New Roman" w:eastAsia="Times New Roman" w:cs="Times New Roman"/>
+          <w:rFonts w:ascii="SimSun" w:hAnsi="SimSun" w:eastAsia="SimSun" w:cs="SimSun"/>
         </w:rPr>
         <w:t xml:space="preserve">   ──C──X              X</w:t>
       </w:r>
       <w:r>
         <w:rPr>
           <w:rStyle w:val="VerbatimChar"/>
-          <w:rFonts w:ascii="Times New Roman" w:hAnsi="Times New Roman" w:eastAsia="Times New Roman" w:cs="Times New Roman"/>
+          <w:rFonts w:ascii="SimSun" w:hAnsi="SimSun" w:eastAsia="SimSun" w:cs="SimSun"/>
           <w:vertAlign w:val="superscript"/>
         </w:rPr>
         <w:t>-</w:t>
@@ -2576,21 +2576,21 @@
       <w:r>
         <w:rPr>
           <w:rStyle w:val="VerbatimChar"/>
-          <w:rFonts w:ascii="Times New Roman" w:hAnsi="Times New Roman" w:eastAsia="Times New Roman" w:cs="Times New Roman"/>
+          <w:rFonts w:ascii="SimSun" w:hAnsi="SimSun" w:eastAsia="SimSun" w:cs="SimSun"/>
         </w:rPr>
         <w:t xml:space="preserve">            </w:t>
       </w:r>
       <w:r>
         <w:rPr>
           <w:rStyle w:val="VerbatimChar"/>
-          <w:rFonts w:hint="eastAsia" w:ascii="Times New Roman" w:hAnsi="Times New Roman" w:eastAsia="Times New Roman" w:cs="Times New Roman"/>
+          <w:rFonts w:hint="eastAsia" w:ascii="SimSun" w:hAnsi="SimSun" w:eastAsia="SimSun" w:cs="SimSun"/>
         </w:rPr>
         <w:t>sp</w:t>
       </w:r>
       <w:r>
         <w:rPr>
           <w:rStyle w:val="VerbatimChar"/>
-          <w:rFonts w:hint="eastAsia" w:ascii="Times New Roman" w:hAnsi="Times New Roman" w:eastAsia="Times New Roman" w:cs="Times New Roman"/>
+          <w:rFonts w:hint="eastAsia" w:ascii="SimSun" w:hAnsi="SimSun" w:eastAsia="SimSun" w:cs="SimSun"/>
           <w:vertAlign w:val="superscript"/>
         </w:rPr>
         <w:t>3</w:t>
@@ -2598,41 +2598,41 @@
       <w:r>
         <w:rPr>
           <w:rStyle w:val="VerbatimChar"/>
-          <w:rFonts w:hint="eastAsia" w:ascii="Times New Roman" w:hAnsi="Times New Roman" w:eastAsia="Times New Roman" w:cs="Times New Roman"/>
+          <w:rFonts w:hint="eastAsia" w:ascii="SimSun" w:hAnsi="SimSun" w:eastAsia="SimSun" w:cs="SimSun"/>
         </w:rPr>
         <w:t>（</w:t>
       </w:r>
       <w:r>
         <w:rPr>
           <w:rStyle w:val="VerbatimChar"/>
-          <w:rFonts w:hint="eastAsia" w:ascii="Times New Roman" w:hAnsi="Times New Roman" w:eastAsia="FangSong" w:cs="Times New Roman"/>
+          <w:rFonts w:hint="eastAsia" w:ascii="SimSun" w:hAnsi="SimSun" w:eastAsia="SimSun" w:cs="SimSun"/>
         </w:rPr>
         <w:t>翻转</w:t>
       </w:r>
       <w:r>
         <w:rPr>
           <w:rStyle w:val="VerbatimChar"/>
-          <w:rFonts w:hint="eastAsia" w:ascii="Times New Roman" w:hAnsi="Times New Roman" w:eastAsia="Times New Roman" w:cs="Times New Roman"/>
+          <w:rFonts w:hint="eastAsia" w:ascii="SimSun" w:hAnsi="SimSun" w:eastAsia="SimSun" w:cs="SimSun"/>
         </w:rPr>
         <w:t>）</w:t>
       </w:r>
       <w:r>
         <w:rPr>
-          <w:rFonts w:ascii="Times New Roman" w:hAnsi="Times New Roman" w:eastAsia="Times New Roman" w:cs="Times New Roman"/>
+          <w:rFonts w:ascii="SimSun" w:hAnsi="SimSun" w:eastAsia="SimSun" w:cs="SimSun"/>
         </w:rPr>
         <w:br/>
       </w:r>
       <w:r>
         <w:rPr>
           <w:rStyle w:val="VerbatimChar"/>
-          <w:rFonts w:ascii="Times New Roman" w:hAnsi="Times New Roman" w:eastAsia="Times New Roman" w:cs="Times New Roman"/>
+          <w:rFonts w:ascii="SimSun" w:hAnsi="SimSun" w:eastAsia="SimSun" w:cs="SimSun"/>
         </w:rPr>
         <w:t xml:space="preserve">   sp</w:t>
       </w:r>
       <w:r>
         <w:rPr>
           <w:rStyle w:val="VerbatimChar"/>
-          <w:rFonts w:ascii="Times New Roman" w:hAnsi="Times New Roman" w:eastAsia="Times New Roman" w:cs="Times New Roman"/>
+          <w:rFonts w:ascii="SimSun" w:hAnsi="SimSun" w:eastAsia="SimSun" w:cs="SimSun"/>
           <w:vertAlign w:val="superscript"/>
         </w:rPr>
         <w:t>3</w:t>
@@ -2640,14 +2640,14 @@
       <w:r>
         <w:rPr>
           <w:rStyle w:val="VerbatimChar"/>
-          <w:rFonts w:ascii="Times New Roman" w:hAnsi="Times New Roman" w:eastAsia="Times New Roman" w:cs="Times New Roman"/>
+          <w:rFonts w:ascii="SimSun" w:hAnsi="SimSun" w:eastAsia="SimSun" w:cs="SimSun"/>
         </w:rPr>
         <w:t xml:space="preserve">                sp</w:t>
       </w:r>
       <w:r>
         <w:rPr>
           <w:rStyle w:val="VerbatimChar"/>
-          <w:rFonts w:ascii="Times New Roman" w:hAnsi="Times New Roman" w:eastAsia="Times New Roman" w:cs="Times New Roman"/>
+          <w:rFonts w:ascii="SimSun" w:hAnsi="SimSun" w:eastAsia="SimSun" w:cs="SimSun"/>
           <w:vertAlign w:val="superscript"/>
         </w:rPr>
         <w:t>2</w:t>
@@ -2655,14 +2655,14 @@
       <w:r>
         <w:rPr>
           <w:rStyle w:val="VerbatimChar"/>
-          <w:rFonts w:ascii="Times New Roman" w:hAnsi="Times New Roman" w:eastAsia="Times New Roman" w:cs="Times New Roman"/>
+          <w:rFonts w:ascii="SimSun" w:hAnsi="SimSun" w:eastAsia="SimSun" w:cs="SimSun"/>
         </w:rPr>
         <w:t xml:space="preserve">+p </w:t>
       </w:r>
       <w:r>
         <w:rPr>
           <w:rStyle w:val="VerbatimChar"/>
-          <w:rFonts w:hint="eastAsia" w:ascii="Times New Roman" w:hAnsi="Times New Roman" w:eastAsia="FangSong" w:cs="Times New Roman"/>
+          <w:rFonts w:hint="eastAsia" w:ascii="SimSun" w:hAnsi="SimSun" w:eastAsia="SimSun" w:cs="SimSun"/>
         </w:rPr>
         <w:t xml:space="preserve">平面</w:t>
       </w:r>
@@ -16619,55 +16619,55 @@
       <w:r>
         <w:rPr>
           <w:rStyle w:val="VerbatimChar"/>
-          <w:rFonts w:ascii="Times New Roman" w:hAnsi="Times New Roman" w:eastAsia="Times New Roman" w:cs="Times New Roman"/>
+          <w:rFonts w:ascii="SimSun" w:hAnsi="SimSun" w:eastAsia="SimSun" w:cs="SimSun"/>
         </w:rPr>
         <w:t xml:space="preserve">                    ┌─ </w:t>
       </w:r>
       <w:r>
         <w:rPr>
           <w:rStyle w:val="VerbatimChar"/>
-          <w:rFonts w:hint="eastAsia" w:ascii="Times New Roman" w:hAnsi="Times New Roman" w:eastAsia="Times New Roman" w:cs="Times New Roman"/>
+          <w:rFonts w:hint="eastAsia" w:ascii="SimSun" w:hAnsi="SimSun" w:eastAsia="SimSun" w:cs="SimSun"/>
         </w:rPr>
         <w:t>SN1：</w:t>
       </w:r>
       <w:r>
         <w:rPr>
           <w:rStyle w:val="VerbatimChar"/>
-          <w:rFonts w:hint="eastAsia" w:ascii="Times New Roman" w:hAnsi="Times New Roman" w:eastAsia="FangSong" w:cs="Times New Roman"/>
+          <w:rFonts w:hint="eastAsia" w:ascii="SimSun" w:hAnsi="SimSun" w:eastAsia="SimSun" w:cs="SimSun"/>
         </w:rPr>
         <w:t>被亲核试剂捕获</w:t>
       </w:r>
       <w:r>
         <w:rPr>
           <w:rStyle w:val="VerbatimChar"/>
-          <w:rFonts w:ascii="Times New Roman" w:hAnsi="Times New Roman" w:eastAsia="Times New Roman" w:cs="Times New Roman"/>
+          <w:rFonts w:ascii="SimSun" w:hAnsi="SimSun" w:eastAsia="SimSun" w:cs="SimSun"/>
         </w:rPr>
         <w:t xml:space="preserve"> → </w:t>
       </w:r>
       <w:r>
         <w:rPr>
           <w:rStyle w:val="VerbatimChar"/>
-          <w:rFonts w:hint="eastAsia" w:ascii="Times New Roman" w:hAnsi="Times New Roman" w:eastAsia="FangSong" w:cs="Times New Roman"/>
+          <w:rFonts w:hint="eastAsia" w:ascii="SimSun" w:hAnsi="SimSun" w:eastAsia="SimSun" w:cs="SimSun"/>
         </w:rPr>
         <w:t xml:space="preserve">取代产物</w:t>
       </w:r>
       <w:r>
         <w:rPr>
-          <w:rFonts w:ascii="Times New Roman" w:hAnsi="Times New Roman" w:eastAsia="Times New Roman" w:cs="Times New Roman"/>
+          <w:rFonts w:ascii="SimSun" w:hAnsi="SimSun" w:eastAsia="SimSun" w:cs="SimSun"/>
         </w:rPr>
         <w:br/>
       </w:r>
       <w:r>
         <w:rPr>
           <w:rStyle w:val="VerbatimChar"/>
-          <w:rFonts w:hint="eastAsia" w:ascii="Times New Roman" w:hAnsi="Times New Roman" w:eastAsia="Times New Roman" w:cs="Times New Roman"/>
+          <w:rFonts w:hint="eastAsia" w:ascii="SimSun" w:hAnsi="SimSun" w:eastAsia="SimSun" w:cs="SimSun"/>
         </w:rPr>
         <w:t>R</w:t>
       </w:r>
       <w:r>
         <w:rPr>
           <w:rStyle w:val="VerbatimChar"/>
-          <w:rFonts w:hint="eastAsia" w:ascii="Times New Roman" w:hAnsi="Times New Roman" w:eastAsia="Times New Roman" w:cs="Times New Roman"/>
+          <w:rFonts w:hint="eastAsia" w:ascii="SimSun" w:hAnsi="SimSun" w:eastAsia="SimSun" w:cs="SimSun"/>
           <w:vertAlign w:val="superscript"/>
         </w:rPr>
         <w:t>+</w:t>
@@ -16675,118 +16675,118 @@
       <w:r>
         <w:rPr>
           <w:rStyle w:val="VerbatimChar"/>
-          <w:rFonts w:hint="eastAsia" w:ascii="Times New Roman" w:hAnsi="Times New Roman" w:eastAsia="Times New Roman" w:cs="Times New Roman"/>
+          <w:rFonts w:hint="eastAsia" w:ascii="SimSun" w:hAnsi="SimSun" w:eastAsia="SimSun" w:cs="SimSun"/>
         </w:rPr>
         <w:t>（</w:t>
       </w:r>
       <w:r>
         <w:rPr>
           <w:rStyle w:val="VerbatimChar"/>
-          <w:rFonts w:hint="eastAsia" w:ascii="Times New Roman" w:hAnsi="Times New Roman" w:eastAsia="FangSong" w:cs="Times New Roman"/>
+          <w:rFonts w:hint="eastAsia" w:ascii="SimSun" w:hAnsi="SimSun" w:eastAsia="SimSun" w:cs="SimSun"/>
         </w:rPr>
         <w:t>碳正离子</w:t>
       </w:r>
       <w:r>
         <w:rPr>
           <w:rStyle w:val="VerbatimChar"/>
-          <w:rFonts w:hint="eastAsia" w:ascii="Times New Roman" w:hAnsi="Times New Roman" w:eastAsia="Times New Roman" w:cs="Times New Roman"/>
+          <w:rFonts w:hint="eastAsia" w:ascii="SimSun" w:hAnsi="SimSun" w:eastAsia="SimSun" w:cs="SimSun"/>
         </w:rPr>
         <w:t>）─────┼─</w:t>
       </w:r>
       <w:r>
         <w:rPr>
           <w:rStyle w:val="VerbatimChar"/>
-          <w:rFonts w:ascii="Times New Roman" w:hAnsi="Times New Roman" w:eastAsia="Times New Roman" w:cs="Times New Roman"/>
+          <w:rFonts w:ascii="SimSun" w:hAnsi="SimSun" w:eastAsia="SimSun" w:cs="SimSun"/>
         </w:rPr>
         <w:t xml:space="preserve"> E1 </w:t>
       </w:r>
       <w:r>
         <w:rPr>
           <w:rStyle w:val="VerbatimChar"/>
-          <w:rFonts w:hint="eastAsia" w:ascii="Times New Roman" w:hAnsi="Times New Roman" w:eastAsia="Times New Roman" w:cs="Times New Roman"/>
+          <w:rFonts w:hint="eastAsia" w:ascii="SimSun" w:hAnsi="SimSun" w:eastAsia="SimSun" w:cs="SimSun"/>
         </w:rPr>
         <w:t>：</w:t>
       </w:r>
       <w:r>
         <w:rPr>
           <w:rStyle w:val="VerbatimChar"/>
-          <w:rFonts w:hint="eastAsia" w:ascii="Times New Roman" w:hAnsi="Times New Roman" w:eastAsia="FangSong" w:cs="Times New Roman"/>
+          <w:rFonts w:hint="eastAsia" w:ascii="SimSun" w:hAnsi="SimSun" w:eastAsia="SimSun" w:cs="SimSun"/>
         </w:rPr>
         <w:t>被碱夺</w:t>
       </w:r>
       <w:r>
         <w:rPr>
           <w:rStyle w:val="VerbatimChar"/>
-          <w:rFonts w:ascii="Times New Roman" w:hAnsi="Times New Roman" w:eastAsia="Times New Roman" w:cs="Times New Roman"/>
+          <w:rFonts w:ascii="SimSun" w:hAnsi="SimSun" w:eastAsia="SimSun" w:cs="SimSun"/>
         </w:rPr>
         <w:t xml:space="preserve"> β-H    → </w:t>
       </w:r>
       <w:r>
         <w:rPr>
           <w:rStyle w:val="VerbatimChar"/>
-          <w:rFonts w:hint="eastAsia" w:ascii="Times New Roman" w:hAnsi="Times New Roman" w:eastAsia="FangSong" w:cs="Times New Roman"/>
+          <w:rFonts w:hint="eastAsia" w:ascii="SimSun" w:hAnsi="SimSun" w:eastAsia="SimSun" w:cs="SimSun"/>
         </w:rPr>
         <w:t xml:space="preserve">消除产物</w:t>
       </w:r>
       <w:r>
         <w:rPr>
-          <w:rFonts w:ascii="Times New Roman" w:hAnsi="Times New Roman" w:eastAsia="Times New Roman" w:cs="Times New Roman"/>
+          <w:rFonts w:ascii="SimSun" w:hAnsi="SimSun" w:eastAsia="SimSun" w:cs="SimSun"/>
         </w:rPr>
         <w:br/>
       </w:r>
       <w:r>
         <w:rPr>
           <w:rStyle w:val="VerbatimChar"/>
-          <w:rFonts w:ascii="Times New Roman" w:hAnsi="Times New Roman" w:eastAsia="Times New Roman" w:cs="Times New Roman"/>
+          <w:rFonts w:ascii="SimSun" w:hAnsi="SimSun" w:eastAsia="SimSun" w:cs="SimSun"/>
         </w:rPr>
         <w:t xml:space="preserve">                    └─ </w:t>
       </w:r>
       <w:r>
         <w:rPr>
           <w:rStyle w:val="VerbatimChar"/>
-          <w:rFonts w:hint="eastAsia" w:ascii="Times New Roman" w:hAnsi="Times New Roman" w:eastAsia="FangSong" w:cs="Times New Roman"/>
+          <w:rFonts w:hint="eastAsia" w:ascii="SimSun" w:hAnsi="SimSun" w:eastAsia="SimSun" w:cs="SimSun"/>
         </w:rPr>
         <w:t>重排</w:t>
       </w:r>
       <w:r>
         <w:rPr>
           <w:rStyle w:val="VerbatimChar"/>
-          <w:rFonts w:hint="eastAsia" w:ascii="Times New Roman" w:hAnsi="Times New Roman" w:eastAsia="Times New Roman" w:cs="Times New Roman"/>
+          <w:rFonts w:hint="eastAsia" w:ascii="SimSun" w:hAnsi="SimSun" w:eastAsia="SimSun" w:cs="SimSun"/>
         </w:rPr>
         <w:t>：1,2-H/</w:t>
       </w:r>
       <w:r>
         <w:rPr>
           <w:rStyle w:val="VerbatimChar"/>
-          <w:rFonts w:hint="eastAsia" w:ascii="Times New Roman" w:hAnsi="Times New Roman" w:eastAsia="FangSong" w:cs="Times New Roman"/>
+          <w:rFonts w:hint="eastAsia" w:ascii="SimSun" w:hAnsi="SimSun" w:eastAsia="SimSun" w:cs="SimSun"/>
         </w:rPr>
         <w:t>烷基迁移</w:t>
       </w:r>
       <w:r>
         <w:rPr>
           <w:rStyle w:val="VerbatimChar"/>
-          <w:rFonts w:ascii="Times New Roman" w:hAnsi="Times New Roman" w:eastAsia="Times New Roman" w:cs="Times New Roman"/>
+          <w:rFonts w:ascii="SimSun" w:hAnsi="SimSun" w:eastAsia="SimSun" w:cs="SimSun"/>
         </w:rPr>
         <w:t xml:space="preserve"> → </w:t>
       </w:r>
       <w:r>
         <w:rPr>
           <w:rStyle w:val="VerbatimChar"/>
-          <w:rFonts w:hint="eastAsia" w:ascii="Times New Roman" w:hAnsi="Times New Roman" w:eastAsia="FangSong" w:cs="Times New Roman"/>
+          <w:rFonts w:hint="eastAsia" w:ascii="SimSun" w:hAnsi="SimSun" w:eastAsia="SimSun" w:cs="SimSun"/>
         </w:rPr>
         <w:t xml:space="preserve">新的碳正离子</w:t>
       </w:r>
       <w:r>
         <w:rPr>
           <w:rStyle w:val="VerbatimChar"/>
-          <w:rFonts w:ascii="Times New Roman" w:hAnsi="Times New Roman" w:eastAsia="Times New Roman" w:cs="Times New Roman"/>
+          <w:rFonts w:ascii="SimSun" w:hAnsi="SimSun" w:eastAsia="SimSun" w:cs="SimSun"/>
         </w:rPr>
         <w:t xml:space="preserve"> → </w:t>
       </w:r>
       <w:r>
         <w:rPr>
           <w:rStyle w:val="VerbatimChar"/>
-          <w:rFonts w:hint="eastAsia" w:ascii="Times New Roman" w:hAnsi="Times New Roman" w:eastAsia="FangSong" w:cs="Times New Roman"/>
+          <w:rFonts w:hint="eastAsia" w:ascii="SimSun" w:hAnsi="SimSun" w:eastAsia="SimSun" w:cs="SimSun"/>
         </w:rPr>
         <w:t xml:space="preserve">再消除取代</w:t>
       </w:r>
@@ -21912,148 +21912,130 @@
         </w:rPr>
         <w:t xml:space="preserve">下脱水</w:t>
       </w:r>
+      <w:r>
+        <w:rPr>
+          <w:rFonts w:ascii="Times New Roman" w:hAnsi="Times New Roman" w:eastAsia="Times New Roman" w:cs="Times New Roman"/>
+        </w:rPr>
+        <w:t xml:space="preserve"> </w:t>
+      </w:r>
+      <w:r>
+        <w:rPr>
+          <w:rFonts w:hint="eastAsia" w:ascii="Times New Roman" w:hAnsi="Times New Roman" w:eastAsia="FangSong" w:cs="Times New Roman"/>
+        </w:rPr>
+        <w:t>初始碳正离子</w:t>
+      </w:r>
+      <w:r>
+        <w:rPr>
+          <w:rFonts w:hint="eastAsia" w:ascii="Times New Roman" w:hAnsi="Times New Roman" w:eastAsia="Times New Roman" w:cs="Times New Roman"/>
+        </w:rPr>
+        <w:t>（2°）→</w:t>
+      </w:r>
+      <w:r>
+        <w:rPr>
+          <w:rFonts w:ascii="Times New Roman" w:hAnsi="Times New Roman" w:eastAsia="Times New Roman" w:cs="Times New Roman"/>
+        </w:rPr>
+        <w:t xml:space="preserve"> 1,2-H </w:t>
+      </w:r>
+      <w:r>
+        <w:rPr>
+          <w:rFonts w:hint="eastAsia" w:ascii="Times New Roman" w:hAnsi="Times New Roman" w:eastAsia="FangSong" w:cs="Times New Roman"/>
+        </w:rPr>
+        <w:t xml:space="preserve">迁移</w:t>
+      </w:r>
+      <w:r>
+        <w:rPr>
+          <w:rFonts w:ascii="Times New Roman" w:hAnsi="Times New Roman" w:eastAsia="Times New Roman" w:cs="Times New Roman"/>
+        </w:rPr>
+        <w:t xml:space="preserve"> → 3° </w:t>
+      </w:r>
+      <w:r>
+        <w:rPr>
+          <w:rFonts w:hint="eastAsia" w:ascii="Times New Roman" w:hAnsi="Times New Roman" w:eastAsia="FangSong" w:cs="Times New Roman"/>
+        </w:rPr>
+        <w:t>碳正离子</w:t>
+      </w:r>
+      <w:r>
+        <w:rPr>
+          <w:rFonts w:hint="eastAsia" w:ascii="Times New Roman" w:hAnsi="Times New Roman" w:eastAsia="Times New Roman" w:cs="Times New Roman"/>
+        </w:rPr>
+        <w:t>（</w:t>
+      </w:r>
+      <w:r>
+        <w:rPr>
+          <w:rFonts w:hint="eastAsia" w:ascii="Times New Roman" w:hAnsi="Times New Roman" w:eastAsia="FangSong" w:cs="Times New Roman"/>
+        </w:rPr>
+        <w:t>更稳定</w:t>
+      </w:r>
+      <w:r>
+        <w:rPr>
+          <w:rFonts w:hint="eastAsia" w:ascii="Times New Roman" w:hAnsi="Times New Roman" w:eastAsia="Times New Roman" w:cs="Times New Roman"/>
+        </w:rPr>
+        <w:t>）→</w:t>
+      </w:r>
+      <w:r>
+        <w:rPr>
+          <w:rFonts w:ascii="Times New Roman" w:hAnsi="Times New Roman" w:eastAsia="Times New Roman" w:cs="Times New Roman"/>
+        </w:rPr>
+        <w:t xml:space="preserve"> E1 </w:t>
+      </w:r>
+      <w:r>
+        <w:rPr>
+          <w:rFonts w:hint="eastAsia" w:ascii="Times New Roman" w:hAnsi="Times New Roman" w:eastAsia="FangSong" w:cs="Times New Roman"/>
+        </w:rPr>
+        <w:t xml:space="preserve">消除</w:t>
+      </w:r>
+      <w:r>
+        <w:rPr>
+          <w:rFonts w:ascii="Times New Roman" w:hAnsi="Times New Roman" w:eastAsia="Times New Roman" w:cs="Times New Roman"/>
+        </w:rPr>
+        <w:t xml:space="preserve"> → </w:t>
+      </w:r>
+      <w:r>
+        <w:rPr>
+          <w:rFonts w:hint="eastAsia" w:ascii="Times New Roman" w:hAnsi="Times New Roman" w:eastAsia="Times New Roman" w:cs="Times New Roman"/>
+        </w:rPr>
+        <w:t>2-</w:t>
+      </w:r>
+      <w:r>
+        <w:rPr>
+          <w:rFonts w:hint="eastAsia" w:ascii="Times New Roman" w:hAnsi="Times New Roman" w:eastAsia="FangSong" w:cs="Times New Roman"/>
+        </w:rPr>
+        <w:t>甲基</w:t>
+      </w:r>
+      <w:r>
+        <w:rPr>
+          <w:rFonts w:hint="eastAsia" w:ascii="Times New Roman" w:hAnsi="Times New Roman" w:eastAsia="Times New Roman" w:cs="Times New Roman"/>
+        </w:rPr>
+        <w:t>-2-</w:t>
+      </w:r>
+      <w:r>
+        <w:rPr>
+          <w:rFonts w:hint="eastAsia" w:ascii="Times New Roman" w:hAnsi="Times New Roman" w:eastAsia="FangSong" w:cs="Times New Roman"/>
+        </w:rPr>
+        <w:t>丁烯</w:t>
+      </w:r>
+      <w:r>
+        <w:rPr>
+          <w:rFonts w:hint="eastAsia" w:ascii="Times New Roman" w:hAnsi="Times New Roman" w:eastAsia="Times New Roman" w:cs="Times New Roman"/>
+        </w:rPr>
+        <w:t>（</w:t>
+      </w:r>
+      <w:r>
+        <w:rPr>
+          <w:rFonts w:hint="eastAsia" w:ascii="Times New Roman" w:hAnsi="Times New Roman" w:eastAsia="FangSong" w:cs="Times New Roman"/>
+        </w:rPr>
+        <w:t>主产物</w:t>
+      </w:r>
+      <w:r>
+        <w:rPr>
+          <w:rFonts w:hint="eastAsia" w:ascii="Times New Roman" w:hAnsi="Times New Roman" w:eastAsia="Times New Roman" w:cs="Times New Roman"/>
+        </w:rPr>
+        <w:t>）</w:t>
+      </w:r>
     </w:p>
     <w:p>
       <w:pPr>
-        <w:pStyle w:val="SourceCode"/>
-      </w:pPr>
-      <w:r>
-        <w:rPr>
-          <w:rStyle w:val="VerbatimChar"/>
-          <w:rFonts w:hint="eastAsia" w:ascii="Times New Roman" w:hAnsi="Times New Roman" w:eastAsia="FangSong" w:cs="Times New Roman"/>
-        </w:rPr>
-        <w:t>初始碳正离子</w:t>
-      </w:r>
-      <w:r>
-        <w:rPr>
-          <w:rStyle w:val="VerbatimChar"/>
-          <w:rFonts w:hint="eastAsia" w:ascii="Times New Roman" w:hAnsi="Times New Roman" w:eastAsia="Times New Roman" w:cs="Times New Roman"/>
-        </w:rPr>
-        <w:t>（2°）→</w:t>
-      </w:r>
-      <w:r>
-        <w:rPr>
-          <w:rStyle w:val="VerbatimChar"/>
-          <w:rFonts w:ascii="Times New Roman" w:hAnsi="Times New Roman" w:eastAsia="Times New Roman" w:cs="Times New Roman"/>
-        </w:rPr>
-        <w:t xml:space="preserve"> 1,2-H </w:t>
-      </w:r>
-      <w:r>
-        <w:rPr>
-          <w:rStyle w:val="VerbatimChar"/>
-          <w:rFonts w:hint="eastAsia" w:ascii="Times New Roman" w:hAnsi="Times New Roman" w:eastAsia="FangSong" w:cs="Times New Roman"/>
-        </w:rPr>
-        <w:t xml:space="preserve">迁移</w:t>
-      </w:r>
-      <w:r>
-        <w:rPr>
-          <w:rStyle w:val="VerbatimChar"/>
-          <w:rFonts w:ascii="Times New Roman" w:hAnsi="Times New Roman" w:eastAsia="Times New Roman" w:cs="Times New Roman"/>
-        </w:rPr>
-        <w:t xml:space="preserve"> → 3° </w:t>
-      </w:r>
-      <w:r>
-        <w:rPr>
-          <w:rStyle w:val="VerbatimChar"/>
-          <w:rFonts w:hint="eastAsia" w:ascii="Times New Roman" w:hAnsi="Times New Roman" w:eastAsia="FangSong" w:cs="Times New Roman"/>
-        </w:rPr>
-        <w:t>碳正离子</w:t>
-      </w:r>
-      <w:r>
-        <w:rPr>
-          <w:rStyle w:val="VerbatimChar"/>
-          <w:rFonts w:hint="eastAsia" w:ascii="Times New Roman" w:hAnsi="Times New Roman" w:eastAsia="Times New Roman" w:cs="Times New Roman"/>
-        </w:rPr>
-        <w:t>（</w:t>
-      </w:r>
-      <w:r>
-        <w:rPr>
-          <w:rStyle w:val="VerbatimChar"/>
-          <w:rFonts w:hint="eastAsia" w:ascii="Times New Roman" w:hAnsi="Times New Roman" w:eastAsia="FangSong" w:cs="Times New Roman"/>
-        </w:rPr>
-        <w:t>更稳定</w:t>
-      </w:r>
-      <w:r>
-        <w:rPr>
-          <w:rStyle w:val="VerbatimChar"/>
-          <w:rFonts w:hint="eastAsia" w:ascii="Times New Roman" w:hAnsi="Times New Roman" w:eastAsia="Times New Roman" w:cs="Times New Roman"/>
-        </w:rPr>
-        <w:t>）→</w:t>
-      </w:r>
-      <w:r>
-        <w:rPr>
-          <w:rStyle w:val="VerbatimChar"/>
-          <w:rFonts w:ascii="Times New Roman" w:hAnsi="Times New Roman" w:eastAsia="Times New Roman" w:cs="Times New Roman"/>
-        </w:rPr>
-        <w:t xml:space="preserve"> E1 </w:t>
-      </w:r>
-      <w:r>
-        <w:rPr>
-          <w:rStyle w:val="VerbatimChar"/>
-          <w:rFonts w:hint="eastAsia" w:ascii="Times New Roman" w:hAnsi="Times New Roman" w:eastAsia="FangSong" w:cs="Times New Roman"/>
-        </w:rPr>
-        <w:t xml:space="preserve">消除</w:t>
-      </w:r>
-      <w:r>
-        <w:rPr>
-          <w:rStyle w:val="VerbatimChar"/>
-          <w:rFonts w:ascii="Times New Roman" w:hAnsi="Times New Roman" w:eastAsia="Times New Roman" w:cs="Times New Roman"/>
-        </w:rPr>
-        <w:t xml:space="preserve"> → </w:t>
-      </w:r>
-      <w:r>
-        <w:rPr>
-          <w:rStyle w:val="VerbatimChar"/>
-          <w:rFonts w:hint="eastAsia" w:ascii="Times New Roman" w:hAnsi="Times New Roman" w:eastAsia="Times New Roman" w:cs="Times New Roman"/>
-        </w:rPr>
-        <w:t>2-</w:t>
-      </w:r>
-      <w:r>
-        <w:rPr>
-          <w:rStyle w:val="VerbatimChar"/>
-          <w:rFonts w:hint="eastAsia" w:ascii="Times New Roman" w:hAnsi="Times New Roman" w:eastAsia="FangSong" w:cs="Times New Roman"/>
-        </w:rPr>
-        <w:t>甲基</w:t>
-      </w:r>
-      <w:r>
-        <w:rPr>
-          <w:rStyle w:val="VerbatimChar"/>
-          <w:rFonts w:hint="eastAsia" w:ascii="Times New Roman" w:hAnsi="Times New Roman" w:eastAsia="Times New Roman" w:cs="Times New Roman"/>
-        </w:rPr>
-        <w:t>-2-</w:t>
-      </w:r>
-      <w:r>
-        <w:rPr>
-          <w:rStyle w:val="VerbatimChar"/>
-          <w:rFonts w:hint="eastAsia" w:ascii="Times New Roman" w:hAnsi="Times New Roman" w:eastAsia="FangSong" w:cs="Times New Roman"/>
-        </w:rPr>
-        <w:t>丁烯</w:t>
-      </w:r>
-      <w:r>
-        <w:rPr>
-          <w:rStyle w:val="VerbatimChar"/>
-          <w:rFonts w:hint="eastAsia" w:ascii="Times New Roman" w:hAnsi="Times New Roman" w:eastAsia="Times New Roman" w:cs="Times New Roman"/>
-        </w:rPr>
-        <w:t>（</w:t>
-      </w:r>
-      <w:r>
-        <w:rPr>
-          <w:rStyle w:val="VerbatimChar"/>
-          <w:rFonts w:hint="eastAsia" w:ascii="Times New Roman" w:hAnsi="Times New Roman" w:eastAsia="FangSong" w:cs="Times New Roman"/>
-        </w:rPr>
-        <w:t>主产物</w:t>
-      </w:r>
-      <w:r>
-        <w:rPr>
-          <w:rStyle w:val="VerbatimChar"/>
-          <w:rFonts w:hint="eastAsia" w:ascii="Times New Roman" w:hAnsi="Times New Roman" w:eastAsia="Times New Roman" w:cs="Times New Roman"/>
-        </w:rPr>
-        <w:t>）</w:t>
-      </w:r>
-    </w:p>
-    <w:p>
-      <w:pPr>
-        <w:pStyle w:val="FirstParagraph"/>
+        <w:pStyle w:val="BodyText"/>
       </w:pPr>
       <w:r>
         <w:rPr>
@@ -23179,14 +23161,14 @@
       <w:r>
         <w:rPr>
           <w:rStyle w:val="VerbatimChar"/>
-          <w:rFonts w:ascii="Times New Roman" w:hAnsi="Times New Roman" w:eastAsia="Times New Roman" w:cs="Times New Roman"/>
+          <w:rFonts w:ascii="SimSun" w:hAnsi="SimSun" w:eastAsia="SimSun" w:cs="SimSun"/>
         </w:rPr>
         <w:t xml:space="preserve">  CH</w:t>
       </w:r>
       <w:r>
         <w:rPr>
           <w:rStyle w:val="VerbatimChar"/>
-          <w:rFonts w:ascii="Times New Roman" w:hAnsi="Times New Roman" w:eastAsia="Times New Roman" w:cs="Times New Roman"/>
+          <w:rFonts w:ascii="SimSun" w:hAnsi="SimSun" w:eastAsia="SimSun" w:cs="SimSun"/>
           <w:vertAlign w:val="subscript"/>
         </w:rPr>
         <w:t>3</w:t>
@@ -23194,14 +23176,14 @@
       <w:r>
         <w:rPr>
           <w:rStyle w:val="VerbatimChar"/>
-          <w:rFonts w:ascii="Times New Roman" w:hAnsi="Times New Roman" w:eastAsia="Times New Roman" w:cs="Times New Roman"/>
+          <w:rFonts w:ascii="SimSun" w:hAnsi="SimSun" w:eastAsia="SimSun" w:cs="SimSun"/>
         </w:rPr>
         <w:t xml:space="preserve">          CH</w:t>
       </w:r>
       <w:r>
         <w:rPr>
           <w:rStyle w:val="VerbatimChar"/>
-          <w:rFonts w:ascii="Times New Roman" w:hAnsi="Times New Roman" w:eastAsia="Times New Roman" w:cs="Times New Roman"/>
+          <w:rFonts w:ascii="SimSun" w:hAnsi="SimSun" w:eastAsia="SimSun" w:cs="SimSun"/>
           <w:vertAlign w:val="subscript"/>
         </w:rPr>
         <w:t>3</w:t>
@@ -23209,48 +23191,48 @@
       <w:r>
         <w:rPr>
           <w:rStyle w:val="VerbatimChar"/>
-          <w:rFonts w:ascii="Times New Roman" w:hAnsi="Times New Roman" w:eastAsia="Times New Roman" w:cs="Times New Roman"/>
+          <w:rFonts w:ascii="SimSun" w:hAnsi="SimSun" w:eastAsia="SimSun" w:cs="SimSun"/>
         </w:rPr>
         <w:t xml:space="preserve">          CH</w:t>
       </w:r>
       <w:r>
         <w:rPr>
           <w:rStyle w:val="VerbatimChar"/>
-          <w:rFonts w:ascii="Times New Roman" w:hAnsi="Times New Roman" w:eastAsia="Times New Roman" w:cs="Times New Roman"/>
+          <w:rFonts w:ascii="SimSun" w:hAnsi="SimSun" w:eastAsia="SimSun" w:cs="SimSun"/>
           <w:vertAlign w:val="subscript"/>
         </w:rPr>
         <w:t>3</w:t>
       </w:r>
       <w:r>
         <w:rPr>
-          <w:rFonts w:ascii="Times New Roman" w:hAnsi="Times New Roman" w:eastAsia="Times New Roman" w:cs="Times New Roman"/>
+          <w:rFonts w:ascii="SimSun" w:hAnsi="SimSun" w:eastAsia="SimSun" w:cs="SimSun"/>
         </w:rPr>
         <w:br/>
       </w:r>
       <w:r>
         <w:rPr>
           <w:rStyle w:val="VerbatimChar"/>
-          <w:rFonts w:ascii="Times New Roman" w:hAnsi="Times New Roman" w:eastAsia="Times New Roman" w:cs="Times New Roman"/>
+          <w:rFonts w:ascii="SimSun" w:hAnsi="SimSun" w:eastAsia="SimSun" w:cs="SimSun"/>
         </w:rPr>
         <w:t xml:space="preserve">   |            |            |</w:t>
       </w:r>
       <w:r>
         <w:rPr>
-          <w:rFonts w:ascii="Times New Roman" w:hAnsi="Times New Roman" w:eastAsia="Times New Roman" w:cs="Times New Roman"/>
+          <w:rFonts w:ascii="SimSun" w:hAnsi="SimSun" w:eastAsia="SimSun" w:cs="SimSun"/>
         </w:rPr>
         <w:br/>
       </w:r>
       <w:r>
         <w:rPr>
           <w:rStyle w:val="VerbatimChar"/>
-          <w:rFonts w:ascii="Times New Roman" w:hAnsi="Times New Roman" w:eastAsia="Times New Roman" w:cs="Times New Roman"/>
+          <w:rFonts w:ascii="SimSun" w:hAnsi="SimSun" w:eastAsia="SimSun" w:cs="SimSun"/>
         </w:rPr>
         <w:t>H—C—Br  + OH</w:t>
       </w:r>
       <w:r>
         <w:rPr>
           <w:rStyle w:val="VerbatimChar"/>
-          <w:rFonts w:ascii="Times New Roman" w:hAnsi="Times New Roman" w:eastAsia="Times New Roman" w:cs="Times New Roman"/>
+          <w:rFonts w:ascii="SimSun" w:hAnsi="SimSun" w:eastAsia="SimSun" w:cs="SimSun"/>
           <w:vertAlign w:val="superscript"/>
         </w:rPr>
         <w:t>-</w:t>
@@ -23258,14 +23240,14 @@
       <w:r>
         <w:rPr>
           <w:rStyle w:val="VerbatimChar"/>
-          <w:rFonts w:ascii="Times New Roman" w:hAnsi="Times New Roman" w:eastAsia="Times New Roman" w:cs="Times New Roman"/>
+          <w:rFonts w:ascii="SimSun" w:hAnsi="SimSun" w:eastAsia="SimSun" w:cs="SimSun"/>
         </w:rPr>
         <w:t xml:space="preserve">  →  HO—C—H  + Br</w:t>
       </w:r>
       <w:r>
         <w:rPr>
           <w:rStyle w:val="VerbatimChar"/>
-          <w:rFonts w:ascii="Times New Roman" w:hAnsi="Times New Roman" w:eastAsia="Times New Roman" w:cs="Times New Roman"/>
+          <w:rFonts w:ascii="SimSun" w:hAnsi="SimSun" w:eastAsia="SimSun" w:cs="SimSun"/>
           <w:vertAlign w:val="superscript"/>
         </w:rPr>
         <w:t>-</w:t>
@@ -23273,82 +23255,82 @@
       <w:r>
         <w:rPr>
           <w:rStyle w:val="VerbatimChar"/>
-          <w:rFonts w:ascii="Times New Roman" w:hAnsi="Times New Roman" w:eastAsia="Times New Roman" w:cs="Times New Roman"/>
+          <w:rFonts w:ascii="SimSun" w:hAnsi="SimSun" w:eastAsia="SimSun" w:cs="SimSun"/>
         </w:rPr>
         <w:t xml:space="preserve">   </w:t>
       </w:r>
       <w:r>
         <w:rPr>
           <w:rStyle w:val="VerbatimChar"/>
-          <w:rFonts w:hint="eastAsia" w:ascii="Times New Roman" w:hAnsi="Times New Roman" w:eastAsia="Times New Roman" w:cs="Times New Roman"/>
+          <w:rFonts w:hint="eastAsia" w:ascii="SimSun" w:hAnsi="SimSun" w:eastAsia="SimSun" w:cs="SimSun"/>
         </w:rPr>
         <w:t xml:space="preserve">（OH</w:t>
       </w:r>
       <w:r>
         <w:rPr>
           <w:rStyle w:val="VerbatimChar"/>
-          <w:rFonts w:ascii="Times New Roman" w:hAnsi="Times New Roman" w:eastAsia="Times New Roman" w:cs="Times New Roman"/>
+          <w:rFonts w:ascii="SimSun" w:hAnsi="SimSun" w:eastAsia="SimSun" w:cs="SimSun"/>
         </w:rPr>
         <w:t xml:space="preserve"> </w:t>
       </w:r>
       <w:r>
         <w:rPr>
           <w:rStyle w:val="VerbatimChar"/>
-          <w:rFonts w:hint="eastAsia" w:ascii="Times New Roman" w:hAnsi="Times New Roman" w:eastAsia="FangSong" w:cs="Times New Roman"/>
+          <w:rFonts w:hint="eastAsia" w:ascii="SimSun" w:hAnsi="SimSun" w:eastAsia="SimSun" w:cs="SimSun"/>
         </w:rPr>
         <w:t xml:space="preserve">从</w:t>
       </w:r>
       <w:r>
         <w:rPr>
           <w:rStyle w:val="VerbatimChar"/>
-          <w:rFonts w:ascii="Times New Roman" w:hAnsi="Times New Roman" w:eastAsia="Times New Roman" w:cs="Times New Roman"/>
+          <w:rFonts w:ascii="SimSun" w:hAnsi="SimSun" w:eastAsia="SimSun" w:cs="SimSun"/>
         </w:rPr>
         <w:t xml:space="preserve"> Br </w:t>
       </w:r>
       <w:r>
         <w:rPr>
           <w:rStyle w:val="VerbatimChar"/>
-          <w:rFonts w:hint="eastAsia" w:ascii="Times New Roman" w:hAnsi="Times New Roman" w:eastAsia="FangSong" w:cs="Times New Roman"/>
+          <w:rFonts w:hint="eastAsia" w:ascii="SimSun" w:hAnsi="SimSun" w:eastAsia="SimSun" w:cs="SimSun"/>
         </w:rPr>
         <w:t>背面进攻</w:t>
       </w:r>
       <w:r>
         <w:rPr>
           <w:rStyle w:val="VerbatimChar"/>
-          <w:rFonts w:hint="eastAsia" w:ascii="Times New Roman" w:hAnsi="Times New Roman" w:eastAsia="Times New Roman" w:cs="Times New Roman"/>
+          <w:rFonts w:hint="eastAsia" w:ascii="SimSun" w:hAnsi="SimSun" w:eastAsia="SimSun" w:cs="SimSun"/>
         </w:rPr>
         <w:t>）</w:t>
       </w:r>
       <w:r>
         <w:rPr>
-          <w:rFonts w:ascii="Times New Roman" w:hAnsi="Times New Roman" w:eastAsia="Times New Roman" w:cs="Times New Roman"/>
+          <w:rFonts w:ascii="SimSun" w:hAnsi="SimSun" w:eastAsia="SimSun" w:cs="SimSun"/>
         </w:rPr>
         <w:br/>
       </w:r>
       <w:r>
         <w:rPr>
           <w:rStyle w:val="VerbatimChar"/>
-          <w:rFonts w:ascii="Times New Roman" w:hAnsi="Times New Roman" w:eastAsia="Times New Roman" w:cs="Times New Roman"/>
+          <w:rFonts w:ascii="SimSun" w:hAnsi="SimSun" w:eastAsia="SimSun" w:cs="SimSun"/>
         </w:rPr>
         <w:t xml:space="preserve">   |            |</w:t>
       </w:r>
       <w:r>
         <w:rPr>
-          <w:rFonts w:ascii="Times New Roman" w:hAnsi="Times New Roman" w:eastAsia="Times New Roman" w:cs="Times New Roman"/>
+          <w:rFonts w:ascii="SimSun" w:hAnsi="SimSun" w:eastAsia="SimSun" w:cs="SimSun"/>
         </w:rPr>
         <w:br/>
       </w:r>
       <w:r>
         <w:rPr>
           <w:rStyle w:val="VerbatimChar"/>
-          <w:rFonts w:ascii="Times New Roman" w:hAnsi="Times New Roman" w:eastAsia="Times New Roman" w:cs="Times New Roman"/>
+          <w:rFonts w:ascii="SimSun" w:hAnsi="SimSun" w:eastAsia="SimSun" w:cs="SimSun"/>
         </w:rPr>
         <w:t>C</w:t>
       </w:r>
       <w:r>
         <w:rPr>
           <w:rStyle w:val="VerbatimChar"/>
-          <w:rFonts w:ascii="Times New Roman" w:hAnsi="Times New Roman" w:eastAsia="Times New Roman" w:cs="Times New Roman"/>
+          <w:rFonts w:ascii="SimSun" w:hAnsi="SimSun" w:eastAsia="SimSun" w:cs="SimSun"/>
           <w:vertAlign w:val="subscript"/>
         </w:rPr>
         <w:t>2</w:t>
@@ -23356,14 +23338,14 @@
       <w:r>
         <w:rPr>
           <w:rStyle w:val="VerbatimChar"/>
-          <w:rFonts w:ascii="Times New Roman" w:hAnsi="Times New Roman" w:eastAsia="Times New Roman" w:cs="Times New Roman"/>
+          <w:rFonts w:ascii="SimSun" w:hAnsi="SimSun" w:eastAsia="SimSun" w:cs="SimSun"/>
         </w:rPr>
         <w:t>H</w:t>
       </w:r>
       <w:r>
         <w:rPr>
           <w:rStyle w:val="VerbatimChar"/>
-          <w:rFonts w:ascii="Times New Roman" w:hAnsi="Times New Roman" w:eastAsia="Times New Roman" w:cs="Times New Roman"/>
+          <w:rFonts w:ascii="SimSun" w:hAnsi="SimSun" w:eastAsia="SimSun" w:cs="SimSun"/>
           <w:vertAlign w:val="subscript"/>
         </w:rPr>
         <w:t>5</w:t>
@@ -23371,14 +23353,14 @@
       <w:r>
         <w:rPr>
           <w:rStyle w:val="VerbatimChar"/>
-          <w:rFonts w:ascii="Times New Roman" w:hAnsi="Times New Roman" w:eastAsia="Times New Roman" w:cs="Times New Roman"/>
+          <w:rFonts w:ascii="SimSun" w:hAnsi="SimSun" w:eastAsia="SimSun" w:cs="SimSun"/>
         </w:rPr>
         <w:t xml:space="preserve">         C</w:t>
       </w:r>
       <w:r>
         <w:rPr>
           <w:rStyle w:val="VerbatimChar"/>
-          <w:rFonts w:ascii="Times New Roman" w:hAnsi="Times New Roman" w:eastAsia="Times New Roman" w:cs="Times New Roman"/>
+          <w:rFonts w:ascii="SimSun" w:hAnsi="SimSun" w:eastAsia="SimSun" w:cs="SimSun"/>
           <w:vertAlign w:val="subscript"/>
         </w:rPr>
         <w:t>2</w:t>
@@ -23386,28 +23368,28 @@
       <w:r>
         <w:rPr>
           <w:rStyle w:val="VerbatimChar"/>
-          <w:rFonts w:ascii="Times New Roman" w:hAnsi="Times New Roman" w:eastAsia="Times New Roman" w:cs="Times New Roman"/>
+          <w:rFonts w:ascii="SimSun" w:hAnsi="SimSun" w:eastAsia="SimSun" w:cs="SimSun"/>
         </w:rPr>
         <w:t>H</w:t>
       </w:r>
       <w:r>
         <w:rPr>
           <w:rStyle w:val="VerbatimChar"/>
-          <w:rFonts w:ascii="Times New Roman" w:hAnsi="Times New Roman" w:eastAsia="Times New Roman" w:cs="Times New Roman"/>
+          <w:rFonts w:ascii="SimSun" w:hAnsi="SimSun" w:eastAsia="SimSun" w:cs="SimSun"/>
           <w:vertAlign w:val="subscript"/>
         </w:rPr>
         <w:t>5</w:t>
       </w:r>
       <w:r>
         <w:rPr>
-          <w:rFonts w:ascii="Times New Roman" w:hAnsi="Times New Roman" w:eastAsia="Times New Roman" w:cs="Times New Roman"/>
+          <w:rFonts w:ascii="SimSun" w:hAnsi="SimSun" w:eastAsia="SimSun" w:cs="SimSun"/>
         </w:rPr>
         <w:br/>
       </w:r>
       <w:r>
         <w:rPr>
           <w:rStyle w:val="VerbatimChar"/>
-          <w:rFonts w:ascii="Times New Roman" w:hAnsi="Times New Roman" w:eastAsia="Times New Roman" w:cs="Times New Roman"/>
+          <w:rFonts w:ascii="SimSun" w:hAnsi="SimSun" w:eastAsia="SimSun" w:cs="SimSun"/>
         </w:rPr>
         <w:t xml:space="preserve">(R)           (S)</w:t>
       </w:r>
@@ -23840,40 +23822,40 @@
       <w:r>
         <w:rPr>
           <w:rStyle w:val="VerbatimChar"/>
-          <w:rFonts w:ascii="Times New Roman" w:hAnsi="Times New Roman" w:eastAsia="Times New Roman" w:cs="Times New Roman"/>
+          <w:rFonts w:ascii="SimSun" w:hAnsi="SimSun" w:eastAsia="SimSun" w:cs="SimSun"/>
         </w:rPr>
         <w:t xml:space="preserve">     Br</w:t>
       </w:r>
       <w:r>
         <w:rPr>
-          <w:rFonts w:ascii="Times New Roman" w:hAnsi="Times New Roman" w:eastAsia="Times New Roman" w:cs="Times New Roman"/>
+          <w:rFonts w:ascii="SimSun" w:hAnsi="SimSun" w:eastAsia="SimSun" w:cs="SimSun"/>
         </w:rPr>
         <w:br/>
       </w:r>
       <w:r>
         <w:rPr>
           <w:rStyle w:val="VerbatimChar"/>
-          <w:rFonts w:ascii="Times New Roman" w:hAnsi="Times New Roman" w:eastAsia="Times New Roman" w:cs="Times New Roman"/>
+          <w:rFonts w:ascii="SimSun" w:hAnsi="SimSun" w:eastAsia="SimSun" w:cs="SimSun"/>
         </w:rPr>
         <w:t xml:space="preserve">     |</w:t>
       </w:r>
       <w:r>
         <w:rPr>
-          <w:rFonts w:ascii="Times New Roman" w:hAnsi="Times New Roman" w:eastAsia="Times New Roman" w:cs="Times New Roman"/>
+          <w:rFonts w:ascii="SimSun" w:hAnsi="SimSun" w:eastAsia="SimSun" w:cs="SimSun"/>
         </w:rPr>
         <w:br/>
       </w:r>
       <w:r>
         <w:rPr>
           <w:rStyle w:val="VerbatimChar"/>
-          <w:rFonts w:ascii="Times New Roman" w:hAnsi="Times New Roman" w:eastAsia="Times New Roman" w:cs="Times New Roman"/>
+          <w:rFonts w:ascii="SimSun" w:hAnsi="SimSun" w:eastAsia="SimSun" w:cs="SimSun"/>
         </w:rPr>
         <w:t>CH</w:t>
       </w:r>
       <w:r>
         <w:rPr>
           <w:rStyle w:val="VerbatimChar"/>
-          <w:rFonts w:ascii="Times New Roman" w:hAnsi="Times New Roman" w:eastAsia="Times New Roman" w:cs="Times New Roman"/>
+          <w:rFonts w:ascii="SimSun" w:hAnsi="SimSun" w:eastAsia="SimSun" w:cs="SimSun"/>
           <w:vertAlign w:val="subscript"/>
         </w:rPr>
         <w:t>3</w:t>
@@ -23881,14 +23863,14 @@
       <w:r>
         <w:rPr>
           <w:rStyle w:val="VerbatimChar"/>
-          <w:rFonts w:ascii="Times New Roman" w:hAnsi="Times New Roman" w:eastAsia="Times New Roman" w:cs="Times New Roman"/>
+          <w:rFonts w:ascii="SimSun" w:hAnsi="SimSun" w:eastAsia="SimSun" w:cs="SimSun"/>
         </w:rPr>
         <w:t>—C—CH</w:t>
       </w:r>
       <w:r>
         <w:rPr>
           <w:rStyle w:val="VerbatimChar"/>
-          <w:rFonts w:ascii="Times New Roman" w:hAnsi="Times New Roman" w:eastAsia="Times New Roman" w:cs="Times New Roman"/>
+          <w:rFonts w:ascii="SimSun" w:hAnsi="SimSun" w:eastAsia="SimSun" w:cs="SimSun"/>
           <w:vertAlign w:val="subscript"/>
         </w:rPr>
         <w:t>2</w:t>
@@ -23896,14 +23878,14 @@
       <w:r>
         <w:rPr>
           <w:rStyle w:val="VerbatimChar"/>
-          <w:rFonts w:ascii="Times New Roman" w:hAnsi="Times New Roman" w:eastAsia="Times New Roman" w:cs="Times New Roman"/>
+          <w:rFonts w:ascii="SimSun" w:hAnsi="SimSun" w:eastAsia="SimSun" w:cs="SimSun"/>
         </w:rPr>
         <w:t>—CH</w:t>
       </w:r>
       <w:r>
         <w:rPr>
           <w:rStyle w:val="VerbatimChar"/>
-          <w:rFonts w:ascii="Times New Roman" w:hAnsi="Times New Roman" w:eastAsia="Times New Roman" w:cs="Times New Roman"/>
+          <w:rFonts w:ascii="SimSun" w:hAnsi="SimSun" w:eastAsia="SimSun" w:cs="SimSun"/>
           <w:vertAlign w:val="subscript"/>
         </w:rPr>
         <w:t>3</w:t>
@@ -23911,68 +23893,68 @@
       <w:r>
         <w:rPr>
           <w:rStyle w:val="VerbatimChar"/>
-          <w:rFonts w:ascii="Times New Roman" w:hAnsi="Times New Roman" w:eastAsia="Times New Roman" w:cs="Times New Roman"/>
+          <w:rFonts w:ascii="SimSun" w:hAnsi="SimSun" w:eastAsia="SimSun" w:cs="SimSun"/>
         </w:rPr>
         <w:t xml:space="preserve">    </w:t>
       </w:r>
       <w:r>
         <w:rPr>
           <w:rStyle w:val="VerbatimChar"/>
-          <w:rFonts w:hint="eastAsia" w:ascii="Times New Roman" w:hAnsi="Times New Roman" w:eastAsia="Times New Roman" w:cs="Times New Roman"/>
+          <w:rFonts w:hint="eastAsia" w:ascii="SimSun" w:hAnsi="SimSun" w:eastAsia="SimSun" w:cs="SimSun"/>
         </w:rPr>
         <w:t>（</w:t>
       </w:r>
       <w:r>
         <w:rPr>
           <w:rStyle w:val="VerbatimChar"/>
-          <w:rFonts w:hint="eastAsia" w:ascii="Times New Roman" w:hAnsi="Times New Roman" w:eastAsia="FangSong" w:cs="Times New Roman"/>
+          <w:rFonts w:hint="eastAsia" w:ascii="SimSun" w:hAnsi="SimSun" w:eastAsia="SimSun" w:cs="SimSun"/>
         </w:rPr>
         <w:t>需考虑消除哪个</w:t>
       </w:r>
       <w:r>
         <w:rPr>
           <w:rStyle w:val="VerbatimChar"/>
-          <w:rFonts w:ascii="Times New Roman" w:hAnsi="Times New Roman" w:eastAsia="Times New Roman" w:cs="Times New Roman"/>
+          <w:rFonts w:ascii="SimSun" w:hAnsi="SimSun" w:eastAsia="SimSun" w:cs="SimSun"/>
         </w:rPr>
         <w:t xml:space="preserve"> </w:t>
       </w:r>
       <w:r>
         <w:rPr>
           <w:rStyle w:val="VerbatimChar"/>
-          <w:rFonts w:hint="eastAsia" w:ascii="Times New Roman" w:hAnsi="Times New Roman" w:eastAsia="Times New Roman" w:cs="Times New Roman"/>
+          <w:rFonts w:hint="eastAsia" w:ascii="SimSun" w:hAnsi="SimSun" w:eastAsia="SimSun" w:cs="SimSun"/>
         </w:rPr>
         <w:t xml:space="preserve">β-H）</w:t>
       </w:r>
       <w:r>
         <w:rPr>
-          <w:rFonts w:ascii="Times New Roman" w:hAnsi="Times New Roman" w:eastAsia="Times New Roman" w:cs="Times New Roman"/>
+          <w:rFonts w:ascii="SimSun" w:hAnsi="SimSun" w:eastAsia="SimSun" w:cs="SimSun"/>
         </w:rPr>
         <w:br/>
       </w:r>
       <w:r>
         <w:rPr>
           <w:rStyle w:val="VerbatimChar"/>
-          <w:rFonts w:ascii="Times New Roman" w:hAnsi="Times New Roman" w:eastAsia="Times New Roman" w:cs="Times New Roman"/>
+          <w:rFonts w:ascii="SimSun" w:hAnsi="SimSun" w:eastAsia="SimSun" w:cs="SimSun"/>
         </w:rPr>
         <w:t xml:space="preserve">     |</w:t>
       </w:r>
       <w:r>
         <w:rPr>
-          <w:rFonts w:ascii="Times New Roman" w:hAnsi="Times New Roman" w:eastAsia="Times New Roman" w:cs="Times New Roman"/>
+          <w:rFonts w:ascii="SimSun" w:hAnsi="SimSun" w:eastAsia="SimSun" w:cs="SimSun"/>
         </w:rPr>
         <w:br/>
       </w:r>
       <w:r>
         <w:rPr>
           <w:rStyle w:val="VerbatimChar"/>
-          <w:rFonts w:ascii="Times New Roman" w:hAnsi="Times New Roman" w:eastAsia="Times New Roman" w:cs="Times New Roman"/>
+          <w:rFonts w:ascii="SimSun" w:hAnsi="SimSun" w:eastAsia="SimSun" w:cs="SimSun"/>
         </w:rPr>
         <w:t xml:space="preserve">    CH</w:t>
       </w:r>
       <w:r>
         <w:rPr>
           <w:rStyle w:val="VerbatimChar"/>
-          <w:rFonts w:ascii="Times New Roman" w:hAnsi="Times New Roman" w:eastAsia="Times New Roman" w:cs="Times New Roman"/>
+          <w:rFonts w:ascii="SimSun" w:hAnsi="SimSun" w:eastAsia="SimSun" w:cs="SimSun"/>
           <w:vertAlign w:val="subscript"/>
         </w:rPr>
         <w:t>3</w:t>
@@ -31434,349 +31416,349 @@
       <w:r>
         <w:rPr>
           <w:rStyle w:val="VerbatimChar"/>
-          <w:rFonts w:hint="eastAsia" w:ascii="Times New Roman" w:hAnsi="Times New Roman" w:eastAsia="FangSong" w:cs="Times New Roman"/>
+          <w:rFonts w:hint="eastAsia" w:ascii="SimSun" w:hAnsi="SimSun" w:eastAsia="SimSun" w:cs="SimSun"/>
         </w:rPr>
         <w:t xml:space="preserve">拿到一个</w:t>
       </w:r>
       <w:r>
         <w:rPr>
           <w:rStyle w:val="VerbatimChar"/>
-          <w:rFonts w:ascii="Times New Roman" w:hAnsi="Times New Roman" w:eastAsia="Times New Roman" w:cs="Times New Roman"/>
+          <w:rFonts w:ascii="SimSun" w:hAnsi="SimSun" w:eastAsia="SimSun" w:cs="SimSun"/>
         </w:rPr>
         <w:t xml:space="preserve"> RX + </w:t>
       </w:r>
       <w:r>
         <w:rPr>
           <w:rStyle w:val="VerbatimChar"/>
-          <w:rFonts w:hint="eastAsia" w:ascii="Times New Roman" w:hAnsi="Times New Roman" w:eastAsia="FangSong" w:cs="Times New Roman"/>
+          <w:rFonts w:hint="eastAsia" w:ascii="SimSun" w:hAnsi="SimSun" w:eastAsia="SimSun" w:cs="SimSun"/>
         </w:rPr>
         <w:t xml:space="preserve">条件题</w:t>
       </w:r>
       <w:r>
         <w:rPr>
-          <w:rFonts w:ascii="Times New Roman" w:hAnsi="Times New Roman" w:eastAsia="Times New Roman" w:cs="Times New Roman"/>
+          <w:rFonts w:ascii="SimSun" w:hAnsi="SimSun" w:eastAsia="SimSun" w:cs="SimSun"/>
         </w:rPr>
         <w:br/>
       </w:r>
       <w:r>
         <w:rPr>
           <w:rStyle w:val="VerbatimChar"/>
-          <w:rFonts w:ascii="Times New Roman" w:hAnsi="Times New Roman" w:eastAsia="Times New Roman" w:cs="Times New Roman"/>
+          <w:rFonts w:ascii="SimSun" w:hAnsi="SimSun" w:eastAsia="SimSun" w:cs="SimSun"/>
         </w:rPr>
         <w:t xml:space="preserve">│</w:t>
       </w:r>
       <w:r>
         <w:rPr>
-          <w:rFonts w:ascii="Times New Roman" w:hAnsi="Times New Roman" w:eastAsia="Times New Roman" w:cs="Times New Roman"/>
+          <w:rFonts w:ascii="SimSun" w:hAnsi="SimSun" w:eastAsia="SimSun" w:cs="SimSun"/>
         </w:rPr>
         <w:br/>
       </w:r>
       <w:r>
         <w:rPr>
           <w:rStyle w:val="VerbatimChar"/>
-          <w:rFonts w:ascii="Times New Roman" w:hAnsi="Times New Roman" w:eastAsia="Times New Roman" w:cs="Times New Roman"/>
+          <w:rFonts w:ascii="SimSun" w:hAnsi="SimSun" w:eastAsia="SimSun" w:cs="SimSun"/>
         </w:rPr>
         <w:t xml:space="preserve">├─ Step </w:t>
       </w:r>
       <w:r>
         <w:rPr>
           <w:rStyle w:val="VerbatimChar"/>
-          <w:rFonts w:hint="eastAsia" w:ascii="Times New Roman" w:hAnsi="Times New Roman" w:eastAsia="Times New Roman" w:cs="Times New Roman"/>
+          <w:rFonts w:hint="eastAsia" w:ascii="SimSun" w:hAnsi="SimSun" w:eastAsia="SimSun" w:cs="SimSun"/>
         </w:rPr>
         <w:t>1：</w:t>
       </w:r>
       <w:r>
         <w:rPr>
           <w:rStyle w:val="VerbatimChar"/>
-          <w:rFonts w:hint="eastAsia" w:ascii="Times New Roman" w:hAnsi="Times New Roman" w:eastAsia="FangSong" w:cs="Times New Roman"/>
+          <w:rFonts w:hint="eastAsia" w:ascii="SimSun" w:hAnsi="SimSun" w:eastAsia="SimSun" w:cs="SimSun"/>
         </w:rPr>
         <w:t>看底物级数</w:t>
       </w:r>
       <w:r>
         <w:rPr>
-          <w:rFonts w:ascii="Times New Roman" w:hAnsi="Times New Roman" w:eastAsia="Times New Roman" w:cs="Times New Roman"/>
+          <w:rFonts w:ascii="SimSun" w:hAnsi="SimSun" w:eastAsia="SimSun" w:cs="SimSun"/>
         </w:rPr>
         <w:br/>
       </w:r>
       <w:r>
         <w:rPr>
           <w:rStyle w:val="VerbatimChar"/>
-          <w:rFonts w:ascii="Times New Roman" w:hAnsi="Times New Roman" w:eastAsia="Times New Roman" w:cs="Times New Roman"/>
+          <w:rFonts w:ascii="SimSun" w:hAnsi="SimSun" w:eastAsia="SimSun" w:cs="SimSun"/>
         </w:rPr>
         <w:t xml:space="preserve">│   ├── </w:t>
       </w:r>
       <w:r>
         <w:rPr>
           <w:rStyle w:val="VerbatimChar"/>
-          <w:rFonts w:hint="eastAsia" w:ascii="Times New Roman" w:hAnsi="Times New Roman" w:eastAsia="FangSong" w:cs="Times New Roman"/>
+          <w:rFonts w:hint="eastAsia" w:ascii="SimSun" w:hAnsi="SimSun" w:eastAsia="SimSun" w:cs="SimSun"/>
         </w:rPr>
         <w:t>甲基</w:t>
       </w:r>
       <w:r>
         <w:rPr>
           <w:rStyle w:val="VerbatimChar"/>
-          <w:rFonts w:hint="eastAsia" w:ascii="Times New Roman" w:hAnsi="Times New Roman" w:eastAsia="Times New Roman" w:cs="Times New Roman"/>
+          <w:rFonts w:hint="eastAsia" w:ascii="SimSun" w:hAnsi="SimSun" w:eastAsia="SimSun" w:cs="SimSun"/>
         </w:rPr>
         <w:t>/1°</w:t>
       </w:r>
       <w:r>
         <w:rPr>
           <w:rStyle w:val="VerbatimChar"/>
-          <w:rFonts w:ascii="Times New Roman" w:hAnsi="Times New Roman" w:eastAsia="Times New Roman" w:cs="Times New Roman"/>
+          <w:rFonts w:ascii="SimSun" w:hAnsi="SimSun" w:eastAsia="SimSun" w:cs="SimSun"/>
         </w:rPr>
         <w:t xml:space="preserve"> → SN2 </w:t>
       </w:r>
       <w:r>
         <w:rPr>
           <w:rStyle w:val="VerbatimChar"/>
-          <w:rFonts w:hint="eastAsia" w:ascii="Times New Roman" w:hAnsi="Times New Roman" w:eastAsia="FangSong" w:cs="Times New Roman"/>
+          <w:rFonts w:hint="eastAsia" w:ascii="SimSun" w:hAnsi="SimSun" w:eastAsia="SimSun" w:cs="SimSun"/>
         </w:rPr>
         <w:t>首选</w:t>
       </w:r>
       <w:r>
         <w:rPr>
           <w:rStyle w:val="VerbatimChar"/>
-          <w:rFonts w:hint="eastAsia" w:ascii="Times New Roman" w:hAnsi="Times New Roman" w:eastAsia="Times New Roman" w:cs="Times New Roman"/>
+          <w:rFonts w:hint="eastAsia" w:ascii="SimSun" w:hAnsi="SimSun" w:eastAsia="SimSun" w:cs="SimSun"/>
         </w:rPr>
         <w:t>（</w:t>
       </w:r>
       <w:r>
         <w:rPr>
           <w:rStyle w:val="VerbatimChar"/>
-          <w:rFonts w:hint="eastAsia" w:ascii="Times New Roman" w:hAnsi="Times New Roman" w:eastAsia="FangSong" w:cs="Times New Roman"/>
+          <w:rFonts w:hint="eastAsia" w:ascii="SimSun" w:hAnsi="SimSun" w:eastAsia="SimSun" w:cs="SimSun"/>
         </w:rPr>
         <w:t>除非强碱</w:t>
       </w:r>
       <w:r>
         <w:rPr>
           <w:rStyle w:val="VerbatimChar"/>
-          <w:rFonts w:hint="eastAsia" w:ascii="Times New Roman" w:hAnsi="Times New Roman" w:eastAsia="Times New Roman" w:cs="Times New Roman"/>
+          <w:rFonts w:hint="eastAsia" w:ascii="SimSun" w:hAnsi="SimSun" w:eastAsia="SimSun" w:cs="SimSun"/>
         </w:rPr>
         <w:t>+</w:t>
       </w:r>
       <w:r>
         <w:rPr>
           <w:rStyle w:val="VerbatimChar"/>
-          <w:rFonts w:hint="eastAsia" w:ascii="Times New Roman" w:hAnsi="Times New Roman" w:eastAsia="FangSong" w:cs="Times New Roman"/>
+          <w:rFonts w:hint="eastAsia" w:ascii="SimSun" w:hAnsi="SimSun" w:eastAsia="SimSun" w:cs="SimSun"/>
         </w:rPr>
         <w:t>高温</w:t>
       </w:r>
       <w:r>
         <w:rPr>
           <w:rStyle w:val="VerbatimChar"/>
-          <w:rFonts w:hint="eastAsia" w:ascii="Times New Roman" w:hAnsi="Times New Roman" w:eastAsia="Times New Roman" w:cs="Times New Roman"/>
+          <w:rFonts w:hint="eastAsia" w:ascii="SimSun" w:hAnsi="SimSun" w:eastAsia="SimSun" w:cs="SimSun"/>
         </w:rPr>
         <w:t>→E2）</w:t>
       </w:r>
       <w:r>
         <w:rPr>
-          <w:rFonts w:ascii="Times New Roman" w:hAnsi="Times New Roman" w:eastAsia="Times New Roman" w:cs="Times New Roman"/>
+          <w:rFonts w:ascii="SimSun" w:hAnsi="SimSun" w:eastAsia="SimSun" w:cs="SimSun"/>
         </w:rPr>
         <w:br/>
       </w:r>
       <w:r>
         <w:rPr>
           <w:rStyle w:val="VerbatimChar"/>
-          <w:rFonts w:ascii="Times New Roman" w:hAnsi="Times New Roman" w:eastAsia="Times New Roman" w:cs="Times New Roman"/>
+          <w:rFonts w:ascii="SimSun" w:hAnsi="SimSun" w:eastAsia="SimSun" w:cs="SimSun"/>
         </w:rPr>
         <w:t xml:space="preserve">│   ├── 2° → </w:t>
       </w:r>
       <w:r>
         <w:rPr>
           <w:rStyle w:val="VerbatimChar"/>
-          <w:rFonts w:hint="eastAsia" w:ascii="Times New Roman" w:hAnsi="Times New Roman" w:eastAsia="FangSong" w:cs="Times New Roman"/>
+          <w:rFonts w:hint="eastAsia" w:ascii="SimSun" w:hAnsi="SimSun" w:eastAsia="SimSun" w:cs="SimSun"/>
         </w:rPr>
         <w:t>竞争主战场</w:t>
       </w:r>
       <w:r>
         <w:rPr>
           <w:rStyle w:val="VerbatimChar"/>
-          <w:rFonts w:hint="eastAsia" w:ascii="Times New Roman" w:hAnsi="Times New Roman" w:eastAsia="Times New Roman" w:cs="Times New Roman"/>
+          <w:rFonts w:hint="eastAsia" w:ascii="SimSun" w:hAnsi="SimSun" w:eastAsia="SimSun" w:cs="SimSun"/>
         </w:rPr>
         <w:t>（</w:t>
       </w:r>
       <w:r>
         <w:rPr>
           <w:rStyle w:val="VerbatimChar"/>
-          <w:rFonts w:hint="eastAsia" w:ascii="Times New Roman" w:hAnsi="Times New Roman" w:eastAsia="FangSong" w:cs="Times New Roman"/>
+          <w:rFonts w:hint="eastAsia" w:ascii="SimSun" w:hAnsi="SimSun" w:eastAsia="SimSun" w:cs="SimSun"/>
         </w:rPr>
         <w:t>需看后续因子</w:t>
       </w:r>
       <w:r>
         <w:rPr>
           <w:rStyle w:val="VerbatimChar"/>
-          <w:rFonts w:hint="eastAsia" w:ascii="Times New Roman" w:hAnsi="Times New Roman" w:eastAsia="Times New Roman" w:cs="Times New Roman"/>
+          <w:rFonts w:hint="eastAsia" w:ascii="SimSun" w:hAnsi="SimSun" w:eastAsia="SimSun" w:cs="SimSun"/>
         </w:rPr>
         <w:t>）</w:t>
       </w:r>
       <w:r>
         <w:rPr>
-          <w:rFonts w:ascii="Times New Roman" w:hAnsi="Times New Roman" w:eastAsia="Times New Roman" w:cs="Times New Roman"/>
+          <w:rFonts w:ascii="SimSun" w:hAnsi="SimSun" w:eastAsia="SimSun" w:cs="SimSun"/>
         </w:rPr>
         <w:br/>
       </w:r>
       <w:r>
         <w:rPr>
           <w:rStyle w:val="VerbatimChar"/>
-          <w:rFonts w:ascii="Times New Roman" w:hAnsi="Times New Roman" w:eastAsia="Times New Roman" w:cs="Times New Roman"/>
+          <w:rFonts w:ascii="SimSun" w:hAnsi="SimSun" w:eastAsia="SimSun" w:cs="SimSun"/>
         </w:rPr>
         <w:t xml:space="preserve">│   └── 3° → SN2 </w:t>
       </w:r>
       <w:r>
         <w:rPr>
           <w:rStyle w:val="VerbatimChar"/>
-          <w:rFonts w:hint="eastAsia" w:ascii="Times New Roman" w:hAnsi="Times New Roman" w:eastAsia="FangSong" w:cs="Times New Roman"/>
+          <w:rFonts w:hint="eastAsia" w:ascii="SimSun" w:hAnsi="SimSun" w:eastAsia="SimSun" w:cs="SimSun"/>
         </w:rPr>
         <w:t>不可能</w:t>
       </w:r>
       <w:r>
         <w:rPr>
           <w:rStyle w:val="VerbatimChar"/>
-          <w:rFonts w:hint="eastAsia" w:ascii="Times New Roman" w:hAnsi="Times New Roman" w:eastAsia="Times New Roman" w:cs="Times New Roman"/>
+          <w:rFonts w:hint="eastAsia" w:ascii="SimSun" w:hAnsi="SimSun" w:eastAsia="SimSun" w:cs="SimSun"/>
         </w:rPr>
         <w:t>，</w:t>
       </w:r>
       <w:r>
         <w:rPr>
           <w:rStyle w:val="VerbatimChar"/>
-          <w:rFonts w:hint="eastAsia" w:ascii="Times New Roman" w:hAnsi="Times New Roman" w:eastAsia="FangSong" w:cs="Times New Roman"/>
+          <w:rFonts w:hint="eastAsia" w:ascii="SimSun" w:hAnsi="SimSun" w:eastAsia="SimSun" w:cs="SimSun"/>
         </w:rPr>
         <w:t>用</w:t>
       </w:r>
       <w:r>
         <w:rPr>
           <w:rStyle w:val="VerbatimChar"/>
-          <w:rFonts w:ascii="Times New Roman" w:hAnsi="Times New Roman" w:eastAsia="Times New Roman" w:cs="Times New Roman"/>
+          <w:rFonts w:ascii="SimSun" w:hAnsi="SimSun" w:eastAsia="SimSun" w:cs="SimSun"/>
         </w:rPr>
         <w:t xml:space="preserve"> SN1/E1/E2 </w:t>
       </w:r>
       <w:r>
         <w:rPr>
           <w:rStyle w:val="VerbatimChar"/>
-          <w:rFonts w:hint="eastAsia" w:ascii="Times New Roman" w:hAnsi="Times New Roman" w:eastAsia="FangSong" w:cs="Times New Roman"/>
+          <w:rFonts w:hint="eastAsia" w:ascii="SimSun" w:hAnsi="SimSun" w:eastAsia="SimSun" w:cs="SimSun"/>
         </w:rPr>
         <w:t xml:space="preserve">三选一</w:t>
       </w:r>
       <w:r>
         <w:rPr>
-          <w:rFonts w:ascii="Times New Roman" w:hAnsi="Times New Roman" w:eastAsia="Times New Roman" w:cs="Times New Roman"/>
+          <w:rFonts w:ascii="SimSun" w:hAnsi="SimSun" w:eastAsia="SimSun" w:cs="SimSun"/>
         </w:rPr>
         <w:br/>
       </w:r>
       <w:r>
         <w:rPr>
           <w:rStyle w:val="VerbatimChar"/>
-          <w:rFonts w:ascii="Times New Roman" w:hAnsi="Times New Roman" w:eastAsia="Times New Roman" w:cs="Times New Roman"/>
+          <w:rFonts w:ascii="SimSun" w:hAnsi="SimSun" w:eastAsia="SimSun" w:cs="SimSun"/>
         </w:rPr>
         <w:t xml:space="preserve">│</w:t>
       </w:r>
       <w:r>
         <w:rPr>
-          <w:rFonts w:ascii="Times New Roman" w:hAnsi="Times New Roman" w:eastAsia="Times New Roman" w:cs="Times New Roman"/>
+          <w:rFonts w:ascii="SimSun" w:hAnsi="SimSun" w:eastAsia="SimSun" w:cs="SimSun"/>
         </w:rPr>
         <w:br/>
       </w:r>
       <w:r>
         <w:rPr>
           <w:rStyle w:val="VerbatimChar"/>
-          <w:rFonts w:ascii="Times New Roman" w:hAnsi="Times New Roman" w:eastAsia="Times New Roman" w:cs="Times New Roman"/>
+          <w:rFonts w:ascii="SimSun" w:hAnsi="SimSun" w:eastAsia="SimSun" w:cs="SimSun"/>
         </w:rPr>
         <w:t xml:space="preserve">├─ Step </w:t>
       </w:r>
       <w:r>
         <w:rPr>
           <w:rStyle w:val="VerbatimChar"/>
-          <w:rFonts w:hint="eastAsia" w:ascii="Times New Roman" w:hAnsi="Times New Roman" w:eastAsia="Times New Roman" w:cs="Times New Roman"/>
+          <w:rFonts w:hint="eastAsia" w:ascii="SimSun" w:hAnsi="SimSun" w:eastAsia="SimSun" w:cs="SimSun"/>
         </w:rPr>
         <w:t>2：</w:t>
       </w:r>
       <w:r>
         <w:rPr>
           <w:rStyle w:val="VerbatimChar"/>
-          <w:rFonts w:hint="eastAsia" w:ascii="Times New Roman" w:hAnsi="Times New Roman" w:eastAsia="FangSong" w:cs="Times New Roman"/>
+          <w:rFonts w:hint="eastAsia" w:ascii="SimSun" w:hAnsi="SimSun" w:eastAsia="SimSun" w:cs="SimSun"/>
         </w:rPr>
         <w:t>看试剂</w:t>
       </w:r>
       <w:r>
         <w:rPr>
           <w:rStyle w:val="VerbatimChar"/>
-          <w:rFonts w:hint="eastAsia" w:ascii="Times New Roman" w:hAnsi="Times New Roman" w:eastAsia="Times New Roman" w:cs="Times New Roman"/>
+          <w:rFonts w:hint="eastAsia" w:ascii="SimSun" w:hAnsi="SimSun" w:eastAsia="SimSun" w:cs="SimSun"/>
         </w:rPr>
         <w:t>（</w:t>
       </w:r>
       <w:r>
         <w:rPr>
           <w:rStyle w:val="VerbatimChar"/>
-          <w:rFonts w:hint="eastAsia" w:ascii="Times New Roman" w:hAnsi="Times New Roman" w:eastAsia="FangSong" w:cs="Times New Roman"/>
+          <w:rFonts w:hint="eastAsia" w:ascii="SimSun" w:hAnsi="SimSun" w:eastAsia="SimSun" w:cs="SimSun"/>
         </w:rPr>
         <w:t>亲核性</w:t>
       </w:r>
       <w:r>
         <w:rPr>
           <w:rStyle w:val="VerbatimChar"/>
-          <w:rFonts w:ascii="Times New Roman" w:hAnsi="Times New Roman" w:eastAsia="Times New Roman" w:cs="Times New Roman"/>
+          <w:rFonts w:ascii="SimSun" w:hAnsi="SimSun" w:eastAsia="SimSun" w:cs="SimSun"/>
         </w:rPr>
         <w:t xml:space="preserve"> vs </w:t>
       </w:r>
       <w:r>
         <w:rPr>
           <w:rStyle w:val="VerbatimChar"/>
-          <w:rFonts w:hint="eastAsia" w:ascii="Times New Roman" w:hAnsi="Times New Roman" w:eastAsia="FangSong" w:cs="Times New Roman"/>
+          <w:rFonts w:hint="eastAsia" w:ascii="SimSun" w:hAnsi="SimSun" w:eastAsia="SimSun" w:cs="SimSun"/>
         </w:rPr>
         <w:t>碱性</w:t>
       </w:r>
       <w:r>
         <w:rPr>
           <w:rStyle w:val="VerbatimChar"/>
-          <w:rFonts w:hint="eastAsia" w:ascii="Times New Roman" w:hAnsi="Times New Roman" w:eastAsia="Times New Roman" w:cs="Times New Roman"/>
+          <w:rFonts w:hint="eastAsia" w:ascii="SimSun" w:hAnsi="SimSun" w:eastAsia="SimSun" w:cs="SimSun"/>
         </w:rPr>
         <w:t>）</w:t>
       </w:r>
       <w:r>
         <w:rPr>
-          <w:rFonts w:ascii="Times New Roman" w:hAnsi="Times New Roman" w:eastAsia="Times New Roman" w:cs="Times New Roman"/>
+          <w:rFonts w:ascii="SimSun" w:hAnsi="SimSun" w:eastAsia="SimSun" w:cs="SimSun"/>
         </w:rPr>
         <w:br/>
       </w:r>
       <w:r>
         <w:rPr>
           <w:rStyle w:val="VerbatimChar"/>
-          <w:rFonts w:ascii="Times New Roman" w:hAnsi="Times New Roman" w:eastAsia="Times New Roman" w:cs="Times New Roman"/>
+          <w:rFonts w:ascii="SimSun" w:hAnsi="SimSun" w:eastAsia="SimSun" w:cs="SimSun"/>
         </w:rPr>
         <w:t xml:space="preserve">│   ├── </w:t>
       </w:r>
       <w:r>
         <w:rPr>
           <w:rStyle w:val="VerbatimChar"/>
-          <w:rFonts w:hint="eastAsia" w:ascii="Times New Roman" w:hAnsi="Times New Roman" w:eastAsia="FangSong" w:cs="Times New Roman"/>
+          <w:rFonts w:hint="eastAsia" w:ascii="SimSun" w:hAnsi="SimSun" w:eastAsia="SimSun" w:cs="SimSun"/>
         </w:rPr>
         <w:t xml:space="preserve">强亲核</w:t>
       </w:r>
       <w:r>
         <w:rPr>
           <w:rStyle w:val="VerbatimChar"/>
-          <w:rFonts w:ascii="Times New Roman" w:hAnsi="Times New Roman" w:eastAsia="Times New Roman" w:cs="Times New Roman"/>
+          <w:rFonts w:ascii="SimSun" w:hAnsi="SimSun" w:eastAsia="SimSun" w:cs="SimSun"/>
         </w:rPr>
         <w:t xml:space="preserve"> + </w:t>
       </w:r>
       <w:r>
         <w:rPr>
           <w:rStyle w:val="VerbatimChar"/>
-          <w:rFonts w:hint="eastAsia" w:ascii="Times New Roman" w:hAnsi="Times New Roman" w:eastAsia="FangSong" w:cs="Times New Roman"/>
+          <w:rFonts w:hint="eastAsia" w:ascii="SimSun" w:hAnsi="SimSun" w:eastAsia="SimSun" w:cs="SimSun"/>
         </w:rPr>
         <w:t>弱碱</w:t>
       </w:r>
       <w:r>
         <w:rPr>
           <w:rStyle w:val="VerbatimChar"/>
-          <w:rFonts w:hint="eastAsia" w:ascii="Times New Roman" w:hAnsi="Times New Roman" w:eastAsia="Times New Roman" w:cs="Times New Roman"/>
+          <w:rFonts w:hint="eastAsia" w:ascii="SimSun" w:hAnsi="SimSun" w:eastAsia="SimSun" w:cs="SimSun"/>
         </w:rPr>
         <w:t>（I</w:t>
       </w:r>
       <w:r>
         <w:rPr>
           <w:rStyle w:val="VerbatimChar"/>
-          <w:rFonts w:hint="eastAsia" w:ascii="Times New Roman" w:hAnsi="Times New Roman" w:eastAsia="Times New Roman" w:cs="Times New Roman"/>
+          <w:rFonts w:hint="eastAsia" w:ascii="SimSun" w:hAnsi="SimSun" w:eastAsia="SimSun" w:cs="SimSun"/>
           <w:vertAlign w:val="superscript"/>
         </w:rPr>
         <w:t>-</w:t>
@@ -31784,21 +31766,21 @@
       <w:r>
         <w:rPr>
           <w:rStyle w:val="VerbatimChar"/>
-          <w:rFonts w:hint="eastAsia" w:ascii="Times New Roman" w:hAnsi="Times New Roman" w:eastAsia="Times New Roman" w:cs="Times New Roman"/>
+          <w:rFonts w:hint="eastAsia" w:ascii="SimSun" w:hAnsi="SimSun" w:eastAsia="SimSun" w:cs="SimSun"/>
         </w:rPr>
         <w:t>,</w:t>
       </w:r>
       <w:r>
         <w:rPr>
           <w:rStyle w:val="VerbatimChar"/>
-          <w:rFonts w:ascii="Times New Roman" w:hAnsi="Times New Roman" w:eastAsia="Times New Roman" w:cs="Times New Roman"/>
+          <w:rFonts w:ascii="SimSun" w:hAnsi="SimSun" w:eastAsia="SimSun" w:cs="SimSun"/>
         </w:rPr>
         <w:t xml:space="preserve"> CN</w:t>
       </w:r>
       <w:r>
         <w:rPr>
           <w:rStyle w:val="VerbatimChar"/>
-          <w:rFonts w:ascii="Times New Roman" w:hAnsi="Times New Roman" w:eastAsia="Times New Roman" w:cs="Times New Roman"/>
+          <w:rFonts w:ascii="SimSun" w:hAnsi="SimSun" w:eastAsia="SimSun" w:cs="SimSun"/>
           <w:vertAlign w:val="superscript"/>
         </w:rPr>
         <w:t>-</w:t>
@@ -31806,14 +31788,14 @@
       <w:r>
         <w:rPr>
           <w:rStyle w:val="VerbatimChar"/>
-          <w:rFonts w:ascii="Times New Roman" w:hAnsi="Times New Roman" w:eastAsia="Times New Roman" w:cs="Times New Roman"/>
+          <w:rFonts w:ascii="SimSun" w:hAnsi="SimSun" w:eastAsia="SimSun" w:cs="SimSun"/>
         </w:rPr>
         <w:t>, N</w:t>
       </w:r>
       <w:r>
         <w:rPr>
           <w:rStyle w:val="VerbatimChar"/>
-          <w:rFonts w:ascii="Times New Roman" w:hAnsi="Times New Roman" w:eastAsia="Times New Roman" w:cs="Times New Roman"/>
+          <w:rFonts w:ascii="SimSun" w:hAnsi="SimSun" w:eastAsia="SimSun" w:cs="SimSun"/>
           <w:vertAlign w:val="subscript"/>
         </w:rPr>
         <w:t>3</w:t>
@@ -31821,7 +31803,7 @@
       <w:r>
         <w:rPr>
           <w:rStyle w:val="VerbatimChar"/>
-          <w:rFonts w:ascii="Times New Roman" w:hAnsi="Times New Roman" w:eastAsia="Times New Roman" w:cs="Times New Roman"/>
+          <w:rFonts w:ascii="SimSun" w:hAnsi="SimSun" w:eastAsia="SimSun" w:cs="SimSun"/>
           <w:vertAlign w:val="superscript"/>
         </w:rPr>
         <w:t>-</w:t>
@@ -31829,21 +31811,21 @@
       <w:r>
         <w:rPr>
           <w:rStyle w:val="VerbatimChar"/>
-          <w:rFonts w:ascii="Times New Roman" w:hAnsi="Times New Roman" w:eastAsia="Times New Roman" w:cs="Times New Roman"/>
+          <w:rFonts w:ascii="SimSun" w:hAnsi="SimSun" w:eastAsia="SimSun" w:cs="SimSun"/>
         </w:rPr>
         <w:t xml:space="preserve">, </w:t>
       </w:r>
       <w:r>
         <w:rPr>
           <w:rStyle w:val="VerbatimChar"/>
-          <w:rFonts w:hint="eastAsia" w:ascii="Times New Roman" w:hAnsi="Times New Roman" w:eastAsia="Times New Roman" w:cs="Times New Roman"/>
+          <w:rFonts w:hint="eastAsia" w:ascii="SimSun" w:hAnsi="SimSun" w:eastAsia="SimSun" w:cs="SimSun"/>
         </w:rPr>
         <w:t>Br</w:t>
       </w:r>
       <w:r>
         <w:rPr>
           <w:rStyle w:val="VerbatimChar"/>
-          <w:rFonts w:hint="eastAsia" w:ascii="Times New Roman" w:hAnsi="Times New Roman" w:eastAsia="Times New Roman" w:cs="Times New Roman"/>
+          <w:rFonts w:hint="eastAsia" w:ascii="SimSun" w:hAnsi="SimSun" w:eastAsia="SimSun" w:cs="SimSun"/>
           <w:vertAlign w:val="superscript"/>
         </w:rPr>
         <w:t>-</w:t>
@@ -31851,62 +31833,62 @@
       <w:r>
         <w:rPr>
           <w:rStyle w:val="VerbatimChar"/>
-          <w:rFonts w:hint="eastAsia" w:ascii="Times New Roman" w:hAnsi="Times New Roman" w:eastAsia="Times New Roman" w:cs="Times New Roman"/>
+          <w:rFonts w:hint="eastAsia" w:ascii="SimSun" w:hAnsi="SimSun" w:eastAsia="SimSun" w:cs="SimSun"/>
         </w:rPr>
         <w:t>）→</w:t>
       </w:r>
       <w:r>
         <w:rPr>
           <w:rStyle w:val="VerbatimChar"/>
-          <w:rFonts w:ascii="Times New Roman" w:hAnsi="Times New Roman" w:eastAsia="Times New Roman" w:cs="Times New Roman"/>
+          <w:rFonts w:ascii="SimSun" w:hAnsi="SimSun" w:eastAsia="SimSun" w:cs="SimSun"/>
         </w:rPr>
         <w:t xml:space="preserve"> SN2</w:t>
       </w:r>
       <w:r>
         <w:rPr>
-          <w:rFonts w:ascii="Times New Roman" w:hAnsi="Times New Roman" w:eastAsia="Times New Roman" w:cs="Times New Roman"/>
+          <w:rFonts w:ascii="SimSun" w:hAnsi="SimSun" w:eastAsia="SimSun" w:cs="SimSun"/>
         </w:rPr>
         <w:br/>
       </w:r>
       <w:r>
         <w:rPr>
           <w:rStyle w:val="VerbatimChar"/>
-          <w:rFonts w:ascii="Times New Roman" w:hAnsi="Times New Roman" w:eastAsia="Times New Roman" w:cs="Times New Roman"/>
+          <w:rFonts w:ascii="SimSun" w:hAnsi="SimSun" w:eastAsia="SimSun" w:cs="SimSun"/>
         </w:rPr>
         <w:t xml:space="preserve">│   ├── </w:t>
       </w:r>
       <w:r>
         <w:rPr>
           <w:rStyle w:val="VerbatimChar"/>
-          <w:rFonts w:hint="eastAsia" w:ascii="Times New Roman" w:hAnsi="Times New Roman" w:eastAsia="FangSong" w:cs="Times New Roman"/>
+          <w:rFonts w:hint="eastAsia" w:ascii="SimSun" w:hAnsi="SimSun" w:eastAsia="SimSun" w:cs="SimSun"/>
         </w:rPr>
         <w:t xml:space="preserve">强碱</w:t>
       </w:r>
       <w:r>
         <w:rPr>
           <w:rStyle w:val="VerbatimChar"/>
-          <w:rFonts w:ascii="Times New Roman" w:hAnsi="Times New Roman" w:eastAsia="Times New Roman" w:cs="Times New Roman"/>
+          <w:rFonts w:ascii="SimSun" w:hAnsi="SimSun" w:eastAsia="SimSun" w:cs="SimSun"/>
         </w:rPr>
         <w:t xml:space="preserve"> + </w:t>
       </w:r>
       <w:r>
         <w:rPr>
           <w:rStyle w:val="VerbatimChar"/>
-          <w:rFonts w:hint="eastAsia" w:ascii="Times New Roman" w:hAnsi="Times New Roman" w:eastAsia="FangSong" w:cs="Times New Roman"/>
+          <w:rFonts w:hint="eastAsia" w:ascii="SimSun" w:hAnsi="SimSun" w:eastAsia="SimSun" w:cs="SimSun"/>
         </w:rPr>
         <w:t>弱亲核</w:t>
       </w:r>
       <w:r>
         <w:rPr>
           <w:rStyle w:val="VerbatimChar"/>
-          <w:rFonts w:hint="eastAsia" w:ascii="Times New Roman" w:hAnsi="Times New Roman" w:eastAsia="Times New Roman" w:cs="Times New Roman"/>
+          <w:rFonts w:hint="eastAsia" w:ascii="SimSun" w:hAnsi="SimSun" w:eastAsia="SimSun" w:cs="SimSun"/>
         </w:rPr>
         <w:t>（t-BuO</w:t>
       </w:r>
       <w:r>
         <w:rPr>
           <w:rStyle w:val="VerbatimChar"/>
-          <w:rFonts w:hint="eastAsia" w:ascii="Times New Roman" w:hAnsi="Times New Roman" w:eastAsia="Times New Roman" w:cs="Times New Roman"/>
+          <w:rFonts w:hint="eastAsia" w:ascii="SimSun" w:hAnsi="SimSun" w:eastAsia="SimSun" w:cs="SimSun"/>
           <w:vertAlign w:val="superscript"/>
         </w:rPr>
         <w:t>-</w:t>
@@ -31914,83 +31896,83 @@
       <w:r>
         <w:rPr>
           <w:rStyle w:val="VerbatimChar"/>
-          <w:rFonts w:hint="eastAsia" w:ascii="Times New Roman" w:hAnsi="Times New Roman" w:eastAsia="Times New Roman" w:cs="Times New Roman"/>
+          <w:rFonts w:hint="eastAsia" w:ascii="SimSun" w:hAnsi="SimSun" w:eastAsia="SimSun" w:cs="SimSun"/>
         </w:rPr>
         <w:t>,</w:t>
       </w:r>
       <w:r>
         <w:rPr>
           <w:rStyle w:val="VerbatimChar"/>
-          <w:rFonts w:ascii="Times New Roman" w:hAnsi="Times New Roman" w:eastAsia="Times New Roman" w:cs="Times New Roman"/>
+          <w:rFonts w:ascii="SimSun" w:hAnsi="SimSun" w:eastAsia="SimSun" w:cs="SimSun"/>
         </w:rPr>
         <w:t xml:space="preserve"> </w:t>
       </w:r>
       <w:r>
         <w:rPr>
           <w:rStyle w:val="VerbatimChar"/>
-          <w:rFonts w:hint="eastAsia" w:ascii="Times New Roman" w:hAnsi="Times New Roman" w:eastAsia="Times New Roman" w:cs="Times New Roman"/>
+          <w:rFonts w:hint="eastAsia" w:ascii="SimSun" w:hAnsi="SimSun" w:eastAsia="SimSun" w:cs="SimSun"/>
         </w:rPr>
         <w:t xml:space="preserve">LDA）→</w:t>
       </w:r>
       <w:r>
         <w:rPr>
           <w:rStyle w:val="VerbatimChar"/>
-          <w:rFonts w:ascii="Times New Roman" w:hAnsi="Times New Roman" w:eastAsia="Times New Roman" w:cs="Times New Roman"/>
+          <w:rFonts w:ascii="SimSun" w:hAnsi="SimSun" w:eastAsia="SimSun" w:cs="SimSun"/>
         </w:rPr>
         <w:t xml:space="preserve"> </w:t>
       </w:r>
       <w:r>
         <w:rPr>
           <w:rStyle w:val="VerbatimChar"/>
-          <w:rFonts w:hint="eastAsia" w:ascii="Times New Roman" w:hAnsi="Times New Roman" w:eastAsia="Times New Roman" w:cs="Times New Roman"/>
+          <w:rFonts w:hint="eastAsia" w:ascii="SimSun" w:hAnsi="SimSun" w:eastAsia="SimSun" w:cs="SimSun"/>
         </w:rPr>
         <w:t xml:space="preserve">E2（Hofmann）</w:t>
       </w:r>
       <w:r>
         <w:rPr>
-          <w:rFonts w:ascii="Times New Roman" w:hAnsi="Times New Roman" w:eastAsia="Times New Roman" w:cs="Times New Roman"/>
+          <w:rFonts w:ascii="SimSun" w:hAnsi="SimSun" w:eastAsia="SimSun" w:cs="SimSun"/>
         </w:rPr>
         <w:br/>
       </w:r>
       <w:r>
         <w:rPr>
           <w:rStyle w:val="VerbatimChar"/>
-          <w:rFonts w:ascii="Times New Roman" w:hAnsi="Times New Roman" w:eastAsia="Times New Roman" w:cs="Times New Roman"/>
+          <w:rFonts w:ascii="SimSun" w:hAnsi="SimSun" w:eastAsia="SimSun" w:cs="SimSun"/>
         </w:rPr>
         <w:t xml:space="preserve">│   ├── </w:t>
       </w:r>
       <w:r>
         <w:rPr>
           <w:rStyle w:val="VerbatimChar"/>
-          <w:rFonts w:hint="eastAsia" w:ascii="Times New Roman" w:hAnsi="Times New Roman" w:eastAsia="FangSong" w:cs="Times New Roman"/>
+          <w:rFonts w:hint="eastAsia" w:ascii="SimSun" w:hAnsi="SimSun" w:eastAsia="SimSun" w:cs="SimSun"/>
         </w:rPr>
         <w:t xml:space="preserve">强亲核</w:t>
       </w:r>
       <w:r>
         <w:rPr>
           <w:rStyle w:val="VerbatimChar"/>
-          <w:rFonts w:ascii="Times New Roman" w:hAnsi="Times New Roman" w:eastAsia="Times New Roman" w:cs="Times New Roman"/>
+          <w:rFonts w:ascii="SimSun" w:hAnsi="SimSun" w:eastAsia="SimSun" w:cs="SimSun"/>
         </w:rPr>
         <w:t xml:space="preserve"> + </w:t>
       </w:r>
       <w:r>
         <w:rPr>
           <w:rStyle w:val="VerbatimChar"/>
-          <w:rFonts w:hint="eastAsia" w:ascii="Times New Roman" w:hAnsi="Times New Roman" w:eastAsia="FangSong" w:cs="Times New Roman"/>
+          <w:rFonts w:hint="eastAsia" w:ascii="SimSun" w:hAnsi="SimSun" w:eastAsia="SimSun" w:cs="SimSun"/>
         </w:rPr>
         <w:t>强碱</w:t>
       </w:r>
       <w:r>
         <w:rPr>
           <w:rStyle w:val="VerbatimChar"/>
-          <w:rFonts w:hint="eastAsia" w:ascii="Times New Roman" w:hAnsi="Times New Roman" w:eastAsia="Times New Roman" w:cs="Times New Roman"/>
+          <w:rFonts w:hint="eastAsia" w:ascii="SimSun" w:hAnsi="SimSun" w:eastAsia="SimSun" w:cs="SimSun"/>
         </w:rPr>
         <w:t>（HO</w:t>
       </w:r>
       <w:r>
         <w:rPr>
           <w:rStyle w:val="VerbatimChar"/>
-          <w:rFonts w:hint="eastAsia" w:ascii="Times New Roman" w:hAnsi="Times New Roman" w:eastAsia="Times New Roman" w:cs="Times New Roman"/>
+          <w:rFonts w:hint="eastAsia" w:ascii="SimSun" w:hAnsi="SimSun" w:eastAsia="SimSun" w:cs="SimSun"/>
           <w:vertAlign w:val="superscript"/>
         </w:rPr>
         <w:t>-</w:t>
@@ -31998,28 +31980,28 @@
       <w:r>
         <w:rPr>
           <w:rStyle w:val="VerbatimChar"/>
-          <w:rFonts w:hint="eastAsia" w:ascii="Times New Roman" w:hAnsi="Times New Roman" w:eastAsia="Times New Roman" w:cs="Times New Roman"/>
+          <w:rFonts w:hint="eastAsia" w:ascii="SimSun" w:hAnsi="SimSun" w:eastAsia="SimSun" w:cs="SimSun"/>
         </w:rPr>
         <w:t>,</w:t>
       </w:r>
       <w:r>
         <w:rPr>
           <w:rStyle w:val="VerbatimChar"/>
-          <w:rFonts w:ascii="Times New Roman" w:hAnsi="Times New Roman" w:eastAsia="Times New Roman" w:cs="Times New Roman"/>
+          <w:rFonts w:ascii="SimSun" w:hAnsi="SimSun" w:eastAsia="SimSun" w:cs="SimSun"/>
         </w:rPr>
         <w:t xml:space="preserve"> </w:t>
       </w:r>
       <w:r>
         <w:rPr>
           <w:rStyle w:val="VerbatimChar"/>
-          <w:rFonts w:hint="eastAsia" w:ascii="Times New Roman" w:hAnsi="Times New Roman" w:eastAsia="Times New Roman" w:cs="Times New Roman"/>
+          <w:rFonts w:hint="eastAsia" w:ascii="SimSun" w:hAnsi="SimSun" w:eastAsia="SimSun" w:cs="SimSun"/>
         </w:rPr>
         <w:t>RO</w:t>
       </w:r>
       <w:r>
         <w:rPr>
           <w:rStyle w:val="VerbatimChar"/>
-          <w:rFonts w:hint="eastAsia" w:ascii="Times New Roman" w:hAnsi="Times New Roman" w:eastAsia="Times New Roman" w:cs="Times New Roman"/>
+          <w:rFonts w:hint="eastAsia" w:ascii="SimSun" w:hAnsi="SimSun" w:eastAsia="SimSun" w:cs="SimSun"/>
           <w:vertAlign w:val="superscript"/>
         </w:rPr>
         <w:t>-</w:t>
@@ -32027,69 +32009,69 @@
       <w:r>
         <w:rPr>
           <w:rStyle w:val="VerbatimChar"/>
-          <w:rFonts w:hint="eastAsia" w:ascii="Times New Roman" w:hAnsi="Times New Roman" w:eastAsia="Times New Roman" w:cs="Times New Roman"/>
+          <w:rFonts w:hint="eastAsia" w:ascii="SimSun" w:hAnsi="SimSun" w:eastAsia="SimSun" w:cs="SimSun"/>
         </w:rPr>
         <w:t>）→</w:t>
       </w:r>
       <w:r>
         <w:rPr>
           <w:rStyle w:val="VerbatimChar"/>
-          <w:rFonts w:ascii="Times New Roman" w:hAnsi="Times New Roman" w:eastAsia="Times New Roman" w:cs="Times New Roman"/>
+          <w:rFonts w:ascii="SimSun" w:hAnsi="SimSun" w:eastAsia="SimSun" w:cs="SimSun"/>
         </w:rPr>
         <w:t xml:space="preserve"> </w:t>
       </w:r>
       <w:r>
         <w:rPr>
           <w:rStyle w:val="VerbatimChar"/>
-          <w:rFonts w:hint="eastAsia" w:ascii="Times New Roman" w:hAnsi="Times New Roman" w:eastAsia="FangSong" w:cs="Times New Roman"/>
+          <w:rFonts w:hint="eastAsia" w:ascii="SimSun" w:hAnsi="SimSun" w:eastAsia="SimSun" w:cs="SimSun"/>
         </w:rPr>
         <w:t xml:space="preserve">看底物和溶剂</w:t>
       </w:r>
       <w:r>
         <w:rPr>
-          <w:rFonts w:ascii="Times New Roman" w:hAnsi="Times New Roman" w:eastAsia="Times New Roman" w:cs="Times New Roman"/>
+          <w:rFonts w:ascii="SimSun" w:hAnsi="SimSun" w:eastAsia="SimSun" w:cs="SimSun"/>
         </w:rPr>
         <w:br/>
       </w:r>
       <w:r>
         <w:rPr>
           <w:rStyle w:val="VerbatimChar"/>
-          <w:rFonts w:ascii="Times New Roman" w:hAnsi="Times New Roman" w:eastAsia="Times New Roman" w:cs="Times New Roman"/>
+          <w:rFonts w:ascii="SimSun" w:hAnsi="SimSun" w:eastAsia="SimSun" w:cs="SimSun"/>
         </w:rPr>
         <w:t xml:space="preserve">│   └── </w:t>
       </w:r>
       <w:r>
         <w:rPr>
           <w:rStyle w:val="VerbatimChar"/>
-          <w:rFonts w:hint="eastAsia" w:ascii="Times New Roman" w:hAnsi="Times New Roman" w:eastAsia="FangSong" w:cs="Times New Roman"/>
+          <w:rFonts w:hint="eastAsia" w:ascii="SimSun" w:hAnsi="SimSun" w:eastAsia="SimSun" w:cs="SimSun"/>
         </w:rPr>
         <w:t xml:space="preserve">弱亲核</w:t>
       </w:r>
       <w:r>
         <w:rPr>
           <w:rStyle w:val="VerbatimChar"/>
-          <w:rFonts w:ascii="Times New Roman" w:hAnsi="Times New Roman" w:eastAsia="Times New Roman" w:cs="Times New Roman"/>
+          <w:rFonts w:ascii="SimSun" w:hAnsi="SimSun" w:eastAsia="SimSun" w:cs="SimSun"/>
         </w:rPr>
         <w:t xml:space="preserve"> + </w:t>
       </w:r>
       <w:r>
         <w:rPr>
           <w:rStyle w:val="VerbatimChar"/>
-          <w:rFonts w:hint="eastAsia" w:ascii="Times New Roman" w:hAnsi="Times New Roman" w:eastAsia="FangSong" w:cs="Times New Roman"/>
+          <w:rFonts w:hint="eastAsia" w:ascii="SimSun" w:hAnsi="SimSun" w:eastAsia="SimSun" w:cs="SimSun"/>
         </w:rPr>
         <w:t>弱碱</w:t>
       </w:r>
       <w:r>
         <w:rPr>
           <w:rStyle w:val="VerbatimChar"/>
-          <w:rFonts w:hint="eastAsia" w:ascii="Times New Roman" w:hAnsi="Times New Roman" w:eastAsia="Times New Roman" w:cs="Times New Roman"/>
+          <w:rFonts w:hint="eastAsia" w:ascii="SimSun" w:hAnsi="SimSun" w:eastAsia="SimSun" w:cs="SimSun"/>
         </w:rPr>
         <w:t>（H</w:t>
       </w:r>
       <w:r>
         <w:rPr>
           <w:rStyle w:val="VerbatimChar"/>
-          <w:rFonts w:hint="eastAsia" w:ascii="Times New Roman" w:hAnsi="Times New Roman" w:eastAsia="Times New Roman" w:cs="Times New Roman"/>
+          <w:rFonts w:hint="eastAsia" w:ascii="SimSun" w:hAnsi="SimSun" w:eastAsia="SimSun" w:cs="SimSun"/>
           <w:vertAlign w:val="subscript"/>
         </w:rPr>
         <w:t>2</w:t>
@@ -32097,130 +32079,130 @@
       <w:r>
         <w:rPr>
           <w:rStyle w:val="VerbatimChar"/>
-          <w:rFonts w:hint="eastAsia" w:ascii="Times New Roman" w:hAnsi="Times New Roman" w:eastAsia="Times New Roman" w:cs="Times New Roman"/>
+          <w:rFonts w:hint="eastAsia" w:ascii="SimSun" w:hAnsi="SimSun" w:eastAsia="SimSun" w:cs="SimSun"/>
         </w:rPr>
         <w:t>O,</w:t>
       </w:r>
       <w:r>
         <w:rPr>
           <w:rStyle w:val="VerbatimChar"/>
-          <w:rFonts w:ascii="Times New Roman" w:hAnsi="Times New Roman" w:eastAsia="Times New Roman" w:cs="Times New Roman"/>
+          <w:rFonts w:ascii="SimSun" w:hAnsi="SimSun" w:eastAsia="SimSun" w:cs="SimSun"/>
         </w:rPr>
         <w:t xml:space="preserve"> </w:t>
       </w:r>
       <w:r>
         <w:rPr>
           <w:rStyle w:val="VerbatimChar"/>
-          <w:rFonts w:hint="eastAsia" w:ascii="Times New Roman" w:hAnsi="Times New Roman" w:eastAsia="Times New Roman" w:cs="Times New Roman"/>
+          <w:rFonts w:hint="eastAsia" w:ascii="SimSun" w:hAnsi="SimSun" w:eastAsia="SimSun" w:cs="SimSun"/>
         </w:rPr>
         <w:t xml:space="preserve">ROH）→</w:t>
       </w:r>
       <w:r>
         <w:rPr>
           <w:rStyle w:val="VerbatimChar"/>
-          <w:rFonts w:ascii="Times New Roman" w:hAnsi="Times New Roman" w:eastAsia="Times New Roman" w:cs="Times New Roman"/>
+          <w:rFonts w:ascii="SimSun" w:hAnsi="SimSun" w:eastAsia="SimSun" w:cs="SimSun"/>
         </w:rPr>
         <w:t xml:space="preserve"> </w:t>
       </w:r>
       <w:r>
         <w:rPr>
           <w:rStyle w:val="VerbatimChar"/>
-          <w:rFonts w:hint="eastAsia" w:ascii="Times New Roman" w:hAnsi="Times New Roman" w:eastAsia="Times New Roman" w:cs="Times New Roman"/>
+          <w:rFonts w:hint="eastAsia" w:ascii="SimSun" w:hAnsi="SimSun" w:eastAsia="SimSun" w:cs="SimSun"/>
         </w:rPr>
         <w:t>SN1/E1（</w:t>
       </w:r>
       <w:r>
         <w:rPr>
           <w:rStyle w:val="VerbatimChar"/>
-          <w:rFonts w:hint="eastAsia" w:ascii="Times New Roman" w:hAnsi="Times New Roman" w:eastAsia="FangSong" w:cs="Times New Roman"/>
+          <w:rFonts w:hint="eastAsia" w:ascii="SimSun" w:hAnsi="SimSun" w:eastAsia="SimSun" w:cs="SimSun"/>
         </w:rPr>
         <w:t>仅</w:t>
       </w:r>
       <w:r>
         <w:rPr>
           <w:rStyle w:val="VerbatimChar"/>
-          <w:rFonts w:ascii="Times New Roman" w:hAnsi="Times New Roman" w:eastAsia="Times New Roman" w:cs="Times New Roman"/>
+          <w:rFonts w:ascii="SimSun" w:hAnsi="SimSun" w:eastAsia="SimSun" w:cs="SimSun"/>
         </w:rPr>
         <w:t xml:space="preserve"> </w:t>
       </w:r>
       <w:r>
         <w:rPr>
           <w:rStyle w:val="VerbatimChar"/>
-          <w:rFonts w:hint="eastAsia" w:ascii="Times New Roman" w:hAnsi="Times New Roman" w:eastAsia="Times New Roman" w:cs="Times New Roman"/>
+          <w:rFonts w:hint="eastAsia" w:ascii="SimSun" w:hAnsi="SimSun" w:eastAsia="SimSun" w:cs="SimSun"/>
         </w:rPr>
         <w:t xml:space="preserve">3°）</w:t>
       </w:r>
       <w:r>
         <w:rPr>
-          <w:rFonts w:ascii="Times New Roman" w:hAnsi="Times New Roman" w:eastAsia="Times New Roman" w:cs="Times New Roman"/>
+          <w:rFonts w:ascii="SimSun" w:hAnsi="SimSun" w:eastAsia="SimSun" w:cs="SimSun"/>
         </w:rPr>
         <w:br/>
       </w:r>
       <w:r>
         <w:rPr>
           <w:rStyle w:val="VerbatimChar"/>
-          <w:rFonts w:ascii="Times New Roman" w:hAnsi="Times New Roman" w:eastAsia="Times New Roman" w:cs="Times New Roman"/>
+          <w:rFonts w:ascii="SimSun" w:hAnsi="SimSun" w:eastAsia="SimSun" w:cs="SimSun"/>
         </w:rPr>
         <w:t xml:space="preserve">│</w:t>
       </w:r>
       <w:r>
         <w:rPr>
-          <w:rFonts w:ascii="Times New Roman" w:hAnsi="Times New Roman" w:eastAsia="Times New Roman" w:cs="Times New Roman"/>
+          <w:rFonts w:ascii="SimSun" w:hAnsi="SimSun" w:eastAsia="SimSun" w:cs="SimSun"/>
         </w:rPr>
         <w:br/>
       </w:r>
       <w:r>
         <w:rPr>
           <w:rStyle w:val="VerbatimChar"/>
-          <w:rFonts w:ascii="Times New Roman" w:hAnsi="Times New Roman" w:eastAsia="Times New Roman" w:cs="Times New Roman"/>
+          <w:rFonts w:ascii="SimSun" w:hAnsi="SimSun" w:eastAsia="SimSun" w:cs="SimSun"/>
         </w:rPr>
         <w:t xml:space="preserve">├─ Step </w:t>
       </w:r>
       <w:r>
         <w:rPr>
           <w:rStyle w:val="VerbatimChar"/>
-          <w:rFonts w:hint="eastAsia" w:ascii="Times New Roman" w:hAnsi="Times New Roman" w:eastAsia="Times New Roman" w:cs="Times New Roman"/>
+          <w:rFonts w:hint="eastAsia" w:ascii="SimSun" w:hAnsi="SimSun" w:eastAsia="SimSun" w:cs="SimSun"/>
         </w:rPr>
         <w:t>3：</w:t>
       </w:r>
       <w:r>
         <w:rPr>
           <w:rStyle w:val="VerbatimChar"/>
-          <w:rFonts w:hint="eastAsia" w:ascii="Times New Roman" w:hAnsi="Times New Roman" w:eastAsia="FangSong" w:cs="Times New Roman"/>
+          <w:rFonts w:hint="eastAsia" w:ascii="SimSun" w:hAnsi="SimSun" w:eastAsia="SimSun" w:cs="SimSun"/>
         </w:rPr>
         <w:t>看溶剂</w:t>
       </w:r>
       <w:r>
         <w:rPr>
-          <w:rFonts w:ascii="Times New Roman" w:hAnsi="Times New Roman" w:eastAsia="Times New Roman" w:cs="Times New Roman"/>
+          <w:rFonts w:ascii="SimSun" w:hAnsi="SimSun" w:eastAsia="SimSun" w:cs="SimSun"/>
         </w:rPr>
         <w:br/>
       </w:r>
       <w:r>
         <w:rPr>
           <w:rStyle w:val="VerbatimChar"/>
-          <w:rFonts w:ascii="Times New Roman" w:hAnsi="Times New Roman" w:eastAsia="Times New Roman" w:cs="Times New Roman"/>
+          <w:rFonts w:ascii="SimSun" w:hAnsi="SimSun" w:eastAsia="SimSun" w:cs="SimSun"/>
         </w:rPr>
         <w:t xml:space="preserve">│   ├── </w:t>
       </w:r>
       <w:r>
         <w:rPr>
           <w:rStyle w:val="VerbatimChar"/>
-          <w:rFonts w:hint="eastAsia" w:ascii="Times New Roman" w:hAnsi="Times New Roman" w:eastAsia="FangSong" w:cs="Times New Roman"/>
+          <w:rFonts w:hint="eastAsia" w:ascii="SimSun" w:hAnsi="SimSun" w:eastAsia="SimSun" w:cs="SimSun"/>
         </w:rPr>
         <w:t>极性质子</w:t>
       </w:r>
       <w:r>
         <w:rPr>
           <w:rStyle w:val="VerbatimChar"/>
-          <w:rFonts w:hint="eastAsia" w:ascii="Times New Roman" w:hAnsi="Times New Roman" w:eastAsia="Times New Roman" w:cs="Times New Roman"/>
+          <w:rFonts w:hint="eastAsia" w:ascii="SimSun" w:hAnsi="SimSun" w:eastAsia="SimSun" w:cs="SimSun"/>
         </w:rPr>
         <w:t>（H</w:t>
       </w:r>
       <w:r>
         <w:rPr>
           <w:rStyle w:val="VerbatimChar"/>
-          <w:rFonts w:hint="eastAsia" w:ascii="Times New Roman" w:hAnsi="Times New Roman" w:eastAsia="Times New Roman" w:cs="Times New Roman"/>
+          <w:rFonts w:hint="eastAsia" w:ascii="SimSun" w:hAnsi="SimSun" w:eastAsia="SimSun" w:cs="SimSun"/>
           <w:vertAlign w:val="subscript"/>
         </w:rPr>
         <w:t>2</w:t>
@@ -32228,473 +32210,473 @@
       <w:r>
         <w:rPr>
           <w:rStyle w:val="VerbatimChar"/>
-          <w:rFonts w:hint="eastAsia" w:ascii="Times New Roman" w:hAnsi="Times New Roman" w:eastAsia="Times New Roman" w:cs="Times New Roman"/>
+          <w:rFonts w:hint="eastAsia" w:ascii="SimSun" w:hAnsi="SimSun" w:eastAsia="SimSun" w:cs="SimSun"/>
         </w:rPr>
         <w:t>O,</w:t>
       </w:r>
       <w:r>
         <w:rPr>
           <w:rStyle w:val="VerbatimChar"/>
-          <w:rFonts w:ascii="Times New Roman" w:hAnsi="Times New Roman" w:eastAsia="Times New Roman" w:cs="Times New Roman"/>
+          <w:rFonts w:ascii="SimSun" w:hAnsi="SimSun" w:eastAsia="SimSun" w:cs="SimSun"/>
         </w:rPr>
         <w:t xml:space="preserve"> </w:t>
       </w:r>
       <w:r>
         <w:rPr>
           <w:rStyle w:val="VerbatimChar"/>
-          <w:rFonts w:hint="eastAsia" w:ascii="Times New Roman" w:hAnsi="Times New Roman" w:eastAsia="Times New Roman" w:cs="Times New Roman"/>
+          <w:rFonts w:hint="eastAsia" w:ascii="SimSun" w:hAnsi="SimSun" w:eastAsia="SimSun" w:cs="SimSun"/>
         </w:rPr>
         <w:t xml:space="preserve">ROH）→</w:t>
       </w:r>
       <w:r>
         <w:rPr>
           <w:rStyle w:val="VerbatimChar"/>
-          <w:rFonts w:ascii="Times New Roman" w:hAnsi="Times New Roman" w:eastAsia="Times New Roman" w:cs="Times New Roman"/>
+          <w:rFonts w:ascii="SimSun" w:hAnsi="SimSun" w:eastAsia="SimSun" w:cs="SimSun"/>
         </w:rPr>
         <w:t xml:space="preserve"> </w:t>
       </w:r>
       <w:r>
         <w:rPr>
           <w:rStyle w:val="VerbatimChar"/>
-          <w:rFonts w:hint="eastAsia" w:ascii="Times New Roman" w:hAnsi="Times New Roman" w:eastAsia="FangSong" w:cs="Times New Roman"/>
+          <w:rFonts w:hint="eastAsia" w:ascii="SimSun" w:hAnsi="SimSun" w:eastAsia="SimSun" w:cs="SimSun"/>
         </w:rPr>
         <w:t xml:space="preserve">帮</w:t>
       </w:r>
       <w:r>
         <w:rPr>
           <w:rStyle w:val="VerbatimChar"/>
-          <w:rFonts w:ascii="Times New Roman" w:hAnsi="Times New Roman" w:eastAsia="Times New Roman" w:cs="Times New Roman"/>
+          <w:rFonts w:ascii="SimSun" w:hAnsi="SimSun" w:eastAsia="SimSun" w:cs="SimSun"/>
         </w:rPr>
         <w:t xml:space="preserve"> </w:t>
       </w:r>
       <w:r>
         <w:rPr>
           <w:rStyle w:val="VerbatimChar"/>
-          <w:rFonts w:hint="eastAsia" w:ascii="Times New Roman" w:hAnsi="Times New Roman" w:eastAsia="Times New Roman" w:cs="Times New Roman"/>
+          <w:rFonts w:hint="eastAsia" w:ascii="SimSun" w:hAnsi="SimSun" w:eastAsia="SimSun" w:cs="SimSun"/>
         </w:rPr>
         <w:t>SN1/E1，</w:t>
       </w:r>
       <w:r>
         <w:rPr>
           <w:rStyle w:val="VerbatimChar"/>
-          <w:rFonts w:hint="eastAsia" w:ascii="Times New Roman" w:hAnsi="Times New Roman" w:eastAsia="FangSong" w:cs="Times New Roman"/>
+          <w:rFonts w:hint="eastAsia" w:ascii="SimSun" w:hAnsi="SimSun" w:eastAsia="SimSun" w:cs="SimSun"/>
         </w:rPr>
         <w:t>减</w:t>
       </w:r>
       <w:r>
         <w:rPr>
           <w:rStyle w:val="VerbatimChar"/>
-          <w:rFonts w:ascii="Times New Roman" w:hAnsi="Times New Roman" w:eastAsia="Times New Roman" w:cs="Times New Roman"/>
+          <w:rFonts w:ascii="SimSun" w:hAnsi="SimSun" w:eastAsia="SimSun" w:cs="SimSun"/>
         </w:rPr>
         <w:t xml:space="preserve"> SN2/E2</w:t>
       </w:r>
       <w:r>
         <w:rPr>
-          <w:rFonts w:ascii="Times New Roman" w:hAnsi="Times New Roman" w:eastAsia="Times New Roman" w:cs="Times New Roman"/>
+          <w:rFonts w:ascii="SimSun" w:hAnsi="SimSun" w:eastAsia="SimSun" w:cs="SimSun"/>
         </w:rPr>
         <w:br/>
       </w:r>
       <w:r>
         <w:rPr>
           <w:rStyle w:val="VerbatimChar"/>
-          <w:rFonts w:ascii="Times New Roman" w:hAnsi="Times New Roman" w:eastAsia="Times New Roman" w:cs="Times New Roman"/>
+          <w:rFonts w:ascii="SimSun" w:hAnsi="SimSun" w:eastAsia="SimSun" w:cs="SimSun"/>
         </w:rPr>
         <w:t xml:space="preserve">│   └── </w:t>
       </w:r>
       <w:r>
         <w:rPr>
           <w:rStyle w:val="VerbatimChar"/>
-          <w:rFonts w:hint="eastAsia" w:ascii="Times New Roman" w:hAnsi="Times New Roman" w:eastAsia="FangSong" w:cs="Times New Roman"/>
+          <w:rFonts w:hint="eastAsia" w:ascii="SimSun" w:hAnsi="SimSun" w:eastAsia="SimSun" w:cs="SimSun"/>
         </w:rPr>
         <w:t>极性非质子</w:t>
       </w:r>
       <w:r>
         <w:rPr>
           <w:rStyle w:val="VerbatimChar"/>
-          <w:rFonts w:hint="eastAsia" w:ascii="Times New Roman" w:hAnsi="Times New Roman" w:eastAsia="Times New Roman" w:cs="Times New Roman"/>
+          <w:rFonts w:hint="eastAsia" w:ascii="SimSun" w:hAnsi="SimSun" w:eastAsia="SimSun" w:cs="SimSun"/>
         </w:rPr>
         <w:t>（DMSO,</w:t>
       </w:r>
       <w:r>
         <w:rPr>
           <w:rStyle w:val="VerbatimChar"/>
-          <w:rFonts w:ascii="Times New Roman" w:hAnsi="Times New Roman" w:eastAsia="Times New Roman" w:cs="Times New Roman"/>
+          <w:rFonts w:ascii="SimSun" w:hAnsi="SimSun" w:eastAsia="SimSun" w:cs="SimSun"/>
         </w:rPr>
         <w:t xml:space="preserve"> DMF, </w:t>
       </w:r>
       <w:r>
         <w:rPr>
           <w:rStyle w:val="VerbatimChar"/>
-          <w:rFonts w:hint="eastAsia" w:ascii="Times New Roman" w:hAnsi="Times New Roman" w:eastAsia="FangSong" w:cs="Times New Roman"/>
+          <w:rFonts w:hint="eastAsia" w:ascii="SimSun" w:hAnsi="SimSun" w:eastAsia="SimSun" w:cs="SimSun"/>
         </w:rPr>
         <w:t>丙酮</w:t>
       </w:r>
       <w:r>
         <w:rPr>
           <w:rStyle w:val="VerbatimChar"/>
-          <w:rFonts w:hint="eastAsia" w:ascii="Times New Roman" w:hAnsi="Times New Roman" w:eastAsia="Times New Roman" w:cs="Times New Roman"/>
+          <w:rFonts w:hint="eastAsia" w:ascii="SimSun" w:hAnsi="SimSun" w:eastAsia="SimSun" w:cs="SimSun"/>
         </w:rPr>
         <w:t>）→</w:t>
       </w:r>
       <w:r>
         <w:rPr>
           <w:rStyle w:val="VerbatimChar"/>
-          <w:rFonts w:ascii="Times New Roman" w:hAnsi="Times New Roman" w:eastAsia="Times New Roman" w:cs="Times New Roman"/>
+          <w:rFonts w:ascii="SimSun" w:hAnsi="SimSun" w:eastAsia="SimSun" w:cs="SimSun"/>
         </w:rPr>
         <w:t xml:space="preserve"> </w:t>
       </w:r>
       <w:r>
         <w:rPr>
           <w:rStyle w:val="VerbatimChar"/>
-          <w:rFonts w:hint="eastAsia" w:ascii="Times New Roman" w:hAnsi="Times New Roman" w:eastAsia="FangSong" w:cs="Times New Roman"/>
+          <w:rFonts w:hint="eastAsia" w:ascii="SimSun" w:hAnsi="SimSun" w:eastAsia="SimSun" w:cs="SimSun"/>
         </w:rPr>
         <w:t xml:space="preserve">帮</w:t>
       </w:r>
       <w:r>
         <w:rPr>
           <w:rStyle w:val="VerbatimChar"/>
-          <w:rFonts w:ascii="Times New Roman" w:hAnsi="Times New Roman" w:eastAsia="Times New Roman" w:cs="Times New Roman"/>
+          <w:rFonts w:ascii="SimSun" w:hAnsi="SimSun" w:eastAsia="SimSun" w:cs="SimSun"/>
         </w:rPr>
         <w:t xml:space="preserve"> SN2/E2</w:t>
       </w:r>
       <w:r>
         <w:rPr>
-          <w:rFonts w:ascii="Times New Roman" w:hAnsi="Times New Roman" w:eastAsia="Times New Roman" w:cs="Times New Roman"/>
+          <w:rFonts w:ascii="SimSun" w:hAnsi="SimSun" w:eastAsia="SimSun" w:cs="SimSun"/>
         </w:rPr>
         <w:br/>
       </w:r>
       <w:r>
         <w:rPr>
           <w:rStyle w:val="VerbatimChar"/>
-          <w:rFonts w:ascii="Times New Roman" w:hAnsi="Times New Roman" w:eastAsia="Times New Roman" w:cs="Times New Roman"/>
+          <w:rFonts w:ascii="SimSun" w:hAnsi="SimSun" w:eastAsia="SimSun" w:cs="SimSun"/>
         </w:rPr>
         <w:t xml:space="preserve">│</w:t>
       </w:r>
       <w:r>
         <w:rPr>
-          <w:rFonts w:ascii="Times New Roman" w:hAnsi="Times New Roman" w:eastAsia="Times New Roman" w:cs="Times New Roman"/>
+          <w:rFonts w:ascii="SimSun" w:hAnsi="SimSun" w:eastAsia="SimSun" w:cs="SimSun"/>
         </w:rPr>
         <w:br/>
       </w:r>
       <w:r>
         <w:rPr>
           <w:rStyle w:val="VerbatimChar"/>
-          <w:rFonts w:ascii="Times New Roman" w:hAnsi="Times New Roman" w:eastAsia="Times New Roman" w:cs="Times New Roman"/>
+          <w:rFonts w:ascii="SimSun" w:hAnsi="SimSun" w:eastAsia="SimSun" w:cs="SimSun"/>
         </w:rPr>
         <w:t xml:space="preserve">├─ Step </w:t>
       </w:r>
       <w:r>
         <w:rPr>
           <w:rStyle w:val="VerbatimChar"/>
-          <w:rFonts w:hint="eastAsia" w:ascii="Times New Roman" w:hAnsi="Times New Roman" w:eastAsia="Times New Roman" w:cs="Times New Roman"/>
+          <w:rFonts w:hint="eastAsia" w:ascii="SimSun" w:hAnsi="SimSun" w:eastAsia="SimSun" w:cs="SimSun"/>
         </w:rPr>
         <w:t>4：</w:t>
       </w:r>
       <w:r>
         <w:rPr>
           <w:rStyle w:val="VerbatimChar"/>
-          <w:rFonts w:hint="eastAsia" w:ascii="Times New Roman" w:hAnsi="Times New Roman" w:eastAsia="FangSong" w:cs="Times New Roman"/>
+          <w:rFonts w:hint="eastAsia" w:ascii="SimSun" w:hAnsi="SimSun" w:eastAsia="SimSun" w:cs="SimSun"/>
         </w:rPr>
         <w:t>看温度</w:t>
       </w:r>
       <w:r>
         <w:rPr>
-          <w:rFonts w:ascii="Times New Roman" w:hAnsi="Times New Roman" w:eastAsia="Times New Roman" w:cs="Times New Roman"/>
+          <w:rFonts w:ascii="SimSun" w:hAnsi="SimSun" w:eastAsia="SimSun" w:cs="SimSun"/>
         </w:rPr>
         <w:br/>
       </w:r>
       <w:r>
         <w:rPr>
           <w:rStyle w:val="VerbatimChar"/>
-          <w:rFonts w:ascii="Times New Roman" w:hAnsi="Times New Roman" w:eastAsia="Times New Roman" w:cs="Times New Roman"/>
+          <w:rFonts w:ascii="SimSun" w:hAnsi="SimSun" w:eastAsia="SimSun" w:cs="SimSun"/>
         </w:rPr>
         <w:t xml:space="preserve">│   ├── </w:t>
       </w:r>
       <w:r>
         <w:rPr>
           <w:rStyle w:val="VerbatimChar"/>
-          <w:rFonts w:hint="eastAsia" w:ascii="Times New Roman" w:hAnsi="Times New Roman" w:eastAsia="FangSong" w:cs="Times New Roman"/>
+          <w:rFonts w:hint="eastAsia" w:ascii="SimSun" w:hAnsi="SimSun" w:eastAsia="SimSun" w:cs="SimSun"/>
         </w:rPr>
         <w:t xml:space="preserve">低温</w:t>
       </w:r>
       <w:r>
         <w:rPr>
           <w:rStyle w:val="VerbatimChar"/>
-          <w:rFonts w:ascii="Times New Roman" w:hAnsi="Times New Roman" w:eastAsia="Times New Roman" w:cs="Times New Roman"/>
+          <w:rFonts w:ascii="SimSun" w:hAnsi="SimSun" w:eastAsia="SimSun" w:cs="SimSun"/>
         </w:rPr>
         <w:t xml:space="preserve"> → </w:t>
       </w:r>
       <w:r>
         <w:rPr>
           <w:rStyle w:val="VerbatimChar"/>
-          <w:rFonts w:hint="eastAsia" w:ascii="Times New Roman" w:hAnsi="Times New Roman" w:eastAsia="FangSong" w:cs="Times New Roman"/>
+          <w:rFonts w:hint="eastAsia" w:ascii="SimSun" w:hAnsi="SimSun" w:eastAsia="SimSun" w:cs="SimSun"/>
         </w:rPr>
         <w:t xml:space="preserve">留取代</w:t>
       </w:r>
       <w:r>
         <w:rPr>
-          <w:rFonts w:ascii="Times New Roman" w:hAnsi="Times New Roman" w:eastAsia="Times New Roman" w:cs="Times New Roman"/>
+          <w:rFonts w:ascii="SimSun" w:hAnsi="SimSun" w:eastAsia="SimSun" w:cs="SimSun"/>
         </w:rPr>
         <w:br/>
       </w:r>
       <w:r>
         <w:rPr>
           <w:rStyle w:val="VerbatimChar"/>
-          <w:rFonts w:ascii="Times New Roman" w:hAnsi="Times New Roman" w:eastAsia="Times New Roman" w:cs="Times New Roman"/>
+          <w:rFonts w:ascii="SimSun" w:hAnsi="SimSun" w:eastAsia="SimSun" w:cs="SimSun"/>
         </w:rPr>
         <w:t xml:space="preserve">│   └── </w:t>
       </w:r>
       <w:r>
         <w:rPr>
           <w:rStyle w:val="VerbatimChar"/>
-          <w:rFonts w:hint="eastAsia" w:ascii="Times New Roman" w:hAnsi="Times New Roman" w:eastAsia="FangSong" w:cs="Times New Roman"/>
+          <w:rFonts w:hint="eastAsia" w:ascii="SimSun" w:hAnsi="SimSun" w:eastAsia="SimSun" w:cs="SimSun"/>
         </w:rPr>
         <w:t xml:space="preserve">高温</w:t>
       </w:r>
       <w:r>
         <w:rPr>
           <w:rStyle w:val="VerbatimChar"/>
-          <w:rFonts w:ascii="Times New Roman" w:hAnsi="Times New Roman" w:eastAsia="Times New Roman" w:cs="Times New Roman"/>
+          <w:rFonts w:ascii="SimSun" w:hAnsi="SimSun" w:eastAsia="SimSun" w:cs="SimSun"/>
         </w:rPr>
         <w:t xml:space="preserve"> → </w:t>
       </w:r>
       <w:r>
         <w:rPr>
           <w:rStyle w:val="VerbatimChar"/>
-          <w:rFonts w:hint="eastAsia" w:ascii="Times New Roman" w:hAnsi="Times New Roman" w:eastAsia="FangSong" w:cs="Times New Roman"/>
+          <w:rFonts w:hint="eastAsia" w:ascii="SimSun" w:hAnsi="SimSun" w:eastAsia="SimSun" w:cs="SimSun"/>
         </w:rPr>
         <w:t>推消除</w:t>
       </w:r>
       <w:r>
         <w:rPr>
           <w:rStyle w:val="VerbatimChar"/>
-          <w:rFonts w:hint="eastAsia" w:ascii="Times New Roman" w:hAnsi="Times New Roman" w:eastAsia="Times New Roman" w:cs="Times New Roman"/>
+          <w:rFonts w:hint="eastAsia" w:ascii="SimSun" w:hAnsi="SimSun" w:eastAsia="SimSun" w:cs="SimSun"/>
         </w:rPr>
         <w:t>（ΔS‡(E)</w:t>
       </w:r>
       <w:r>
         <w:rPr>
           <w:rStyle w:val="VerbatimChar"/>
-          <w:rFonts w:ascii="Times New Roman" w:hAnsi="Times New Roman" w:eastAsia="Times New Roman" w:cs="Times New Roman"/>
+          <w:rFonts w:ascii="SimSun" w:hAnsi="SimSun" w:eastAsia="SimSun" w:cs="SimSun"/>
         </w:rPr>
         <w:t xml:space="preserve"> &gt; </w:t>
       </w:r>
       <w:r>
         <w:rPr>
           <w:rStyle w:val="VerbatimChar"/>
-          <w:rFonts w:hint="eastAsia" w:ascii="Times New Roman" w:hAnsi="Times New Roman" w:eastAsia="Times New Roman" w:cs="Times New Roman"/>
+          <w:rFonts w:hint="eastAsia" w:ascii="SimSun" w:hAnsi="SimSun" w:eastAsia="SimSun" w:cs="SimSun"/>
         </w:rPr>
         <w:t xml:space="preserve">ΔS‡(SN)）</w:t>
       </w:r>
       <w:r>
         <w:rPr>
-          <w:rFonts w:ascii="Times New Roman" w:hAnsi="Times New Roman" w:eastAsia="Times New Roman" w:cs="Times New Roman"/>
+          <w:rFonts w:ascii="SimSun" w:hAnsi="SimSun" w:eastAsia="SimSun" w:cs="SimSun"/>
         </w:rPr>
         <w:br/>
       </w:r>
       <w:r>
         <w:rPr>
           <w:rStyle w:val="VerbatimChar"/>
-          <w:rFonts w:ascii="Times New Roman" w:hAnsi="Times New Roman" w:eastAsia="Times New Roman" w:cs="Times New Roman"/>
+          <w:rFonts w:ascii="SimSun" w:hAnsi="SimSun" w:eastAsia="SimSun" w:cs="SimSun"/>
         </w:rPr>
         <w:t xml:space="preserve">│</w:t>
       </w:r>
       <w:r>
         <w:rPr>
-          <w:rFonts w:ascii="Times New Roman" w:hAnsi="Times New Roman" w:eastAsia="Times New Roman" w:cs="Times New Roman"/>
+          <w:rFonts w:ascii="SimSun" w:hAnsi="SimSun" w:eastAsia="SimSun" w:cs="SimSun"/>
         </w:rPr>
         <w:br/>
       </w:r>
       <w:r>
         <w:rPr>
           <w:rStyle w:val="VerbatimChar"/>
-          <w:rFonts w:ascii="Times New Roman" w:hAnsi="Times New Roman" w:eastAsia="Times New Roman" w:cs="Times New Roman"/>
+          <w:rFonts w:ascii="SimSun" w:hAnsi="SimSun" w:eastAsia="SimSun" w:cs="SimSun"/>
         </w:rPr>
         <w:t xml:space="preserve">└─ Step </w:t>
       </w:r>
       <w:r>
         <w:rPr>
           <w:rStyle w:val="VerbatimChar"/>
-          <w:rFonts w:hint="eastAsia" w:ascii="Times New Roman" w:hAnsi="Times New Roman" w:eastAsia="Times New Roman" w:cs="Times New Roman"/>
+          <w:rFonts w:hint="eastAsia" w:ascii="SimSun" w:hAnsi="SimSun" w:eastAsia="SimSun" w:cs="SimSun"/>
         </w:rPr>
         <w:t>5：</w:t>
       </w:r>
       <w:r>
         <w:rPr>
           <w:rStyle w:val="VerbatimChar"/>
-          <w:rFonts w:hint="eastAsia" w:ascii="Times New Roman" w:hAnsi="Times New Roman" w:eastAsia="FangSong" w:cs="Times New Roman"/>
+          <w:rFonts w:hint="eastAsia" w:ascii="SimSun" w:hAnsi="SimSun" w:eastAsia="SimSun" w:cs="SimSun"/>
         </w:rPr>
         <w:t>看</w:t>
       </w:r>
       <w:r>
         <w:rPr>
           <w:rStyle w:val="VerbatimChar"/>
-          <w:rFonts w:ascii="Times New Roman" w:hAnsi="Times New Roman" w:eastAsia="Times New Roman" w:cs="Times New Roman"/>
+          <w:rFonts w:ascii="SimSun" w:hAnsi="SimSun" w:eastAsia="SimSun" w:cs="SimSun"/>
         </w:rPr>
         <w:t xml:space="preserve"> E2 </w:t>
       </w:r>
       <w:r>
         <w:rPr>
           <w:rStyle w:val="VerbatimChar"/>
-          <w:rFonts w:hint="eastAsia" w:ascii="Times New Roman" w:hAnsi="Times New Roman" w:eastAsia="FangSong" w:cs="Times New Roman"/>
+          <w:rFonts w:hint="eastAsia" w:ascii="SimSun" w:hAnsi="SimSun" w:eastAsia="SimSun" w:cs="SimSun"/>
         </w:rPr>
         <w:t xml:space="preserve">构象修正</w:t>
       </w:r>
       <w:r>
         <w:rPr>
-          <w:rFonts w:ascii="Times New Roman" w:hAnsi="Times New Roman" w:eastAsia="Times New Roman" w:cs="Times New Roman"/>
+          <w:rFonts w:ascii="SimSun" w:hAnsi="SimSun" w:eastAsia="SimSun" w:cs="SimSun"/>
         </w:rPr>
         <w:br/>
       </w:r>
       <w:r>
         <w:rPr>
           <w:rStyle w:val="VerbatimChar"/>
-          <w:rFonts w:ascii="Times New Roman" w:hAnsi="Times New Roman" w:eastAsia="Times New Roman" w:cs="Times New Roman"/>
+          <w:rFonts w:ascii="SimSun" w:hAnsi="SimSun" w:eastAsia="SimSun" w:cs="SimSun"/>
         </w:rPr>
         <w:t xml:space="preserve">    ├── </w:t>
       </w:r>
       <w:r>
         <w:rPr>
           <w:rStyle w:val="VerbatimChar"/>
-          <w:rFonts w:hint="eastAsia" w:ascii="Times New Roman" w:hAnsi="Times New Roman" w:eastAsia="FangSong" w:cs="Times New Roman"/>
+          <w:rFonts w:hint="eastAsia" w:ascii="SimSun" w:hAnsi="SimSun" w:eastAsia="SimSun" w:cs="SimSun"/>
         </w:rPr>
         <w:t>环己烷体系</w:t>
       </w:r>
       <w:r>
         <w:rPr>
           <w:rStyle w:val="VerbatimChar"/>
-          <w:rFonts w:hint="eastAsia" w:ascii="Times New Roman" w:hAnsi="Times New Roman" w:eastAsia="Times New Roman" w:cs="Times New Roman"/>
+          <w:rFonts w:hint="eastAsia" w:ascii="SimSun" w:hAnsi="SimSun" w:eastAsia="SimSun" w:cs="SimSun"/>
         </w:rPr>
         <w:t>→</w:t>
       </w:r>
       <w:r>
         <w:rPr>
           <w:rStyle w:val="VerbatimChar"/>
-          <w:rFonts w:hint="eastAsia" w:ascii="Times New Roman" w:hAnsi="Times New Roman" w:eastAsia="FangSong" w:cs="Times New Roman"/>
+          <w:rFonts w:hint="eastAsia" w:ascii="SimSun" w:hAnsi="SimSun" w:eastAsia="SimSun" w:cs="SimSun"/>
         </w:rPr>
         <w:t>必须</w:t>
       </w:r>
       <w:r>
         <w:rPr>
           <w:rStyle w:val="VerbatimChar"/>
-          <w:rFonts w:ascii="Times New Roman" w:hAnsi="Times New Roman" w:eastAsia="Times New Roman" w:cs="Times New Roman"/>
+          <w:rFonts w:ascii="SimSun" w:hAnsi="SimSun" w:eastAsia="SimSun" w:cs="SimSun"/>
         </w:rPr>
         <w:t xml:space="preserve"> </w:t>
       </w:r>
       <w:r>
         <w:rPr>
           <w:rStyle w:val="VerbatimChar"/>
-          <w:rFonts w:hint="eastAsia" w:ascii="Times New Roman" w:hAnsi="Times New Roman" w:eastAsia="Times New Roman" w:cs="Times New Roman"/>
+          <w:rFonts w:hint="eastAsia" w:ascii="SimSun" w:hAnsi="SimSun" w:eastAsia="SimSun" w:cs="SimSun"/>
         </w:rPr>
         <w:t>a,a-</w:t>
       </w:r>
       <w:r>
         <w:rPr>
           <w:rStyle w:val="VerbatimChar"/>
-          <w:rFonts w:hint="eastAsia" w:ascii="Times New Roman" w:hAnsi="Times New Roman" w:eastAsia="FangSong" w:cs="Times New Roman"/>
+          <w:rFonts w:hint="eastAsia" w:ascii="SimSun" w:hAnsi="SimSun" w:eastAsia="SimSun" w:cs="SimSun"/>
         </w:rPr>
         <w:t>双轴才能</w:t>
       </w:r>
       <w:r>
         <w:rPr>
           <w:rStyle w:val="VerbatimChar"/>
-          <w:rFonts w:ascii="Times New Roman" w:hAnsi="Times New Roman" w:eastAsia="Times New Roman" w:cs="Times New Roman"/>
+          <w:rFonts w:ascii="SimSun" w:hAnsi="SimSun" w:eastAsia="SimSun" w:cs="SimSun"/>
         </w:rPr>
         <w:t xml:space="preserve"> E2</w:t>
       </w:r>
       <w:r>
         <w:rPr>
-          <w:rFonts w:ascii="Times New Roman" w:hAnsi="Times New Roman" w:eastAsia="Times New Roman" w:cs="Times New Roman"/>
+          <w:rFonts w:ascii="SimSun" w:hAnsi="SimSun" w:eastAsia="SimSun" w:cs="SimSun"/>
         </w:rPr>
         <w:br/>
       </w:r>
       <w:r>
         <w:rPr>
           <w:rStyle w:val="VerbatimChar"/>
-          <w:rFonts w:ascii="Times New Roman" w:hAnsi="Times New Roman" w:eastAsia="Times New Roman" w:cs="Times New Roman"/>
+          <w:rFonts w:ascii="SimSun" w:hAnsi="SimSun" w:eastAsia="SimSun" w:cs="SimSun"/>
         </w:rPr>
         <w:t xml:space="preserve">    ├── </w:t>
       </w:r>
       <w:r>
         <w:rPr>
           <w:rStyle w:val="VerbatimChar"/>
-          <w:rFonts w:hint="eastAsia" w:ascii="Times New Roman" w:hAnsi="Times New Roman" w:eastAsia="FangSong" w:cs="Times New Roman"/>
+          <w:rFonts w:hint="eastAsia" w:ascii="SimSun" w:hAnsi="SimSun" w:eastAsia="SimSun" w:cs="SimSun"/>
         </w:rPr>
         <w:t>开链体系</w:t>
       </w:r>
       <w:r>
         <w:rPr>
           <w:rStyle w:val="VerbatimChar"/>
-          <w:rFonts w:hint="eastAsia" w:ascii="Times New Roman" w:hAnsi="Times New Roman" w:eastAsia="Times New Roman" w:cs="Times New Roman"/>
+          <w:rFonts w:hint="eastAsia" w:ascii="SimSun" w:hAnsi="SimSun" w:eastAsia="SimSun" w:cs="SimSun"/>
         </w:rPr>
         <w:t>→</w:t>
       </w:r>
       <w:r>
         <w:rPr>
           <w:rStyle w:val="VerbatimChar"/>
-          <w:rFonts w:hint="eastAsia" w:ascii="Times New Roman" w:hAnsi="Times New Roman" w:eastAsia="FangSong" w:cs="Times New Roman"/>
+          <w:rFonts w:hint="eastAsia" w:ascii="SimSun" w:hAnsi="SimSun" w:eastAsia="SimSun" w:cs="SimSun"/>
         </w:rPr>
         <w:t>用</w:t>
       </w:r>
       <w:r>
         <w:rPr>
           <w:rStyle w:val="VerbatimChar"/>
-          <w:rFonts w:ascii="Times New Roman" w:hAnsi="Times New Roman" w:eastAsia="Times New Roman" w:cs="Times New Roman"/>
+          <w:rFonts w:ascii="SimSun" w:hAnsi="SimSun" w:eastAsia="SimSun" w:cs="SimSun"/>
         </w:rPr>
         <w:t xml:space="preserve"> Newman </w:t>
       </w:r>
       <w:r>
         <w:rPr>
           <w:rStyle w:val="VerbatimChar"/>
-          <w:rFonts w:hint="eastAsia" w:ascii="Times New Roman" w:hAnsi="Times New Roman" w:eastAsia="FangSong" w:cs="Times New Roman"/>
+          <w:rFonts w:hint="eastAsia" w:ascii="SimSun" w:hAnsi="SimSun" w:eastAsia="SimSun" w:cs="SimSun"/>
         </w:rPr>
         <w:t xml:space="preserve">投影检查</w:t>
       </w:r>
       <w:r>
         <w:rPr>
           <w:rStyle w:val="VerbatimChar"/>
-          <w:rFonts w:ascii="Times New Roman" w:hAnsi="Times New Roman" w:eastAsia="Times New Roman" w:cs="Times New Roman"/>
+          <w:rFonts w:ascii="SimSun" w:hAnsi="SimSun" w:eastAsia="SimSun" w:cs="SimSun"/>
         </w:rPr>
         <w:t xml:space="preserve"> anti-periplanar</w:t>
       </w:r>
       <w:r>
         <w:rPr>
-          <w:rFonts w:ascii="Times New Roman" w:hAnsi="Times New Roman" w:eastAsia="Times New Roman" w:cs="Times New Roman"/>
+          <w:rFonts w:ascii="SimSun" w:hAnsi="SimSun" w:eastAsia="SimSun" w:cs="SimSun"/>
         </w:rPr>
         <w:br/>
       </w:r>
       <w:r>
         <w:rPr>
           <w:rStyle w:val="VerbatimChar"/>
-          <w:rFonts w:ascii="Times New Roman" w:hAnsi="Times New Roman" w:eastAsia="Times New Roman" w:cs="Times New Roman"/>
+          <w:rFonts w:ascii="SimSun" w:hAnsi="SimSun" w:eastAsia="SimSun" w:cs="SimSun"/>
         </w:rPr>
         <w:t xml:space="preserve">    └── </w:t>
       </w:r>
       <w:r>
         <w:rPr>
           <w:rStyle w:val="VerbatimChar"/>
-          <w:rFonts w:hint="eastAsia" w:ascii="Times New Roman" w:hAnsi="Times New Roman" w:eastAsia="FangSong" w:cs="Times New Roman"/>
+          <w:rFonts w:hint="eastAsia" w:ascii="SimSun" w:hAnsi="SimSun" w:eastAsia="SimSun" w:cs="SimSun"/>
         </w:rPr>
         <w:t>不能形成反式共平面</w:t>
       </w:r>
       <w:r>
         <w:rPr>
           <w:rStyle w:val="VerbatimChar"/>
-          <w:rFonts w:hint="eastAsia" w:ascii="Times New Roman" w:hAnsi="Times New Roman" w:eastAsia="Times New Roman" w:cs="Times New Roman"/>
+          <w:rFonts w:hint="eastAsia" w:ascii="SimSun" w:hAnsi="SimSun" w:eastAsia="SimSun" w:cs="SimSun"/>
         </w:rPr>
         <w:t>→E2</w:t>
       </w:r>
       <w:r>
         <w:rPr>
           <w:rStyle w:val="VerbatimChar"/>
-          <w:rFonts w:ascii="Times New Roman" w:hAnsi="Times New Roman" w:eastAsia="Times New Roman" w:cs="Times New Roman"/>
+          <w:rFonts w:ascii="SimSun" w:hAnsi="SimSun" w:eastAsia="SimSun" w:cs="SimSun"/>
         </w:rPr>
         <w:t xml:space="preserve"> </w:t>
       </w:r>
       <w:r>
         <w:rPr>
           <w:rStyle w:val="VerbatimChar"/>
-          <w:rFonts w:hint="eastAsia" w:ascii="Times New Roman" w:hAnsi="Times New Roman" w:eastAsia="FangSong" w:cs="Times New Roman"/>
+          <w:rFonts w:hint="eastAsia" w:ascii="SimSun" w:hAnsi="SimSun" w:eastAsia="SimSun" w:cs="SimSun"/>
         </w:rPr>
         <w:t xml:space="preserve">被禁止或极慢</w:t>
       </w:r>
@@ -41427,7 +41409,7 @@
     <ns0:name ns0:val="Verbatim Char"/>
     <ns0:basedOn ns0:val="BodyTextChar"/>
     <ns0:rPr>
-      <ns0:rFonts ns0:ascii="Times New Roman" ns0:cs="Times New Roman" ns0:eastAsia="FangSong" ns0:hAnsi="Times New Roman"/>
+      <ns0:rFonts ns0:ascii="SimSun" ns0:cs="SimSun" ns0:eastAsia="SimSun" ns0:hAnsi="SimSun"/>
       <ns0:b ns0:val="0"/>
       <ns0:sz ns0:val="20"/>
     </ns0:rPr>
@@ -41489,7 +41471,7 @@
       <w:wordWrap w:val="off"/>
     </w:pPr>
     <ns0:rPr>
-      <w:rFonts ns0:ascii="Times New Roman" ns0:hAnsi="Times New Roman" ns0:eastAsia="FangSong" ns0:cs="Times New Roman"/>
+      <w:rFonts ns0:ascii="SimSun" ns0:hAnsi="SimSun" ns0:eastAsia="SimSun" ns0:cs="SimSun"/>
     </ns0:rPr>
   </w:style>
   <w:style w:type="character" w:customStyle="1" w:styleId="KeywordTok">

--- a/06-学生侧材料/讲义/有机化学/亲核取代与消除反应.docx
+++ b/06-学生侧材料/讲义/有机化学/亲核取代与消除反应.docx
@@ -31411,1272 +31411,1042 @@
     </w:p>
     <w:p>
       <w:pPr>
-        <w:pStyle w:val="SourceCode"/>
+        <w:pStyle w:val="Compact"/>
+        <w:numPr>
+          <w:ilvl w:val="0"/>
+          <w:numId w:val="1021"/>
+        </w:numPr>
       </w:pPr>
       <w:r>
         <w:rPr>
-          <w:rStyle w:val="VerbatimChar"/>
-          <w:rFonts w:hint="eastAsia" w:ascii="SimSun" w:hAnsi="SimSun" w:eastAsia="SimSun" w:cs="SimSun"/>
+          <w:rFonts w:hint="eastAsia" w:ascii="Times New Roman" w:hAnsi="Times New Roman" w:eastAsia="FangSong" w:cs="Times New Roman"/>
         </w:rPr>
         <w:t xml:space="preserve">拿到一个</w:t>
       </w:r>
       <w:r>
         <w:rPr>
-          <w:rStyle w:val="VerbatimChar"/>
-          <w:rFonts w:ascii="SimSun" w:hAnsi="SimSun" w:eastAsia="SimSun" w:cs="SimSun"/>
+          <w:rFonts w:ascii="Times New Roman" w:hAnsi="Times New Roman" w:eastAsia="Times New Roman" w:cs="Times New Roman"/>
         </w:rPr>
         <w:t xml:space="preserve"> RX + </w:t>
       </w:r>
       <w:r>
         <w:rPr>
-          <w:rStyle w:val="VerbatimChar"/>
-          <w:rFonts w:hint="eastAsia" w:ascii="SimSun" w:hAnsi="SimSun" w:eastAsia="SimSun" w:cs="SimSun"/>
+          <w:rFonts w:hint="eastAsia" w:ascii="Times New Roman" w:hAnsi="Times New Roman" w:eastAsia="FangSong" w:cs="Times New Roman"/>
         </w:rPr>
         <w:t xml:space="preserve">条件题</w:t>
       </w:r>
-      <w:r>
-        <w:rPr>
-          <w:rFonts w:ascii="SimSun" w:hAnsi="SimSun" w:eastAsia="SimSun" w:cs="SimSun"/>
-        </w:rPr>
-        <w:br/>
-      </w:r>
-      <w:r>
-        <w:rPr>
-          <w:rStyle w:val="VerbatimChar"/>
-          <w:rFonts w:ascii="SimSun" w:hAnsi="SimSun" w:eastAsia="SimSun" w:cs="SimSun"/>
-        </w:rPr>
-        <w:t xml:space="preserve">│</w:t>
-      </w:r>
-      <w:r>
-        <w:rPr>
-          <w:rFonts w:ascii="SimSun" w:hAnsi="SimSun" w:eastAsia="SimSun" w:cs="SimSun"/>
-        </w:rPr>
-        <w:br/>
-      </w:r>
-      <w:r>
-        <w:rPr>
-          <w:rStyle w:val="VerbatimChar"/>
-          <w:rFonts w:ascii="SimSun" w:hAnsi="SimSun" w:eastAsia="SimSun" w:cs="SimSun"/>
-        </w:rPr>
-        <w:t xml:space="preserve">├─ Step </w:t>
-      </w:r>
-      <w:r>
-        <w:rPr>
-          <w:rStyle w:val="VerbatimChar"/>
-          <w:rFonts w:hint="eastAsia" w:ascii="SimSun" w:hAnsi="SimSun" w:eastAsia="SimSun" w:cs="SimSun"/>
+    </w:p>
+    <w:p>
+      <w:pPr>
+        <w:pStyle w:val="Compact"/>
+        <w:numPr>
+          <w:ilvl w:val="1"/>
+          <w:numId w:val="1022"/>
+        </w:numPr>
+      </w:pPr>
+      <w:r>
+        <w:rPr>
+          <w:rFonts w:ascii="Times New Roman" w:hAnsi="Times New Roman" w:eastAsia="Times New Roman" w:cs="Times New Roman"/>
+        </w:rPr>
+        <w:t xml:space="preserve">Step </w:t>
+      </w:r>
+      <w:r>
+        <w:rPr>
+          <w:rFonts w:hint="eastAsia" w:ascii="Times New Roman" w:hAnsi="Times New Roman" w:eastAsia="Times New Roman" w:cs="Times New Roman"/>
         </w:rPr>
         <w:t>1：</w:t>
       </w:r>
       <w:r>
         <w:rPr>
-          <w:rStyle w:val="VerbatimChar"/>
-          <w:rFonts w:hint="eastAsia" w:ascii="SimSun" w:hAnsi="SimSun" w:eastAsia="SimSun" w:cs="SimSun"/>
+          <w:rFonts w:hint="eastAsia" w:ascii="Times New Roman" w:hAnsi="Times New Roman" w:eastAsia="FangSong" w:cs="Times New Roman"/>
         </w:rPr>
         <w:t>看底物级数</w:t>
       </w:r>
-      <w:r>
-        <w:rPr>
-          <w:rFonts w:ascii="SimSun" w:hAnsi="SimSun" w:eastAsia="SimSun" w:cs="SimSun"/>
-        </w:rPr>
-        <w:br/>
-      </w:r>
-      <w:r>
-        <w:rPr>
-          <w:rStyle w:val="VerbatimChar"/>
-          <w:rFonts w:ascii="SimSun" w:hAnsi="SimSun" w:eastAsia="SimSun" w:cs="SimSun"/>
-        </w:rPr>
-        <w:t xml:space="preserve">│   ├── </w:t>
-      </w:r>
-      <w:r>
-        <w:rPr>
-          <w:rStyle w:val="VerbatimChar"/>
-          <w:rFonts w:hint="eastAsia" w:ascii="SimSun" w:hAnsi="SimSun" w:eastAsia="SimSun" w:cs="SimSun"/>
+    </w:p>
+    <w:p>
+      <w:pPr>
+        <w:pStyle w:val="Compact"/>
+        <w:numPr>
+          <w:ilvl w:val="2"/>
+          <w:numId w:val="1023"/>
+        </w:numPr>
+      </w:pPr>
+      <w:r>
+        <w:rPr>
+          <w:rFonts w:hint="eastAsia" w:ascii="Times New Roman" w:hAnsi="Times New Roman" w:eastAsia="FangSong" w:cs="Times New Roman"/>
         </w:rPr>
         <w:t>甲基</w:t>
       </w:r>
       <w:r>
         <w:rPr>
-          <w:rStyle w:val="VerbatimChar"/>
-          <w:rFonts w:hint="eastAsia" w:ascii="SimSun" w:hAnsi="SimSun" w:eastAsia="SimSun" w:cs="SimSun"/>
+          <w:rFonts w:hint="eastAsia" w:ascii="Times New Roman" w:hAnsi="Times New Roman" w:eastAsia="Times New Roman" w:cs="Times New Roman"/>
         </w:rPr>
         <w:t>/1°</w:t>
       </w:r>
       <w:r>
         <w:rPr>
-          <w:rStyle w:val="VerbatimChar"/>
-          <w:rFonts w:ascii="SimSun" w:hAnsi="SimSun" w:eastAsia="SimSun" w:cs="SimSun"/>
+          <w:rFonts w:ascii="Times New Roman" w:hAnsi="Times New Roman" w:eastAsia="Times New Roman" w:cs="Times New Roman"/>
         </w:rPr>
         <w:t xml:space="preserve"> → SN2 </w:t>
       </w:r>
       <w:r>
         <w:rPr>
-          <w:rStyle w:val="VerbatimChar"/>
-          <w:rFonts w:hint="eastAsia" w:ascii="SimSun" w:hAnsi="SimSun" w:eastAsia="SimSun" w:cs="SimSun"/>
+          <w:rFonts w:hint="eastAsia" w:ascii="Times New Roman" w:hAnsi="Times New Roman" w:eastAsia="FangSong" w:cs="Times New Roman"/>
         </w:rPr>
         <w:t>首选</w:t>
       </w:r>
       <w:r>
         <w:rPr>
-          <w:rStyle w:val="VerbatimChar"/>
-          <w:rFonts w:hint="eastAsia" w:ascii="SimSun" w:hAnsi="SimSun" w:eastAsia="SimSun" w:cs="SimSun"/>
+          <w:rFonts w:hint="eastAsia" w:ascii="Times New Roman" w:hAnsi="Times New Roman" w:eastAsia="Times New Roman" w:cs="Times New Roman"/>
         </w:rPr>
         <w:t>（</w:t>
       </w:r>
       <w:r>
         <w:rPr>
-          <w:rStyle w:val="VerbatimChar"/>
-          <w:rFonts w:hint="eastAsia" w:ascii="SimSun" w:hAnsi="SimSun" w:eastAsia="SimSun" w:cs="SimSun"/>
+          <w:rFonts w:hint="eastAsia" w:ascii="Times New Roman" w:hAnsi="Times New Roman" w:eastAsia="FangSong" w:cs="Times New Roman"/>
         </w:rPr>
         <w:t>除非强碱</w:t>
       </w:r>
       <w:r>
         <w:rPr>
-          <w:rStyle w:val="VerbatimChar"/>
-          <w:rFonts w:hint="eastAsia" w:ascii="SimSun" w:hAnsi="SimSun" w:eastAsia="SimSun" w:cs="SimSun"/>
+          <w:rFonts w:hint="eastAsia" w:ascii="Times New Roman" w:hAnsi="Times New Roman" w:eastAsia="Times New Roman" w:cs="Times New Roman"/>
         </w:rPr>
         <w:t>+</w:t>
       </w:r>
       <w:r>
         <w:rPr>
-          <w:rStyle w:val="VerbatimChar"/>
-          <w:rFonts w:hint="eastAsia" w:ascii="SimSun" w:hAnsi="SimSun" w:eastAsia="SimSun" w:cs="SimSun"/>
+          <w:rFonts w:hint="eastAsia" w:ascii="Times New Roman" w:hAnsi="Times New Roman" w:eastAsia="FangSong" w:cs="Times New Roman"/>
         </w:rPr>
         <w:t>高温</w:t>
       </w:r>
       <w:r>
         <w:rPr>
-          <w:rStyle w:val="VerbatimChar"/>
-          <w:rFonts w:hint="eastAsia" w:ascii="SimSun" w:hAnsi="SimSun" w:eastAsia="SimSun" w:cs="SimSun"/>
+          <w:rFonts w:hint="eastAsia" w:ascii="Times New Roman" w:hAnsi="Times New Roman" w:eastAsia="Times New Roman" w:cs="Times New Roman"/>
         </w:rPr>
         <w:t>→E2）</w:t>
       </w:r>
-      <w:r>
-        <w:rPr>
-          <w:rFonts w:ascii="SimSun" w:hAnsi="SimSun" w:eastAsia="SimSun" w:cs="SimSun"/>
-        </w:rPr>
-        <w:br/>
-      </w:r>
-      <w:r>
-        <w:rPr>
-          <w:rStyle w:val="VerbatimChar"/>
-          <w:rFonts w:ascii="SimSun" w:hAnsi="SimSun" w:eastAsia="SimSun" w:cs="SimSun"/>
-        </w:rPr>
-        <w:t xml:space="preserve">│   ├── 2° → </w:t>
-      </w:r>
-      <w:r>
-        <w:rPr>
-          <w:rStyle w:val="VerbatimChar"/>
-          <w:rFonts w:hint="eastAsia" w:ascii="SimSun" w:hAnsi="SimSun" w:eastAsia="SimSun" w:cs="SimSun"/>
+    </w:p>
+    <w:p>
+      <w:pPr>
+        <w:pStyle w:val="Compact"/>
+        <w:numPr>
+          <w:ilvl w:val="2"/>
+          <w:numId w:val="1023"/>
+        </w:numPr>
+      </w:pPr>
+      <w:r>
+        <w:rPr>
+          <w:rFonts w:ascii="Times New Roman" w:hAnsi="Times New Roman" w:eastAsia="Times New Roman" w:cs="Times New Roman"/>
+        </w:rPr>
+        <w:t xml:space="preserve">2° → </w:t>
+      </w:r>
+      <w:r>
+        <w:rPr>
+          <w:rFonts w:hint="eastAsia" w:ascii="Times New Roman" w:hAnsi="Times New Roman" w:eastAsia="FangSong" w:cs="Times New Roman"/>
         </w:rPr>
         <w:t>竞争主战场</w:t>
       </w:r>
       <w:r>
         <w:rPr>
-          <w:rStyle w:val="VerbatimChar"/>
-          <w:rFonts w:hint="eastAsia" w:ascii="SimSun" w:hAnsi="SimSun" w:eastAsia="SimSun" w:cs="SimSun"/>
+          <w:rFonts w:hint="eastAsia" w:ascii="Times New Roman" w:hAnsi="Times New Roman" w:eastAsia="Times New Roman" w:cs="Times New Roman"/>
         </w:rPr>
         <w:t>（</w:t>
       </w:r>
       <w:r>
         <w:rPr>
-          <w:rStyle w:val="VerbatimChar"/>
-          <w:rFonts w:hint="eastAsia" w:ascii="SimSun" w:hAnsi="SimSun" w:eastAsia="SimSun" w:cs="SimSun"/>
+          <w:rFonts w:hint="eastAsia" w:ascii="Times New Roman" w:hAnsi="Times New Roman" w:eastAsia="FangSong" w:cs="Times New Roman"/>
         </w:rPr>
         <w:t>需看后续因子</w:t>
       </w:r>
       <w:r>
         <w:rPr>
-          <w:rStyle w:val="VerbatimChar"/>
-          <w:rFonts w:hint="eastAsia" w:ascii="SimSun" w:hAnsi="SimSun" w:eastAsia="SimSun" w:cs="SimSun"/>
+          <w:rFonts w:hint="eastAsia" w:ascii="Times New Roman" w:hAnsi="Times New Roman" w:eastAsia="Times New Roman" w:cs="Times New Roman"/>
         </w:rPr>
         <w:t>）</w:t>
       </w:r>
-      <w:r>
-        <w:rPr>
-          <w:rFonts w:ascii="SimSun" w:hAnsi="SimSun" w:eastAsia="SimSun" w:cs="SimSun"/>
-        </w:rPr>
-        <w:br/>
-      </w:r>
-      <w:r>
-        <w:rPr>
-          <w:rStyle w:val="VerbatimChar"/>
-          <w:rFonts w:ascii="SimSun" w:hAnsi="SimSun" w:eastAsia="SimSun" w:cs="SimSun"/>
-        </w:rPr>
-        <w:t xml:space="preserve">│   └── 3° → SN2 </w:t>
-      </w:r>
-      <w:r>
-        <w:rPr>
-          <w:rStyle w:val="VerbatimChar"/>
-          <w:rFonts w:hint="eastAsia" w:ascii="SimSun" w:hAnsi="SimSun" w:eastAsia="SimSun" w:cs="SimSun"/>
+    </w:p>
+    <w:p>
+      <w:pPr>
+        <w:pStyle w:val="Compact"/>
+        <w:numPr>
+          <w:ilvl w:val="2"/>
+          <w:numId w:val="1023"/>
+        </w:numPr>
+      </w:pPr>
+      <w:r>
+        <w:rPr>
+          <w:rFonts w:ascii="Times New Roman" w:hAnsi="Times New Roman" w:eastAsia="Times New Roman" w:cs="Times New Roman"/>
+        </w:rPr>
+        <w:t xml:space="preserve">3° → SN2 </w:t>
+      </w:r>
+      <w:r>
+        <w:rPr>
+          <w:rFonts w:hint="eastAsia" w:ascii="Times New Roman" w:hAnsi="Times New Roman" w:eastAsia="FangSong" w:cs="Times New Roman"/>
         </w:rPr>
         <w:t>不可能</w:t>
       </w:r>
       <w:r>
         <w:rPr>
-          <w:rStyle w:val="VerbatimChar"/>
-          <w:rFonts w:hint="eastAsia" w:ascii="SimSun" w:hAnsi="SimSun" w:eastAsia="SimSun" w:cs="SimSun"/>
+          <w:rFonts w:hint="eastAsia" w:ascii="Times New Roman" w:hAnsi="Times New Roman" w:eastAsia="Times New Roman" w:cs="Times New Roman"/>
         </w:rPr>
         <w:t>，</w:t>
       </w:r>
       <w:r>
         <w:rPr>
-          <w:rStyle w:val="VerbatimChar"/>
-          <w:rFonts w:hint="eastAsia" w:ascii="SimSun" w:hAnsi="SimSun" w:eastAsia="SimSun" w:cs="SimSun"/>
+          <w:rFonts w:hint="eastAsia" w:ascii="Times New Roman" w:hAnsi="Times New Roman" w:eastAsia="FangSong" w:cs="Times New Roman"/>
         </w:rPr>
         <w:t>用</w:t>
       </w:r>
       <w:r>
         <w:rPr>
-          <w:rStyle w:val="VerbatimChar"/>
-          <w:rFonts w:ascii="SimSun" w:hAnsi="SimSun" w:eastAsia="SimSun" w:cs="SimSun"/>
+          <w:rFonts w:ascii="Times New Roman" w:hAnsi="Times New Roman" w:eastAsia="Times New Roman" w:cs="Times New Roman"/>
         </w:rPr>
         <w:t xml:space="preserve"> SN1/E1/E2 </w:t>
       </w:r>
       <w:r>
         <w:rPr>
-          <w:rStyle w:val="VerbatimChar"/>
-          <w:rFonts w:hint="eastAsia" w:ascii="SimSun" w:hAnsi="SimSun" w:eastAsia="SimSun" w:cs="SimSun"/>
+          <w:rFonts w:hint="eastAsia" w:ascii="Times New Roman" w:hAnsi="Times New Roman" w:eastAsia="FangSong" w:cs="Times New Roman"/>
         </w:rPr>
         <w:t xml:space="preserve">三选一</w:t>
       </w:r>
-      <w:r>
-        <w:rPr>
-          <w:rFonts w:ascii="SimSun" w:hAnsi="SimSun" w:eastAsia="SimSun" w:cs="SimSun"/>
-        </w:rPr>
-        <w:br/>
-      </w:r>
-      <w:r>
-        <w:rPr>
-          <w:rStyle w:val="VerbatimChar"/>
-          <w:rFonts w:ascii="SimSun" w:hAnsi="SimSun" w:eastAsia="SimSun" w:cs="SimSun"/>
-        </w:rPr>
-        <w:t xml:space="preserve">│</w:t>
-      </w:r>
-      <w:r>
-        <w:rPr>
-          <w:rFonts w:ascii="SimSun" w:hAnsi="SimSun" w:eastAsia="SimSun" w:cs="SimSun"/>
-        </w:rPr>
-        <w:br/>
-      </w:r>
-      <w:r>
-        <w:rPr>
-          <w:rStyle w:val="VerbatimChar"/>
-          <w:rFonts w:ascii="SimSun" w:hAnsi="SimSun" w:eastAsia="SimSun" w:cs="SimSun"/>
-        </w:rPr>
-        <w:t xml:space="preserve">├─ Step </w:t>
-      </w:r>
-      <w:r>
-        <w:rPr>
-          <w:rStyle w:val="VerbatimChar"/>
-          <w:rFonts w:hint="eastAsia" w:ascii="SimSun" w:hAnsi="SimSun" w:eastAsia="SimSun" w:cs="SimSun"/>
+    </w:p>
+    <w:p>
+      <w:pPr>
+        <w:pStyle w:val="Compact"/>
+        <w:numPr>
+          <w:ilvl w:val="1"/>
+          <w:numId w:val="1022"/>
+        </w:numPr>
+      </w:pPr>
+      <w:r>
+        <w:rPr>
+          <w:rFonts w:ascii="Times New Roman" w:hAnsi="Times New Roman" w:eastAsia="Times New Roman" w:cs="Times New Roman"/>
+        </w:rPr>
+        <w:t xml:space="preserve">Step </w:t>
+      </w:r>
+      <w:r>
+        <w:rPr>
+          <w:rFonts w:hint="eastAsia" w:ascii="Times New Roman" w:hAnsi="Times New Roman" w:eastAsia="Times New Roman" w:cs="Times New Roman"/>
         </w:rPr>
         <w:t>2：</w:t>
       </w:r>
       <w:r>
         <w:rPr>
-          <w:rStyle w:val="VerbatimChar"/>
-          <w:rFonts w:hint="eastAsia" w:ascii="SimSun" w:hAnsi="SimSun" w:eastAsia="SimSun" w:cs="SimSun"/>
+          <w:rFonts w:hint="eastAsia" w:ascii="Times New Roman" w:hAnsi="Times New Roman" w:eastAsia="FangSong" w:cs="Times New Roman"/>
         </w:rPr>
         <w:t>看试剂</w:t>
       </w:r>
       <w:r>
         <w:rPr>
-          <w:rStyle w:val="VerbatimChar"/>
-          <w:rFonts w:hint="eastAsia" w:ascii="SimSun" w:hAnsi="SimSun" w:eastAsia="SimSun" w:cs="SimSun"/>
+          <w:rFonts w:hint="eastAsia" w:ascii="Times New Roman" w:hAnsi="Times New Roman" w:eastAsia="Times New Roman" w:cs="Times New Roman"/>
         </w:rPr>
         <w:t>（</w:t>
       </w:r>
       <w:r>
         <w:rPr>
-          <w:rStyle w:val="VerbatimChar"/>
-          <w:rFonts w:hint="eastAsia" w:ascii="SimSun" w:hAnsi="SimSun" w:eastAsia="SimSun" w:cs="SimSun"/>
+          <w:rFonts w:hint="eastAsia" w:ascii="Times New Roman" w:hAnsi="Times New Roman" w:eastAsia="FangSong" w:cs="Times New Roman"/>
         </w:rPr>
         <w:t>亲核性</w:t>
       </w:r>
       <w:r>
         <w:rPr>
-          <w:rStyle w:val="VerbatimChar"/>
-          <w:rFonts w:ascii="SimSun" w:hAnsi="SimSun" w:eastAsia="SimSun" w:cs="SimSun"/>
+          <w:rFonts w:ascii="Times New Roman" w:hAnsi="Times New Roman" w:eastAsia="Times New Roman" w:cs="Times New Roman"/>
         </w:rPr>
         <w:t xml:space="preserve"> vs </w:t>
       </w:r>
       <w:r>
         <w:rPr>
-          <w:rStyle w:val="VerbatimChar"/>
-          <w:rFonts w:hint="eastAsia" w:ascii="SimSun" w:hAnsi="SimSun" w:eastAsia="SimSun" w:cs="SimSun"/>
+          <w:rFonts w:hint="eastAsia" w:ascii="Times New Roman" w:hAnsi="Times New Roman" w:eastAsia="FangSong" w:cs="Times New Roman"/>
         </w:rPr>
         <w:t>碱性</w:t>
       </w:r>
       <w:r>
         <w:rPr>
-          <w:rStyle w:val="VerbatimChar"/>
-          <w:rFonts w:hint="eastAsia" w:ascii="SimSun" w:hAnsi="SimSun" w:eastAsia="SimSun" w:cs="SimSun"/>
+          <w:rFonts w:hint="eastAsia" w:ascii="Times New Roman" w:hAnsi="Times New Roman" w:eastAsia="Times New Roman" w:cs="Times New Roman"/>
         </w:rPr>
         <w:t>）</w:t>
       </w:r>
-      <w:r>
-        <w:rPr>
-          <w:rFonts w:ascii="SimSun" w:hAnsi="SimSun" w:eastAsia="SimSun" w:cs="SimSun"/>
-        </w:rPr>
-        <w:br/>
-      </w:r>
-      <w:r>
-        <w:rPr>
-          <w:rStyle w:val="VerbatimChar"/>
-          <w:rFonts w:ascii="SimSun" w:hAnsi="SimSun" w:eastAsia="SimSun" w:cs="SimSun"/>
-        </w:rPr>
-        <w:t xml:space="preserve">│   ├── </w:t>
-      </w:r>
-      <w:r>
-        <w:rPr>
-          <w:rStyle w:val="VerbatimChar"/>
-          <w:rFonts w:hint="eastAsia" w:ascii="SimSun" w:hAnsi="SimSun" w:eastAsia="SimSun" w:cs="SimSun"/>
+    </w:p>
+    <w:p>
+      <w:pPr>
+        <w:pStyle w:val="Compact"/>
+        <w:numPr>
+          <w:ilvl w:val="2"/>
+          <w:numId w:val="1024"/>
+        </w:numPr>
+      </w:pPr>
+      <w:r>
+        <w:rPr>
+          <w:rFonts w:hint="eastAsia" w:ascii="Times New Roman" w:hAnsi="Times New Roman" w:eastAsia="FangSong" w:cs="Times New Roman"/>
         </w:rPr>
         <w:t xml:space="preserve">强亲核</w:t>
       </w:r>
       <w:r>
         <w:rPr>
-          <w:rStyle w:val="VerbatimChar"/>
-          <w:rFonts w:ascii="SimSun" w:hAnsi="SimSun" w:eastAsia="SimSun" w:cs="SimSun"/>
+          <w:rFonts w:ascii="Times New Roman" w:hAnsi="Times New Roman" w:eastAsia="Times New Roman" w:cs="Times New Roman"/>
         </w:rPr>
         <w:t xml:space="preserve"> + </w:t>
       </w:r>
       <w:r>
         <w:rPr>
-          <w:rStyle w:val="VerbatimChar"/>
-          <w:rFonts w:hint="eastAsia" w:ascii="SimSun" w:hAnsi="SimSun" w:eastAsia="SimSun" w:cs="SimSun"/>
+          <w:rFonts w:hint="eastAsia" w:ascii="Times New Roman" w:hAnsi="Times New Roman" w:eastAsia="FangSong" w:cs="Times New Roman"/>
         </w:rPr>
         <w:t>弱碱</w:t>
       </w:r>
       <w:r>
         <w:rPr>
-          <w:rStyle w:val="VerbatimChar"/>
-          <w:rFonts w:hint="eastAsia" w:ascii="SimSun" w:hAnsi="SimSun" w:eastAsia="SimSun" w:cs="SimSun"/>
+          <w:rFonts w:hint="eastAsia" w:ascii="Times New Roman" w:hAnsi="Times New Roman" w:eastAsia="Times New Roman" w:cs="Times New Roman"/>
         </w:rPr>
         <w:t>（I</w:t>
       </w:r>
       <w:r>
         <w:rPr>
-          <w:rStyle w:val="VerbatimChar"/>
-          <w:rFonts w:hint="eastAsia" w:ascii="SimSun" w:hAnsi="SimSun" w:eastAsia="SimSun" w:cs="SimSun"/>
+          <w:rFonts w:hint="eastAsia" w:ascii="Times New Roman" w:hAnsi="Times New Roman" w:eastAsia="Times New Roman" w:cs="Times New Roman"/>
           <w:vertAlign w:val="superscript"/>
         </w:rPr>
         <w:t>-</w:t>
       </w:r>
       <w:r>
         <w:rPr>
-          <w:rStyle w:val="VerbatimChar"/>
-          <w:rFonts w:hint="eastAsia" w:ascii="SimSun" w:hAnsi="SimSun" w:eastAsia="SimSun" w:cs="SimSun"/>
+          <w:rFonts w:hint="eastAsia" w:ascii="Times New Roman" w:hAnsi="Times New Roman" w:eastAsia="Times New Roman" w:cs="Times New Roman"/>
         </w:rPr>
         <w:t>,</w:t>
       </w:r>
       <w:r>
         <w:rPr>
-          <w:rStyle w:val="VerbatimChar"/>
-          <w:rFonts w:ascii="SimSun" w:hAnsi="SimSun" w:eastAsia="SimSun" w:cs="SimSun"/>
+          <w:rFonts w:ascii="Times New Roman" w:hAnsi="Times New Roman" w:eastAsia="Times New Roman" w:cs="Times New Roman"/>
         </w:rPr>
         <w:t xml:space="preserve"> CN</w:t>
       </w:r>
       <w:r>
         <w:rPr>
-          <w:rStyle w:val="VerbatimChar"/>
-          <w:rFonts w:ascii="SimSun" w:hAnsi="SimSun" w:eastAsia="SimSun" w:cs="SimSun"/>
+          <w:rFonts w:ascii="Times New Roman" w:hAnsi="Times New Roman" w:eastAsia="Times New Roman" w:cs="Times New Roman"/>
           <w:vertAlign w:val="superscript"/>
         </w:rPr>
         <w:t>-</w:t>
       </w:r>
       <w:r>
         <w:rPr>
-          <w:rStyle w:val="VerbatimChar"/>
-          <w:rFonts w:ascii="SimSun" w:hAnsi="SimSun" w:eastAsia="SimSun" w:cs="SimSun"/>
+          <w:rFonts w:ascii="Times New Roman" w:hAnsi="Times New Roman" w:eastAsia="Times New Roman" w:cs="Times New Roman"/>
         </w:rPr>
         <w:t>, N</w:t>
       </w:r>
       <w:r>
         <w:rPr>
-          <w:rStyle w:val="VerbatimChar"/>
-          <w:rFonts w:ascii="SimSun" w:hAnsi="SimSun" w:eastAsia="SimSun" w:cs="SimSun"/>
+          <w:rFonts w:ascii="Times New Roman" w:hAnsi="Times New Roman" w:eastAsia="Times New Roman" w:cs="Times New Roman"/>
           <w:vertAlign w:val="subscript"/>
         </w:rPr>
         <w:t>3</w:t>
       </w:r>
       <w:r>
         <w:rPr>
-          <w:rStyle w:val="VerbatimChar"/>
-          <w:rFonts w:ascii="SimSun" w:hAnsi="SimSun" w:eastAsia="SimSun" w:cs="SimSun"/>
+          <w:rFonts w:ascii="Times New Roman" w:hAnsi="Times New Roman" w:eastAsia="Times New Roman" w:cs="Times New Roman"/>
           <w:vertAlign w:val="superscript"/>
         </w:rPr>
         <w:t>-</w:t>
       </w:r>
       <w:r>
         <w:rPr>
-          <w:rStyle w:val="VerbatimChar"/>
-          <w:rFonts w:ascii="SimSun" w:hAnsi="SimSun" w:eastAsia="SimSun" w:cs="SimSun"/>
+          <w:rFonts w:ascii="Times New Roman" w:hAnsi="Times New Roman" w:eastAsia="Times New Roman" w:cs="Times New Roman"/>
         </w:rPr>
         <w:t xml:space="preserve">, </w:t>
       </w:r>
       <w:r>
         <w:rPr>
-          <w:rStyle w:val="VerbatimChar"/>
-          <w:rFonts w:hint="eastAsia" w:ascii="SimSun" w:hAnsi="SimSun" w:eastAsia="SimSun" w:cs="SimSun"/>
+          <w:rFonts w:hint="eastAsia" w:ascii="Times New Roman" w:hAnsi="Times New Roman" w:eastAsia="Times New Roman" w:cs="Times New Roman"/>
         </w:rPr>
         <w:t>Br</w:t>
       </w:r>
       <w:r>
         <w:rPr>
-          <w:rStyle w:val="VerbatimChar"/>
-          <w:rFonts w:hint="eastAsia" w:ascii="SimSun" w:hAnsi="SimSun" w:eastAsia="SimSun" w:cs="SimSun"/>
+          <w:rFonts w:hint="eastAsia" w:ascii="Times New Roman" w:hAnsi="Times New Roman" w:eastAsia="Times New Roman" w:cs="Times New Roman"/>
           <w:vertAlign w:val="superscript"/>
         </w:rPr>
         <w:t>-</w:t>
       </w:r>
       <w:r>
         <w:rPr>
-          <w:rStyle w:val="VerbatimChar"/>
-          <w:rFonts w:hint="eastAsia" w:ascii="SimSun" w:hAnsi="SimSun" w:eastAsia="SimSun" w:cs="SimSun"/>
+          <w:rFonts w:hint="eastAsia" w:ascii="Times New Roman" w:hAnsi="Times New Roman" w:eastAsia="Times New Roman" w:cs="Times New Roman"/>
         </w:rPr>
         <w:t>）→</w:t>
       </w:r>
       <w:r>
         <w:rPr>
-          <w:rStyle w:val="VerbatimChar"/>
-          <w:rFonts w:ascii="SimSun" w:hAnsi="SimSun" w:eastAsia="SimSun" w:cs="SimSun"/>
+          <w:rFonts w:ascii="Times New Roman" w:hAnsi="Times New Roman" w:eastAsia="Times New Roman" w:cs="Times New Roman"/>
         </w:rPr>
         <w:t xml:space="preserve"> SN2</w:t>
       </w:r>
-      <w:r>
-        <w:rPr>
-          <w:rFonts w:ascii="SimSun" w:hAnsi="SimSun" w:eastAsia="SimSun" w:cs="SimSun"/>
-        </w:rPr>
-        <w:br/>
-      </w:r>
-      <w:r>
-        <w:rPr>
-          <w:rStyle w:val="VerbatimChar"/>
-          <w:rFonts w:ascii="SimSun" w:hAnsi="SimSun" w:eastAsia="SimSun" w:cs="SimSun"/>
-        </w:rPr>
-        <w:t xml:space="preserve">│   ├── </w:t>
-      </w:r>
-      <w:r>
-        <w:rPr>
-          <w:rStyle w:val="VerbatimChar"/>
-          <w:rFonts w:hint="eastAsia" w:ascii="SimSun" w:hAnsi="SimSun" w:eastAsia="SimSun" w:cs="SimSun"/>
+    </w:p>
+    <w:p>
+      <w:pPr>
+        <w:pStyle w:val="Compact"/>
+        <w:numPr>
+          <w:ilvl w:val="2"/>
+          <w:numId w:val="1024"/>
+        </w:numPr>
+      </w:pPr>
+      <w:r>
+        <w:rPr>
+          <w:rFonts w:hint="eastAsia" w:ascii="Times New Roman" w:hAnsi="Times New Roman" w:eastAsia="FangSong" w:cs="Times New Roman"/>
         </w:rPr>
         <w:t xml:space="preserve">强碱</w:t>
       </w:r>
       <w:r>
         <w:rPr>
-          <w:rStyle w:val="VerbatimChar"/>
-          <w:rFonts w:ascii="SimSun" w:hAnsi="SimSun" w:eastAsia="SimSun" w:cs="SimSun"/>
+          <w:rFonts w:ascii="Times New Roman" w:hAnsi="Times New Roman" w:eastAsia="Times New Roman" w:cs="Times New Roman"/>
         </w:rPr>
         <w:t xml:space="preserve"> + </w:t>
       </w:r>
       <w:r>
         <w:rPr>
-          <w:rStyle w:val="VerbatimChar"/>
-          <w:rFonts w:hint="eastAsia" w:ascii="SimSun" w:hAnsi="SimSun" w:eastAsia="SimSun" w:cs="SimSun"/>
+          <w:rFonts w:hint="eastAsia" w:ascii="Times New Roman" w:hAnsi="Times New Roman" w:eastAsia="FangSong" w:cs="Times New Roman"/>
         </w:rPr>
         <w:t>弱亲核</w:t>
       </w:r>
       <w:r>
         <w:rPr>
-          <w:rStyle w:val="VerbatimChar"/>
-          <w:rFonts w:hint="eastAsia" w:ascii="SimSun" w:hAnsi="SimSun" w:eastAsia="SimSun" w:cs="SimSun"/>
+          <w:rFonts w:hint="eastAsia" w:ascii="Times New Roman" w:hAnsi="Times New Roman" w:eastAsia="Times New Roman" w:cs="Times New Roman"/>
         </w:rPr>
         <w:t>（t-BuO</w:t>
       </w:r>
       <w:r>
         <w:rPr>
-          <w:rStyle w:val="VerbatimChar"/>
-          <w:rFonts w:hint="eastAsia" w:ascii="SimSun" w:hAnsi="SimSun" w:eastAsia="SimSun" w:cs="SimSun"/>
+          <w:rFonts w:hint="eastAsia" w:ascii="Times New Roman" w:hAnsi="Times New Roman" w:eastAsia="Times New Roman" w:cs="Times New Roman"/>
           <w:vertAlign w:val="superscript"/>
         </w:rPr>
         <w:t>-</w:t>
       </w:r>
       <w:r>
         <w:rPr>
-          <w:rStyle w:val="VerbatimChar"/>
-          <w:rFonts w:hint="eastAsia" w:ascii="SimSun" w:hAnsi="SimSun" w:eastAsia="SimSun" w:cs="SimSun"/>
+          <w:rFonts w:hint="eastAsia" w:ascii="Times New Roman" w:hAnsi="Times New Roman" w:eastAsia="Times New Roman" w:cs="Times New Roman"/>
         </w:rPr>
         <w:t>,</w:t>
       </w:r>
       <w:r>
         <w:rPr>
-          <w:rStyle w:val="VerbatimChar"/>
-          <w:rFonts w:ascii="SimSun" w:hAnsi="SimSun" w:eastAsia="SimSun" w:cs="SimSun"/>
+          <w:rFonts w:ascii="Times New Roman" w:hAnsi="Times New Roman" w:eastAsia="Times New Roman" w:cs="Times New Roman"/>
         </w:rPr>
         <w:t xml:space="preserve"> </w:t>
       </w:r>
       <w:r>
         <w:rPr>
-          <w:rStyle w:val="VerbatimChar"/>
-          <w:rFonts w:hint="eastAsia" w:ascii="SimSun" w:hAnsi="SimSun" w:eastAsia="SimSun" w:cs="SimSun"/>
+          <w:rFonts w:hint="eastAsia" w:ascii="Times New Roman" w:hAnsi="Times New Roman" w:eastAsia="Times New Roman" w:cs="Times New Roman"/>
         </w:rPr>
         <w:t xml:space="preserve">LDA）→</w:t>
       </w:r>
       <w:r>
         <w:rPr>
-          <w:rStyle w:val="VerbatimChar"/>
-          <w:rFonts w:ascii="SimSun" w:hAnsi="SimSun" w:eastAsia="SimSun" w:cs="SimSun"/>
+          <w:rFonts w:ascii="Times New Roman" w:hAnsi="Times New Roman" w:eastAsia="Times New Roman" w:cs="Times New Roman"/>
         </w:rPr>
         <w:t xml:space="preserve"> </w:t>
       </w:r>
       <w:r>
         <w:rPr>
-          <w:rStyle w:val="VerbatimChar"/>
-          <w:rFonts w:hint="eastAsia" w:ascii="SimSun" w:hAnsi="SimSun" w:eastAsia="SimSun" w:cs="SimSun"/>
+          <w:rFonts w:hint="eastAsia" w:ascii="Times New Roman" w:hAnsi="Times New Roman" w:eastAsia="Times New Roman" w:cs="Times New Roman"/>
         </w:rPr>
         <w:t xml:space="preserve">E2（Hofmann）</w:t>
       </w:r>
-      <w:r>
-        <w:rPr>
-          <w:rFonts w:ascii="SimSun" w:hAnsi="SimSun" w:eastAsia="SimSun" w:cs="SimSun"/>
-        </w:rPr>
-        <w:br/>
-      </w:r>
-      <w:r>
-        <w:rPr>
-          <w:rStyle w:val="VerbatimChar"/>
-          <w:rFonts w:ascii="SimSun" w:hAnsi="SimSun" w:eastAsia="SimSun" w:cs="SimSun"/>
-        </w:rPr>
-        <w:t xml:space="preserve">│   ├── </w:t>
-      </w:r>
-      <w:r>
-        <w:rPr>
-          <w:rStyle w:val="VerbatimChar"/>
-          <w:rFonts w:hint="eastAsia" w:ascii="SimSun" w:hAnsi="SimSun" w:eastAsia="SimSun" w:cs="SimSun"/>
+    </w:p>
+    <w:p>
+      <w:pPr>
+        <w:pStyle w:val="Compact"/>
+        <w:numPr>
+          <w:ilvl w:val="2"/>
+          <w:numId w:val="1024"/>
+        </w:numPr>
+      </w:pPr>
+      <w:r>
+        <w:rPr>
+          <w:rFonts w:hint="eastAsia" w:ascii="Times New Roman" w:hAnsi="Times New Roman" w:eastAsia="FangSong" w:cs="Times New Roman"/>
         </w:rPr>
         <w:t xml:space="preserve">强亲核</w:t>
       </w:r>
       <w:r>
         <w:rPr>
-          <w:rStyle w:val="VerbatimChar"/>
-          <w:rFonts w:ascii="SimSun" w:hAnsi="SimSun" w:eastAsia="SimSun" w:cs="SimSun"/>
+          <w:rFonts w:ascii="Times New Roman" w:hAnsi="Times New Roman" w:eastAsia="Times New Roman" w:cs="Times New Roman"/>
         </w:rPr>
         <w:t xml:space="preserve"> + </w:t>
       </w:r>
       <w:r>
         <w:rPr>
-          <w:rStyle w:val="VerbatimChar"/>
-          <w:rFonts w:hint="eastAsia" w:ascii="SimSun" w:hAnsi="SimSun" w:eastAsia="SimSun" w:cs="SimSun"/>
+          <w:rFonts w:hint="eastAsia" w:ascii="Times New Roman" w:hAnsi="Times New Roman" w:eastAsia="FangSong" w:cs="Times New Roman"/>
         </w:rPr>
         <w:t>强碱</w:t>
       </w:r>
       <w:r>
         <w:rPr>
-          <w:rStyle w:val="VerbatimChar"/>
-          <w:rFonts w:hint="eastAsia" w:ascii="SimSun" w:hAnsi="SimSun" w:eastAsia="SimSun" w:cs="SimSun"/>
+          <w:rFonts w:hint="eastAsia" w:ascii="Times New Roman" w:hAnsi="Times New Roman" w:eastAsia="Times New Roman" w:cs="Times New Roman"/>
         </w:rPr>
         <w:t>（HO</w:t>
       </w:r>
       <w:r>
         <w:rPr>
-          <w:rStyle w:val="VerbatimChar"/>
-          <w:rFonts w:hint="eastAsia" w:ascii="SimSun" w:hAnsi="SimSun" w:eastAsia="SimSun" w:cs="SimSun"/>
+          <w:rFonts w:hint="eastAsia" w:ascii="Times New Roman" w:hAnsi="Times New Roman" w:eastAsia="Times New Roman" w:cs="Times New Roman"/>
           <w:vertAlign w:val="superscript"/>
         </w:rPr>
         <w:t>-</w:t>
       </w:r>
       <w:r>
         <w:rPr>
-          <w:rStyle w:val="VerbatimChar"/>
-          <w:rFonts w:hint="eastAsia" w:ascii="SimSun" w:hAnsi="SimSun" w:eastAsia="SimSun" w:cs="SimSun"/>
+          <w:rFonts w:hint="eastAsia" w:ascii="Times New Roman" w:hAnsi="Times New Roman" w:eastAsia="Times New Roman" w:cs="Times New Roman"/>
         </w:rPr>
         <w:t>,</w:t>
       </w:r>
       <w:r>
         <w:rPr>
-          <w:rStyle w:val="VerbatimChar"/>
-          <w:rFonts w:ascii="SimSun" w:hAnsi="SimSun" w:eastAsia="SimSun" w:cs="SimSun"/>
+          <w:rFonts w:ascii="Times New Roman" w:hAnsi="Times New Roman" w:eastAsia="Times New Roman" w:cs="Times New Roman"/>
         </w:rPr>
         <w:t xml:space="preserve"> </w:t>
       </w:r>
       <w:r>
         <w:rPr>
-          <w:rStyle w:val="VerbatimChar"/>
-          <w:rFonts w:hint="eastAsia" w:ascii="SimSun" w:hAnsi="SimSun" w:eastAsia="SimSun" w:cs="SimSun"/>
+          <w:rFonts w:hint="eastAsia" w:ascii="Times New Roman" w:hAnsi="Times New Roman" w:eastAsia="Times New Roman" w:cs="Times New Roman"/>
         </w:rPr>
         <w:t>RO</w:t>
       </w:r>
       <w:r>
         <w:rPr>
-          <w:rStyle w:val="VerbatimChar"/>
-          <w:rFonts w:hint="eastAsia" w:ascii="SimSun" w:hAnsi="SimSun" w:eastAsia="SimSun" w:cs="SimSun"/>
+          <w:rFonts w:hint="eastAsia" w:ascii="Times New Roman" w:hAnsi="Times New Roman" w:eastAsia="Times New Roman" w:cs="Times New Roman"/>
           <w:vertAlign w:val="superscript"/>
         </w:rPr>
         <w:t>-</w:t>
       </w:r>
       <w:r>
         <w:rPr>
-          <w:rStyle w:val="VerbatimChar"/>
-          <w:rFonts w:hint="eastAsia" w:ascii="SimSun" w:hAnsi="SimSun" w:eastAsia="SimSun" w:cs="SimSun"/>
+          <w:rFonts w:hint="eastAsia" w:ascii="Times New Roman" w:hAnsi="Times New Roman" w:eastAsia="Times New Roman" w:cs="Times New Roman"/>
         </w:rPr>
         <w:t>）→</w:t>
       </w:r>
       <w:r>
         <w:rPr>
-          <w:rStyle w:val="VerbatimChar"/>
-          <w:rFonts w:ascii="SimSun" w:hAnsi="SimSun" w:eastAsia="SimSun" w:cs="SimSun"/>
+          <w:rFonts w:ascii="Times New Roman" w:hAnsi="Times New Roman" w:eastAsia="Times New Roman" w:cs="Times New Roman"/>
         </w:rPr>
         <w:t xml:space="preserve"> </w:t>
       </w:r>
       <w:r>
         <w:rPr>
-          <w:rStyle w:val="VerbatimChar"/>
-          <w:rFonts w:hint="eastAsia" w:ascii="SimSun" w:hAnsi="SimSun" w:eastAsia="SimSun" w:cs="SimSun"/>
+          <w:rFonts w:hint="eastAsia" w:ascii="Times New Roman" w:hAnsi="Times New Roman" w:eastAsia="FangSong" w:cs="Times New Roman"/>
         </w:rPr>
         <w:t xml:space="preserve">看底物和溶剂</w:t>
       </w:r>
-      <w:r>
-        <w:rPr>
-          <w:rFonts w:ascii="SimSun" w:hAnsi="SimSun" w:eastAsia="SimSun" w:cs="SimSun"/>
-        </w:rPr>
-        <w:br/>
-      </w:r>
-      <w:r>
-        <w:rPr>
-          <w:rStyle w:val="VerbatimChar"/>
-          <w:rFonts w:ascii="SimSun" w:hAnsi="SimSun" w:eastAsia="SimSun" w:cs="SimSun"/>
-        </w:rPr>
-        <w:t xml:space="preserve">│   └── </w:t>
-      </w:r>
-      <w:r>
-        <w:rPr>
-          <w:rStyle w:val="VerbatimChar"/>
-          <w:rFonts w:hint="eastAsia" w:ascii="SimSun" w:hAnsi="SimSun" w:eastAsia="SimSun" w:cs="SimSun"/>
+    </w:p>
+    <w:p>
+      <w:pPr>
+        <w:pStyle w:val="Compact"/>
+        <w:numPr>
+          <w:ilvl w:val="2"/>
+          <w:numId w:val="1024"/>
+        </w:numPr>
+      </w:pPr>
+      <w:r>
+        <w:rPr>
+          <w:rFonts w:hint="eastAsia" w:ascii="Times New Roman" w:hAnsi="Times New Roman" w:eastAsia="FangSong" w:cs="Times New Roman"/>
         </w:rPr>
         <w:t xml:space="preserve">弱亲核</w:t>
       </w:r>
       <w:r>
         <w:rPr>
-          <w:rStyle w:val="VerbatimChar"/>
-          <w:rFonts w:ascii="SimSun" w:hAnsi="SimSun" w:eastAsia="SimSun" w:cs="SimSun"/>
+          <w:rFonts w:ascii="Times New Roman" w:hAnsi="Times New Roman" w:eastAsia="Times New Roman" w:cs="Times New Roman"/>
         </w:rPr>
         <w:t xml:space="preserve"> + </w:t>
       </w:r>
       <w:r>
         <w:rPr>
-          <w:rStyle w:val="VerbatimChar"/>
-          <w:rFonts w:hint="eastAsia" w:ascii="SimSun" w:hAnsi="SimSun" w:eastAsia="SimSun" w:cs="SimSun"/>
+          <w:rFonts w:hint="eastAsia" w:ascii="Times New Roman" w:hAnsi="Times New Roman" w:eastAsia="FangSong" w:cs="Times New Roman"/>
         </w:rPr>
         <w:t>弱碱</w:t>
       </w:r>
       <w:r>
         <w:rPr>
-          <w:rStyle w:val="VerbatimChar"/>
-          <w:rFonts w:hint="eastAsia" w:ascii="SimSun" w:hAnsi="SimSun" w:eastAsia="SimSun" w:cs="SimSun"/>
+          <w:rFonts w:hint="eastAsia" w:ascii="Times New Roman" w:hAnsi="Times New Roman" w:eastAsia="Times New Roman" w:cs="Times New Roman"/>
         </w:rPr>
         <w:t>（H</w:t>
       </w:r>
       <w:r>
         <w:rPr>
-          <w:rStyle w:val="VerbatimChar"/>
-          <w:rFonts w:hint="eastAsia" w:ascii="SimSun" w:hAnsi="SimSun" w:eastAsia="SimSun" w:cs="SimSun"/>
+          <w:rFonts w:hint="eastAsia" w:ascii="Times New Roman" w:hAnsi="Times New Roman" w:eastAsia="Times New Roman" w:cs="Times New Roman"/>
           <w:vertAlign w:val="subscript"/>
         </w:rPr>
         <w:t>2</w:t>
       </w:r>
       <w:r>
         <w:rPr>
-          <w:rStyle w:val="VerbatimChar"/>
-          <w:rFonts w:hint="eastAsia" w:ascii="SimSun" w:hAnsi="SimSun" w:eastAsia="SimSun" w:cs="SimSun"/>
+          <w:rFonts w:hint="eastAsia" w:ascii="Times New Roman" w:hAnsi="Times New Roman" w:eastAsia="Times New Roman" w:cs="Times New Roman"/>
         </w:rPr>
         <w:t>O,</w:t>
       </w:r>
       <w:r>
         <w:rPr>
-          <w:rStyle w:val="VerbatimChar"/>
-          <w:rFonts w:ascii="SimSun" w:hAnsi="SimSun" w:eastAsia="SimSun" w:cs="SimSun"/>
+          <w:rFonts w:ascii="Times New Roman" w:hAnsi="Times New Roman" w:eastAsia="Times New Roman" w:cs="Times New Roman"/>
         </w:rPr>
         <w:t xml:space="preserve"> </w:t>
       </w:r>
       <w:r>
         <w:rPr>
-          <w:rStyle w:val="VerbatimChar"/>
-          <w:rFonts w:hint="eastAsia" w:ascii="SimSun" w:hAnsi="SimSun" w:eastAsia="SimSun" w:cs="SimSun"/>
+          <w:rFonts w:hint="eastAsia" w:ascii="Times New Roman" w:hAnsi="Times New Roman" w:eastAsia="Times New Roman" w:cs="Times New Roman"/>
         </w:rPr>
         <w:t xml:space="preserve">ROH）→</w:t>
       </w:r>
       <w:r>
         <w:rPr>
-          <w:rStyle w:val="VerbatimChar"/>
-          <w:rFonts w:ascii="SimSun" w:hAnsi="SimSun" w:eastAsia="SimSun" w:cs="SimSun"/>
+          <w:rFonts w:ascii="Times New Roman" w:hAnsi="Times New Roman" w:eastAsia="Times New Roman" w:cs="Times New Roman"/>
         </w:rPr>
         <w:t xml:space="preserve"> </w:t>
       </w:r>
       <w:r>
         <w:rPr>
-          <w:rStyle w:val="VerbatimChar"/>
-          <w:rFonts w:hint="eastAsia" w:ascii="SimSun" w:hAnsi="SimSun" w:eastAsia="SimSun" w:cs="SimSun"/>
+          <w:rFonts w:hint="eastAsia" w:ascii="Times New Roman" w:hAnsi="Times New Roman" w:eastAsia="Times New Roman" w:cs="Times New Roman"/>
         </w:rPr>
         <w:t>SN1/E1（</w:t>
       </w:r>
       <w:r>
         <w:rPr>
-          <w:rStyle w:val="VerbatimChar"/>
-          <w:rFonts w:hint="eastAsia" w:ascii="SimSun" w:hAnsi="SimSun" w:eastAsia="SimSun" w:cs="SimSun"/>
+          <w:rFonts w:hint="eastAsia" w:ascii="Times New Roman" w:hAnsi="Times New Roman" w:eastAsia="FangSong" w:cs="Times New Roman"/>
         </w:rPr>
         <w:t>仅</w:t>
       </w:r>
       <w:r>
         <w:rPr>
-          <w:rStyle w:val="VerbatimChar"/>
-          <w:rFonts w:ascii="SimSun" w:hAnsi="SimSun" w:eastAsia="SimSun" w:cs="SimSun"/>
+          <w:rFonts w:ascii="Times New Roman" w:hAnsi="Times New Roman" w:eastAsia="Times New Roman" w:cs="Times New Roman"/>
         </w:rPr>
         <w:t xml:space="preserve"> </w:t>
       </w:r>
       <w:r>
         <w:rPr>
-          <w:rStyle w:val="VerbatimChar"/>
-          <w:rFonts w:hint="eastAsia" w:ascii="SimSun" w:hAnsi="SimSun" w:eastAsia="SimSun" w:cs="SimSun"/>
+          <w:rFonts w:hint="eastAsia" w:ascii="Times New Roman" w:hAnsi="Times New Roman" w:eastAsia="Times New Roman" w:cs="Times New Roman"/>
         </w:rPr>
         <w:t xml:space="preserve">3°）</w:t>
       </w:r>
-      <w:r>
-        <w:rPr>
-          <w:rFonts w:ascii="SimSun" w:hAnsi="SimSun" w:eastAsia="SimSun" w:cs="SimSun"/>
-        </w:rPr>
-        <w:br/>
-      </w:r>
-      <w:r>
-        <w:rPr>
-          <w:rStyle w:val="VerbatimChar"/>
-          <w:rFonts w:ascii="SimSun" w:hAnsi="SimSun" w:eastAsia="SimSun" w:cs="SimSun"/>
-        </w:rPr>
-        <w:t xml:space="preserve">│</w:t>
-      </w:r>
-      <w:r>
-        <w:rPr>
-          <w:rFonts w:ascii="SimSun" w:hAnsi="SimSun" w:eastAsia="SimSun" w:cs="SimSun"/>
-        </w:rPr>
-        <w:br/>
-      </w:r>
-      <w:r>
-        <w:rPr>
-          <w:rStyle w:val="VerbatimChar"/>
-          <w:rFonts w:ascii="SimSun" w:hAnsi="SimSun" w:eastAsia="SimSun" w:cs="SimSun"/>
-        </w:rPr>
-        <w:t xml:space="preserve">├─ Step </w:t>
-      </w:r>
-      <w:r>
-        <w:rPr>
-          <w:rStyle w:val="VerbatimChar"/>
-          <w:rFonts w:hint="eastAsia" w:ascii="SimSun" w:hAnsi="SimSun" w:eastAsia="SimSun" w:cs="SimSun"/>
+    </w:p>
+    <w:p>
+      <w:pPr>
+        <w:pStyle w:val="Compact"/>
+        <w:numPr>
+          <w:ilvl w:val="1"/>
+          <w:numId w:val="1022"/>
+        </w:numPr>
+      </w:pPr>
+      <w:r>
+        <w:rPr>
+          <w:rFonts w:ascii="Times New Roman" w:hAnsi="Times New Roman" w:eastAsia="Times New Roman" w:cs="Times New Roman"/>
+        </w:rPr>
+        <w:t xml:space="preserve">Step </w:t>
+      </w:r>
+      <w:r>
+        <w:rPr>
+          <w:rFonts w:hint="eastAsia" w:ascii="Times New Roman" w:hAnsi="Times New Roman" w:eastAsia="Times New Roman" w:cs="Times New Roman"/>
         </w:rPr>
         <w:t>3：</w:t>
       </w:r>
       <w:r>
         <w:rPr>
-          <w:rStyle w:val="VerbatimChar"/>
-          <w:rFonts w:hint="eastAsia" w:ascii="SimSun" w:hAnsi="SimSun" w:eastAsia="SimSun" w:cs="SimSun"/>
+          <w:rFonts w:hint="eastAsia" w:ascii="Times New Roman" w:hAnsi="Times New Roman" w:eastAsia="FangSong" w:cs="Times New Roman"/>
         </w:rPr>
         <w:t>看溶剂</w:t>
       </w:r>
-      <w:r>
-        <w:rPr>
-          <w:rFonts w:ascii="SimSun" w:hAnsi="SimSun" w:eastAsia="SimSun" w:cs="SimSun"/>
-        </w:rPr>
-        <w:br/>
-      </w:r>
-      <w:r>
-        <w:rPr>
-          <w:rStyle w:val="VerbatimChar"/>
-          <w:rFonts w:ascii="SimSun" w:hAnsi="SimSun" w:eastAsia="SimSun" w:cs="SimSun"/>
-        </w:rPr>
-        <w:t xml:space="preserve">│   ├── </w:t>
-      </w:r>
-      <w:r>
-        <w:rPr>
-          <w:rStyle w:val="VerbatimChar"/>
-          <w:rFonts w:hint="eastAsia" w:ascii="SimSun" w:hAnsi="SimSun" w:eastAsia="SimSun" w:cs="SimSun"/>
+    </w:p>
+    <w:p>
+      <w:pPr>
+        <w:pStyle w:val="Compact"/>
+        <w:numPr>
+          <w:ilvl w:val="2"/>
+          <w:numId w:val="1025"/>
+        </w:numPr>
+      </w:pPr>
+      <w:r>
+        <w:rPr>
+          <w:rFonts w:hint="eastAsia" w:ascii="Times New Roman" w:hAnsi="Times New Roman" w:eastAsia="FangSong" w:cs="Times New Roman"/>
         </w:rPr>
         <w:t>极性质子</w:t>
       </w:r>
       <w:r>
         <w:rPr>
-          <w:rStyle w:val="VerbatimChar"/>
-          <w:rFonts w:hint="eastAsia" w:ascii="SimSun" w:hAnsi="SimSun" w:eastAsia="SimSun" w:cs="SimSun"/>
+          <w:rFonts w:hint="eastAsia" w:ascii="Times New Roman" w:hAnsi="Times New Roman" w:eastAsia="Times New Roman" w:cs="Times New Roman"/>
         </w:rPr>
         <w:t>（H</w:t>
       </w:r>
       <w:r>
         <w:rPr>
-          <w:rStyle w:val="VerbatimChar"/>
-          <w:rFonts w:hint="eastAsia" w:ascii="SimSun" w:hAnsi="SimSun" w:eastAsia="SimSun" w:cs="SimSun"/>
+          <w:rFonts w:hint="eastAsia" w:ascii="Times New Roman" w:hAnsi="Times New Roman" w:eastAsia="Times New Roman" w:cs="Times New Roman"/>
           <w:vertAlign w:val="subscript"/>
         </w:rPr>
         <w:t>2</w:t>
       </w:r>
       <w:r>
         <w:rPr>
-          <w:rStyle w:val="VerbatimChar"/>
-          <w:rFonts w:hint="eastAsia" w:ascii="SimSun" w:hAnsi="SimSun" w:eastAsia="SimSun" w:cs="SimSun"/>
+          <w:rFonts w:hint="eastAsia" w:ascii="Times New Roman" w:hAnsi="Times New Roman" w:eastAsia="Times New Roman" w:cs="Times New Roman"/>
         </w:rPr>
         <w:t>O,</w:t>
       </w:r>
       <w:r>
         <w:rPr>
-          <w:rStyle w:val="VerbatimChar"/>
-          <w:rFonts w:ascii="SimSun" w:hAnsi="SimSun" w:eastAsia="SimSun" w:cs="SimSun"/>
+          <w:rFonts w:ascii="Times New Roman" w:hAnsi="Times New Roman" w:eastAsia="Times New Roman" w:cs="Times New Roman"/>
         </w:rPr>
         <w:t xml:space="preserve"> </w:t>
       </w:r>
       <w:r>
         <w:rPr>
-          <w:rStyle w:val="VerbatimChar"/>
-          <w:rFonts w:hint="eastAsia" w:ascii="SimSun" w:hAnsi="SimSun" w:eastAsia="SimSun" w:cs="SimSun"/>
+          <w:rFonts w:hint="eastAsia" w:ascii="Times New Roman" w:hAnsi="Times New Roman" w:eastAsia="Times New Roman" w:cs="Times New Roman"/>
         </w:rPr>
         <w:t xml:space="preserve">ROH）→</w:t>
       </w:r>
       <w:r>
         <w:rPr>
-          <w:rStyle w:val="VerbatimChar"/>
-          <w:rFonts w:ascii="SimSun" w:hAnsi="SimSun" w:eastAsia="SimSun" w:cs="SimSun"/>
+          <w:rFonts w:ascii="Times New Roman" w:hAnsi="Times New Roman" w:eastAsia="Times New Roman" w:cs="Times New Roman"/>
         </w:rPr>
         <w:t xml:space="preserve"> </w:t>
       </w:r>
       <w:r>
         <w:rPr>
-          <w:rStyle w:val="VerbatimChar"/>
-          <w:rFonts w:hint="eastAsia" w:ascii="SimSun" w:hAnsi="SimSun" w:eastAsia="SimSun" w:cs="SimSun"/>
+          <w:rFonts w:hint="eastAsia" w:ascii="Times New Roman" w:hAnsi="Times New Roman" w:eastAsia="FangSong" w:cs="Times New Roman"/>
         </w:rPr>
         <w:t xml:space="preserve">帮</w:t>
       </w:r>
       <w:r>
         <w:rPr>
-          <w:rStyle w:val="VerbatimChar"/>
-          <w:rFonts w:ascii="SimSun" w:hAnsi="SimSun" w:eastAsia="SimSun" w:cs="SimSun"/>
+          <w:rFonts w:ascii="Times New Roman" w:hAnsi="Times New Roman" w:eastAsia="Times New Roman" w:cs="Times New Roman"/>
         </w:rPr>
         <w:t xml:space="preserve"> </w:t>
       </w:r>
       <w:r>
         <w:rPr>
-          <w:rStyle w:val="VerbatimChar"/>
-          <w:rFonts w:hint="eastAsia" w:ascii="SimSun" w:hAnsi="SimSun" w:eastAsia="SimSun" w:cs="SimSun"/>
+          <w:rFonts w:hint="eastAsia" w:ascii="Times New Roman" w:hAnsi="Times New Roman" w:eastAsia="Times New Roman" w:cs="Times New Roman"/>
         </w:rPr>
         <w:t>SN1/E1，</w:t>
       </w:r>
       <w:r>
         <w:rPr>
-          <w:rStyle w:val="VerbatimChar"/>
-          <w:rFonts w:hint="eastAsia" w:ascii="SimSun" w:hAnsi="SimSun" w:eastAsia="SimSun" w:cs="SimSun"/>
+          <w:rFonts w:hint="eastAsia" w:ascii="Times New Roman" w:hAnsi="Times New Roman" w:eastAsia="FangSong" w:cs="Times New Roman"/>
         </w:rPr>
         <w:t>减</w:t>
       </w:r>
       <w:r>
         <w:rPr>
-          <w:rStyle w:val="VerbatimChar"/>
-          <w:rFonts w:ascii="SimSun" w:hAnsi="SimSun" w:eastAsia="SimSun" w:cs="SimSun"/>
+          <w:rFonts w:ascii="Times New Roman" w:hAnsi="Times New Roman" w:eastAsia="Times New Roman" w:cs="Times New Roman"/>
         </w:rPr>
         <w:t xml:space="preserve"> SN2/E2</w:t>
       </w:r>
-      <w:r>
-        <w:rPr>
-          <w:rFonts w:ascii="SimSun" w:hAnsi="SimSun" w:eastAsia="SimSun" w:cs="SimSun"/>
-        </w:rPr>
-        <w:br/>
-      </w:r>
-      <w:r>
-        <w:rPr>
-          <w:rStyle w:val="VerbatimChar"/>
-          <w:rFonts w:ascii="SimSun" w:hAnsi="SimSun" w:eastAsia="SimSun" w:cs="SimSun"/>
-        </w:rPr>
-        <w:t xml:space="preserve">│   └── </w:t>
-      </w:r>
-      <w:r>
-        <w:rPr>
-          <w:rStyle w:val="VerbatimChar"/>
-          <w:rFonts w:hint="eastAsia" w:ascii="SimSun" w:hAnsi="SimSun" w:eastAsia="SimSun" w:cs="SimSun"/>
+    </w:p>
+    <w:p>
+      <w:pPr>
+        <w:pStyle w:val="Compact"/>
+        <w:numPr>
+          <w:ilvl w:val="2"/>
+          <w:numId w:val="1025"/>
+        </w:numPr>
+      </w:pPr>
+      <w:r>
+        <w:rPr>
+          <w:rFonts w:hint="eastAsia" w:ascii="Times New Roman" w:hAnsi="Times New Roman" w:eastAsia="FangSong" w:cs="Times New Roman"/>
         </w:rPr>
         <w:t>极性非质子</w:t>
       </w:r>
       <w:r>
         <w:rPr>
-          <w:rStyle w:val="VerbatimChar"/>
-          <w:rFonts w:hint="eastAsia" w:ascii="SimSun" w:hAnsi="SimSun" w:eastAsia="SimSun" w:cs="SimSun"/>
+          <w:rFonts w:hint="eastAsia" w:ascii="Times New Roman" w:hAnsi="Times New Roman" w:eastAsia="Times New Roman" w:cs="Times New Roman"/>
         </w:rPr>
         <w:t>（DMSO,</w:t>
       </w:r>
       <w:r>
         <w:rPr>
-          <w:rStyle w:val="VerbatimChar"/>
-          <w:rFonts w:ascii="SimSun" w:hAnsi="SimSun" w:eastAsia="SimSun" w:cs="SimSun"/>
+          <w:rFonts w:ascii="Times New Roman" w:hAnsi="Times New Roman" w:eastAsia="Times New Roman" w:cs="Times New Roman"/>
         </w:rPr>
         <w:t xml:space="preserve"> DMF, </w:t>
       </w:r>
       <w:r>
         <w:rPr>
-          <w:rStyle w:val="VerbatimChar"/>
-          <w:rFonts w:hint="eastAsia" w:ascii="SimSun" w:hAnsi="SimSun" w:eastAsia="SimSun" w:cs="SimSun"/>
+          <w:rFonts w:hint="eastAsia" w:ascii="Times New Roman" w:hAnsi="Times New Roman" w:eastAsia="FangSong" w:cs="Times New Roman"/>
         </w:rPr>
         <w:t>丙酮</w:t>
       </w:r>
       <w:r>
         <w:rPr>
-          <w:rStyle w:val="VerbatimChar"/>
-          <w:rFonts w:hint="eastAsia" w:ascii="SimSun" w:hAnsi="SimSun" w:eastAsia="SimSun" w:cs="SimSun"/>
+          <w:rFonts w:hint="eastAsia" w:ascii="Times New Roman" w:hAnsi="Times New Roman" w:eastAsia="Times New Roman" w:cs="Times New Roman"/>
         </w:rPr>
         <w:t>）→</w:t>
       </w:r>
       <w:r>
         <w:rPr>
-          <w:rStyle w:val="VerbatimChar"/>
-          <w:rFonts w:ascii="SimSun" w:hAnsi="SimSun" w:eastAsia="SimSun" w:cs="SimSun"/>
+          <w:rFonts w:ascii="Times New Roman" w:hAnsi="Times New Roman" w:eastAsia="Times New Roman" w:cs="Times New Roman"/>
         </w:rPr>
         <w:t xml:space="preserve"> </w:t>
       </w:r>
       <w:r>
         <w:rPr>
-          <w:rStyle w:val="VerbatimChar"/>
-          <w:rFonts w:hint="eastAsia" w:ascii="SimSun" w:hAnsi="SimSun" w:eastAsia="SimSun" w:cs="SimSun"/>
+          <w:rFonts w:hint="eastAsia" w:ascii="Times New Roman" w:hAnsi="Times New Roman" w:eastAsia="FangSong" w:cs="Times New Roman"/>
         </w:rPr>
         <w:t xml:space="preserve">帮</w:t>
       </w:r>
       <w:r>
         <w:rPr>
-          <w:rStyle w:val="VerbatimChar"/>
-          <w:rFonts w:ascii="SimSun" w:hAnsi="SimSun" w:eastAsia="SimSun" w:cs="SimSun"/>
+          <w:rFonts w:ascii="Times New Roman" w:hAnsi="Times New Roman" w:eastAsia="Times New Roman" w:cs="Times New Roman"/>
         </w:rPr>
         <w:t xml:space="preserve"> SN2/E2</w:t>
       </w:r>
-      <w:r>
-        <w:rPr>
-          <w:rFonts w:ascii="SimSun" w:hAnsi="SimSun" w:eastAsia="SimSun" w:cs="SimSun"/>
-        </w:rPr>
-        <w:br/>
-      </w:r>
-      <w:r>
-        <w:rPr>
-          <w:rStyle w:val="VerbatimChar"/>
-          <w:rFonts w:ascii="SimSun" w:hAnsi="SimSun" w:eastAsia="SimSun" w:cs="SimSun"/>
-        </w:rPr>
-        <w:t xml:space="preserve">│</w:t>
-      </w:r>
-      <w:r>
-        <w:rPr>
-          <w:rFonts w:ascii="SimSun" w:hAnsi="SimSun" w:eastAsia="SimSun" w:cs="SimSun"/>
-        </w:rPr>
-        <w:br/>
-      </w:r>
-      <w:r>
-        <w:rPr>
-          <w:rStyle w:val="VerbatimChar"/>
-          <w:rFonts w:ascii="SimSun" w:hAnsi="SimSun" w:eastAsia="SimSun" w:cs="SimSun"/>
-        </w:rPr>
-        <w:t xml:space="preserve">├─ Step </w:t>
-      </w:r>
-      <w:r>
-        <w:rPr>
-          <w:rStyle w:val="VerbatimChar"/>
-          <w:rFonts w:hint="eastAsia" w:ascii="SimSun" w:hAnsi="SimSun" w:eastAsia="SimSun" w:cs="SimSun"/>
+    </w:p>
+    <w:p>
+      <w:pPr>
+        <w:pStyle w:val="Compact"/>
+        <w:numPr>
+          <w:ilvl w:val="1"/>
+          <w:numId w:val="1022"/>
+        </w:numPr>
+      </w:pPr>
+      <w:r>
+        <w:rPr>
+          <w:rFonts w:ascii="Times New Roman" w:hAnsi="Times New Roman" w:eastAsia="Times New Roman" w:cs="Times New Roman"/>
+        </w:rPr>
+        <w:t xml:space="preserve">Step </w:t>
+      </w:r>
+      <w:r>
+        <w:rPr>
+          <w:rFonts w:hint="eastAsia" w:ascii="Times New Roman" w:hAnsi="Times New Roman" w:eastAsia="Times New Roman" w:cs="Times New Roman"/>
         </w:rPr>
         <w:t>4：</w:t>
       </w:r>
       <w:r>
         <w:rPr>
-          <w:rStyle w:val="VerbatimChar"/>
-          <w:rFonts w:hint="eastAsia" w:ascii="SimSun" w:hAnsi="SimSun" w:eastAsia="SimSun" w:cs="SimSun"/>
+          <w:rFonts w:hint="eastAsia" w:ascii="Times New Roman" w:hAnsi="Times New Roman" w:eastAsia="FangSong" w:cs="Times New Roman"/>
         </w:rPr>
         <w:t>看温度</w:t>
       </w:r>
-      <w:r>
-        <w:rPr>
-          <w:rFonts w:ascii="SimSun" w:hAnsi="SimSun" w:eastAsia="SimSun" w:cs="SimSun"/>
-        </w:rPr>
-        <w:br/>
-      </w:r>
-      <w:r>
-        <w:rPr>
-          <w:rStyle w:val="VerbatimChar"/>
-          <w:rFonts w:ascii="SimSun" w:hAnsi="SimSun" w:eastAsia="SimSun" w:cs="SimSun"/>
-        </w:rPr>
-        <w:t xml:space="preserve">│   ├── </w:t>
-      </w:r>
-      <w:r>
-        <w:rPr>
-          <w:rStyle w:val="VerbatimChar"/>
-          <w:rFonts w:hint="eastAsia" w:ascii="SimSun" w:hAnsi="SimSun" w:eastAsia="SimSun" w:cs="SimSun"/>
+    </w:p>
+    <w:p>
+      <w:pPr>
+        <w:pStyle w:val="Compact"/>
+        <w:numPr>
+          <w:ilvl w:val="2"/>
+          <w:numId w:val="1026"/>
+        </w:numPr>
+      </w:pPr>
+      <w:r>
+        <w:rPr>
+          <w:rFonts w:hint="eastAsia" w:ascii="Times New Roman" w:hAnsi="Times New Roman" w:eastAsia="FangSong" w:cs="Times New Roman"/>
         </w:rPr>
         <w:t xml:space="preserve">低温</w:t>
       </w:r>
       <w:r>
         <w:rPr>
-          <w:rStyle w:val="VerbatimChar"/>
-          <w:rFonts w:ascii="SimSun" w:hAnsi="SimSun" w:eastAsia="SimSun" w:cs="SimSun"/>
+          <w:rFonts w:ascii="Times New Roman" w:hAnsi="Times New Roman" w:eastAsia="Times New Roman" w:cs="Times New Roman"/>
         </w:rPr>
         <w:t xml:space="preserve"> → </w:t>
       </w:r>
       <w:r>
         <w:rPr>
-          <w:rStyle w:val="VerbatimChar"/>
-          <w:rFonts w:hint="eastAsia" w:ascii="SimSun" w:hAnsi="SimSun" w:eastAsia="SimSun" w:cs="SimSun"/>
+          <w:rFonts w:hint="eastAsia" w:ascii="Times New Roman" w:hAnsi="Times New Roman" w:eastAsia="FangSong" w:cs="Times New Roman"/>
         </w:rPr>
         <w:t xml:space="preserve">留取代</w:t>
       </w:r>
-      <w:r>
-        <w:rPr>
-          <w:rFonts w:ascii="SimSun" w:hAnsi="SimSun" w:eastAsia="SimSun" w:cs="SimSun"/>
-        </w:rPr>
-        <w:br/>
-      </w:r>
-      <w:r>
-        <w:rPr>
-          <w:rStyle w:val="VerbatimChar"/>
-          <w:rFonts w:ascii="SimSun" w:hAnsi="SimSun" w:eastAsia="SimSun" w:cs="SimSun"/>
-        </w:rPr>
-        <w:t xml:space="preserve">│   └── </w:t>
-      </w:r>
-      <w:r>
-        <w:rPr>
-          <w:rStyle w:val="VerbatimChar"/>
-          <w:rFonts w:hint="eastAsia" w:ascii="SimSun" w:hAnsi="SimSun" w:eastAsia="SimSun" w:cs="SimSun"/>
+    </w:p>
+    <w:p>
+      <w:pPr>
+        <w:pStyle w:val="Compact"/>
+        <w:numPr>
+          <w:ilvl w:val="2"/>
+          <w:numId w:val="1026"/>
+        </w:numPr>
+      </w:pPr>
+      <w:r>
+        <w:rPr>
+          <w:rFonts w:hint="eastAsia" w:ascii="Times New Roman" w:hAnsi="Times New Roman" w:eastAsia="FangSong" w:cs="Times New Roman"/>
         </w:rPr>
         <w:t xml:space="preserve">高温</w:t>
       </w:r>
       <w:r>
         <w:rPr>
-          <w:rStyle w:val="VerbatimChar"/>
-          <w:rFonts w:ascii="SimSun" w:hAnsi="SimSun" w:eastAsia="SimSun" w:cs="SimSun"/>
+          <w:rFonts w:ascii="Times New Roman" w:hAnsi="Times New Roman" w:eastAsia="Times New Roman" w:cs="Times New Roman"/>
         </w:rPr>
         <w:t xml:space="preserve"> → </w:t>
       </w:r>
       <w:r>
         <w:rPr>
-          <w:rStyle w:val="VerbatimChar"/>
-          <w:rFonts w:hint="eastAsia" w:ascii="SimSun" w:hAnsi="SimSun" w:eastAsia="SimSun" w:cs="SimSun"/>
+          <w:rFonts w:hint="eastAsia" w:ascii="Times New Roman" w:hAnsi="Times New Roman" w:eastAsia="FangSong" w:cs="Times New Roman"/>
         </w:rPr>
         <w:t>推消除</w:t>
       </w:r>
       <w:r>
         <w:rPr>
-          <w:rStyle w:val="VerbatimChar"/>
-          <w:rFonts w:hint="eastAsia" w:ascii="SimSun" w:hAnsi="SimSun" w:eastAsia="SimSun" w:cs="SimSun"/>
+          <w:rFonts w:hint="eastAsia" w:ascii="Times New Roman" w:hAnsi="Times New Roman" w:eastAsia="Times New Roman" w:cs="Times New Roman"/>
         </w:rPr>
         <w:t>（ΔS‡(E)</w:t>
       </w:r>
       <w:r>
         <w:rPr>
-          <w:rStyle w:val="VerbatimChar"/>
-          <w:rFonts w:ascii="SimSun" w:hAnsi="SimSun" w:eastAsia="SimSun" w:cs="SimSun"/>
+          <w:rFonts w:ascii="Times New Roman" w:hAnsi="Times New Roman" w:eastAsia="Times New Roman" w:cs="Times New Roman"/>
         </w:rPr>
         <w:t xml:space="preserve"> &gt; </w:t>
       </w:r>
       <w:r>
         <w:rPr>
-          <w:rStyle w:val="VerbatimChar"/>
-          <w:rFonts w:hint="eastAsia" w:ascii="SimSun" w:hAnsi="SimSun" w:eastAsia="SimSun" w:cs="SimSun"/>
+          <w:rFonts w:hint="eastAsia" w:ascii="Times New Roman" w:hAnsi="Times New Roman" w:eastAsia="Times New Roman" w:cs="Times New Roman"/>
         </w:rPr>
         <w:t xml:space="preserve">ΔS‡(SN)）</w:t>
       </w:r>
-      <w:r>
-        <w:rPr>
-          <w:rFonts w:ascii="SimSun" w:hAnsi="SimSun" w:eastAsia="SimSun" w:cs="SimSun"/>
-        </w:rPr>
-        <w:br/>
-      </w:r>
-      <w:r>
-        <w:rPr>
-          <w:rStyle w:val="VerbatimChar"/>
-          <w:rFonts w:ascii="SimSun" w:hAnsi="SimSun" w:eastAsia="SimSun" w:cs="SimSun"/>
-        </w:rPr>
-        <w:t xml:space="preserve">│</w:t>
-      </w:r>
-      <w:r>
-        <w:rPr>
-          <w:rFonts w:ascii="SimSun" w:hAnsi="SimSun" w:eastAsia="SimSun" w:cs="SimSun"/>
-        </w:rPr>
-        <w:br/>
-      </w:r>
-      <w:r>
-        <w:rPr>
-          <w:rStyle w:val="VerbatimChar"/>
-          <w:rFonts w:ascii="SimSun" w:hAnsi="SimSun" w:eastAsia="SimSun" w:cs="SimSun"/>
-        </w:rPr>
-        <w:t xml:space="preserve">└─ Step </w:t>
-      </w:r>
-      <w:r>
-        <w:rPr>
-          <w:rStyle w:val="VerbatimChar"/>
-          <w:rFonts w:hint="eastAsia" w:ascii="SimSun" w:hAnsi="SimSun" w:eastAsia="SimSun" w:cs="SimSun"/>
+    </w:p>
+    <w:p>
+      <w:pPr>
+        <w:pStyle w:val="Compact"/>
+        <w:numPr>
+          <w:ilvl w:val="1"/>
+          <w:numId w:val="1022"/>
+        </w:numPr>
+      </w:pPr>
+      <w:r>
+        <w:rPr>
+          <w:rFonts w:ascii="Times New Roman" w:hAnsi="Times New Roman" w:eastAsia="Times New Roman" w:cs="Times New Roman"/>
+        </w:rPr>
+        <w:t xml:space="preserve">Step </w:t>
+      </w:r>
+      <w:r>
+        <w:rPr>
+          <w:rFonts w:hint="eastAsia" w:ascii="Times New Roman" w:hAnsi="Times New Roman" w:eastAsia="Times New Roman" w:cs="Times New Roman"/>
         </w:rPr>
         <w:t>5：</w:t>
       </w:r>
       <w:r>
         <w:rPr>
-          <w:rStyle w:val="VerbatimChar"/>
-          <w:rFonts w:hint="eastAsia" w:ascii="SimSun" w:hAnsi="SimSun" w:eastAsia="SimSun" w:cs="SimSun"/>
+          <w:rFonts w:hint="eastAsia" w:ascii="Times New Roman" w:hAnsi="Times New Roman" w:eastAsia="FangSong" w:cs="Times New Roman"/>
         </w:rPr>
         <w:t>看</w:t>
       </w:r>
       <w:r>
         <w:rPr>
-          <w:rStyle w:val="VerbatimChar"/>
-          <w:rFonts w:ascii="SimSun" w:hAnsi="SimSun" w:eastAsia="SimSun" w:cs="SimSun"/>
+          <w:rFonts w:ascii="Times New Roman" w:hAnsi="Times New Roman" w:eastAsia="Times New Roman" w:cs="Times New Roman"/>
         </w:rPr>
         <w:t xml:space="preserve"> E2 </w:t>
       </w:r>
       <w:r>
         <w:rPr>
-          <w:rStyle w:val="VerbatimChar"/>
-          <w:rFonts w:hint="eastAsia" w:ascii="SimSun" w:hAnsi="SimSun" w:eastAsia="SimSun" w:cs="SimSun"/>
+          <w:rFonts w:hint="eastAsia" w:ascii="Times New Roman" w:hAnsi="Times New Roman" w:eastAsia="FangSong" w:cs="Times New Roman"/>
         </w:rPr>
         <w:t xml:space="preserve">构象修正</w:t>
       </w:r>
-      <w:r>
-        <w:rPr>
-          <w:rFonts w:ascii="SimSun" w:hAnsi="SimSun" w:eastAsia="SimSun" w:cs="SimSun"/>
-        </w:rPr>
-        <w:br/>
-      </w:r>
-      <w:r>
-        <w:rPr>
-          <w:rStyle w:val="VerbatimChar"/>
-          <w:rFonts w:ascii="SimSun" w:hAnsi="SimSun" w:eastAsia="SimSun" w:cs="SimSun"/>
-        </w:rPr>
-        <w:t xml:space="preserve">    ├── </w:t>
-      </w:r>
-      <w:r>
-        <w:rPr>
-          <w:rStyle w:val="VerbatimChar"/>
-          <w:rFonts w:hint="eastAsia" w:ascii="SimSun" w:hAnsi="SimSun" w:eastAsia="SimSun" w:cs="SimSun"/>
+    </w:p>
+    <w:p>
+      <w:pPr>
+        <w:pStyle w:val="Compact"/>
+        <w:numPr>
+          <w:ilvl w:val="2"/>
+          <w:numId w:val="1027"/>
+        </w:numPr>
+      </w:pPr>
+      <w:r>
+        <w:rPr>
+          <w:rFonts w:hint="eastAsia" w:ascii="Times New Roman" w:hAnsi="Times New Roman" w:eastAsia="FangSong" w:cs="Times New Roman"/>
         </w:rPr>
         <w:t>环己烷体系</w:t>
       </w:r>
       <w:r>
         <w:rPr>
-          <w:rStyle w:val="VerbatimChar"/>
-          <w:rFonts w:hint="eastAsia" w:ascii="SimSun" w:hAnsi="SimSun" w:eastAsia="SimSun" w:cs="SimSun"/>
+          <w:rFonts w:hint="eastAsia" w:ascii="Times New Roman" w:hAnsi="Times New Roman" w:eastAsia="Times New Roman" w:cs="Times New Roman"/>
         </w:rPr>
         <w:t>→</w:t>
       </w:r>
       <w:r>
         <w:rPr>
-          <w:rStyle w:val="VerbatimChar"/>
-          <w:rFonts w:hint="eastAsia" w:ascii="SimSun" w:hAnsi="SimSun" w:eastAsia="SimSun" w:cs="SimSun"/>
+          <w:rFonts w:hint="eastAsia" w:ascii="Times New Roman" w:hAnsi="Times New Roman" w:eastAsia="FangSong" w:cs="Times New Roman"/>
         </w:rPr>
         <w:t>必须</w:t>
       </w:r>
       <w:r>
         <w:rPr>
-          <w:rStyle w:val="VerbatimChar"/>
-          <w:rFonts w:ascii="SimSun" w:hAnsi="SimSun" w:eastAsia="SimSun" w:cs="SimSun"/>
+          <w:rFonts w:ascii="Times New Roman" w:hAnsi="Times New Roman" w:eastAsia="Times New Roman" w:cs="Times New Roman"/>
         </w:rPr>
         <w:t xml:space="preserve"> </w:t>
       </w:r>
       <w:r>
         <w:rPr>
-          <w:rStyle w:val="VerbatimChar"/>
-          <w:rFonts w:hint="eastAsia" w:ascii="SimSun" w:hAnsi="SimSun" w:eastAsia="SimSun" w:cs="SimSun"/>
+          <w:rFonts w:hint="eastAsia" w:ascii="Times New Roman" w:hAnsi="Times New Roman" w:eastAsia="Times New Roman" w:cs="Times New Roman"/>
         </w:rPr>
         <w:t>a,a-</w:t>
       </w:r>
       <w:r>
         <w:rPr>
-          <w:rStyle w:val="VerbatimChar"/>
-          <w:rFonts w:hint="eastAsia" w:ascii="SimSun" w:hAnsi="SimSun" w:eastAsia="SimSun" w:cs="SimSun"/>
+          <w:rFonts w:hint="eastAsia" w:ascii="Times New Roman" w:hAnsi="Times New Roman" w:eastAsia="FangSong" w:cs="Times New Roman"/>
         </w:rPr>
         <w:t>双轴才能</w:t>
       </w:r>
       <w:r>
         <w:rPr>
-          <w:rStyle w:val="VerbatimChar"/>
-          <w:rFonts w:ascii="SimSun" w:hAnsi="SimSun" w:eastAsia="SimSun" w:cs="SimSun"/>
+          <w:rFonts w:ascii="Times New Roman" w:hAnsi="Times New Roman" w:eastAsia="Times New Roman" w:cs="Times New Roman"/>
         </w:rPr>
         <w:t xml:space="preserve"> E2</w:t>
       </w:r>
-      <w:r>
-        <w:rPr>
-          <w:rFonts w:ascii="SimSun" w:hAnsi="SimSun" w:eastAsia="SimSun" w:cs="SimSun"/>
-        </w:rPr>
-        <w:br/>
-      </w:r>
-      <w:r>
-        <w:rPr>
-          <w:rStyle w:val="VerbatimChar"/>
-          <w:rFonts w:ascii="SimSun" w:hAnsi="SimSun" w:eastAsia="SimSun" w:cs="SimSun"/>
-        </w:rPr>
-        <w:t xml:space="preserve">    ├── </w:t>
-      </w:r>
-      <w:r>
-        <w:rPr>
-          <w:rStyle w:val="VerbatimChar"/>
-          <w:rFonts w:hint="eastAsia" w:ascii="SimSun" w:hAnsi="SimSun" w:eastAsia="SimSun" w:cs="SimSun"/>
+    </w:p>
+    <w:p>
+      <w:pPr>
+        <w:pStyle w:val="Compact"/>
+        <w:numPr>
+          <w:ilvl w:val="2"/>
+          <w:numId w:val="1027"/>
+        </w:numPr>
+      </w:pPr>
+      <w:r>
+        <w:rPr>
+          <w:rFonts w:hint="eastAsia" w:ascii="Times New Roman" w:hAnsi="Times New Roman" w:eastAsia="FangSong" w:cs="Times New Roman"/>
         </w:rPr>
         <w:t>开链体系</w:t>
       </w:r>
       <w:r>
         <w:rPr>
-          <w:rStyle w:val="VerbatimChar"/>
-          <w:rFonts w:hint="eastAsia" w:ascii="SimSun" w:hAnsi="SimSun" w:eastAsia="SimSun" w:cs="SimSun"/>
+          <w:rFonts w:hint="eastAsia" w:ascii="Times New Roman" w:hAnsi="Times New Roman" w:eastAsia="Times New Roman" w:cs="Times New Roman"/>
         </w:rPr>
         <w:t>→</w:t>
       </w:r>
       <w:r>
         <w:rPr>
-          <w:rStyle w:val="VerbatimChar"/>
-          <w:rFonts w:hint="eastAsia" w:ascii="SimSun" w:hAnsi="SimSun" w:eastAsia="SimSun" w:cs="SimSun"/>
+          <w:rFonts w:hint="eastAsia" w:ascii="Times New Roman" w:hAnsi="Times New Roman" w:eastAsia="FangSong" w:cs="Times New Roman"/>
         </w:rPr>
         <w:t>用</w:t>
       </w:r>
       <w:r>
         <w:rPr>
-          <w:rStyle w:val="VerbatimChar"/>
-          <w:rFonts w:ascii="SimSun" w:hAnsi="SimSun" w:eastAsia="SimSun" w:cs="SimSun"/>
+          <w:rFonts w:ascii="Times New Roman" w:hAnsi="Times New Roman" w:eastAsia="Times New Roman" w:cs="Times New Roman"/>
         </w:rPr>
         <w:t xml:space="preserve"> Newman </w:t>
       </w:r>
       <w:r>
         <w:rPr>
-          <w:rStyle w:val="VerbatimChar"/>
-          <w:rFonts w:hint="eastAsia" w:ascii="SimSun" w:hAnsi="SimSun" w:eastAsia="SimSun" w:cs="SimSun"/>
+          <w:rFonts w:hint="eastAsia" w:ascii="Times New Roman" w:hAnsi="Times New Roman" w:eastAsia="FangSong" w:cs="Times New Roman"/>
         </w:rPr>
         <w:t xml:space="preserve">投影检查</w:t>
       </w:r>
       <w:r>
         <w:rPr>
-          <w:rStyle w:val="VerbatimChar"/>
-          <w:rFonts w:ascii="SimSun" w:hAnsi="SimSun" w:eastAsia="SimSun" w:cs="SimSun"/>
+          <w:rFonts w:ascii="Times New Roman" w:hAnsi="Times New Roman" w:eastAsia="Times New Roman" w:cs="Times New Roman"/>
         </w:rPr>
         <w:t xml:space="preserve"> anti-periplanar</w:t>
       </w:r>
-      <w:r>
-        <w:rPr>
-          <w:rFonts w:ascii="SimSun" w:hAnsi="SimSun" w:eastAsia="SimSun" w:cs="SimSun"/>
-        </w:rPr>
-        <w:br/>
-      </w:r>
-      <w:r>
-        <w:rPr>
-          <w:rStyle w:val="VerbatimChar"/>
-          <w:rFonts w:ascii="SimSun" w:hAnsi="SimSun" w:eastAsia="SimSun" w:cs="SimSun"/>
-        </w:rPr>
-        <w:t xml:space="preserve">    └── </w:t>
-      </w:r>
-      <w:r>
-        <w:rPr>
-          <w:rStyle w:val="VerbatimChar"/>
-          <w:rFonts w:hint="eastAsia" w:ascii="SimSun" w:hAnsi="SimSun" w:eastAsia="SimSun" w:cs="SimSun"/>
+    </w:p>
+    <w:p>
+      <w:pPr>
+        <w:pStyle w:val="Compact"/>
+        <w:numPr>
+          <w:ilvl w:val="2"/>
+          <w:numId w:val="1027"/>
+        </w:numPr>
+      </w:pPr>
+      <w:r>
+        <w:rPr>
+          <w:rFonts w:hint="eastAsia" w:ascii="Times New Roman" w:hAnsi="Times New Roman" w:eastAsia="FangSong" w:cs="Times New Roman"/>
         </w:rPr>
         <w:t>不能形成反式共平面</w:t>
       </w:r>
       <w:r>
         <w:rPr>
-          <w:rStyle w:val="VerbatimChar"/>
-          <w:rFonts w:hint="eastAsia" w:ascii="SimSun" w:hAnsi="SimSun" w:eastAsia="SimSun" w:cs="SimSun"/>
+          <w:rFonts w:hint="eastAsia" w:ascii="Times New Roman" w:hAnsi="Times New Roman" w:eastAsia="Times New Roman" w:cs="Times New Roman"/>
         </w:rPr>
         <w:t>→E2</w:t>
       </w:r>
       <w:r>
         <w:rPr>
-          <w:rStyle w:val="VerbatimChar"/>
-          <w:rFonts w:ascii="SimSun" w:hAnsi="SimSun" w:eastAsia="SimSun" w:cs="SimSun"/>
+          <w:rFonts w:ascii="Times New Roman" w:hAnsi="Times New Roman" w:eastAsia="Times New Roman" w:cs="Times New Roman"/>
         </w:rPr>
         <w:t xml:space="preserve"> </w:t>
       </w:r>
       <w:r>
         <w:rPr>
-          <w:rStyle w:val="VerbatimChar"/>
-          <w:rFonts w:hint="eastAsia" w:ascii="SimSun" w:hAnsi="SimSun" w:eastAsia="SimSun" w:cs="SimSun"/>
+          <w:rFonts w:hint="eastAsia" w:ascii="Times New Roman" w:hAnsi="Times New Roman" w:eastAsia="FangSong" w:cs="Times New Roman"/>
         </w:rPr>
         <w:t xml:space="preserve">被禁止或极慢</w:t>
       </w:r>
@@ -35625,7 +35395,7 @@
       <w:pPr>
         <w:numPr>
           <w:ilvl w:val="0"/>
-          <w:numId w:val="1021"/>
+          <w:numId w:val="1028"/>
         </w:numPr>
       </w:pPr>
       <w:r>
@@ -35646,7 +35416,7 @@
         <w:pStyle w:val="Compact"/>
         <w:numPr>
           <w:ilvl w:val="1"/>
-          <w:numId w:val="1022"/>
+          <w:numId w:val="1029"/>
         </w:numPr>
       </w:pPr>
       <w:r>
@@ -35687,7 +35457,7 @@
         <w:pStyle w:val="Compact"/>
         <w:numPr>
           <w:ilvl w:val="1"/>
-          <w:numId w:val="1022"/>
+          <w:numId w:val="1029"/>
         </w:numPr>
       </w:pPr>
       <w:r>
@@ -35753,7 +35523,7 @@
         <w:pStyle w:val="Compact"/>
         <w:numPr>
           <w:ilvl w:val="1"/>
-          <w:numId w:val="1022"/>
+          <w:numId w:val="1029"/>
         </w:numPr>
       </w:pPr>
       <w:r>
@@ -35806,7 +35576,7 @@
       <w:pPr>
         <w:numPr>
           <w:ilvl w:val="0"/>
-          <w:numId w:val="1021"/>
+          <w:numId w:val="1028"/>
         </w:numPr>
       </w:pPr>
       <w:r>
@@ -35954,7 +35724,7 @@
       <w:pPr>
         <w:numPr>
           <w:ilvl w:val="0"/>
-          <w:numId w:val="1021"/>
+          <w:numId w:val="1028"/>
         </w:numPr>
       </w:pPr>
       <w:r>
@@ -36042,7 +35812,7 @@
       <w:pPr>
         <w:numPr>
           <w:ilvl w:val="0"/>
-          <w:numId w:val="1023"/>
+          <w:numId w:val="1030"/>
         </w:numPr>
       </w:pPr>
       <w:r>
@@ -36257,7 +36027,7 @@
       <w:pPr>
         <w:numPr>
           <w:ilvl w:val="0"/>
-          <w:numId w:val="1023"/>
+          <w:numId w:val="1030"/>
         </w:numPr>
       </w:pPr>
       <w:r>
@@ -36332,7 +36102,7 @@
       <w:pPr>
         <w:numPr>
           <w:ilvl w:val="0"/>
-          <w:numId w:val="1023"/>
+          <w:numId w:val="1030"/>
         </w:numPr>
       </w:pPr>
       <w:r>
@@ -36462,7 +36232,7 @@
       <w:pPr>
         <w:numPr>
           <w:ilvl w:val="0"/>
-          <w:numId w:val="1023"/>
+          <w:numId w:val="1030"/>
         </w:numPr>
       </w:pPr>
       <w:r>
@@ -36564,7 +36334,7 @@
         <w:pStyle w:val="Compact"/>
         <w:numPr>
           <w:ilvl w:val="0"/>
-          <w:numId w:val="1024"/>
+          <w:numId w:val="1031"/>
         </w:numPr>
       </w:pPr>
       <w:r>
@@ -36585,7 +36355,7 @@
         <w:pStyle w:val="Compact"/>
         <w:numPr>
           <w:ilvl w:val="1"/>
-          <w:numId w:val="1025"/>
+          <w:numId w:val="1032"/>
         </w:numPr>
       </w:pPr>
       <w:r>
@@ -36624,7 +36394,7 @@
         <w:pStyle w:val="Compact"/>
         <w:numPr>
           <w:ilvl w:val="1"/>
-          <w:numId w:val="1025"/>
+          <w:numId w:val="1032"/>
         </w:numPr>
       </w:pPr>
       <w:r>
@@ -36701,7 +36471,7 @@
         <w:pStyle w:val="Compact"/>
         <w:numPr>
           <w:ilvl w:val="0"/>
-          <w:numId w:val="1024"/>
+          <w:numId w:val="1031"/>
         </w:numPr>
       </w:pPr>
       <w:r>
@@ -36995,7 +36765,7 @@
         <w:pStyle w:val="Compact"/>
         <w:numPr>
           <w:ilvl w:val="0"/>
-          <w:numId w:val="1026"/>
+          <w:numId w:val="1033"/>
         </w:numPr>
       </w:pPr>
     </w:p>
@@ -37004,7 +36774,7 @@
         <w:pStyle w:val="Compact"/>
         <w:numPr>
           <w:ilvl w:val="1"/>
-          <w:numId w:val="1027"/>
+          <w:numId w:val="1034"/>
         </w:numPr>
       </w:pPr>
       <w:r>
@@ -37212,7 +36982,7 @@
         <w:pStyle w:val="Compact"/>
         <w:numPr>
           <w:ilvl w:val="0"/>
-          <w:numId w:val="1026"/>
+          <w:numId w:val="1033"/>
         </w:numPr>
       </w:pPr>
       <w:r>
@@ -37263,7 +37033,7 @@
         <w:pStyle w:val="Compact"/>
         <w:numPr>
           <w:ilvl w:val="0"/>
-          <w:numId w:val="1026"/>
+          <w:numId w:val="1033"/>
         </w:numPr>
       </w:pPr>
       <w:r>
@@ -37388,7 +37158,7 @@
         <w:pStyle w:val="Compact"/>
         <w:numPr>
           <w:ilvl w:val="0"/>
-          <w:numId w:val="1026"/>
+          <w:numId w:val="1033"/>
         </w:numPr>
       </w:pPr>
       <w:r>
@@ -37575,7 +37345,7 @@
         <w:pStyle w:val="Compact"/>
         <w:numPr>
           <w:ilvl w:val="0"/>
-          <w:numId w:val="1026"/>
+          <w:numId w:val="1033"/>
         </w:numPr>
       </w:pPr>
       <w:r>
@@ -37620,7 +37390,7 @@
         <w:pStyle w:val="Compact"/>
         <w:numPr>
           <w:ilvl w:val="0"/>
-          <w:numId w:val="1026"/>
+          <w:numId w:val="1033"/>
         </w:numPr>
       </w:pPr>
       <w:r>
@@ -37859,7 +37629,7 @@
         <w:pStyle w:val="Compact"/>
         <w:numPr>
           <w:ilvl w:val="0"/>
-          <w:numId w:val="1026"/>
+          <w:numId w:val="1033"/>
         </w:numPr>
       </w:pPr>
       <w:r>
@@ -38077,7 +37847,7 @@
         <w:pStyle w:val="Compact"/>
         <w:numPr>
           <w:ilvl w:val="0"/>
-          <w:numId w:val="1026"/>
+          <w:numId w:val="1033"/>
         </w:numPr>
       </w:pPr>
     </w:p>
@@ -38086,7 +37856,7 @@
         <w:pStyle w:val="Compact"/>
         <w:numPr>
           <w:ilvl w:val="1"/>
-          <w:numId w:val="1028"/>
+          <w:numId w:val="1035"/>
         </w:numPr>
       </w:pPr>
       <w:r>
@@ -38229,7 +37999,7 @@
         <w:pStyle w:val="Compact"/>
         <w:numPr>
           <w:ilvl w:val="1"/>
-          <w:numId w:val="1028"/>
+          <w:numId w:val="1035"/>
         </w:numPr>
       </w:pPr>
       <w:r>
@@ -38280,7 +38050,7 @@
         <w:pStyle w:val="Compact"/>
         <w:numPr>
           <w:ilvl w:val="0"/>
-          <w:numId w:val="1026"/>
+          <w:numId w:val="1033"/>
         </w:numPr>
       </w:pPr>
       <w:r>
@@ -38418,7 +38188,7 @@
         <w:pStyle w:val="Compact"/>
         <w:numPr>
           <w:ilvl w:val="1"/>
-          <w:numId w:val="1029"/>
+          <w:numId w:val="1036"/>
         </w:numPr>
       </w:pPr>
       <w:r>
@@ -38549,7 +38319,7 @@
         <w:pStyle w:val="Compact"/>
         <w:numPr>
           <w:ilvl w:val="1"/>
-          <w:numId w:val="1029"/>
+          <w:numId w:val="1036"/>
         </w:numPr>
       </w:pPr>
       <w:r>
@@ -38678,7 +38448,7 @@
         <w:pStyle w:val="Compact"/>
         <w:numPr>
           <w:ilvl w:val="1"/>
-          <w:numId w:val="1029"/>
+          <w:numId w:val="1036"/>
         </w:numPr>
       </w:pPr>
       <w:r>
@@ -38814,7 +38584,7 @@
         <w:pStyle w:val="Compact"/>
         <w:numPr>
           <w:ilvl w:val="0"/>
-          <w:numId w:val="1030"/>
+          <w:numId w:val="1037"/>
         </w:numPr>
       </w:pPr>
       <w:r>
@@ -38919,7 +38689,7 @@
         <w:pStyle w:val="Compact"/>
         <w:numPr>
           <w:ilvl w:val="0"/>
-          <w:numId w:val="1030"/>
+          <w:numId w:val="1037"/>
         </w:numPr>
       </w:pPr>
       <w:r>
@@ -39030,7 +38800,7 @@
         <w:pStyle w:val="Compact"/>
         <w:numPr>
           <w:ilvl w:val="0"/>
-          <w:numId w:val="1030"/>
+          <w:numId w:val="1037"/>
         </w:numPr>
       </w:pPr>
       <w:r>
@@ -39087,7 +38857,7 @@
         <w:pStyle w:val="Compact"/>
         <w:numPr>
           <w:ilvl w:val="0"/>
-          <w:numId w:val="1030"/>
+          <w:numId w:val="1037"/>
         </w:numPr>
       </w:pPr>
       <w:r>
@@ -39168,7 +38938,7 @@
         <w:pStyle w:val="Compact"/>
         <w:numPr>
           <w:ilvl w:val="0"/>
-          <w:numId w:val="1030"/>
+          <w:numId w:val="1037"/>
         </w:numPr>
       </w:pPr>
       <w:r>
@@ -40483,6 +40253,27 @@
     <w:abstractNumId w:val="991"/>
   </w:num>
   <w:num w:numId="1021">
+    <w:abstractNumId w:val="991"/>
+  </w:num>
+  <w:num w:numId="1022">
+    <w:abstractNumId w:val="991"/>
+  </w:num>
+  <w:num w:numId="1023">
+    <w:abstractNumId w:val="991"/>
+  </w:num>
+  <w:num w:numId="1024">
+    <w:abstractNumId w:val="991"/>
+  </w:num>
+  <w:num w:numId="1025">
+    <w:abstractNumId w:val="991"/>
+  </w:num>
+  <w:num w:numId="1026">
+    <w:abstractNumId w:val="991"/>
+  </w:num>
+  <w:num w:numId="1027">
+    <w:abstractNumId w:val="991"/>
+  </w:num>
+  <w:num w:numId="1028">
     <w:abstractNumId w:val="99411"/>
     <w:lvlOverride w:ilvl="0">
       <w:startOverride w:val="1"/>
@@ -40512,7 +40303,7 @@
       <w:startOverride w:val="1"/>
     </w:lvlOverride>
   </w:num>
-  <w:num w:numId="1022">
+  <w:num w:numId="1029">
     <w:abstractNumId w:val="99731"/>
     <w:lvlOverride w:ilvl="0">
       <w:startOverride w:val="1"/>
@@ -40542,7 +40333,7 @@
       <w:startOverride w:val="1"/>
     </w:lvlOverride>
   </w:num>
-  <w:num w:numId="1023">
+  <w:num w:numId="1030">
     <w:abstractNumId w:val="99414"/>
     <w:lvlOverride w:ilvl="0">
       <w:startOverride w:val="4"/>
@@ -40572,7 +40363,7 @@
       <w:startOverride w:val="4"/>
     </w:lvlOverride>
   </w:num>
-  <w:num w:numId="1024">
+  <w:num w:numId="1031">
     <w:abstractNumId w:val="99418"/>
     <w:lvlOverride w:ilvl="0">
       <w:startOverride w:val="8"/>
@@ -40602,7 +40393,7 @@
       <w:startOverride w:val="8"/>
     </w:lvlOverride>
   </w:num>
-  <w:num w:numId="1025">
+  <w:num w:numId="1032">
     <w:abstractNumId w:val="99731"/>
     <w:lvlOverride w:ilvl="0">
       <w:startOverride w:val="1"/>
@@ -40632,7 +40423,7 @@
       <w:startOverride w:val="1"/>
     </w:lvlOverride>
   </w:num>
-  <w:num w:numId="1026">
+  <w:num w:numId="1033">
     <w:abstractNumId w:val="99411"/>
     <w:lvlOverride w:ilvl="0">
       <w:startOverride w:val="1"/>
@@ -40662,7 +40453,7 @@
       <w:startOverride w:val="1"/>
     </w:lvlOverride>
   </w:num>
-  <w:num w:numId="1027">
+  <w:num w:numId="1034">
     <w:abstractNumId w:val="99731"/>
     <w:lvlOverride w:ilvl="0">
       <w:startOverride w:val="1"/>
@@ -40692,7 +40483,7 @@
       <w:startOverride w:val="1"/>
     </w:lvlOverride>
   </w:num>
-  <w:num w:numId="1028">
+  <w:num w:numId="1035">
     <w:abstractNumId w:val="99731"/>
     <w:lvlOverride w:ilvl="0">
       <w:startOverride w:val="1"/>
@@ -40722,10 +40513,10 @@
       <w:startOverride w:val="1"/>
     </w:lvlOverride>
   </w:num>
-  <w:num w:numId="1029">
+  <w:num w:numId="1036">
     <w:abstractNumId w:val="991"/>
   </w:num>
-  <w:num w:numId="1030">
+  <w:num w:numId="1037">
     <w:abstractNumId w:val="991"/>
   </w:num>
 </w:numbering>

--- a/06-学生侧材料/讲义/有机化学/亲核取代与消除反应.docx
+++ b/06-学生侧材料/讲义/有机化学/亲核取代与消除反应.docx
@@ -16614,179 +16614,117 @@
     </w:p>
     <w:p>
       <w:pPr>
-        <w:pStyle w:val="SourceCode"/>
+        <w:pStyle w:val="Compact"/>
+        <w:numPr>
+          <w:ilvl w:val="0"/>
+          <w:numId w:val="1003"/>
+        </w:numPr>
       </w:pPr>
       <w:r>
         <w:rPr>
-          <w:rStyle w:val="VerbatimChar"/>
-          <w:rFonts w:ascii="SimSun" w:hAnsi="SimSun" w:eastAsia="SimSun" w:cs="SimSun"/>
-        </w:rPr>
-        <w:t xml:space="preserve">                    ┌─ </w:t>
-      </w:r>
-      <w:r>
-        <w:rPr>
-          <w:rStyle w:val="VerbatimChar"/>
-          <w:rFonts w:hint="eastAsia" w:ascii="SimSun" w:hAnsi="SimSun" w:eastAsia="SimSun" w:cs="SimSun"/>
+          <w:rFonts w:hint="eastAsia" w:ascii="Times New Roman" w:hAnsi="Times New Roman" w:eastAsia="Times New Roman" w:cs="Times New Roman"/>
         </w:rPr>
         <w:t>SN1：</w:t>
       </w:r>
       <w:r>
         <w:rPr>
-          <w:rStyle w:val="VerbatimChar"/>
-          <w:rFonts w:hint="eastAsia" w:ascii="SimSun" w:hAnsi="SimSun" w:eastAsia="SimSun" w:cs="SimSun"/>
+          <w:rFonts w:hint="eastAsia" w:ascii="Times New Roman" w:hAnsi="Times New Roman" w:eastAsia="FangSong" w:cs="Times New Roman"/>
         </w:rPr>
         <w:t>被亲核试剂捕获</w:t>
       </w:r>
       <w:r>
         <w:rPr>
-          <w:rStyle w:val="VerbatimChar"/>
-          <w:rFonts w:ascii="SimSun" w:hAnsi="SimSun" w:eastAsia="SimSun" w:cs="SimSun"/>
+          <w:rFonts w:ascii="Times New Roman" w:hAnsi="Times New Roman" w:eastAsia="Times New Roman" w:cs="Times New Roman"/>
         </w:rPr>
         <w:t xml:space="preserve"> → </w:t>
       </w:r>
       <w:r>
         <w:rPr>
-          <w:rStyle w:val="VerbatimChar"/>
-          <w:rFonts w:hint="eastAsia" w:ascii="SimSun" w:hAnsi="SimSun" w:eastAsia="SimSun" w:cs="SimSun"/>
+          <w:rFonts w:hint="eastAsia" w:ascii="Times New Roman" w:hAnsi="Times New Roman" w:eastAsia="FangSong" w:cs="Times New Roman"/>
         </w:rPr>
         <w:t xml:space="preserve">取代产物</w:t>
       </w:r>
-      <w:r>
-        <w:rPr>
-          <w:rFonts w:ascii="SimSun" w:hAnsi="SimSun" w:eastAsia="SimSun" w:cs="SimSun"/>
-        </w:rPr>
-        <w:br/>
-      </w:r>
-      <w:r>
-        <w:rPr>
-          <w:rStyle w:val="VerbatimChar"/>
-          <w:rFonts w:hint="eastAsia" w:ascii="SimSun" w:hAnsi="SimSun" w:eastAsia="SimSun" w:cs="SimSun"/>
-        </w:rPr>
-        <w:t>R</w:t>
-      </w:r>
-      <w:r>
-        <w:rPr>
-          <w:rStyle w:val="VerbatimChar"/>
-          <w:rFonts w:hint="eastAsia" w:ascii="SimSun" w:hAnsi="SimSun" w:eastAsia="SimSun" w:cs="SimSun"/>
-          <w:vertAlign w:val="superscript"/>
-        </w:rPr>
-        <w:t>+</w:t>
-      </w:r>
-      <w:r>
-        <w:rPr>
-          <w:rStyle w:val="VerbatimChar"/>
-          <w:rFonts w:hint="eastAsia" w:ascii="SimSun" w:hAnsi="SimSun" w:eastAsia="SimSun" w:cs="SimSun"/>
-        </w:rPr>
-        <w:t>（</w:t>
-      </w:r>
-      <w:r>
-        <w:rPr>
-          <w:rStyle w:val="VerbatimChar"/>
-          <w:rFonts w:hint="eastAsia" w:ascii="SimSun" w:hAnsi="SimSun" w:eastAsia="SimSun" w:cs="SimSun"/>
-        </w:rPr>
-        <w:t>碳正离子</w:t>
-      </w:r>
-      <w:r>
-        <w:rPr>
-          <w:rStyle w:val="VerbatimChar"/>
-          <w:rFonts w:hint="eastAsia" w:ascii="SimSun" w:hAnsi="SimSun" w:eastAsia="SimSun" w:cs="SimSun"/>
-        </w:rPr>
-        <w:t>）─────┼─</w:t>
-      </w:r>
-      <w:r>
-        <w:rPr>
-          <w:rStyle w:val="VerbatimChar"/>
-          <w:rFonts w:ascii="SimSun" w:hAnsi="SimSun" w:eastAsia="SimSun" w:cs="SimSun"/>
-        </w:rPr>
-        <w:t xml:space="preserve"> E1 </w:t>
-      </w:r>
-      <w:r>
-        <w:rPr>
-          <w:rStyle w:val="VerbatimChar"/>
-          <w:rFonts w:hint="eastAsia" w:ascii="SimSun" w:hAnsi="SimSun" w:eastAsia="SimSun" w:cs="SimSun"/>
-        </w:rPr>
-        <w:t>：</w:t>
-      </w:r>
-      <w:r>
-        <w:rPr>
-          <w:rStyle w:val="VerbatimChar"/>
-          <w:rFonts w:hint="eastAsia" w:ascii="SimSun" w:hAnsi="SimSun" w:eastAsia="SimSun" w:cs="SimSun"/>
+    </w:p>
+    <w:p>
+      <w:pPr>
+        <w:pStyle w:val="Compact"/>
+        <w:numPr>
+          <w:ilvl w:val="0"/>
+          <w:numId w:val="1003"/>
+        </w:numPr>
+      </w:pPr>
+      <w:r>
+        <w:rPr>
+          <w:rFonts w:hint="eastAsia" w:ascii="Times New Roman" w:hAnsi="Times New Roman" w:eastAsia="Times New Roman" w:cs="Times New Roman"/>
+        </w:rPr>
+        <w:t>E1：</w:t>
+      </w:r>
+      <w:r>
+        <w:rPr>
+          <w:rFonts w:hint="eastAsia" w:ascii="Times New Roman" w:hAnsi="Times New Roman" w:eastAsia="FangSong" w:cs="Times New Roman"/>
         </w:rPr>
         <w:t>被碱夺</w:t>
       </w:r>
       <w:r>
         <w:rPr>
-          <w:rStyle w:val="VerbatimChar"/>
-          <w:rFonts w:ascii="SimSun" w:hAnsi="SimSun" w:eastAsia="SimSun" w:cs="SimSun"/>
-        </w:rPr>
-        <w:t xml:space="preserve"> β-H    → </w:t>
-      </w:r>
-      <w:r>
-        <w:rPr>
-          <w:rStyle w:val="VerbatimChar"/>
-          <w:rFonts w:hint="eastAsia" w:ascii="SimSun" w:hAnsi="SimSun" w:eastAsia="SimSun" w:cs="SimSun"/>
+          <w:rFonts w:ascii="Times New Roman" w:hAnsi="Times New Roman" w:eastAsia="Times New Roman" w:cs="Times New Roman"/>
+        </w:rPr>
+        <w:t xml:space="preserve"> β-H → </w:t>
+      </w:r>
+      <w:r>
+        <w:rPr>
+          <w:rFonts w:hint="eastAsia" w:ascii="Times New Roman" w:hAnsi="Times New Roman" w:eastAsia="FangSong" w:cs="Times New Roman"/>
         </w:rPr>
         <w:t xml:space="preserve">消除产物</w:t>
       </w:r>
-      <w:r>
-        <w:rPr>
-          <w:rFonts w:ascii="SimSun" w:hAnsi="SimSun" w:eastAsia="SimSun" w:cs="SimSun"/>
-        </w:rPr>
-        <w:br/>
-      </w:r>
-      <w:r>
-        <w:rPr>
-          <w:rStyle w:val="VerbatimChar"/>
-          <w:rFonts w:ascii="SimSun" w:hAnsi="SimSun" w:eastAsia="SimSun" w:cs="SimSun"/>
-        </w:rPr>
-        <w:t xml:space="preserve">                    └─ </w:t>
-      </w:r>
-      <w:r>
-        <w:rPr>
-          <w:rStyle w:val="VerbatimChar"/>
-          <w:rFonts w:hint="eastAsia" w:ascii="SimSun" w:hAnsi="SimSun" w:eastAsia="SimSun" w:cs="SimSun"/>
+    </w:p>
+    <w:p>
+      <w:pPr>
+        <w:pStyle w:val="Compact"/>
+        <w:numPr>
+          <w:ilvl w:val="0"/>
+          <w:numId w:val="1003"/>
+        </w:numPr>
+      </w:pPr>
+      <w:r>
+        <w:rPr>
+          <w:rFonts w:hint="eastAsia" w:ascii="Times New Roman" w:hAnsi="Times New Roman" w:eastAsia="FangSong" w:cs="Times New Roman"/>
         </w:rPr>
         <w:t>重排</w:t>
       </w:r>
       <w:r>
         <w:rPr>
-          <w:rStyle w:val="VerbatimChar"/>
-          <w:rFonts w:hint="eastAsia" w:ascii="SimSun" w:hAnsi="SimSun" w:eastAsia="SimSun" w:cs="SimSun"/>
+          <w:rFonts w:hint="eastAsia" w:ascii="Times New Roman" w:hAnsi="Times New Roman" w:eastAsia="Times New Roman" w:cs="Times New Roman"/>
         </w:rPr>
         <w:t>：1,2-H/</w:t>
       </w:r>
       <w:r>
         <w:rPr>
-          <w:rStyle w:val="VerbatimChar"/>
-          <w:rFonts w:hint="eastAsia" w:ascii="SimSun" w:hAnsi="SimSun" w:eastAsia="SimSun" w:cs="SimSun"/>
+          <w:rFonts w:hint="eastAsia" w:ascii="Times New Roman" w:hAnsi="Times New Roman" w:eastAsia="FangSong" w:cs="Times New Roman"/>
         </w:rPr>
         <w:t>烷基迁移</w:t>
       </w:r>
       <w:r>
         <w:rPr>
-          <w:rStyle w:val="VerbatimChar"/>
-          <w:rFonts w:ascii="SimSun" w:hAnsi="SimSun" w:eastAsia="SimSun" w:cs="SimSun"/>
+          <w:rFonts w:ascii="Times New Roman" w:hAnsi="Times New Roman" w:eastAsia="Times New Roman" w:cs="Times New Roman"/>
         </w:rPr>
         <w:t xml:space="preserve"> → </w:t>
       </w:r>
       <w:r>
         <w:rPr>
-          <w:rStyle w:val="VerbatimChar"/>
-          <w:rFonts w:hint="eastAsia" w:ascii="SimSun" w:hAnsi="SimSun" w:eastAsia="SimSun" w:cs="SimSun"/>
+          <w:rFonts w:hint="eastAsia" w:ascii="Times New Roman" w:hAnsi="Times New Roman" w:eastAsia="FangSong" w:cs="Times New Roman"/>
         </w:rPr>
         <w:t xml:space="preserve">新的碳正离子</w:t>
       </w:r>
       <w:r>
         <w:rPr>
-          <w:rStyle w:val="VerbatimChar"/>
-          <w:rFonts w:ascii="SimSun" w:hAnsi="SimSun" w:eastAsia="SimSun" w:cs="SimSun"/>
+          <w:rFonts w:ascii="Times New Roman" w:hAnsi="Times New Roman" w:eastAsia="Times New Roman" w:cs="Times New Roman"/>
         </w:rPr>
         <w:t xml:space="preserve"> → </w:t>
       </w:r>
       <w:r>
         <w:rPr>
-          <w:rStyle w:val="VerbatimChar"/>
-          <w:rFonts w:hint="eastAsia" w:ascii="SimSun" w:hAnsi="SimSun" w:eastAsia="SimSun" w:cs="SimSun"/>
+          <w:rFonts w:hint="eastAsia" w:ascii="Times New Roman" w:hAnsi="Times New Roman" w:eastAsia="FangSong" w:cs="Times New Roman"/>
         </w:rPr>
         <w:t xml:space="preserve">再消除取代</w:t>
       </w:r>
@@ -17462,230 +17400,14 @@
         <w:pStyle w:val="Compact"/>
         <w:numPr>
           <w:ilvl w:val="0"/>
-          <w:numId w:val="1003"/>
-        </w:numPr>
-      </w:pPr>
-      <w:r>
-        <w:rPr>
-          <w:rFonts w:hint="eastAsia" w:ascii="Times New Roman" w:hAnsi="Times New Roman" w:eastAsia="FangSong" w:cs="Times New Roman"/>
-        </w:rPr>
-        <w:t xml:space="preserve">底物级数</w:t>
-      </w:r>
-    </w:p>
-    <w:p>
-      <w:pPr>
-        <w:pStyle w:val="Compact"/>
-        <w:numPr>
-          <w:ilvl w:val="1"/>
           <w:numId w:val="1004"/>
         </w:numPr>
       </w:pPr>
       <w:r>
         <w:rPr>
-          <w:rFonts w:ascii="Times New Roman" w:hAnsi="Times New Roman" w:eastAsia="Times New Roman" w:cs="Times New Roman"/>
-        </w:rPr>
-        <w:t xml:space="preserve">1° + </w:t>
-      </w:r>
-      <w:r>
-        <w:rPr>
-          <w:rFonts w:hint="eastAsia" w:ascii="Times New Roman" w:hAnsi="Times New Roman" w:eastAsia="FangSong" w:cs="Times New Roman"/>
-        </w:rPr>
-        <w:t xml:space="preserve">强亲核弱碱</w:t>
-      </w:r>
-      <w:r>
-        <w:rPr>
-          <w:rFonts w:ascii="Times New Roman" w:hAnsi="Times New Roman" w:eastAsia="Times New Roman" w:cs="Times New Roman"/>
-        </w:rPr>
-        <w:t xml:space="preserve"> → SN2</w:t>
-      </w:r>
-    </w:p>
-    <w:p>
-      <w:pPr>
-        <w:pStyle w:val="Compact"/>
-        <w:numPr>
-          <w:ilvl w:val="1"/>
-          <w:numId w:val="1004"/>
-        </w:numPr>
-      </w:pPr>
-      <w:r>
-        <w:rPr>
-          <w:rFonts w:ascii="Times New Roman" w:hAnsi="Times New Roman" w:eastAsia="Times New Roman" w:cs="Times New Roman"/>
-        </w:rPr>
-        <w:t xml:space="preserve">1° + </w:t>
-      </w:r>
-      <w:r>
-        <w:rPr>
-          <w:rFonts w:hint="eastAsia" w:ascii="Times New Roman" w:hAnsi="Times New Roman" w:eastAsia="FangSong" w:cs="Times New Roman"/>
-        </w:rPr>
-        <w:t xml:space="preserve">强碱</w:t>
-      </w:r>
-      <w:r>
-        <w:rPr>
-          <w:rFonts w:ascii="Times New Roman" w:hAnsi="Times New Roman" w:eastAsia="Times New Roman" w:cs="Times New Roman"/>
-        </w:rPr>
-        <w:t xml:space="preserve"> → </w:t>
-      </w:r>
-      <w:r>
-        <w:rPr>
-          <w:rFonts w:hint="eastAsia" w:ascii="Times New Roman" w:hAnsi="Times New Roman" w:eastAsia="Times New Roman" w:cs="Times New Roman"/>
-        </w:rPr>
-        <w:t>E2（</w:t>
-      </w:r>
-      <w:r>
-        <w:rPr>
-          <w:rFonts w:hint="eastAsia" w:ascii="Times New Roman" w:hAnsi="Times New Roman" w:eastAsia="FangSong" w:cs="Times New Roman"/>
-        </w:rPr>
-        <w:t>尤其高温</w:t>
-      </w:r>
-      <w:r>
-        <w:rPr>
-          <w:rFonts w:hint="eastAsia" w:ascii="Times New Roman" w:hAnsi="Times New Roman" w:eastAsia="Times New Roman" w:cs="Times New Roman"/>
-        </w:rPr>
-        <w:t>）</w:t>
-      </w:r>
-    </w:p>
-    <w:p>
-      <w:pPr>
-        <w:pStyle w:val="Compact"/>
-        <w:numPr>
-          <w:ilvl w:val="1"/>
-          <w:numId w:val="1004"/>
-        </w:numPr>
-      </w:pPr>
-      <w:r>
-        <w:rPr>
-          <w:rFonts w:ascii="Times New Roman" w:hAnsi="Times New Roman" w:eastAsia="Times New Roman" w:cs="Times New Roman"/>
-        </w:rPr>
-        <w:t xml:space="preserve">2° + </w:t>
-      </w:r>
-      <w:r>
-        <w:rPr>
-          <w:rFonts w:hint="eastAsia" w:ascii="Times New Roman" w:hAnsi="Times New Roman" w:eastAsia="FangSong" w:cs="Times New Roman"/>
-        </w:rPr>
-        <w:t xml:space="preserve">强亲核弱碱</w:t>
-      </w:r>
-      <w:r>
-        <w:rPr>
-          <w:rFonts w:ascii="Times New Roman" w:hAnsi="Times New Roman" w:eastAsia="Times New Roman" w:cs="Times New Roman"/>
-        </w:rPr>
-        <w:t xml:space="preserve"> → SN2</w:t>
-      </w:r>
-    </w:p>
-    <w:p>
-      <w:pPr>
-        <w:pStyle w:val="Compact"/>
-        <w:numPr>
-          <w:ilvl w:val="1"/>
-          <w:numId w:val="1004"/>
-        </w:numPr>
-      </w:pPr>
-      <w:r>
-        <w:rPr>
-          <w:rFonts w:ascii="Times New Roman" w:hAnsi="Times New Roman" w:eastAsia="Times New Roman" w:cs="Times New Roman"/>
-        </w:rPr>
-        <w:t xml:space="preserve">2° + </w:t>
-      </w:r>
-      <w:r>
-        <w:rPr>
-          <w:rFonts w:hint="eastAsia" w:ascii="Times New Roman" w:hAnsi="Times New Roman" w:eastAsia="FangSong" w:cs="Times New Roman"/>
-        </w:rPr>
-        <w:t xml:space="preserve">强碱</w:t>
-      </w:r>
-      <w:r>
-        <w:rPr>
-          <w:rFonts w:ascii="Times New Roman" w:hAnsi="Times New Roman" w:eastAsia="Times New Roman" w:cs="Times New Roman"/>
-        </w:rPr>
-        <w:t xml:space="preserve"> → </w:t>
-      </w:r>
-      <w:r>
-        <w:rPr>
-          <w:rFonts w:hint="eastAsia" w:ascii="Times New Roman" w:hAnsi="Times New Roman" w:eastAsia="Times New Roman" w:cs="Times New Roman"/>
-        </w:rPr>
-        <w:t>E2（</w:t>
-      </w:r>
-      <w:r>
-        <w:rPr>
-          <w:rFonts w:hint="eastAsia" w:ascii="Times New Roman" w:hAnsi="Times New Roman" w:eastAsia="FangSong" w:cs="Times New Roman"/>
-        </w:rPr>
-        <w:t>尤其大位阻碱</w:t>
-      </w:r>
-      <w:r>
-        <w:rPr>
-          <w:rFonts w:hint="eastAsia" w:ascii="Times New Roman" w:hAnsi="Times New Roman" w:eastAsia="Times New Roman" w:cs="Times New Roman"/>
-        </w:rPr>
-        <w:t>）</w:t>
-      </w:r>
-    </w:p>
-    <w:p>
-      <w:pPr>
-        <w:pStyle w:val="Compact"/>
-        <w:numPr>
-          <w:ilvl w:val="1"/>
-          <w:numId w:val="1004"/>
-        </w:numPr>
-      </w:pPr>
-      <w:r>
-        <w:rPr>
-          <w:rFonts w:ascii="Times New Roman" w:hAnsi="Times New Roman" w:eastAsia="Times New Roman" w:cs="Times New Roman"/>
-        </w:rPr>
-        <w:t xml:space="preserve">3° → SN2 </w:t>
-      </w:r>
-      <w:r>
-        <w:rPr>
-          <w:rFonts w:hint="eastAsia" w:ascii="Times New Roman" w:hAnsi="Times New Roman" w:eastAsia="FangSong" w:cs="Times New Roman"/>
-        </w:rPr>
-        <w:t>几乎不可能</w:t>
-      </w:r>
-      <w:r>
-        <w:rPr>
-          <w:rFonts w:hint="eastAsia" w:ascii="Times New Roman" w:hAnsi="Times New Roman" w:eastAsia="Times New Roman" w:cs="Times New Roman"/>
-        </w:rPr>
-        <w:t>，</w:t>
-      </w:r>
-      <w:r>
-        <w:rPr>
-          <w:rFonts w:hint="eastAsia" w:ascii="Times New Roman" w:hAnsi="Times New Roman" w:eastAsia="FangSong" w:cs="Times New Roman"/>
-        </w:rPr>
-        <w:t>强碱走</w:t>
-      </w:r>
-      <w:r>
-        <w:rPr>
-          <w:rFonts w:ascii="Times New Roman" w:hAnsi="Times New Roman" w:eastAsia="Times New Roman" w:cs="Times New Roman"/>
-        </w:rPr>
-        <w:t xml:space="preserve"> </w:t>
-      </w:r>
-      <w:r>
-        <w:rPr>
-          <w:rFonts w:hint="eastAsia" w:ascii="Times New Roman" w:hAnsi="Times New Roman" w:eastAsia="Times New Roman" w:cs="Times New Roman"/>
-        </w:rPr>
-        <w:t>E2，</w:t>
-      </w:r>
-      <w:r>
-        <w:rPr>
-          <w:rFonts w:hint="eastAsia" w:ascii="Times New Roman" w:hAnsi="Times New Roman" w:eastAsia="FangSong" w:cs="Times New Roman"/>
-        </w:rPr>
-        <w:t>弱碱走</w:t>
-      </w:r>
-      <w:r>
-        <w:rPr>
-          <w:rFonts w:ascii="Times New Roman" w:hAnsi="Times New Roman" w:eastAsia="Times New Roman" w:cs="Times New Roman"/>
-        </w:rPr>
-        <w:t xml:space="preserve"> SN1/E1</w:t>
-      </w:r>
-    </w:p>
-    <w:p>
-      <w:pPr>
-        <w:pStyle w:val="Compact"/>
-        <w:numPr>
-          <w:ilvl w:val="0"/>
-          <w:numId w:val="1003"/>
-        </w:numPr>
-      </w:pPr>
-      <w:r>
-        <w:rPr>
-          <w:rFonts w:hint="eastAsia" w:ascii="Times New Roman" w:hAnsi="Times New Roman" w:eastAsia="FangSong" w:cs="Times New Roman"/>
-        </w:rPr>
-        <w:t xml:space="preserve">试剂特征</w:t>
+          <w:rFonts w:hint="eastAsia" w:ascii="Times New Roman" w:hAnsi="Times New Roman" w:eastAsia="FangSong" w:cs="Times New Roman"/>
+        </w:rPr>
+        <w:t xml:space="preserve">底物级数</w:t>
       </w:r>
     </w:p>
     <w:p>
@@ -17698,104 +17420,21 @@
       </w:pPr>
       <w:r>
         <w:rPr>
-          <w:rFonts w:hint="eastAsia" w:ascii="Times New Roman" w:hAnsi="Times New Roman" w:eastAsia="FangSong" w:cs="Times New Roman"/>
-        </w:rPr>
-        <w:t xml:space="preserve">强亲核</w:t>
-      </w:r>
-      <w:r>
-        <w:rPr>
-          <w:rFonts w:ascii="Times New Roman" w:hAnsi="Times New Roman" w:eastAsia="Times New Roman" w:cs="Times New Roman"/>
-        </w:rPr>
-        <w:t xml:space="preserve"> + </w:t>
-      </w:r>
-      <w:r>
-        <w:rPr>
-          <w:rFonts w:hint="eastAsia" w:ascii="Times New Roman" w:hAnsi="Times New Roman" w:eastAsia="FangSong" w:cs="Times New Roman"/>
-        </w:rPr>
-        <w:t>弱碱</w:t>
-      </w:r>
-      <w:r>
-        <w:rPr>
-          <w:rFonts w:hint="eastAsia" w:ascii="Times New Roman" w:hAnsi="Times New Roman" w:eastAsia="Times New Roman" w:cs="Times New Roman"/>
-        </w:rPr>
-        <w:t>（I</w:t>
-      </w:r>
-      <w:r>
-        <w:rPr>
-          <w:rFonts w:hint="eastAsia" w:ascii="Times New Roman" w:hAnsi="Times New Roman" w:eastAsia="Times New Roman" w:cs="Times New Roman"/>
-          <w:vertAlign w:val="superscript"/>
-        </w:rPr>
-        <w:t>-</w:t>
-      </w:r>
-      <w:r>
-        <w:rPr>
-          <w:rFonts w:hint="eastAsia" w:ascii="Times New Roman" w:hAnsi="Times New Roman" w:eastAsia="Times New Roman" w:cs="Times New Roman"/>
-        </w:rPr>
-        <w:t>,</w:t>
-      </w:r>
-      <w:r>
-        <w:rPr>
-          <w:rFonts w:ascii="Times New Roman" w:hAnsi="Times New Roman" w:eastAsia="Times New Roman" w:cs="Times New Roman"/>
-        </w:rPr>
-        <w:t xml:space="preserve"> N</w:t>
-      </w:r>
-      <w:r>
-        <w:rPr>
-          <w:rFonts w:ascii="Times New Roman" w:hAnsi="Times New Roman" w:eastAsia="Times New Roman" w:cs="Times New Roman"/>
-          <w:vertAlign w:val="subscript"/>
-        </w:rPr>
-        <w:t>3</w:t>
-      </w:r>
-      <w:r>
-        <w:rPr>
-          <w:rFonts w:ascii="Times New Roman" w:hAnsi="Times New Roman" w:eastAsia="Times New Roman" w:cs="Times New Roman"/>
-          <w:vertAlign w:val="superscript"/>
-        </w:rPr>
-        <w:t>-</w:t>
-      </w:r>
-      <w:r>
-        <w:rPr>
-          <w:rFonts w:ascii="Times New Roman" w:hAnsi="Times New Roman" w:eastAsia="Times New Roman" w:cs="Times New Roman"/>
-        </w:rPr>
-        <w:t>, Br</w:t>
-      </w:r>
-      <w:r>
-        <w:rPr>
-          <w:rFonts w:ascii="Times New Roman" w:hAnsi="Times New Roman" w:eastAsia="Times New Roman" w:cs="Times New Roman"/>
-          <w:vertAlign w:val="superscript"/>
-        </w:rPr>
-        <w:t>-</w:t>
-      </w:r>
-      <w:r>
-        <w:rPr>
-          <w:rFonts w:ascii="Times New Roman" w:hAnsi="Times New Roman" w:eastAsia="Times New Roman" w:cs="Times New Roman"/>
-        </w:rPr>
-        <w:t xml:space="preserve">, </w:t>
-      </w:r>
-      <w:r>
-        <w:rPr>
-          <w:rFonts w:hint="eastAsia" w:ascii="Times New Roman" w:hAnsi="Times New Roman" w:eastAsia="Times New Roman" w:cs="Times New Roman"/>
-        </w:rPr>
-        <w:t>CN</w:t>
-      </w:r>
-      <w:r>
-        <w:rPr>
-          <w:rFonts w:hint="eastAsia" w:ascii="Times New Roman" w:hAnsi="Times New Roman" w:eastAsia="Times New Roman" w:cs="Times New Roman"/>
-          <w:vertAlign w:val="superscript"/>
-        </w:rPr>
-        <w:t>-</w:t>
-      </w:r>
-      <w:r>
-        <w:rPr>
-          <w:rFonts w:hint="eastAsia" w:ascii="Times New Roman" w:hAnsi="Times New Roman" w:eastAsia="Times New Roman" w:cs="Times New Roman"/>
-        </w:rPr>
-        <w:t>）→</w:t>
-      </w:r>
-      <w:r>
-        <w:rPr>
-          <w:rFonts w:ascii="Times New Roman" w:hAnsi="Times New Roman" w:eastAsia="Times New Roman" w:cs="Times New Roman"/>
-        </w:rPr>
-        <w:t xml:space="preserve"> SN2</w:t>
+          <w:rFonts w:ascii="Times New Roman" w:hAnsi="Times New Roman" w:eastAsia="Times New Roman" w:cs="Times New Roman"/>
+        </w:rPr>
+        <w:t xml:space="preserve">1° + </w:t>
+      </w:r>
+      <w:r>
+        <w:rPr>
+          <w:rFonts w:hint="eastAsia" w:ascii="Times New Roman" w:hAnsi="Times New Roman" w:eastAsia="FangSong" w:cs="Times New Roman"/>
+        </w:rPr>
+        <w:t xml:space="preserve">强亲核弱碱</w:t>
+      </w:r>
+      <w:r>
+        <w:rPr>
+          <w:rFonts w:ascii="Times New Roman" w:hAnsi="Times New Roman" w:eastAsia="Times New Roman" w:cs="Times New Roman"/>
+        </w:rPr>
+        <w:t xml:space="preserve"> → SN2</w:t>
       </w:r>
     </w:p>
     <w:p>
@@ -17808,89 +17447,39 @@
       </w:pPr>
       <w:r>
         <w:rPr>
-          <w:rFonts w:hint="eastAsia" w:ascii="Times New Roman" w:hAnsi="Times New Roman" w:eastAsia="FangSong" w:cs="Times New Roman"/>
-        </w:rPr>
-        <w:t xml:space="preserve">强亲核</w:t>
-      </w:r>
-      <w:r>
-        <w:rPr>
-          <w:rFonts w:ascii="Times New Roman" w:hAnsi="Times New Roman" w:eastAsia="Times New Roman" w:cs="Times New Roman"/>
-        </w:rPr>
-        <w:t xml:space="preserve"> + </w:t>
-      </w:r>
-      <w:r>
-        <w:rPr>
-          <w:rFonts w:hint="eastAsia" w:ascii="Times New Roman" w:hAnsi="Times New Roman" w:eastAsia="FangSong" w:cs="Times New Roman"/>
-        </w:rPr>
-        <w:t>强碱</w:t>
-      </w:r>
-      <w:r>
-        <w:rPr>
-          <w:rFonts w:hint="eastAsia" w:ascii="Times New Roman" w:hAnsi="Times New Roman" w:eastAsia="Times New Roman" w:cs="Times New Roman"/>
-        </w:rPr>
-        <w:t>（HO</w:t>
-      </w:r>
-      <w:r>
-        <w:rPr>
-          <w:rFonts w:hint="eastAsia" w:ascii="Times New Roman" w:hAnsi="Times New Roman" w:eastAsia="Times New Roman" w:cs="Times New Roman"/>
-          <w:vertAlign w:val="superscript"/>
-        </w:rPr>
-        <w:t>-</w:t>
-      </w:r>
-      <w:r>
-        <w:rPr>
-          <w:rFonts w:hint="eastAsia" w:ascii="Times New Roman" w:hAnsi="Times New Roman" w:eastAsia="Times New Roman" w:cs="Times New Roman"/>
-        </w:rPr>
-        <w:t>,</w:t>
-      </w:r>
-      <w:r>
-        <w:rPr>
-          <w:rFonts w:ascii="Times New Roman" w:hAnsi="Times New Roman" w:eastAsia="Times New Roman" w:cs="Times New Roman"/>
-        </w:rPr>
-        <w:t xml:space="preserve"> </w:t>
-      </w:r>
-      <w:r>
-        <w:rPr>
-          <w:rFonts w:hint="eastAsia" w:ascii="Times New Roman" w:hAnsi="Times New Roman" w:eastAsia="Times New Roman" w:cs="Times New Roman"/>
-        </w:rPr>
-        <w:t>RO</w:t>
-      </w:r>
-      <w:r>
-        <w:rPr>
-          <w:rFonts w:hint="eastAsia" w:ascii="Times New Roman" w:hAnsi="Times New Roman" w:eastAsia="Times New Roman" w:cs="Times New Roman"/>
-          <w:vertAlign w:val="superscript"/>
-        </w:rPr>
-        <w:t>-</w:t>
-      </w:r>
-      <w:r>
-        <w:rPr>
-          <w:rFonts w:hint="eastAsia" w:ascii="Times New Roman" w:hAnsi="Times New Roman" w:eastAsia="Times New Roman" w:cs="Times New Roman"/>
-        </w:rPr>
-        <w:t>）→</w:t>
-      </w:r>
-      <w:r>
-        <w:rPr>
-          <w:rFonts w:ascii="Times New Roman" w:hAnsi="Times New Roman" w:eastAsia="Times New Roman" w:cs="Times New Roman"/>
-        </w:rPr>
-        <w:t xml:space="preserve"> 1° </w:t>
-      </w:r>
-      <w:r>
-        <w:rPr>
-          <w:rFonts w:hint="eastAsia" w:ascii="Times New Roman" w:hAnsi="Times New Roman" w:eastAsia="Times New Roman" w:cs="Times New Roman"/>
-        </w:rPr>
-        <w:t xml:space="preserve">SN2，2°/3°</w:t>
-      </w:r>
-      <w:r>
-        <w:rPr>
-          <w:rFonts w:ascii="Times New Roman" w:hAnsi="Times New Roman" w:eastAsia="Times New Roman" w:cs="Times New Roman"/>
-        </w:rPr>
-        <w:t xml:space="preserve"> E2 </w:t>
-      </w:r>
-      <w:r>
-        <w:rPr>
-          <w:rFonts w:hint="eastAsia" w:ascii="Times New Roman" w:hAnsi="Times New Roman" w:eastAsia="FangSong" w:cs="Times New Roman"/>
-        </w:rPr>
-        <w:t xml:space="preserve">竞争</w:t>
+          <w:rFonts w:ascii="Times New Roman" w:hAnsi="Times New Roman" w:eastAsia="Times New Roman" w:cs="Times New Roman"/>
+        </w:rPr>
+        <w:t xml:space="preserve">1° + </w:t>
+      </w:r>
+      <w:r>
+        <w:rPr>
+          <w:rFonts w:hint="eastAsia" w:ascii="Times New Roman" w:hAnsi="Times New Roman" w:eastAsia="FangSong" w:cs="Times New Roman"/>
+        </w:rPr>
+        <w:t xml:space="preserve">强碱</w:t>
+      </w:r>
+      <w:r>
+        <w:rPr>
+          <w:rFonts w:ascii="Times New Roman" w:hAnsi="Times New Roman" w:eastAsia="Times New Roman" w:cs="Times New Roman"/>
+        </w:rPr>
+        <w:t xml:space="preserve"> → </w:t>
+      </w:r>
+      <w:r>
+        <w:rPr>
+          <w:rFonts w:hint="eastAsia" w:ascii="Times New Roman" w:hAnsi="Times New Roman" w:eastAsia="Times New Roman" w:cs="Times New Roman"/>
+        </w:rPr>
+        <w:t>E2（</w:t>
+      </w:r>
+      <w:r>
+        <w:rPr>
+          <w:rFonts w:hint="eastAsia" w:ascii="Times New Roman" w:hAnsi="Times New Roman" w:eastAsia="FangSong" w:cs="Times New Roman"/>
+        </w:rPr>
+        <w:t>尤其高温</w:t>
+      </w:r>
+      <w:r>
+        <w:rPr>
+          <w:rFonts w:hint="eastAsia" w:ascii="Times New Roman" w:hAnsi="Times New Roman" w:eastAsia="Times New Roman" w:cs="Times New Roman"/>
+        </w:rPr>
+        <w:t>）</w:t>
       </w:r>
     </w:p>
     <w:p>
@@ -17903,40 +17492,99 @@
       </w:pPr>
       <w:r>
         <w:rPr>
-          <w:rFonts w:hint="eastAsia" w:ascii="Times New Roman" w:hAnsi="Times New Roman" w:eastAsia="FangSong" w:cs="Times New Roman"/>
-        </w:rPr>
-        <w:t xml:space="preserve">弱亲核</w:t>
-      </w:r>
-      <w:r>
-        <w:rPr>
-          <w:rFonts w:ascii="Times New Roman" w:hAnsi="Times New Roman" w:eastAsia="Times New Roman" w:cs="Times New Roman"/>
-        </w:rPr>
-        <w:t xml:space="preserve"> + </w:t>
-      </w:r>
-      <w:r>
-        <w:rPr>
-          <w:rFonts w:hint="eastAsia" w:ascii="Times New Roman" w:hAnsi="Times New Roman" w:eastAsia="FangSong" w:cs="Times New Roman"/>
-        </w:rPr>
-        <w:t>强碱</w:t>
-      </w:r>
-      <w:r>
-        <w:rPr>
-          <w:rFonts w:hint="eastAsia" w:ascii="Times New Roman" w:hAnsi="Times New Roman" w:eastAsia="Times New Roman" w:cs="Times New Roman"/>
-        </w:rPr>
-        <w:t>（t-BuO</w:t>
-      </w:r>
-      <w:r>
-        <w:rPr>
-          <w:rFonts w:hint="eastAsia" w:ascii="Times New Roman" w:hAnsi="Times New Roman" w:eastAsia="Times New Roman" w:cs="Times New Roman"/>
-          <w:vertAlign w:val="superscript"/>
-        </w:rPr>
-        <w:t>-</w:t>
-      </w:r>
-      <w:r>
-        <w:rPr>
-          <w:rFonts w:hint="eastAsia" w:ascii="Times New Roman" w:hAnsi="Times New Roman" w:eastAsia="Times New Roman" w:cs="Times New Roman"/>
-        </w:rPr>
-        <w:t>,</w:t>
+          <w:rFonts w:ascii="Times New Roman" w:hAnsi="Times New Roman" w:eastAsia="Times New Roman" w:cs="Times New Roman"/>
+        </w:rPr>
+        <w:t xml:space="preserve">2° + </w:t>
+      </w:r>
+      <w:r>
+        <w:rPr>
+          <w:rFonts w:hint="eastAsia" w:ascii="Times New Roman" w:hAnsi="Times New Roman" w:eastAsia="FangSong" w:cs="Times New Roman"/>
+        </w:rPr>
+        <w:t xml:space="preserve">强亲核弱碱</w:t>
+      </w:r>
+      <w:r>
+        <w:rPr>
+          <w:rFonts w:ascii="Times New Roman" w:hAnsi="Times New Roman" w:eastAsia="Times New Roman" w:cs="Times New Roman"/>
+        </w:rPr>
+        <w:t xml:space="preserve"> → SN2</w:t>
+      </w:r>
+    </w:p>
+    <w:p>
+      <w:pPr>
+        <w:pStyle w:val="Compact"/>
+        <w:numPr>
+          <w:ilvl w:val="1"/>
+          <w:numId w:val="1005"/>
+        </w:numPr>
+      </w:pPr>
+      <w:r>
+        <w:rPr>
+          <w:rFonts w:ascii="Times New Roman" w:hAnsi="Times New Roman" w:eastAsia="Times New Roman" w:cs="Times New Roman"/>
+        </w:rPr>
+        <w:t xml:space="preserve">2° + </w:t>
+      </w:r>
+      <w:r>
+        <w:rPr>
+          <w:rFonts w:hint="eastAsia" w:ascii="Times New Roman" w:hAnsi="Times New Roman" w:eastAsia="FangSong" w:cs="Times New Roman"/>
+        </w:rPr>
+        <w:t xml:space="preserve">强碱</w:t>
+      </w:r>
+      <w:r>
+        <w:rPr>
+          <w:rFonts w:ascii="Times New Roman" w:hAnsi="Times New Roman" w:eastAsia="Times New Roman" w:cs="Times New Roman"/>
+        </w:rPr>
+        <w:t xml:space="preserve"> → </w:t>
+      </w:r>
+      <w:r>
+        <w:rPr>
+          <w:rFonts w:hint="eastAsia" w:ascii="Times New Roman" w:hAnsi="Times New Roman" w:eastAsia="Times New Roman" w:cs="Times New Roman"/>
+        </w:rPr>
+        <w:t>E2（</w:t>
+      </w:r>
+      <w:r>
+        <w:rPr>
+          <w:rFonts w:hint="eastAsia" w:ascii="Times New Roman" w:hAnsi="Times New Roman" w:eastAsia="FangSong" w:cs="Times New Roman"/>
+        </w:rPr>
+        <w:t>尤其大位阻碱</w:t>
+      </w:r>
+      <w:r>
+        <w:rPr>
+          <w:rFonts w:hint="eastAsia" w:ascii="Times New Roman" w:hAnsi="Times New Roman" w:eastAsia="Times New Roman" w:cs="Times New Roman"/>
+        </w:rPr>
+        <w:t>）</w:t>
+      </w:r>
+    </w:p>
+    <w:p>
+      <w:pPr>
+        <w:pStyle w:val="Compact"/>
+        <w:numPr>
+          <w:ilvl w:val="1"/>
+          <w:numId w:val="1005"/>
+        </w:numPr>
+      </w:pPr>
+      <w:r>
+        <w:rPr>
+          <w:rFonts w:ascii="Times New Roman" w:hAnsi="Times New Roman" w:eastAsia="Times New Roman" w:cs="Times New Roman"/>
+        </w:rPr>
+        <w:t xml:space="preserve">3° → SN2 </w:t>
+      </w:r>
+      <w:r>
+        <w:rPr>
+          <w:rFonts w:hint="eastAsia" w:ascii="Times New Roman" w:hAnsi="Times New Roman" w:eastAsia="FangSong" w:cs="Times New Roman"/>
+        </w:rPr>
+        <w:t>几乎不可能</w:t>
+      </w:r>
+      <w:r>
+        <w:rPr>
+          <w:rFonts w:hint="eastAsia" w:ascii="Times New Roman" w:hAnsi="Times New Roman" w:eastAsia="Times New Roman" w:cs="Times New Roman"/>
+        </w:rPr>
+        <w:t>，</w:t>
+      </w:r>
+      <w:r>
+        <w:rPr>
+          <w:rFonts w:hint="eastAsia" w:ascii="Times New Roman" w:hAnsi="Times New Roman" w:eastAsia="FangSong" w:cs="Times New Roman"/>
+        </w:rPr>
+        <w:t>强碱走</w:t>
       </w:r>
       <w:r>
         <w:rPr>
@@ -17948,13 +17596,19 @@
         <w:rPr>
           <w:rFonts w:hint="eastAsia" w:ascii="Times New Roman" w:hAnsi="Times New Roman" w:eastAsia="Times New Roman" w:cs="Times New Roman"/>
         </w:rPr>
-        <w:t xml:space="preserve">LDA）→</w:t>
-      </w:r>
-      <w:r>
-        <w:rPr>
-          <w:rFonts w:ascii="Times New Roman" w:hAnsi="Times New Roman" w:eastAsia="Times New Roman" w:cs="Times New Roman"/>
-        </w:rPr>
-        <w:t xml:space="preserve"> E2</w:t>
+        <w:t>E2，</w:t>
+      </w:r>
+      <w:r>
+        <w:rPr>
+          <w:rFonts w:hint="eastAsia" w:ascii="Times New Roman" w:hAnsi="Times New Roman" w:eastAsia="FangSong" w:cs="Times New Roman"/>
+        </w:rPr>
+        <w:t>弱碱走</w:t>
+      </w:r>
+      <w:r>
+        <w:rPr>
+          <w:rFonts w:ascii="Times New Roman" w:hAnsi="Times New Roman" w:eastAsia="Times New Roman" w:cs="Times New Roman"/>
+        </w:rPr>
+        <w:t xml:space="preserve"> SN1/E1</w:t>
       </w:r>
     </w:p>
     <w:p>
@@ -17962,14 +17616,14 @@
         <w:pStyle w:val="Compact"/>
         <w:numPr>
           <w:ilvl w:val="0"/>
-          <w:numId w:val="1003"/>
+          <w:numId w:val="1004"/>
         </w:numPr>
       </w:pPr>
       <w:r>
         <w:rPr>
           <w:rFonts w:hint="eastAsia" w:ascii="Times New Roman" w:hAnsi="Times New Roman" w:eastAsia="FangSong" w:cs="Times New Roman"/>
         </w:rPr>
-        <w:t xml:space="preserve">溶剂极性</w:t>
+        <w:t xml:space="preserve">试剂特征</w:t>
       </w:r>
     </w:p>
     <w:p>
@@ -17984,62 +17638,102 @@
         <w:rPr>
           <w:rFonts w:hint="eastAsia" w:ascii="Times New Roman" w:hAnsi="Times New Roman" w:eastAsia="FangSong" w:cs="Times New Roman"/>
         </w:rPr>
-        <w:t>极性质子</w:t>
-      </w:r>
-      <w:r>
-        <w:rPr>
-          <w:rFonts w:hint="eastAsia" w:ascii="Times New Roman" w:hAnsi="Times New Roman" w:eastAsia="Times New Roman" w:cs="Times New Roman"/>
-        </w:rPr>
-        <w:t>（H</w:t>
-      </w:r>
-      <w:r>
-        <w:rPr>
-          <w:rFonts w:hint="eastAsia" w:ascii="Times New Roman" w:hAnsi="Times New Roman" w:eastAsia="Times New Roman" w:cs="Times New Roman"/>
+        <w:t xml:space="preserve">强亲核</w:t>
+      </w:r>
+      <w:r>
+        <w:rPr>
+          <w:rFonts w:ascii="Times New Roman" w:hAnsi="Times New Roman" w:eastAsia="Times New Roman" w:cs="Times New Roman"/>
+        </w:rPr>
+        <w:t xml:space="preserve"> + </w:t>
+      </w:r>
+      <w:r>
+        <w:rPr>
+          <w:rFonts w:hint="eastAsia" w:ascii="Times New Roman" w:hAnsi="Times New Roman" w:eastAsia="FangSong" w:cs="Times New Roman"/>
+        </w:rPr>
+        <w:t>弱碱</w:t>
+      </w:r>
+      <w:r>
+        <w:rPr>
+          <w:rFonts w:hint="eastAsia" w:ascii="Times New Roman" w:hAnsi="Times New Roman" w:eastAsia="Times New Roman" w:cs="Times New Roman"/>
+        </w:rPr>
+        <w:t>（I</w:t>
+      </w:r>
+      <w:r>
+        <w:rPr>
+          <w:rFonts w:hint="eastAsia" w:ascii="Times New Roman" w:hAnsi="Times New Roman" w:eastAsia="Times New Roman" w:cs="Times New Roman"/>
+          <w:vertAlign w:val="superscript"/>
+        </w:rPr>
+        <w:t>-</w:t>
+      </w:r>
+      <w:r>
+        <w:rPr>
+          <w:rFonts w:hint="eastAsia" w:ascii="Times New Roman" w:hAnsi="Times New Roman" w:eastAsia="Times New Roman" w:cs="Times New Roman"/>
+        </w:rPr>
+        <w:t>,</w:t>
+      </w:r>
+      <w:r>
+        <w:rPr>
+          <w:rFonts w:ascii="Times New Roman" w:hAnsi="Times New Roman" w:eastAsia="Times New Roman" w:cs="Times New Roman"/>
+        </w:rPr>
+        <w:t xml:space="preserve"> N</w:t>
+      </w:r>
+      <w:r>
+        <w:rPr>
+          <w:rFonts w:ascii="Times New Roman" w:hAnsi="Times New Roman" w:eastAsia="Times New Roman" w:cs="Times New Roman"/>
           <w:vertAlign w:val="subscript"/>
         </w:rPr>
-        <w:t>2</w:t>
-      </w:r>
-      <w:r>
-        <w:rPr>
-          <w:rFonts w:hint="eastAsia" w:ascii="Times New Roman" w:hAnsi="Times New Roman" w:eastAsia="Times New Roman" w:cs="Times New Roman"/>
-        </w:rPr>
-        <w:t>O,</w:t>
-      </w:r>
-      <w:r>
-        <w:rPr>
-          <w:rFonts w:ascii="Times New Roman" w:hAnsi="Times New Roman" w:eastAsia="Times New Roman" w:cs="Times New Roman"/>
-        </w:rPr>
-        <w:t xml:space="preserve"> </w:t>
-      </w:r>
-      <w:r>
-        <w:rPr>
-          <w:rFonts w:hint="eastAsia" w:ascii="Times New Roman" w:hAnsi="Times New Roman" w:eastAsia="Times New Roman" w:cs="Times New Roman"/>
-        </w:rPr>
-        <w:t xml:space="preserve">ROH）→</w:t>
-      </w:r>
-      <w:r>
-        <w:rPr>
-          <w:rFonts w:ascii="Times New Roman" w:hAnsi="Times New Roman" w:eastAsia="Times New Roman" w:cs="Times New Roman"/>
-        </w:rPr>
-        <w:t xml:space="preserve"> </w:t>
-      </w:r>
-      <w:r>
-        <w:rPr>
-          <w:rFonts w:hint="eastAsia" w:ascii="Times New Roman" w:hAnsi="Times New Roman" w:eastAsia="FangSong" w:cs="Times New Roman"/>
-        </w:rPr>
-        <w:t xml:space="preserve">溶剂化碱</w:t>
-      </w:r>
-      <w:r>
-        <w:rPr>
-          <w:rFonts w:ascii="Times New Roman" w:hAnsi="Times New Roman" w:eastAsia="Times New Roman" w:cs="Times New Roman"/>
-        </w:rPr>
-        <w:t xml:space="preserve"> → E2 </w:t>
-      </w:r>
-      <w:r>
-        <w:rPr>
-          <w:rFonts w:hint="eastAsia" w:ascii="Times New Roman" w:hAnsi="Times New Roman" w:eastAsia="FangSong" w:cs="Times New Roman"/>
-        </w:rPr>
-        <w:t xml:space="preserve">减弱</w:t>
+        <w:t>3</w:t>
+      </w:r>
+      <w:r>
+        <w:rPr>
+          <w:rFonts w:ascii="Times New Roman" w:hAnsi="Times New Roman" w:eastAsia="Times New Roman" w:cs="Times New Roman"/>
+          <w:vertAlign w:val="superscript"/>
+        </w:rPr>
+        <w:t>-</w:t>
+      </w:r>
+      <w:r>
+        <w:rPr>
+          <w:rFonts w:ascii="Times New Roman" w:hAnsi="Times New Roman" w:eastAsia="Times New Roman" w:cs="Times New Roman"/>
+        </w:rPr>
+        <w:t>, Br</w:t>
+      </w:r>
+      <w:r>
+        <w:rPr>
+          <w:rFonts w:ascii="Times New Roman" w:hAnsi="Times New Roman" w:eastAsia="Times New Roman" w:cs="Times New Roman"/>
+          <w:vertAlign w:val="superscript"/>
+        </w:rPr>
+        <w:t>-</w:t>
+      </w:r>
+      <w:r>
+        <w:rPr>
+          <w:rFonts w:ascii="Times New Roman" w:hAnsi="Times New Roman" w:eastAsia="Times New Roman" w:cs="Times New Roman"/>
+        </w:rPr>
+        <w:t xml:space="preserve">, </w:t>
+      </w:r>
+      <w:r>
+        <w:rPr>
+          <w:rFonts w:hint="eastAsia" w:ascii="Times New Roman" w:hAnsi="Times New Roman" w:eastAsia="Times New Roman" w:cs="Times New Roman"/>
+        </w:rPr>
+        <w:t>CN</w:t>
+      </w:r>
+      <w:r>
+        <w:rPr>
+          <w:rFonts w:hint="eastAsia" w:ascii="Times New Roman" w:hAnsi="Times New Roman" w:eastAsia="Times New Roman" w:cs="Times New Roman"/>
+          <w:vertAlign w:val="superscript"/>
+        </w:rPr>
+        <w:t>-</w:t>
+      </w:r>
+      <w:r>
+        <w:rPr>
+          <w:rFonts w:hint="eastAsia" w:ascii="Times New Roman" w:hAnsi="Times New Roman" w:eastAsia="Times New Roman" w:cs="Times New Roman"/>
+        </w:rPr>
+        <w:t>）→</w:t>
+      </w:r>
+      <w:r>
+        <w:rPr>
+          <w:rFonts w:ascii="Times New Roman" w:hAnsi="Times New Roman" w:eastAsia="Times New Roman" w:cs="Times New Roman"/>
+        </w:rPr>
+        <w:t xml:space="preserve"> SN2</w:t>
       </w:r>
     </w:p>
     <w:p>
@@ -18054,13 +17748,38 @@
         <w:rPr>
           <w:rFonts w:hint="eastAsia" w:ascii="Times New Roman" w:hAnsi="Times New Roman" w:eastAsia="FangSong" w:cs="Times New Roman"/>
         </w:rPr>
-        <w:t>极性非质子</w:t>
-      </w:r>
-      <w:r>
-        <w:rPr>
-          <w:rFonts w:hint="eastAsia" w:ascii="Times New Roman" w:hAnsi="Times New Roman" w:eastAsia="Times New Roman" w:cs="Times New Roman"/>
-        </w:rPr>
-        <w:t>（DMSO,</w:t>
+        <w:t xml:space="preserve">强亲核</w:t>
+      </w:r>
+      <w:r>
+        <w:rPr>
+          <w:rFonts w:ascii="Times New Roman" w:hAnsi="Times New Roman" w:eastAsia="Times New Roman" w:cs="Times New Roman"/>
+        </w:rPr>
+        <w:t xml:space="preserve"> + </w:t>
+      </w:r>
+      <w:r>
+        <w:rPr>
+          <w:rFonts w:hint="eastAsia" w:ascii="Times New Roman" w:hAnsi="Times New Roman" w:eastAsia="FangSong" w:cs="Times New Roman"/>
+        </w:rPr>
+        <w:t>强碱</w:t>
+      </w:r>
+      <w:r>
+        <w:rPr>
+          <w:rFonts w:hint="eastAsia" w:ascii="Times New Roman" w:hAnsi="Times New Roman" w:eastAsia="Times New Roman" w:cs="Times New Roman"/>
+        </w:rPr>
+        <w:t>（HO</w:t>
+      </w:r>
+      <w:r>
+        <w:rPr>
+          <w:rFonts w:hint="eastAsia" w:ascii="Times New Roman" w:hAnsi="Times New Roman" w:eastAsia="Times New Roman" w:cs="Times New Roman"/>
+          <w:vertAlign w:val="superscript"/>
+        </w:rPr>
+        <w:t>-</w:t>
+      </w:r>
+      <w:r>
+        <w:rPr>
+          <w:rFonts w:hint="eastAsia" w:ascii="Times New Roman" w:hAnsi="Times New Roman" w:eastAsia="Times New Roman" w:cs="Times New Roman"/>
+        </w:rPr>
+        <w:t>,</w:t>
       </w:r>
       <w:r>
         <w:rPr>
@@ -18072,7 +17791,90 @@
         <w:rPr>
           <w:rFonts w:hint="eastAsia" w:ascii="Times New Roman" w:hAnsi="Times New Roman" w:eastAsia="Times New Roman" w:cs="Times New Roman"/>
         </w:rPr>
-        <w:t xml:space="preserve">DMF）→</w:t>
+        <w:t>RO</w:t>
+      </w:r>
+      <w:r>
+        <w:rPr>
+          <w:rFonts w:hint="eastAsia" w:ascii="Times New Roman" w:hAnsi="Times New Roman" w:eastAsia="Times New Roman" w:cs="Times New Roman"/>
+          <w:vertAlign w:val="superscript"/>
+        </w:rPr>
+        <w:t>-</w:t>
+      </w:r>
+      <w:r>
+        <w:rPr>
+          <w:rFonts w:hint="eastAsia" w:ascii="Times New Roman" w:hAnsi="Times New Roman" w:eastAsia="Times New Roman" w:cs="Times New Roman"/>
+        </w:rPr>
+        <w:t>）→</w:t>
+      </w:r>
+      <w:r>
+        <w:rPr>
+          <w:rFonts w:ascii="Times New Roman" w:hAnsi="Times New Roman" w:eastAsia="Times New Roman" w:cs="Times New Roman"/>
+        </w:rPr>
+        <w:t xml:space="preserve"> 1° </w:t>
+      </w:r>
+      <w:r>
+        <w:rPr>
+          <w:rFonts w:hint="eastAsia" w:ascii="Times New Roman" w:hAnsi="Times New Roman" w:eastAsia="Times New Roman" w:cs="Times New Roman"/>
+        </w:rPr>
+        <w:t xml:space="preserve">SN2，2°/3°</w:t>
+      </w:r>
+      <w:r>
+        <w:rPr>
+          <w:rFonts w:ascii="Times New Roman" w:hAnsi="Times New Roman" w:eastAsia="Times New Roman" w:cs="Times New Roman"/>
+        </w:rPr>
+        <w:t xml:space="preserve"> E2 </w:t>
+      </w:r>
+      <w:r>
+        <w:rPr>
+          <w:rFonts w:hint="eastAsia" w:ascii="Times New Roman" w:hAnsi="Times New Roman" w:eastAsia="FangSong" w:cs="Times New Roman"/>
+        </w:rPr>
+        <w:t xml:space="preserve">竞争</w:t>
+      </w:r>
+    </w:p>
+    <w:p>
+      <w:pPr>
+        <w:pStyle w:val="Compact"/>
+        <w:numPr>
+          <w:ilvl w:val="1"/>
+          <w:numId w:val="1006"/>
+        </w:numPr>
+      </w:pPr>
+      <w:r>
+        <w:rPr>
+          <w:rFonts w:hint="eastAsia" w:ascii="Times New Roman" w:hAnsi="Times New Roman" w:eastAsia="FangSong" w:cs="Times New Roman"/>
+        </w:rPr>
+        <w:t xml:space="preserve">弱亲核</w:t>
+      </w:r>
+      <w:r>
+        <w:rPr>
+          <w:rFonts w:ascii="Times New Roman" w:hAnsi="Times New Roman" w:eastAsia="Times New Roman" w:cs="Times New Roman"/>
+        </w:rPr>
+        <w:t xml:space="preserve"> + </w:t>
+      </w:r>
+      <w:r>
+        <w:rPr>
+          <w:rFonts w:hint="eastAsia" w:ascii="Times New Roman" w:hAnsi="Times New Roman" w:eastAsia="FangSong" w:cs="Times New Roman"/>
+        </w:rPr>
+        <w:t>强碱</w:t>
+      </w:r>
+      <w:r>
+        <w:rPr>
+          <w:rFonts w:hint="eastAsia" w:ascii="Times New Roman" w:hAnsi="Times New Roman" w:eastAsia="Times New Roman" w:cs="Times New Roman"/>
+        </w:rPr>
+        <w:t>（t-BuO</w:t>
+      </w:r>
+      <w:r>
+        <w:rPr>
+          <w:rFonts w:hint="eastAsia" w:ascii="Times New Roman" w:hAnsi="Times New Roman" w:eastAsia="Times New Roman" w:cs="Times New Roman"/>
+          <w:vertAlign w:val="superscript"/>
+        </w:rPr>
+        <w:t>-</w:t>
+      </w:r>
+      <w:r>
+        <w:rPr>
+          <w:rFonts w:hint="eastAsia" w:ascii="Times New Roman" w:hAnsi="Times New Roman" w:eastAsia="Times New Roman" w:cs="Times New Roman"/>
+        </w:rPr>
+        <w:t>,</w:t>
       </w:r>
       <w:r>
         <w:rPr>
@@ -18082,21 +17884,15 @@
       </w:r>
       <w:r>
         <w:rPr>
-          <w:rFonts w:hint="eastAsia" w:ascii="Times New Roman" w:hAnsi="Times New Roman" w:eastAsia="FangSong" w:cs="Times New Roman"/>
-        </w:rPr>
-        <w:t xml:space="preserve">碱裸露</w:t>
-      </w:r>
-      <w:r>
-        <w:rPr>
-          <w:rFonts w:ascii="Times New Roman" w:hAnsi="Times New Roman" w:eastAsia="Times New Roman" w:cs="Times New Roman"/>
-        </w:rPr>
-        <w:t xml:space="preserve"> → E2 </w:t>
-      </w:r>
-      <w:r>
-        <w:rPr>
-          <w:rFonts w:hint="eastAsia" w:ascii="Times New Roman" w:hAnsi="Times New Roman" w:eastAsia="FangSong" w:cs="Times New Roman"/>
-        </w:rPr>
-        <w:t xml:space="preserve">增强</w:t>
+          <w:rFonts w:hint="eastAsia" w:ascii="Times New Roman" w:hAnsi="Times New Roman" w:eastAsia="Times New Roman" w:cs="Times New Roman"/>
+        </w:rPr>
+        <w:t xml:space="preserve">LDA）→</w:t>
+      </w:r>
+      <w:r>
+        <w:rPr>
+          <w:rFonts w:ascii="Times New Roman" w:hAnsi="Times New Roman" w:eastAsia="Times New Roman" w:cs="Times New Roman"/>
+        </w:rPr>
+        <w:t xml:space="preserve"> E2</w:t>
       </w:r>
     </w:p>
     <w:p>
@@ -18104,14 +17900,14 @@
         <w:pStyle w:val="Compact"/>
         <w:numPr>
           <w:ilvl w:val="0"/>
-          <w:numId w:val="1003"/>
+          <w:numId w:val="1004"/>
         </w:numPr>
       </w:pPr>
       <w:r>
         <w:rPr>
           <w:rFonts w:hint="eastAsia" w:ascii="Times New Roman" w:hAnsi="Times New Roman" w:eastAsia="FangSong" w:cs="Times New Roman"/>
         </w:rPr>
-        <w:t xml:space="preserve">温度</w:t>
+        <w:t xml:space="preserve">溶剂极性</w:t>
       </w:r>
     </w:p>
     <w:p>
@@ -18126,19 +17922,62 @@
         <w:rPr>
           <w:rFonts w:hint="eastAsia" w:ascii="Times New Roman" w:hAnsi="Times New Roman" w:eastAsia="FangSong" w:cs="Times New Roman"/>
         </w:rPr>
-        <w:t xml:space="preserve">低温</w:t>
-      </w:r>
-      <w:r>
-        <w:rPr>
-          <w:rFonts w:ascii="Times New Roman" w:hAnsi="Times New Roman" w:eastAsia="Times New Roman" w:cs="Times New Roman"/>
-        </w:rPr>
-        <w:t xml:space="preserve"> → </w:t>
-      </w:r>
-      <w:r>
-        <w:rPr>
-          <w:rFonts w:hint="eastAsia" w:ascii="Times New Roman" w:hAnsi="Times New Roman" w:eastAsia="FangSong" w:cs="Times New Roman"/>
-        </w:rPr>
-        <w:t xml:space="preserve">取代有利</w:t>
+        <w:t>极性质子</w:t>
+      </w:r>
+      <w:r>
+        <w:rPr>
+          <w:rFonts w:hint="eastAsia" w:ascii="Times New Roman" w:hAnsi="Times New Roman" w:eastAsia="Times New Roman" w:cs="Times New Roman"/>
+        </w:rPr>
+        <w:t>（H</w:t>
+      </w:r>
+      <w:r>
+        <w:rPr>
+          <w:rFonts w:hint="eastAsia" w:ascii="Times New Roman" w:hAnsi="Times New Roman" w:eastAsia="Times New Roman" w:cs="Times New Roman"/>
+          <w:vertAlign w:val="subscript"/>
+        </w:rPr>
+        <w:t>2</w:t>
+      </w:r>
+      <w:r>
+        <w:rPr>
+          <w:rFonts w:hint="eastAsia" w:ascii="Times New Roman" w:hAnsi="Times New Roman" w:eastAsia="Times New Roman" w:cs="Times New Roman"/>
+        </w:rPr>
+        <w:t>O,</w:t>
+      </w:r>
+      <w:r>
+        <w:rPr>
+          <w:rFonts w:ascii="Times New Roman" w:hAnsi="Times New Roman" w:eastAsia="Times New Roman" w:cs="Times New Roman"/>
+        </w:rPr>
+        <w:t xml:space="preserve"> </w:t>
+      </w:r>
+      <w:r>
+        <w:rPr>
+          <w:rFonts w:hint="eastAsia" w:ascii="Times New Roman" w:hAnsi="Times New Roman" w:eastAsia="Times New Roman" w:cs="Times New Roman"/>
+        </w:rPr>
+        <w:t xml:space="preserve">ROH）→</w:t>
+      </w:r>
+      <w:r>
+        <w:rPr>
+          <w:rFonts w:ascii="Times New Roman" w:hAnsi="Times New Roman" w:eastAsia="Times New Roman" w:cs="Times New Roman"/>
+        </w:rPr>
+        <w:t xml:space="preserve"> </w:t>
+      </w:r>
+      <w:r>
+        <w:rPr>
+          <w:rFonts w:hint="eastAsia" w:ascii="Times New Roman" w:hAnsi="Times New Roman" w:eastAsia="FangSong" w:cs="Times New Roman"/>
+        </w:rPr>
+        <w:t xml:space="preserve">溶剂化碱</w:t>
+      </w:r>
+      <w:r>
+        <w:rPr>
+          <w:rFonts w:ascii="Times New Roman" w:hAnsi="Times New Roman" w:eastAsia="Times New Roman" w:cs="Times New Roman"/>
+        </w:rPr>
+        <w:t xml:space="preserve"> → E2 </w:t>
+      </w:r>
+      <w:r>
+        <w:rPr>
+          <w:rFonts w:hint="eastAsia" w:ascii="Times New Roman" w:hAnsi="Times New Roman" w:eastAsia="FangSong" w:cs="Times New Roman"/>
+        </w:rPr>
+        <w:t xml:space="preserve">减弱</w:t>
       </w:r>
     </w:p>
     <w:p>
@@ -18147,6 +17986,105 @@
         <w:numPr>
           <w:ilvl w:val="1"/>
           <w:numId w:val="1007"/>
+        </w:numPr>
+      </w:pPr>
+      <w:r>
+        <w:rPr>
+          <w:rFonts w:hint="eastAsia" w:ascii="Times New Roman" w:hAnsi="Times New Roman" w:eastAsia="FangSong" w:cs="Times New Roman"/>
+        </w:rPr>
+        <w:t>极性非质子</w:t>
+      </w:r>
+      <w:r>
+        <w:rPr>
+          <w:rFonts w:hint="eastAsia" w:ascii="Times New Roman" w:hAnsi="Times New Roman" w:eastAsia="Times New Roman" w:cs="Times New Roman"/>
+        </w:rPr>
+        <w:t>（DMSO,</w:t>
+      </w:r>
+      <w:r>
+        <w:rPr>
+          <w:rFonts w:ascii="Times New Roman" w:hAnsi="Times New Roman" w:eastAsia="Times New Roman" w:cs="Times New Roman"/>
+        </w:rPr>
+        <w:t xml:space="preserve"> </w:t>
+      </w:r>
+      <w:r>
+        <w:rPr>
+          <w:rFonts w:hint="eastAsia" w:ascii="Times New Roman" w:hAnsi="Times New Roman" w:eastAsia="Times New Roman" w:cs="Times New Roman"/>
+        </w:rPr>
+        <w:t xml:space="preserve">DMF）→</w:t>
+      </w:r>
+      <w:r>
+        <w:rPr>
+          <w:rFonts w:ascii="Times New Roman" w:hAnsi="Times New Roman" w:eastAsia="Times New Roman" w:cs="Times New Roman"/>
+        </w:rPr>
+        <w:t xml:space="preserve"> </w:t>
+      </w:r>
+      <w:r>
+        <w:rPr>
+          <w:rFonts w:hint="eastAsia" w:ascii="Times New Roman" w:hAnsi="Times New Roman" w:eastAsia="FangSong" w:cs="Times New Roman"/>
+        </w:rPr>
+        <w:t xml:space="preserve">碱裸露</w:t>
+      </w:r>
+      <w:r>
+        <w:rPr>
+          <w:rFonts w:ascii="Times New Roman" w:hAnsi="Times New Roman" w:eastAsia="Times New Roman" w:cs="Times New Roman"/>
+        </w:rPr>
+        <w:t xml:space="preserve"> → E2 </w:t>
+      </w:r>
+      <w:r>
+        <w:rPr>
+          <w:rFonts w:hint="eastAsia" w:ascii="Times New Roman" w:hAnsi="Times New Roman" w:eastAsia="FangSong" w:cs="Times New Roman"/>
+        </w:rPr>
+        <w:t xml:space="preserve">增强</w:t>
+      </w:r>
+    </w:p>
+    <w:p>
+      <w:pPr>
+        <w:pStyle w:val="Compact"/>
+        <w:numPr>
+          <w:ilvl w:val="0"/>
+          <w:numId w:val="1004"/>
+        </w:numPr>
+      </w:pPr>
+      <w:r>
+        <w:rPr>
+          <w:rFonts w:hint="eastAsia" w:ascii="Times New Roman" w:hAnsi="Times New Roman" w:eastAsia="FangSong" w:cs="Times New Roman"/>
+        </w:rPr>
+        <w:t xml:space="preserve">温度</w:t>
+      </w:r>
+    </w:p>
+    <w:p>
+      <w:pPr>
+        <w:pStyle w:val="Compact"/>
+        <w:numPr>
+          <w:ilvl w:val="1"/>
+          <w:numId w:val="1008"/>
+        </w:numPr>
+      </w:pPr>
+      <w:r>
+        <w:rPr>
+          <w:rFonts w:hint="eastAsia" w:ascii="Times New Roman" w:hAnsi="Times New Roman" w:eastAsia="FangSong" w:cs="Times New Roman"/>
+        </w:rPr>
+        <w:t xml:space="preserve">低温</w:t>
+      </w:r>
+      <w:r>
+        <w:rPr>
+          <w:rFonts w:ascii="Times New Roman" w:hAnsi="Times New Roman" w:eastAsia="Times New Roman" w:cs="Times New Roman"/>
+        </w:rPr>
+        <w:t xml:space="preserve"> → </w:t>
+      </w:r>
+      <w:r>
+        <w:rPr>
+          <w:rFonts w:hint="eastAsia" w:ascii="Times New Roman" w:hAnsi="Times New Roman" w:eastAsia="FangSong" w:cs="Times New Roman"/>
+        </w:rPr>
+        <w:t xml:space="preserve">取代有利</w:t>
+      </w:r>
+    </w:p>
+    <w:p>
+      <w:pPr>
+        <w:pStyle w:val="Compact"/>
+        <w:numPr>
+          <w:ilvl w:val="1"/>
+          <w:numId w:val="1008"/>
         </w:numPr>
       </w:pPr>
       <w:r>
@@ -19625,7 +19563,7 @@
         <w:pStyle w:val="Compact"/>
         <w:numPr>
           <w:ilvl w:val="0"/>
-          <w:numId w:val="1008"/>
+          <w:numId w:val="1009"/>
         </w:numPr>
       </w:pPr>
       <w:r>
@@ -19710,7 +19648,7 @@
         <w:pStyle w:val="Compact"/>
         <w:numPr>
           <w:ilvl w:val="0"/>
-          <w:numId w:val="1008"/>
+          <w:numId w:val="1009"/>
         </w:numPr>
       </w:pPr>
       <w:r>
@@ -19768,7 +19706,7 @@
         <w:pStyle w:val="Compact"/>
         <w:numPr>
           <w:ilvl w:val="0"/>
-          <w:numId w:val="1008"/>
+          <w:numId w:val="1009"/>
         </w:numPr>
       </w:pPr>
       <w:r>
@@ -25006,27 +24944,6 @@
         <w:pStyle w:val="Compact"/>
         <w:numPr>
           <w:ilvl w:val="0"/>
-          <w:numId w:val="1009"/>
-        </w:numPr>
-      </w:pPr>
-      <w:r>
-        <w:rPr>
-          <w:rFonts w:hint="eastAsia" w:ascii="Times New Roman" w:hAnsi="Times New Roman" w:eastAsia="FangSong" w:cs="Times New Roman"/>
-        </w:rPr>
-        <w:t>椅式构象有两种可能</w:t>
-      </w:r>
-      <w:r>
-        <w:rPr>
-          <w:rFonts w:hint="eastAsia" w:ascii="Times New Roman" w:hAnsi="Times New Roman" w:eastAsia="Times New Roman" w:cs="Times New Roman"/>
-        </w:rPr>
-        <w:t>：</w:t>
-      </w:r>
-    </w:p>
-    <w:p>
-      <w:pPr>
-        <w:pStyle w:val="Compact"/>
-        <w:numPr>
-          <w:ilvl w:val="1"/>
           <w:numId w:val="1010"/>
         </w:numPr>
       </w:pPr>
@@ -25034,201 +24951,13 @@
         <w:rPr>
           <w:rFonts w:hint="eastAsia" w:ascii="Times New Roman" w:hAnsi="Times New Roman" w:eastAsia="FangSong" w:cs="Times New Roman"/>
         </w:rPr>
-        <w:t xml:space="preserve">构象</w:t>
-      </w:r>
-      <w:r>
-        <w:rPr>
-          <w:rFonts w:ascii="Times New Roman" w:hAnsi="Times New Roman" w:eastAsia="Times New Roman" w:cs="Times New Roman"/>
-        </w:rPr>
-        <w:t xml:space="preserve"> </w:t>
-      </w:r>
-      <w:r>
-        <w:rPr>
-          <w:rFonts w:hint="eastAsia" w:ascii="Times New Roman" w:hAnsi="Times New Roman" w:eastAsia="Times New Roman" w:cs="Times New Roman"/>
-        </w:rPr>
-        <w:t>A：1-CH</w:t>
-      </w:r>
-      <w:r>
-        <w:rPr>
-          <w:rFonts w:hint="eastAsia" w:ascii="Times New Roman" w:hAnsi="Times New Roman" w:eastAsia="Times New Roman" w:cs="Times New Roman"/>
-          <w:vertAlign w:val="subscript"/>
-        </w:rPr>
-        <w:t>3</w:t>
-      </w:r>
-      <w:r>
-        <w:rPr>
-          <w:rFonts w:hint="eastAsia" w:ascii="Times New Roman" w:hAnsi="Times New Roman" w:eastAsia="Times New Roman" w:cs="Times New Roman"/>
-        </w:rPr>
-        <w:t>(e),</w:t>
-      </w:r>
-      <w:r>
-        <w:rPr>
-          <w:rFonts w:ascii="Times New Roman" w:hAnsi="Times New Roman" w:eastAsia="Times New Roman" w:cs="Times New Roman"/>
-        </w:rPr>
-        <w:t xml:space="preserve"> 2-Br(a) — </w:t>
-      </w:r>
-      <w:r>
-        <w:rPr>
-          <w:rFonts w:hint="eastAsia" w:ascii="Times New Roman" w:hAnsi="Times New Roman" w:eastAsia="FangSong" w:cs="Times New Roman"/>
-        </w:rPr>
-        <w:t>甲基在平伏键</w:t>
-      </w:r>
-      <w:r>
-        <w:rPr>
-          <w:rFonts w:hint="eastAsia" w:ascii="Times New Roman" w:hAnsi="Times New Roman" w:eastAsia="Times New Roman" w:cs="Times New Roman"/>
-        </w:rPr>
-        <w:t>（</w:t>
-      </w:r>
-      <w:r>
-        <w:rPr>
-          <w:rFonts w:hint="eastAsia" w:ascii="Times New Roman" w:hAnsi="Times New Roman" w:eastAsia="FangSong" w:cs="Times New Roman"/>
-        </w:rPr>
-        <w:t>更稳定</w:t>
-      </w:r>
-      <w:r>
-        <w:rPr>
-          <w:rFonts w:hint="eastAsia" w:ascii="Times New Roman" w:hAnsi="Times New Roman" w:eastAsia="Times New Roman" w:cs="Times New Roman"/>
-        </w:rPr>
-        <w:t>，e</w:t>
-      </w:r>
-      <w:r>
-        <w:rPr>
-          <w:rFonts w:ascii="Times New Roman" w:hAnsi="Times New Roman" w:eastAsia="Times New Roman" w:cs="Times New Roman"/>
-        </w:rPr>
-        <w:t xml:space="preserve"> </w:t>
-      </w:r>
-      <w:r>
-        <w:rPr>
-          <w:rFonts w:hint="eastAsia" w:ascii="Times New Roman" w:hAnsi="Times New Roman" w:eastAsia="FangSong" w:cs="Times New Roman"/>
-        </w:rPr>
-        <w:t>键位阻小</w:t>
-      </w:r>
-      <w:r>
-        <w:rPr>
-          <w:rFonts w:hint="eastAsia" w:ascii="Times New Roman" w:hAnsi="Times New Roman" w:eastAsia="Times New Roman" w:cs="Times New Roman"/>
-        </w:rPr>
-        <w:t>）</w:t>
-      </w:r>
-    </w:p>
-    <w:p>
-      <w:pPr>
-        <w:pStyle w:val="Compact"/>
-        <w:numPr>
-          <w:ilvl w:val="1"/>
-          <w:numId w:val="1010"/>
-        </w:numPr>
-      </w:pPr>
-      <w:r>
-        <w:rPr>
-          <w:rFonts w:hint="eastAsia" w:ascii="Times New Roman" w:hAnsi="Times New Roman" w:eastAsia="FangSong" w:cs="Times New Roman"/>
-        </w:rPr>
-        <w:t xml:space="preserve">构象</w:t>
-      </w:r>
-      <w:r>
-        <w:rPr>
-          <w:rFonts w:ascii="Times New Roman" w:hAnsi="Times New Roman" w:eastAsia="Times New Roman" w:cs="Times New Roman"/>
-        </w:rPr>
-        <w:t xml:space="preserve"> </w:t>
-      </w:r>
-      <w:r>
-        <w:rPr>
-          <w:rFonts w:hint="eastAsia" w:ascii="Times New Roman" w:hAnsi="Times New Roman" w:eastAsia="Times New Roman" w:cs="Times New Roman"/>
-        </w:rPr>
-        <w:t>B：1-CH</w:t>
-      </w:r>
-      <w:r>
-        <w:rPr>
-          <w:rFonts w:hint="eastAsia" w:ascii="Times New Roman" w:hAnsi="Times New Roman" w:eastAsia="Times New Roman" w:cs="Times New Roman"/>
-          <w:vertAlign w:val="subscript"/>
-        </w:rPr>
-        <w:t>3</w:t>
-      </w:r>
-      <w:r>
-        <w:rPr>
-          <w:rFonts w:hint="eastAsia" w:ascii="Times New Roman" w:hAnsi="Times New Roman" w:eastAsia="Times New Roman" w:cs="Times New Roman"/>
-        </w:rPr>
-        <w:t>(a),</w:t>
-      </w:r>
-      <w:r>
-        <w:rPr>
-          <w:rFonts w:ascii="Times New Roman" w:hAnsi="Times New Roman" w:eastAsia="Times New Roman" w:cs="Times New Roman"/>
-        </w:rPr>
-        <w:t xml:space="preserve"> 2-Br(e) — Br </w:t>
-      </w:r>
-      <w:r>
-        <w:rPr>
-          <w:rFonts w:hint="eastAsia" w:ascii="Times New Roman" w:hAnsi="Times New Roman" w:eastAsia="FangSong" w:cs="Times New Roman"/>
-        </w:rPr>
-        <w:t xml:space="preserve">在平伏键</w:t>
-      </w:r>
-    </w:p>
-    <w:p>
-      <w:pPr>
-        <w:pStyle w:val="Compact"/>
-        <w:numPr>
-          <w:ilvl w:val="0"/>
-          <w:numId w:val="1009"/>
-        </w:numPr>
-      </w:pPr>
-      <w:r>
-        <w:rPr>
-          <w:rFonts w:hint="eastAsia" w:ascii="Times New Roman" w:hAnsi="Times New Roman" w:eastAsia="FangSong" w:cs="Times New Roman"/>
-        </w:rPr>
-        <w:t xml:space="preserve">检查</w:t>
-      </w:r>
-      <w:r>
-        <w:rPr>
-          <w:rFonts w:ascii="Times New Roman" w:hAnsi="Times New Roman" w:eastAsia="Times New Roman" w:cs="Times New Roman"/>
-        </w:rPr>
-        <w:t xml:space="preserve"> E2 </w:t>
-      </w:r>
-      <w:r>
-        <w:rPr>
-          <w:rFonts w:hint="eastAsia" w:ascii="Times New Roman" w:hAnsi="Times New Roman" w:eastAsia="FangSong" w:cs="Times New Roman"/>
-        </w:rPr>
-        <w:t>条件</w:t>
-      </w:r>
-      <w:r>
-        <w:rPr>
-          <w:rFonts w:hint="eastAsia" w:ascii="Times New Roman" w:hAnsi="Times New Roman" w:eastAsia="Times New Roman" w:cs="Times New Roman"/>
-        </w:rPr>
-        <w:t>：Br</w:t>
-      </w:r>
-      <w:r>
-        <w:rPr>
-          <w:rFonts w:ascii="Times New Roman" w:hAnsi="Times New Roman" w:eastAsia="Times New Roman" w:cs="Times New Roman"/>
-        </w:rPr>
-        <w:t xml:space="preserve"> </w:t>
-      </w:r>
-      <w:r>
-        <w:rPr>
-          <w:rFonts w:hint="eastAsia" w:ascii="Times New Roman" w:hAnsi="Times New Roman" w:eastAsia="FangSong" w:cs="Times New Roman"/>
-        </w:rPr>
-        <w:t xml:space="preserve">必须在</w:t>
-      </w:r>
-      <w:r>
-        <w:rPr>
-          <w:rFonts w:ascii="Times New Roman" w:hAnsi="Times New Roman" w:eastAsia="Times New Roman" w:cs="Times New Roman"/>
-        </w:rPr>
-        <w:t xml:space="preserve"> a </w:t>
-      </w:r>
-      <w:r>
-        <w:rPr>
-          <w:rFonts w:hint="eastAsia" w:ascii="Times New Roman" w:hAnsi="Times New Roman" w:eastAsia="FangSong" w:cs="Times New Roman"/>
-        </w:rPr>
-        <w:t xml:space="preserve">键才有邻位</w:t>
-      </w:r>
-      <w:r>
-        <w:rPr>
-          <w:rFonts w:ascii="Times New Roman" w:hAnsi="Times New Roman" w:eastAsia="Times New Roman" w:cs="Times New Roman"/>
-        </w:rPr>
-        <w:t xml:space="preserve"> a-H </w:t>
-      </w:r>
-      <w:r>
-        <w:rPr>
-          <w:rFonts w:hint="eastAsia" w:ascii="Times New Roman" w:hAnsi="Times New Roman" w:eastAsia="FangSong" w:cs="Times New Roman"/>
-        </w:rPr>
-        <w:t xml:space="preserve">满足反式共平面</w:t>
+        <w:t>椅式构象有两种可能</w:t>
+      </w:r>
+      <w:r>
+        <w:rPr>
+          <w:rFonts w:hint="eastAsia" w:ascii="Times New Roman" w:hAnsi="Times New Roman" w:eastAsia="Times New Roman" w:cs="Times New Roman"/>
+        </w:rPr>
+        <w:t>：</w:t>
       </w:r>
     </w:p>
     <w:p>
@@ -25255,7 +24984,50 @@
         <w:rPr>
           <w:rFonts w:hint="eastAsia" w:ascii="Times New Roman" w:hAnsi="Times New Roman" w:eastAsia="Times New Roman" w:cs="Times New Roman"/>
         </w:rPr>
-        <w:t xml:space="preserve">A（Br</w:t>
+        <w:t>A：1-CH</w:t>
+      </w:r>
+      <w:r>
+        <w:rPr>
+          <w:rFonts w:hint="eastAsia" w:ascii="Times New Roman" w:hAnsi="Times New Roman" w:eastAsia="Times New Roman" w:cs="Times New Roman"/>
+          <w:vertAlign w:val="subscript"/>
+        </w:rPr>
+        <w:t>3</w:t>
+      </w:r>
+      <w:r>
+        <w:rPr>
+          <w:rFonts w:hint="eastAsia" w:ascii="Times New Roman" w:hAnsi="Times New Roman" w:eastAsia="Times New Roman" w:cs="Times New Roman"/>
+        </w:rPr>
+        <w:t>(e),</w:t>
+      </w:r>
+      <w:r>
+        <w:rPr>
+          <w:rFonts w:ascii="Times New Roman" w:hAnsi="Times New Roman" w:eastAsia="Times New Roman" w:cs="Times New Roman"/>
+        </w:rPr>
+        <w:t xml:space="preserve"> 2-Br(a) — </w:t>
+      </w:r>
+      <w:r>
+        <w:rPr>
+          <w:rFonts w:hint="eastAsia" w:ascii="Times New Roman" w:hAnsi="Times New Roman" w:eastAsia="FangSong" w:cs="Times New Roman"/>
+        </w:rPr>
+        <w:t>甲基在平伏键</w:t>
+      </w:r>
+      <w:r>
+        <w:rPr>
+          <w:rFonts w:hint="eastAsia" w:ascii="Times New Roman" w:hAnsi="Times New Roman" w:eastAsia="Times New Roman" w:cs="Times New Roman"/>
+        </w:rPr>
+        <w:t>（</w:t>
+      </w:r>
+      <w:r>
+        <w:rPr>
+          <w:rFonts w:hint="eastAsia" w:ascii="Times New Roman" w:hAnsi="Times New Roman" w:eastAsia="FangSong" w:cs="Times New Roman"/>
+        </w:rPr>
+        <w:t>更稳定</w:t>
+      </w:r>
+      <w:r>
+        <w:rPr>
+          <w:rFonts w:hint="eastAsia" w:ascii="Times New Roman" w:hAnsi="Times New Roman" w:eastAsia="Times New Roman" w:cs="Times New Roman"/>
+        </w:rPr>
+        <w:t>，e</w:t>
       </w:r>
       <w:r>
         <w:rPr>
@@ -25267,203 +25039,13 @@
         <w:rPr>
           <w:rFonts w:hint="eastAsia" w:ascii="Times New Roman" w:hAnsi="Times New Roman" w:eastAsia="FangSong" w:cs="Times New Roman"/>
         </w:rPr>
-        <w:t xml:space="preserve">在</w:t>
-      </w:r>
-      <w:r>
-        <w:rPr>
-          <w:rFonts w:ascii="Times New Roman" w:hAnsi="Times New Roman" w:eastAsia="Times New Roman" w:cs="Times New Roman"/>
-        </w:rPr>
-        <w:t xml:space="preserve"> a </w:t>
-      </w:r>
-      <w:r>
-        <w:rPr>
-          <w:rFonts w:hint="eastAsia" w:ascii="Times New Roman" w:hAnsi="Times New Roman" w:eastAsia="FangSong" w:cs="Times New Roman"/>
-        </w:rPr>
-        <w:t>键</w:t>
-      </w:r>
-      <w:r>
-        <w:rPr>
-          <w:rFonts w:hint="eastAsia" w:ascii="Times New Roman" w:hAnsi="Times New Roman" w:eastAsia="Times New Roman" w:cs="Times New Roman"/>
-        </w:rPr>
-        <w:t>）：Br</w:t>
-      </w:r>
-      <w:r>
-        <w:rPr>
-          <w:rFonts w:ascii="Times New Roman" w:hAnsi="Times New Roman" w:eastAsia="Times New Roman" w:cs="Times New Roman"/>
-        </w:rPr>
-        <w:t xml:space="preserve"> </w:t>
-      </w:r>
-      <w:r>
-        <w:rPr>
-          <w:rFonts w:hint="eastAsia" w:ascii="Times New Roman" w:hAnsi="Times New Roman" w:eastAsia="FangSong" w:cs="Times New Roman"/>
-        </w:rPr>
-        <w:t xml:space="preserve">的邻位</w:t>
-      </w:r>
-      <w:r>
-        <w:rPr>
-          <w:rFonts w:ascii="Times New Roman" w:hAnsi="Times New Roman" w:eastAsia="Times New Roman" w:cs="Times New Roman"/>
-        </w:rPr>
-        <w:t xml:space="preserve"> </w:t>
-      </w:r>
-      <w:r>
-        <w:rPr>
-          <w:rFonts w:hint="eastAsia" w:ascii="Times New Roman" w:hAnsi="Times New Roman" w:eastAsia="Times New Roman" w:cs="Times New Roman"/>
-        </w:rPr>
-        <w:t>β-</w:t>
-      </w:r>
-      <w:r>
-        <w:rPr>
-          <w:rFonts w:hint="eastAsia" w:ascii="Times New Roman" w:hAnsi="Times New Roman" w:eastAsia="FangSong" w:cs="Times New Roman"/>
-        </w:rPr>
-        <w:t>碳为</w:t>
-      </w:r>
-      <w:r>
-        <w:rPr>
-          <w:rFonts w:ascii="Times New Roman" w:hAnsi="Times New Roman" w:eastAsia="Times New Roman" w:cs="Times New Roman"/>
-        </w:rPr>
-        <w:t xml:space="preserve"> </w:t>
-      </w:r>
-      <w:r>
-        <w:rPr>
-          <w:rFonts w:hint="eastAsia" w:ascii="Times New Roman" w:hAnsi="Times New Roman" w:eastAsia="Times New Roman" w:cs="Times New Roman"/>
-        </w:rPr>
-        <w:t>C</w:t>
-      </w:r>
-      <w:r>
-        <w:rPr>
-          <w:rFonts w:hint="eastAsia" w:ascii="Times New Roman" w:hAnsi="Times New Roman" w:eastAsia="Times New Roman" w:cs="Times New Roman"/>
-          <w:vertAlign w:val="subscript"/>
-        </w:rPr>
-        <w:t>1</w:t>
-      </w:r>
-      <w:r>
-        <w:rPr>
-          <w:rFonts w:hint="eastAsia" w:ascii="Times New Roman" w:hAnsi="Times New Roman" w:eastAsia="Times New Roman" w:cs="Times New Roman"/>
-        </w:rPr>
-        <w:t>（</w:t>
-      </w:r>
-      <w:r>
-        <w:rPr>
-          <w:rFonts w:hint="eastAsia" w:ascii="Times New Roman" w:hAnsi="Times New Roman" w:eastAsia="FangSong" w:cs="Times New Roman"/>
-        </w:rPr>
-        <w:t>连</w:t>
-      </w:r>
-      <w:r>
-        <w:rPr>
-          <w:rFonts w:ascii="Times New Roman" w:hAnsi="Times New Roman" w:eastAsia="Times New Roman" w:cs="Times New Roman"/>
-        </w:rPr>
-        <w:t xml:space="preserve"> </w:t>
-      </w:r>
-      <w:r>
-        <w:rPr>
-          <w:rFonts w:hint="eastAsia" w:ascii="Times New Roman" w:hAnsi="Times New Roman" w:eastAsia="Times New Roman" w:cs="Times New Roman"/>
-        </w:rPr>
-        <w:t>CH</w:t>
-      </w:r>
-      <w:r>
-        <w:rPr>
-          <w:rFonts w:hint="eastAsia" w:ascii="Times New Roman" w:hAnsi="Times New Roman" w:eastAsia="Times New Roman" w:cs="Times New Roman"/>
-          <w:vertAlign w:val="subscript"/>
-        </w:rPr>
-        <w:t>3</w:t>
+        <w:t>键位阻小</w:t>
       </w:r>
       <w:r>
         <w:rPr>
           <w:rFonts w:hint="eastAsia" w:ascii="Times New Roman" w:hAnsi="Times New Roman" w:eastAsia="Times New Roman" w:cs="Times New Roman"/>
         </w:rPr>
         <w:t>）</w:t>
-      </w:r>
-      <w:r>
-        <w:rPr>
-          <w:rFonts w:hint="eastAsia" w:ascii="Times New Roman" w:hAnsi="Times New Roman" w:eastAsia="FangSong" w:cs="Times New Roman"/>
-        </w:rPr>
-        <w:t>与</w:t>
-      </w:r>
-      <w:r>
-        <w:rPr>
-          <w:rFonts w:ascii="Times New Roman" w:hAnsi="Times New Roman" w:eastAsia="Times New Roman" w:cs="Times New Roman"/>
-        </w:rPr>
-        <w:t xml:space="preserve"> </w:t>
-      </w:r>
-      <w:r>
-        <w:rPr>
-          <w:rFonts w:hint="eastAsia" w:ascii="Times New Roman" w:hAnsi="Times New Roman" w:eastAsia="Times New Roman" w:cs="Times New Roman"/>
-        </w:rPr>
-        <w:t>C</w:t>
-      </w:r>
-      <w:r>
-        <w:rPr>
-          <w:rFonts w:hint="eastAsia" w:ascii="Times New Roman" w:hAnsi="Times New Roman" w:eastAsia="Times New Roman" w:cs="Times New Roman"/>
-          <w:vertAlign w:val="subscript"/>
-        </w:rPr>
-        <w:t>3</w:t>
-      </w:r>
-      <w:r>
-        <w:rPr>
-          <w:rFonts w:hint="eastAsia" w:ascii="Times New Roman" w:hAnsi="Times New Roman" w:eastAsia="Times New Roman" w:cs="Times New Roman"/>
-        </w:rPr>
-        <w:t>（CH</w:t>
-      </w:r>
-      <w:r>
-        <w:rPr>
-          <w:rFonts w:hint="eastAsia" w:ascii="Times New Roman" w:hAnsi="Times New Roman" w:eastAsia="Times New Roman" w:cs="Times New Roman"/>
-          <w:vertAlign w:val="subscript"/>
-        </w:rPr>
-        <w:t>2</w:t>
-      </w:r>
-      <w:r>
-        <w:rPr>
-          <w:rFonts w:hint="eastAsia" w:ascii="Times New Roman" w:hAnsi="Times New Roman" w:eastAsia="Times New Roman" w:cs="Times New Roman"/>
-        </w:rPr>
-        <w:t>），</w:t>
-      </w:r>
-      <w:r>
-        <w:rPr>
-          <w:rFonts w:hint="eastAsia" w:ascii="Times New Roman" w:hAnsi="Times New Roman" w:eastAsia="FangSong" w:cs="Times New Roman"/>
-        </w:rPr>
-        <w:t>其</w:t>
-      </w:r>
-      <w:r>
-        <w:rPr>
-          <w:rFonts w:ascii="Times New Roman" w:hAnsi="Times New Roman" w:eastAsia="Times New Roman" w:cs="Times New Roman"/>
-        </w:rPr>
-        <w:t xml:space="preserve"> a-H </w:t>
-      </w:r>
-      <w:r>
-        <w:rPr>
-          <w:rFonts w:hint="eastAsia" w:ascii="Times New Roman" w:hAnsi="Times New Roman" w:eastAsia="FangSong" w:cs="Times New Roman"/>
-        </w:rPr>
-        <w:t xml:space="preserve">与</w:t>
-      </w:r>
-      <w:r>
-        <w:rPr>
-          <w:rFonts w:ascii="Times New Roman" w:hAnsi="Times New Roman" w:eastAsia="Times New Roman" w:cs="Times New Roman"/>
-        </w:rPr>
-        <w:t xml:space="preserve"> 2-a-Br </w:t>
-      </w:r>
-      <w:r>
-        <w:rPr>
-          <w:rFonts w:hint="eastAsia" w:ascii="Times New Roman" w:hAnsi="Times New Roman" w:eastAsia="FangSong" w:cs="Times New Roman"/>
-        </w:rPr>
-        <w:t xml:space="preserve">反式共平面</w:t>
-      </w:r>
-      <w:r>
-        <w:rPr>
-          <w:rFonts w:ascii="Times New Roman" w:hAnsi="Times New Roman" w:eastAsia="Times New Roman" w:cs="Times New Roman"/>
-        </w:rPr>
-        <w:t xml:space="preserve"> → </w:t>
-      </w:r>
-      <w:r>
-        <w:rPr>
-          <w:rFonts w:hint="eastAsia" w:ascii="Times New Roman" w:hAnsi="Times New Roman" w:eastAsia="FangSong" w:cs="Times New Roman"/>
-        </w:rPr>
-        <w:t xml:space="preserve">可发生</w:t>
-      </w:r>
-      <w:r>
-        <w:rPr>
-          <w:rFonts w:ascii="Times New Roman" w:hAnsi="Times New Roman" w:eastAsia="Times New Roman" w:cs="Times New Roman"/>
-        </w:rPr>
-        <w:t xml:space="preserve"> E2</w:t>
       </w:r>
     </w:p>
     <w:p>
@@ -25490,55 +25072,32 @@
         <w:rPr>
           <w:rFonts w:hint="eastAsia" w:ascii="Times New Roman" w:hAnsi="Times New Roman" w:eastAsia="Times New Roman" w:cs="Times New Roman"/>
         </w:rPr>
-        <w:t xml:space="preserve">B（Br</w:t>
-      </w:r>
-      <w:r>
-        <w:rPr>
-          <w:rFonts w:ascii="Times New Roman" w:hAnsi="Times New Roman" w:eastAsia="Times New Roman" w:cs="Times New Roman"/>
-        </w:rPr>
-        <w:t xml:space="preserve"> </w:t>
-      </w:r>
-      <w:r>
-        <w:rPr>
-          <w:rFonts w:hint="eastAsia" w:ascii="Times New Roman" w:hAnsi="Times New Roman" w:eastAsia="FangSong" w:cs="Times New Roman"/>
-        </w:rPr>
-        <w:t xml:space="preserve">在</w:t>
-      </w:r>
-      <w:r>
-        <w:rPr>
-          <w:rFonts w:ascii="Times New Roman" w:hAnsi="Times New Roman" w:eastAsia="Times New Roman" w:cs="Times New Roman"/>
-        </w:rPr>
-        <w:t xml:space="preserve"> e </w:t>
-      </w:r>
-      <w:r>
-        <w:rPr>
-          <w:rFonts w:hint="eastAsia" w:ascii="Times New Roman" w:hAnsi="Times New Roman" w:eastAsia="FangSong" w:cs="Times New Roman"/>
-        </w:rPr>
-        <w:t>键</w:t>
-      </w:r>
-      <w:r>
-        <w:rPr>
-          <w:rFonts w:hint="eastAsia" w:ascii="Times New Roman" w:hAnsi="Times New Roman" w:eastAsia="Times New Roman" w:cs="Times New Roman"/>
-        </w:rPr>
-        <w:t>）：</w:t>
-      </w:r>
-      <w:r>
-        <w:rPr>
-          <w:rFonts w:hint="eastAsia" w:ascii="Times New Roman" w:hAnsi="Times New Roman" w:eastAsia="FangSong" w:cs="Times New Roman"/>
-        </w:rPr>
-        <w:t>无邻位</w:t>
-      </w:r>
-      <w:r>
-        <w:rPr>
-          <w:rFonts w:ascii="Times New Roman" w:hAnsi="Times New Roman" w:eastAsia="Times New Roman" w:cs="Times New Roman"/>
-        </w:rPr>
-        <w:t xml:space="preserve"> a-H → E2 </w:t>
-      </w:r>
-      <w:r>
-        <w:rPr>
-          <w:rFonts w:hint="eastAsia" w:ascii="Times New Roman" w:hAnsi="Times New Roman" w:eastAsia="FangSong" w:cs="Times New Roman"/>
-        </w:rPr>
-        <w:t xml:space="preserve">不能发生</w:t>
+        <w:t>B：1-CH</w:t>
+      </w:r>
+      <w:r>
+        <w:rPr>
+          <w:rFonts w:hint="eastAsia" w:ascii="Times New Roman" w:hAnsi="Times New Roman" w:eastAsia="Times New Roman" w:cs="Times New Roman"/>
+          <w:vertAlign w:val="subscript"/>
+        </w:rPr>
+        <w:t>3</w:t>
+      </w:r>
+      <w:r>
+        <w:rPr>
+          <w:rFonts w:hint="eastAsia" w:ascii="Times New Roman" w:hAnsi="Times New Roman" w:eastAsia="Times New Roman" w:cs="Times New Roman"/>
+        </w:rPr>
+        <w:t>(a),</w:t>
+      </w:r>
+      <w:r>
+        <w:rPr>
+          <w:rFonts w:ascii="Times New Roman" w:hAnsi="Times New Roman" w:eastAsia="Times New Roman" w:cs="Times New Roman"/>
+        </w:rPr>
+        <w:t xml:space="preserve"> 2-Br(e) — Br </w:t>
+      </w:r>
+      <w:r>
+        <w:rPr>
+          <w:rFonts w:hint="eastAsia" w:ascii="Times New Roman" w:hAnsi="Times New Roman" w:eastAsia="FangSong" w:cs="Times New Roman"/>
+        </w:rPr>
+        <w:t xml:space="preserve">在平伏键</w:t>
       </w:r>
     </w:p>
     <w:p>
@@ -25546,32 +25105,68 @@
         <w:pStyle w:val="Compact"/>
         <w:numPr>
           <w:ilvl w:val="0"/>
-          <w:numId w:val="1009"/>
+          <w:numId w:val="1010"/>
         </w:numPr>
       </w:pPr>
       <w:r>
         <w:rPr>
           <w:rFonts w:hint="eastAsia" w:ascii="Times New Roman" w:hAnsi="Times New Roman" w:eastAsia="FangSong" w:cs="Times New Roman"/>
         </w:rPr>
-        <w:t xml:space="preserve">在构象</w:t>
-      </w:r>
-      <w:r>
-        <w:rPr>
-          <w:rFonts w:ascii="Times New Roman" w:hAnsi="Times New Roman" w:eastAsia="Times New Roman" w:cs="Times New Roman"/>
-        </w:rPr>
-        <w:t xml:space="preserve"> A </w:t>
-      </w:r>
-      <w:r>
-        <w:rPr>
-          <w:rFonts w:hint="eastAsia" w:ascii="Times New Roman" w:hAnsi="Times New Roman" w:eastAsia="FangSong" w:cs="Times New Roman"/>
-        </w:rPr>
-        <w:t>中消除</w:t>
-      </w:r>
-      <w:r>
-        <w:rPr>
-          <w:rFonts w:hint="eastAsia" w:ascii="Times New Roman" w:hAnsi="Times New Roman" w:eastAsia="Times New Roman" w:cs="Times New Roman"/>
-        </w:rPr>
-        <w:t>：</w:t>
+        <w:t xml:space="preserve">检查</w:t>
+      </w:r>
+      <w:r>
+        <w:rPr>
+          <w:rFonts w:ascii="Times New Roman" w:hAnsi="Times New Roman" w:eastAsia="Times New Roman" w:cs="Times New Roman"/>
+        </w:rPr>
+        <w:t xml:space="preserve"> E2 </w:t>
+      </w:r>
+      <w:r>
+        <w:rPr>
+          <w:rFonts w:hint="eastAsia" w:ascii="Times New Roman" w:hAnsi="Times New Roman" w:eastAsia="FangSong" w:cs="Times New Roman"/>
+        </w:rPr>
+        <w:t>条件</w:t>
+      </w:r>
+      <w:r>
+        <w:rPr>
+          <w:rFonts w:hint="eastAsia" w:ascii="Times New Roman" w:hAnsi="Times New Roman" w:eastAsia="Times New Roman" w:cs="Times New Roman"/>
+        </w:rPr>
+        <w:t>：Br</w:t>
+      </w:r>
+      <w:r>
+        <w:rPr>
+          <w:rFonts w:ascii="Times New Roman" w:hAnsi="Times New Roman" w:eastAsia="Times New Roman" w:cs="Times New Roman"/>
+        </w:rPr>
+        <w:t xml:space="preserve"> </w:t>
+      </w:r>
+      <w:r>
+        <w:rPr>
+          <w:rFonts w:hint="eastAsia" w:ascii="Times New Roman" w:hAnsi="Times New Roman" w:eastAsia="FangSong" w:cs="Times New Roman"/>
+        </w:rPr>
+        <w:t xml:space="preserve">必须在</w:t>
+      </w:r>
+      <w:r>
+        <w:rPr>
+          <w:rFonts w:ascii="Times New Roman" w:hAnsi="Times New Roman" w:eastAsia="Times New Roman" w:cs="Times New Roman"/>
+        </w:rPr>
+        <w:t xml:space="preserve"> a </w:t>
+      </w:r>
+      <w:r>
+        <w:rPr>
+          <w:rFonts w:hint="eastAsia" w:ascii="Times New Roman" w:hAnsi="Times New Roman" w:eastAsia="FangSong" w:cs="Times New Roman"/>
+        </w:rPr>
+        <w:t xml:space="preserve">键才有邻位</w:t>
+      </w:r>
+      <w:r>
+        <w:rPr>
+          <w:rFonts w:ascii="Times New Roman" w:hAnsi="Times New Roman" w:eastAsia="Times New Roman" w:cs="Times New Roman"/>
+        </w:rPr>
+        <w:t xml:space="preserve"> a-H </w:t>
+      </w:r>
+      <w:r>
+        <w:rPr>
+          <w:rFonts w:hint="eastAsia" w:ascii="Times New Roman" w:hAnsi="Times New Roman" w:eastAsia="FangSong" w:cs="Times New Roman"/>
+        </w:rPr>
+        <w:t xml:space="preserve">满足反式共平面</w:t>
       </w:r>
     </w:p>
     <w:p>
@@ -25586,7 +25181,7 @@
         <w:rPr>
           <w:rFonts w:hint="eastAsia" w:ascii="Times New Roman" w:hAnsi="Times New Roman" w:eastAsia="FangSong" w:cs="Times New Roman"/>
         </w:rPr>
-        <w:t xml:space="preserve">产物需按取代度判断</w:t>
+        <w:t xml:space="preserve">构象</w:t>
       </w:r>
       <w:r>
         <w:rPr>
@@ -25598,7 +25193,7 @@
         <w:rPr>
           <w:rFonts w:hint="eastAsia" w:ascii="Times New Roman" w:hAnsi="Times New Roman" w:eastAsia="Times New Roman" w:cs="Times New Roman"/>
         </w:rPr>
-        <w:t xml:space="preserve">Zaitsev/Hofmann：t-BuOK</w:t>
+        <w:t xml:space="preserve">A（Br</w:t>
       </w:r>
       <w:r>
         <w:rPr>
@@ -25610,19 +25205,203 @@
         <w:rPr>
           <w:rFonts w:hint="eastAsia" w:ascii="Times New Roman" w:hAnsi="Times New Roman" w:eastAsia="FangSong" w:cs="Times New Roman"/>
         </w:rPr>
-        <w:t>是大位阻碱</w:t>
-      </w:r>
-      <w:r>
-        <w:rPr>
-          <w:rFonts w:hint="eastAsia" w:ascii="Times New Roman" w:hAnsi="Times New Roman" w:eastAsia="Times New Roman" w:cs="Times New Roman"/>
-        </w:rPr>
-        <w:t>，</w:t>
-      </w:r>
-      <w:r>
-        <w:rPr>
-          <w:rFonts w:hint="eastAsia" w:ascii="Times New Roman" w:hAnsi="Times New Roman" w:eastAsia="FangSong" w:cs="Times New Roman"/>
-        </w:rPr>
-        <w:t>但在环己烷刚性体系中构象限制占主导</w:t>
+        <w:t xml:space="preserve">在</w:t>
+      </w:r>
+      <w:r>
+        <w:rPr>
+          <w:rFonts w:ascii="Times New Roman" w:hAnsi="Times New Roman" w:eastAsia="Times New Roman" w:cs="Times New Roman"/>
+        </w:rPr>
+        <w:t xml:space="preserve"> a </w:t>
+      </w:r>
+      <w:r>
+        <w:rPr>
+          <w:rFonts w:hint="eastAsia" w:ascii="Times New Roman" w:hAnsi="Times New Roman" w:eastAsia="FangSong" w:cs="Times New Roman"/>
+        </w:rPr>
+        <w:t>键</w:t>
+      </w:r>
+      <w:r>
+        <w:rPr>
+          <w:rFonts w:hint="eastAsia" w:ascii="Times New Roman" w:hAnsi="Times New Roman" w:eastAsia="Times New Roman" w:cs="Times New Roman"/>
+        </w:rPr>
+        <w:t>）：Br</w:t>
+      </w:r>
+      <w:r>
+        <w:rPr>
+          <w:rFonts w:ascii="Times New Roman" w:hAnsi="Times New Roman" w:eastAsia="Times New Roman" w:cs="Times New Roman"/>
+        </w:rPr>
+        <w:t xml:space="preserve"> </w:t>
+      </w:r>
+      <w:r>
+        <w:rPr>
+          <w:rFonts w:hint="eastAsia" w:ascii="Times New Roman" w:hAnsi="Times New Roman" w:eastAsia="FangSong" w:cs="Times New Roman"/>
+        </w:rPr>
+        <w:t xml:space="preserve">的邻位</w:t>
+      </w:r>
+      <w:r>
+        <w:rPr>
+          <w:rFonts w:ascii="Times New Roman" w:hAnsi="Times New Roman" w:eastAsia="Times New Roman" w:cs="Times New Roman"/>
+        </w:rPr>
+        <w:t xml:space="preserve"> </w:t>
+      </w:r>
+      <w:r>
+        <w:rPr>
+          <w:rFonts w:hint="eastAsia" w:ascii="Times New Roman" w:hAnsi="Times New Roman" w:eastAsia="Times New Roman" w:cs="Times New Roman"/>
+        </w:rPr>
+        <w:t>β-</w:t>
+      </w:r>
+      <w:r>
+        <w:rPr>
+          <w:rFonts w:hint="eastAsia" w:ascii="Times New Roman" w:hAnsi="Times New Roman" w:eastAsia="FangSong" w:cs="Times New Roman"/>
+        </w:rPr>
+        <w:t>碳为</w:t>
+      </w:r>
+      <w:r>
+        <w:rPr>
+          <w:rFonts w:ascii="Times New Roman" w:hAnsi="Times New Roman" w:eastAsia="Times New Roman" w:cs="Times New Roman"/>
+        </w:rPr>
+        <w:t xml:space="preserve"> </w:t>
+      </w:r>
+      <w:r>
+        <w:rPr>
+          <w:rFonts w:hint="eastAsia" w:ascii="Times New Roman" w:hAnsi="Times New Roman" w:eastAsia="Times New Roman" w:cs="Times New Roman"/>
+        </w:rPr>
+        <w:t>C</w:t>
+      </w:r>
+      <w:r>
+        <w:rPr>
+          <w:rFonts w:hint="eastAsia" w:ascii="Times New Roman" w:hAnsi="Times New Roman" w:eastAsia="Times New Roman" w:cs="Times New Roman"/>
+          <w:vertAlign w:val="subscript"/>
+        </w:rPr>
+        <w:t>1</w:t>
+      </w:r>
+      <w:r>
+        <w:rPr>
+          <w:rFonts w:hint="eastAsia" w:ascii="Times New Roman" w:hAnsi="Times New Roman" w:eastAsia="Times New Roman" w:cs="Times New Roman"/>
+        </w:rPr>
+        <w:t>（</w:t>
+      </w:r>
+      <w:r>
+        <w:rPr>
+          <w:rFonts w:hint="eastAsia" w:ascii="Times New Roman" w:hAnsi="Times New Roman" w:eastAsia="FangSong" w:cs="Times New Roman"/>
+        </w:rPr>
+        <w:t>连</w:t>
+      </w:r>
+      <w:r>
+        <w:rPr>
+          <w:rFonts w:ascii="Times New Roman" w:hAnsi="Times New Roman" w:eastAsia="Times New Roman" w:cs="Times New Roman"/>
+        </w:rPr>
+        <w:t xml:space="preserve"> </w:t>
+      </w:r>
+      <w:r>
+        <w:rPr>
+          <w:rFonts w:hint="eastAsia" w:ascii="Times New Roman" w:hAnsi="Times New Roman" w:eastAsia="Times New Roman" w:cs="Times New Roman"/>
+        </w:rPr>
+        <w:t>CH</w:t>
+      </w:r>
+      <w:r>
+        <w:rPr>
+          <w:rFonts w:hint="eastAsia" w:ascii="Times New Roman" w:hAnsi="Times New Roman" w:eastAsia="Times New Roman" w:cs="Times New Roman"/>
+          <w:vertAlign w:val="subscript"/>
+        </w:rPr>
+        <w:t>3</w:t>
+      </w:r>
+      <w:r>
+        <w:rPr>
+          <w:rFonts w:hint="eastAsia" w:ascii="Times New Roman" w:hAnsi="Times New Roman" w:eastAsia="Times New Roman" w:cs="Times New Roman"/>
+        </w:rPr>
+        <w:t>）</w:t>
+      </w:r>
+      <w:r>
+        <w:rPr>
+          <w:rFonts w:hint="eastAsia" w:ascii="Times New Roman" w:hAnsi="Times New Roman" w:eastAsia="FangSong" w:cs="Times New Roman"/>
+        </w:rPr>
+        <w:t>与</w:t>
+      </w:r>
+      <w:r>
+        <w:rPr>
+          <w:rFonts w:ascii="Times New Roman" w:hAnsi="Times New Roman" w:eastAsia="Times New Roman" w:cs="Times New Roman"/>
+        </w:rPr>
+        <w:t xml:space="preserve"> </w:t>
+      </w:r>
+      <w:r>
+        <w:rPr>
+          <w:rFonts w:hint="eastAsia" w:ascii="Times New Roman" w:hAnsi="Times New Roman" w:eastAsia="Times New Roman" w:cs="Times New Roman"/>
+        </w:rPr>
+        <w:t>C</w:t>
+      </w:r>
+      <w:r>
+        <w:rPr>
+          <w:rFonts w:hint="eastAsia" w:ascii="Times New Roman" w:hAnsi="Times New Roman" w:eastAsia="Times New Roman" w:cs="Times New Roman"/>
+          <w:vertAlign w:val="subscript"/>
+        </w:rPr>
+        <w:t>3</w:t>
+      </w:r>
+      <w:r>
+        <w:rPr>
+          <w:rFonts w:hint="eastAsia" w:ascii="Times New Roman" w:hAnsi="Times New Roman" w:eastAsia="Times New Roman" w:cs="Times New Roman"/>
+        </w:rPr>
+        <w:t>（CH</w:t>
+      </w:r>
+      <w:r>
+        <w:rPr>
+          <w:rFonts w:hint="eastAsia" w:ascii="Times New Roman" w:hAnsi="Times New Roman" w:eastAsia="Times New Roman" w:cs="Times New Roman"/>
+          <w:vertAlign w:val="subscript"/>
+        </w:rPr>
+        <w:t>2</w:t>
+      </w:r>
+      <w:r>
+        <w:rPr>
+          <w:rFonts w:hint="eastAsia" w:ascii="Times New Roman" w:hAnsi="Times New Roman" w:eastAsia="Times New Roman" w:cs="Times New Roman"/>
+        </w:rPr>
+        <w:t>），</w:t>
+      </w:r>
+      <w:r>
+        <w:rPr>
+          <w:rFonts w:hint="eastAsia" w:ascii="Times New Roman" w:hAnsi="Times New Roman" w:eastAsia="FangSong" w:cs="Times New Roman"/>
+        </w:rPr>
+        <w:t>其</w:t>
+      </w:r>
+      <w:r>
+        <w:rPr>
+          <w:rFonts w:ascii="Times New Roman" w:hAnsi="Times New Roman" w:eastAsia="Times New Roman" w:cs="Times New Roman"/>
+        </w:rPr>
+        <w:t xml:space="preserve"> a-H </w:t>
+      </w:r>
+      <w:r>
+        <w:rPr>
+          <w:rFonts w:hint="eastAsia" w:ascii="Times New Roman" w:hAnsi="Times New Roman" w:eastAsia="FangSong" w:cs="Times New Roman"/>
+        </w:rPr>
+        <w:t xml:space="preserve">与</w:t>
+      </w:r>
+      <w:r>
+        <w:rPr>
+          <w:rFonts w:ascii="Times New Roman" w:hAnsi="Times New Roman" w:eastAsia="Times New Roman" w:cs="Times New Roman"/>
+        </w:rPr>
+        <w:t xml:space="preserve"> 2-a-Br </w:t>
+      </w:r>
+      <w:r>
+        <w:rPr>
+          <w:rFonts w:hint="eastAsia" w:ascii="Times New Roman" w:hAnsi="Times New Roman" w:eastAsia="FangSong" w:cs="Times New Roman"/>
+        </w:rPr>
+        <w:t xml:space="preserve">反式共平面</w:t>
+      </w:r>
+      <w:r>
+        <w:rPr>
+          <w:rFonts w:ascii="Times New Roman" w:hAnsi="Times New Roman" w:eastAsia="Times New Roman" w:cs="Times New Roman"/>
+        </w:rPr>
+        <w:t xml:space="preserve"> → </w:t>
+      </w:r>
+      <w:r>
+        <w:rPr>
+          <w:rFonts w:hint="eastAsia" w:ascii="Times New Roman" w:hAnsi="Times New Roman" w:eastAsia="FangSong" w:cs="Times New Roman"/>
+        </w:rPr>
+        <w:t xml:space="preserve">可发生</w:t>
+      </w:r>
+      <w:r>
+        <w:rPr>
+          <w:rFonts w:ascii="Times New Roman" w:hAnsi="Times New Roman" w:eastAsia="Times New Roman" w:cs="Times New Roman"/>
+        </w:rPr>
+        <w:t xml:space="preserve"> E2</w:t>
       </w:r>
     </w:p>
     <w:p>
@@ -25637,6 +25416,165 @@
         <w:rPr>
           <w:rFonts w:hint="eastAsia" w:ascii="Times New Roman" w:hAnsi="Times New Roman" w:eastAsia="FangSong" w:cs="Times New Roman"/>
         </w:rPr>
+        <w:t xml:space="preserve">构象</w:t>
+      </w:r>
+      <w:r>
+        <w:rPr>
+          <w:rFonts w:ascii="Times New Roman" w:hAnsi="Times New Roman" w:eastAsia="Times New Roman" w:cs="Times New Roman"/>
+        </w:rPr>
+        <w:t xml:space="preserve"> </w:t>
+      </w:r>
+      <w:r>
+        <w:rPr>
+          <w:rFonts w:hint="eastAsia" w:ascii="Times New Roman" w:hAnsi="Times New Roman" w:eastAsia="Times New Roman" w:cs="Times New Roman"/>
+        </w:rPr>
+        <w:t xml:space="preserve">B（Br</w:t>
+      </w:r>
+      <w:r>
+        <w:rPr>
+          <w:rFonts w:ascii="Times New Roman" w:hAnsi="Times New Roman" w:eastAsia="Times New Roman" w:cs="Times New Roman"/>
+        </w:rPr>
+        <w:t xml:space="preserve"> </w:t>
+      </w:r>
+      <w:r>
+        <w:rPr>
+          <w:rFonts w:hint="eastAsia" w:ascii="Times New Roman" w:hAnsi="Times New Roman" w:eastAsia="FangSong" w:cs="Times New Roman"/>
+        </w:rPr>
+        <w:t xml:space="preserve">在</w:t>
+      </w:r>
+      <w:r>
+        <w:rPr>
+          <w:rFonts w:ascii="Times New Roman" w:hAnsi="Times New Roman" w:eastAsia="Times New Roman" w:cs="Times New Roman"/>
+        </w:rPr>
+        <w:t xml:space="preserve"> e </w:t>
+      </w:r>
+      <w:r>
+        <w:rPr>
+          <w:rFonts w:hint="eastAsia" w:ascii="Times New Roman" w:hAnsi="Times New Roman" w:eastAsia="FangSong" w:cs="Times New Roman"/>
+        </w:rPr>
+        <w:t>键</w:t>
+      </w:r>
+      <w:r>
+        <w:rPr>
+          <w:rFonts w:hint="eastAsia" w:ascii="Times New Roman" w:hAnsi="Times New Roman" w:eastAsia="Times New Roman" w:cs="Times New Roman"/>
+        </w:rPr>
+        <w:t>）：</w:t>
+      </w:r>
+      <w:r>
+        <w:rPr>
+          <w:rFonts w:hint="eastAsia" w:ascii="Times New Roman" w:hAnsi="Times New Roman" w:eastAsia="FangSong" w:cs="Times New Roman"/>
+        </w:rPr>
+        <w:t>无邻位</w:t>
+      </w:r>
+      <w:r>
+        <w:rPr>
+          <w:rFonts w:ascii="Times New Roman" w:hAnsi="Times New Roman" w:eastAsia="Times New Roman" w:cs="Times New Roman"/>
+        </w:rPr>
+        <w:t xml:space="preserve"> a-H → E2 </w:t>
+      </w:r>
+      <w:r>
+        <w:rPr>
+          <w:rFonts w:hint="eastAsia" w:ascii="Times New Roman" w:hAnsi="Times New Roman" w:eastAsia="FangSong" w:cs="Times New Roman"/>
+        </w:rPr>
+        <w:t xml:space="preserve">不能发生</w:t>
+      </w:r>
+    </w:p>
+    <w:p>
+      <w:pPr>
+        <w:pStyle w:val="Compact"/>
+        <w:numPr>
+          <w:ilvl w:val="0"/>
+          <w:numId w:val="1010"/>
+        </w:numPr>
+      </w:pPr>
+      <w:r>
+        <w:rPr>
+          <w:rFonts w:hint="eastAsia" w:ascii="Times New Roman" w:hAnsi="Times New Roman" w:eastAsia="FangSong" w:cs="Times New Roman"/>
+        </w:rPr>
+        <w:t xml:space="preserve">在构象</w:t>
+      </w:r>
+      <w:r>
+        <w:rPr>
+          <w:rFonts w:ascii="Times New Roman" w:hAnsi="Times New Roman" w:eastAsia="Times New Roman" w:cs="Times New Roman"/>
+        </w:rPr>
+        <w:t xml:space="preserve"> A </w:t>
+      </w:r>
+      <w:r>
+        <w:rPr>
+          <w:rFonts w:hint="eastAsia" w:ascii="Times New Roman" w:hAnsi="Times New Roman" w:eastAsia="FangSong" w:cs="Times New Roman"/>
+        </w:rPr>
+        <w:t>中消除</w:t>
+      </w:r>
+      <w:r>
+        <w:rPr>
+          <w:rFonts w:hint="eastAsia" w:ascii="Times New Roman" w:hAnsi="Times New Roman" w:eastAsia="Times New Roman" w:cs="Times New Roman"/>
+        </w:rPr>
+        <w:t>：</w:t>
+      </w:r>
+    </w:p>
+    <w:p>
+      <w:pPr>
+        <w:pStyle w:val="Compact"/>
+        <w:numPr>
+          <w:ilvl w:val="1"/>
+          <w:numId w:val="1013"/>
+        </w:numPr>
+      </w:pPr>
+      <w:r>
+        <w:rPr>
+          <w:rFonts w:hint="eastAsia" w:ascii="Times New Roman" w:hAnsi="Times New Roman" w:eastAsia="FangSong" w:cs="Times New Roman"/>
+        </w:rPr>
+        <w:t xml:space="preserve">产物需按取代度判断</w:t>
+      </w:r>
+      <w:r>
+        <w:rPr>
+          <w:rFonts w:ascii="Times New Roman" w:hAnsi="Times New Roman" w:eastAsia="Times New Roman" w:cs="Times New Roman"/>
+        </w:rPr>
+        <w:t xml:space="preserve"> </w:t>
+      </w:r>
+      <w:r>
+        <w:rPr>
+          <w:rFonts w:hint="eastAsia" w:ascii="Times New Roman" w:hAnsi="Times New Roman" w:eastAsia="Times New Roman" w:cs="Times New Roman"/>
+        </w:rPr>
+        <w:t xml:space="preserve">Zaitsev/Hofmann：t-BuOK</w:t>
+      </w:r>
+      <w:r>
+        <w:rPr>
+          <w:rFonts w:ascii="Times New Roman" w:hAnsi="Times New Roman" w:eastAsia="Times New Roman" w:cs="Times New Roman"/>
+        </w:rPr>
+        <w:t xml:space="preserve"> </w:t>
+      </w:r>
+      <w:r>
+        <w:rPr>
+          <w:rFonts w:hint="eastAsia" w:ascii="Times New Roman" w:hAnsi="Times New Roman" w:eastAsia="FangSong" w:cs="Times New Roman"/>
+        </w:rPr>
+        <w:t>是大位阻碱</w:t>
+      </w:r>
+      <w:r>
+        <w:rPr>
+          <w:rFonts w:hint="eastAsia" w:ascii="Times New Roman" w:hAnsi="Times New Roman" w:eastAsia="Times New Roman" w:cs="Times New Roman"/>
+        </w:rPr>
+        <w:t>，</w:t>
+      </w:r>
+      <w:r>
+        <w:rPr>
+          <w:rFonts w:hint="eastAsia" w:ascii="Times New Roman" w:hAnsi="Times New Roman" w:eastAsia="FangSong" w:cs="Times New Roman"/>
+        </w:rPr>
+        <w:t>但在环己烷刚性体系中构象限制占主导</w:t>
+      </w:r>
+    </w:p>
+    <w:p>
+      <w:pPr>
+        <w:pStyle w:val="Compact"/>
+        <w:numPr>
+          <w:ilvl w:val="1"/>
+          <w:numId w:val="1013"/>
+        </w:numPr>
+      </w:pPr>
+      <w:r>
+        <w:rPr>
+          <w:rFonts w:hint="eastAsia" w:ascii="Times New Roman" w:hAnsi="Times New Roman" w:eastAsia="FangSong" w:cs="Times New Roman"/>
+        </w:rPr>
         <w:t xml:space="preserve">夺</w:t>
       </w:r>
       <w:r>
@@ -26386,46 +26324,6 @@
           <w:bCs/>
         </w:rPr>
         <w:t xml:space="preserve">解析</w:t>
-      </w:r>
-      <w:r>
-        <w:rPr>
-          <w:rFonts w:hint="eastAsia" w:ascii="Times New Roman" w:hAnsi="Times New Roman" w:eastAsia="Times New Roman" w:cs="Times New Roman"/>
-        </w:rPr>
-        <w:t xml:space="preserve">：</w:t>
-      </w:r>
-    </w:p>
-    <w:p>
-      <w:pPr>
-        <w:pStyle w:val="Compact"/>
-        <w:numPr>
-          <w:ilvl w:val="0"/>
-          <w:numId w:val="1013"/>
-        </w:numPr>
-      </w:pPr>
-      <w:r>
-        <w:rPr>
-          <w:rFonts w:ascii="Times New Roman" w:hAnsi="Times New Roman" w:eastAsia="Times New Roman" w:cs="Times New Roman"/>
-          <w:b/>
-          <w:bCs/>
-        </w:rPr>
-        <w:t>NaOH/H</w:t>
-      </w:r>
-      <w:r>
-        <w:rPr>
-          <w:rFonts w:ascii="Times New Roman" w:hAnsi="Times New Roman" w:eastAsia="Times New Roman" w:cs="Times New Roman"/>
-          <w:b/>
-          <w:bCs/>
-          <w:vertAlign w:val="subscript"/>
-        </w:rPr>
-        <w:t>2</w:t>
-      </w:r>
-      <w:r>
-        <w:rPr>
-          <w:rFonts w:ascii="Times New Roman" w:hAnsi="Times New Roman" w:eastAsia="Times New Roman" w:cs="Times New Roman"/>
-          <w:b/>
-          <w:bCs/>
-        </w:rPr>
-        <w:t>O, 25°C</w:t>
       </w:r>
       <w:r>
         <w:rPr>
@@ -26444,388 +26342,34 @@
       </w:pPr>
       <w:r>
         <w:rPr>
-          <w:rFonts w:hint="eastAsia" w:ascii="Times New Roman" w:hAnsi="Times New Roman" w:eastAsia="FangSong" w:cs="Times New Roman"/>
-        </w:rPr>
-        <w:t>底物</w:t>
-      </w:r>
-      <w:r>
-        <w:rPr>
-          <w:rFonts w:hint="eastAsia" w:ascii="Times New Roman" w:hAnsi="Times New Roman" w:eastAsia="Times New Roman" w:cs="Times New Roman"/>
-        </w:rPr>
-        <w:t>：2°</w:t>
-      </w:r>
-      <w:r>
-        <w:rPr>
-          <w:rFonts w:ascii="Times New Roman" w:hAnsi="Times New Roman" w:eastAsia="Times New Roman" w:cs="Times New Roman"/>
-        </w:rPr>
-        <w:t xml:space="preserve"> → </w:t>
-      </w:r>
-      <w:r>
-        <w:rPr>
-          <w:rFonts w:hint="eastAsia" w:ascii="Times New Roman" w:hAnsi="Times New Roman" w:eastAsia="FangSong" w:cs="Times New Roman"/>
-        </w:rPr>
-        <w:t xml:space="preserve">竞争主战场</w:t>
-      </w:r>
-    </w:p>
-    <w:p>
-      <w:pPr>
-        <w:pStyle w:val="Compact"/>
-        <w:numPr>
-          <w:ilvl w:val="0"/>
-          <w:numId w:val="1014"/>
-        </w:numPr>
-      </w:pPr>
-      <w:r>
-        <w:rPr>
-          <w:rFonts w:hint="eastAsia" w:ascii="Times New Roman" w:hAnsi="Times New Roman" w:eastAsia="FangSong" w:cs="Times New Roman"/>
-        </w:rPr>
-        <w:t>试剂</w:t>
-      </w:r>
-      <w:r>
-        <w:rPr>
-          <w:rFonts w:hint="eastAsia" w:ascii="Times New Roman" w:hAnsi="Times New Roman" w:eastAsia="Times New Roman" w:cs="Times New Roman"/>
-        </w:rPr>
-        <w:t>：HO</w:t>
-      </w:r>
-      <w:r>
-        <w:rPr>
-          <w:rFonts w:hint="eastAsia" w:ascii="Times New Roman" w:hAnsi="Times New Roman" w:eastAsia="Times New Roman" w:cs="Times New Roman"/>
-          <w:vertAlign w:val="superscript"/>
-        </w:rPr>
-        <w:t>-</w:t>
-      </w:r>
-      <w:r>
-        <w:rPr>
-          <w:rFonts w:ascii="Times New Roman" w:hAnsi="Times New Roman" w:eastAsia="Times New Roman" w:cs="Times New Roman"/>
-        </w:rPr>
-        <w:t xml:space="preserve"> </w:t>
-      </w:r>
-      <w:r>
-        <w:rPr>
-          <w:rFonts w:hint="eastAsia" w:ascii="Times New Roman" w:hAnsi="Times New Roman" w:eastAsia="FangSong" w:cs="Times New Roman"/>
-        </w:rPr>
-        <w:t>是强亲核</w:t>
-      </w:r>
-      <w:r>
-        <w:rPr>
-          <w:rFonts w:hint="eastAsia" w:ascii="Times New Roman" w:hAnsi="Times New Roman" w:eastAsia="Times New Roman" w:cs="Times New Roman"/>
-        </w:rPr>
-        <w:t>+</w:t>
-      </w:r>
-      <w:r>
-        <w:rPr>
-          <w:rFonts w:hint="eastAsia" w:ascii="Times New Roman" w:hAnsi="Times New Roman" w:eastAsia="FangSong" w:cs="Times New Roman"/>
-        </w:rPr>
-        <w:t>强碱</w:t>
-      </w:r>
-    </w:p>
-    <w:p>
-      <w:pPr>
-        <w:pStyle w:val="Compact"/>
-        <w:numPr>
-          <w:ilvl w:val="0"/>
-          <w:numId w:val="1014"/>
-        </w:numPr>
-      </w:pPr>
-      <w:r>
-        <w:rPr>
-          <w:rFonts w:hint="eastAsia" w:ascii="Times New Roman" w:hAnsi="Times New Roman" w:eastAsia="FangSong" w:cs="Times New Roman"/>
-        </w:rPr>
-        <w:t>溶剂</w:t>
-      </w:r>
-      <w:r>
-        <w:rPr>
-          <w:rFonts w:hint="eastAsia" w:ascii="Times New Roman" w:hAnsi="Times New Roman" w:eastAsia="Times New Roman" w:cs="Times New Roman"/>
-        </w:rPr>
-        <w:t>：H</w:t>
-      </w:r>
-      <w:r>
-        <w:rPr>
-          <w:rFonts w:hint="eastAsia" w:ascii="Times New Roman" w:hAnsi="Times New Roman" w:eastAsia="Times New Roman" w:cs="Times New Roman"/>
-          <w:vertAlign w:val="subscript"/>
-        </w:rPr>
-        <w:t>2</w:t>
-      </w:r>
-      <w:r>
-        <w:rPr>
-          <w:rFonts w:hint="eastAsia" w:ascii="Times New Roman" w:hAnsi="Times New Roman" w:eastAsia="Times New Roman" w:cs="Times New Roman"/>
-        </w:rPr>
-        <w:t>O</w:t>
-      </w:r>
-      <w:r>
-        <w:rPr>
-          <w:rFonts w:ascii="Times New Roman" w:hAnsi="Times New Roman" w:eastAsia="Times New Roman" w:cs="Times New Roman"/>
-        </w:rPr>
-        <w:t xml:space="preserve"> </w:t>
-      </w:r>
-      <w:r>
-        <w:rPr>
-          <w:rFonts w:hint="eastAsia" w:ascii="Times New Roman" w:hAnsi="Times New Roman" w:eastAsia="FangSong" w:cs="Times New Roman"/>
-        </w:rPr>
-        <w:t>是极性质子</w:t>
-      </w:r>
-      <w:r>
-        <w:rPr>
-          <w:rFonts w:hint="eastAsia" w:ascii="Times New Roman" w:hAnsi="Times New Roman" w:eastAsia="Times New Roman" w:cs="Times New Roman"/>
-        </w:rPr>
-        <w:t>（</w:t>
-      </w:r>
-      <w:r>
-        <w:rPr>
-          <w:rFonts w:hint="eastAsia" w:ascii="Times New Roman" w:hAnsi="Times New Roman" w:eastAsia="FangSong" w:cs="Times New Roman"/>
-        </w:rPr>
-        <w:t>包裹</w:t>
-      </w:r>
-      <w:r>
-        <w:rPr>
-          <w:rFonts w:ascii="Times New Roman" w:hAnsi="Times New Roman" w:eastAsia="Times New Roman" w:cs="Times New Roman"/>
-        </w:rPr>
-        <w:t xml:space="preserve"> </w:t>
-      </w:r>
-      <w:r>
-        <w:rPr>
-          <w:rFonts w:hint="eastAsia" w:ascii="Times New Roman" w:hAnsi="Times New Roman" w:eastAsia="Times New Roman" w:cs="Times New Roman"/>
-        </w:rPr>
-        <w:t>HO</w:t>
-      </w:r>
-      <w:r>
-        <w:rPr>
-          <w:rFonts w:hint="eastAsia" w:ascii="Times New Roman" w:hAnsi="Times New Roman" w:eastAsia="Times New Roman" w:cs="Times New Roman"/>
-          <w:vertAlign w:val="superscript"/>
-        </w:rPr>
-        <w:t>-</w:t>
-      </w:r>
-      <w:r>
-        <w:rPr>
-          <w:rFonts w:hint="eastAsia" w:ascii="Times New Roman" w:hAnsi="Times New Roman" w:eastAsia="Times New Roman" w:cs="Times New Roman"/>
-        </w:rPr>
-        <w:t>，</w:t>
-      </w:r>
-      <w:r>
-        <w:rPr>
-          <w:rFonts w:hint="eastAsia" w:ascii="Times New Roman" w:hAnsi="Times New Roman" w:eastAsia="FangSong" w:cs="Times New Roman"/>
-        </w:rPr>
-        <w:t>降低碱性和亲核性</w:t>
-      </w:r>
-      <w:r>
-        <w:rPr>
-          <w:rFonts w:hint="eastAsia" w:ascii="Times New Roman" w:hAnsi="Times New Roman" w:eastAsia="Times New Roman" w:cs="Times New Roman"/>
-        </w:rPr>
-        <w:t>，</w:t>
-      </w:r>
-      <w:r>
-        <w:rPr>
-          <w:rFonts w:hint="eastAsia" w:ascii="Times New Roman" w:hAnsi="Times New Roman" w:eastAsia="FangSong" w:cs="Times New Roman"/>
-        </w:rPr>
-        <w:t>但更降低碱性</w:t>
-      </w:r>
-      <w:r>
-        <w:rPr>
-          <w:rFonts w:hint="eastAsia" w:ascii="Times New Roman" w:hAnsi="Times New Roman" w:eastAsia="Times New Roman" w:cs="Times New Roman"/>
-        </w:rPr>
-        <w:t>）</w:t>
-      </w:r>
-    </w:p>
-    <w:p>
-      <w:pPr>
-        <w:pStyle w:val="Compact"/>
-        <w:numPr>
-          <w:ilvl w:val="0"/>
-          <w:numId w:val="1014"/>
-        </w:numPr>
-      </w:pPr>
-      <w:r>
-        <w:rPr>
-          <w:rFonts w:hint="eastAsia" w:ascii="Times New Roman" w:hAnsi="Times New Roman" w:eastAsia="FangSong" w:cs="Times New Roman"/>
-        </w:rPr>
-        <w:t>温度</w:t>
-      </w:r>
-      <w:r>
-        <w:rPr>
-          <w:rFonts w:hint="eastAsia" w:ascii="Times New Roman" w:hAnsi="Times New Roman" w:eastAsia="Times New Roman" w:cs="Times New Roman"/>
-        </w:rPr>
-        <w:t>：25°C（</w:t>
-      </w:r>
-      <w:r>
-        <w:rPr>
-          <w:rFonts w:hint="eastAsia" w:ascii="Times New Roman" w:hAnsi="Times New Roman" w:eastAsia="FangSong" w:cs="Times New Roman"/>
-        </w:rPr>
-        <w:t>低温</w:t>
-      </w:r>
-      <w:r>
-        <w:rPr>
-          <w:rFonts w:hint="eastAsia" w:ascii="Times New Roman" w:hAnsi="Times New Roman" w:eastAsia="Times New Roman" w:cs="Times New Roman"/>
-        </w:rPr>
-        <w:t>，</w:t>
-      </w:r>
-      <w:r>
-        <w:rPr>
-          <w:rFonts w:hint="eastAsia" w:ascii="Times New Roman" w:hAnsi="Times New Roman" w:eastAsia="FangSong" w:cs="Times New Roman"/>
-        </w:rPr>
-        <w:t>取代有利</w:t>
-      </w:r>
-      <w:r>
-        <w:rPr>
-          <w:rFonts w:hint="eastAsia" w:ascii="Times New Roman" w:hAnsi="Times New Roman" w:eastAsia="Times New Roman" w:cs="Times New Roman"/>
-        </w:rPr>
-        <w:t>）</w:t>
-      </w:r>
-    </w:p>
-    <w:p>
-      <w:pPr>
-        <w:pStyle w:val="Compact"/>
-        <w:numPr>
-          <w:ilvl w:val="0"/>
-          <w:numId w:val="1014"/>
-        </w:numPr>
-      </w:pPr>
-      <w:r>
-        <w:rPr>
-          <w:rFonts w:hint="eastAsia" w:ascii="Times New Roman" w:hAnsi="Times New Roman" w:eastAsia="FangSong" w:cs="Times New Roman"/>
-        </w:rPr>
-        <w:t>判断</w:t>
-      </w:r>
-      <w:r>
-        <w:rPr>
-          <w:rFonts w:hint="eastAsia" w:ascii="Times New Roman" w:hAnsi="Times New Roman" w:eastAsia="Times New Roman" w:cs="Times New Roman"/>
-        </w:rPr>
-        <w:t>：SN2</w:t>
-      </w:r>
-      <w:r>
-        <w:rPr>
-          <w:rFonts w:ascii="Times New Roman" w:hAnsi="Times New Roman" w:eastAsia="Times New Roman" w:cs="Times New Roman"/>
-        </w:rPr>
-        <w:t xml:space="preserve"> </w:t>
-      </w:r>
-      <w:r>
-        <w:rPr>
-          <w:rFonts w:hint="eastAsia" w:ascii="Times New Roman" w:hAnsi="Times New Roman" w:eastAsia="FangSong" w:cs="Times New Roman"/>
-        </w:rPr>
-        <w:t>主导</w:t>
-      </w:r>
-      <w:r>
-        <w:rPr>
-          <w:rFonts w:hint="eastAsia" w:ascii="Times New Roman" w:hAnsi="Times New Roman" w:eastAsia="Times New Roman" w:cs="Times New Roman"/>
-        </w:rPr>
-        <w:t>（</w:t>
-      </w:r>
-      <w:r>
-        <w:rPr>
-          <w:rFonts w:hint="eastAsia" w:ascii="Times New Roman" w:hAnsi="Times New Roman" w:eastAsia="FangSong" w:cs="Times New Roman"/>
-        </w:rPr>
-        <w:t>水中的</w:t>
-      </w:r>
-      <w:r>
-        <w:rPr>
-          <w:rFonts w:ascii="Times New Roman" w:hAnsi="Times New Roman" w:eastAsia="Times New Roman" w:cs="Times New Roman"/>
-        </w:rPr>
-        <w:t xml:space="preserve"> OH</w:t>
-      </w:r>
-      <w:r>
-        <w:rPr>
-          <w:rFonts w:ascii="Times New Roman" w:hAnsi="Times New Roman" w:eastAsia="Times New Roman" w:cs="Times New Roman"/>
-          <w:vertAlign w:val="superscript"/>
-        </w:rPr>
-        <w:t>-</w:t>
-      </w:r>
-      <w:r>
-        <w:rPr>
-          <w:rFonts w:ascii="Times New Roman" w:hAnsi="Times New Roman" w:eastAsia="Times New Roman" w:cs="Times New Roman"/>
-        </w:rPr>
-        <w:t xml:space="preserve"> </w:t>
-      </w:r>
-      <w:r>
-        <w:rPr>
-          <w:rFonts w:hint="eastAsia" w:ascii="Times New Roman" w:hAnsi="Times New Roman" w:eastAsia="FangSong" w:cs="Times New Roman"/>
-        </w:rPr>
-        <w:t>亲核性和碱性都被抑制</w:t>
-      </w:r>
-      <w:r>
-        <w:rPr>
-          <w:rFonts w:hint="eastAsia" w:ascii="Times New Roman" w:hAnsi="Times New Roman" w:eastAsia="Times New Roman" w:cs="Times New Roman"/>
-        </w:rPr>
-        <w:t>，</w:t>
-      </w:r>
-      <w:r>
-        <w:rPr>
-          <w:rFonts w:hint="eastAsia" w:ascii="Times New Roman" w:hAnsi="Times New Roman" w:eastAsia="FangSong" w:cs="Times New Roman"/>
-        </w:rPr>
-        <w:t>但亲核性仍存</w:t>
-      </w:r>
-      <w:r>
-        <w:rPr>
-          <w:rFonts w:hint="eastAsia" w:ascii="Times New Roman" w:hAnsi="Times New Roman" w:eastAsia="Times New Roman" w:cs="Times New Roman"/>
-        </w:rPr>
-        <w:t>；</w:t>
-      </w:r>
-      <w:r>
-        <w:rPr>
-          <w:rFonts w:hint="eastAsia" w:ascii="Times New Roman" w:hAnsi="Times New Roman" w:eastAsia="FangSong" w:cs="Times New Roman"/>
-        </w:rPr>
-        <w:t>低温留取代</w:t>
-      </w:r>
-      <w:r>
-        <w:rPr>
-          <w:rFonts w:hint="eastAsia" w:ascii="Times New Roman" w:hAnsi="Times New Roman" w:eastAsia="Times New Roman" w:cs="Times New Roman"/>
-        </w:rPr>
-        <w:t>）</w:t>
-      </w:r>
-    </w:p>
-    <w:p>
-      <w:pPr>
-        <w:pStyle w:val="Compact"/>
-        <w:numPr>
-          <w:ilvl w:val="0"/>
-          <w:numId w:val="1014"/>
-        </w:numPr>
-      </w:pPr>
-      <w:r>
-        <w:rPr>
-          <w:rFonts w:hint="eastAsia" w:ascii="Times New Roman" w:hAnsi="Times New Roman" w:eastAsia="FangSong" w:cs="Times New Roman"/>
+          <w:rFonts w:ascii="Times New Roman" w:hAnsi="Times New Roman" w:eastAsia="Times New Roman" w:cs="Times New Roman"/>
           <w:b/>
           <w:bCs/>
         </w:rPr>
-        <w:t>主产物</w:t>
-      </w:r>
-      <w:r>
-        <w:rPr>
-          <w:rFonts w:hint="eastAsia" w:ascii="Times New Roman" w:hAnsi="Times New Roman" w:eastAsia="Times New Roman" w:cs="Times New Roman"/>
+        <w:t>NaOH/H</w:t>
+      </w:r>
+      <w:r>
+        <w:rPr>
+          <w:rFonts w:ascii="Times New Roman" w:hAnsi="Times New Roman" w:eastAsia="Times New Roman" w:cs="Times New Roman"/>
           <w:b/>
           <w:bCs/>
-        </w:rPr>
-        <w:t>：2-</w:t>
-      </w:r>
-      <w:r>
-        <w:rPr>
-          <w:rFonts w:hint="eastAsia" w:ascii="Times New Roman" w:hAnsi="Times New Roman" w:eastAsia="FangSong" w:cs="Times New Roman"/>
+          <w:vertAlign w:val="subscript"/>
+        </w:rPr>
+        <w:t>2</w:t>
+      </w:r>
+      <w:r>
+        <w:rPr>
+          <w:rFonts w:ascii="Times New Roman" w:hAnsi="Times New Roman" w:eastAsia="Times New Roman" w:cs="Times New Roman"/>
           <w:b/>
           <w:bCs/>
         </w:rPr>
-        <w:t>丙醇</w:t>
-      </w:r>
-      <w:r>
-        <w:rPr>
-          <w:rFonts w:hint="eastAsia" w:ascii="Times New Roman" w:hAnsi="Times New Roman" w:eastAsia="Times New Roman" w:cs="Times New Roman"/>
-          <w:b/>
-          <w:bCs/>
-        </w:rPr>
-        <w:t>（SN2），</w:t>
-      </w:r>
-      <w:r>
-        <w:rPr>
-          <w:rFonts w:hint="eastAsia" w:ascii="Times New Roman" w:hAnsi="Times New Roman" w:eastAsia="FangSong" w:cs="Times New Roman"/>
-          <w:b/>
-          <w:bCs/>
-        </w:rPr>
-        <w:t>少量丙烯</w:t>
-      </w:r>
-      <w:r>
-        <w:rPr>
-          <w:rFonts w:hint="eastAsia" w:ascii="Times New Roman" w:hAnsi="Times New Roman" w:eastAsia="Times New Roman" w:cs="Times New Roman"/>
-          <w:b/>
-          <w:bCs/>
-        </w:rPr>
-        <w:t>（E2）</w:t>
+        <w:t>O, 25°C</w:t>
+      </w:r>
+      <w:r>
+        <w:rPr>
+          <w:rFonts w:hint="eastAsia" w:ascii="Times New Roman" w:hAnsi="Times New Roman" w:eastAsia="Times New Roman" w:cs="Times New Roman"/>
+        </w:rPr>
+        <w:t xml:space="preserve">：</w:t>
       </w:r>
     </w:p>
     <w:p>
@@ -26838,17 +26382,388 @@
       </w:pPr>
       <w:r>
         <w:rPr>
-          <w:rFonts w:ascii="Times New Roman" w:hAnsi="Times New Roman" w:eastAsia="Times New Roman" w:cs="Times New Roman"/>
+          <w:rFonts w:hint="eastAsia" w:ascii="Times New Roman" w:hAnsi="Times New Roman" w:eastAsia="FangSong" w:cs="Times New Roman"/>
+        </w:rPr>
+        <w:t>底物</w:t>
+      </w:r>
+      <w:r>
+        <w:rPr>
+          <w:rFonts w:hint="eastAsia" w:ascii="Times New Roman" w:hAnsi="Times New Roman" w:eastAsia="Times New Roman" w:cs="Times New Roman"/>
+        </w:rPr>
+        <w:t>：2°</w:t>
+      </w:r>
+      <w:r>
+        <w:rPr>
+          <w:rFonts w:ascii="Times New Roman" w:hAnsi="Times New Roman" w:eastAsia="Times New Roman" w:cs="Times New Roman"/>
+        </w:rPr>
+        <w:t xml:space="preserve"> → </w:t>
+      </w:r>
+      <w:r>
+        <w:rPr>
+          <w:rFonts w:hint="eastAsia" w:ascii="Times New Roman" w:hAnsi="Times New Roman" w:eastAsia="FangSong" w:cs="Times New Roman"/>
+        </w:rPr>
+        <w:t xml:space="preserve">竞争主战场</w:t>
+      </w:r>
+    </w:p>
+    <w:p>
+      <w:pPr>
+        <w:pStyle w:val="Compact"/>
+        <w:numPr>
+          <w:ilvl w:val="0"/>
+          <w:numId w:val="1015"/>
+        </w:numPr>
+      </w:pPr>
+      <w:r>
+        <w:rPr>
+          <w:rFonts w:hint="eastAsia" w:ascii="Times New Roman" w:hAnsi="Times New Roman" w:eastAsia="FangSong" w:cs="Times New Roman"/>
+        </w:rPr>
+        <w:t>试剂</w:t>
+      </w:r>
+      <w:r>
+        <w:rPr>
+          <w:rFonts w:hint="eastAsia" w:ascii="Times New Roman" w:hAnsi="Times New Roman" w:eastAsia="Times New Roman" w:cs="Times New Roman"/>
+        </w:rPr>
+        <w:t>：HO</w:t>
+      </w:r>
+      <w:r>
+        <w:rPr>
+          <w:rFonts w:hint="eastAsia" w:ascii="Times New Roman" w:hAnsi="Times New Roman" w:eastAsia="Times New Roman" w:cs="Times New Roman"/>
+          <w:vertAlign w:val="superscript"/>
+        </w:rPr>
+        <w:t>-</w:t>
+      </w:r>
+      <w:r>
+        <w:rPr>
+          <w:rFonts w:ascii="Times New Roman" w:hAnsi="Times New Roman" w:eastAsia="Times New Roman" w:cs="Times New Roman"/>
+        </w:rPr>
+        <w:t xml:space="preserve"> </w:t>
+      </w:r>
+      <w:r>
+        <w:rPr>
+          <w:rFonts w:hint="eastAsia" w:ascii="Times New Roman" w:hAnsi="Times New Roman" w:eastAsia="FangSong" w:cs="Times New Roman"/>
+        </w:rPr>
+        <w:t>是强亲核</w:t>
+      </w:r>
+      <w:r>
+        <w:rPr>
+          <w:rFonts w:hint="eastAsia" w:ascii="Times New Roman" w:hAnsi="Times New Roman" w:eastAsia="Times New Roman" w:cs="Times New Roman"/>
+        </w:rPr>
+        <w:t>+</w:t>
+      </w:r>
+      <w:r>
+        <w:rPr>
+          <w:rFonts w:hint="eastAsia" w:ascii="Times New Roman" w:hAnsi="Times New Roman" w:eastAsia="FangSong" w:cs="Times New Roman"/>
+        </w:rPr>
+        <w:t>强碱</w:t>
+      </w:r>
+    </w:p>
+    <w:p>
+      <w:pPr>
+        <w:pStyle w:val="Compact"/>
+        <w:numPr>
+          <w:ilvl w:val="0"/>
+          <w:numId w:val="1015"/>
+        </w:numPr>
+      </w:pPr>
+      <w:r>
+        <w:rPr>
+          <w:rFonts w:hint="eastAsia" w:ascii="Times New Roman" w:hAnsi="Times New Roman" w:eastAsia="FangSong" w:cs="Times New Roman"/>
+        </w:rPr>
+        <w:t>溶剂</w:t>
+      </w:r>
+      <w:r>
+        <w:rPr>
+          <w:rFonts w:hint="eastAsia" w:ascii="Times New Roman" w:hAnsi="Times New Roman" w:eastAsia="Times New Roman" w:cs="Times New Roman"/>
+        </w:rPr>
+        <w:t>：H</w:t>
+      </w:r>
+      <w:r>
+        <w:rPr>
+          <w:rFonts w:hint="eastAsia" w:ascii="Times New Roman" w:hAnsi="Times New Roman" w:eastAsia="Times New Roman" w:cs="Times New Roman"/>
+          <w:vertAlign w:val="subscript"/>
+        </w:rPr>
+        <w:t>2</w:t>
+      </w:r>
+      <w:r>
+        <w:rPr>
+          <w:rFonts w:hint="eastAsia" w:ascii="Times New Roman" w:hAnsi="Times New Roman" w:eastAsia="Times New Roman" w:cs="Times New Roman"/>
+        </w:rPr>
+        <w:t>O</w:t>
+      </w:r>
+      <w:r>
+        <w:rPr>
+          <w:rFonts w:ascii="Times New Roman" w:hAnsi="Times New Roman" w:eastAsia="Times New Roman" w:cs="Times New Roman"/>
+        </w:rPr>
+        <w:t xml:space="preserve"> </w:t>
+      </w:r>
+      <w:r>
+        <w:rPr>
+          <w:rFonts w:hint="eastAsia" w:ascii="Times New Roman" w:hAnsi="Times New Roman" w:eastAsia="FangSong" w:cs="Times New Roman"/>
+        </w:rPr>
+        <w:t>是极性质子</w:t>
+      </w:r>
+      <w:r>
+        <w:rPr>
+          <w:rFonts w:hint="eastAsia" w:ascii="Times New Roman" w:hAnsi="Times New Roman" w:eastAsia="Times New Roman" w:cs="Times New Roman"/>
+        </w:rPr>
+        <w:t>（</w:t>
+      </w:r>
+      <w:r>
+        <w:rPr>
+          <w:rFonts w:hint="eastAsia" w:ascii="Times New Roman" w:hAnsi="Times New Roman" w:eastAsia="FangSong" w:cs="Times New Roman"/>
+        </w:rPr>
+        <w:t>包裹</w:t>
+      </w:r>
+      <w:r>
+        <w:rPr>
+          <w:rFonts w:ascii="Times New Roman" w:hAnsi="Times New Roman" w:eastAsia="Times New Roman" w:cs="Times New Roman"/>
+        </w:rPr>
+        <w:t xml:space="preserve"> </w:t>
+      </w:r>
+      <w:r>
+        <w:rPr>
+          <w:rFonts w:hint="eastAsia" w:ascii="Times New Roman" w:hAnsi="Times New Roman" w:eastAsia="Times New Roman" w:cs="Times New Roman"/>
+        </w:rPr>
+        <w:t>HO</w:t>
+      </w:r>
+      <w:r>
+        <w:rPr>
+          <w:rFonts w:hint="eastAsia" w:ascii="Times New Roman" w:hAnsi="Times New Roman" w:eastAsia="Times New Roman" w:cs="Times New Roman"/>
+          <w:vertAlign w:val="superscript"/>
+        </w:rPr>
+        <w:t>-</w:t>
+      </w:r>
+      <w:r>
+        <w:rPr>
+          <w:rFonts w:hint="eastAsia" w:ascii="Times New Roman" w:hAnsi="Times New Roman" w:eastAsia="Times New Roman" w:cs="Times New Roman"/>
+        </w:rPr>
+        <w:t>，</w:t>
+      </w:r>
+      <w:r>
+        <w:rPr>
+          <w:rFonts w:hint="eastAsia" w:ascii="Times New Roman" w:hAnsi="Times New Roman" w:eastAsia="FangSong" w:cs="Times New Roman"/>
+        </w:rPr>
+        <w:t>降低碱性和亲核性</w:t>
+      </w:r>
+      <w:r>
+        <w:rPr>
+          <w:rFonts w:hint="eastAsia" w:ascii="Times New Roman" w:hAnsi="Times New Roman" w:eastAsia="Times New Roman" w:cs="Times New Roman"/>
+        </w:rPr>
+        <w:t>，</w:t>
+      </w:r>
+      <w:r>
+        <w:rPr>
+          <w:rFonts w:hint="eastAsia" w:ascii="Times New Roman" w:hAnsi="Times New Roman" w:eastAsia="FangSong" w:cs="Times New Roman"/>
+        </w:rPr>
+        <w:t>但更降低碱性</w:t>
+      </w:r>
+      <w:r>
+        <w:rPr>
+          <w:rFonts w:hint="eastAsia" w:ascii="Times New Roman" w:hAnsi="Times New Roman" w:eastAsia="Times New Roman" w:cs="Times New Roman"/>
+        </w:rPr>
+        <w:t>）</w:t>
+      </w:r>
+    </w:p>
+    <w:p>
+      <w:pPr>
+        <w:pStyle w:val="Compact"/>
+        <w:numPr>
+          <w:ilvl w:val="0"/>
+          <w:numId w:val="1015"/>
+        </w:numPr>
+      </w:pPr>
+      <w:r>
+        <w:rPr>
+          <w:rFonts w:hint="eastAsia" w:ascii="Times New Roman" w:hAnsi="Times New Roman" w:eastAsia="FangSong" w:cs="Times New Roman"/>
+        </w:rPr>
+        <w:t>温度</w:t>
+      </w:r>
+      <w:r>
+        <w:rPr>
+          <w:rFonts w:hint="eastAsia" w:ascii="Times New Roman" w:hAnsi="Times New Roman" w:eastAsia="Times New Roman" w:cs="Times New Roman"/>
+        </w:rPr>
+        <w:t>：25°C（</w:t>
+      </w:r>
+      <w:r>
+        <w:rPr>
+          <w:rFonts w:hint="eastAsia" w:ascii="Times New Roman" w:hAnsi="Times New Roman" w:eastAsia="FangSong" w:cs="Times New Roman"/>
+        </w:rPr>
+        <w:t>低温</w:t>
+      </w:r>
+      <w:r>
+        <w:rPr>
+          <w:rFonts w:hint="eastAsia" w:ascii="Times New Roman" w:hAnsi="Times New Roman" w:eastAsia="Times New Roman" w:cs="Times New Roman"/>
+        </w:rPr>
+        <w:t>，</w:t>
+      </w:r>
+      <w:r>
+        <w:rPr>
+          <w:rFonts w:hint="eastAsia" w:ascii="Times New Roman" w:hAnsi="Times New Roman" w:eastAsia="FangSong" w:cs="Times New Roman"/>
+        </w:rPr>
+        <w:t>取代有利</w:t>
+      </w:r>
+      <w:r>
+        <w:rPr>
+          <w:rFonts w:hint="eastAsia" w:ascii="Times New Roman" w:hAnsi="Times New Roman" w:eastAsia="Times New Roman" w:cs="Times New Roman"/>
+        </w:rPr>
+        <w:t>）</w:t>
+      </w:r>
+    </w:p>
+    <w:p>
+      <w:pPr>
+        <w:pStyle w:val="Compact"/>
+        <w:numPr>
+          <w:ilvl w:val="0"/>
+          <w:numId w:val="1015"/>
+        </w:numPr>
+      </w:pPr>
+      <w:r>
+        <w:rPr>
+          <w:rFonts w:hint="eastAsia" w:ascii="Times New Roman" w:hAnsi="Times New Roman" w:eastAsia="FangSong" w:cs="Times New Roman"/>
+        </w:rPr>
+        <w:t>判断</w:t>
+      </w:r>
+      <w:r>
+        <w:rPr>
+          <w:rFonts w:hint="eastAsia" w:ascii="Times New Roman" w:hAnsi="Times New Roman" w:eastAsia="Times New Roman" w:cs="Times New Roman"/>
+        </w:rPr>
+        <w:t>：SN2</w:t>
+      </w:r>
+      <w:r>
+        <w:rPr>
+          <w:rFonts w:ascii="Times New Roman" w:hAnsi="Times New Roman" w:eastAsia="Times New Roman" w:cs="Times New Roman"/>
+        </w:rPr>
+        <w:t xml:space="preserve"> </w:t>
+      </w:r>
+      <w:r>
+        <w:rPr>
+          <w:rFonts w:hint="eastAsia" w:ascii="Times New Roman" w:hAnsi="Times New Roman" w:eastAsia="FangSong" w:cs="Times New Roman"/>
+        </w:rPr>
+        <w:t>主导</w:t>
+      </w:r>
+      <w:r>
+        <w:rPr>
+          <w:rFonts w:hint="eastAsia" w:ascii="Times New Roman" w:hAnsi="Times New Roman" w:eastAsia="Times New Roman" w:cs="Times New Roman"/>
+        </w:rPr>
+        <w:t>（</w:t>
+      </w:r>
+      <w:r>
+        <w:rPr>
+          <w:rFonts w:hint="eastAsia" w:ascii="Times New Roman" w:hAnsi="Times New Roman" w:eastAsia="FangSong" w:cs="Times New Roman"/>
+        </w:rPr>
+        <w:t>水中的</w:t>
+      </w:r>
+      <w:r>
+        <w:rPr>
+          <w:rFonts w:ascii="Times New Roman" w:hAnsi="Times New Roman" w:eastAsia="Times New Roman" w:cs="Times New Roman"/>
+        </w:rPr>
+        <w:t xml:space="preserve"> OH</w:t>
+      </w:r>
+      <w:r>
+        <w:rPr>
+          <w:rFonts w:ascii="Times New Roman" w:hAnsi="Times New Roman" w:eastAsia="Times New Roman" w:cs="Times New Roman"/>
+          <w:vertAlign w:val="superscript"/>
+        </w:rPr>
+        <w:t>-</w:t>
+      </w:r>
+      <w:r>
+        <w:rPr>
+          <w:rFonts w:ascii="Times New Roman" w:hAnsi="Times New Roman" w:eastAsia="Times New Roman" w:cs="Times New Roman"/>
+        </w:rPr>
+        <w:t xml:space="preserve"> </w:t>
+      </w:r>
+      <w:r>
+        <w:rPr>
+          <w:rFonts w:hint="eastAsia" w:ascii="Times New Roman" w:hAnsi="Times New Roman" w:eastAsia="FangSong" w:cs="Times New Roman"/>
+        </w:rPr>
+        <w:t>亲核性和碱性都被抑制</w:t>
+      </w:r>
+      <w:r>
+        <w:rPr>
+          <w:rFonts w:hint="eastAsia" w:ascii="Times New Roman" w:hAnsi="Times New Roman" w:eastAsia="Times New Roman" w:cs="Times New Roman"/>
+        </w:rPr>
+        <w:t>，</w:t>
+      </w:r>
+      <w:r>
+        <w:rPr>
+          <w:rFonts w:hint="eastAsia" w:ascii="Times New Roman" w:hAnsi="Times New Roman" w:eastAsia="FangSong" w:cs="Times New Roman"/>
+        </w:rPr>
+        <w:t>但亲核性仍存</w:t>
+      </w:r>
+      <w:r>
+        <w:rPr>
+          <w:rFonts w:hint="eastAsia" w:ascii="Times New Roman" w:hAnsi="Times New Roman" w:eastAsia="Times New Roman" w:cs="Times New Roman"/>
+        </w:rPr>
+        <w:t>；</w:t>
+      </w:r>
+      <w:r>
+        <w:rPr>
+          <w:rFonts w:hint="eastAsia" w:ascii="Times New Roman" w:hAnsi="Times New Roman" w:eastAsia="FangSong" w:cs="Times New Roman"/>
+        </w:rPr>
+        <w:t>低温留取代</w:t>
+      </w:r>
+      <w:r>
+        <w:rPr>
+          <w:rFonts w:hint="eastAsia" w:ascii="Times New Roman" w:hAnsi="Times New Roman" w:eastAsia="Times New Roman" w:cs="Times New Roman"/>
+        </w:rPr>
+        <w:t>）</w:t>
+      </w:r>
+    </w:p>
+    <w:p>
+      <w:pPr>
+        <w:pStyle w:val="Compact"/>
+        <w:numPr>
+          <w:ilvl w:val="0"/>
+          <w:numId w:val="1015"/>
+        </w:numPr>
+      </w:pPr>
+      <w:r>
+        <w:rPr>
+          <w:rFonts w:hint="eastAsia" w:ascii="Times New Roman" w:hAnsi="Times New Roman" w:eastAsia="FangSong" w:cs="Times New Roman"/>
           <w:b/>
           <w:bCs/>
         </w:rPr>
-        <w:t xml:space="preserve">NaOH/EtOH, 80°C</w:t>
-      </w:r>
-      <w:r>
-        <w:rPr>
-          <w:rFonts w:hint="eastAsia" w:ascii="Times New Roman" w:hAnsi="Times New Roman" w:eastAsia="Times New Roman" w:cs="Times New Roman"/>
-        </w:rPr>
-        <w:t xml:space="preserve">：</w:t>
+        <w:t>主产物</w:t>
+      </w:r>
+      <w:r>
+        <w:rPr>
+          <w:rFonts w:hint="eastAsia" w:ascii="Times New Roman" w:hAnsi="Times New Roman" w:eastAsia="Times New Roman" w:cs="Times New Roman"/>
+          <w:b/>
+          <w:bCs/>
+        </w:rPr>
+        <w:t>：2-</w:t>
+      </w:r>
+      <w:r>
+        <w:rPr>
+          <w:rFonts w:hint="eastAsia" w:ascii="Times New Roman" w:hAnsi="Times New Roman" w:eastAsia="FangSong" w:cs="Times New Roman"/>
+          <w:b/>
+          <w:bCs/>
+        </w:rPr>
+        <w:t>丙醇</w:t>
+      </w:r>
+      <w:r>
+        <w:rPr>
+          <w:rFonts w:hint="eastAsia" w:ascii="Times New Roman" w:hAnsi="Times New Roman" w:eastAsia="Times New Roman" w:cs="Times New Roman"/>
+          <w:b/>
+          <w:bCs/>
+        </w:rPr>
+        <w:t>（SN2），</w:t>
+      </w:r>
+      <w:r>
+        <w:rPr>
+          <w:rFonts w:hint="eastAsia" w:ascii="Times New Roman" w:hAnsi="Times New Roman" w:eastAsia="FangSong" w:cs="Times New Roman"/>
+          <w:b/>
+          <w:bCs/>
+        </w:rPr>
+        <w:t>少量丙烯</w:t>
+      </w:r>
+      <w:r>
+        <w:rPr>
+          <w:rFonts w:hint="eastAsia" w:ascii="Times New Roman" w:hAnsi="Times New Roman" w:eastAsia="Times New Roman" w:cs="Times New Roman"/>
+          <w:b/>
+          <w:bCs/>
+        </w:rPr>
+        <w:t>（E2）</w:t>
       </w:r>
     </w:p>
     <w:p>
@@ -26861,220 +26776,17 @@
       </w:pPr>
       <w:r>
         <w:rPr>
-          <w:rFonts w:hint="eastAsia" w:ascii="Times New Roman" w:hAnsi="Times New Roman" w:eastAsia="FangSong" w:cs="Times New Roman"/>
-        </w:rPr>
-        <w:t>溶剂</w:t>
-      </w:r>
-      <w:r>
-        <w:rPr>
-          <w:rFonts w:hint="eastAsia" w:ascii="Times New Roman" w:hAnsi="Times New Roman" w:eastAsia="Times New Roman" w:cs="Times New Roman"/>
-        </w:rPr>
-        <w:t>：EtOH（</w:t>
-      </w:r>
-      <w:r>
-        <w:rPr>
-          <w:rFonts w:hint="eastAsia" w:ascii="Times New Roman" w:hAnsi="Times New Roman" w:eastAsia="FangSong" w:cs="Times New Roman"/>
-        </w:rPr>
-        <w:t>极性质子</w:t>
-      </w:r>
-      <w:r>
-        <w:rPr>
-          <w:rFonts w:hint="eastAsia" w:ascii="Times New Roman" w:hAnsi="Times New Roman" w:eastAsia="Times New Roman" w:cs="Times New Roman"/>
-        </w:rPr>
-        <w:t>，</w:t>
-      </w:r>
-      <w:r>
-        <w:rPr>
-          <w:rFonts w:hint="eastAsia" w:ascii="Times New Roman" w:hAnsi="Times New Roman" w:eastAsia="FangSong" w:cs="Times New Roman"/>
-        </w:rPr>
-        <w:t>但不如</w:t>
-      </w:r>
-      <w:r>
-        <w:rPr>
-          <w:rFonts w:ascii="Times New Roman" w:hAnsi="Times New Roman" w:eastAsia="Times New Roman" w:cs="Times New Roman"/>
-        </w:rPr>
-        <w:t xml:space="preserve"> H</w:t>
-      </w:r>
-      <w:r>
-        <w:rPr>
-          <w:rFonts w:ascii="Times New Roman" w:hAnsi="Times New Roman" w:eastAsia="Times New Roman" w:cs="Times New Roman"/>
-          <w:vertAlign w:val="subscript"/>
-        </w:rPr>
-        <w:t>2</w:t>
-      </w:r>
-      <w:r>
-        <w:rPr>
-          <w:rFonts w:ascii="Times New Roman" w:hAnsi="Times New Roman" w:eastAsia="Times New Roman" w:cs="Times New Roman"/>
-        </w:rPr>
-        <w:t xml:space="preserve">O </w:t>
-      </w:r>
-      <w:r>
-        <w:rPr>
-          <w:rFonts w:hint="eastAsia" w:ascii="Times New Roman" w:hAnsi="Times New Roman" w:eastAsia="FangSong" w:cs="Times New Roman"/>
-        </w:rPr>
-        <w:t xml:space="preserve">能包裹</w:t>
-      </w:r>
-      <w:r>
-        <w:rPr>
-          <w:rFonts w:ascii="Times New Roman" w:hAnsi="Times New Roman" w:eastAsia="Times New Roman" w:cs="Times New Roman"/>
-        </w:rPr>
-        <w:t xml:space="preserve"> </w:t>
-      </w:r>
-      <w:r>
-        <w:rPr>
-          <w:rFonts w:hint="eastAsia" w:ascii="Times New Roman" w:hAnsi="Times New Roman" w:eastAsia="Times New Roman" w:cs="Times New Roman"/>
-        </w:rPr>
-        <w:t>OH</w:t>
-      </w:r>
-      <w:r>
-        <w:rPr>
-          <w:rFonts w:hint="eastAsia" w:ascii="Times New Roman" w:hAnsi="Times New Roman" w:eastAsia="Times New Roman" w:cs="Times New Roman"/>
-          <w:vertAlign w:val="superscript"/>
-        </w:rPr>
-        <w:t>-</w:t>
-      </w:r>
-      <w:r>
-        <w:rPr>
-          <w:rFonts w:hint="eastAsia" w:ascii="Times New Roman" w:hAnsi="Times New Roman" w:eastAsia="Times New Roman" w:cs="Times New Roman"/>
-        </w:rPr>
-        <w:t>）</w:t>
-      </w:r>
-    </w:p>
-    <w:p>
-      <w:pPr>
-        <w:pStyle w:val="Compact"/>
-        <w:numPr>
-          <w:ilvl w:val="0"/>
-          <w:numId w:val="1016"/>
-        </w:numPr>
-      </w:pPr>
-      <w:r>
-        <w:rPr>
-          <w:rFonts w:hint="eastAsia" w:ascii="Times New Roman" w:hAnsi="Times New Roman" w:eastAsia="FangSong" w:cs="Times New Roman"/>
-        </w:rPr>
-        <w:t>温度</w:t>
-      </w:r>
-      <w:r>
-        <w:rPr>
-          <w:rFonts w:hint="eastAsia" w:ascii="Times New Roman" w:hAnsi="Times New Roman" w:eastAsia="Times New Roman" w:cs="Times New Roman"/>
-        </w:rPr>
-        <w:t>：80°C（</w:t>
-      </w:r>
-      <w:r>
-        <w:rPr>
-          <w:rFonts w:hint="eastAsia" w:ascii="Times New Roman" w:hAnsi="Times New Roman" w:eastAsia="FangSong" w:cs="Times New Roman"/>
-        </w:rPr>
-        <w:t>高温</w:t>
-      </w:r>
-      <w:r>
-        <w:rPr>
-          <w:rFonts w:hint="eastAsia" w:ascii="Times New Roman" w:hAnsi="Times New Roman" w:eastAsia="Times New Roman" w:cs="Times New Roman"/>
-        </w:rPr>
-        <w:t>，</w:t>
-      </w:r>
-      <w:r>
-        <w:rPr>
-          <w:rFonts w:hint="eastAsia" w:ascii="Times New Roman" w:hAnsi="Times New Roman" w:eastAsia="FangSong" w:cs="Times New Roman"/>
-        </w:rPr>
-        <w:t>消除有利</w:t>
-      </w:r>
-      <w:r>
-        <w:rPr>
-          <w:rFonts w:hint="eastAsia" w:ascii="Times New Roman" w:hAnsi="Times New Roman" w:eastAsia="Times New Roman" w:cs="Times New Roman"/>
-        </w:rPr>
-        <w:t>）</w:t>
-      </w:r>
-    </w:p>
-    <w:p>
-      <w:pPr>
-        <w:pStyle w:val="Compact"/>
-        <w:numPr>
-          <w:ilvl w:val="0"/>
-          <w:numId w:val="1016"/>
-        </w:numPr>
-      </w:pPr>
-      <w:r>
-        <w:rPr>
-          <w:rFonts w:hint="eastAsia" w:ascii="Times New Roman" w:hAnsi="Times New Roman" w:eastAsia="FangSong" w:cs="Times New Roman"/>
-        </w:rPr>
-        <w:t>判断</w:t>
-      </w:r>
-      <w:r>
-        <w:rPr>
-          <w:rFonts w:hint="eastAsia" w:ascii="Times New Roman" w:hAnsi="Times New Roman" w:eastAsia="Times New Roman" w:cs="Times New Roman"/>
-        </w:rPr>
-        <w:t>：E2</w:t>
-      </w:r>
-      <w:r>
-        <w:rPr>
-          <w:rFonts w:ascii="Times New Roman" w:hAnsi="Times New Roman" w:eastAsia="Times New Roman" w:cs="Times New Roman"/>
-        </w:rPr>
-        <w:t xml:space="preserve"> </w:t>
-      </w:r>
-      <w:r>
-        <w:rPr>
-          <w:rFonts w:hint="eastAsia" w:ascii="Times New Roman" w:hAnsi="Times New Roman" w:eastAsia="FangSong" w:cs="Times New Roman"/>
-        </w:rPr>
-        <w:t>主导</w:t>
-      </w:r>
-      <w:r>
-        <w:rPr>
-          <w:rFonts w:hint="eastAsia" w:ascii="Times New Roman" w:hAnsi="Times New Roman" w:eastAsia="Times New Roman" w:cs="Times New Roman"/>
-        </w:rPr>
-        <w:t>（</w:t>
-      </w:r>
-      <w:r>
-        <w:rPr>
-          <w:rFonts w:hint="eastAsia" w:ascii="Times New Roman" w:hAnsi="Times New Roman" w:eastAsia="FangSong" w:cs="Times New Roman"/>
-        </w:rPr>
-        <w:t>高温推消除</w:t>
-      </w:r>
-      <w:r>
-        <w:rPr>
-          <w:rFonts w:hint="eastAsia" w:ascii="Times New Roman" w:hAnsi="Times New Roman" w:eastAsia="Times New Roman" w:cs="Times New Roman"/>
-        </w:rPr>
-        <w:t>）</w:t>
-      </w:r>
-    </w:p>
-    <w:p>
-      <w:pPr>
-        <w:pStyle w:val="Compact"/>
-        <w:numPr>
-          <w:ilvl w:val="0"/>
-          <w:numId w:val="1016"/>
-        </w:numPr>
-      </w:pPr>
-      <w:r>
-        <w:rPr>
-          <w:rFonts w:hint="eastAsia" w:ascii="Times New Roman" w:hAnsi="Times New Roman" w:eastAsia="FangSong" w:cs="Times New Roman"/>
+          <w:rFonts w:ascii="Times New Roman" w:hAnsi="Times New Roman" w:eastAsia="Times New Roman" w:cs="Times New Roman"/>
           <w:b/>
           <w:bCs/>
         </w:rPr>
-        <w:t>主产物</w:t>
-      </w:r>
-      <w:r>
-        <w:rPr>
-          <w:rFonts w:hint="eastAsia" w:ascii="Times New Roman" w:hAnsi="Times New Roman" w:eastAsia="Times New Roman" w:cs="Times New Roman"/>
-          <w:b/>
-          <w:bCs/>
-        </w:rPr>
-        <w:t>：</w:t>
-      </w:r>
-      <w:r>
-        <w:rPr>
-          <w:rFonts w:hint="eastAsia" w:ascii="Times New Roman" w:hAnsi="Times New Roman" w:eastAsia="FangSong" w:cs="Times New Roman"/>
-          <w:b/>
-          <w:bCs/>
-        </w:rPr>
-        <w:t>丙烯</w:t>
-      </w:r>
-      <w:r>
-        <w:rPr>
-          <w:rFonts w:hint="eastAsia" w:ascii="Times New Roman" w:hAnsi="Times New Roman" w:eastAsia="Times New Roman" w:cs="Times New Roman"/>
-          <w:b/>
-          <w:bCs/>
-        </w:rPr>
-        <w:t>（E2）</w:t>
+        <w:t xml:space="preserve">NaOH/EtOH, 80°C</w:t>
+      </w:r>
+      <w:r>
+        <w:rPr>
+          <w:rFonts w:hint="eastAsia" w:ascii="Times New Roman" w:hAnsi="Times New Roman" w:eastAsia="Times New Roman" w:cs="Times New Roman"/>
+        </w:rPr>
+        <w:t xml:space="preserve">：</w:t>
       </w:r>
     </w:p>
     <w:p>
@@ -27087,17 +26799,220 @@
       </w:pPr>
       <w:r>
         <w:rPr>
-          <w:rFonts w:ascii="Times New Roman" w:hAnsi="Times New Roman" w:eastAsia="Times New Roman" w:cs="Times New Roman"/>
+          <w:rFonts w:hint="eastAsia" w:ascii="Times New Roman" w:hAnsi="Times New Roman" w:eastAsia="FangSong" w:cs="Times New Roman"/>
+        </w:rPr>
+        <w:t>溶剂</w:t>
+      </w:r>
+      <w:r>
+        <w:rPr>
+          <w:rFonts w:hint="eastAsia" w:ascii="Times New Roman" w:hAnsi="Times New Roman" w:eastAsia="Times New Roman" w:cs="Times New Roman"/>
+        </w:rPr>
+        <w:t>：EtOH（</w:t>
+      </w:r>
+      <w:r>
+        <w:rPr>
+          <w:rFonts w:hint="eastAsia" w:ascii="Times New Roman" w:hAnsi="Times New Roman" w:eastAsia="FangSong" w:cs="Times New Roman"/>
+        </w:rPr>
+        <w:t>极性质子</w:t>
+      </w:r>
+      <w:r>
+        <w:rPr>
+          <w:rFonts w:hint="eastAsia" w:ascii="Times New Roman" w:hAnsi="Times New Roman" w:eastAsia="Times New Roman" w:cs="Times New Roman"/>
+        </w:rPr>
+        <w:t>，</w:t>
+      </w:r>
+      <w:r>
+        <w:rPr>
+          <w:rFonts w:hint="eastAsia" w:ascii="Times New Roman" w:hAnsi="Times New Roman" w:eastAsia="FangSong" w:cs="Times New Roman"/>
+        </w:rPr>
+        <w:t>但不如</w:t>
+      </w:r>
+      <w:r>
+        <w:rPr>
+          <w:rFonts w:ascii="Times New Roman" w:hAnsi="Times New Roman" w:eastAsia="Times New Roman" w:cs="Times New Roman"/>
+        </w:rPr>
+        <w:t xml:space="preserve"> H</w:t>
+      </w:r>
+      <w:r>
+        <w:rPr>
+          <w:rFonts w:ascii="Times New Roman" w:hAnsi="Times New Roman" w:eastAsia="Times New Roman" w:cs="Times New Roman"/>
+          <w:vertAlign w:val="subscript"/>
+        </w:rPr>
+        <w:t>2</w:t>
+      </w:r>
+      <w:r>
+        <w:rPr>
+          <w:rFonts w:ascii="Times New Roman" w:hAnsi="Times New Roman" w:eastAsia="Times New Roman" w:cs="Times New Roman"/>
+        </w:rPr>
+        <w:t xml:space="preserve">O </w:t>
+      </w:r>
+      <w:r>
+        <w:rPr>
+          <w:rFonts w:hint="eastAsia" w:ascii="Times New Roman" w:hAnsi="Times New Roman" w:eastAsia="FangSong" w:cs="Times New Roman"/>
+        </w:rPr>
+        <w:t xml:space="preserve">能包裹</w:t>
+      </w:r>
+      <w:r>
+        <w:rPr>
+          <w:rFonts w:ascii="Times New Roman" w:hAnsi="Times New Roman" w:eastAsia="Times New Roman" w:cs="Times New Roman"/>
+        </w:rPr>
+        <w:t xml:space="preserve"> </w:t>
+      </w:r>
+      <w:r>
+        <w:rPr>
+          <w:rFonts w:hint="eastAsia" w:ascii="Times New Roman" w:hAnsi="Times New Roman" w:eastAsia="Times New Roman" w:cs="Times New Roman"/>
+        </w:rPr>
+        <w:t>OH</w:t>
+      </w:r>
+      <w:r>
+        <w:rPr>
+          <w:rFonts w:hint="eastAsia" w:ascii="Times New Roman" w:hAnsi="Times New Roman" w:eastAsia="Times New Roman" w:cs="Times New Roman"/>
+          <w:vertAlign w:val="superscript"/>
+        </w:rPr>
+        <w:t>-</w:t>
+      </w:r>
+      <w:r>
+        <w:rPr>
+          <w:rFonts w:hint="eastAsia" w:ascii="Times New Roman" w:hAnsi="Times New Roman" w:eastAsia="Times New Roman" w:cs="Times New Roman"/>
+        </w:rPr>
+        <w:t>）</w:t>
+      </w:r>
+    </w:p>
+    <w:p>
+      <w:pPr>
+        <w:pStyle w:val="Compact"/>
+        <w:numPr>
+          <w:ilvl w:val="0"/>
+          <w:numId w:val="1017"/>
+        </w:numPr>
+      </w:pPr>
+      <w:r>
+        <w:rPr>
+          <w:rFonts w:hint="eastAsia" w:ascii="Times New Roman" w:hAnsi="Times New Roman" w:eastAsia="FangSong" w:cs="Times New Roman"/>
+        </w:rPr>
+        <w:t>温度</w:t>
+      </w:r>
+      <w:r>
+        <w:rPr>
+          <w:rFonts w:hint="eastAsia" w:ascii="Times New Roman" w:hAnsi="Times New Roman" w:eastAsia="Times New Roman" w:cs="Times New Roman"/>
+        </w:rPr>
+        <w:t>：80°C（</w:t>
+      </w:r>
+      <w:r>
+        <w:rPr>
+          <w:rFonts w:hint="eastAsia" w:ascii="Times New Roman" w:hAnsi="Times New Roman" w:eastAsia="FangSong" w:cs="Times New Roman"/>
+        </w:rPr>
+        <w:t>高温</w:t>
+      </w:r>
+      <w:r>
+        <w:rPr>
+          <w:rFonts w:hint="eastAsia" w:ascii="Times New Roman" w:hAnsi="Times New Roman" w:eastAsia="Times New Roman" w:cs="Times New Roman"/>
+        </w:rPr>
+        <w:t>，</w:t>
+      </w:r>
+      <w:r>
+        <w:rPr>
+          <w:rFonts w:hint="eastAsia" w:ascii="Times New Roman" w:hAnsi="Times New Roman" w:eastAsia="FangSong" w:cs="Times New Roman"/>
+        </w:rPr>
+        <w:t>消除有利</w:t>
+      </w:r>
+      <w:r>
+        <w:rPr>
+          <w:rFonts w:hint="eastAsia" w:ascii="Times New Roman" w:hAnsi="Times New Roman" w:eastAsia="Times New Roman" w:cs="Times New Roman"/>
+        </w:rPr>
+        <w:t>）</w:t>
+      </w:r>
+    </w:p>
+    <w:p>
+      <w:pPr>
+        <w:pStyle w:val="Compact"/>
+        <w:numPr>
+          <w:ilvl w:val="0"/>
+          <w:numId w:val="1017"/>
+        </w:numPr>
+      </w:pPr>
+      <w:r>
+        <w:rPr>
+          <w:rFonts w:hint="eastAsia" w:ascii="Times New Roman" w:hAnsi="Times New Roman" w:eastAsia="FangSong" w:cs="Times New Roman"/>
+        </w:rPr>
+        <w:t>判断</w:t>
+      </w:r>
+      <w:r>
+        <w:rPr>
+          <w:rFonts w:hint="eastAsia" w:ascii="Times New Roman" w:hAnsi="Times New Roman" w:eastAsia="Times New Roman" w:cs="Times New Roman"/>
+        </w:rPr>
+        <w:t>：E2</w:t>
+      </w:r>
+      <w:r>
+        <w:rPr>
+          <w:rFonts w:ascii="Times New Roman" w:hAnsi="Times New Roman" w:eastAsia="Times New Roman" w:cs="Times New Roman"/>
+        </w:rPr>
+        <w:t xml:space="preserve"> </w:t>
+      </w:r>
+      <w:r>
+        <w:rPr>
+          <w:rFonts w:hint="eastAsia" w:ascii="Times New Roman" w:hAnsi="Times New Roman" w:eastAsia="FangSong" w:cs="Times New Roman"/>
+        </w:rPr>
+        <w:t>主导</w:t>
+      </w:r>
+      <w:r>
+        <w:rPr>
+          <w:rFonts w:hint="eastAsia" w:ascii="Times New Roman" w:hAnsi="Times New Roman" w:eastAsia="Times New Roman" w:cs="Times New Roman"/>
+        </w:rPr>
+        <w:t>（</w:t>
+      </w:r>
+      <w:r>
+        <w:rPr>
+          <w:rFonts w:hint="eastAsia" w:ascii="Times New Roman" w:hAnsi="Times New Roman" w:eastAsia="FangSong" w:cs="Times New Roman"/>
+        </w:rPr>
+        <w:t>高温推消除</w:t>
+      </w:r>
+      <w:r>
+        <w:rPr>
+          <w:rFonts w:hint="eastAsia" w:ascii="Times New Roman" w:hAnsi="Times New Roman" w:eastAsia="Times New Roman" w:cs="Times New Roman"/>
+        </w:rPr>
+        <w:t>）</w:t>
+      </w:r>
+    </w:p>
+    <w:p>
+      <w:pPr>
+        <w:pStyle w:val="Compact"/>
+        <w:numPr>
+          <w:ilvl w:val="0"/>
+          <w:numId w:val="1017"/>
+        </w:numPr>
+      </w:pPr>
+      <w:r>
+        <w:rPr>
+          <w:rFonts w:hint="eastAsia" w:ascii="Times New Roman" w:hAnsi="Times New Roman" w:eastAsia="FangSong" w:cs="Times New Roman"/>
           <w:b/>
           <w:bCs/>
         </w:rPr>
-        <w:t xml:space="preserve">t-BuOK/t-BuOH, 60°C</w:t>
-      </w:r>
-      <w:r>
-        <w:rPr>
-          <w:rFonts w:hint="eastAsia" w:ascii="Times New Roman" w:hAnsi="Times New Roman" w:eastAsia="Times New Roman" w:cs="Times New Roman"/>
-        </w:rPr>
-        <w:t xml:space="preserve">：</w:t>
+        <w:t>主产物</w:t>
+      </w:r>
+      <w:r>
+        <w:rPr>
+          <w:rFonts w:hint="eastAsia" w:ascii="Times New Roman" w:hAnsi="Times New Roman" w:eastAsia="Times New Roman" w:cs="Times New Roman"/>
+          <w:b/>
+          <w:bCs/>
+        </w:rPr>
+        <w:t>：</w:t>
+      </w:r>
+      <w:r>
+        <w:rPr>
+          <w:rFonts w:hint="eastAsia" w:ascii="Times New Roman" w:hAnsi="Times New Roman" w:eastAsia="FangSong" w:cs="Times New Roman"/>
+          <w:b/>
+          <w:bCs/>
+        </w:rPr>
+        <w:t>丙烯</w:t>
+      </w:r>
+      <w:r>
+        <w:rPr>
+          <w:rFonts w:hint="eastAsia" w:ascii="Times New Roman" w:hAnsi="Times New Roman" w:eastAsia="Times New Roman" w:cs="Times New Roman"/>
+          <w:b/>
+          <w:bCs/>
+        </w:rPr>
+        <w:t>（E2）</w:t>
       </w:r>
     </w:p>
     <w:p>
@@ -27110,177 +27025,17 @@
       </w:pPr>
       <w:r>
         <w:rPr>
-          <w:rFonts w:hint="eastAsia" w:ascii="Times New Roman" w:hAnsi="Times New Roman" w:eastAsia="FangSong" w:cs="Times New Roman"/>
-        </w:rPr>
-        <w:t>试剂</w:t>
-      </w:r>
-      <w:r>
-        <w:rPr>
-          <w:rFonts w:hint="eastAsia" w:ascii="Times New Roman" w:hAnsi="Times New Roman" w:eastAsia="Times New Roman" w:cs="Times New Roman"/>
-        </w:rPr>
-        <w:t>：t-BuO</w:t>
-      </w:r>
-      <w:r>
-        <w:rPr>
-          <w:rFonts w:hint="eastAsia" w:ascii="Times New Roman" w:hAnsi="Times New Roman" w:eastAsia="Times New Roman" w:cs="Times New Roman"/>
-          <w:vertAlign w:val="superscript"/>
-        </w:rPr>
-        <w:t>-</w:t>
-      </w:r>
-      <w:r>
-        <w:rPr>
-          <w:rFonts w:ascii="Times New Roman" w:hAnsi="Times New Roman" w:eastAsia="Times New Roman" w:cs="Times New Roman"/>
-        </w:rPr>
-        <w:t xml:space="preserve"> </w:t>
-      </w:r>
-      <w:r>
-        <w:rPr>
-          <w:rFonts w:hint="eastAsia" w:ascii="Times New Roman" w:hAnsi="Times New Roman" w:eastAsia="FangSong" w:cs="Times New Roman"/>
-        </w:rPr>
-        <w:t>是弱亲核强碱</w:t>
-      </w:r>
-      <w:r>
-        <w:rPr>
-          <w:rFonts w:hint="eastAsia" w:ascii="Times New Roman" w:hAnsi="Times New Roman" w:eastAsia="Times New Roman" w:cs="Times New Roman"/>
-        </w:rPr>
-        <w:t>（</w:t>
-      </w:r>
-      <w:r>
-        <w:rPr>
-          <w:rFonts w:hint="eastAsia" w:ascii="Times New Roman" w:hAnsi="Times New Roman" w:eastAsia="FangSong" w:cs="Times New Roman"/>
-        </w:rPr>
-        <w:t>大位阻碱</w:t>
-      </w:r>
-      <w:r>
-        <w:rPr>
-          <w:rFonts w:hint="eastAsia" w:ascii="Times New Roman" w:hAnsi="Times New Roman" w:eastAsia="Times New Roman" w:cs="Times New Roman"/>
-        </w:rPr>
-        <w:t>）</w:t>
-      </w:r>
-    </w:p>
-    <w:p>
-      <w:pPr>
-        <w:pStyle w:val="Compact"/>
-        <w:numPr>
-          <w:ilvl w:val="0"/>
-          <w:numId w:val="1018"/>
-        </w:numPr>
-      </w:pPr>
-      <w:r>
-        <w:rPr>
-          <w:rFonts w:hint="eastAsia" w:ascii="Times New Roman" w:hAnsi="Times New Roman" w:eastAsia="FangSong" w:cs="Times New Roman"/>
-        </w:rPr>
-        <w:t>温度</w:t>
-      </w:r>
-      <w:r>
-        <w:rPr>
-          <w:rFonts w:hint="eastAsia" w:ascii="Times New Roman" w:hAnsi="Times New Roman" w:eastAsia="Times New Roman" w:cs="Times New Roman"/>
-        </w:rPr>
-        <w:t>：60°C（</w:t>
-      </w:r>
-      <w:r>
-        <w:rPr>
-          <w:rFonts w:hint="eastAsia" w:ascii="Times New Roman" w:hAnsi="Times New Roman" w:eastAsia="FangSong" w:cs="Times New Roman"/>
-        </w:rPr>
-        <w:t>中等偏高</w:t>
-      </w:r>
-      <w:r>
-        <w:rPr>
-          <w:rFonts w:hint="eastAsia" w:ascii="Times New Roman" w:hAnsi="Times New Roman" w:eastAsia="Times New Roman" w:cs="Times New Roman"/>
-        </w:rPr>
-        <w:t>）</w:t>
-      </w:r>
-    </w:p>
-    <w:p>
-      <w:pPr>
-        <w:pStyle w:val="Compact"/>
-        <w:numPr>
-          <w:ilvl w:val="0"/>
-          <w:numId w:val="1018"/>
-        </w:numPr>
-      </w:pPr>
-      <w:r>
-        <w:rPr>
-          <w:rFonts w:hint="eastAsia" w:ascii="Times New Roman" w:hAnsi="Times New Roman" w:eastAsia="FangSong" w:cs="Times New Roman"/>
-        </w:rPr>
-        <w:t>判断</w:t>
-      </w:r>
-      <w:r>
-        <w:rPr>
-          <w:rFonts w:hint="eastAsia" w:ascii="Times New Roman" w:hAnsi="Times New Roman" w:eastAsia="Times New Roman" w:cs="Times New Roman"/>
-        </w:rPr>
-        <w:t>：E2</w:t>
-      </w:r>
-      <w:r>
-        <w:rPr>
-          <w:rFonts w:ascii="Times New Roman" w:hAnsi="Times New Roman" w:eastAsia="Times New Roman" w:cs="Times New Roman"/>
-        </w:rPr>
-        <w:t xml:space="preserve"> </w:t>
-      </w:r>
-      <w:r>
-        <w:rPr>
-          <w:rFonts w:hint="eastAsia" w:ascii="Times New Roman" w:hAnsi="Times New Roman" w:eastAsia="FangSong" w:cs="Times New Roman"/>
-        </w:rPr>
-        <w:t>主导</w:t>
-      </w:r>
-      <w:r>
-        <w:rPr>
-          <w:rFonts w:hint="eastAsia" w:ascii="Times New Roman" w:hAnsi="Times New Roman" w:eastAsia="Times New Roman" w:cs="Times New Roman"/>
-        </w:rPr>
-        <w:t>（</w:t>
-      </w:r>
-      <w:r>
-        <w:rPr>
-          <w:rFonts w:hint="eastAsia" w:ascii="Times New Roman" w:hAnsi="Times New Roman" w:eastAsia="FangSong" w:cs="Times New Roman"/>
-        </w:rPr>
-        <w:t>强碱大位阻</w:t>
-      </w:r>
-      <w:r>
-        <w:rPr>
-          <w:rFonts w:hint="eastAsia" w:ascii="Times New Roman" w:hAnsi="Times New Roman" w:eastAsia="Times New Roman" w:cs="Times New Roman"/>
-        </w:rPr>
-        <w:t>）</w:t>
-      </w:r>
-    </w:p>
-    <w:p>
-      <w:pPr>
-        <w:pStyle w:val="Compact"/>
-        <w:numPr>
-          <w:ilvl w:val="0"/>
-          <w:numId w:val="1018"/>
-        </w:numPr>
-      </w:pPr>
-      <w:r>
-        <w:rPr>
-          <w:rFonts w:hint="eastAsia" w:ascii="Times New Roman" w:hAnsi="Times New Roman" w:eastAsia="FangSong" w:cs="Times New Roman"/>
+          <w:rFonts w:ascii="Times New Roman" w:hAnsi="Times New Roman" w:eastAsia="Times New Roman" w:cs="Times New Roman"/>
           <w:b/>
           <w:bCs/>
         </w:rPr>
-        <w:t>主产物</w:t>
-      </w:r>
-      <w:r>
-        <w:rPr>
-          <w:rFonts w:hint="eastAsia" w:ascii="Times New Roman" w:hAnsi="Times New Roman" w:eastAsia="Times New Roman" w:cs="Times New Roman"/>
-          <w:b/>
-          <w:bCs/>
-        </w:rPr>
-        <w:t>：</w:t>
-      </w:r>
-      <w:r>
-        <w:rPr>
-          <w:rFonts w:hint="eastAsia" w:ascii="Times New Roman" w:hAnsi="Times New Roman" w:eastAsia="FangSong" w:cs="Times New Roman"/>
-          <w:b/>
-          <w:bCs/>
-        </w:rPr>
-        <w:t>丙烯</w:t>
-      </w:r>
-      <w:r>
-        <w:rPr>
-          <w:rFonts w:hint="eastAsia" w:ascii="Times New Roman" w:hAnsi="Times New Roman" w:eastAsia="Times New Roman" w:cs="Times New Roman"/>
-          <w:b/>
-          <w:bCs/>
-        </w:rPr>
-        <w:t>（E2，Hofmann）</w:t>
+        <w:t xml:space="preserve">t-BuOK/t-BuOH, 60°C</w:t>
+      </w:r>
+      <w:r>
+        <w:rPr>
+          <w:rFonts w:hint="eastAsia" w:ascii="Times New Roman" w:hAnsi="Times New Roman" w:eastAsia="Times New Roman" w:cs="Times New Roman"/>
+        </w:rPr>
+        <w:t xml:space="preserve">：</w:t>
       </w:r>
     </w:p>
     <w:p>
@@ -27293,41 +27048,177 @@
       </w:pPr>
       <w:r>
         <w:rPr>
-          <w:rFonts w:hint="eastAsia" w:ascii="Times New Roman" w:hAnsi="Times New Roman" w:eastAsia="Times New Roman" w:cs="Times New Roman"/>
+          <w:rFonts w:hint="eastAsia" w:ascii="Times New Roman" w:hAnsi="Times New Roman" w:eastAsia="FangSong" w:cs="Times New Roman"/>
+        </w:rPr>
+        <w:t>试剂</w:t>
+      </w:r>
+      <w:r>
+        <w:rPr>
+          <w:rFonts w:hint="eastAsia" w:ascii="Times New Roman" w:hAnsi="Times New Roman" w:eastAsia="Times New Roman" w:cs="Times New Roman"/>
+        </w:rPr>
+        <w:t>：t-BuO</w:t>
+      </w:r>
+      <w:r>
+        <w:rPr>
+          <w:rFonts w:hint="eastAsia" w:ascii="Times New Roman" w:hAnsi="Times New Roman" w:eastAsia="Times New Roman" w:cs="Times New Roman"/>
+          <w:vertAlign w:val="superscript"/>
+        </w:rPr>
+        <w:t>-</w:t>
+      </w:r>
+      <w:r>
+        <w:rPr>
+          <w:rFonts w:ascii="Times New Roman" w:hAnsi="Times New Roman" w:eastAsia="Times New Roman" w:cs="Times New Roman"/>
+        </w:rPr>
+        <w:t xml:space="preserve"> </w:t>
+      </w:r>
+      <w:r>
+        <w:rPr>
+          <w:rFonts w:hint="eastAsia" w:ascii="Times New Roman" w:hAnsi="Times New Roman" w:eastAsia="FangSong" w:cs="Times New Roman"/>
+        </w:rPr>
+        <w:t>是弱亲核强碱</w:t>
+      </w:r>
+      <w:r>
+        <w:rPr>
+          <w:rFonts w:hint="eastAsia" w:ascii="Times New Roman" w:hAnsi="Times New Roman" w:eastAsia="Times New Roman" w:cs="Times New Roman"/>
+        </w:rPr>
+        <w:t>（</w:t>
+      </w:r>
+      <w:r>
+        <w:rPr>
+          <w:rFonts w:hint="eastAsia" w:ascii="Times New Roman" w:hAnsi="Times New Roman" w:eastAsia="FangSong" w:cs="Times New Roman"/>
+        </w:rPr>
+        <w:t>大位阻碱</w:t>
+      </w:r>
+      <w:r>
+        <w:rPr>
+          <w:rFonts w:hint="eastAsia" w:ascii="Times New Roman" w:hAnsi="Times New Roman" w:eastAsia="Times New Roman" w:cs="Times New Roman"/>
+        </w:rPr>
+        <w:t>）</w:t>
+      </w:r>
+    </w:p>
+    <w:p>
+      <w:pPr>
+        <w:pStyle w:val="Compact"/>
+        <w:numPr>
+          <w:ilvl w:val="0"/>
+          <w:numId w:val="1019"/>
+        </w:numPr>
+      </w:pPr>
+      <w:r>
+        <w:rPr>
+          <w:rFonts w:hint="eastAsia" w:ascii="Times New Roman" w:hAnsi="Times New Roman" w:eastAsia="FangSong" w:cs="Times New Roman"/>
+        </w:rPr>
+        <w:t>温度</w:t>
+      </w:r>
+      <w:r>
+        <w:rPr>
+          <w:rFonts w:hint="eastAsia" w:ascii="Times New Roman" w:hAnsi="Times New Roman" w:eastAsia="Times New Roman" w:cs="Times New Roman"/>
+        </w:rPr>
+        <w:t>：60°C（</w:t>
+      </w:r>
+      <w:r>
+        <w:rPr>
+          <w:rFonts w:hint="eastAsia" w:ascii="Times New Roman" w:hAnsi="Times New Roman" w:eastAsia="FangSong" w:cs="Times New Roman"/>
+        </w:rPr>
+        <w:t>中等偏高</w:t>
+      </w:r>
+      <w:r>
+        <w:rPr>
+          <w:rFonts w:hint="eastAsia" w:ascii="Times New Roman" w:hAnsi="Times New Roman" w:eastAsia="Times New Roman" w:cs="Times New Roman"/>
+        </w:rPr>
+        <w:t>）</w:t>
+      </w:r>
+    </w:p>
+    <w:p>
+      <w:pPr>
+        <w:pStyle w:val="Compact"/>
+        <w:numPr>
+          <w:ilvl w:val="0"/>
+          <w:numId w:val="1019"/>
+        </w:numPr>
+      </w:pPr>
+      <w:r>
+        <w:rPr>
+          <w:rFonts w:hint="eastAsia" w:ascii="Times New Roman" w:hAnsi="Times New Roman" w:eastAsia="FangSong" w:cs="Times New Roman"/>
+        </w:rPr>
+        <w:t>判断</w:t>
+      </w:r>
+      <w:r>
+        <w:rPr>
+          <w:rFonts w:hint="eastAsia" w:ascii="Times New Roman" w:hAnsi="Times New Roman" w:eastAsia="Times New Roman" w:cs="Times New Roman"/>
+        </w:rPr>
+        <w:t>：E2</w:t>
+      </w:r>
+      <w:r>
+        <w:rPr>
+          <w:rFonts w:ascii="Times New Roman" w:hAnsi="Times New Roman" w:eastAsia="Times New Roman" w:cs="Times New Roman"/>
+        </w:rPr>
+        <w:t xml:space="preserve"> </w:t>
+      </w:r>
+      <w:r>
+        <w:rPr>
+          <w:rFonts w:hint="eastAsia" w:ascii="Times New Roman" w:hAnsi="Times New Roman" w:eastAsia="FangSong" w:cs="Times New Roman"/>
+        </w:rPr>
+        <w:t>主导</w:t>
+      </w:r>
+      <w:r>
+        <w:rPr>
+          <w:rFonts w:hint="eastAsia" w:ascii="Times New Roman" w:hAnsi="Times New Roman" w:eastAsia="Times New Roman" w:cs="Times New Roman"/>
+        </w:rPr>
+        <w:t>（</w:t>
+      </w:r>
+      <w:r>
+        <w:rPr>
+          <w:rFonts w:hint="eastAsia" w:ascii="Times New Roman" w:hAnsi="Times New Roman" w:eastAsia="FangSong" w:cs="Times New Roman"/>
+        </w:rPr>
+        <w:t>强碱大位阻</w:t>
+      </w:r>
+      <w:r>
+        <w:rPr>
+          <w:rFonts w:hint="eastAsia" w:ascii="Times New Roman" w:hAnsi="Times New Roman" w:eastAsia="Times New Roman" w:cs="Times New Roman"/>
+        </w:rPr>
+        <w:t>）</w:t>
+      </w:r>
+    </w:p>
+    <w:p>
+      <w:pPr>
+        <w:pStyle w:val="Compact"/>
+        <w:numPr>
+          <w:ilvl w:val="0"/>
+          <w:numId w:val="1019"/>
+        </w:numPr>
+      </w:pPr>
+      <w:r>
+        <w:rPr>
+          <w:rFonts w:hint="eastAsia" w:ascii="Times New Roman" w:hAnsi="Times New Roman" w:eastAsia="FangSong" w:cs="Times New Roman"/>
           <w:b/>
           <w:bCs/>
         </w:rPr>
-        <w:t>NaI/</w:t>
-      </w:r>
-      <w:r>
-        <w:rPr>
-          <w:rFonts w:hint="eastAsia" w:ascii="Times New Roman" w:hAnsi="Times New Roman" w:eastAsia="FangSong" w:cs="Times New Roman"/>
+        <w:t>主产物</w:t>
+      </w:r>
+      <w:r>
+        <w:rPr>
+          <w:rFonts w:hint="eastAsia" w:ascii="Times New Roman" w:hAnsi="Times New Roman" w:eastAsia="Times New Roman" w:cs="Times New Roman"/>
           <w:b/>
           <w:bCs/>
         </w:rPr>
-        <w:t>丙酮</w:t>
-      </w:r>
-      <w:r>
-        <w:rPr>
-          <w:rFonts w:hint="eastAsia" w:ascii="Times New Roman" w:hAnsi="Times New Roman" w:eastAsia="Times New Roman" w:cs="Times New Roman"/>
+        <w:t>：</w:t>
+      </w:r>
+      <w:r>
+        <w:rPr>
+          <w:rFonts w:hint="eastAsia" w:ascii="Times New Roman" w:hAnsi="Times New Roman" w:eastAsia="FangSong" w:cs="Times New Roman"/>
           <w:b/>
           <w:bCs/>
         </w:rPr>
-        <w:t>,</w:t>
-      </w:r>
-      <w:r>
-        <w:rPr>
-          <w:rFonts w:ascii="Times New Roman" w:hAnsi="Times New Roman" w:eastAsia="Times New Roman" w:cs="Times New Roman"/>
+        <w:t>丙烯</w:t>
+      </w:r>
+      <w:r>
+        <w:rPr>
+          <w:rFonts w:hint="eastAsia" w:ascii="Times New Roman" w:hAnsi="Times New Roman" w:eastAsia="Times New Roman" w:cs="Times New Roman"/>
           <w:b/>
           <w:bCs/>
         </w:rPr>
-        <w:t xml:space="preserve"> 25°C</w:t>
-      </w:r>
-      <w:r>
-        <w:rPr>
-          <w:rFonts w:hint="eastAsia" w:ascii="Times New Roman" w:hAnsi="Times New Roman" w:eastAsia="Times New Roman" w:cs="Times New Roman"/>
-        </w:rPr>
-        <w:t xml:space="preserve">：</w:t>
+        <w:t>（E2，Hofmann）</w:t>
       </w:r>
     </w:p>
     <w:p>
@@ -27340,34 +27231,41 @@
       </w:pPr>
       <w:r>
         <w:rPr>
-          <w:rFonts w:hint="eastAsia" w:ascii="Times New Roman" w:hAnsi="Times New Roman" w:eastAsia="FangSong" w:cs="Times New Roman"/>
-        </w:rPr>
-        <w:t>试剂</w:t>
-      </w:r>
-      <w:r>
-        <w:rPr>
-          <w:rFonts w:hint="eastAsia" w:ascii="Times New Roman" w:hAnsi="Times New Roman" w:eastAsia="Times New Roman" w:cs="Times New Roman"/>
-        </w:rPr>
-        <w:t>：I</w:t>
-      </w:r>
-      <w:r>
-        <w:rPr>
-          <w:rFonts w:hint="eastAsia" w:ascii="Times New Roman" w:hAnsi="Times New Roman" w:eastAsia="Times New Roman" w:cs="Times New Roman"/>
-          <w:vertAlign w:val="superscript"/>
-        </w:rPr>
-        <w:t>-</w:t>
-      </w:r>
-      <w:r>
-        <w:rPr>
-          <w:rFonts w:ascii="Times New Roman" w:hAnsi="Times New Roman" w:eastAsia="Times New Roman" w:cs="Times New Roman"/>
-        </w:rPr>
-        <w:t xml:space="preserve"> </w:t>
-      </w:r>
-      <w:r>
-        <w:rPr>
-          <w:rFonts w:hint="eastAsia" w:ascii="Times New Roman" w:hAnsi="Times New Roman" w:eastAsia="FangSong" w:cs="Times New Roman"/>
-        </w:rPr>
-        <w:t xml:space="preserve">是强亲核弱碱</w:t>
+          <w:rFonts w:hint="eastAsia" w:ascii="Times New Roman" w:hAnsi="Times New Roman" w:eastAsia="Times New Roman" w:cs="Times New Roman"/>
+          <w:b/>
+          <w:bCs/>
+        </w:rPr>
+        <w:t>NaI/</w:t>
+      </w:r>
+      <w:r>
+        <w:rPr>
+          <w:rFonts w:hint="eastAsia" w:ascii="Times New Roman" w:hAnsi="Times New Roman" w:eastAsia="FangSong" w:cs="Times New Roman"/>
+          <w:b/>
+          <w:bCs/>
+        </w:rPr>
+        <w:t>丙酮</w:t>
+      </w:r>
+      <w:r>
+        <w:rPr>
+          <w:rFonts w:hint="eastAsia" w:ascii="Times New Roman" w:hAnsi="Times New Roman" w:eastAsia="Times New Roman" w:cs="Times New Roman"/>
+          <w:b/>
+          <w:bCs/>
+        </w:rPr>
+        <w:t>,</w:t>
+      </w:r>
+      <w:r>
+        <w:rPr>
+          <w:rFonts w:ascii="Times New Roman" w:hAnsi="Times New Roman" w:eastAsia="Times New Roman" w:cs="Times New Roman"/>
+          <w:b/>
+          <w:bCs/>
+        </w:rPr>
+        <w:t xml:space="preserve"> 25°C</w:t>
+      </w:r>
+      <w:r>
+        <w:rPr>
+          <w:rFonts w:hint="eastAsia" w:ascii="Times New Roman" w:hAnsi="Times New Roman" w:eastAsia="Times New Roman" w:cs="Times New Roman"/>
+        </w:rPr>
+        <w:t xml:space="preserve">：</w:t>
       </w:r>
     </w:p>
     <w:p>
@@ -27375,38 +27273,27 @@
         <w:pStyle w:val="Compact"/>
         <w:numPr>
           <w:ilvl w:val="0"/>
-          <w:numId w:val="1020"/>
+          <w:numId w:val="1021"/>
         </w:numPr>
       </w:pPr>
       <w:r>
         <w:rPr>
           <w:rFonts w:hint="eastAsia" w:ascii="Times New Roman" w:hAnsi="Times New Roman" w:eastAsia="FangSong" w:cs="Times New Roman"/>
         </w:rPr>
-        <w:t>溶剂</w:t>
-      </w:r>
-      <w:r>
-        <w:rPr>
-          <w:rFonts w:hint="eastAsia" w:ascii="Times New Roman" w:hAnsi="Times New Roman" w:eastAsia="Times New Roman" w:cs="Times New Roman"/>
-        </w:rPr>
-        <w:t>：</w:t>
-      </w:r>
-      <w:r>
-        <w:rPr>
-          <w:rFonts w:hint="eastAsia" w:ascii="Times New Roman" w:hAnsi="Times New Roman" w:eastAsia="FangSong" w:cs="Times New Roman"/>
-        </w:rPr>
-        <w:t>丙酮是极性非质子</w:t>
-      </w:r>
-      <w:r>
-        <w:rPr>
-          <w:rFonts w:hint="eastAsia" w:ascii="Times New Roman" w:hAnsi="Times New Roman" w:eastAsia="Times New Roman" w:cs="Times New Roman"/>
-        </w:rPr>
-        <w:t>（</w:t>
-      </w:r>
-      <w:r>
-        <w:rPr>
-          <w:rFonts w:hint="eastAsia" w:ascii="Times New Roman" w:hAnsi="Times New Roman" w:eastAsia="FangSong" w:cs="Times New Roman"/>
-        </w:rPr>
-        <w:t>促进</w:t>
+        <w:t>试剂</w:t>
+      </w:r>
+      <w:r>
+        <w:rPr>
+          <w:rFonts w:hint="eastAsia" w:ascii="Times New Roman" w:hAnsi="Times New Roman" w:eastAsia="Times New Roman" w:cs="Times New Roman"/>
+        </w:rPr>
+        <w:t>：I</w:t>
+      </w:r>
+      <w:r>
+        <w:rPr>
+          <w:rFonts w:hint="eastAsia" w:ascii="Times New Roman" w:hAnsi="Times New Roman" w:eastAsia="Times New Roman" w:cs="Times New Roman"/>
+          <w:vertAlign w:val="superscript"/>
+        </w:rPr>
+        <w:t>-</w:t>
       </w:r>
       <w:r>
         <w:rPr>
@@ -27416,9 +27303,9 @@
       </w:r>
       <w:r>
         <w:rPr>
-          <w:rFonts w:hint="eastAsia" w:ascii="Times New Roman" w:hAnsi="Times New Roman" w:eastAsia="Times New Roman" w:cs="Times New Roman"/>
-        </w:rPr>
-        <w:t xml:space="preserve">SN2）</w:t>
+          <w:rFonts w:hint="eastAsia" w:ascii="Times New Roman" w:hAnsi="Times New Roman" w:eastAsia="FangSong" w:cs="Times New Roman"/>
+        </w:rPr>
+        <w:t xml:space="preserve">是强亲核弱碱</w:t>
       </w:r>
     </w:p>
     <w:p>
@@ -27426,32 +27313,50 @@
         <w:pStyle w:val="Compact"/>
         <w:numPr>
           <w:ilvl w:val="0"/>
-          <w:numId w:val="1020"/>
+          <w:numId w:val="1021"/>
         </w:numPr>
       </w:pPr>
       <w:r>
         <w:rPr>
           <w:rFonts w:hint="eastAsia" w:ascii="Times New Roman" w:hAnsi="Times New Roman" w:eastAsia="FangSong" w:cs="Times New Roman"/>
         </w:rPr>
-        <w:t>温度</w:t>
-      </w:r>
-      <w:r>
-        <w:rPr>
-          <w:rFonts w:hint="eastAsia" w:ascii="Times New Roman" w:hAnsi="Times New Roman" w:eastAsia="Times New Roman" w:cs="Times New Roman"/>
-        </w:rPr>
-        <w:t>：25°C（</w:t>
-      </w:r>
-      <w:r>
-        <w:rPr>
-          <w:rFonts w:hint="eastAsia" w:ascii="Times New Roman" w:hAnsi="Times New Roman" w:eastAsia="FangSong" w:cs="Times New Roman"/>
-        </w:rPr>
-        <w:t>低温</w:t>
-      </w:r>
-      <w:r>
-        <w:rPr>
-          <w:rFonts w:hint="eastAsia" w:ascii="Times New Roman" w:hAnsi="Times New Roman" w:eastAsia="Times New Roman" w:cs="Times New Roman"/>
-        </w:rPr>
-        <w:t>）</w:t>
+        <w:t>溶剂</w:t>
+      </w:r>
+      <w:r>
+        <w:rPr>
+          <w:rFonts w:hint="eastAsia" w:ascii="Times New Roman" w:hAnsi="Times New Roman" w:eastAsia="Times New Roman" w:cs="Times New Roman"/>
+        </w:rPr>
+        <w:t>：</w:t>
+      </w:r>
+      <w:r>
+        <w:rPr>
+          <w:rFonts w:hint="eastAsia" w:ascii="Times New Roman" w:hAnsi="Times New Roman" w:eastAsia="FangSong" w:cs="Times New Roman"/>
+        </w:rPr>
+        <w:t>丙酮是极性非质子</w:t>
+      </w:r>
+      <w:r>
+        <w:rPr>
+          <w:rFonts w:hint="eastAsia" w:ascii="Times New Roman" w:hAnsi="Times New Roman" w:eastAsia="Times New Roman" w:cs="Times New Roman"/>
+        </w:rPr>
+        <w:t>（</w:t>
+      </w:r>
+      <w:r>
+        <w:rPr>
+          <w:rFonts w:hint="eastAsia" w:ascii="Times New Roman" w:hAnsi="Times New Roman" w:eastAsia="FangSong" w:cs="Times New Roman"/>
+        </w:rPr>
+        <w:t>促进</w:t>
+      </w:r>
+      <w:r>
+        <w:rPr>
+          <w:rFonts w:ascii="Times New Roman" w:hAnsi="Times New Roman" w:eastAsia="Times New Roman" w:cs="Times New Roman"/>
+        </w:rPr>
+        <w:t xml:space="preserve"> </w:t>
+      </w:r>
+      <w:r>
+        <w:rPr>
+          <w:rFonts w:hint="eastAsia" w:ascii="Times New Roman" w:hAnsi="Times New Roman" w:eastAsia="Times New Roman" w:cs="Times New Roman"/>
+        </w:rPr>
+        <w:t xml:space="preserve">SN2）</w:t>
       </w:r>
     </w:p>
     <w:p>
@@ -27459,62 +27364,26 @@
         <w:pStyle w:val="Compact"/>
         <w:numPr>
           <w:ilvl w:val="0"/>
-          <w:numId w:val="1020"/>
+          <w:numId w:val="1021"/>
         </w:numPr>
       </w:pPr>
       <w:r>
         <w:rPr>
           <w:rFonts w:hint="eastAsia" w:ascii="Times New Roman" w:hAnsi="Times New Roman" w:eastAsia="FangSong" w:cs="Times New Roman"/>
         </w:rPr>
-        <w:t>判断</w:t>
-      </w:r>
-      <w:r>
-        <w:rPr>
-          <w:rFonts w:hint="eastAsia" w:ascii="Times New Roman" w:hAnsi="Times New Roman" w:eastAsia="Times New Roman" w:cs="Times New Roman"/>
-        </w:rPr>
-        <w:t>：</w:t>
-      </w:r>
-      <w:r>
-        <w:rPr>
-          <w:rFonts w:hint="eastAsia" w:ascii="Times New Roman" w:hAnsi="Times New Roman" w:eastAsia="FangSong" w:cs="Times New Roman"/>
-        </w:rPr>
-        <w:t>纯</w:t>
-      </w:r>
-      <w:r>
-        <w:rPr>
-          <w:rFonts w:ascii="Times New Roman" w:hAnsi="Times New Roman" w:eastAsia="Times New Roman" w:cs="Times New Roman"/>
-        </w:rPr>
-        <w:t xml:space="preserve"> </w:t>
-      </w:r>
-      <w:r>
-        <w:rPr>
-          <w:rFonts w:hint="eastAsia" w:ascii="Times New Roman" w:hAnsi="Times New Roman" w:eastAsia="Times New Roman" w:cs="Times New Roman"/>
-        </w:rPr>
-        <w:t xml:space="preserve">SN2（Finkelstein</w:t>
-      </w:r>
-      <w:r>
-        <w:rPr>
-          <w:rFonts w:ascii="Times New Roman" w:hAnsi="Times New Roman" w:eastAsia="Times New Roman" w:cs="Times New Roman"/>
-        </w:rPr>
-        <w:t xml:space="preserve"> </w:t>
-      </w:r>
-      <w:r>
-        <w:rPr>
-          <w:rFonts w:hint="eastAsia" w:ascii="Times New Roman" w:hAnsi="Times New Roman" w:eastAsia="FangSong" w:cs="Times New Roman"/>
-        </w:rPr>
-        <w:t>反应</w:t>
-      </w:r>
-      <w:r>
-        <w:rPr>
-          <w:rFonts w:hint="eastAsia" w:ascii="Times New Roman" w:hAnsi="Times New Roman" w:eastAsia="Times New Roman" w:cs="Times New Roman"/>
-        </w:rPr>
-        <w:t>，</w:t>
-      </w:r>
-      <w:r>
-        <w:rPr>
-          <w:rFonts w:hint="eastAsia" w:ascii="Times New Roman" w:hAnsi="Times New Roman" w:eastAsia="FangSong" w:cs="Times New Roman"/>
-        </w:rPr>
-        <w:t>卤素交换</w:t>
+        <w:t>温度</w:t>
+      </w:r>
+      <w:r>
+        <w:rPr>
+          <w:rFonts w:hint="eastAsia" w:ascii="Times New Roman" w:hAnsi="Times New Roman" w:eastAsia="Times New Roman" w:cs="Times New Roman"/>
+        </w:rPr>
+        <w:t>：25°C（</w:t>
+      </w:r>
+      <w:r>
+        <w:rPr>
+          <w:rFonts w:hint="eastAsia" w:ascii="Times New Roman" w:hAnsi="Times New Roman" w:eastAsia="FangSong" w:cs="Times New Roman"/>
+        </w:rPr>
+        <w:t>低温</w:t>
       </w:r>
       <w:r>
         <w:rPr>
@@ -27528,7 +27397,76 @@
         <w:pStyle w:val="Compact"/>
         <w:numPr>
           <w:ilvl w:val="0"/>
-          <w:numId w:val="1020"/>
+          <w:numId w:val="1021"/>
+        </w:numPr>
+      </w:pPr>
+      <w:r>
+        <w:rPr>
+          <w:rFonts w:hint="eastAsia" w:ascii="Times New Roman" w:hAnsi="Times New Roman" w:eastAsia="FangSong" w:cs="Times New Roman"/>
+        </w:rPr>
+        <w:t>判断</w:t>
+      </w:r>
+      <w:r>
+        <w:rPr>
+          <w:rFonts w:hint="eastAsia" w:ascii="Times New Roman" w:hAnsi="Times New Roman" w:eastAsia="Times New Roman" w:cs="Times New Roman"/>
+        </w:rPr>
+        <w:t>：</w:t>
+      </w:r>
+      <w:r>
+        <w:rPr>
+          <w:rFonts w:hint="eastAsia" w:ascii="Times New Roman" w:hAnsi="Times New Roman" w:eastAsia="FangSong" w:cs="Times New Roman"/>
+        </w:rPr>
+        <w:t>纯</w:t>
+      </w:r>
+      <w:r>
+        <w:rPr>
+          <w:rFonts w:ascii="Times New Roman" w:hAnsi="Times New Roman" w:eastAsia="Times New Roman" w:cs="Times New Roman"/>
+        </w:rPr>
+        <w:t xml:space="preserve"> </w:t>
+      </w:r>
+      <w:r>
+        <w:rPr>
+          <w:rFonts w:hint="eastAsia" w:ascii="Times New Roman" w:hAnsi="Times New Roman" w:eastAsia="Times New Roman" w:cs="Times New Roman"/>
+        </w:rPr>
+        <w:t xml:space="preserve">SN2（Finkelstein</w:t>
+      </w:r>
+      <w:r>
+        <w:rPr>
+          <w:rFonts w:ascii="Times New Roman" w:hAnsi="Times New Roman" w:eastAsia="Times New Roman" w:cs="Times New Roman"/>
+        </w:rPr>
+        <w:t xml:space="preserve"> </w:t>
+      </w:r>
+      <w:r>
+        <w:rPr>
+          <w:rFonts w:hint="eastAsia" w:ascii="Times New Roman" w:hAnsi="Times New Roman" w:eastAsia="FangSong" w:cs="Times New Roman"/>
+        </w:rPr>
+        <w:t>反应</w:t>
+      </w:r>
+      <w:r>
+        <w:rPr>
+          <w:rFonts w:hint="eastAsia" w:ascii="Times New Roman" w:hAnsi="Times New Roman" w:eastAsia="Times New Roman" w:cs="Times New Roman"/>
+        </w:rPr>
+        <w:t>，</w:t>
+      </w:r>
+      <w:r>
+        <w:rPr>
+          <w:rFonts w:hint="eastAsia" w:ascii="Times New Roman" w:hAnsi="Times New Roman" w:eastAsia="FangSong" w:cs="Times New Roman"/>
+        </w:rPr>
+        <w:t>卤素交换</w:t>
+      </w:r>
+      <w:r>
+        <w:rPr>
+          <w:rFonts w:hint="eastAsia" w:ascii="Times New Roman" w:hAnsi="Times New Roman" w:eastAsia="Times New Roman" w:cs="Times New Roman"/>
+        </w:rPr>
+        <w:t>）</w:t>
+      </w:r>
+    </w:p>
+    <w:p>
+      <w:pPr>
+        <w:pStyle w:val="Compact"/>
+        <w:numPr>
+          <w:ilvl w:val="0"/>
+          <w:numId w:val="1021"/>
         </w:numPr>
       </w:pPr>
       <w:r>
@@ -31414,7 +31352,7 @@
         <w:pStyle w:val="Compact"/>
         <w:numPr>
           <w:ilvl w:val="0"/>
-          <w:numId w:val="1021"/>
+          <w:numId w:val="1022"/>
         </w:numPr>
       </w:pPr>
       <w:r>
@@ -31441,185 +31379,11 @@
         <w:pStyle w:val="Compact"/>
         <w:numPr>
           <w:ilvl w:val="1"/>
-          <w:numId w:val="1022"/>
-        </w:numPr>
-      </w:pPr>
-      <w:r>
-        <w:rPr>
-          <w:rFonts w:ascii="Times New Roman" w:hAnsi="Times New Roman" w:eastAsia="Times New Roman" w:cs="Times New Roman"/>
-        </w:rPr>
-        <w:t xml:space="preserve">Step </w:t>
-      </w:r>
-      <w:r>
-        <w:rPr>
-          <w:rFonts w:hint="eastAsia" w:ascii="Times New Roman" w:hAnsi="Times New Roman" w:eastAsia="Times New Roman" w:cs="Times New Roman"/>
-        </w:rPr>
-        <w:t>1：</w:t>
-      </w:r>
-      <w:r>
-        <w:rPr>
-          <w:rFonts w:hint="eastAsia" w:ascii="Times New Roman" w:hAnsi="Times New Roman" w:eastAsia="FangSong" w:cs="Times New Roman"/>
-        </w:rPr>
-        <w:t>看底物级数</w:t>
-      </w:r>
-    </w:p>
-    <w:p>
-      <w:pPr>
-        <w:pStyle w:val="Compact"/>
-        <w:numPr>
-          <w:ilvl w:val="2"/>
           <w:numId w:val="1023"/>
         </w:numPr>
       </w:pPr>
       <w:r>
         <w:rPr>
-          <w:rFonts w:hint="eastAsia" w:ascii="Times New Roman" w:hAnsi="Times New Roman" w:eastAsia="FangSong" w:cs="Times New Roman"/>
-        </w:rPr>
-        <w:t>甲基</w:t>
-      </w:r>
-      <w:r>
-        <w:rPr>
-          <w:rFonts w:hint="eastAsia" w:ascii="Times New Roman" w:hAnsi="Times New Roman" w:eastAsia="Times New Roman" w:cs="Times New Roman"/>
-        </w:rPr>
-        <w:t>/1°</w:t>
-      </w:r>
-      <w:r>
-        <w:rPr>
-          <w:rFonts w:ascii="Times New Roman" w:hAnsi="Times New Roman" w:eastAsia="Times New Roman" w:cs="Times New Roman"/>
-        </w:rPr>
-        <w:t xml:space="preserve"> → SN2 </w:t>
-      </w:r>
-      <w:r>
-        <w:rPr>
-          <w:rFonts w:hint="eastAsia" w:ascii="Times New Roman" w:hAnsi="Times New Roman" w:eastAsia="FangSong" w:cs="Times New Roman"/>
-        </w:rPr>
-        <w:t>首选</w:t>
-      </w:r>
-      <w:r>
-        <w:rPr>
-          <w:rFonts w:hint="eastAsia" w:ascii="Times New Roman" w:hAnsi="Times New Roman" w:eastAsia="Times New Roman" w:cs="Times New Roman"/>
-        </w:rPr>
-        <w:t>（</w:t>
-      </w:r>
-      <w:r>
-        <w:rPr>
-          <w:rFonts w:hint="eastAsia" w:ascii="Times New Roman" w:hAnsi="Times New Roman" w:eastAsia="FangSong" w:cs="Times New Roman"/>
-        </w:rPr>
-        <w:t>除非强碱</w:t>
-      </w:r>
-      <w:r>
-        <w:rPr>
-          <w:rFonts w:hint="eastAsia" w:ascii="Times New Roman" w:hAnsi="Times New Roman" w:eastAsia="Times New Roman" w:cs="Times New Roman"/>
-        </w:rPr>
-        <w:t>+</w:t>
-      </w:r>
-      <w:r>
-        <w:rPr>
-          <w:rFonts w:hint="eastAsia" w:ascii="Times New Roman" w:hAnsi="Times New Roman" w:eastAsia="FangSong" w:cs="Times New Roman"/>
-        </w:rPr>
-        <w:t>高温</w:t>
-      </w:r>
-      <w:r>
-        <w:rPr>
-          <w:rFonts w:hint="eastAsia" w:ascii="Times New Roman" w:hAnsi="Times New Roman" w:eastAsia="Times New Roman" w:cs="Times New Roman"/>
-        </w:rPr>
-        <w:t>→E2）</w:t>
-      </w:r>
-    </w:p>
-    <w:p>
-      <w:pPr>
-        <w:pStyle w:val="Compact"/>
-        <w:numPr>
-          <w:ilvl w:val="2"/>
-          <w:numId w:val="1023"/>
-        </w:numPr>
-      </w:pPr>
-      <w:r>
-        <w:rPr>
-          <w:rFonts w:ascii="Times New Roman" w:hAnsi="Times New Roman" w:eastAsia="Times New Roman" w:cs="Times New Roman"/>
-        </w:rPr>
-        <w:t xml:space="preserve">2° → </w:t>
-      </w:r>
-      <w:r>
-        <w:rPr>
-          <w:rFonts w:hint="eastAsia" w:ascii="Times New Roman" w:hAnsi="Times New Roman" w:eastAsia="FangSong" w:cs="Times New Roman"/>
-        </w:rPr>
-        <w:t>竞争主战场</w:t>
-      </w:r>
-      <w:r>
-        <w:rPr>
-          <w:rFonts w:hint="eastAsia" w:ascii="Times New Roman" w:hAnsi="Times New Roman" w:eastAsia="Times New Roman" w:cs="Times New Roman"/>
-        </w:rPr>
-        <w:t>（</w:t>
-      </w:r>
-      <w:r>
-        <w:rPr>
-          <w:rFonts w:hint="eastAsia" w:ascii="Times New Roman" w:hAnsi="Times New Roman" w:eastAsia="FangSong" w:cs="Times New Roman"/>
-        </w:rPr>
-        <w:t>需看后续因子</w:t>
-      </w:r>
-      <w:r>
-        <w:rPr>
-          <w:rFonts w:hint="eastAsia" w:ascii="Times New Roman" w:hAnsi="Times New Roman" w:eastAsia="Times New Roman" w:cs="Times New Roman"/>
-        </w:rPr>
-        <w:t>）</w:t>
-      </w:r>
-    </w:p>
-    <w:p>
-      <w:pPr>
-        <w:pStyle w:val="Compact"/>
-        <w:numPr>
-          <w:ilvl w:val="2"/>
-          <w:numId w:val="1023"/>
-        </w:numPr>
-      </w:pPr>
-      <w:r>
-        <w:rPr>
-          <w:rFonts w:ascii="Times New Roman" w:hAnsi="Times New Roman" w:eastAsia="Times New Roman" w:cs="Times New Roman"/>
-        </w:rPr>
-        <w:t xml:space="preserve">3° → SN2 </w:t>
-      </w:r>
-      <w:r>
-        <w:rPr>
-          <w:rFonts w:hint="eastAsia" w:ascii="Times New Roman" w:hAnsi="Times New Roman" w:eastAsia="FangSong" w:cs="Times New Roman"/>
-        </w:rPr>
-        <w:t>不可能</w:t>
-      </w:r>
-      <w:r>
-        <w:rPr>
-          <w:rFonts w:hint="eastAsia" w:ascii="Times New Roman" w:hAnsi="Times New Roman" w:eastAsia="Times New Roman" w:cs="Times New Roman"/>
-        </w:rPr>
-        <w:t>，</w:t>
-      </w:r>
-      <w:r>
-        <w:rPr>
-          <w:rFonts w:hint="eastAsia" w:ascii="Times New Roman" w:hAnsi="Times New Roman" w:eastAsia="FangSong" w:cs="Times New Roman"/>
-        </w:rPr>
-        <w:t>用</w:t>
-      </w:r>
-      <w:r>
-        <w:rPr>
-          <w:rFonts w:ascii="Times New Roman" w:hAnsi="Times New Roman" w:eastAsia="Times New Roman" w:cs="Times New Roman"/>
-        </w:rPr>
-        <w:t xml:space="preserve"> SN1/E1/E2 </w:t>
-      </w:r>
-      <w:r>
-        <w:rPr>
-          <w:rFonts w:hint="eastAsia" w:ascii="Times New Roman" w:hAnsi="Times New Roman" w:eastAsia="FangSong" w:cs="Times New Roman"/>
-        </w:rPr>
-        <w:t xml:space="preserve">三选一</w:t>
-      </w:r>
-    </w:p>
-    <w:p>
-      <w:pPr>
-        <w:pStyle w:val="Compact"/>
-        <w:numPr>
-          <w:ilvl w:val="1"/>
-          <w:numId w:val="1022"/>
-        </w:numPr>
-      </w:pPr>
-      <w:r>
-        <w:rPr>
           <w:rFonts w:ascii="Times New Roman" w:hAnsi="Times New Roman" w:eastAsia="Times New Roman" w:cs="Times New Roman"/>
         </w:rPr>
         <w:t xml:space="preserve">Step </w:t>
@@ -31628,43 +31392,13 @@
         <w:rPr>
           <w:rFonts w:hint="eastAsia" w:ascii="Times New Roman" w:hAnsi="Times New Roman" w:eastAsia="Times New Roman" w:cs="Times New Roman"/>
         </w:rPr>
-        <w:t>2：</w:t>
-      </w:r>
-      <w:r>
-        <w:rPr>
-          <w:rFonts w:hint="eastAsia" w:ascii="Times New Roman" w:hAnsi="Times New Roman" w:eastAsia="FangSong" w:cs="Times New Roman"/>
-        </w:rPr>
-        <w:t>看试剂</w:t>
-      </w:r>
-      <w:r>
-        <w:rPr>
-          <w:rFonts w:hint="eastAsia" w:ascii="Times New Roman" w:hAnsi="Times New Roman" w:eastAsia="Times New Roman" w:cs="Times New Roman"/>
-        </w:rPr>
-        <w:t>（</w:t>
-      </w:r>
-      <w:r>
-        <w:rPr>
-          <w:rFonts w:hint="eastAsia" w:ascii="Times New Roman" w:hAnsi="Times New Roman" w:eastAsia="FangSong" w:cs="Times New Roman"/>
-        </w:rPr>
-        <w:t>亲核性</w:t>
-      </w:r>
-      <w:r>
-        <w:rPr>
-          <w:rFonts w:ascii="Times New Roman" w:hAnsi="Times New Roman" w:eastAsia="Times New Roman" w:cs="Times New Roman"/>
-        </w:rPr>
-        <w:t xml:space="preserve"> vs </w:t>
-      </w:r>
-      <w:r>
-        <w:rPr>
-          <w:rFonts w:hint="eastAsia" w:ascii="Times New Roman" w:hAnsi="Times New Roman" w:eastAsia="FangSong" w:cs="Times New Roman"/>
-        </w:rPr>
-        <w:t>碱性</w:t>
-      </w:r>
-      <w:r>
-        <w:rPr>
-          <w:rFonts w:hint="eastAsia" w:ascii="Times New Roman" w:hAnsi="Times New Roman" w:eastAsia="Times New Roman" w:cs="Times New Roman"/>
-        </w:rPr>
-        <w:t>）</w:t>
+        <w:t>1：</w:t>
+      </w:r>
+      <w:r>
+        <w:rPr>
+          <w:rFonts w:hint="eastAsia" w:ascii="Times New Roman" w:hAnsi="Times New Roman" w:eastAsia="FangSong" w:cs="Times New Roman"/>
+        </w:rPr>
+        <w:t>看底物级数</w:t>
       </w:r>
     </w:p>
     <w:p>
@@ -31679,102 +31413,55 @@
         <w:rPr>
           <w:rFonts w:hint="eastAsia" w:ascii="Times New Roman" w:hAnsi="Times New Roman" w:eastAsia="FangSong" w:cs="Times New Roman"/>
         </w:rPr>
-        <w:t xml:space="preserve">强亲核</w:t>
-      </w:r>
-      <w:r>
-        <w:rPr>
-          <w:rFonts w:ascii="Times New Roman" w:hAnsi="Times New Roman" w:eastAsia="Times New Roman" w:cs="Times New Roman"/>
-        </w:rPr>
-        <w:t xml:space="preserve"> + </w:t>
-      </w:r>
-      <w:r>
-        <w:rPr>
-          <w:rFonts w:hint="eastAsia" w:ascii="Times New Roman" w:hAnsi="Times New Roman" w:eastAsia="FangSong" w:cs="Times New Roman"/>
-        </w:rPr>
-        <w:t>弱碱</w:t>
-      </w:r>
-      <w:r>
-        <w:rPr>
-          <w:rFonts w:hint="eastAsia" w:ascii="Times New Roman" w:hAnsi="Times New Roman" w:eastAsia="Times New Roman" w:cs="Times New Roman"/>
-        </w:rPr>
-        <w:t>（I</w:t>
-      </w:r>
-      <w:r>
-        <w:rPr>
-          <w:rFonts w:hint="eastAsia" w:ascii="Times New Roman" w:hAnsi="Times New Roman" w:eastAsia="Times New Roman" w:cs="Times New Roman"/>
-          <w:vertAlign w:val="superscript"/>
-        </w:rPr>
-        <w:t>-</w:t>
-      </w:r>
-      <w:r>
-        <w:rPr>
-          <w:rFonts w:hint="eastAsia" w:ascii="Times New Roman" w:hAnsi="Times New Roman" w:eastAsia="Times New Roman" w:cs="Times New Roman"/>
-        </w:rPr>
-        <w:t>,</w:t>
-      </w:r>
-      <w:r>
-        <w:rPr>
-          <w:rFonts w:ascii="Times New Roman" w:hAnsi="Times New Roman" w:eastAsia="Times New Roman" w:cs="Times New Roman"/>
-        </w:rPr>
-        <w:t xml:space="preserve"> CN</w:t>
-      </w:r>
-      <w:r>
-        <w:rPr>
-          <w:rFonts w:ascii="Times New Roman" w:hAnsi="Times New Roman" w:eastAsia="Times New Roman" w:cs="Times New Roman"/>
-          <w:vertAlign w:val="superscript"/>
-        </w:rPr>
-        <w:t>-</w:t>
-      </w:r>
-      <w:r>
-        <w:rPr>
-          <w:rFonts w:ascii="Times New Roman" w:hAnsi="Times New Roman" w:eastAsia="Times New Roman" w:cs="Times New Roman"/>
-        </w:rPr>
-        <w:t>, N</w:t>
-      </w:r>
-      <w:r>
-        <w:rPr>
-          <w:rFonts w:ascii="Times New Roman" w:hAnsi="Times New Roman" w:eastAsia="Times New Roman" w:cs="Times New Roman"/>
-          <w:vertAlign w:val="subscript"/>
-        </w:rPr>
-        <w:t>3</w:t>
-      </w:r>
-      <w:r>
-        <w:rPr>
-          <w:rFonts w:ascii="Times New Roman" w:hAnsi="Times New Roman" w:eastAsia="Times New Roman" w:cs="Times New Roman"/>
-          <w:vertAlign w:val="superscript"/>
-        </w:rPr>
-        <w:t>-</w:t>
-      </w:r>
-      <w:r>
-        <w:rPr>
-          <w:rFonts w:ascii="Times New Roman" w:hAnsi="Times New Roman" w:eastAsia="Times New Roman" w:cs="Times New Roman"/>
-        </w:rPr>
-        <w:t xml:space="preserve">, </w:t>
-      </w:r>
-      <w:r>
-        <w:rPr>
-          <w:rFonts w:hint="eastAsia" w:ascii="Times New Roman" w:hAnsi="Times New Roman" w:eastAsia="Times New Roman" w:cs="Times New Roman"/>
-        </w:rPr>
-        <w:t>Br</w:t>
-      </w:r>
-      <w:r>
-        <w:rPr>
-          <w:rFonts w:hint="eastAsia" w:ascii="Times New Roman" w:hAnsi="Times New Roman" w:eastAsia="Times New Roman" w:cs="Times New Roman"/>
-          <w:vertAlign w:val="superscript"/>
-        </w:rPr>
-        <w:t>-</w:t>
-      </w:r>
-      <w:r>
-        <w:rPr>
-          <w:rFonts w:hint="eastAsia" w:ascii="Times New Roman" w:hAnsi="Times New Roman" w:eastAsia="Times New Roman" w:cs="Times New Roman"/>
-        </w:rPr>
-        <w:t>）→</w:t>
-      </w:r>
-      <w:r>
-        <w:rPr>
-          <w:rFonts w:ascii="Times New Roman" w:hAnsi="Times New Roman" w:eastAsia="Times New Roman" w:cs="Times New Roman"/>
-        </w:rPr>
-        <w:t xml:space="preserve"> SN2</w:t>
+        <w:t>甲基</w:t>
+      </w:r>
+      <w:r>
+        <w:rPr>
+          <w:rFonts w:hint="eastAsia" w:ascii="Times New Roman" w:hAnsi="Times New Roman" w:eastAsia="Times New Roman" w:cs="Times New Roman"/>
+        </w:rPr>
+        <w:t>/1°</w:t>
+      </w:r>
+      <w:r>
+        <w:rPr>
+          <w:rFonts w:ascii="Times New Roman" w:hAnsi="Times New Roman" w:eastAsia="Times New Roman" w:cs="Times New Roman"/>
+        </w:rPr>
+        <w:t xml:space="preserve"> → SN2 </w:t>
+      </w:r>
+      <w:r>
+        <w:rPr>
+          <w:rFonts w:hint="eastAsia" w:ascii="Times New Roman" w:hAnsi="Times New Roman" w:eastAsia="FangSong" w:cs="Times New Roman"/>
+        </w:rPr>
+        <w:t>首选</w:t>
+      </w:r>
+      <w:r>
+        <w:rPr>
+          <w:rFonts w:hint="eastAsia" w:ascii="Times New Roman" w:hAnsi="Times New Roman" w:eastAsia="Times New Roman" w:cs="Times New Roman"/>
+        </w:rPr>
+        <w:t>（</w:t>
+      </w:r>
+      <w:r>
+        <w:rPr>
+          <w:rFonts w:hint="eastAsia" w:ascii="Times New Roman" w:hAnsi="Times New Roman" w:eastAsia="FangSong" w:cs="Times New Roman"/>
+        </w:rPr>
+        <w:t>除非强碱</w:t>
+      </w:r>
+      <w:r>
+        <w:rPr>
+          <w:rFonts w:hint="eastAsia" w:ascii="Times New Roman" w:hAnsi="Times New Roman" w:eastAsia="Times New Roman" w:cs="Times New Roman"/>
+        </w:rPr>
+        <w:t>+</w:t>
+      </w:r>
+      <w:r>
+        <w:rPr>
+          <w:rFonts w:hint="eastAsia" w:ascii="Times New Roman" w:hAnsi="Times New Roman" w:eastAsia="FangSong" w:cs="Times New Roman"/>
+        </w:rPr>
+        <w:t>高温</w:t>
+      </w:r>
+      <w:r>
+        <w:rPr>
+          <w:rFonts w:hint="eastAsia" w:ascii="Times New Roman" w:hAnsi="Times New Roman" w:eastAsia="Times New Roman" w:cs="Times New Roman"/>
+        </w:rPr>
+        <w:t>→E2）</w:t>
       </w:r>
     </w:p>
     <w:p>
@@ -31787,64 +31474,33 @@
       </w:pPr>
       <w:r>
         <w:rPr>
-          <w:rFonts w:hint="eastAsia" w:ascii="Times New Roman" w:hAnsi="Times New Roman" w:eastAsia="FangSong" w:cs="Times New Roman"/>
-        </w:rPr>
-        <w:t xml:space="preserve">强碱</w:t>
-      </w:r>
-      <w:r>
-        <w:rPr>
-          <w:rFonts w:ascii="Times New Roman" w:hAnsi="Times New Roman" w:eastAsia="Times New Roman" w:cs="Times New Roman"/>
-        </w:rPr>
-        <w:t xml:space="preserve"> + </w:t>
-      </w:r>
-      <w:r>
-        <w:rPr>
-          <w:rFonts w:hint="eastAsia" w:ascii="Times New Roman" w:hAnsi="Times New Roman" w:eastAsia="FangSong" w:cs="Times New Roman"/>
-        </w:rPr>
-        <w:t>弱亲核</w:t>
-      </w:r>
-      <w:r>
-        <w:rPr>
-          <w:rFonts w:hint="eastAsia" w:ascii="Times New Roman" w:hAnsi="Times New Roman" w:eastAsia="Times New Roman" w:cs="Times New Roman"/>
-        </w:rPr>
-        <w:t>（t-BuO</w:t>
-      </w:r>
-      <w:r>
-        <w:rPr>
-          <w:rFonts w:hint="eastAsia" w:ascii="Times New Roman" w:hAnsi="Times New Roman" w:eastAsia="Times New Roman" w:cs="Times New Roman"/>
-          <w:vertAlign w:val="superscript"/>
-        </w:rPr>
-        <w:t>-</w:t>
-      </w:r>
-      <w:r>
-        <w:rPr>
-          <w:rFonts w:hint="eastAsia" w:ascii="Times New Roman" w:hAnsi="Times New Roman" w:eastAsia="Times New Roman" w:cs="Times New Roman"/>
-        </w:rPr>
-        <w:t>,</w:t>
-      </w:r>
-      <w:r>
-        <w:rPr>
-          <w:rFonts w:ascii="Times New Roman" w:hAnsi="Times New Roman" w:eastAsia="Times New Roman" w:cs="Times New Roman"/>
-        </w:rPr>
-        <w:t xml:space="preserve"> </w:t>
-      </w:r>
-      <w:r>
-        <w:rPr>
-          <w:rFonts w:hint="eastAsia" w:ascii="Times New Roman" w:hAnsi="Times New Roman" w:eastAsia="Times New Roman" w:cs="Times New Roman"/>
-        </w:rPr>
-        <w:t xml:space="preserve">LDA）→</w:t>
-      </w:r>
-      <w:r>
-        <w:rPr>
-          <w:rFonts w:ascii="Times New Roman" w:hAnsi="Times New Roman" w:eastAsia="Times New Roman" w:cs="Times New Roman"/>
-        </w:rPr>
-        <w:t xml:space="preserve"> </w:t>
-      </w:r>
-      <w:r>
-        <w:rPr>
-          <w:rFonts w:hint="eastAsia" w:ascii="Times New Roman" w:hAnsi="Times New Roman" w:eastAsia="Times New Roman" w:cs="Times New Roman"/>
-        </w:rPr>
-        <w:t xml:space="preserve">E2（Hofmann）</w:t>
+          <w:rFonts w:ascii="Times New Roman" w:hAnsi="Times New Roman" w:eastAsia="Times New Roman" w:cs="Times New Roman"/>
+        </w:rPr>
+        <w:t xml:space="preserve">2° → </w:t>
+      </w:r>
+      <w:r>
+        <w:rPr>
+          <w:rFonts w:hint="eastAsia" w:ascii="Times New Roman" w:hAnsi="Times New Roman" w:eastAsia="FangSong" w:cs="Times New Roman"/>
+        </w:rPr>
+        <w:t>竞争主战场</w:t>
+      </w:r>
+      <w:r>
+        <w:rPr>
+          <w:rFonts w:hint="eastAsia" w:ascii="Times New Roman" w:hAnsi="Times New Roman" w:eastAsia="Times New Roman" w:cs="Times New Roman"/>
+        </w:rPr>
+        <w:t>（</w:t>
+      </w:r>
+      <w:r>
+        <w:rPr>
+          <w:rFonts w:hint="eastAsia" w:ascii="Times New Roman" w:hAnsi="Times New Roman" w:eastAsia="FangSong" w:cs="Times New Roman"/>
+        </w:rPr>
+        <w:t>需看后续因子</w:t>
+      </w:r>
+      <w:r>
+        <w:rPr>
+          <w:rFonts w:hint="eastAsia" w:ascii="Times New Roman" w:hAnsi="Times New Roman" w:eastAsia="Times New Roman" w:cs="Times New Roman"/>
+        </w:rPr>
+        <w:t>）</w:t>
       </w:r>
     </w:p>
     <w:p>
@@ -31857,165 +31513,39 @@
       </w:pPr>
       <w:r>
         <w:rPr>
-          <w:rFonts w:hint="eastAsia" w:ascii="Times New Roman" w:hAnsi="Times New Roman" w:eastAsia="FangSong" w:cs="Times New Roman"/>
-        </w:rPr>
-        <w:t xml:space="preserve">强亲核</w:t>
-      </w:r>
-      <w:r>
-        <w:rPr>
-          <w:rFonts w:ascii="Times New Roman" w:hAnsi="Times New Roman" w:eastAsia="Times New Roman" w:cs="Times New Roman"/>
-        </w:rPr>
-        <w:t xml:space="preserve"> + </w:t>
-      </w:r>
-      <w:r>
-        <w:rPr>
-          <w:rFonts w:hint="eastAsia" w:ascii="Times New Roman" w:hAnsi="Times New Roman" w:eastAsia="FangSong" w:cs="Times New Roman"/>
-        </w:rPr>
-        <w:t>强碱</w:t>
-      </w:r>
-      <w:r>
-        <w:rPr>
-          <w:rFonts w:hint="eastAsia" w:ascii="Times New Roman" w:hAnsi="Times New Roman" w:eastAsia="Times New Roman" w:cs="Times New Roman"/>
-        </w:rPr>
-        <w:t>（HO</w:t>
-      </w:r>
-      <w:r>
-        <w:rPr>
-          <w:rFonts w:hint="eastAsia" w:ascii="Times New Roman" w:hAnsi="Times New Roman" w:eastAsia="Times New Roman" w:cs="Times New Roman"/>
-          <w:vertAlign w:val="superscript"/>
-        </w:rPr>
-        <w:t>-</w:t>
-      </w:r>
-      <w:r>
-        <w:rPr>
-          <w:rFonts w:hint="eastAsia" w:ascii="Times New Roman" w:hAnsi="Times New Roman" w:eastAsia="Times New Roman" w:cs="Times New Roman"/>
-        </w:rPr>
-        <w:t>,</w:t>
-      </w:r>
-      <w:r>
-        <w:rPr>
-          <w:rFonts w:ascii="Times New Roman" w:hAnsi="Times New Roman" w:eastAsia="Times New Roman" w:cs="Times New Roman"/>
-        </w:rPr>
-        <w:t xml:space="preserve"> </w:t>
-      </w:r>
-      <w:r>
-        <w:rPr>
-          <w:rFonts w:hint="eastAsia" w:ascii="Times New Roman" w:hAnsi="Times New Roman" w:eastAsia="Times New Roman" w:cs="Times New Roman"/>
-        </w:rPr>
-        <w:t>RO</w:t>
-      </w:r>
-      <w:r>
-        <w:rPr>
-          <w:rFonts w:hint="eastAsia" w:ascii="Times New Roman" w:hAnsi="Times New Roman" w:eastAsia="Times New Roman" w:cs="Times New Roman"/>
-          <w:vertAlign w:val="superscript"/>
-        </w:rPr>
-        <w:t>-</w:t>
-      </w:r>
-      <w:r>
-        <w:rPr>
-          <w:rFonts w:hint="eastAsia" w:ascii="Times New Roman" w:hAnsi="Times New Roman" w:eastAsia="Times New Roman" w:cs="Times New Roman"/>
-        </w:rPr>
-        <w:t>）→</w:t>
-      </w:r>
-      <w:r>
-        <w:rPr>
-          <w:rFonts w:ascii="Times New Roman" w:hAnsi="Times New Roman" w:eastAsia="Times New Roman" w:cs="Times New Roman"/>
-        </w:rPr>
-        <w:t xml:space="preserve"> </w:t>
-      </w:r>
-      <w:r>
-        <w:rPr>
-          <w:rFonts w:hint="eastAsia" w:ascii="Times New Roman" w:hAnsi="Times New Roman" w:eastAsia="FangSong" w:cs="Times New Roman"/>
-        </w:rPr>
-        <w:t xml:space="preserve">看底物和溶剂</w:t>
-      </w:r>
-    </w:p>
-    <w:p>
-      <w:pPr>
-        <w:pStyle w:val="Compact"/>
-        <w:numPr>
-          <w:ilvl w:val="2"/>
-          <w:numId w:val="1024"/>
-        </w:numPr>
-      </w:pPr>
-      <w:r>
-        <w:rPr>
-          <w:rFonts w:hint="eastAsia" w:ascii="Times New Roman" w:hAnsi="Times New Roman" w:eastAsia="FangSong" w:cs="Times New Roman"/>
-        </w:rPr>
-        <w:t xml:space="preserve">弱亲核</w:t>
-      </w:r>
-      <w:r>
-        <w:rPr>
-          <w:rFonts w:ascii="Times New Roman" w:hAnsi="Times New Roman" w:eastAsia="Times New Roman" w:cs="Times New Roman"/>
-        </w:rPr>
-        <w:t xml:space="preserve"> + </w:t>
-      </w:r>
-      <w:r>
-        <w:rPr>
-          <w:rFonts w:hint="eastAsia" w:ascii="Times New Roman" w:hAnsi="Times New Roman" w:eastAsia="FangSong" w:cs="Times New Roman"/>
-        </w:rPr>
-        <w:t>弱碱</w:t>
-      </w:r>
-      <w:r>
-        <w:rPr>
-          <w:rFonts w:hint="eastAsia" w:ascii="Times New Roman" w:hAnsi="Times New Roman" w:eastAsia="Times New Roman" w:cs="Times New Roman"/>
-        </w:rPr>
-        <w:t>（H</w:t>
-      </w:r>
-      <w:r>
-        <w:rPr>
-          <w:rFonts w:hint="eastAsia" w:ascii="Times New Roman" w:hAnsi="Times New Roman" w:eastAsia="Times New Roman" w:cs="Times New Roman"/>
-          <w:vertAlign w:val="subscript"/>
-        </w:rPr>
-        <w:t>2</w:t>
-      </w:r>
-      <w:r>
-        <w:rPr>
-          <w:rFonts w:hint="eastAsia" w:ascii="Times New Roman" w:hAnsi="Times New Roman" w:eastAsia="Times New Roman" w:cs="Times New Roman"/>
-        </w:rPr>
-        <w:t>O,</w:t>
-      </w:r>
-      <w:r>
-        <w:rPr>
-          <w:rFonts w:ascii="Times New Roman" w:hAnsi="Times New Roman" w:eastAsia="Times New Roman" w:cs="Times New Roman"/>
-        </w:rPr>
-        <w:t xml:space="preserve"> </w:t>
-      </w:r>
-      <w:r>
-        <w:rPr>
-          <w:rFonts w:hint="eastAsia" w:ascii="Times New Roman" w:hAnsi="Times New Roman" w:eastAsia="Times New Roman" w:cs="Times New Roman"/>
-        </w:rPr>
-        <w:t xml:space="preserve">ROH）→</w:t>
-      </w:r>
-      <w:r>
-        <w:rPr>
-          <w:rFonts w:ascii="Times New Roman" w:hAnsi="Times New Roman" w:eastAsia="Times New Roman" w:cs="Times New Roman"/>
-        </w:rPr>
-        <w:t xml:space="preserve"> </w:t>
-      </w:r>
-      <w:r>
-        <w:rPr>
-          <w:rFonts w:hint="eastAsia" w:ascii="Times New Roman" w:hAnsi="Times New Roman" w:eastAsia="Times New Roman" w:cs="Times New Roman"/>
-        </w:rPr>
-        <w:t>SN1/E1（</w:t>
-      </w:r>
-      <w:r>
-        <w:rPr>
-          <w:rFonts w:hint="eastAsia" w:ascii="Times New Roman" w:hAnsi="Times New Roman" w:eastAsia="FangSong" w:cs="Times New Roman"/>
-        </w:rPr>
-        <w:t>仅</w:t>
-      </w:r>
-      <w:r>
-        <w:rPr>
-          <w:rFonts w:ascii="Times New Roman" w:hAnsi="Times New Roman" w:eastAsia="Times New Roman" w:cs="Times New Roman"/>
-        </w:rPr>
-        <w:t xml:space="preserve"> </w:t>
-      </w:r>
-      <w:r>
-        <w:rPr>
-          <w:rFonts w:hint="eastAsia" w:ascii="Times New Roman" w:hAnsi="Times New Roman" w:eastAsia="Times New Roman" w:cs="Times New Roman"/>
-        </w:rPr>
-        <w:t xml:space="preserve">3°）</w:t>
+          <w:rFonts w:ascii="Times New Roman" w:hAnsi="Times New Roman" w:eastAsia="Times New Roman" w:cs="Times New Roman"/>
+        </w:rPr>
+        <w:t xml:space="preserve">3° → SN2 </w:t>
+      </w:r>
+      <w:r>
+        <w:rPr>
+          <w:rFonts w:hint="eastAsia" w:ascii="Times New Roman" w:hAnsi="Times New Roman" w:eastAsia="FangSong" w:cs="Times New Roman"/>
+        </w:rPr>
+        <w:t>不可能</w:t>
+      </w:r>
+      <w:r>
+        <w:rPr>
+          <w:rFonts w:hint="eastAsia" w:ascii="Times New Roman" w:hAnsi="Times New Roman" w:eastAsia="Times New Roman" w:cs="Times New Roman"/>
+        </w:rPr>
+        <w:t>，</w:t>
+      </w:r>
+      <w:r>
+        <w:rPr>
+          <w:rFonts w:hint="eastAsia" w:ascii="Times New Roman" w:hAnsi="Times New Roman" w:eastAsia="FangSong" w:cs="Times New Roman"/>
+        </w:rPr>
+        <w:t>用</w:t>
+      </w:r>
+      <w:r>
+        <w:rPr>
+          <w:rFonts w:ascii="Times New Roman" w:hAnsi="Times New Roman" w:eastAsia="Times New Roman" w:cs="Times New Roman"/>
+        </w:rPr>
+        <w:t xml:space="preserve"> SN1/E1/E2 </w:t>
+      </w:r>
+      <w:r>
+        <w:rPr>
+          <w:rFonts w:hint="eastAsia" w:ascii="Times New Roman" w:hAnsi="Times New Roman" w:eastAsia="FangSong" w:cs="Times New Roman"/>
+        </w:rPr>
+        <w:t xml:space="preserve">三选一</w:t>
       </w:r>
     </w:p>
     <w:p>
@@ -32023,7 +31553,7 @@
         <w:pStyle w:val="Compact"/>
         <w:numPr>
           <w:ilvl w:val="1"/>
-          <w:numId w:val="1022"/>
+          <w:numId w:val="1023"/>
         </w:numPr>
       </w:pPr>
       <w:r>
@@ -32036,13 +31566,43 @@
         <w:rPr>
           <w:rFonts w:hint="eastAsia" w:ascii="Times New Roman" w:hAnsi="Times New Roman" w:eastAsia="Times New Roman" w:cs="Times New Roman"/>
         </w:rPr>
-        <w:t>3：</w:t>
-      </w:r>
-      <w:r>
-        <w:rPr>
-          <w:rFonts w:hint="eastAsia" w:ascii="Times New Roman" w:hAnsi="Times New Roman" w:eastAsia="FangSong" w:cs="Times New Roman"/>
-        </w:rPr>
-        <w:t>看溶剂</w:t>
+        <w:t>2：</w:t>
+      </w:r>
+      <w:r>
+        <w:rPr>
+          <w:rFonts w:hint="eastAsia" w:ascii="Times New Roman" w:hAnsi="Times New Roman" w:eastAsia="FangSong" w:cs="Times New Roman"/>
+        </w:rPr>
+        <w:t>看试剂</w:t>
+      </w:r>
+      <w:r>
+        <w:rPr>
+          <w:rFonts w:hint="eastAsia" w:ascii="Times New Roman" w:hAnsi="Times New Roman" w:eastAsia="Times New Roman" w:cs="Times New Roman"/>
+        </w:rPr>
+        <w:t>（</w:t>
+      </w:r>
+      <w:r>
+        <w:rPr>
+          <w:rFonts w:hint="eastAsia" w:ascii="Times New Roman" w:hAnsi="Times New Roman" w:eastAsia="FangSong" w:cs="Times New Roman"/>
+        </w:rPr>
+        <w:t>亲核性</w:t>
+      </w:r>
+      <w:r>
+        <w:rPr>
+          <w:rFonts w:ascii="Times New Roman" w:hAnsi="Times New Roman" w:eastAsia="Times New Roman" w:cs="Times New Roman"/>
+        </w:rPr>
+        <w:t xml:space="preserve"> vs </w:t>
+      </w:r>
+      <w:r>
+        <w:rPr>
+          <w:rFonts w:hint="eastAsia" w:ascii="Times New Roman" w:hAnsi="Times New Roman" w:eastAsia="FangSong" w:cs="Times New Roman"/>
+        </w:rPr>
+        <w:t>碱性</w:t>
+      </w:r>
+      <w:r>
+        <w:rPr>
+          <w:rFonts w:hint="eastAsia" w:ascii="Times New Roman" w:hAnsi="Times New Roman" w:eastAsia="Times New Roman" w:cs="Times New Roman"/>
+        </w:rPr>
+        <w:t>）</w:t>
       </w:r>
     </w:p>
     <w:p>
@@ -32057,74 +31617,102 @@
         <w:rPr>
           <w:rFonts w:hint="eastAsia" w:ascii="Times New Roman" w:hAnsi="Times New Roman" w:eastAsia="FangSong" w:cs="Times New Roman"/>
         </w:rPr>
-        <w:t>极性质子</w:t>
-      </w:r>
-      <w:r>
-        <w:rPr>
-          <w:rFonts w:hint="eastAsia" w:ascii="Times New Roman" w:hAnsi="Times New Roman" w:eastAsia="Times New Roman" w:cs="Times New Roman"/>
-        </w:rPr>
-        <w:t>（H</w:t>
-      </w:r>
-      <w:r>
-        <w:rPr>
-          <w:rFonts w:hint="eastAsia" w:ascii="Times New Roman" w:hAnsi="Times New Roman" w:eastAsia="Times New Roman" w:cs="Times New Roman"/>
+        <w:t xml:space="preserve">强亲核</w:t>
+      </w:r>
+      <w:r>
+        <w:rPr>
+          <w:rFonts w:ascii="Times New Roman" w:hAnsi="Times New Roman" w:eastAsia="Times New Roman" w:cs="Times New Roman"/>
+        </w:rPr>
+        <w:t xml:space="preserve"> + </w:t>
+      </w:r>
+      <w:r>
+        <w:rPr>
+          <w:rFonts w:hint="eastAsia" w:ascii="Times New Roman" w:hAnsi="Times New Roman" w:eastAsia="FangSong" w:cs="Times New Roman"/>
+        </w:rPr>
+        <w:t>弱碱</w:t>
+      </w:r>
+      <w:r>
+        <w:rPr>
+          <w:rFonts w:hint="eastAsia" w:ascii="Times New Roman" w:hAnsi="Times New Roman" w:eastAsia="Times New Roman" w:cs="Times New Roman"/>
+        </w:rPr>
+        <w:t>（I</w:t>
+      </w:r>
+      <w:r>
+        <w:rPr>
+          <w:rFonts w:hint="eastAsia" w:ascii="Times New Roman" w:hAnsi="Times New Roman" w:eastAsia="Times New Roman" w:cs="Times New Roman"/>
+          <w:vertAlign w:val="superscript"/>
+        </w:rPr>
+        <w:t>-</w:t>
+      </w:r>
+      <w:r>
+        <w:rPr>
+          <w:rFonts w:hint="eastAsia" w:ascii="Times New Roman" w:hAnsi="Times New Roman" w:eastAsia="Times New Roman" w:cs="Times New Roman"/>
+        </w:rPr>
+        <w:t>,</w:t>
+      </w:r>
+      <w:r>
+        <w:rPr>
+          <w:rFonts w:ascii="Times New Roman" w:hAnsi="Times New Roman" w:eastAsia="Times New Roman" w:cs="Times New Roman"/>
+        </w:rPr>
+        <w:t xml:space="preserve"> CN</w:t>
+      </w:r>
+      <w:r>
+        <w:rPr>
+          <w:rFonts w:ascii="Times New Roman" w:hAnsi="Times New Roman" w:eastAsia="Times New Roman" w:cs="Times New Roman"/>
+          <w:vertAlign w:val="superscript"/>
+        </w:rPr>
+        <w:t>-</w:t>
+      </w:r>
+      <w:r>
+        <w:rPr>
+          <w:rFonts w:ascii="Times New Roman" w:hAnsi="Times New Roman" w:eastAsia="Times New Roman" w:cs="Times New Roman"/>
+        </w:rPr>
+        <w:t>, N</w:t>
+      </w:r>
+      <w:r>
+        <w:rPr>
+          <w:rFonts w:ascii="Times New Roman" w:hAnsi="Times New Roman" w:eastAsia="Times New Roman" w:cs="Times New Roman"/>
           <w:vertAlign w:val="subscript"/>
         </w:rPr>
-        <w:t>2</w:t>
-      </w:r>
-      <w:r>
-        <w:rPr>
-          <w:rFonts w:hint="eastAsia" w:ascii="Times New Roman" w:hAnsi="Times New Roman" w:eastAsia="Times New Roman" w:cs="Times New Roman"/>
-        </w:rPr>
-        <w:t>O,</w:t>
-      </w:r>
-      <w:r>
-        <w:rPr>
-          <w:rFonts w:ascii="Times New Roman" w:hAnsi="Times New Roman" w:eastAsia="Times New Roman" w:cs="Times New Roman"/>
-        </w:rPr>
-        <w:t xml:space="preserve"> </w:t>
-      </w:r>
-      <w:r>
-        <w:rPr>
-          <w:rFonts w:hint="eastAsia" w:ascii="Times New Roman" w:hAnsi="Times New Roman" w:eastAsia="Times New Roman" w:cs="Times New Roman"/>
-        </w:rPr>
-        <w:t xml:space="preserve">ROH）→</w:t>
-      </w:r>
-      <w:r>
-        <w:rPr>
-          <w:rFonts w:ascii="Times New Roman" w:hAnsi="Times New Roman" w:eastAsia="Times New Roman" w:cs="Times New Roman"/>
-        </w:rPr>
-        <w:t xml:space="preserve"> </w:t>
-      </w:r>
-      <w:r>
-        <w:rPr>
-          <w:rFonts w:hint="eastAsia" w:ascii="Times New Roman" w:hAnsi="Times New Roman" w:eastAsia="FangSong" w:cs="Times New Roman"/>
-        </w:rPr>
-        <w:t xml:space="preserve">帮</w:t>
-      </w:r>
-      <w:r>
-        <w:rPr>
-          <w:rFonts w:ascii="Times New Roman" w:hAnsi="Times New Roman" w:eastAsia="Times New Roman" w:cs="Times New Roman"/>
-        </w:rPr>
-        <w:t xml:space="preserve"> </w:t>
-      </w:r>
-      <w:r>
-        <w:rPr>
-          <w:rFonts w:hint="eastAsia" w:ascii="Times New Roman" w:hAnsi="Times New Roman" w:eastAsia="Times New Roman" w:cs="Times New Roman"/>
-        </w:rPr>
-        <w:t>SN1/E1，</w:t>
-      </w:r>
-      <w:r>
-        <w:rPr>
-          <w:rFonts w:hint="eastAsia" w:ascii="Times New Roman" w:hAnsi="Times New Roman" w:eastAsia="FangSong" w:cs="Times New Roman"/>
-        </w:rPr>
-        <w:t>减</w:t>
-      </w:r>
-      <w:r>
-        <w:rPr>
-          <w:rFonts w:ascii="Times New Roman" w:hAnsi="Times New Roman" w:eastAsia="Times New Roman" w:cs="Times New Roman"/>
-        </w:rPr>
-        <w:t xml:space="preserve"> SN2/E2</w:t>
+        <w:t>3</w:t>
+      </w:r>
+      <w:r>
+        <w:rPr>
+          <w:rFonts w:ascii="Times New Roman" w:hAnsi="Times New Roman" w:eastAsia="Times New Roman" w:cs="Times New Roman"/>
+          <w:vertAlign w:val="superscript"/>
+        </w:rPr>
+        <w:t>-</w:t>
+      </w:r>
+      <w:r>
+        <w:rPr>
+          <w:rFonts w:ascii="Times New Roman" w:hAnsi="Times New Roman" w:eastAsia="Times New Roman" w:cs="Times New Roman"/>
+        </w:rPr>
+        <w:t xml:space="preserve">, </w:t>
+      </w:r>
+      <w:r>
+        <w:rPr>
+          <w:rFonts w:hint="eastAsia" w:ascii="Times New Roman" w:hAnsi="Times New Roman" w:eastAsia="Times New Roman" w:cs="Times New Roman"/>
+        </w:rPr>
+        <w:t>Br</w:t>
+      </w:r>
+      <w:r>
+        <w:rPr>
+          <w:rFonts w:hint="eastAsia" w:ascii="Times New Roman" w:hAnsi="Times New Roman" w:eastAsia="Times New Roman" w:cs="Times New Roman"/>
+          <w:vertAlign w:val="superscript"/>
+        </w:rPr>
+        <w:t>-</w:t>
+      </w:r>
+      <w:r>
+        <w:rPr>
+          <w:rFonts w:hint="eastAsia" w:ascii="Times New Roman" w:hAnsi="Times New Roman" w:eastAsia="Times New Roman" w:cs="Times New Roman"/>
+        </w:rPr>
+        <w:t>）→</w:t>
+      </w:r>
+      <w:r>
+        <w:rPr>
+          <w:rFonts w:ascii="Times New Roman" w:hAnsi="Times New Roman" w:eastAsia="Times New Roman" w:cs="Times New Roman"/>
+        </w:rPr>
+        <w:t xml:space="preserve"> SN2</w:t>
       </w:r>
     </w:p>
     <w:p>
@@ -32139,25 +31727,127 @@
         <w:rPr>
           <w:rFonts w:hint="eastAsia" w:ascii="Times New Roman" w:hAnsi="Times New Roman" w:eastAsia="FangSong" w:cs="Times New Roman"/>
         </w:rPr>
-        <w:t>极性非质子</w:t>
-      </w:r>
-      <w:r>
-        <w:rPr>
-          <w:rFonts w:hint="eastAsia" w:ascii="Times New Roman" w:hAnsi="Times New Roman" w:eastAsia="Times New Roman" w:cs="Times New Roman"/>
-        </w:rPr>
-        <w:t>（DMSO,</w:t>
-      </w:r>
-      <w:r>
-        <w:rPr>
-          <w:rFonts w:ascii="Times New Roman" w:hAnsi="Times New Roman" w:eastAsia="Times New Roman" w:cs="Times New Roman"/>
-        </w:rPr>
-        <w:t xml:space="preserve"> DMF, </w:t>
-      </w:r>
-      <w:r>
-        <w:rPr>
-          <w:rFonts w:hint="eastAsia" w:ascii="Times New Roman" w:hAnsi="Times New Roman" w:eastAsia="FangSong" w:cs="Times New Roman"/>
-        </w:rPr>
-        <w:t>丙酮</w:t>
+        <w:t xml:space="preserve">强碱</w:t>
+      </w:r>
+      <w:r>
+        <w:rPr>
+          <w:rFonts w:ascii="Times New Roman" w:hAnsi="Times New Roman" w:eastAsia="Times New Roman" w:cs="Times New Roman"/>
+        </w:rPr>
+        <w:t xml:space="preserve"> + </w:t>
+      </w:r>
+      <w:r>
+        <w:rPr>
+          <w:rFonts w:hint="eastAsia" w:ascii="Times New Roman" w:hAnsi="Times New Roman" w:eastAsia="FangSong" w:cs="Times New Roman"/>
+        </w:rPr>
+        <w:t>弱亲核</w:t>
+      </w:r>
+      <w:r>
+        <w:rPr>
+          <w:rFonts w:hint="eastAsia" w:ascii="Times New Roman" w:hAnsi="Times New Roman" w:eastAsia="Times New Roman" w:cs="Times New Roman"/>
+        </w:rPr>
+        <w:t>（t-BuO</w:t>
+      </w:r>
+      <w:r>
+        <w:rPr>
+          <w:rFonts w:hint="eastAsia" w:ascii="Times New Roman" w:hAnsi="Times New Roman" w:eastAsia="Times New Roman" w:cs="Times New Roman"/>
+          <w:vertAlign w:val="superscript"/>
+        </w:rPr>
+        <w:t>-</w:t>
+      </w:r>
+      <w:r>
+        <w:rPr>
+          <w:rFonts w:hint="eastAsia" w:ascii="Times New Roman" w:hAnsi="Times New Roman" w:eastAsia="Times New Roman" w:cs="Times New Roman"/>
+        </w:rPr>
+        <w:t>,</w:t>
+      </w:r>
+      <w:r>
+        <w:rPr>
+          <w:rFonts w:ascii="Times New Roman" w:hAnsi="Times New Roman" w:eastAsia="Times New Roman" w:cs="Times New Roman"/>
+        </w:rPr>
+        <w:t xml:space="preserve"> </w:t>
+      </w:r>
+      <w:r>
+        <w:rPr>
+          <w:rFonts w:hint="eastAsia" w:ascii="Times New Roman" w:hAnsi="Times New Roman" w:eastAsia="Times New Roman" w:cs="Times New Roman"/>
+        </w:rPr>
+        <w:t xml:space="preserve">LDA）→</w:t>
+      </w:r>
+      <w:r>
+        <w:rPr>
+          <w:rFonts w:ascii="Times New Roman" w:hAnsi="Times New Roman" w:eastAsia="Times New Roman" w:cs="Times New Roman"/>
+        </w:rPr>
+        <w:t xml:space="preserve"> </w:t>
+      </w:r>
+      <w:r>
+        <w:rPr>
+          <w:rFonts w:hint="eastAsia" w:ascii="Times New Roman" w:hAnsi="Times New Roman" w:eastAsia="Times New Roman" w:cs="Times New Roman"/>
+        </w:rPr>
+        <w:t xml:space="preserve">E2（Hofmann）</w:t>
+      </w:r>
+    </w:p>
+    <w:p>
+      <w:pPr>
+        <w:pStyle w:val="Compact"/>
+        <w:numPr>
+          <w:ilvl w:val="2"/>
+          <w:numId w:val="1025"/>
+        </w:numPr>
+      </w:pPr>
+      <w:r>
+        <w:rPr>
+          <w:rFonts w:hint="eastAsia" w:ascii="Times New Roman" w:hAnsi="Times New Roman" w:eastAsia="FangSong" w:cs="Times New Roman"/>
+        </w:rPr>
+        <w:t xml:space="preserve">强亲核</w:t>
+      </w:r>
+      <w:r>
+        <w:rPr>
+          <w:rFonts w:ascii="Times New Roman" w:hAnsi="Times New Roman" w:eastAsia="Times New Roman" w:cs="Times New Roman"/>
+        </w:rPr>
+        <w:t xml:space="preserve"> + </w:t>
+      </w:r>
+      <w:r>
+        <w:rPr>
+          <w:rFonts w:hint="eastAsia" w:ascii="Times New Roman" w:hAnsi="Times New Roman" w:eastAsia="FangSong" w:cs="Times New Roman"/>
+        </w:rPr>
+        <w:t>强碱</w:t>
+      </w:r>
+      <w:r>
+        <w:rPr>
+          <w:rFonts w:hint="eastAsia" w:ascii="Times New Roman" w:hAnsi="Times New Roman" w:eastAsia="Times New Roman" w:cs="Times New Roman"/>
+        </w:rPr>
+        <w:t>（HO</w:t>
+      </w:r>
+      <w:r>
+        <w:rPr>
+          <w:rFonts w:hint="eastAsia" w:ascii="Times New Roman" w:hAnsi="Times New Roman" w:eastAsia="Times New Roman" w:cs="Times New Roman"/>
+          <w:vertAlign w:val="superscript"/>
+        </w:rPr>
+        <w:t>-</w:t>
+      </w:r>
+      <w:r>
+        <w:rPr>
+          <w:rFonts w:hint="eastAsia" w:ascii="Times New Roman" w:hAnsi="Times New Roman" w:eastAsia="Times New Roman" w:cs="Times New Roman"/>
+        </w:rPr>
+        <w:t>,</w:t>
+      </w:r>
+      <w:r>
+        <w:rPr>
+          <w:rFonts w:ascii="Times New Roman" w:hAnsi="Times New Roman" w:eastAsia="Times New Roman" w:cs="Times New Roman"/>
+        </w:rPr>
+        <w:t xml:space="preserve"> </w:t>
+      </w:r>
+      <w:r>
+        <w:rPr>
+          <w:rFonts w:hint="eastAsia" w:ascii="Times New Roman" w:hAnsi="Times New Roman" w:eastAsia="Times New Roman" w:cs="Times New Roman"/>
+        </w:rPr>
+        <w:t>RO</w:t>
+      </w:r>
+      <w:r>
+        <w:rPr>
+          <w:rFonts w:hint="eastAsia" w:ascii="Times New Roman" w:hAnsi="Times New Roman" w:eastAsia="Times New Roman" w:cs="Times New Roman"/>
+          <w:vertAlign w:val="superscript"/>
+        </w:rPr>
+        <w:t>-</w:t>
       </w:r>
       <w:r>
         <w:rPr>
@@ -32175,13 +31865,95 @@
         <w:rPr>
           <w:rFonts w:hint="eastAsia" w:ascii="Times New Roman" w:hAnsi="Times New Roman" w:eastAsia="FangSong" w:cs="Times New Roman"/>
         </w:rPr>
-        <w:t xml:space="preserve">帮</w:t>
-      </w:r>
-      <w:r>
-        <w:rPr>
-          <w:rFonts w:ascii="Times New Roman" w:hAnsi="Times New Roman" w:eastAsia="Times New Roman" w:cs="Times New Roman"/>
-        </w:rPr>
-        <w:t xml:space="preserve"> SN2/E2</w:t>
+        <w:t xml:space="preserve">看底物和溶剂</w:t>
+      </w:r>
+    </w:p>
+    <w:p>
+      <w:pPr>
+        <w:pStyle w:val="Compact"/>
+        <w:numPr>
+          <w:ilvl w:val="2"/>
+          <w:numId w:val="1025"/>
+        </w:numPr>
+      </w:pPr>
+      <w:r>
+        <w:rPr>
+          <w:rFonts w:hint="eastAsia" w:ascii="Times New Roman" w:hAnsi="Times New Roman" w:eastAsia="FangSong" w:cs="Times New Roman"/>
+        </w:rPr>
+        <w:t xml:space="preserve">弱亲核</w:t>
+      </w:r>
+      <w:r>
+        <w:rPr>
+          <w:rFonts w:ascii="Times New Roman" w:hAnsi="Times New Roman" w:eastAsia="Times New Roman" w:cs="Times New Roman"/>
+        </w:rPr>
+        <w:t xml:space="preserve"> + </w:t>
+      </w:r>
+      <w:r>
+        <w:rPr>
+          <w:rFonts w:hint="eastAsia" w:ascii="Times New Roman" w:hAnsi="Times New Roman" w:eastAsia="FangSong" w:cs="Times New Roman"/>
+        </w:rPr>
+        <w:t>弱碱</w:t>
+      </w:r>
+      <w:r>
+        <w:rPr>
+          <w:rFonts w:hint="eastAsia" w:ascii="Times New Roman" w:hAnsi="Times New Roman" w:eastAsia="Times New Roman" w:cs="Times New Roman"/>
+        </w:rPr>
+        <w:t>（H</w:t>
+      </w:r>
+      <w:r>
+        <w:rPr>
+          <w:rFonts w:hint="eastAsia" w:ascii="Times New Roman" w:hAnsi="Times New Roman" w:eastAsia="Times New Roman" w:cs="Times New Roman"/>
+          <w:vertAlign w:val="subscript"/>
+        </w:rPr>
+        <w:t>2</w:t>
+      </w:r>
+      <w:r>
+        <w:rPr>
+          <w:rFonts w:hint="eastAsia" w:ascii="Times New Roman" w:hAnsi="Times New Roman" w:eastAsia="Times New Roman" w:cs="Times New Roman"/>
+        </w:rPr>
+        <w:t>O,</w:t>
+      </w:r>
+      <w:r>
+        <w:rPr>
+          <w:rFonts w:ascii="Times New Roman" w:hAnsi="Times New Roman" w:eastAsia="Times New Roman" w:cs="Times New Roman"/>
+        </w:rPr>
+        <w:t xml:space="preserve"> </w:t>
+      </w:r>
+      <w:r>
+        <w:rPr>
+          <w:rFonts w:hint="eastAsia" w:ascii="Times New Roman" w:hAnsi="Times New Roman" w:eastAsia="Times New Roman" w:cs="Times New Roman"/>
+        </w:rPr>
+        <w:t xml:space="preserve">ROH）→</w:t>
+      </w:r>
+      <w:r>
+        <w:rPr>
+          <w:rFonts w:ascii="Times New Roman" w:hAnsi="Times New Roman" w:eastAsia="Times New Roman" w:cs="Times New Roman"/>
+        </w:rPr>
+        <w:t xml:space="preserve"> </w:t>
+      </w:r>
+      <w:r>
+        <w:rPr>
+          <w:rFonts w:hint="eastAsia" w:ascii="Times New Roman" w:hAnsi="Times New Roman" w:eastAsia="Times New Roman" w:cs="Times New Roman"/>
+        </w:rPr>
+        <w:t>SN1/E1（</w:t>
+      </w:r>
+      <w:r>
+        <w:rPr>
+          <w:rFonts w:hint="eastAsia" w:ascii="Times New Roman" w:hAnsi="Times New Roman" w:eastAsia="FangSong" w:cs="Times New Roman"/>
+        </w:rPr>
+        <w:t>仅</w:t>
+      </w:r>
+      <w:r>
+        <w:rPr>
+          <w:rFonts w:ascii="Times New Roman" w:hAnsi="Times New Roman" w:eastAsia="Times New Roman" w:cs="Times New Roman"/>
+        </w:rPr>
+        <w:t xml:space="preserve"> </w:t>
+      </w:r>
+      <w:r>
+        <w:rPr>
+          <w:rFonts w:hint="eastAsia" w:ascii="Times New Roman" w:hAnsi="Times New Roman" w:eastAsia="Times New Roman" w:cs="Times New Roman"/>
+        </w:rPr>
+        <w:t xml:space="preserve">3°）</w:t>
       </w:r>
     </w:p>
     <w:p>
@@ -32189,7 +31961,7 @@
         <w:pStyle w:val="Compact"/>
         <w:numPr>
           <w:ilvl w:val="1"/>
-          <w:numId w:val="1022"/>
+          <w:numId w:val="1023"/>
         </w:numPr>
       </w:pPr>
       <w:r>
@@ -32202,13 +31974,13 @@
         <w:rPr>
           <w:rFonts w:hint="eastAsia" w:ascii="Times New Roman" w:hAnsi="Times New Roman" w:eastAsia="Times New Roman" w:cs="Times New Roman"/>
         </w:rPr>
-        <w:t>4：</w:t>
-      </w:r>
-      <w:r>
-        <w:rPr>
-          <w:rFonts w:hint="eastAsia" w:ascii="Times New Roman" w:hAnsi="Times New Roman" w:eastAsia="FangSong" w:cs="Times New Roman"/>
-        </w:rPr>
-        <w:t>看温度</w:t>
+        <w:t>3：</w:t>
+      </w:r>
+      <w:r>
+        <w:rPr>
+          <w:rFonts w:hint="eastAsia" w:ascii="Times New Roman" w:hAnsi="Times New Roman" w:eastAsia="FangSong" w:cs="Times New Roman"/>
+        </w:rPr>
+        <w:t>看溶剂</w:t>
       </w:r>
     </w:p>
     <w:p>
@@ -32223,19 +31995,74 @@
         <w:rPr>
           <w:rFonts w:hint="eastAsia" w:ascii="Times New Roman" w:hAnsi="Times New Roman" w:eastAsia="FangSong" w:cs="Times New Roman"/>
         </w:rPr>
-        <w:t xml:space="preserve">低温</w:t>
-      </w:r>
-      <w:r>
-        <w:rPr>
-          <w:rFonts w:ascii="Times New Roman" w:hAnsi="Times New Roman" w:eastAsia="Times New Roman" w:cs="Times New Roman"/>
-        </w:rPr>
-        <w:t xml:space="preserve"> → </w:t>
-      </w:r>
-      <w:r>
-        <w:rPr>
-          <w:rFonts w:hint="eastAsia" w:ascii="Times New Roman" w:hAnsi="Times New Roman" w:eastAsia="FangSong" w:cs="Times New Roman"/>
-        </w:rPr>
-        <w:t xml:space="preserve">留取代</w:t>
+        <w:t>极性质子</w:t>
+      </w:r>
+      <w:r>
+        <w:rPr>
+          <w:rFonts w:hint="eastAsia" w:ascii="Times New Roman" w:hAnsi="Times New Roman" w:eastAsia="Times New Roman" w:cs="Times New Roman"/>
+        </w:rPr>
+        <w:t>（H</w:t>
+      </w:r>
+      <w:r>
+        <w:rPr>
+          <w:rFonts w:hint="eastAsia" w:ascii="Times New Roman" w:hAnsi="Times New Roman" w:eastAsia="Times New Roman" w:cs="Times New Roman"/>
+          <w:vertAlign w:val="subscript"/>
+        </w:rPr>
+        <w:t>2</w:t>
+      </w:r>
+      <w:r>
+        <w:rPr>
+          <w:rFonts w:hint="eastAsia" w:ascii="Times New Roman" w:hAnsi="Times New Roman" w:eastAsia="Times New Roman" w:cs="Times New Roman"/>
+        </w:rPr>
+        <w:t>O,</w:t>
+      </w:r>
+      <w:r>
+        <w:rPr>
+          <w:rFonts w:ascii="Times New Roman" w:hAnsi="Times New Roman" w:eastAsia="Times New Roman" w:cs="Times New Roman"/>
+        </w:rPr>
+        <w:t xml:space="preserve"> </w:t>
+      </w:r>
+      <w:r>
+        <w:rPr>
+          <w:rFonts w:hint="eastAsia" w:ascii="Times New Roman" w:hAnsi="Times New Roman" w:eastAsia="Times New Roman" w:cs="Times New Roman"/>
+        </w:rPr>
+        <w:t xml:space="preserve">ROH）→</w:t>
+      </w:r>
+      <w:r>
+        <w:rPr>
+          <w:rFonts w:ascii="Times New Roman" w:hAnsi="Times New Roman" w:eastAsia="Times New Roman" w:cs="Times New Roman"/>
+        </w:rPr>
+        <w:t xml:space="preserve"> </w:t>
+      </w:r>
+      <w:r>
+        <w:rPr>
+          <w:rFonts w:hint="eastAsia" w:ascii="Times New Roman" w:hAnsi="Times New Roman" w:eastAsia="FangSong" w:cs="Times New Roman"/>
+        </w:rPr>
+        <w:t xml:space="preserve">帮</w:t>
+      </w:r>
+      <w:r>
+        <w:rPr>
+          <w:rFonts w:ascii="Times New Roman" w:hAnsi="Times New Roman" w:eastAsia="Times New Roman" w:cs="Times New Roman"/>
+        </w:rPr>
+        <w:t xml:space="preserve"> </w:t>
+      </w:r>
+      <w:r>
+        <w:rPr>
+          <w:rFonts w:hint="eastAsia" w:ascii="Times New Roman" w:hAnsi="Times New Roman" w:eastAsia="Times New Roman" w:cs="Times New Roman"/>
+        </w:rPr>
+        <w:t>SN1/E1，</w:t>
+      </w:r>
+      <w:r>
+        <w:rPr>
+          <w:rFonts w:hint="eastAsia" w:ascii="Times New Roman" w:hAnsi="Times New Roman" w:eastAsia="FangSong" w:cs="Times New Roman"/>
+        </w:rPr>
+        <w:t>减</w:t>
+      </w:r>
+      <w:r>
+        <w:rPr>
+          <w:rFonts w:ascii="Times New Roman" w:hAnsi="Times New Roman" w:eastAsia="Times New Roman" w:cs="Times New Roman"/>
+        </w:rPr>
+        <w:t xml:space="preserve"> SN2/E2</w:t>
       </w:r>
     </w:p>
     <w:p>
@@ -32250,37 +32077,49 @@
         <w:rPr>
           <w:rFonts w:hint="eastAsia" w:ascii="Times New Roman" w:hAnsi="Times New Roman" w:eastAsia="FangSong" w:cs="Times New Roman"/>
         </w:rPr>
-        <w:t xml:space="preserve">高温</w:t>
-      </w:r>
-      <w:r>
-        <w:rPr>
-          <w:rFonts w:ascii="Times New Roman" w:hAnsi="Times New Roman" w:eastAsia="Times New Roman" w:cs="Times New Roman"/>
-        </w:rPr>
-        <w:t xml:space="preserve"> → </w:t>
-      </w:r>
-      <w:r>
-        <w:rPr>
-          <w:rFonts w:hint="eastAsia" w:ascii="Times New Roman" w:hAnsi="Times New Roman" w:eastAsia="FangSong" w:cs="Times New Roman"/>
-        </w:rPr>
-        <w:t>推消除</w:t>
-      </w:r>
-      <w:r>
-        <w:rPr>
-          <w:rFonts w:hint="eastAsia" w:ascii="Times New Roman" w:hAnsi="Times New Roman" w:eastAsia="Times New Roman" w:cs="Times New Roman"/>
-        </w:rPr>
-        <w:t>（ΔS‡(E)</w:t>
-      </w:r>
-      <w:r>
-        <w:rPr>
-          <w:rFonts w:ascii="Times New Roman" w:hAnsi="Times New Roman" w:eastAsia="Times New Roman" w:cs="Times New Roman"/>
-        </w:rPr>
-        <w:t xml:space="preserve"> &gt; </w:t>
-      </w:r>
-      <w:r>
-        <w:rPr>
-          <w:rFonts w:hint="eastAsia" w:ascii="Times New Roman" w:hAnsi="Times New Roman" w:eastAsia="Times New Roman" w:cs="Times New Roman"/>
-        </w:rPr>
-        <w:t xml:space="preserve">ΔS‡(SN)）</w:t>
+        <w:t>极性非质子</w:t>
+      </w:r>
+      <w:r>
+        <w:rPr>
+          <w:rFonts w:hint="eastAsia" w:ascii="Times New Roman" w:hAnsi="Times New Roman" w:eastAsia="Times New Roman" w:cs="Times New Roman"/>
+        </w:rPr>
+        <w:t>（DMSO,</w:t>
+      </w:r>
+      <w:r>
+        <w:rPr>
+          <w:rFonts w:ascii="Times New Roman" w:hAnsi="Times New Roman" w:eastAsia="Times New Roman" w:cs="Times New Roman"/>
+        </w:rPr>
+        <w:t xml:space="preserve"> DMF, </w:t>
+      </w:r>
+      <w:r>
+        <w:rPr>
+          <w:rFonts w:hint="eastAsia" w:ascii="Times New Roman" w:hAnsi="Times New Roman" w:eastAsia="FangSong" w:cs="Times New Roman"/>
+        </w:rPr>
+        <w:t>丙酮</w:t>
+      </w:r>
+      <w:r>
+        <w:rPr>
+          <w:rFonts w:hint="eastAsia" w:ascii="Times New Roman" w:hAnsi="Times New Roman" w:eastAsia="Times New Roman" w:cs="Times New Roman"/>
+        </w:rPr>
+        <w:t>）→</w:t>
+      </w:r>
+      <w:r>
+        <w:rPr>
+          <w:rFonts w:ascii="Times New Roman" w:hAnsi="Times New Roman" w:eastAsia="Times New Roman" w:cs="Times New Roman"/>
+        </w:rPr>
+        <w:t xml:space="preserve"> </w:t>
+      </w:r>
+      <w:r>
+        <w:rPr>
+          <w:rFonts w:hint="eastAsia" w:ascii="Times New Roman" w:hAnsi="Times New Roman" w:eastAsia="FangSong" w:cs="Times New Roman"/>
+        </w:rPr>
+        <w:t xml:space="preserve">帮</w:t>
+      </w:r>
+      <w:r>
+        <w:rPr>
+          <w:rFonts w:ascii="Times New Roman" w:hAnsi="Times New Roman" w:eastAsia="Times New Roman" w:cs="Times New Roman"/>
+        </w:rPr>
+        <w:t xml:space="preserve"> SN2/E2</w:t>
       </w:r>
     </w:p>
     <w:p>
@@ -32288,7 +32127,7 @@
         <w:pStyle w:val="Compact"/>
         <w:numPr>
           <w:ilvl w:val="1"/>
-          <w:numId w:val="1022"/>
+          <w:numId w:val="1023"/>
         </w:numPr>
       </w:pPr>
       <w:r>
@@ -32301,25 +32140,13 @@
         <w:rPr>
           <w:rFonts w:hint="eastAsia" w:ascii="Times New Roman" w:hAnsi="Times New Roman" w:eastAsia="Times New Roman" w:cs="Times New Roman"/>
         </w:rPr>
-        <w:t>5：</w:t>
-      </w:r>
-      <w:r>
-        <w:rPr>
-          <w:rFonts w:hint="eastAsia" w:ascii="Times New Roman" w:hAnsi="Times New Roman" w:eastAsia="FangSong" w:cs="Times New Roman"/>
-        </w:rPr>
-        <w:t>看</w:t>
-      </w:r>
-      <w:r>
-        <w:rPr>
-          <w:rFonts w:ascii="Times New Roman" w:hAnsi="Times New Roman" w:eastAsia="Times New Roman" w:cs="Times New Roman"/>
-        </w:rPr>
-        <w:t xml:space="preserve"> E2 </w:t>
-      </w:r>
-      <w:r>
-        <w:rPr>
-          <w:rFonts w:hint="eastAsia" w:ascii="Times New Roman" w:hAnsi="Times New Roman" w:eastAsia="FangSong" w:cs="Times New Roman"/>
-        </w:rPr>
-        <w:t xml:space="preserve">构象修正</w:t>
+        <w:t>4：</w:t>
+      </w:r>
+      <w:r>
+        <w:rPr>
+          <w:rFonts w:hint="eastAsia" w:ascii="Times New Roman" w:hAnsi="Times New Roman" w:eastAsia="FangSong" w:cs="Times New Roman"/>
+        </w:rPr>
+        <w:t>看温度</w:t>
       </w:r>
     </w:p>
     <w:p>
@@ -32334,43 +32161,19 @@
         <w:rPr>
           <w:rFonts w:hint="eastAsia" w:ascii="Times New Roman" w:hAnsi="Times New Roman" w:eastAsia="FangSong" w:cs="Times New Roman"/>
         </w:rPr>
-        <w:t>环己烷体系</w:t>
-      </w:r>
-      <w:r>
-        <w:rPr>
-          <w:rFonts w:hint="eastAsia" w:ascii="Times New Roman" w:hAnsi="Times New Roman" w:eastAsia="Times New Roman" w:cs="Times New Roman"/>
-        </w:rPr>
-        <w:t>→</w:t>
-      </w:r>
-      <w:r>
-        <w:rPr>
-          <w:rFonts w:hint="eastAsia" w:ascii="Times New Roman" w:hAnsi="Times New Roman" w:eastAsia="FangSong" w:cs="Times New Roman"/>
-        </w:rPr>
-        <w:t>必须</w:t>
-      </w:r>
-      <w:r>
-        <w:rPr>
-          <w:rFonts w:ascii="Times New Roman" w:hAnsi="Times New Roman" w:eastAsia="Times New Roman" w:cs="Times New Roman"/>
-        </w:rPr>
-        <w:t xml:space="preserve"> </w:t>
-      </w:r>
-      <w:r>
-        <w:rPr>
-          <w:rFonts w:hint="eastAsia" w:ascii="Times New Roman" w:hAnsi="Times New Roman" w:eastAsia="Times New Roman" w:cs="Times New Roman"/>
-        </w:rPr>
-        <w:t>a,a-</w:t>
-      </w:r>
-      <w:r>
-        <w:rPr>
-          <w:rFonts w:hint="eastAsia" w:ascii="Times New Roman" w:hAnsi="Times New Roman" w:eastAsia="FangSong" w:cs="Times New Roman"/>
-        </w:rPr>
-        <w:t>双轴才能</w:t>
-      </w:r>
-      <w:r>
-        <w:rPr>
-          <w:rFonts w:ascii="Times New Roman" w:hAnsi="Times New Roman" w:eastAsia="Times New Roman" w:cs="Times New Roman"/>
-        </w:rPr>
-        <w:t xml:space="preserve"> E2</w:t>
+        <w:t xml:space="preserve">低温</w:t>
+      </w:r>
+      <w:r>
+        <w:rPr>
+          <w:rFonts w:ascii="Times New Roman" w:hAnsi="Times New Roman" w:eastAsia="Times New Roman" w:cs="Times New Roman"/>
+        </w:rPr>
+        <w:t xml:space="preserve"> → </w:t>
+      </w:r>
+      <w:r>
+        <w:rPr>
+          <w:rFonts w:hint="eastAsia" w:ascii="Times New Roman" w:hAnsi="Times New Roman" w:eastAsia="FangSong" w:cs="Times New Roman"/>
+        </w:rPr>
+        <w:t xml:space="preserve">留取代</w:t>
       </w:r>
     </w:p>
     <w:p>
@@ -32385,37 +32188,76 @@
         <w:rPr>
           <w:rFonts w:hint="eastAsia" w:ascii="Times New Roman" w:hAnsi="Times New Roman" w:eastAsia="FangSong" w:cs="Times New Roman"/>
         </w:rPr>
-        <w:t>开链体系</w:t>
-      </w:r>
-      <w:r>
-        <w:rPr>
-          <w:rFonts w:hint="eastAsia" w:ascii="Times New Roman" w:hAnsi="Times New Roman" w:eastAsia="Times New Roman" w:cs="Times New Roman"/>
-        </w:rPr>
-        <w:t>→</w:t>
-      </w:r>
-      <w:r>
-        <w:rPr>
-          <w:rFonts w:hint="eastAsia" w:ascii="Times New Roman" w:hAnsi="Times New Roman" w:eastAsia="FangSong" w:cs="Times New Roman"/>
-        </w:rPr>
-        <w:t>用</w:t>
-      </w:r>
-      <w:r>
-        <w:rPr>
-          <w:rFonts w:ascii="Times New Roman" w:hAnsi="Times New Roman" w:eastAsia="Times New Roman" w:cs="Times New Roman"/>
-        </w:rPr>
-        <w:t xml:space="preserve"> Newman </w:t>
-      </w:r>
-      <w:r>
-        <w:rPr>
-          <w:rFonts w:hint="eastAsia" w:ascii="Times New Roman" w:hAnsi="Times New Roman" w:eastAsia="FangSong" w:cs="Times New Roman"/>
-        </w:rPr>
-        <w:t xml:space="preserve">投影检查</w:t>
-      </w:r>
-      <w:r>
-        <w:rPr>
-          <w:rFonts w:ascii="Times New Roman" w:hAnsi="Times New Roman" w:eastAsia="Times New Roman" w:cs="Times New Roman"/>
-        </w:rPr>
-        <w:t xml:space="preserve"> anti-periplanar</w:t>
+        <w:t xml:space="preserve">高温</w:t>
+      </w:r>
+      <w:r>
+        <w:rPr>
+          <w:rFonts w:ascii="Times New Roman" w:hAnsi="Times New Roman" w:eastAsia="Times New Roman" w:cs="Times New Roman"/>
+        </w:rPr>
+        <w:t xml:space="preserve"> → </w:t>
+      </w:r>
+      <w:r>
+        <w:rPr>
+          <w:rFonts w:hint="eastAsia" w:ascii="Times New Roman" w:hAnsi="Times New Roman" w:eastAsia="FangSong" w:cs="Times New Roman"/>
+        </w:rPr>
+        <w:t>推消除</w:t>
+      </w:r>
+      <w:r>
+        <w:rPr>
+          <w:rFonts w:hint="eastAsia" w:ascii="Times New Roman" w:hAnsi="Times New Roman" w:eastAsia="Times New Roman" w:cs="Times New Roman"/>
+        </w:rPr>
+        <w:t>（ΔS‡(E)</w:t>
+      </w:r>
+      <w:r>
+        <w:rPr>
+          <w:rFonts w:ascii="Times New Roman" w:hAnsi="Times New Roman" w:eastAsia="Times New Roman" w:cs="Times New Roman"/>
+        </w:rPr>
+        <w:t xml:space="preserve"> &gt; </w:t>
+      </w:r>
+      <w:r>
+        <w:rPr>
+          <w:rFonts w:hint="eastAsia" w:ascii="Times New Roman" w:hAnsi="Times New Roman" w:eastAsia="Times New Roman" w:cs="Times New Roman"/>
+        </w:rPr>
+        <w:t xml:space="preserve">ΔS‡(SN)）</w:t>
+      </w:r>
+    </w:p>
+    <w:p>
+      <w:pPr>
+        <w:pStyle w:val="Compact"/>
+        <w:numPr>
+          <w:ilvl w:val="1"/>
+          <w:numId w:val="1023"/>
+        </w:numPr>
+      </w:pPr>
+      <w:r>
+        <w:rPr>
+          <w:rFonts w:ascii="Times New Roman" w:hAnsi="Times New Roman" w:eastAsia="Times New Roman" w:cs="Times New Roman"/>
+        </w:rPr>
+        <w:t xml:space="preserve">Step </w:t>
+      </w:r>
+      <w:r>
+        <w:rPr>
+          <w:rFonts w:hint="eastAsia" w:ascii="Times New Roman" w:hAnsi="Times New Roman" w:eastAsia="Times New Roman" w:cs="Times New Roman"/>
+        </w:rPr>
+        <w:t>5：</w:t>
+      </w:r>
+      <w:r>
+        <w:rPr>
+          <w:rFonts w:hint="eastAsia" w:ascii="Times New Roman" w:hAnsi="Times New Roman" w:eastAsia="FangSong" w:cs="Times New Roman"/>
+        </w:rPr>
+        <w:t>看</w:t>
+      </w:r>
+      <w:r>
+        <w:rPr>
+          <w:rFonts w:ascii="Times New Roman" w:hAnsi="Times New Roman" w:eastAsia="Times New Roman" w:cs="Times New Roman"/>
+        </w:rPr>
+        <w:t xml:space="preserve"> E2 </w:t>
+      </w:r>
+      <w:r>
+        <w:rPr>
+          <w:rFonts w:hint="eastAsia" w:ascii="Times New Roman" w:hAnsi="Times New Roman" w:eastAsia="FangSong" w:cs="Times New Roman"/>
+        </w:rPr>
+        <w:t xml:space="preserve">构象修正</w:t>
       </w:r>
     </w:p>
     <w:p>
@@ -32423,7 +32265,103 @@
         <w:pStyle w:val="Compact"/>
         <w:numPr>
           <w:ilvl w:val="2"/>
-          <w:numId w:val="1027"/>
+          <w:numId w:val="1028"/>
+        </w:numPr>
+      </w:pPr>
+      <w:r>
+        <w:rPr>
+          <w:rFonts w:hint="eastAsia" w:ascii="Times New Roman" w:hAnsi="Times New Roman" w:eastAsia="FangSong" w:cs="Times New Roman"/>
+        </w:rPr>
+        <w:t>环己烷体系</w:t>
+      </w:r>
+      <w:r>
+        <w:rPr>
+          <w:rFonts w:hint="eastAsia" w:ascii="Times New Roman" w:hAnsi="Times New Roman" w:eastAsia="Times New Roman" w:cs="Times New Roman"/>
+        </w:rPr>
+        <w:t>→</w:t>
+      </w:r>
+      <w:r>
+        <w:rPr>
+          <w:rFonts w:hint="eastAsia" w:ascii="Times New Roman" w:hAnsi="Times New Roman" w:eastAsia="FangSong" w:cs="Times New Roman"/>
+        </w:rPr>
+        <w:t>必须</w:t>
+      </w:r>
+      <w:r>
+        <w:rPr>
+          <w:rFonts w:ascii="Times New Roman" w:hAnsi="Times New Roman" w:eastAsia="Times New Roman" w:cs="Times New Roman"/>
+        </w:rPr>
+        <w:t xml:space="preserve"> </w:t>
+      </w:r>
+      <w:r>
+        <w:rPr>
+          <w:rFonts w:hint="eastAsia" w:ascii="Times New Roman" w:hAnsi="Times New Roman" w:eastAsia="Times New Roman" w:cs="Times New Roman"/>
+        </w:rPr>
+        <w:t>a,a-</w:t>
+      </w:r>
+      <w:r>
+        <w:rPr>
+          <w:rFonts w:hint="eastAsia" w:ascii="Times New Roman" w:hAnsi="Times New Roman" w:eastAsia="FangSong" w:cs="Times New Roman"/>
+        </w:rPr>
+        <w:t>双轴才能</w:t>
+      </w:r>
+      <w:r>
+        <w:rPr>
+          <w:rFonts w:ascii="Times New Roman" w:hAnsi="Times New Roman" w:eastAsia="Times New Roman" w:cs="Times New Roman"/>
+        </w:rPr>
+        <w:t xml:space="preserve"> E2</w:t>
+      </w:r>
+    </w:p>
+    <w:p>
+      <w:pPr>
+        <w:pStyle w:val="Compact"/>
+        <w:numPr>
+          <w:ilvl w:val="2"/>
+          <w:numId w:val="1028"/>
+        </w:numPr>
+      </w:pPr>
+      <w:r>
+        <w:rPr>
+          <w:rFonts w:hint="eastAsia" w:ascii="Times New Roman" w:hAnsi="Times New Roman" w:eastAsia="FangSong" w:cs="Times New Roman"/>
+        </w:rPr>
+        <w:t>开链体系</w:t>
+      </w:r>
+      <w:r>
+        <w:rPr>
+          <w:rFonts w:hint="eastAsia" w:ascii="Times New Roman" w:hAnsi="Times New Roman" w:eastAsia="Times New Roman" w:cs="Times New Roman"/>
+        </w:rPr>
+        <w:t>→</w:t>
+      </w:r>
+      <w:r>
+        <w:rPr>
+          <w:rFonts w:hint="eastAsia" w:ascii="Times New Roman" w:hAnsi="Times New Roman" w:eastAsia="FangSong" w:cs="Times New Roman"/>
+        </w:rPr>
+        <w:t>用</w:t>
+      </w:r>
+      <w:r>
+        <w:rPr>
+          <w:rFonts w:ascii="Times New Roman" w:hAnsi="Times New Roman" w:eastAsia="Times New Roman" w:cs="Times New Roman"/>
+        </w:rPr>
+        <w:t xml:space="preserve"> Newman </w:t>
+      </w:r>
+      <w:r>
+        <w:rPr>
+          <w:rFonts w:hint="eastAsia" w:ascii="Times New Roman" w:hAnsi="Times New Roman" w:eastAsia="FangSong" w:cs="Times New Roman"/>
+        </w:rPr>
+        <w:t xml:space="preserve">投影检查</w:t>
+      </w:r>
+      <w:r>
+        <w:rPr>
+          <w:rFonts w:ascii="Times New Roman" w:hAnsi="Times New Roman" w:eastAsia="Times New Roman" w:cs="Times New Roman"/>
+        </w:rPr>
+        <w:t xml:space="preserve"> anti-periplanar</w:t>
+      </w:r>
+    </w:p>
+    <w:p>
+      <w:pPr>
+        <w:pStyle w:val="Compact"/>
+        <w:numPr>
+          <w:ilvl w:val="2"/>
+          <w:numId w:val="1028"/>
         </w:numPr>
       </w:pPr>
       <w:r>
@@ -35395,7 +35333,7 @@
       <w:pPr>
         <w:numPr>
           <w:ilvl w:val="0"/>
-          <w:numId w:val="1028"/>
+          <w:numId w:val="1029"/>
         </w:numPr>
       </w:pPr>
       <w:r>
@@ -35416,7 +35354,7 @@
         <w:pStyle w:val="Compact"/>
         <w:numPr>
           <w:ilvl w:val="1"/>
-          <w:numId w:val="1029"/>
+          <w:numId w:val="1030"/>
         </w:numPr>
       </w:pPr>
       <w:r>
@@ -35457,7 +35395,7 @@
         <w:pStyle w:val="Compact"/>
         <w:numPr>
           <w:ilvl w:val="1"/>
-          <w:numId w:val="1029"/>
+          <w:numId w:val="1030"/>
         </w:numPr>
       </w:pPr>
       <w:r>
@@ -35523,7 +35461,7 @@
         <w:pStyle w:val="Compact"/>
         <w:numPr>
           <w:ilvl w:val="1"/>
-          <w:numId w:val="1029"/>
+          <w:numId w:val="1030"/>
         </w:numPr>
       </w:pPr>
       <w:r>
@@ -35576,7 +35514,7 @@
       <w:pPr>
         <w:numPr>
           <w:ilvl w:val="0"/>
-          <w:numId w:val="1028"/>
+          <w:numId w:val="1029"/>
         </w:numPr>
       </w:pPr>
       <w:r>
@@ -35724,7 +35662,7 @@
       <w:pPr>
         <w:numPr>
           <w:ilvl w:val="0"/>
-          <w:numId w:val="1028"/>
+          <w:numId w:val="1029"/>
         </w:numPr>
       </w:pPr>
       <w:r>
@@ -35812,7 +35750,7 @@
       <w:pPr>
         <w:numPr>
           <w:ilvl w:val="0"/>
-          <w:numId w:val="1030"/>
+          <w:numId w:val="1031"/>
         </w:numPr>
       </w:pPr>
       <w:r>
@@ -36027,7 +35965,7 @@
       <w:pPr>
         <w:numPr>
           <w:ilvl w:val="0"/>
-          <w:numId w:val="1030"/>
+          <w:numId w:val="1031"/>
         </w:numPr>
       </w:pPr>
       <w:r>
@@ -36102,7 +36040,7 @@
       <w:pPr>
         <w:numPr>
           <w:ilvl w:val="0"/>
-          <w:numId w:val="1030"/>
+          <w:numId w:val="1031"/>
         </w:numPr>
       </w:pPr>
       <w:r>
@@ -36232,7 +36170,7 @@
       <w:pPr>
         <w:numPr>
           <w:ilvl w:val="0"/>
-          <w:numId w:val="1030"/>
+          <w:numId w:val="1031"/>
         </w:numPr>
       </w:pPr>
       <w:r>
@@ -36334,7 +36272,7 @@
         <w:pStyle w:val="Compact"/>
         <w:numPr>
           <w:ilvl w:val="0"/>
-          <w:numId w:val="1031"/>
+          <w:numId w:val="1032"/>
         </w:numPr>
       </w:pPr>
       <w:r>
@@ -36355,7 +36293,7 @@
         <w:pStyle w:val="Compact"/>
         <w:numPr>
           <w:ilvl w:val="1"/>
-          <w:numId w:val="1032"/>
+          <w:numId w:val="1033"/>
         </w:numPr>
       </w:pPr>
       <w:r>
@@ -36394,7 +36332,7 @@
         <w:pStyle w:val="Compact"/>
         <w:numPr>
           <w:ilvl w:val="1"/>
-          <w:numId w:val="1032"/>
+          <w:numId w:val="1033"/>
         </w:numPr>
       </w:pPr>
       <w:r>
@@ -36471,7 +36409,7 @@
         <w:pStyle w:val="Compact"/>
         <w:numPr>
           <w:ilvl w:val="0"/>
-          <w:numId w:val="1031"/>
+          <w:numId w:val="1032"/>
         </w:numPr>
       </w:pPr>
       <w:r>
@@ -36765,1089 +36703,7 @@
         <w:pStyle w:val="Compact"/>
         <w:numPr>
           <w:ilvl w:val="0"/>
-          <w:numId w:val="1033"/>
-        </w:numPr>
-      </w:pPr>
-    </w:p>
-    <w:p>
-      <w:pPr>
-        <w:pStyle w:val="Compact"/>
-        <w:numPr>
-          <w:ilvl w:val="1"/>
           <w:numId w:val="1034"/>
-        </w:numPr>
-      </w:pPr>
-      <w:r>
-        <w:rPr>
-          <w:rFonts w:ascii="Times New Roman" w:hAnsi="Times New Roman" w:eastAsia="Times New Roman" w:cs="Times New Roman"/>
-        </w:rPr>
-        <w:t>CH</w:t>
-      </w:r>
-      <w:r>
-        <w:rPr>
-          <w:rFonts w:ascii="Times New Roman" w:hAnsi="Times New Roman" w:eastAsia="Times New Roman" w:cs="Times New Roman"/>
-          <w:vertAlign w:val="subscript"/>
-        </w:rPr>
-        <w:t>3</w:t>
-      </w:r>
-      <w:r>
-        <w:rPr>
-          <w:rFonts w:ascii="Times New Roman" w:hAnsi="Times New Roman" w:eastAsia="Times New Roman" w:cs="Times New Roman"/>
-        </w:rPr>
-        <w:t>CH</w:t>
-      </w:r>
-      <w:r>
-        <w:rPr>
-          <w:rFonts w:ascii="Times New Roman" w:hAnsi="Times New Roman" w:eastAsia="Times New Roman" w:cs="Times New Roman"/>
-          <w:vertAlign w:val="subscript"/>
-        </w:rPr>
-        <w:t>2</w:t>
-      </w:r>
-      <w:r>
-        <w:rPr>
-          <w:rFonts w:ascii="Times New Roman" w:hAnsi="Times New Roman" w:eastAsia="Times New Roman" w:cs="Times New Roman"/>
-        </w:rPr>
-        <w:t xml:space="preserve">CN, </w:t>
-      </w:r>
-      <w:r>
-        <w:rPr>
-          <w:rFonts w:hint="eastAsia" w:ascii="Times New Roman" w:hAnsi="Times New Roman" w:eastAsia="Times New Roman" w:cs="Times New Roman"/>
-        </w:rPr>
-        <w:t xml:space="preserve">SN2；(b)</w:t>
-      </w:r>
-      <w:r>
-        <w:rPr>
-          <w:rFonts w:ascii="Times New Roman" w:hAnsi="Times New Roman" w:eastAsia="Times New Roman" w:cs="Times New Roman"/>
-        </w:rPr>
-        <w:t xml:space="preserve"> </w:t>
-      </w:r>
-      <w:r>
-        <w:rPr>
-          <w:rFonts w:hint="eastAsia" w:ascii="Times New Roman" w:hAnsi="Times New Roman" w:eastAsia="Times New Roman" w:cs="Times New Roman"/>
-        </w:rPr>
-        <w:t>(CH</w:t>
-      </w:r>
-      <w:r>
-        <w:rPr>
-          <w:rFonts w:hint="eastAsia" w:ascii="Times New Roman" w:hAnsi="Times New Roman" w:eastAsia="Times New Roman" w:cs="Times New Roman"/>
-          <w:vertAlign w:val="subscript"/>
-        </w:rPr>
-        <w:t>3</w:t>
-      </w:r>
-      <w:r>
-        <w:rPr>
-          <w:rFonts w:hint="eastAsia" w:ascii="Times New Roman" w:hAnsi="Times New Roman" w:eastAsia="Times New Roman" w:cs="Times New Roman"/>
-        </w:rPr>
-        <w:t>)</w:t>
-      </w:r>
-      <w:r>
-        <w:rPr>
-          <w:rFonts w:hint="eastAsia" w:ascii="Times New Roman" w:hAnsi="Times New Roman" w:eastAsia="Times New Roman" w:cs="Times New Roman"/>
-          <w:vertAlign w:val="subscript"/>
-        </w:rPr>
-        <w:t>2</w:t>
-      </w:r>
-      <w:r>
-        <w:rPr>
-          <w:rFonts w:hint="eastAsia" w:ascii="Times New Roman" w:hAnsi="Times New Roman" w:eastAsia="Times New Roman" w:cs="Times New Roman"/>
-        </w:rPr>
-        <w:t>C=CH</w:t>
-      </w:r>
-      <w:r>
-        <w:rPr>
-          <w:rFonts w:hint="eastAsia" w:ascii="Times New Roman" w:hAnsi="Times New Roman" w:eastAsia="Times New Roman" w:cs="Times New Roman"/>
-          <w:vertAlign w:val="subscript"/>
-        </w:rPr>
-        <w:t>2</w:t>
-      </w:r>
-      <w:r>
-        <w:rPr>
-          <w:rFonts w:hint="eastAsia" w:ascii="Times New Roman" w:hAnsi="Times New Roman" w:eastAsia="Times New Roman" w:cs="Times New Roman"/>
-        </w:rPr>
-        <w:t>（</w:t>
-      </w:r>
-      <w:r>
-        <w:rPr>
-          <w:rFonts w:hint="eastAsia" w:ascii="Times New Roman" w:hAnsi="Times New Roman" w:eastAsia="FangSong" w:cs="Times New Roman"/>
-        </w:rPr>
-        <w:t>异丁烯</w:t>
-      </w:r>
-      <w:r>
-        <w:rPr>
-          <w:rFonts w:hint="eastAsia" w:ascii="Times New Roman" w:hAnsi="Times New Roman" w:eastAsia="Times New Roman" w:cs="Times New Roman"/>
-        </w:rPr>
-        <w:t>）,</w:t>
-      </w:r>
-      <w:r>
-        <w:rPr>
-          <w:rFonts w:ascii="Times New Roman" w:hAnsi="Times New Roman" w:eastAsia="Times New Roman" w:cs="Times New Roman"/>
-        </w:rPr>
-        <w:t xml:space="preserve"> </w:t>
-      </w:r>
-      <w:r>
-        <w:rPr>
-          <w:rFonts w:hint="eastAsia" w:ascii="Times New Roman" w:hAnsi="Times New Roman" w:eastAsia="Times New Roman" w:cs="Times New Roman"/>
-        </w:rPr>
-        <w:t>E1（</w:t>
-      </w:r>
-      <w:r>
-        <w:rPr>
-          <w:rFonts w:hint="eastAsia" w:ascii="Times New Roman" w:hAnsi="Times New Roman" w:eastAsia="FangSong" w:cs="Times New Roman"/>
-        </w:rPr>
-        <w:t>高温推消除</w:t>
-      </w:r>
-      <w:r>
-        <w:rPr>
-          <w:rFonts w:hint="eastAsia" w:ascii="Times New Roman" w:hAnsi="Times New Roman" w:eastAsia="Times New Roman" w:cs="Times New Roman"/>
-        </w:rPr>
-        <w:t>）；(c)</w:t>
-      </w:r>
-      <w:r>
-        <w:rPr>
-          <w:rFonts w:ascii="Times New Roman" w:hAnsi="Times New Roman" w:eastAsia="Times New Roman" w:cs="Times New Roman"/>
-        </w:rPr>
-        <w:t xml:space="preserve"> </w:t>
-      </w:r>
-      <w:r>
-        <w:rPr>
-          <w:rFonts w:hint="eastAsia" w:ascii="Times New Roman" w:hAnsi="Times New Roman" w:eastAsia="Times New Roman" w:cs="Times New Roman"/>
-        </w:rPr>
-        <w:t>CH</w:t>
-      </w:r>
-      <w:r>
-        <w:rPr>
-          <w:rFonts w:hint="eastAsia" w:ascii="Times New Roman" w:hAnsi="Times New Roman" w:eastAsia="Times New Roman" w:cs="Times New Roman"/>
-          <w:vertAlign w:val="subscript"/>
-        </w:rPr>
-        <w:t>3</w:t>
-      </w:r>
-      <w:r>
-        <w:rPr>
-          <w:rFonts w:hint="eastAsia" w:ascii="Times New Roman" w:hAnsi="Times New Roman" w:eastAsia="Times New Roman" w:cs="Times New Roman"/>
-        </w:rPr>
-        <w:t>CH=CH</w:t>
-      </w:r>
-      <w:r>
-        <w:rPr>
-          <w:rFonts w:hint="eastAsia" w:ascii="Times New Roman" w:hAnsi="Times New Roman" w:eastAsia="Times New Roman" w:cs="Times New Roman"/>
-          <w:vertAlign w:val="subscript"/>
-        </w:rPr>
-        <w:t>2</w:t>
-      </w:r>
-      <w:r>
-        <w:rPr>
-          <w:rFonts w:hint="eastAsia" w:ascii="Times New Roman" w:hAnsi="Times New Roman" w:eastAsia="Times New Roman" w:cs="Times New Roman"/>
-        </w:rPr>
-        <w:t>（</w:t>
-      </w:r>
-      <w:r>
-        <w:rPr>
-          <w:rFonts w:hint="eastAsia" w:ascii="Times New Roman" w:hAnsi="Times New Roman" w:eastAsia="FangSong" w:cs="Times New Roman"/>
-        </w:rPr>
-        <w:t>丙烯</w:t>
-      </w:r>
-      <w:r>
-        <w:rPr>
-          <w:rFonts w:hint="eastAsia" w:ascii="Times New Roman" w:hAnsi="Times New Roman" w:eastAsia="Times New Roman" w:cs="Times New Roman"/>
-        </w:rPr>
-        <w:t>）,</w:t>
-      </w:r>
-      <w:r>
-        <w:rPr>
-          <w:rFonts w:ascii="Times New Roman" w:hAnsi="Times New Roman" w:eastAsia="Times New Roman" w:cs="Times New Roman"/>
-        </w:rPr>
-        <w:t xml:space="preserve"> </w:t>
-      </w:r>
-      <w:r>
-        <w:rPr>
-          <w:rFonts w:hint="eastAsia" w:ascii="Times New Roman" w:hAnsi="Times New Roman" w:eastAsia="Times New Roman" w:cs="Times New Roman"/>
-        </w:rPr>
-        <w:t>E2（</w:t>
-      </w:r>
-      <w:r>
-        <w:rPr>
-          <w:rFonts w:hint="eastAsia" w:ascii="Times New Roman" w:hAnsi="Times New Roman" w:eastAsia="FangSong" w:cs="Times New Roman"/>
-        </w:rPr>
-        <w:t>大位阻碱</w:t>
-      </w:r>
-      <w:r>
-        <w:rPr>
-          <w:rFonts w:hint="eastAsia" w:ascii="Times New Roman" w:hAnsi="Times New Roman" w:eastAsia="Times New Roman" w:cs="Times New Roman"/>
-        </w:rPr>
-        <w:t>）</w:t>
-      </w:r>
-    </w:p>
-    <w:p>
-      <w:pPr>
-        <w:pStyle w:val="Compact"/>
-        <w:numPr>
-          <w:ilvl w:val="0"/>
-          <w:numId w:val="1033"/>
-        </w:numPr>
-      </w:pPr>
-      <w:r>
-        <w:rPr>
-          <w:rFonts w:hint="eastAsia" w:ascii="Times New Roman" w:hAnsi="Times New Roman" w:eastAsia="Times New Roman" w:cs="Times New Roman"/>
-        </w:rPr>
-        <w:t>E（</w:t>
-      </w:r>
-      <w:r>
-        <w:rPr>
-          <w:rFonts w:hint="eastAsia" w:ascii="Times New Roman" w:hAnsi="Times New Roman" w:eastAsia="FangSong" w:cs="Times New Roman"/>
-        </w:rPr>
-        <w:t>苄基</w:t>
-      </w:r>
-      <w:r>
-        <w:rPr>
-          <w:rFonts w:hint="eastAsia" w:ascii="Times New Roman" w:hAnsi="Times New Roman" w:eastAsia="Times New Roman" w:cs="Times New Roman"/>
-        </w:rPr>
-        <w:t>，π</w:t>
-      </w:r>
-      <w:r>
-        <w:rPr>
-          <w:rFonts w:ascii="Times New Roman" w:hAnsi="Times New Roman" w:eastAsia="Times New Roman" w:cs="Times New Roman"/>
-        </w:rPr>
-        <w:t xml:space="preserve"> </w:t>
-      </w:r>
-      <w:r>
-        <w:rPr>
-          <w:rFonts w:hint="eastAsia" w:ascii="Times New Roman" w:hAnsi="Times New Roman" w:eastAsia="FangSong" w:cs="Times New Roman"/>
-        </w:rPr>
-        <w:t>稳定过渡态</w:t>
-      </w:r>
-      <w:r>
-        <w:rPr>
-          <w:rFonts w:hint="eastAsia" w:ascii="Times New Roman" w:hAnsi="Times New Roman" w:eastAsia="Times New Roman" w:cs="Times New Roman"/>
-        </w:rPr>
-        <w:t>）&gt;</w:t>
-      </w:r>
-      <w:r>
-        <w:rPr>
-          <w:rFonts w:ascii="Times New Roman" w:hAnsi="Times New Roman" w:eastAsia="Times New Roman" w:cs="Times New Roman"/>
-        </w:rPr>
-        <w:t xml:space="preserve"> A &gt; D &gt; B &gt; C</w:t>
-      </w:r>
-    </w:p>
-    <w:p>
-      <w:pPr>
-        <w:pStyle w:val="Compact"/>
-        <w:numPr>
-          <w:ilvl w:val="0"/>
-          <w:numId w:val="1033"/>
-        </w:numPr>
-      </w:pPr>
-      <w:r>
-        <w:rPr>
-          <w:rFonts w:hint="eastAsia" w:ascii="Times New Roman" w:hAnsi="Times New Roman" w:eastAsia="FangSong" w:cs="Times New Roman"/>
-        </w:rPr>
-        <w:t>错误</w:t>
-      </w:r>
-      <w:r>
-        <w:rPr>
-          <w:rFonts w:hint="eastAsia" w:ascii="Times New Roman" w:hAnsi="Times New Roman" w:eastAsia="Times New Roman" w:cs="Times New Roman"/>
-        </w:rPr>
-        <w:t>。DMSO</w:t>
-      </w:r>
-      <w:r>
-        <w:rPr>
-          <w:rFonts w:ascii="Times New Roman" w:hAnsi="Times New Roman" w:eastAsia="Times New Roman" w:cs="Times New Roman"/>
-        </w:rPr>
-        <w:t xml:space="preserve"> </w:t>
-      </w:r>
-      <w:r>
-        <w:rPr>
-          <w:rFonts w:hint="eastAsia" w:ascii="Times New Roman" w:hAnsi="Times New Roman" w:eastAsia="FangSong" w:cs="Times New Roman"/>
-        </w:rPr>
-        <w:t xml:space="preserve">是</w:t>
-      </w:r>
-      <w:r>
-        <w:rPr>
-          <w:rFonts w:hint="eastAsia" w:ascii="Times New Roman" w:hAnsi="Times New Roman" w:eastAsia="FangSong" w:cs="Times New Roman"/>
-          <w:b/>
-          <w:bCs/>
-        </w:rPr>
-        <w:t xml:space="preserve">极性非质子</w:t>
-      </w:r>
-      <w:r>
-        <w:rPr>
-          <w:rFonts w:hint="eastAsia" w:ascii="Times New Roman" w:hAnsi="Times New Roman" w:eastAsia="FangSong" w:cs="Times New Roman"/>
-        </w:rPr>
-        <w:t>溶剂</w:t>
-      </w:r>
-      <w:r>
-        <w:rPr>
-          <w:rFonts w:hint="eastAsia" w:ascii="Times New Roman" w:hAnsi="Times New Roman" w:eastAsia="Times New Roman" w:cs="Times New Roman"/>
-        </w:rPr>
-        <w:t>，</w:t>
-      </w:r>
-      <w:r>
-        <w:rPr>
-          <w:rFonts w:hint="eastAsia" w:ascii="Times New Roman" w:hAnsi="Times New Roman" w:eastAsia="FangSong" w:cs="Times New Roman"/>
-        </w:rPr>
-        <w:t>利于</w:t>
-      </w:r>
-      <w:r>
-        <w:rPr>
-          <w:rFonts w:ascii="Times New Roman" w:hAnsi="Times New Roman" w:eastAsia="Times New Roman" w:cs="Times New Roman"/>
-        </w:rPr>
-        <w:t xml:space="preserve"> </w:t>
-      </w:r>
-      <w:r>
-        <w:rPr>
-          <w:rFonts w:hint="eastAsia" w:ascii="Times New Roman" w:hAnsi="Times New Roman" w:eastAsia="Times New Roman" w:cs="Times New Roman"/>
-        </w:rPr>
-        <w:t>SN2/E2（</w:t>
-      </w:r>
-      <w:r>
-        <w:rPr>
-          <w:rFonts w:hint="eastAsia" w:ascii="Times New Roman" w:hAnsi="Times New Roman" w:eastAsia="FangSong" w:cs="Times New Roman"/>
-        </w:rPr>
-        <w:t>阴离子裸露</w:t>
-      </w:r>
-      <w:r>
-        <w:rPr>
-          <w:rFonts w:hint="eastAsia" w:ascii="Times New Roman" w:hAnsi="Times New Roman" w:eastAsia="Times New Roman" w:cs="Times New Roman"/>
-        </w:rPr>
-        <w:t>），</w:t>
-      </w:r>
-      <w:r>
-        <w:rPr>
-          <w:rFonts w:hint="eastAsia" w:ascii="Times New Roman" w:hAnsi="Times New Roman" w:eastAsia="FangSong" w:cs="Times New Roman"/>
-        </w:rPr>
-        <w:t>不利于</w:t>
-      </w:r>
-      <w:r>
-        <w:rPr>
-          <w:rFonts w:ascii="Times New Roman" w:hAnsi="Times New Roman" w:eastAsia="Times New Roman" w:cs="Times New Roman"/>
-        </w:rPr>
-        <w:t xml:space="preserve"> </w:t>
-      </w:r>
-      <w:r>
-        <w:rPr>
-          <w:rFonts w:hint="eastAsia" w:ascii="Times New Roman" w:hAnsi="Times New Roman" w:eastAsia="Times New Roman" w:cs="Times New Roman"/>
-        </w:rPr>
-        <w:t>SN1（</w:t>
-      </w:r>
-      <w:r>
-        <w:rPr>
-          <w:rFonts w:hint="eastAsia" w:ascii="Times New Roman" w:hAnsi="Times New Roman" w:eastAsia="FangSong" w:cs="Times New Roman"/>
-        </w:rPr>
-        <w:t>不能稳定碳正离子</w:t>
-      </w:r>
-      <w:r>
-        <w:rPr>
-          <w:rFonts w:hint="eastAsia" w:ascii="Times New Roman" w:hAnsi="Times New Roman" w:eastAsia="Times New Roman" w:cs="Times New Roman"/>
-        </w:rPr>
-        <w:t>）。</w:t>
-      </w:r>
-      <w:r>
-        <w:rPr>
-          <w:rFonts w:hint="eastAsia" w:ascii="Times New Roman" w:hAnsi="Times New Roman" w:eastAsia="FangSong" w:cs="Times New Roman"/>
-        </w:rPr>
-        <w:t>极性质子溶剂才利</w:t>
-      </w:r>
-      <w:r>
-        <w:rPr>
-          <w:rFonts w:ascii="Times New Roman" w:hAnsi="Times New Roman" w:eastAsia="Times New Roman" w:cs="Times New Roman"/>
-        </w:rPr>
-        <w:t xml:space="preserve"> SN1。</w:t>
-      </w:r>
-    </w:p>
-    <w:p>
-      <w:pPr>
-        <w:pStyle w:val="Compact"/>
-        <w:numPr>
-          <w:ilvl w:val="0"/>
-          <w:numId w:val="1033"/>
-        </w:numPr>
-      </w:pPr>
-      <w:r>
-        <w:rPr>
-          <w:rFonts w:ascii="Times New Roman" w:hAnsi="Times New Roman" w:eastAsia="Times New Roman" w:cs="Times New Roman"/>
-        </w:rPr>
-        <w:t xml:space="preserve">A </w:t>
-      </w:r>
-      <w:r>
-        <w:rPr>
-          <w:rFonts w:hint="eastAsia" w:ascii="Times New Roman" w:hAnsi="Times New Roman" w:eastAsia="FangSong" w:cs="Times New Roman"/>
-        </w:rPr>
-        <w:t xml:space="preserve">为</w:t>
-      </w:r>
-      <w:r>
-        <w:rPr>
-          <w:rFonts w:ascii="Times New Roman" w:hAnsi="Times New Roman" w:eastAsia="Times New Roman" w:cs="Times New Roman"/>
-        </w:rPr>
-        <w:t xml:space="preserve"> </w:t>
-      </w:r>
-      <w:r>
-        <w:rPr>
-          <w:rFonts w:hint="eastAsia" w:ascii="Times New Roman" w:hAnsi="Times New Roman" w:eastAsia="Times New Roman" w:cs="Times New Roman"/>
-        </w:rPr>
-        <w:t>2-</w:t>
-      </w:r>
-      <w:r>
-        <w:rPr>
-          <w:rFonts w:hint="eastAsia" w:ascii="Times New Roman" w:hAnsi="Times New Roman" w:eastAsia="FangSong" w:cs="Times New Roman"/>
-        </w:rPr>
-        <w:t>溴</w:t>
-      </w:r>
-      <w:r>
-        <w:rPr>
-          <w:rFonts w:hint="eastAsia" w:ascii="Times New Roman" w:hAnsi="Times New Roman" w:eastAsia="Times New Roman" w:cs="Times New Roman"/>
-        </w:rPr>
-        <w:t>-2-</w:t>
-      </w:r>
-      <w:r>
-        <w:rPr>
-          <w:rFonts w:hint="eastAsia" w:ascii="Times New Roman" w:hAnsi="Times New Roman" w:eastAsia="FangSong" w:cs="Times New Roman"/>
-        </w:rPr>
-        <w:t>甲基丁烷</w:t>
-      </w:r>
-      <w:r>
-        <w:rPr>
-          <w:rFonts w:hint="eastAsia" w:ascii="Times New Roman" w:hAnsi="Times New Roman" w:eastAsia="Times New Roman" w:cs="Times New Roman"/>
-        </w:rPr>
-        <w:t>（C</w:t>
-      </w:r>
-      <w:r>
-        <w:rPr>
-          <w:rFonts w:hint="eastAsia" w:ascii="Times New Roman" w:hAnsi="Times New Roman" w:eastAsia="Times New Roman" w:cs="Times New Roman"/>
-          <w:vertAlign w:val="subscript"/>
-        </w:rPr>
-        <w:t>2</w:t>
-      </w:r>
-      <w:r>
-        <w:rPr>
-          <w:rFonts w:hint="eastAsia" w:ascii="Times New Roman" w:hAnsi="Times New Roman" w:eastAsia="Times New Roman" w:cs="Times New Roman"/>
-        </w:rPr>
-        <w:t>H</w:t>
-      </w:r>
-      <w:r>
-        <w:rPr>
-          <w:rFonts w:hint="eastAsia" w:ascii="Times New Roman" w:hAnsi="Times New Roman" w:eastAsia="Times New Roman" w:cs="Times New Roman"/>
-          <w:vertAlign w:val="subscript"/>
-        </w:rPr>
-        <w:t>5</w:t>
-      </w:r>
-      <w:r>
-        <w:rPr>
-          <w:rFonts w:hint="eastAsia" w:ascii="Times New Roman" w:hAnsi="Times New Roman" w:eastAsia="Times New Roman" w:cs="Times New Roman"/>
-        </w:rPr>
-        <w:t>CBr(CH</w:t>
-      </w:r>
-      <w:r>
-        <w:rPr>
-          <w:rFonts w:hint="eastAsia" w:ascii="Times New Roman" w:hAnsi="Times New Roman" w:eastAsia="Times New Roman" w:cs="Times New Roman"/>
-          <w:vertAlign w:val="subscript"/>
-        </w:rPr>
-        <w:t>3</w:t>
-      </w:r>
-      <w:r>
-        <w:rPr>
-          <w:rFonts w:hint="eastAsia" w:ascii="Times New Roman" w:hAnsi="Times New Roman" w:eastAsia="Times New Roman" w:cs="Times New Roman"/>
-        </w:rPr>
-        <w:t>)</w:t>
-      </w:r>
-      <w:r>
-        <w:rPr>
-          <w:rFonts w:hint="eastAsia" w:ascii="Times New Roman" w:hAnsi="Times New Roman" w:eastAsia="Times New Roman" w:cs="Times New Roman"/>
-          <w:vertAlign w:val="subscript"/>
-        </w:rPr>
-        <w:t>2</w:t>
-      </w:r>
-      <w:r>
-        <w:rPr>
-          <w:rFonts w:hint="eastAsia" w:ascii="Times New Roman" w:hAnsi="Times New Roman" w:eastAsia="Times New Roman" w:cs="Times New Roman"/>
-        </w:rPr>
-        <w:t>），</w:t>
-      </w:r>
-      <w:r>
-        <w:rPr>
-          <w:rFonts w:hint="eastAsia" w:ascii="Times New Roman" w:hAnsi="Times New Roman" w:eastAsia="FangSong" w:cs="Times New Roman"/>
-        </w:rPr>
-        <w:t>消除得</w:t>
-      </w:r>
-      <w:r>
-        <w:rPr>
-          <w:rFonts w:ascii="Times New Roman" w:hAnsi="Times New Roman" w:eastAsia="Times New Roman" w:cs="Times New Roman"/>
-        </w:rPr>
-        <w:t xml:space="preserve"> </w:t>
-      </w:r>
-      <w:r>
-        <w:rPr>
-          <w:rFonts w:hint="eastAsia" w:ascii="Times New Roman" w:hAnsi="Times New Roman" w:eastAsia="Times New Roman" w:cs="Times New Roman"/>
-        </w:rPr>
-        <w:t>2-</w:t>
-      </w:r>
-      <w:r>
-        <w:rPr>
-          <w:rFonts w:hint="eastAsia" w:ascii="Times New Roman" w:hAnsi="Times New Roman" w:eastAsia="FangSong" w:cs="Times New Roman"/>
-        </w:rPr>
-        <w:t>甲基</w:t>
-      </w:r>
-      <w:r>
-        <w:rPr>
-          <w:rFonts w:hint="eastAsia" w:ascii="Times New Roman" w:hAnsi="Times New Roman" w:eastAsia="Times New Roman" w:cs="Times New Roman"/>
-        </w:rPr>
-        <w:t>-2-</w:t>
-      </w:r>
-      <w:r>
-        <w:rPr>
-          <w:rFonts w:hint="eastAsia" w:ascii="Times New Roman" w:hAnsi="Times New Roman" w:eastAsia="FangSong" w:cs="Times New Roman"/>
-        </w:rPr>
-        <w:t>丁烯</w:t>
-      </w:r>
-      <w:r>
-        <w:rPr>
-          <w:rFonts w:hint="eastAsia" w:ascii="Times New Roman" w:hAnsi="Times New Roman" w:eastAsia="Times New Roman" w:cs="Times New Roman"/>
-        </w:rPr>
-        <w:t>（</w:t>
-      </w:r>
-      <w:r>
-        <w:rPr>
-          <w:rFonts w:hint="eastAsia" w:ascii="Times New Roman" w:hAnsi="Times New Roman" w:eastAsia="FangSong" w:cs="Times New Roman"/>
-        </w:rPr>
-        <w:t>臭氧化得乙醛</w:t>
-      </w:r>
-      <w:r>
-        <w:rPr>
-          <w:rFonts w:hint="eastAsia" w:ascii="Times New Roman" w:hAnsi="Times New Roman" w:eastAsia="Times New Roman" w:cs="Times New Roman"/>
-        </w:rPr>
-        <w:t>+</w:t>
-      </w:r>
-      <w:r>
-        <w:rPr>
-          <w:rFonts w:hint="eastAsia" w:ascii="Times New Roman" w:hAnsi="Times New Roman" w:eastAsia="FangSong" w:cs="Times New Roman"/>
-        </w:rPr>
-        <w:t>丙酮</w:t>
-      </w:r>
-      <w:r>
-        <w:rPr>
-          <w:rFonts w:hint="eastAsia" w:ascii="Times New Roman" w:hAnsi="Times New Roman" w:eastAsia="Times New Roman" w:cs="Times New Roman"/>
-        </w:rPr>
-        <w:t>）。</w:t>
-      </w:r>
-      <w:r>
-        <w:rPr>
-          <w:rFonts w:hint="eastAsia" w:ascii="Times New Roman" w:hAnsi="Times New Roman" w:eastAsia="FangSong" w:cs="Times New Roman"/>
-        </w:rPr>
-        <w:t>机理</w:t>
-      </w:r>
-      <w:r>
-        <w:rPr>
-          <w:rFonts w:hint="eastAsia" w:ascii="Times New Roman" w:hAnsi="Times New Roman" w:eastAsia="Times New Roman" w:cs="Times New Roman"/>
-        </w:rPr>
-        <w:t>：E2。</w:t>
-      </w:r>
-    </w:p>
-    <w:p>
-      <w:pPr>
-        <w:pStyle w:val="Compact"/>
-        <w:numPr>
-          <w:ilvl w:val="0"/>
-          <w:numId w:val="1033"/>
-        </w:numPr>
-      </w:pPr>
-      <w:r>
-        <w:rPr>
-          <w:rFonts w:hint="eastAsia" w:ascii="Times New Roman" w:hAnsi="Times New Roman" w:eastAsia="Times New Roman" w:cs="Times New Roman"/>
-        </w:rPr>
-        <w:t>(S)-2-</w:t>
-      </w:r>
-      <w:r>
-        <w:rPr>
-          <w:rFonts w:hint="eastAsia" w:ascii="Times New Roman" w:hAnsi="Times New Roman" w:eastAsia="FangSong" w:cs="Times New Roman"/>
-        </w:rPr>
-        <w:t>丁醇</w:t>
-      </w:r>
-      <w:r>
-        <w:rPr>
-          <w:rFonts w:hint="eastAsia" w:ascii="Times New Roman" w:hAnsi="Times New Roman" w:eastAsia="Times New Roman" w:cs="Times New Roman"/>
-        </w:rPr>
-        <w:t>，SN2</w:t>
-      </w:r>
-      <w:r>
-        <w:rPr>
-          <w:rFonts w:ascii="Times New Roman" w:hAnsi="Times New Roman" w:eastAsia="Times New Roman" w:cs="Times New Roman"/>
-        </w:rPr>
-        <w:t xml:space="preserve"> </w:t>
-      </w:r>
-      <w:r>
-        <w:rPr>
-          <w:rFonts w:hint="eastAsia" w:ascii="Times New Roman" w:hAnsi="Times New Roman" w:eastAsia="FangSong" w:cs="Times New Roman"/>
-        </w:rPr>
-        <w:t>导致构型完全翻转</w:t>
-      </w:r>
-      <w:r>
-        <w:rPr>
-          <w:rFonts w:hint="eastAsia" w:ascii="Times New Roman" w:hAnsi="Times New Roman" w:eastAsia="Times New Roman" w:cs="Times New Roman"/>
-        </w:rPr>
-        <w:t>。</w:t>
-      </w:r>
-    </w:p>
-    <w:p>
-      <w:pPr>
-        <w:pStyle w:val="Compact"/>
-        <w:numPr>
-          <w:ilvl w:val="0"/>
-          <w:numId w:val="1033"/>
-        </w:numPr>
-      </w:pPr>
-      <w:r>
-        <w:rPr>
-          <w:rFonts w:hint="eastAsia" w:ascii="Times New Roman" w:hAnsi="Times New Roman" w:eastAsia="Times New Roman" w:cs="Times New Roman"/>
-        </w:rPr>
-        <w:t>4-</w:t>
-      </w:r>
-      <w:r>
-        <w:rPr>
-          <w:rFonts w:hint="eastAsia" w:ascii="Times New Roman" w:hAnsi="Times New Roman" w:eastAsia="FangSong" w:cs="Times New Roman"/>
-        </w:rPr>
-        <w:t>叔丁基环己烯</w:t>
-      </w:r>
-      <w:r>
-        <w:rPr>
-          <w:rFonts w:hint="eastAsia" w:ascii="Times New Roman" w:hAnsi="Times New Roman" w:eastAsia="Times New Roman" w:cs="Times New Roman"/>
-        </w:rPr>
-        <w:t>。t-Bu</w:t>
-      </w:r>
-      <w:r>
-        <w:rPr>
-          <w:rFonts w:ascii="Times New Roman" w:hAnsi="Times New Roman" w:eastAsia="Times New Roman" w:cs="Times New Roman"/>
-        </w:rPr>
-        <w:t xml:space="preserve"> </w:t>
-      </w:r>
-      <w:r>
-        <w:rPr>
-          <w:rFonts w:hint="eastAsia" w:ascii="Times New Roman" w:hAnsi="Times New Roman" w:eastAsia="FangSong" w:cs="Times New Roman"/>
-        </w:rPr>
-        <w:t xml:space="preserve">在</w:t>
-      </w:r>
-      <w:r>
-        <w:rPr>
-          <w:rFonts w:ascii="Times New Roman" w:hAnsi="Times New Roman" w:eastAsia="Times New Roman" w:cs="Times New Roman"/>
-        </w:rPr>
-        <w:t xml:space="preserve"> e </w:t>
-      </w:r>
-      <w:r>
-        <w:rPr>
-          <w:rFonts w:hint="eastAsia" w:ascii="Times New Roman" w:hAnsi="Times New Roman" w:eastAsia="FangSong" w:cs="Times New Roman"/>
-        </w:rPr>
-        <w:t>键</w:t>
-      </w:r>
-      <w:r>
-        <w:rPr>
-          <w:rFonts w:hint="eastAsia" w:ascii="Times New Roman" w:hAnsi="Times New Roman" w:eastAsia="Times New Roman" w:cs="Times New Roman"/>
-        </w:rPr>
-        <w:t>，Br</w:t>
-      </w:r>
-      <w:r>
-        <w:rPr>
-          <w:rFonts w:ascii="Times New Roman" w:hAnsi="Times New Roman" w:eastAsia="Times New Roman" w:cs="Times New Roman"/>
-        </w:rPr>
-        <w:t xml:space="preserve"> </w:t>
-      </w:r>
-      <w:r>
-        <w:rPr>
-          <w:rFonts w:hint="eastAsia" w:ascii="Times New Roman" w:hAnsi="Times New Roman" w:eastAsia="FangSong" w:cs="Times New Roman"/>
-        </w:rPr>
-        <w:t xml:space="preserve">在</w:t>
-      </w:r>
-      <w:r>
-        <w:rPr>
-          <w:rFonts w:ascii="Times New Roman" w:hAnsi="Times New Roman" w:eastAsia="Times New Roman" w:cs="Times New Roman"/>
-        </w:rPr>
-        <w:t xml:space="preserve"> a </w:t>
-      </w:r>
-      <w:r>
-        <w:rPr>
-          <w:rFonts w:hint="eastAsia" w:ascii="Times New Roman" w:hAnsi="Times New Roman" w:eastAsia="FangSong" w:cs="Times New Roman"/>
-        </w:rPr>
-        <w:t>键</w:t>
-      </w:r>
-      <w:r>
-        <w:rPr>
-          <w:rFonts w:hint="eastAsia" w:ascii="Times New Roman" w:hAnsi="Times New Roman" w:eastAsia="Times New Roman" w:cs="Times New Roman"/>
-        </w:rPr>
-        <w:t>（</w:t>
-      </w:r>
-      <w:r>
-        <w:rPr>
-          <w:rFonts w:hint="eastAsia" w:ascii="Times New Roman" w:hAnsi="Times New Roman" w:eastAsia="FangSong" w:cs="Times New Roman"/>
-        </w:rPr>
-        <w:t>反式</w:t>
-      </w:r>
-      <w:r>
-        <w:rPr>
-          <w:rFonts w:hint="eastAsia" w:ascii="Times New Roman" w:hAnsi="Times New Roman" w:eastAsia="Times New Roman" w:cs="Times New Roman"/>
-        </w:rPr>
-        <w:t>→</w:t>
-      </w:r>
-      <w:r>
-        <w:rPr>
-          <w:rFonts w:hint="eastAsia" w:ascii="Times New Roman" w:hAnsi="Times New Roman" w:eastAsia="FangSong" w:cs="Times New Roman"/>
-        </w:rPr>
-        <w:t>双轴</w:t>
-      </w:r>
-      <w:r>
-        <w:rPr>
-          <w:rFonts w:hint="eastAsia" w:ascii="Times New Roman" w:hAnsi="Times New Roman" w:eastAsia="Times New Roman" w:cs="Times New Roman"/>
-        </w:rPr>
-        <w:t>），</w:t>
-      </w:r>
-      <w:r>
-        <w:rPr>
-          <w:rFonts w:hint="eastAsia" w:ascii="Times New Roman" w:hAnsi="Times New Roman" w:eastAsia="FangSong" w:cs="Times New Roman"/>
-        </w:rPr>
-        <w:t>邻位</w:t>
-      </w:r>
-      <w:r>
-        <w:rPr>
-          <w:rFonts w:ascii="Times New Roman" w:hAnsi="Times New Roman" w:eastAsia="Times New Roman" w:cs="Times New Roman"/>
-        </w:rPr>
-        <w:t xml:space="preserve"> C</w:t>
-      </w:r>
-      <w:r>
-        <w:rPr>
-          <w:rFonts w:ascii="Times New Roman" w:hAnsi="Times New Roman" w:eastAsia="Times New Roman" w:cs="Times New Roman"/>
-          <w:vertAlign w:val="subscript"/>
-        </w:rPr>
-        <w:t>2</w:t>
-      </w:r>
-      <w:r>
-        <w:rPr>
-          <w:rFonts w:ascii="Times New Roman" w:hAnsi="Times New Roman" w:eastAsia="Times New Roman" w:cs="Times New Roman"/>
-        </w:rPr>
-        <w:t>/C</w:t>
-      </w:r>
-      <w:r>
-        <w:rPr>
-          <w:rFonts w:ascii="Times New Roman" w:hAnsi="Times New Roman" w:eastAsia="Times New Roman" w:cs="Times New Roman"/>
-          <w:vertAlign w:val="subscript"/>
-        </w:rPr>
-        <w:t>6</w:t>
-      </w:r>
-      <w:r>
-        <w:rPr>
-          <w:rFonts w:ascii="Times New Roman" w:hAnsi="Times New Roman" w:eastAsia="Times New Roman" w:cs="Times New Roman"/>
-        </w:rPr>
-        <w:t xml:space="preserve"> </w:t>
-      </w:r>
-      <w:r>
-        <w:rPr>
-          <w:rFonts w:hint="eastAsia" w:ascii="Times New Roman" w:hAnsi="Times New Roman" w:eastAsia="FangSong" w:cs="Times New Roman"/>
-        </w:rPr>
-        <w:t xml:space="preserve">上</w:t>
-      </w:r>
-      <w:r>
-        <w:rPr>
-          <w:rFonts w:ascii="Times New Roman" w:hAnsi="Times New Roman" w:eastAsia="Times New Roman" w:cs="Times New Roman"/>
-        </w:rPr>
-        <w:t xml:space="preserve"> a-H </w:t>
-      </w:r>
-      <w:r>
-        <w:rPr>
-          <w:rFonts w:hint="eastAsia" w:ascii="Times New Roman" w:hAnsi="Times New Roman" w:eastAsia="FangSong" w:cs="Times New Roman"/>
-        </w:rPr>
-        <w:t xml:space="preserve">与</w:t>
-      </w:r>
-      <w:r>
-        <w:rPr>
-          <w:rFonts w:ascii="Times New Roman" w:hAnsi="Times New Roman" w:eastAsia="Times New Roman" w:cs="Times New Roman"/>
-        </w:rPr>
-        <w:t xml:space="preserve"> Br </w:t>
-      </w:r>
-      <w:r>
-        <w:rPr>
-          <w:rFonts w:hint="eastAsia" w:ascii="Times New Roman" w:hAnsi="Times New Roman" w:eastAsia="FangSong" w:cs="Times New Roman"/>
-        </w:rPr>
-        <w:t xml:space="preserve">反式共平面</w:t>
-      </w:r>
-      <w:r>
-        <w:rPr>
-          <w:rFonts w:ascii="Times New Roman" w:hAnsi="Times New Roman" w:eastAsia="Times New Roman" w:cs="Times New Roman"/>
-        </w:rPr>
-        <w:t xml:space="preserve"> → E2 </w:t>
-      </w:r>
-      <w:r>
-        <w:rPr>
-          <w:rFonts w:hint="eastAsia" w:ascii="Times New Roman" w:hAnsi="Times New Roman" w:eastAsia="FangSong" w:cs="Times New Roman"/>
-        </w:rPr>
-        <w:t>消除</w:t>
-      </w:r>
-      <w:r>
-        <w:rPr>
-          <w:rFonts w:hint="eastAsia" w:ascii="Times New Roman" w:hAnsi="Times New Roman" w:eastAsia="Times New Roman" w:cs="Times New Roman"/>
-        </w:rPr>
-        <w:t>。t-BuOK</w:t>
-      </w:r>
-      <w:r>
-        <w:rPr>
-          <w:rFonts w:ascii="Times New Roman" w:hAnsi="Times New Roman" w:eastAsia="Times New Roman" w:cs="Times New Roman"/>
-        </w:rPr>
-        <w:t xml:space="preserve"> </w:t>
-      </w:r>
-      <w:r>
-        <w:rPr>
-          <w:rFonts w:hint="eastAsia" w:ascii="Times New Roman" w:hAnsi="Times New Roman" w:eastAsia="FangSong" w:cs="Times New Roman"/>
-        </w:rPr>
-        <w:t>为大位阻碱</w:t>
-      </w:r>
-      <w:r>
-        <w:rPr>
-          <w:rFonts w:hint="eastAsia" w:ascii="Times New Roman" w:hAnsi="Times New Roman" w:eastAsia="Times New Roman" w:cs="Times New Roman"/>
-        </w:rPr>
-        <w:t>，</w:t>
-      </w:r>
-      <w:r>
-        <w:rPr>
-          <w:rFonts w:hint="eastAsia" w:ascii="Times New Roman" w:hAnsi="Times New Roman" w:eastAsia="FangSong" w:cs="Times New Roman"/>
-        </w:rPr>
-        <w:t>但该底物只有一种烯烃产物</w:t>
-      </w:r>
-      <w:r>
-        <w:rPr>
-          <w:rFonts w:hint="eastAsia" w:ascii="Times New Roman" w:hAnsi="Times New Roman" w:eastAsia="Times New Roman" w:cs="Times New Roman"/>
-        </w:rPr>
-        <w:t>（4-</w:t>
-      </w:r>
-      <w:r>
-        <w:rPr>
-          <w:rFonts w:hint="eastAsia" w:ascii="Times New Roman" w:hAnsi="Times New Roman" w:eastAsia="FangSong" w:cs="Times New Roman"/>
-        </w:rPr>
-        <w:t>叔丁基环己烯</w:t>
-      </w:r>
-      <w:r>
-        <w:rPr>
-          <w:rFonts w:hint="eastAsia" w:ascii="Times New Roman" w:hAnsi="Times New Roman" w:eastAsia="Times New Roman" w:cs="Times New Roman"/>
-        </w:rPr>
-        <w:t>）。</w:t>
-      </w:r>
-    </w:p>
-    <w:p>
-      <w:pPr>
-        <w:pStyle w:val="Compact"/>
-        <w:numPr>
-          <w:ilvl w:val="0"/>
-          <w:numId w:val="1033"/>
-        </w:numPr>
-      </w:pPr>
-      <w:r>
-        <w:rPr>
-          <w:rFonts w:ascii="Times New Roman" w:hAnsi="Times New Roman" w:eastAsia="Times New Roman" w:cs="Times New Roman"/>
-        </w:rPr>
-        <w:t xml:space="preserve">DMSO </w:t>
-      </w:r>
-      <w:r>
-        <w:rPr>
-          <w:rFonts w:hint="eastAsia" w:ascii="Times New Roman" w:hAnsi="Times New Roman" w:eastAsia="FangSong" w:cs="Times New Roman"/>
-        </w:rPr>
-        <w:t>是极性非质子溶剂</w:t>
-      </w:r>
-      <w:r>
-        <w:rPr>
-          <w:rFonts w:hint="eastAsia" w:ascii="Times New Roman" w:hAnsi="Times New Roman" w:eastAsia="Times New Roman" w:cs="Times New Roman"/>
-        </w:rPr>
-        <w:t>，</w:t>
-      </w:r>
-      <w:r>
-        <w:rPr>
-          <w:rFonts w:hint="eastAsia" w:ascii="Times New Roman" w:hAnsi="Times New Roman" w:eastAsia="FangSong" w:cs="Times New Roman"/>
-        </w:rPr>
-        <w:t>不包裹</w:t>
-      </w:r>
-      <w:r>
-        <w:rPr>
-          <w:rFonts w:ascii="Times New Roman" w:hAnsi="Times New Roman" w:eastAsia="Times New Roman" w:cs="Times New Roman"/>
-        </w:rPr>
-        <w:t xml:space="preserve"> OH</w:t>
-      </w:r>
-      <w:r>
-        <w:rPr>
-          <w:rFonts w:ascii="Times New Roman" w:hAnsi="Times New Roman" w:eastAsia="Times New Roman" w:cs="Times New Roman"/>
-          <w:vertAlign w:val="superscript"/>
-        </w:rPr>
-        <w:t>-</w:t>
-      </w:r>
-      <w:r>
-        <w:rPr>
-          <w:rFonts w:ascii="Times New Roman" w:hAnsi="Times New Roman" w:eastAsia="Times New Roman" w:cs="Times New Roman"/>
-        </w:rPr>
-        <w:t xml:space="preserve"> </w:t>
-      </w:r>
-      <w:r>
-        <w:rPr>
-          <w:rFonts w:hint="eastAsia" w:ascii="Times New Roman" w:hAnsi="Times New Roman" w:eastAsia="FangSong" w:cs="Times New Roman"/>
-        </w:rPr>
-        <w:t>阴离子</w:t>
-      </w:r>
-      <w:r>
-        <w:rPr>
-          <w:rFonts w:hint="eastAsia" w:ascii="Times New Roman" w:hAnsi="Times New Roman" w:eastAsia="Times New Roman" w:cs="Times New Roman"/>
-        </w:rPr>
-        <w:t>，</w:t>
-      </w:r>
-      <w:r>
-        <w:rPr>
-          <w:rFonts w:hint="eastAsia" w:ascii="Times New Roman" w:hAnsi="Times New Roman" w:eastAsia="FangSong" w:cs="Times New Roman"/>
-        </w:rPr>
-        <w:t>使亲核试剂</w:t>
-      </w:r>
-      <w:r>
-        <w:rPr>
-          <w:rFonts w:hint="eastAsia" w:ascii="Times New Roman" w:hAnsi="Times New Roman" w:eastAsia="Times New Roman" w:cs="Times New Roman"/>
-        </w:rPr>
-        <w:t>”</w:t>
-      </w:r>
-      <w:r>
-        <w:rPr>
-          <w:rFonts w:hint="eastAsia" w:ascii="Times New Roman" w:hAnsi="Times New Roman" w:eastAsia="FangSong" w:cs="Times New Roman"/>
-        </w:rPr>
-        <w:t>裸露</w:t>
-      </w:r>
-      <w:r>
-        <w:rPr>
-          <w:rFonts w:hint="eastAsia" w:ascii="Times New Roman" w:hAnsi="Times New Roman" w:eastAsia="Times New Roman" w:cs="Times New Roman"/>
-        </w:rPr>
-        <w:t>”，SN2</w:t>
-      </w:r>
-      <w:r>
-        <w:rPr>
-          <w:rFonts w:ascii="Times New Roman" w:hAnsi="Times New Roman" w:eastAsia="Times New Roman" w:cs="Times New Roman"/>
-        </w:rPr>
-        <w:t xml:space="preserve"> </w:t>
-      </w:r>
-      <w:r>
-        <w:rPr>
-          <w:rFonts w:hint="eastAsia" w:ascii="Times New Roman" w:hAnsi="Times New Roman" w:eastAsia="FangSong" w:cs="Times New Roman"/>
-        </w:rPr>
-        <w:t xml:space="preserve">速率比在</w:t>
-      </w:r>
-      <w:r>
-        <w:rPr>
-          <w:rFonts w:ascii="Times New Roman" w:hAnsi="Times New Roman" w:eastAsia="Times New Roman" w:cs="Times New Roman"/>
-        </w:rPr>
-        <w:t xml:space="preserve"> </w:t>
-      </w:r>
-      <w:r>
-        <w:rPr>
-          <w:rFonts w:hint="eastAsia" w:ascii="Times New Roman" w:hAnsi="Times New Roman" w:eastAsia="Times New Roman" w:cs="Times New Roman"/>
-        </w:rPr>
-        <w:t>H</w:t>
-      </w:r>
-      <w:r>
-        <w:rPr>
-          <w:rFonts w:hint="eastAsia" w:ascii="Times New Roman" w:hAnsi="Times New Roman" w:eastAsia="Times New Roman" w:cs="Times New Roman"/>
-          <w:vertAlign w:val="subscript"/>
-        </w:rPr>
-        <w:t>2</w:t>
-      </w:r>
-      <w:r>
-        <w:rPr>
-          <w:rFonts w:hint="eastAsia" w:ascii="Times New Roman" w:hAnsi="Times New Roman" w:eastAsia="Times New Roman" w:cs="Times New Roman"/>
-        </w:rPr>
-        <w:t>O（</w:t>
-      </w:r>
-      <w:r>
-        <w:rPr>
-          <w:rFonts w:hint="eastAsia" w:ascii="Times New Roman" w:hAnsi="Times New Roman" w:eastAsia="FangSong" w:cs="Times New Roman"/>
-        </w:rPr>
-        <w:t>极性质子</w:t>
-      </w:r>
-      <w:r>
-        <w:rPr>
-          <w:rFonts w:hint="eastAsia" w:ascii="Times New Roman" w:hAnsi="Times New Roman" w:eastAsia="Times New Roman" w:cs="Times New Roman"/>
-        </w:rPr>
-        <w:t>，</w:t>
-      </w:r>
-      <w:r>
-        <w:rPr>
-          <w:rFonts w:hint="eastAsia" w:ascii="Times New Roman" w:hAnsi="Times New Roman" w:eastAsia="FangSong" w:cs="Times New Roman"/>
-        </w:rPr>
-        <w:t>氢键包裹</w:t>
-      </w:r>
-      <w:r>
-        <w:rPr>
-          <w:rFonts w:ascii="Times New Roman" w:hAnsi="Times New Roman" w:eastAsia="Times New Roman" w:cs="Times New Roman"/>
-        </w:rPr>
-        <w:t xml:space="preserve"> </w:t>
-      </w:r>
-      <w:r>
-        <w:rPr>
-          <w:rFonts w:hint="eastAsia" w:ascii="Times New Roman" w:hAnsi="Times New Roman" w:eastAsia="Times New Roman" w:cs="Times New Roman"/>
-        </w:rPr>
-        <w:t>OH</w:t>
-      </w:r>
-      <w:r>
-        <w:rPr>
-          <w:rFonts w:hint="eastAsia" w:ascii="Times New Roman" w:hAnsi="Times New Roman" w:eastAsia="Times New Roman" w:cs="Times New Roman"/>
-          <w:vertAlign w:val="superscript"/>
-        </w:rPr>
-        <w:t>-</w:t>
-      </w:r>
-      <w:r>
-        <w:rPr>
-          <w:rFonts w:hint="eastAsia" w:ascii="Times New Roman" w:hAnsi="Times New Roman" w:eastAsia="Times New Roman" w:cs="Times New Roman"/>
-        </w:rPr>
-        <w:t>）</w:t>
-      </w:r>
-      <w:r>
-        <w:rPr>
-          <w:rFonts w:hint="eastAsia" w:ascii="Times New Roman" w:hAnsi="Times New Roman" w:eastAsia="FangSong" w:cs="Times New Roman"/>
-        </w:rPr>
-        <w:t>中快</w:t>
-      </w:r>
-      <w:r>
-        <w:rPr>
-          <w:rFonts w:ascii="Times New Roman" w:hAnsi="Times New Roman" w:eastAsia="Times New Roman" w:cs="Times New Roman"/>
-        </w:rPr>
-        <w:t xml:space="preserve"> 10</w:t>
-      </w:r>
-      <w:r>
-        <w:rPr>
-          <w:rFonts w:ascii="Times New Roman" w:hAnsi="Times New Roman" w:eastAsia="Times New Roman" w:cs="Times New Roman"/>
-          <w:vertAlign w:val="superscript"/>
-        </w:rPr>
-        <w:t>3</w:t>
-      </w:r>
-      <w:r>
-        <w:rPr>
-          <w:rFonts w:ascii="Times New Roman" w:hAnsi="Times New Roman" w:eastAsia="Times New Roman" w:cs="Times New Roman"/>
-        </w:rPr>
-        <w:t>-10</w:t>
-      </w:r>
-      <w:r>
-        <w:rPr>
-          <w:rFonts w:ascii="Times New Roman" w:hAnsi="Times New Roman" w:eastAsia="Times New Roman" w:cs="Times New Roman"/>
-          <w:vertAlign w:val="superscript"/>
-        </w:rPr>
-        <w:t>5</w:t>
-      </w:r>
-      <w:r>
-        <w:rPr>
-          <w:rFonts w:ascii="Times New Roman" w:hAnsi="Times New Roman" w:eastAsia="Times New Roman" w:cs="Times New Roman"/>
-        </w:rPr>
-        <w:t xml:space="preserve"> </w:t>
-      </w:r>
-      <w:r>
-        <w:rPr>
-          <w:rFonts w:hint="eastAsia" w:ascii="Times New Roman" w:hAnsi="Times New Roman" w:eastAsia="FangSong" w:cs="Times New Roman"/>
-        </w:rPr>
-        <w:t>倍</w:t>
-      </w:r>
-      <w:r>
-        <w:rPr>
-          <w:rFonts w:hint="eastAsia" w:ascii="Times New Roman" w:hAnsi="Times New Roman" w:eastAsia="Times New Roman" w:cs="Times New Roman"/>
-        </w:rPr>
-        <w:t>。</w:t>
-      </w:r>
-    </w:p>
-    <w:p>
-      <w:pPr>
-        <w:pStyle w:val="Compact"/>
-        <w:numPr>
-          <w:ilvl w:val="0"/>
-          <w:numId w:val="1033"/>
         </w:numPr>
       </w:pPr>
     </w:p>
@@ -37861,9 +36717,41 @@
       </w:pPr>
       <w:r>
         <w:rPr>
-          <w:rFonts w:hint="eastAsia" w:ascii="Times New Roman" w:hAnsi="Times New Roman" w:eastAsia="FangSong" w:cs="Times New Roman"/>
-        </w:rPr>
-        <w:t xml:space="preserve">主要产物为</w:t>
+          <w:rFonts w:ascii="Times New Roman" w:hAnsi="Times New Roman" w:eastAsia="Times New Roman" w:cs="Times New Roman"/>
+        </w:rPr>
+        <w:t>CH</w:t>
+      </w:r>
+      <w:r>
+        <w:rPr>
+          <w:rFonts w:ascii="Times New Roman" w:hAnsi="Times New Roman" w:eastAsia="Times New Roman" w:cs="Times New Roman"/>
+          <w:vertAlign w:val="subscript"/>
+        </w:rPr>
+        <w:t>3</w:t>
+      </w:r>
+      <w:r>
+        <w:rPr>
+          <w:rFonts w:ascii="Times New Roman" w:hAnsi="Times New Roman" w:eastAsia="Times New Roman" w:cs="Times New Roman"/>
+        </w:rPr>
+        <w:t>CH</w:t>
+      </w:r>
+      <w:r>
+        <w:rPr>
+          <w:rFonts w:ascii="Times New Roman" w:hAnsi="Times New Roman" w:eastAsia="Times New Roman" w:cs="Times New Roman"/>
+          <w:vertAlign w:val="subscript"/>
+        </w:rPr>
+        <w:t>2</w:t>
+      </w:r>
+      <w:r>
+        <w:rPr>
+          <w:rFonts w:ascii="Times New Roman" w:hAnsi="Times New Roman" w:eastAsia="Times New Roman" w:cs="Times New Roman"/>
+        </w:rPr>
+        <w:t xml:space="preserve">CN, </w:t>
+      </w:r>
+      <w:r>
+        <w:rPr>
+          <w:rFonts w:hint="eastAsia" w:ascii="Times New Roman" w:hAnsi="Times New Roman" w:eastAsia="Times New Roman" w:cs="Times New Roman"/>
+        </w:rPr>
+        <w:t xml:space="preserve">SN2；(b)</w:t>
       </w:r>
       <w:r>
         <w:rPr>
@@ -37874,34 +36762,41 @@
       <w:r>
         <w:rPr>
           <w:rFonts w:hint="eastAsia" w:ascii="Times New Roman" w:hAnsi="Times New Roman" w:eastAsia="Times New Roman" w:cs="Times New Roman"/>
-          <w:b/>
-          <w:bCs/>
-        </w:rPr>
-        <w:t>2,3-</w:t>
-      </w:r>
-      <w:r>
-        <w:rPr>
-          <w:rFonts w:hint="eastAsia" w:ascii="Times New Roman" w:hAnsi="Times New Roman" w:eastAsia="FangSong" w:cs="Times New Roman"/>
-          <w:b/>
-          <w:bCs/>
-        </w:rPr>
-        <w:t>二甲基</w:t>
-      </w:r>
-      <w:r>
-        <w:rPr>
-          <w:rFonts w:hint="eastAsia" w:ascii="Times New Roman" w:hAnsi="Times New Roman" w:eastAsia="Times New Roman" w:cs="Times New Roman"/>
-          <w:b/>
-          <w:bCs/>
-        </w:rPr>
-        <w:t>-2-</w:t>
-      </w:r>
-      <w:r>
-        <w:rPr>
-          <w:rFonts w:hint="eastAsia" w:ascii="Times New Roman" w:hAnsi="Times New Roman" w:eastAsia="FangSong" w:cs="Times New Roman"/>
-          <w:b/>
-          <w:bCs/>
-        </w:rPr>
-        <w:t>戊烯</w:t>
+        </w:rPr>
+        <w:t>(CH</w:t>
+      </w:r>
+      <w:r>
+        <w:rPr>
+          <w:rFonts w:hint="eastAsia" w:ascii="Times New Roman" w:hAnsi="Times New Roman" w:eastAsia="Times New Roman" w:cs="Times New Roman"/>
+          <w:vertAlign w:val="subscript"/>
+        </w:rPr>
+        <w:t>3</w:t>
+      </w:r>
+      <w:r>
+        <w:rPr>
+          <w:rFonts w:hint="eastAsia" w:ascii="Times New Roman" w:hAnsi="Times New Roman" w:eastAsia="Times New Roman" w:cs="Times New Roman"/>
+        </w:rPr>
+        <w:t>)</w:t>
+      </w:r>
+      <w:r>
+        <w:rPr>
+          <w:rFonts w:hint="eastAsia" w:ascii="Times New Roman" w:hAnsi="Times New Roman" w:eastAsia="Times New Roman" w:cs="Times New Roman"/>
+          <w:vertAlign w:val="subscript"/>
+        </w:rPr>
+        <w:t>2</w:t>
+      </w:r>
+      <w:r>
+        <w:rPr>
+          <w:rFonts w:hint="eastAsia" w:ascii="Times New Roman" w:hAnsi="Times New Roman" w:eastAsia="Times New Roman" w:cs="Times New Roman"/>
+        </w:rPr>
+        <w:t>C=CH</w:t>
+      </w:r>
+      <w:r>
+        <w:rPr>
+          <w:rFonts w:hint="eastAsia" w:ascii="Times New Roman" w:hAnsi="Times New Roman" w:eastAsia="Times New Roman" w:cs="Times New Roman"/>
+          <w:vertAlign w:val="subscript"/>
+        </w:rPr>
+        <w:t>2</w:t>
       </w:r>
       <w:r>
         <w:rPr>
@@ -37913,13 +36808,13 @@
         <w:rPr>
           <w:rFonts w:hint="eastAsia" w:ascii="Times New Roman" w:hAnsi="Times New Roman" w:eastAsia="FangSong" w:cs="Times New Roman"/>
         </w:rPr>
-        <w:t>四取代烯烃</w:t>
-      </w:r>
-      <w:r>
-        <w:rPr>
-          <w:rFonts w:hint="eastAsia" w:ascii="Times New Roman" w:hAnsi="Times New Roman" w:eastAsia="Times New Roman" w:cs="Times New Roman"/>
-        </w:rPr>
-        <w:t>，Zaitsev</w:t>
+        <w:t>异丁烯</w:t>
+      </w:r>
+      <w:r>
+        <w:rPr>
+          <w:rFonts w:hint="eastAsia" w:ascii="Times New Roman" w:hAnsi="Times New Roman" w:eastAsia="Times New Roman" w:cs="Times New Roman"/>
+        </w:rPr>
+        <w:t>）,</w:t>
       </w:r>
       <w:r>
         <w:rPr>
@@ -37929,33 +36824,21 @@
       </w:r>
       <w:r>
         <w:rPr>
-          <w:rFonts w:hint="eastAsia" w:ascii="Times New Roman" w:hAnsi="Times New Roman" w:eastAsia="FangSong" w:cs="Times New Roman"/>
-        </w:rPr>
-        <w:t>稳定产物</w:t>
-      </w:r>
-      <w:r>
-        <w:rPr>
-          <w:rFonts w:hint="eastAsia" w:ascii="Times New Roman" w:hAnsi="Times New Roman" w:eastAsia="Times New Roman" w:cs="Times New Roman"/>
-        </w:rPr>
-        <w:t>），E2；</w:t>
-      </w:r>
-      <w:r>
-        <w:rPr>
-          <w:rFonts w:hint="eastAsia" w:ascii="Times New Roman" w:hAnsi="Times New Roman" w:eastAsia="FangSong" w:cs="Times New Roman"/>
-        </w:rPr>
-        <w:t>也可能有少量</w:t>
-      </w:r>
-      <w:r>
-        <w:rPr>
-          <w:rFonts w:ascii="Times New Roman" w:hAnsi="Times New Roman" w:eastAsia="Times New Roman" w:cs="Times New Roman"/>
-        </w:rPr>
-        <w:t xml:space="preserve"> Hofmann </w:t>
-      </w:r>
-      <w:r>
-        <w:rPr>
-          <w:rFonts w:hint="eastAsia" w:ascii="Times New Roman" w:hAnsi="Times New Roman" w:eastAsia="FangSong" w:cs="Times New Roman"/>
-        </w:rPr>
-        <w:t xml:space="preserve">产物</w:t>
+          <w:rFonts w:hint="eastAsia" w:ascii="Times New Roman" w:hAnsi="Times New Roman" w:eastAsia="Times New Roman" w:cs="Times New Roman"/>
+        </w:rPr>
+        <w:t>E1（</w:t>
+      </w:r>
+      <w:r>
+        <w:rPr>
+          <w:rFonts w:hint="eastAsia" w:ascii="Times New Roman" w:hAnsi="Times New Roman" w:eastAsia="FangSong" w:cs="Times New Roman"/>
+        </w:rPr>
+        <w:t>高温推消除</w:t>
+      </w:r>
+      <w:r>
+        <w:rPr>
+          <w:rFonts w:hint="eastAsia" w:ascii="Times New Roman" w:hAnsi="Times New Roman" w:eastAsia="Times New Roman" w:cs="Times New Roman"/>
+        </w:rPr>
+        <w:t>）；(c)</w:t>
       </w:r>
       <w:r>
         <w:rPr>
@@ -37967,82 +36850,69 @@
         <w:rPr>
           <w:rFonts w:hint="eastAsia" w:ascii="Times New Roman" w:hAnsi="Times New Roman" w:eastAsia="Times New Roman" w:cs="Times New Roman"/>
         </w:rPr>
-        <w:t>2,3-</w:t>
-      </w:r>
-      <w:r>
-        <w:rPr>
-          <w:rFonts w:hint="eastAsia" w:ascii="Times New Roman" w:hAnsi="Times New Roman" w:eastAsia="FangSong" w:cs="Times New Roman"/>
-        </w:rPr>
-        <w:t>二甲基</w:t>
-      </w:r>
-      <w:r>
-        <w:rPr>
-          <w:rFonts w:hint="eastAsia" w:ascii="Times New Roman" w:hAnsi="Times New Roman" w:eastAsia="Times New Roman" w:cs="Times New Roman"/>
-        </w:rPr>
-        <w:t>-1-</w:t>
-      </w:r>
-      <w:r>
-        <w:rPr>
-          <w:rFonts w:hint="eastAsia" w:ascii="Times New Roman" w:hAnsi="Times New Roman" w:eastAsia="FangSong" w:cs="Times New Roman"/>
-        </w:rPr>
-        <w:t>戊烯</w:t>
-      </w:r>
-      <w:r>
-        <w:rPr>
-          <w:rFonts w:hint="eastAsia" w:ascii="Times New Roman" w:hAnsi="Times New Roman" w:eastAsia="Times New Roman" w:cs="Times New Roman"/>
-        </w:rPr>
-        <w:t>。</w:t>
-      </w:r>
-    </w:p>
-    <w:p>
-      <w:pPr>
-        <w:pStyle w:val="Compact"/>
-        <w:numPr>
-          <w:ilvl w:val="1"/>
-          <w:numId w:val="1035"/>
-        </w:numPr>
-      </w:pPr>
-      <w:r>
-        <w:rPr>
-          <w:rFonts w:ascii="Times New Roman" w:hAnsi="Times New Roman" w:eastAsia="Times New Roman" w:cs="Times New Roman"/>
-        </w:rPr>
-        <w:t xml:space="preserve">-OH </w:t>
-      </w:r>
-      <w:r>
-        <w:rPr>
-          <w:rFonts w:hint="eastAsia" w:ascii="Times New Roman" w:hAnsi="Times New Roman" w:eastAsia="FangSong" w:cs="Times New Roman"/>
-        </w:rPr>
-        <w:t xml:space="preserve">邻基参与形成环状中间体</w:t>
-      </w:r>
-      <w:r>
-        <w:rPr>
-          <w:rFonts w:ascii="Times New Roman" w:hAnsi="Times New Roman" w:eastAsia="Times New Roman" w:cs="Times New Roman"/>
-        </w:rPr>
-        <w:t xml:space="preserve"> → </w:t>
-      </w:r>
-      <w:r>
-        <w:rPr>
-          <w:rFonts w:hint="eastAsia" w:ascii="Times New Roman" w:hAnsi="Times New Roman" w:eastAsia="FangSong" w:cs="Times New Roman"/>
-        </w:rPr>
-        <w:t xml:space="preserve">两次</w:t>
-      </w:r>
-      <w:r>
-        <w:rPr>
-          <w:rFonts w:ascii="Times New Roman" w:hAnsi="Times New Roman" w:eastAsia="Times New Roman" w:cs="Times New Roman"/>
-        </w:rPr>
-        <w:t xml:space="preserve"> SN2 → </w:t>
-      </w:r>
-      <w:r>
-        <w:rPr>
-          <w:rFonts w:hint="eastAsia" w:ascii="Times New Roman" w:hAnsi="Times New Roman" w:eastAsia="FangSong" w:cs="Times New Roman"/>
-        </w:rPr>
-        <w:t>构型保持的取代产物</w:t>
-      </w:r>
-      <w:r>
-        <w:rPr>
-          <w:rFonts w:hint="eastAsia" w:ascii="Times New Roman" w:hAnsi="Times New Roman" w:eastAsia="Times New Roman" w:cs="Times New Roman"/>
-        </w:rPr>
-        <w:t>。</w:t>
+        <w:t>CH</w:t>
+      </w:r>
+      <w:r>
+        <w:rPr>
+          <w:rFonts w:hint="eastAsia" w:ascii="Times New Roman" w:hAnsi="Times New Roman" w:eastAsia="Times New Roman" w:cs="Times New Roman"/>
+          <w:vertAlign w:val="subscript"/>
+        </w:rPr>
+        <w:t>3</w:t>
+      </w:r>
+      <w:r>
+        <w:rPr>
+          <w:rFonts w:hint="eastAsia" w:ascii="Times New Roman" w:hAnsi="Times New Roman" w:eastAsia="Times New Roman" w:cs="Times New Roman"/>
+        </w:rPr>
+        <w:t>CH=CH</w:t>
+      </w:r>
+      <w:r>
+        <w:rPr>
+          <w:rFonts w:hint="eastAsia" w:ascii="Times New Roman" w:hAnsi="Times New Roman" w:eastAsia="Times New Roman" w:cs="Times New Roman"/>
+          <w:vertAlign w:val="subscript"/>
+        </w:rPr>
+        <w:t>2</w:t>
+      </w:r>
+      <w:r>
+        <w:rPr>
+          <w:rFonts w:hint="eastAsia" w:ascii="Times New Roman" w:hAnsi="Times New Roman" w:eastAsia="Times New Roman" w:cs="Times New Roman"/>
+        </w:rPr>
+        <w:t>（</w:t>
+      </w:r>
+      <w:r>
+        <w:rPr>
+          <w:rFonts w:hint="eastAsia" w:ascii="Times New Roman" w:hAnsi="Times New Roman" w:eastAsia="FangSong" w:cs="Times New Roman"/>
+        </w:rPr>
+        <w:t>丙烯</w:t>
+      </w:r>
+      <w:r>
+        <w:rPr>
+          <w:rFonts w:hint="eastAsia" w:ascii="Times New Roman" w:hAnsi="Times New Roman" w:eastAsia="Times New Roman" w:cs="Times New Roman"/>
+        </w:rPr>
+        <w:t>）,</w:t>
+      </w:r>
+      <w:r>
+        <w:rPr>
+          <w:rFonts w:ascii="Times New Roman" w:hAnsi="Times New Roman" w:eastAsia="Times New Roman" w:cs="Times New Roman"/>
+        </w:rPr>
+        <w:t xml:space="preserve"> </w:t>
+      </w:r>
+      <w:r>
+        <w:rPr>
+          <w:rFonts w:hint="eastAsia" w:ascii="Times New Roman" w:hAnsi="Times New Roman" w:eastAsia="Times New Roman" w:cs="Times New Roman"/>
+        </w:rPr>
+        <w:t>E2（</w:t>
+      </w:r>
+      <w:r>
+        <w:rPr>
+          <w:rFonts w:hint="eastAsia" w:ascii="Times New Roman" w:hAnsi="Times New Roman" w:eastAsia="FangSong" w:cs="Times New Roman"/>
+        </w:rPr>
+        <w:t>大位阻碱</w:t>
+      </w:r>
+      <w:r>
+        <w:rPr>
+          <w:rFonts w:hint="eastAsia" w:ascii="Times New Roman" w:hAnsi="Times New Roman" w:eastAsia="Times New Roman" w:cs="Times New Roman"/>
+        </w:rPr>
+        <w:t>）</w:t>
       </w:r>
     </w:p>
     <w:p>
@@ -38050,39 +36920,271 @@
         <w:pStyle w:val="Compact"/>
         <w:numPr>
           <w:ilvl w:val="0"/>
-          <w:numId w:val="1033"/>
+          <w:numId w:val="1034"/>
         </w:numPr>
       </w:pPr>
       <w:r>
         <w:rPr>
           <w:rFonts w:hint="eastAsia" w:ascii="Times New Roman" w:hAnsi="Times New Roman" w:eastAsia="Times New Roman" w:cs="Times New Roman"/>
         </w:rPr>
-        <w:t>A：2-</w:t>
-      </w:r>
-      <w:r>
-        <w:rPr>
-          <w:rFonts w:hint="eastAsia" w:ascii="Times New Roman" w:hAnsi="Times New Roman" w:eastAsia="FangSong" w:cs="Times New Roman"/>
-        </w:rPr>
-        <w:t>溴丁烷</w:t>
-      </w:r>
-      <w:r>
-        <w:rPr>
-          <w:rFonts w:hint="eastAsia" w:ascii="Times New Roman" w:hAnsi="Times New Roman" w:eastAsia="Times New Roman" w:cs="Times New Roman"/>
-        </w:rPr>
-        <w:t>（CH</w:t>
+        <w:t>E（</w:t>
+      </w:r>
+      <w:r>
+        <w:rPr>
+          <w:rFonts w:hint="eastAsia" w:ascii="Times New Roman" w:hAnsi="Times New Roman" w:eastAsia="FangSong" w:cs="Times New Roman"/>
+        </w:rPr>
+        <w:t>苄基</w:t>
+      </w:r>
+      <w:r>
+        <w:rPr>
+          <w:rFonts w:hint="eastAsia" w:ascii="Times New Roman" w:hAnsi="Times New Roman" w:eastAsia="Times New Roman" w:cs="Times New Roman"/>
+        </w:rPr>
+        <w:t>，π</w:t>
+      </w:r>
+      <w:r>
+        <w:rPr>
+          <w:rFonts w:ascii="Times New Roman" w:hAnsi="Times New Roman" w:eastAsia="Times New Roman" w:cs="Times New Roman"/>
+        </w:rPr>
+        <w:t xml:space="preserve"> </w:t>
+      </w:r>
+      <w:r>
+        <w:rPr>
+          <w:rFonts w:hint="eastAsia" w:ascii="Times New Roman" w:hAnsi="Times New Roman" w:eastAsia="FangSong" w:cs="Times New Roman"/>
+        </w:rPr>
+        <w:t>稳定过渡态</w:t>
+      </w:r>
+      <w:r>
+        <w:rPr>
+          <w:rFonts w:hint="eastAsia" w:ascii="Times New Roman" w:hAnsi="Times New Roman" w:eastAsia="Times New Roman" w:cs="Times New Roman"/>
+        </w:rPr>
+        <w:t>）&gt;</w:t>
+      </w:r>
+      <w:r>
+        <w:rPr>
+          <w:rFonts w:ascii="Times New Roman" w:hAnsi="Times New Roman" w:eastAsia="Times New Roman" w:cs="Times New Roman"/>
+        </w:rPr>
+        <w:t xml:space="preserve"> A &gt; D &gt; B &gt; C</w:t>
+      </w:r>
+    </w:p>
+    <w:p>
+      <w:pPr>
+        <w:pStyle w:val="Compact"/>
+        <w:numPr>
+          <w:ilvl w:val="0"/>
+          <w:numId w:val="1034"/>
+        </w:numPr>
+      </w:pPr>
+      <w:r>
+        <w:rPr>
+          <w:rFonts w:hint="eastAsia" w:ascii="Times New Roman" w:hAnsi="Times New Roman" w:eastAsia="FangSong" w:cs="Times New Roman"/>
+        </w:rPr>
+        <w:t>错误</w:t>
+      </w:r>
+      <w:r>
+        <w:rPr>
+          <w:rFonts w:hint="eastAsia" w:ascii="Times New Roman" w:hAnsi="Times New Roman" w:eastAsia="Times New Roman" w:cs="Times New Roman"/>
+        </w:rPr>
+        <w:t>。DMSO</w:t>
+      </w:r>
+      <w:r>
+        <w:rPr>
+          <w:rFonts w:ascii="Times New Roman" w:hAnsi="Times New Roman" w:eastAsia="Times New Roman" w:cs="Times New Roman"/>
+        </w:rPr>
+        <w:t xml:space="preserve"> </w:t>
+      </w:r>
+      <w:r>
+        <w:rPr>
+          <w:rFonts w:hint="eastAsia" w:ascii="Times New Roman" w:hAnsi="Times New Roman" w:eastAsia="FangSong" w:cs="Times New Roman"/>
+        </w:rPr>
+        <w:t xml:space="preserve">是</w:t>
+      </w:r>
+      <w:r>
+        <w:rPr>
+          <w:rFonts w:hint="eastAsia" w:ascii="Times New Roman" w:hAnsi="Times New Roman" w:eastAsia="FangSong" w:cs="Times New Roman"/>
+          <w:b/>
+          <w:bCs/>
+        </w:rPr>
+        <w:t xml:space="preserve">极性非质子</w:t>
+      </w:r>
+      <w:r>
+        <w:rPr>
+          <w:rFonts w:hint="eastAsia" w:ascii="Times New Roman" w:hAnsi="Times New Roman" w:eastAsia="FangSong" w:cs="Times New Roman"/>
+        </w:rPr>
+        <w:t>溶剂</w:t>
+      </w:r>
+      <w:r>
+        <w:rPr>
+          <w:rFonts w:hint="eastAsia" w:ascii="Times New Roman" w:hAnsi="Times New Roman" w:eastAsia="Times New Roman" w:cs="Times New Roman"/>
+        </w:rPr>
+        <w:t>，</w:t>
+      </w:r>
+      <w:r>
+        <w:rPr>
+          <w:rFonts w:hint="eastAsia" w:ascii="Times New Roman" w:hAnsi="Times New Roman" w:eastAsia="FangSong" w:cs="Times New Roman"/>
+        </w:rPr>
+        <w:t>利于</w:t>
+      </w:r>
+      <w:r>
+        <w:rPr>
+          <w:rFonts w:ascii="Times New Roman" w:hAnsi="Times New Roman" w:eastAsia="Times New Roman" w:cs="Times New Roman"/>
+        </w:rPr>
+        <w:t xml:space="preserve"> </w:t>
+      </w:r>
+      <w:r>
+        <w:rPr>
+          <w:rFonts w:hint="eastAsia" w:ascii="Times New Roman" w:hAnsi="Times New Roman" w:eastAsia="Times New Roman" w:cs="Times New Roman"/>
+        </w:rPr>
+        <w:t>SN2/E2（</w:t>
+      </w:r>
+      <w:r>
+        <w:rPr>
+          <w:rFonts w:hint="eastAsia" w:ascii="Times New Roman" w:hAnsi="Times New Roman" w:eastAsia="FangSong" w:cs="Times New Roman"/>
+        </w:rPr>
+        <w:t>阴离子裸露</w:t>
+      </w:r>
+      <w:r>
+        <w:rPr>
+          <w:rFonts w:hint="eastAsia" w:ascii="Times New Roman" w:hAnsi="Times New Roman" w:eastAsia="Times New Roman" w:cs="Times New Roman"/>
+        </w:rPr>
+        <w:t>），</w:t>
+      </w:r>
+      <w:r>
+        <w:rPr>
+          <w:rFonts w:hint="eastAsia" w:ascii="Times New Roman" w:hAnsi="Times New Roman" w:eastAsia="FangSong" w:cs="Times New Roman"/>
+        </w:rPr>
+        <w:t>不利于</w:t>
+      </w:r>
+      <w:r>
+        <w:rPr>
+          <w:rFonts w:ascii="Times New Roman" w:hAnsi="Times New Roman" w:eastAsia="Times New Roman" w:cs="Times New Roman"/>
+        </w:rPr>
+        <w:t xml:space="preserve"> </w:t>
+      </w:r>
+      <w:r>
+        <w:rPr>
+          <w:rFonts w:hint="eastAsia" w:ascii="Times New Roman" w:hAnsi="Times New Roman" w:eastAsia="Times New Roman" w:cs="Times New Roman"/>
+        </w:rPr>
+        <w:t>SN1（</w:t>
+      </w:r>
+      <w:r>
+        <w:rPr>
+          <w:rFonts w:hint="eastAsia" w:ascii="Times New Roman" w:hAnsi="Times New Roman" w:eastAsia="FangSong" w:cs="Times New Roman"/>
+        </w:rPr>
+        <w:t>不能稳定碳正离子</w:t>
+      </w:r>
+      <w:r>
+        <w:rPr>
+          <w:rFonts w:hint="eastAsia" w:ascii="Times New Roman" w:hAnsi="Times New Roman" w:eastAsia="Times New Roman" w:cs="Times New Roman"/>
+        </w:rPr>
+        <w:t>）。</w:t>
+      </w:r>
+      <w:r>
+        <w:rPr>
+          <w:rFonts w:hint="eastAsia" w:ascii="Times New Roman" w:hAnsi="Times New Roman" w:eastAsia="FangSong" w:cs="Times New Roman"/>
+        </w:rPr>
+        <w:t>极性质子溶剂才利</w:t>
+      </w:r>
+      <w:r>
+        <w:rPr>
+          <w:rFonts w:ascii="Times New Roman" w:hAnsi="Times New Roman" w:eastAsia="Times New Roman" w:cs="Times New Roman"/>
+        </w:rPr>
+        <w:t xml:space="preserve"> SN1。</w:t>
+      </w:r>
+    </w:p>
+    <w:p>
+      <w:pPr>
+        <w:pStyle w:val="Compact"/>
+        <w:numPr>
+          <w:ilvl w:val="0"/>
+          <w:numId w:val="1034"/>
+        </w:numPr>
+      </w:pPr>
+      <w:r>
+        <w:rPr>
+          <w:rFonts w:ascii="Times New Roman" w:hAnsi="Times New Roman" w:eastAsia="Times New Roman" w:cs="Times New Roman"/>
+        </w:rPr>
+        <w:t xml:space="preserve">A </w:t>
+      </w:r>
+      <w:r>
+        <w:rPr>
+          <w:rFonts w:hint="eastAsia" w:ascii="Times New Roman" w:hAnsi="Times New Roman" w:eastAsia="FangSong" w:cs="Times New Roman"/>
+        </w:rPr>
+        <w:t xml:space="preserve">为</w:t>
+      </w:r>
+      <w:r>
+        <w:rPr>
+          <w:rFonts w:ascii="Times New Roman" w:hAnsi="Times New Roman" w:eastAsia="Times New Roman" w:cs="Times New Roman"/>
+        </w:rPr>
+        <w:t xml:space="preserve"> </w:t>
+      </w:r>
+      <w:r>
+        <w:rPr>
+          <w:rFonts w:hint="eastAsia" w:ascii="Times New Roman" w:hAnsi="Times New Roman" w:eastAsia="Times New Roman" w:cs="Times New Roman"/>
+        </w:rPr>
+        <w:t>2-</w:t>
+      </w:r>
+      <w:r>
+        <w:rPr>
+          <w:rFonts w:hint="eastAsia" w:ascii="Times New Roman" w:hAnsi="Times New Roman" w:eastAsia="FangSong" w:cs="Times New Roman"/>
+        </w:rPr>
+        <w:t>溴</w:t>
+      </w:r>
+      <w:r>
+        <w:rPr>
+          <w:rFonts w:hint="eastAsia" w:ascii="Times New Roman" w:hAnsi="Times New Roman" w:eastAsia="Times New Roman" w:cs="Times New Roman"/>
+        </w:rPr>
+        <w:t>-2-</w:t>
+      </w:r>
+      <w:r>
+        <w:rPr>
+          <w:rFonts w:hint="eastAsia" w:ascii="Times New Roman" w:hAnsi="Times New Roman" w:eastAsia="FangSong" w:cs="Times New Roman"/>
+        </w:rPr>
+        <w:t>甲基丁烷</w:t>
+      </w:r>
+      <w:r>
+        <w:rPr>
+          <w:rFonts w:hint="eastAsia" w:ascii="Times New Roman" w:hAnsi="Times New Roman" w:eastAsia="Times New Roman" w:cs="Times New Roman"/>
+        </w:rPr>
+        <w:t>（C</w:t>
       </w:r>
       <w:r>
         <w:rPr>
           <w:rFonts w:hint="eastAsia" w:ascii="Times New Roman" w:hAnsi="Times New Roman" w:eastAsia="Times New Roman" w:cs="Times New Roman"/>
           <w:vertAlign w:val="subscript"/>
         </w:rPr>
+        <w:t>2</w:t>
+      </w:r>
+      <w:r>
+        <w:rPr>
+          <w:rFonts w:hint="eastAsia" w:ascii="Times New Roman" w:hAnsi="Times New Roman" w:eastAsia="Times New Roman" w:cs="Times New Roman"/>
+        </w:rPr>
+        <w:t>H</w:t>
+      </w:r>
+      <w:r>
+        <w:rPr>
+          <w:rFonts w:hint="eastAsia" w:ascii="Times New Roman" w:hAnsi="Times New Roman" w:eastAsia="Times New Roman" w:cs="Times New Roman"/>
+          <w:vertAlign w:val="subscript"/>
+        </w:rPr>
+        <w:t>5</w:t>
+      </w:r>
+      <w:r>
+        <w:rPr>
+          <w:rFonts w:hint="eastAsia" w:ascii="Times New Roman" w:hAnsi="Times New Roman" w:eastAsia="Times New Roman" w:cs="Times New Roman"/>
+        </w:rPr>
+        <w:t>CBr(CH</w:t>
+      </w:r>
+      <w:r>
+        <w:rPr>
+          <w:rFonts w:hint="eastAsia" w:ascii="Times New Roman" w:hAnsi="Times New Roman" w:eastAsia="Times New Roman" w:cs="Times New Roman"/>
+          <w:vertAlign w:val="subscript"/>
+        </w:rPr>
         <w:t>3</w:t>
       </w:r>
       <w:r>
         <w:rPr>
           <w:rFonts w:hint="eastAsia" w:ascii="Times New Roman" w:hAnsi="Times New Roman" w:eastAsia="Times New Roman" w:cs="Times New Roman"/>
         </w:rPr>
-        <w:t>CHBrCH</w:t>
+        <w:t>)</w:t>
       </w:r>
       <w:r>
         <w:rPr>
@@ -38095,20 +37197,569 @@
         <w:rPr>
           <w:rFonts w:hint="eastAsia" w:ascii="Times New Roman" w:hAnsi="Times New Roman" w:eastAsia="Times New Roman" w:cs="Times New Roman"/>
         </w:rPr>
-        <w:t>CH</w:t>
-      </w:r>
-      <w:r>
-        <w:rPr>
-          <w:rFonts w:hint="eastAsia" w:ascii="Times New Roman" w:hAnsi="Times New Roman" w:eastAsia="Times New Roman" w:cs="Times New Roman"/>
+        <w:t>），</w:t>
+      </w:r>
+      <w:r>
+        <w:rPr>
+          <w:rFonts w:hint="eastAsia" w:ascii="Times New Roman" w:hAnsi="Times New Roman" w:eastAsia="FangSong" w:cs="Times New Roman"/>
+        </w:rPr>
+        <w:t>消除得</w:t>
+      </w:r>
+      <w:r>
+        <w:rPr>
+          <w:rFonts w:ascii="Times New Roman" w:hAnsi="Times New Roman" w:eastAsia="Times New Roman" w:cs="Times New Roman"/>
+        </w:rPr>
+        <w:t xml:space="preserve"> </w:t>
+      </w:r>
+      <w:r>
+        <w:rPr>
+          <w:rFonts w:hint="eastAsia" w:ascii="Times New Roman" w:hAnsi="Times New Roman" w:eastAsia="Times New Roman" w:cs="Times New Roman"/>
+        </w:rPr>
+        <w:t>2-</w:t>
+      </w:r>
+      <w:r>
+        <w:rPr>
+          <w:rFonts w:hint="eastAsia" w:ascii="Times New Roman" w:hAnsi="Times New Roman" w:eastAsia="FangSong" w:cs="Times New Roman"/>
+        </w:rPr>
+        <w:t>甲基</w:t>
+      </w:r>
+      <w:r>
+        <w:rPr>
+          <w:rFonts w:hint="eastAsia" w:ascii="Times New Roman" w:hAnsi="Times New Roman" w:eastAsia="Times New Roman" w:cs="Times New Roman"/>
+        </w:rPr>
+        <w:t>-2-</w:t>
+      </w:r>
+      <w:r>
+        <w:rPr>
+          <w:rFonts w:hint="eastAsia" w:ascii="Times New Roman" w:hAnsi="Times New Roman" w:eastAsia="FangSong" w:cs="Times New Roman"/>
+        </w:rPr>
+        <w:t>丁烯</w:t>
+      </w:r>
+      <w:r>
+        <w:rPr>
+          <w:rFonts w:hint="eastAsia" w:ascii="Times New Roman" w:hAnsi="Times New Roman" w:eastAsia="Times New Roman" w:cs="Times New Roman"/>
+        </w:rPr>
+        <w:t>（</w:t>
+      </w:r>
+      <w:r>
+        <w:rPr>
+          <w:rFonts w:hint="eastAsia" w:ascii="Times New Roman" w:hAnsi="Times New Roman" w:eastAsia="FangSong" w:cs="Times New Roman"/>
+        </w:rPr>
+        <w:t>臭氧化得乙醛</w:t>
+      </w:r>
+      <w:r>
+        <w:rPr>
+          <w:rFonts w:hint="eastAsia" w:ascii="Times New Roman" w:hAnsi="Times New Roman" w:eastAsia="Times New Roman" w:cs="Times New Roman"/>
+        </w:rPr>
+        <w:t>+</w:t>
+      </w:r>
+      <w:r>
+        <w:rPr>
+          <w:rFonts w:hint="eastAsia" w:ascii="Times New Roman" w:hAnsi="Times New Roman" w:eastAsia="FangSong" w:cs="Times New Roman"/>
+        </w:rPr>
+        <w:t>丙酮</w:t>
+      </w:r>
+      <w:r>
+        <w:rPr>
+          <w:rFonts w:hint="eastAsia" w:ascii="Times New Roman" w:hAnsi="Times New Roman" w:eastAsia="Times New Roman" w:cs="Times New Roman"/>
+        </w:rPr>
+        <w:t>）。</w:t>
+      </w:r>
+      <w:r>
+        <w:rPr>
+          <w:rFonts w:hint="eastAsia" w:ascii="Times New Roman" w:hAnsi="Times New Roman" w:eastAsia="FangSong" w:cs="Times New Roman"/>
+        </w:rPr>
+        <w:t>机理</w:t>
+      </w:r>
+      <w:r>
+        <w:rPr>
+          <w:rFonts w:hint="eastAsia" w:ascii="Times New Roman" w:hAnsi="Times New Roman" w:eastAsia="Times New Roman" w:cs="Times New Roman"/>
+        </w:rPr>
+        <w:t>：E2。</w:t>
+      </w:r>
+    </w:p>
+    <w:p>
+      <w:pPr>
+        <w:pStyle w:val="Compact"/>
+        <w:numPr>
+          <w:ilvl w:val="0"/>
+          <w:numId w:val="1034"/>
+        </w:numPr>
+      </w:pPr>
+      <w:r>
+        <w:rPr>
+          <w:rFonts w:hint="eastAsia" w:ascii="Times New Roman" w:hAnsi="Times New Roman" w:eastAsia="Times New Roman" w:cs="Times New Roman"/>
+        </w:rPr>
+        <w:t>(S)-2-</w:t>
+      </w:r>
+      <w:r>
+        <w:rPr>
+          <w:rFonts w:hint="eastAsia" w:ascii="Times New Roman" w:hAnsi="Times New Roman" w:eastAsia="FangSong" w:cs="Times New Roman"/>
+        </w:rPr>
+        <w:t>丁醇</w:t>
+      </w:r>
+      <w:r>
+        <w:rPr>
+          <w:rFonts w:hint="eastAsia" w:ascii="Times New Roman" w:hAnsi="Times New Roman" w:eastAsia="Times New Roman" w:cs="Times New Roman"/>
+        </w:rPr>
+        <w:t>，SN2</w:t>
+      </w:r>
+      <w:r>
+        <w:rPr>
+          <w:rFonts w:ascii="Times New Roman" w:hAnsi="Times New Roman" w:eastAsia="Times New Roman" w:cs="Times New Roman"/>
+        </w:rPr>
+        <w:t xml:space="preserve"> </w:t>
+      </w:r>
+      <w:r>
+        <w:rPr>
+          <w:rFonts w:hint="eastAsia" w:ascii="Times New Roman" w:hAnsi="Times New Roman" w:eastAsia="FangSong" w:cs="Times New Roman"/>
+        </w:rPr>
+        <w:t>导致构型完全翻转</w:t>
+      </w:r>
+      <w:r>
+        <w:rPr>
+          <w:rFonts w:hint="eastAsia" w:ascii="Times New Roman" w:hAnsi="Times New Roman" w:eastAsia="Times New Roman" w:cs="Times New Roman"/>
+        </w:rPr>
+        <w:t>。</w:t>
+      </w:r>
+    </w:p>
+    <w:p>
+      <w:pPr>
+        <w:pStyle w:val="Compact"/>
+        <w:numPr>
+          <w:ilvl w:val="0"/>
+          <w:numId w:val="1034"/>
+        </w:numPr>
+      </w:pPr>
+      <w:r>
+        <w:rPr>
+          <w:rFonts w:hint="eastAsia" w:ascii="Times New Roman" w:hAnsi="Times New Roman" w:eastAsia="Times New Roman" w:cs="Times New Roman"/>
+        </w:rPr>
+        <w:t>4-</w:t>
+      </w:r>
+      <w:r>
+        <w:rPr>
+          <w:rFonts w:hint="eastAsia" w:ascii="Times New Roman" w:hAnsi="Times New Roman" w:eastAsia="FangSong" w:cs="Times New Roman"/>
+        </w:rPr>
+        <w:t>叔丁基环己烯</w:t>
+      </w:r>
+      <w:r>
+        <w:rPr>
+          <w:rFonts w:hint="eastAsia" w:ascii="Times New Roman" w:hAnsi="Times New Roman" w:eastAsia="Times New Roman" w:cs="Times New Roman"/>
+        </w:rPr>
+        <w:t>。t-Bu</w:t>
+      </w:r>
+      <w:r>
+        <w:rPr>
+          <w:rFonts w:ascii="Times New Roman" w:hAnsi="Times New Roman" w:eastAsia="Times New Roman" w:cs="Times New Roman"/>
+        </w:rPr>
+        <w:t xml:space="preserve"> </w:t>
+      </w:r>
+      <w:r>
+        <w:rPr>
+          <w:rFonts w:hint="eastAsia" w:ascii="Times New Roman" w:hAnsi="Times New Roman" w:eastAsia="FangSong" w:cs="Times New Roman"/>
+        </w:rPr>
+        <w:t xml:space="preserve">在</w:t>
+      </w:r>
+      <w:r>
+        <w:rPr>
+          <w:rFonts w:ascii="Times New Roman" w:hAnsi="Times New Roman" w:eastAsia="Times New Roman" w:cs="Times New Roman"/>
+        </w:rPr>
+        <w:t xml:space="preserve"> e </w:t>
+      </w:r>
+      <w:r>
+        <w:rPr>
+          <w:rFonts w:hint="eastAsia" w:ascii="Times New Roman" w:hAnsi="Times New Roman" w:eastAsia="FangSong" w:cs="Times New Roman"/>
+        </w:rPr>
+        <w:t>键</w:t>
+      </w:r>
+      <w:r>
+        <w:rPr>
+          <w:rFonts w:hint="eastAsia" w:ascii="Times New Roman" w:hAnsi="Times New Roman" w:eastAsia="Times New Roman" w:cs="Times New Roman"/>
+        </w:rPr>
+        <w:t>，Br</w:t>
+      </w:r>
+      <w:r>
+        <w:rPr>
+          <w:rFonts w:ascii="Times New Roman" w:hAnsi="Times New Roman" w:eastAsia="Times New Roman" w:cs="Times New Roman"/>
+        </w:rPr>
+        <w:t xml:space="preserve"> </w:t>
+      </w:r>
+      <w:r>
+        <w:rPr>
+          <w:rFonts w:hint="eastAsia" w:ascii="Times New Roman" w:hAnsi="Times New Roman" w:eastAsia="FangSong" w:cs="Times New Roman"/>
+        </w:rPr>
+        <w:t xml:space="preserve">在</w:t>
+      </w:r>
+      <w:r>
+        <w:rPr>
+          <w:rFonts w:ascii="Times New Roman" w:hAnsi="Times New Roman" w:eastAsia="Times New Roman" w:cs="Times New Roman"/>
+        </w:rPr>
+        <w:t xml:space="preserve"> a </w:t>
+      </w:r>
+      <w:r>
+        <w:rPr>
+          <w:rFonts w:hint="eastAsia" w:ascii="Times New Roman" w:hAnsi="Times New Roman" w:eastAsia="FangSong" w:cs="Times New Roman"/>
+        </w:rPr>
+        <w:t>键</w:t>
+      </w:r>
+      <w:r>
+        <w:rPr>
+          <w:rFonts w:hint="eastAsia" w:ascii="Times New Roman" w:hAnsi="Times New Roman" w:eastAsia="Times New Roman" w:cs="Times New Roman"/>
+        </w:rPr>
+        <w:t>（</w:t>
+      </w:r>
+      <w:r>
+        <w:rPr>
+          <w:rFonts w:hint="eastAsia" w:ascii="Times New Roman" w:hAnsi="Times New Roman" w:eastAsia="FangSong" w:cs="Times New Roman"/>
+        </w:rPr>
+        <w:t>反式</w:t>
+      </w:r>
+      <w:r>
+        <w:rPr>
+          <w:rFonts w:hint="eastAsia" w:ascii="Times New Roman" w:hAnsi="Times New Roman" w:eastAsia="Times New Roman" w:cs="Times New Roman"/>
+        </w:rPr>
+        <w:t>→</w:t>
+      </w:r>
+      <w:r>
+        <w:rPr>
+          <w:rFonts w:hint="eastAsia" w:ascii="Times New Roman" w:hAnsi="Times New Roman" w:eastAsia="FangSong" w:cs="Times New Roman"/>
+        </w:rPr>
+        <w:t>双轴</w:t>
+      </w:r>
+      <w:r>
+        <w:rPr>
+          <w:rFonts w:hint="eastAsia" w:ascii="Times New Roman" w:hAnsi="Times New Roman" w:eastAsia="Times New Roman" w:cs="Times New Roman"/>
+        </w:rPr>
+        <w:t>），</w:t>
+      </w:r>
+      <w:r>
+        <w:rPr>
+          <w:rFonts w:hint="eastAsia" w:ascii="Times New Roman" w:hAnsi="Times New Roman" w:eastAsia="FangSong" w:cs="Times New Roman"/>
+        </w:rPr>
+        <w:t>邻位</w:t>
+      </w:r>
+      <w:r>
+        <w:rPr>
+          <w:rFonts w:ascii="Times New Roman" w:hAnsi="Times New Roman" w:eastAsia="Times New Roman" w:cs="Times New Roman"/>
+        </w:rPr>
+        <w:t xml:space="preserve"> C</w:t>
+      </w:r>
+      <w:r>
+        <w:rPr>
+          <w:rFonts w:ascii="Times New Roman" w:hAnsi="Times New Roman" w:eastAsia="Times New Roman" w:cs="Times New Roman"/>
           <w:vertAlign w:val="subscript"/>
         </w:rPr>
+        <w:t>2</w:t>
+      </w:r>
+      <w:r>
+        <w:rPr>
+          <w:rFonts w:ascii="Times New Roman" w:hAnsi="Times New Roman" w:eastAsia="Times New Roman" w:cs="Times New Roman"/>
+        </w:rPr>
+        <w:t>/C</w:t>
+      </w:r>
+      <w:r>
+        <w:rPr>
+          <w:rFonts w:ascii="Times New Roman" w:hAnsi="Times New Roman" w:eastAsia="Times New Roman" w:cs="Times New Roman"/>
+          <w:vertAlign w:val="subscript"/>
+        </w:rPr>
+        <w:t>6</w:t>
+      </w:r>
+      <w:r>
+        <w:rPr>
+          <w:rFonts w:ascii="Times New Roman" w:hAnsi="Times New Roman" w:eastAsia="Times New Roman" w:cs="Times New Roman"/>
+        </w:rPr>
+        <w:t xml:space="preserve"> </w:t>
+      </w:r>
+      <w:r>
+        <w:rPr>
+          <w:rFonts w:hint="eastAsia" w:ascii="Times New Roman" w:hAnsi="Times New Roman" w:eastAsia="FangSong" w:cs="Times New Roman"/>
+        </w:rPr>
+        <w:t xml:space="preserve">上</w:t>
+      </w:r>
+      <w:r>
+        <w:rPr>
+          <w:rFonts w:ascii="Times New Roman" w:hAnsi="Times New Roman" w:eastAsia="Times New Roman" w:cs="Times New Roman"/>
+        </w:rPr>
+        <w:t xml:space="preserve"> a-H </w:t>
+      </w:r>
+      <w:r>
+        <w:rPr>
+          <w:rFonts w:hint="eastAsia" w:ascii="Times New Roman" w:hAnsi="Times New Roman" w:eastAsia="FangSong" w:cs="Times New Roman"/>
+        </w:rPr>
+        <w:t xml:space="preserve">与</w:t>
+      </w:r>
+      <w:r>
+        <w:rPr>
+          <w:rFonts w:ascii="Times New Roman" w:hAnsi="Times New Roman" w:eastAsia="Times New Roman" w:cs="Times New Roman"/>
+        </w:rPr>
+        <w:t xml:space="preserve"> Br </w:t>
+      </w:r>
+      <w:r>
+        <w:rPr>
+          <w:rFonts w:hint="eastAsia" w:ascii="Times New Roman" w:hAnsi="Times New Roman" w:eastAsia="FangSong" w:cs="Times New Roman"/>
+        </w:rPr>
+        <w:t xml:space="preserve">反式共平面</w:t>
+      </w:r>
+      <w:r>
+        <w:rPr>
+          <w:rFonts w:ascii="Times New Roman" w:hAnsi="Times New Roman" w:eastAsia="Times New Roman" w:cs="Times New Roman"/>
+        </w:rPr>
+        <w:t xml:space="preserve"> → E2 </w:t>
+      </w:r>
+      <w:r>
+        <w:rPr>
+          <w:rFonts w:hint="eastAsia" w:ascii="Times New Roman" w:hAnsi="Times New Roman" w:eastAsia="FangSong" w:cs="Times New Roman"/>
+        </w:rPr>
+        <w:t>消除</w:t>
+      </w:r>
+      <w:r>
+        <w:rPr>
+          <w:rFonts w:hint="eastAsia" w:ascii="Times New Roman" w:hAnsi="Times New Roman" w:eastAsia="Times New Roman" w:cs="Times New Roman"/>
+        </w:rPr>
+        <w:t>。t-BuOK</w:t>
+      </w:r>
+      <w:r>
+        <w:rPr>
+          <w:rFonts w:ascii="Times New Roman" w:hAnsi="Times New Roman" w:eastAsia="Times New Roman" w:cs="Times New Roman"/>
+        </w:rPr>
+        <w:t xml:space="preserve"> </w:t>
+      </w:r>
+      <w:r>
+        <w:rPr>
+          <w:rFonts w:hint="eastAsia" w:ascii="Times New Roman" w:hAnsi="Times New Roman" w:eastAsia="FangSong" w:cs="Times New Roman"/>
+        </w:rPr>
+        <w:t>为大位阻碱</w:t>
+      </w:r>
+      <w:r>
+        <w:rPr>
+          <w:rFonts w:hint="eastAsia" w:ascii="Times New Roman" w:hAnsi="Times New Roman" w:eastAsia="Times New Roman" w:cs="Times New Roman"/>
+        </w:rPr>
+        <w:t>，</w:t>
+      </w:r>
+      <w:r>
+        <w:rPr>
+          <w:rFonts w:hint="eastAsia" w:ascii="Times New Roman" w:hAnsi="Times New Roman" w:eastAsia="FangSong" w:cs="Times New Roman"/>
+        </w:rPr>
+        <w:t>但该底物只有一种烯烃产物</w:t>
+      </w:r>
+      <w:r>
+        <w:rPr>
+          <w:rFonts w:hint="eastAsia" w:ascii="Times New Roman" w:hAnsi="Times New Roman" w:eastAsia="Times New Roman" w:cs="Times New Roman"/>
+        </w:rPr>
+        <w:t>（4-</w:t>
+      </w:r>
+      <w:r>
+        <w:rPr>
+          <w:rFonts w:hint="eastAsia" w:ascii="Times New Roman" w:hAnsi="Times New Roman" w:eastAsia="FangSong" w:cs="Times New Roman"/>
+        </w:rPr>
+        <w:t>叔丁基环己烯</w:t>
+      </w:r>
+      <w:r>
+        <w:rPr>
+          <w:rFonts w:hint="eastAsia" w:ascii="Times New Roman" w:hAnsi="Times New Roman" w:eastAsia="Times New Roman" w:cs="Times New Roman"/>
+        </w:rPr>
+        <w:t>）。</w:t>
+      </w:r>
+    </w:p>
+    <w:p>
+      <w:pPr>
+        <w:pStyle w:val="Compact"/>
+        <w:numPr>
+          <w:ilvl w:val="0"/>
+          <w:numId w:val="1034"/>
+        </w:numPr>
+      </w:pPr>
+      <w:r>
+        <w:rPr>
+          <w:rFonts w:ascii="Times New Roman" w:hAnsi="Times New Roman" w:eastAsia="Times New Roman" w:cs="Times New Roman"/>
+        </w:rPr>
+        <w:t xml:space="preserve">DMSO </w:t>
+      </w:r>
+      <w:r>
+        <w:rPr>
+          <w:rFonts w:hint="eastAsia" w:ascii="Times New Roman" w:hAnsi="Times New Roman" w:eastAsia="FangSong" w:cs="Times New Roman"/>
+        </w:rPr>
+        <w:t>是极性非质子溶剂</w:t>
+      </w:r>
+      <w:r>
+        <w:rPr>
+          <w:rFonts w:hint="eastAsia" w:ascii="Times New Roman" w:hAnsi="Times New Roman" w:eastAsia="Times New Roman" w:cs="Times New Roman"/>
+        </w:rPr>
+        <w:t>，</w:t>
+      </w:r>
+      <w:r>
+        <w:rPr>
+          <w:rFonts w:hint="eastAsia" w:ascii="Times New Roman" w:hAnsi="Times New Roman" w:eastAsia="FangSong" w:cs="Times New Roman"/>
+        </w:rPr>
+        <w:t>不包裹</w:t>
+      </w:r>
+      <w:r>
+        <w:rPr>
+          <w:rFonts w:ascii="Times New Roman" w:hAnsi="Times New Roman" w:eastAsia="Times New Roman" w:cs="Times New Roman"/>
+        </w:rPr>
+        <w:t xml:space="preserve"> OH</w:t>
+      </w:r>
+      <w:r>
+        <w:rPr>
+          <w:rFonts w:ascii="Times New Roman" w:hAnsi="Times New Roman" w:eastAsia="Times New Roman" w:cs="Times New Roman"/>
+          <w:vertAlign w:val="superscript"/>
+        </w:rPr>
+        <w:t>-</w:t>
+      </w:r>
+      <w:r>
+        <w:rPr>
+          <w:rFonts w:ascii="Times New Roman" w:hAnsi="Times New Roman" w:eastAsia="Times New Roman" w:cs="Times New Roman"/>
+        </w:rPr>
+        <w:t xml:space="preserve"> </w:t>
+      </w:r>
+      <w:r>
+        <w:rPr>
+          <w:rFonts w:hint="eastAsia" w:ascii="Times New Roman" w:hAnsi="Times New Roman" w:eastAsia="FangSong" w:cs="Times New Roman"/>
+        </w:rPr>
+        <w:t>阴离子</w:t>
+      </w:r>
+      <w:r>
+        <w:rPr>
+          <w:rFonts w:hint="eastAsia" w:ascii="Times New Roman" w:hAnsi="Times New Roman" w:eastAsia="Times New Roman" w:cs="Times New Roman"/>
+        </w:rPr>
+        <w:t>，</w:t>
+      </w:r>
+      <w:r>
+        <w:rPr>
+          <w:rFonts w:hint="eastAsia" w:ascii="Times New Roman" w:hAnsi="Times New Roman" w:eastAsia="FangSong" w:cs="Times New Roman"/>
+        </w:rPr>
+        <w:t>使亲核试剂</w:t>
+      </w:r>
+      <w:r>
+        <w:rPr>
+          <w:rFonts w:hint="eastAsia" w:ascii="Times New Roman" w:hAnsi="Times New Roman" w:eastAsia="Times New Roman" w:cs="Times New Roman"/>
+        </w:rPr>
+        <w:t>”</w:t>
+      </w:r>
+      <w:r>
+        <w:rPr>
+          <w:rFonts w:hint="eastAsia" w:ascii="Times New Roman" w:hAnsi="Times New Roman" w:eastAsia="FangSong" w:cs="Times New Roman"/>
+        </w:rPr>
+        <w:t>裸露</w:t>
+      </w:r>
+      <w:r>
+        <w:rPr>
+          <w:rFonts w:hint="eastAsia" w:ascii="Times New Roman" w:hAnsi="Times New Roman" w:eastAsia="Times New Roman" w:cs="Times New Roman"/>
+        </w:rPr>
+        <w:t>”，SN2</w:t>
+      </w:r>
+      <w:r>
+        <w:rPr>
+          <w:rFonts w:ascii="Times New Roman" w:hAnsi="Times New Roman" w:eastAsia="Times New Roman" w:cs="Times New Roman"/>
+        </w:rPr>
+        <w:t xml:space="preserve"> </w:t>
+      </w:r>
+      <w:r>
+        <w:rPr>
+          <w:rFonts w:hint="eastAsia" w:ascii="Times New Roman" w:hAnsi="Times New Roman" w:eastAsia="FangSong" w:cs="Times New Roman"/>
+        </w:rPr>
+        <w:t xml:space="preserve">速率比在</w:t>
+      </w:r>
+      <w:r>
+        <w:rPr>
+          <w:rFonts w:ascii="Times New Roman" w:hAnsi="Times New Roman" w:eastAsia="Times New Roman" w:cs="Times New Roman"/>
+        </w:rPr>
+        <w:t xml:space="preserve"> </w:t>
+      </w:r>
+      <w:r>
+        <w:rPr>
+          <w:rFonts w:hint="eastAsia" w:ascii="Times New Roman" w:hAnsi="Times New Roman" w:eastAsia="Times New Roman" w:cs="Times New Roman"/>
+        </w:rPr>
+        <w:t>H</w:t>
+      </w:r>
+      <w:r>
+        <w:rPr>
+          <w:rFonts w:hint="eastAsia" w:ascii="Times New Roman" w:hAnsi="Times New Roman" w:eastAsia="Times New Roman" w:cs="Times New Roman"/>
+          <w:vertAlign w:val="subscript"/>
+        </w:rPr>
+        <w:t>2</w:t>
+      </w:r>
+      <w:r>
+        <w:rPr>
+          <w:rFonts w:hint="eastAsia" w:ascii="Times New Roman" w:hAnsi="Times New Roman" w:eastAsia="Times New Roman" w:cs="Times New Roman"/>
+        </w:rPr>
+        <w:t>O（</w:t>
+      </w:r>
+      <w:r>
+        <w:rPr>
+          <w:rFonts w:hint="eastAsia" w:ascii="Times New Roman" w:hAnsi="Times New Roman" w:eastAsia="FangSong" w:cs="Times New Roman"/>
+        </w:rPr>
+        <w:t>极性质子</w:t>
+      </w:r>
+      <w:r>
+        <w:rPr>
+          <w:rFonts w:hint="eastAsia" w:ascii="Times New Roman" w:hAnsi="Times New Roman" w:eastAsia="Times New Roman" w:cs="Times New Roman"/>
+        </w:rPr>
+        <w:t>，</w:t>
+      </w:r>
+      <w:r>
+        <w:rPr>
+          <w:rFonts w:hint="eastAsia" w:ascii="Times New Roman" w:hAnsi="Times New Roman" w:eastAsia="FangSong" w:cs="Times New Roman"/>
+        </w:rPr>
+        <w:t>氢键包裹</w:t>
+      </w:r>
+      <w:r>
+        <w:rPr>
+          <w:rFonts w:ascii="Times New Roman" w:hAnsi="Times New Roman" w:eastAsia="Times New Roman" w:cs="Times New Roman"/>
+        </w:rPr>
+        <w:t xml:space="preserve"> </w:t>
+      </w:r>
+      <w:r>
+        <w:rPr>
+          <w:rFonts w:hint="eastAsia" w:ascii="Times New Roman" w:hAnsi="Times New Roman" w:eastAsia="Times New Roman" w:cs="Times New Roman"/>
+        </w:rPr>
+        <w:t>OH</w:t>
+      </w:r>
+      <w:r>
+        <w:rPr>
+          <w:rFonts w:hint="eastAsia" w:ascii="Times New Roman" w:hAnsi="Times New Roman" w:eastAsia="Times New Roman" w:cs="Times New Roman"/>
+          <w:vertAlign w:val="superscript"/>
+        </w:rPr>
+        <w:t>-</w:t>
+      </w:r>
+      <w:r>
+        <w:rPr>
+          <w:rFonts w:hint="eastAsia" w:ascii="Times New Roman" w:hAnsi="Times New Roman" w:eastAsia="Times New Roman" w:cs="Times New Roman"/>
+        </w:rPr>
+        <w:t>）</w:t>
+      </w:r>
+      <w:r>
+        <w:rPr>
+          <w:rFonts w:hint="eastAsia" w:ascii="Times New Roman" w:hAnsi="Times New Roman" w:eastAsia="FangSong" w:cs="Times New Roman"/>
+        </w:rPr>
+        <w:t>中快</w:t>
+      </w:r>
+      <w:r>
+        <w:rPr>
+          <w:rFonts w:ascii="Times New Roman" w:hAnsi="Times New Roman" w:eastAsia="Times New Roman" w:cs="Times New Roman"/>
+        </w:rPr>
+        <w:t xml:space="preserve"> 10</w:t>
+      </w:r>
+      <w:r>
+        <w:rPr>
+          <w:rFonts w:ascii="Times New Roman" w:hAnsi="Times New Roman" w:eastAsia="Times New Roman" w:cs="Times New Roman"/>
+          <w:vertAlign w:val="superscript"/>
+        </w:rPr>
         <w:t>3</w:t>
       </w:r>
       <w:r>
         <w:rPr>
-          <w:rFonts w:hint="eastAsia" w:ascii="Times New Roman" w:hAnsi="Times New Roman" w:eastAsia="Times New Roman" w:cs="Times New Roman"/>
-        </w:rPr>
-        <w:t>）→</w:t>
+          <w:rFonts w:ascii="Times New Roman" w:hAnsi="Times New Roman" w:eastAsia="Times New Roman" w:cs="Times New Roman"/>
+        </w:rPr>
+        <w:t>-10</w:t>
+      </w:r>
+      <w:r>
+        <w:rPr>
+          <w:rFonts w:ascii="Times New Roman" w:hAnsi="Times New Roman" w:eastAsia="Times New Roman" w:cs="Times New Roman"/>
+          <w:vertAlign w:val="superscript"/>
+        </w:rPr>
+        <w:t>5</w:t>
       </w:r>
       <w:r>
         <w:rPr>
@@ -38118,70 +37769,25 @@
       </w:r>
       <w:r>
         <w:rPr>
-          <w:rFonts w:hint="eastAsia" w:ascii="Times New Roman" w:hAnsi="Times New Roman" w:eastAsia="Times New Roman" w:cs="Times New Roman"/>
-        </w:rPr>
-        <w:t>B：2-</w:t>
-      </w:r>
-      <w:r>
-        <w:rPr>
-          <w:rFonts w:hint="eastAsia" w:ascii="Times New Roman" w:hAnsi="Times New Roman" w:eastAsia="FangSong" w:cs="Times New Roman"/>
-        </w:rPr>
-        <w:t>丁烯</w:t>
-      </w:r>
-      <w:r>
-        <w:rPr>
-          <w:rFonts w:hint="eastAsia" w:ascii="Times New Roman" w:hAnsi="Times New Roman" w:eastAsia="Times New Roman" w:cs="Times New Roman"/>
-        </w:rPr>
-        <w:t>（E2，Zaitsev）→</w:t>
-      </w:r>
-      <w:r>
-        <w:rPr>
-          <w:rFonts w:ascii="Times New Roman" w:hAnsi="Times New Roman" w:eastAsia="Times New Roman" w:cs="Times New Roman"/>
-        </w:rPr>
-        <w:t xml:space="preserve"> </w:t>
-      </w:r>
-      <w:r>
-        <w:rPr>
-          <w:rFonts w:hint="eastAsia" w:ascii="Times New Roman" w:hAnsi="Times New Roman" w:eastAsia="Times New Roman" w:cs="Times New Roman"/>
-        </w:rPr>
-        <w:t>C：2-</w:t>
-      </w:r>
-      <w:r>
-        <w:rPr>
-          <w:rFonts w:hint="eastAsia" w:ascii="Times New Roman" w:hAnsi="Times New Roman" w:eastAsia="FangSong" w:cs="Times New Roman"/>
-        </w:rPr>
-        <w:t>溴丁烷</w:t>
-      </w:r>
-      <w:r>
-        <w:rPr>
-          <w:rFonts w:hint="eastAsia" w:ascii="Times New Roman" w:hAnsi="Times New Roman" w:eastAsia="Times New Roman" w:cs="Times New Roman"/>
-        </w:rPr>
-        <w:t>（HBr/ROOR）→</w:t>
-      </w:r>
-      <w:r>
-        <w:rPr>
-          <w:rFonts w:ascii="Times New Roman" w:hAnsi="Times New Roman" w:eastAsia="Times New Roman" w:cs="Times New Roman"/>
-        </w:rPr>
-        <w:t xml:space="preserve"> </w:t>
-      </w:r>
-      <w:r>
-        <w:rPr>
-          <w:rFonts w:hint="eastAsia" w:ascii="Times New Roman" w:hAnsi="Times New Roman" w:eastAsia="Times New Roman" w:cs="Times New Roman"/>
-        </w:rPr>
-        <w:t>D：2-</w:t>
-      </w:r>
-      <w:r>
-        <w:rPr>
-          <w:rFonts w:hint="eastAsia" w:ascii="Times New Roman" w:hAnsi="Times New Roman" w:eastAsia="FangSong" w:cs="Times New Roman"/>
-        </w:rPr>
-        <w:t>丁醇</w:t>
-      </w:r>
-      <w:r>
-        <w:rPr>
-          <w:rFonts w:hint="eastAsia" w:ascii="Times New Roman" w:hAnsi="Times New Roman" w:eastAsia="Times New Roman" w:cs="Times New Roman"/>
-        </w:rPr>
-        <w:t>（SN2）。</w:t>
-      </w:r>
+          <w:rFonts w:hint="eastAsia" w:ascii="Times New Roman" w:hAnsi="Times New Roman" w:eastAsia="FangSong" w:cs="Times New Roman"/>
+        </w:rPr>
+        <w:t>倍</w:t>
+      </w:r>
+      <w:r>
+        <w:rPr>
+          <w:rFonts w:hint="eastAsia" w:ascii="Times New Roman" w:hAnsi="Times New Roman" w:eastAsia="Times New Roman" w:cs="Times New Roman"/>
+        </w:rPr>
+        <w:t>。</w:t>
+      </w:r>
+    </w:p>
+    <w:p>
+      <w:pPr>
+        <w:pStyle w:val="Compact"/>
+        <w:numPr>
+          <w:ilvl w:val="0"/>
+          <w:numId w:val="1034"/>
+        </w:numPr>
+      </w:pPr>
     </w:p>
     <w:p>
       <w:pPr>
@@ -38193,57 +37799,9 @@
       </w:pPr>
       <w:r>
         <w:rPr>
-          <w:rFonts w:hint="eastAsia" w:ascii="Times New Roman" w:hAnsi="Times New Roman" w:eastAsia="Times New Roman" w:cs="Times New Roman"/>
-        </w:rPr>
-        <w:t>B（2-</w:t>
-      </w:r>
-      <w:r>
-        <w:rPr>
-          <w:rFonts w:hint="eastAsia" w:ascii="Times New Roman" w:hAnsi="Times New Roman" w:eastAsia="FangSong" w:cs="Times New Roman"/>
-        </w:rPr>
-        <w:t>丁烯</w:t>
-      </w:r>
-      <w:r>
-        <w:rPr>
-          <w:rFonts w:hint="eastAsia" w:ascii="Times New Roman" w:hAnsi="Times New Roman" w:eastAsia="Times New Roman" w:cs="Times New Roman"/>
-        </w:rPr>
-        <w:t>）</w:t>
-      </w:r>
-      <w:r>
-        <w:rPr>
-          <w:rFonts w:hint="eastAsia" w:ascii="Times New Roman" w:hAnsi="Times New Roman" w:eastAsia="FangSong" w:cs="Times New Roman"/>
-        </w:rPr>
-        <w:t>为对称烯烃</w:t>
-      </w:r>
-      <w:r>
-        <w:rPr>
-          <w:rFonts w:hint="eastAsia" w:ascii="Times New Roman" w:hAnsi="Times New Roman" w:eastAsia="Times New Roman" w:cs="Times New Roman"/>
-        </w:rPr>
-        <w:t>，HBr/</w:t>
-      </w:r>
-      <w:r>
-        <w:rPr>
-          <w:rFonts w:hint="eastAsia" w:ascii="Times New Roman" w:hAnsi="Times New Roman" w:eastAsia="FangSong" w:cs="Times New Roman"/>
-        </w:rPr>
-        <w:t>过氧化物自由基加成时</w:t>
-      </w:r>
-      <w:r>
-        <w:rPr>
-          <w:rFonts w:ascii="Times New Roman" w:hAnsi="Times New Roman" w:eastAsia="Times New Roman" w:cs="Times New Roman"/>
-        </w:rPr>
-        <w:t xml:space="preserve"> H·、Br· </w:t>
-      </w:r>
-      <w:r>
-        <w:rPr>
-          <w:rFonts w:hint="eastAsia" w:ascii="Times New Roman" w:hAnsi="Times New Roman" w:eastAsia="FangSong" w:cs="Times New Roman"/>
-        </w:rPr>
-        <w:t xml:space="preserve">分加两端等价</w:t>
-      </w:r>
-      <w:r>
-        <w:rPr>
-          <w:rFonts w:ascii="Times New Roman" w:hAnsi="Times New Roman" w:eastAsia="Times New Roman" w:cs="Times New Roman"/>
-        </w:rPr>
-        <w:t xml:space="preserve"> →</w:t>
+          <w:rFonts w:hint="eastAsia" w:ascii="Times New Roman" w:hAnsi="Times New Roman" w:eastAsia="FangSong" w:cs="Times New Roman"/>
+        </w:rPr>
+        <w:t xml:space="preserve">主要产物为</w:t>
       </w:r>
       <w:r>
         <w:rPr>
@@ -38253,19 +37811,19 @@
       </w:r>
       <w:r>
         <w:rPr>
-          <w:rFonts w:hint="eastAsia" w:ascii="Times New Roman" w:hAnsi="Times New Roman" w:eastAsia="FangSong" w:cs="Times New Roman"/>
+          <w:rFonts w:hint="eastAsia" w:ascii="Times New Roman" w:hAnsi="Times New Roman" w:eastAsia="Times New Roman" w:cs="Times New Roman"/>
           <w:b/>
           <w:bCs/>
         </w:rPr>
-        <w:t xml:space="preserve">产物仍为</w:t>
-      </w:r>
-      <w:r>
-        <w:rPr>
-          <w:rFonts w:ascii="Times New Roman" w:hAnsi="Times New Roman" w:eastAsia="Times New Roman" w:cs="Times New Roman"/>
+        <w:t>2,3-</w:t>
+      </w:r>
+      <w:r>
+        <w:rPr>
+          <w:rFonts w:hint="eastAsia" w:ascii="Times New Roman" w:hAnsi="Times New Roman" w:eastAsia="FangSong" w:cs="Times New Roman"/>
           <w:b/>
           <w:bCs/>
         </w:rPr>
-        <w:t xml:space="preserve"> </w:t>
+        <w:t>二甲基</w:t>
       </w:r>
       <w:r>
         <w:rPr>
@@ -38273,7 +37831,7 @@
           <w:b/>
           <w:bCs/>
         </w:rPr>
-        <w:t>2-</w:t>
+        <w:t>-2-</w:t>
       </w:r>
       <w:r>
         <w:rPr>
@@ -38281,37 +37839,97 @@
           <w:b/>
           <w:bCs/>
         </w:rPr>
-        <w:t>溴丁烷</w:t>
-      </w:r>
-      <w:r>
-        <w:rPr>
-          <w:rFonts w:hint="eastAsia" w:ascii="Times New Roman" w:hAnsi="Times New Roman" w:eastAsia="Times New Roman" w:cs="Times New Roman"/>
-        </w:rPr>
-        <w:t>，</w:t>
-      </w:r>
-      <w:r>
-        <w:rPr>
-          <w:rFonts w:hint="eastAsia" w:ascii="Times New Roman" w:hAnsi="Times New Roman" w:eastAsia="FangSong" w:cs="Times New Roman"/>
-        </w:rPr>
-        <w:t>不存在</w:t>
-      </w:r>
-      <w:r>
-        <w:rPr>
-          <w:rFonts w:hint="eastAsia" w:ascii="Times New Roman" w:hAnsi="Times New Roman" w:eastAsia="Times New Roman" w:cs="Times New Roman"/>
-        </w:rPr>
-        <w:t>”1-</w:t>
-      </w:r>
-      <w:r>
-        <w:rPr>
-          <w:rFonts w:hint="eastAsia" w:ascii="Times New Roman" w:hAnsi="Times New Roman" w:eastAsia="FangSong" w:cs="Times New Roman"/>
-        </w:rPr>
-        <w:t>溴丁烷</w:t>
-      </w:r>
-      <w:r>
-        <w:rPr>
-          <w:rFonts w:hint="eastAsia" w:ascii="Times New Roman" w:hAnsi="Times New Roman" w:eastAsia="Times New Roman" w:cs="Times New Roman"/>
-        </w:rPr>
-        <w:t>”。</w:t>
+        <w:t>戊烯</w:t>
+      </w:r>
+      <w:r>
+        <w:rPr>
+          <w:rFonts w:hint="eastAsia" w:ascii="Times New Roman" w:hAnsi="Times New Roman" w:eastAsia="Times New Roman" w:cs="Times New Roman"/>
+        </w:rPr>
+        <w:t>（</w:t>
+      </w:r>
+      <w:r>
+        <w:rPr>
+          <w:rFonts w:hint="eastAsia" w:ascii="Times New Roman" w:hAnsi="Times New Roman" w:eastAsia="FangSong" w:cs="Times New Roman"/>
+        </w:rPr>
+        <w:t>四取代烯烃</w:t>
+      </w:r>
+      <w:r>
+        <w:rPr>
+          <w:rFonts w:hint="eastAsia" w:ascii="Times New Roman" w:hAnsi="Times New Roman" w:eastAsia="Times New Roman" w:cs="Times New Roman"/>
+        </w:rPr>
+        <w:t>，Zaitsev</w:t>
+      </w:r>
+      <w:r>
+        <w:rPr>
+          <w:rFonts w:ascii="Times New Roman" w:hAnsi="Times New Roman" w:eastAsia="Times New Roman" w:cs="Times New Roman"/>
+        </w:rPr>
+        <w:t xml:space="preserve"> </w:t>
+      </w:r>
+      <w:r>
+        <w:rPr>
+          <w:rFonts w:hint="eastAsia" w:ascii="Times New Roman" w:hAnsi="Times New Roman" w:eastAsia="FangSong" w:cs="Times New Roman"/>
+        </w:rPr>
+        <w:t>稳定产物</w:t>
+      </w:r>
+      <w:r>
+        <w:rPr>
+          <w:rFonts w:hint="eastAsia" w:ascii="Times New Roman" w:hAnsi="Times New Roman" w:eastAsia="Times New Roman" w:cs="Times New Roman"/>
+        </w:rPr>
+        <w:t>），E2；</w:t>
+      </w:r>
+      <w:r>
+        <w:rPr>
+          <w:rFonts w:hint="eastAsia" w:ascii="Times New Roman" w:hAnsi="Times New Roman" w:eastAsia="FangSong" w:cs="Times New Roman"/>
+        </w:rPr>
+        <w:t>也可能有少量</w:t>
+      </w:r>
+      <w:r>
+        <w:rPr>
+          <w:rFonts w:ascii="Times New Roman" w:hAnsi="Times New Roman" w:eastAsia="Times New Roman" w:cs="Times New Roman"/>
+        </w:rPr>
+        <w:t xml:space="preserve"> Hofmann </w:t>
+      </w:r>
+      <w:r>
+        <w:rPr>
+          <w:rFonts w:hint="eastAsia" w:ascii="Times New Roman" w:hAnsi="Times New Roman" w:eastAsia="FangSong" w:cs="Times New Roman"/>
+        </w:rPr>
+        <w:t xml:space="preserve">产物</w:t>
+      </w:r>
+      <w:r>
+        <w:rPr>
+          <w:rFonts w:ascii="Times New Roman" w:hAnsi="Times New Roman" w:eastAsia="Times New Roman" w:cs="Times New Roman"/>
+        </w:rPr>
+        <w:t xml:space="preserve"> </w:t>
+      </w:r>
+      <w:r>
+        <w:rPr>
+          <w:rFonts w:hint="eastAsia" w:ascii="Times New Roman" w:hAnsi="Times New Roman" w:eastAsia="Times New Roman" w:cs="Times New Roman"/>
+        </w:rPr>
+        <w:t>2,3-</w:t>
+      </w:r>
+      <w:r>
+        <w:rPr>
+          <w:rFonts w:hint="eastAsia" w:ascii="Times New Roman" w:hAnsi="Times New Roman" w:eastAsia="FangSong" w:cs="Times New Roman"/>
+        </w:rPr>
+        <w:t>二甲基</w:t>
+      </w:r>
+      <w:r>
+        <w:rPr>
+          <w:rFonts w:hint="eastAsia" w:ascii="Times New Roman" w:hAnsi="Times New Roman" w:eastAsia="Times New Roman" w:cs="Times New Roman"/>
+        </w:rPr>
+        <w:t>-1-</w:t>
+      </w:r>
+      <w:r>
+        <w:rPr>
+          <w:rFonts w:hint="eastAsia" w:ascii="Times New Roman" w:hAnsi="Times New Roman" w:eastAsia="FangSong" w:cs="Times New Roman"/>
+        </w:rPr>
+        <w:t>戊烯</w:t>
+      </w:r>
+      <w:r>
+        <w:rPr>
+          <w:rFonts w:hint="eastAsia" w:ascii="Times New Roman" w:hAnsi="Times New Roman" w:eastAsia="Times New Roman" w:cs="Times New Roman"/>
+        </w:rPr>
+        <w:t>。</w:t>
       </w:r>
     </w:p>
     <w:p>
@@ -38324,15 +37942,111 @@
       </w:pPr>
       <w:r>
         <w:rPr>
-          <w:rFonts w:hint="eastAsia" w:ascii="Times New Roman" w:hAnsi="Times New Roman" w:eastAsia="FangSong" w:cs="Times New Roman"/>
-        </w:rPr>
-        <w:t>反马氏规则</w:t>
-      </w:r>
-      <w:r>
-        <w:rPr>
-          <w:rFonts w:hint="eastAsia" w:ascii="Times New Roman" w:hAnsi="Times New Roman" w:eastAsia="Times New Roman" w:cs="Times New Roman"/>
-        </w:rPr>
-        <w:t>（Br</w:t>
+          <w:rFonts w:ascii="Times New Roman" w:hAnsi="Times New Roman" w:eastAsia="Times New Roman" w:cs="Times New Roman"/>
+        </w:rPr>
+        <w:t xml:space="preserve">-OH </w:t>
+      </w:r>
+      <w:r>
+        <w:rPr>
+          <w:rFonts w:hint="eastAsia" w:ascii="Times New Roman" w:hAnsi="Times New Roman" w:eastAsia="FangSong" w:cs="Times New Roman"/>
+        </w:rPr>
+        <w:t xml:space="preserve">邻基参与形成环状中间体</w:t>
+      </w:r>
+      <w:r>
+        <w:rPr>
+          <w:rFonts w:ascii="Times New Roman" w:hAnsi="Times New Roman" w:eastAsia="Times New Roman" w:cs="Times New Roman"/>
+        </w:rPr>
+        <w:t xml:space="preserve"> → </w:t>
+      </w:r>
+      <w:r>
+        <w:rPr>
+          <w:rFonts w:hint="eastAsia" w:ascii="Times New Roman" w:hAnsi="Times New Roman" w:eastAsia="FangSong" w:cs="Times New Roman"/>
+        </w:rPr>
+        <w:t xml:space="preserve">两次</w:t>
+      </w:r>
+      <w:r>
+        <w:rPr>
+          <w:rFonts w:ascii="Times New Roman" w:hAnsi="Times New Roman" w:eastAsia="Times New Roman" w:cs="Times New Roman"/>
+        </w:rPr>
+        <w:t xml:space="preserve"> SN2 → </w:t>
+      </w:r>
+      <w:r>
+        <w:rPr>
+          <w:rFonts w:hint="eastAsia" w:ascii="Times New Roman" w:hAnsi="Times New Roman" w:eastAsia="FangSong" w:cs="Times New Roman"/>
+        </w:rPr>
+        <w:t>构型保持的取代产物</w:t>
+      </w:r>
+      <w:r>
+        <w:rPr>
+          <w:rFonts w:hint="eastAsia" w:ascii="Times New Roman" w:hAnsi="Times New Roman" w:eastAsia="Times New Roman" w:cs="Times New Roman"/>
+        </w:rPr>
+        <w:t>。</w:t>
+      </w:r>
+    </w:p>
+    <w:p>
+      <w:pPr>
+        <w:pStyle w:val="Compact"/>
+        <w:numPr>
+          <w:ilvl w:val="0"/>
+          <w:numId w:val="1034"/>
+        </w:numPr>
+      </w:pPr>
+      <w:r>
+        <w:rPr>
+          <w:rFonts w:hint="eastAsia" w:ascii="Times New Roman" w:hAnsi="Times New Roman" w:eastAsia="Times New Roman" w:cs="Times New Roman"/>
+        </w:rPr>
+        <w:t>A：2-</w:t>
+      </w:r>
+      <w:r>
+        <w:rPr>
+          <w:rFonts w:hint="eastAsia" w:ascii="Times New Roman" w:hAnsi="Times New Roman" w:eastAsia="FangSong" w:cs="Times New Roman"/>
+        </w:rPr>
+        <w:t>溴丁烷</w:t>
+      </w:r>
+      <w:r>
+        <w:rPr>
+          <w:rFonts w:hint="eastAsia" w:ascii="Times New Roman" w:hAnsi="Times New Roman" w:eastAsia="Times New Roman" w:cs="Times New Roman"/>
+        </w:rPr>
+        <w:t>（CH</w:t>
+      </w:r>
+      <w:r>
+        <w:rPr>
+          <w:rFonts w:hint="eastAsia" w:ascii="Times New Roman" w:hAnsi="Times New Roman" w:eastAsia="Times New Roman" w:cs="Times New Roman"/>
+          <w:vertAlign w:val="subscript"/>
+        </w:rPr>
+        <w:t>3</w:t>
+      </w:r>
+      <w:r>
+        <w:rPr>
+          <w:rFonts w:hint="eastAsia" w:ascii="Times New Roman" w:hAnsi="Times New Roman" w:eastAsia="Times New Roman" w:cs="Times New Roman"/>
+        </w:rPr>
+        <w:t>CHBrCH</w:t>
+      </w:r>
+      <w:r>
+        <w:rPr>
+          <w:rFonts w:hint="eastAsia" w:ascii="Times New Roman" w:hAnsi="Times New Roman" w:eastAsia="Times New Roman" w:cs="Times New Roman"/>
+          <w:vertAlign w:val="subscript"/>
+        </w:rPr>
+        <w:t>2</w:t>
+      </w:r>
+      <w:r>
+        <w:rPr>
+          <w:rFonts w:hint="eastAsia" w:ascii="Times New Roman" w:hAnsi="Times New Roman" w:eastAsia="Times New Roman" w:cs="Times New Roman"/>
+        </w:rPr>
+        <w:t>CH</w:t>
+      </w:r>
+      <w:r>
+        <w:rPr>
+          <w:rFonts w:hint="eastAsia" w:ascii="Times New Roman" w:hAnsi="Times New Roman" w:eastAsia="Times New Roman" w:cs="Times New Roman"/>
+          <w:vertAlign w:val="subscript"/>
+        </w:rPr>
+        <w:t>3</w:t>
+      </w:r>
+      <w:r>
+        <w:rPr>
+          <w:rFonts w:hint="eastAsia" w:ascii="Times New Roman" w:hAnsi="Times New Roman" w:eastAsia="Times New Roman" w:cs="Times New Roman"/>
+        </w:rPr>
+        <w:t>）→</w:t>
       </w:r>
       <w:r>
         <w:rPr>
@@ -38342,45 +38056,21 @@
       </w:r>
       <w:r>
         <w:rPr>
-          <w:rFonts w:hint="eastAsia" w:ascii="Times New Roman" w:hAnsi="Times New Roman" w:eastAsia="FangSong" w:cs="Times New Roman"/>
-        </w:rPr>
-        <w:t xml:space="preserve">加到含</w:t>
-      </w:r>
-      <w:r>
-        <w:rPr>
-          <w:rFonts w:ascii="Times New Roman" w:hAnsi="Times New Roman" w:eastAsia="Times New Roman" w:cs="Times New Roman"/>
-        </w:rPr>
-        <w:t xml:space="preserve"> H </w:t>
-      </w:r>
-      <w:r>
-        <w:rPr>
-          <w:rFonts w:hint="eastAsia" w:ascii="Times New Roman" w:hAnsi="Times New Roman" w:eastAsia="FangSong" w:cs="Times New Roman"/>
-        </w:rPr>
-        <w:t>多的碳</w:t>
-      </w:r>
-      <w:r>
-        <w:rPr>
-          <w:rFonts w:hint="eastAsia" w:ascii="Times New Roman" w:hAnsi="Times New Roman" w:eastAsia="Times New Roman" w:cs="Times New Roman"/>
-        </w:rPr>
-        <w:t>）</w:t>
-      </w:r>
-      <w:r>
-        <w:rPr>
-          <w:rFonts w:hint="eastAsia" w:ascii="Times New Roman" w:hAnsi="Times New Roman" w:eastAsia="FangSong" w:cs="Times New Roman"/>
-        </w:rPr>
-        <w:t>只对不对称烯烃</w:t>
-      </w:r>
-      <w:r>
-        <w:rPr>
-          <w:rFonts w:hint="eastAsia" w:ascii="Times New Roman" w:hAnsi="Times New Roman" w:eastAsia="Times New Roman" w:cs="Times New Roman"/>
-        </w:rPr>
-        <w:t>（</w:t>
-      </w:r>
-      <w:r>
-        <w:rPr>
-          <w:rFonts w:hint="eastAsia" w:ascii="Times New Roman" w:hAnsi="Times New Roman" w:eastAsia="FangSong" w:cs="Times New Roman"/>
-        </w:rPr>
-        <w:t>如</w:t>
+          <w:rFonts w:hint="eastAsia" w:ascii="Times New Roman" w:hAnsi="Times New Roman" w:eastAsia="Times New Roman" w:cs="Times New Roman"/>
+        </w:rPr>
+        <w:t>B：2-</w:t>
+      </w:r>
+      <w:r>
+        <w:rPr>
+          <w:rFonts w:hint="eastAsia" w:ascii="Times New Roman" w:hAnsi="Times New Roman" w:eastAsia="FangSong" w:cs="Times New Roman"/>
+        </w:rPr>
+        <w:t>丁烯</w:t>
+      </w:r>
+      <w:r>
+        <w:rPr>
+          <w:rFonts w:hint="eastAsia" w:ascii="Times New Roman" w:hAnsi="Times New Roman" w:eastAsia="Times New Roman" w:cs="Times New Roman"/>
+        </w:rPr>
+        <w:t>（E2，Zaitsev）→</w:t>
       </w:r>
       <w:r>
         <w:rPr>
@@ -38392,55 +38082,43 @@
         <w:rPr>
           <w:rFonts w:hint="eastAsia" w:ascii="Times New Roman" w:hAnsi="Times New Roman" w:eastAsia="Times New Roman" w:cs="Times New Roman"/>
         </w:rPr>
-        <w:t>1-</w:t>
-      </w:r>
-      <w:r>
-        <w:rPr>
-          <w:rFonts w:hint="eastAsia" w:ascii="Times New Roman" w:hAnsi="Times New Roman" w:eastAsia="FangSong" w:cs="Times New Roman"/>
-        </w:rPr>
-        <w:t>丁烯</w:t>
-      </w:r>
-      <w:r>
-        <w:rPr>
-          <w:rFonts w:hint="eastAsia" w:ascii="Times New Roman" w:hAnsi="Times New Roman" w:eastAsia="Times New Roman" w:cs="Times New Roman"/>
-        </w:rPr>
-        <w:t>）</w:t>
-      </w:r>
-      <w:r>
-        <w:rPr>
-          <w:rFonts w:hint="eastAsia" w:ascii="Times New Roman" w:hAnsi="Times New Roman" w:eastAsia="FangSong" w:cs="Times New Roman"/>
-        </w:rPr>
-        <w:t>才给出末端卤代产物</w:t>
-      </w:r>
-      <w:r>
-        <w:rPr>
-          <w:rFonts w:hint="eastAsia" w:ascii="Times New Roman" w:hAnsi="Times New Roman" w:eastAsia="Times New Roman" w:cs="Times New Roman"/>
-        </w:rPr>
-        <w:t>；2-</w:t>
-      </w:r>
-      <w:r>
-        <w:rPr>
-          <w:rFonts w:hint="eastAsia" w:ascii="Times New Roman" w:hAnsi="Times New Roman" w:eastAsia="FangSong" w:cs="Times New Roman"/>
-        </w:rPr>
-        <w:t>丁烯两端对称</w:t>
-      </w:r>
-      <w:r>
-        <w:rPr>
-          <w:rFonts w:hint="eastAsia" w:ascii="Times New Roman" w:hAnsi="Times New Roman" w:eastAsia="Times New Roman" w:cs="Times New Roman"/>
-        </w:rPr>
-        <w:t>，</w:t>
-      </w:r>
-      <w:r>
-        <w:rPr>
-          <w:rFonts w:hint="eastAsia" w:ascii="Times New Roman" w:hAnsi="Times New Roman" w:eastAsia="FangSong" w:cs="Times New Roman"/>
-        </w:rPr>
-        <w:t>反马氏无意义</w:t>
-      </w:r>
-      <w:r>
-        <w:rPr>
-          <w:rFonts w:hint="eastAsia" w:ascii="Times New Roman" w:hAnsi="Times New Roman" w:eastAsia="Times New Roman" w:cs="Times New Roman"/>
-        </w:rPr>
-        <w:t>。</w:t>
+        <w:t>C：2-</w:t>
+      </w:r>
+      <w:r>
+        <w:rPr>
+          <w:rFonts w:hint="eastAsia" w:ascii="Times New Roman" w:hAnsi="Times New Roman" w:eastAsia="FangSong" w:cs="Times New Roman"/>
+        </w:rPr>
+        <w:t>溴丁烷</w:t>
+      </w:r>
+      <w:r>
+        <w:rPr>
+          <w:rFonts w:hint="eastAsia" w:ascii="Times New Roman" w:hAnsi="Times New Roman" w:eastAsia="Times New Roman" w:cs="Times New Roman"/>
+        </w:rPr>
+        <w:t>（HBr/ROOR）→</w:t>
+      </w:r>
+      <w:r>
+        <w:rPr>
+          <w:rFonts w:ascii="Times New Roman" w:hAnsi="Times New Roman" w:eastAsia="Times New Roman" w:cs="Times New Roman"/>
+        </w:rPr>
+        <w:t xml:space="preserve"> </w:t>
+      </w:r>
+      <w:r>
+        <w:rPr>
+          <w:rFonts w:hint="eastAsia" w:ascii="Times New Roman" w:hAnsi="Times New Roman" w:eastAsia="Times New Roman" w:cs="Times New Roman"/>
+        </w:rPr>
+        <w:t>D：2-</w:t>
+      </w:r>
+      <w:r>
+        <w:rPr>
+          <w:rFonts w:hint="eastAsia" w:ascii="Times New Roman" w:hAnsi="Times New Roman" w:eastAsia="FangSong" w:cs="Times New Roman"/>
+        </w:rPr>
+        <w:t>丁醇</w:t>
+      </w:r>
+      <w:r>
+        <w:rPr>
+          <w:rFonts w:hint="eastAsia" w:ascii="Times New Roman" w:hAnsi="Times New Roman" w:eastAsia="Times New Roman" w:cs="Times New Roman"/>
+        </w:rPr>
+        <w:t>（SN2）。</w:t>
       </w:r>
     </w:p>
     <w:p>
@@ -38448,7 +38126,267 @@
         <w:pStyle w:val="Compact"/>
         <w:numPr>
           <w:ilvl w:val="1"/>
-          <w:numId w:val="1036"/>
+          <w:numId w:val="1037"/>
+        </w:numPr>
+      </w:pPr>
+      <w:r>
+        <w:rPr>
+          <w:rFonts w:hint="eastAsia" w:ascii="Times New Roman" w:hAnsi="Times New Roman" w:eastAsia="Times New Roman" w:cs="Times New Roman"/>
+        </w:rPr>
+        <w:t>B（2-</w:t>
+      </w:r>
+      <w:r>
+        <w:rPr>
+          <w:rFonts w:hint="eastAsia" w:ascii="Times New Roman" w:hAnsi="Times New Roman" w:eastAsia="FangSong" w:cs="Times New Roman"/>
+        </w:rPr>
+        <w:t>丁烯</w:t>
+      </w:r>
+      <w:r>
+        <w:rPr>
+          <w:rFonts w:hint="eastAsia" w:ascii="Times New Roman" w:hAnsi="Times New Roman" w:eastAsia="Times New Roman" w:cs="Times New Roman"/>
+        </w:rPr>
+        <w:t>）</w:t>
+      </w:r>
+      <w:r>
+        <w:rPr>
+          <w:rFonts w:hint="eastAsia" w:ascii="Times New Roman" w:hAnsi="Times New Roman" w:eastAsia="FangSong" w:cs="Times New Roman"/>
+        </w:rPr>
+        <w:t>为对称烯烃</w:t>
+      </w:r>
+      <w:r>
+        <w:rPr>
+          <w:rFonts w:hint="eastAsia" w:ascii="Times New Roman" w:hAnsi="Times New Roman" w:eastAsia="Times New Roman" w:cs="Times New Roman"/>
+        </w:rPr>
+        <w:t>，HBr/</w:t>
+      </w:r>
+      <w:r>
+        <w:rPr>
+          <w:rFonts w:hint="eastAsia" w:ascii="Times New Roman" w:hAnsi="Times New Roman" w:eastAsia="FangSong" w:cs="Times New Roman"/>
+        </w:rPr>
+        <w:t>过氧化物自由基加成时</w:t>
+      </w:r>
+      <w:r>
+        <w:rPr>
+          <w:rFonts w:ascii="Times New Roman" w:hAnsi="Times New Roman" w:eastAsia="Times New Roman" w:cs="Times New Roman"/>
+        </w:rPr>
+        <w:t xml:space="preserve"> H·、Br· </w:t>
+      </w:r>
+      <w:r>
+        <w:rPr>
+          <w:rFonts w:hint="eastAsia" w:ascii="Times New Roman" w:hAnsi="Times New Roman" w:eastAsia="FangSong" w:cs="Times New Roman"/>
+        </w:rPr>
+        <w:t xml:space="preserve">分加两端等价</w:t>
+      </w:r>
+      <w:r>
+        <w:rPr>
+          <w:rFonts w:ascii="Times New Roman" w:hAnsi="Times New Roman" w:eastAsia="Times New Roman" w:cs="Times New Roman"/>
+        </w:rPr>
+        <w:t xml:space="preserve"> →</w:t>
+      </w:r>
+      <w:r>
+        <w:rPr>
+          <w:rFonts w:ascii="Times New Roman" w:hAnsi="Times New Roman" w:eastAsia="Times New Roman" w:cs="Times New Roman"/>
+        </w:rPr>
+        <w:t xml:space="preserve"> </w:t>
+      </w:r>
+      <w:r>
+        <w:rPr>
+          <w:rFonts w:hint="eastAsia" w:ascii="Times New Roman" w:hAnsi="Times New Roman" w:eastAsia="FangSong" w:cs="Times New Roman"/>
+          <w:b/>
+          <w:bCs/>
+        </w:rPr>
+        <w:t xml:space="preserve">产物仍为</w:t>
+      </w:r>
+      <w:r>
+        <w:rPr>
+          <w:rFonts w:ascii="Times New Roman" w:hAnsi="Times New Roman" w:eastAsia="Times New Roman" w:cs="Times New Roman"/>
+          <w:b/>
+          <w:bCs/>
+        </w:rPr>
+        <w:t xml:space="preserve"> </w:t>
+      </w:r>
+      <w:r>
+        <w:rPr>
+          <w:rFonts w:hint="eastAsia" w:ascii="Times New Roman" w:hAnsi="Times New Roman" w:eastAsia="Times New Roman" w:cs="Times New Roman"/>
+          <w:b/>
+          <w:bCs/>
+        </w:rPr>
+        <w:t>2-</w:t>
+      </w:r>
+      <w:r>
+        <w:rPr>
+          <w:rFonts w:hint="eastAsia" w:ascii="Times New Roman" w:hAnsi="Times New Roman" w:eastAsia="FangSong" w:cs="Times New Roman"/>
+          <w:b/>
+          <w:bCs/>
+        </w:rPr>
+        <w:t>溴丁烷</w:t>
+      </w:r>
+      <w:r>
+        <w:rPr>
+          <w:rFonts w:hint="eastAsia" w:ascii="Times New Roman" w:hAnsi="Times New Roman" w:eastAsia="Times New Roman" w:cs="Times New Roman"/>
+        </w:rPr>
+        <w:t>，</w:t>
+      </w:r>
+      <w:r>
+        <w:rPr>
+          <w:rFonts w:hint="eastAsia" w:ascii="Times New Roman" w:hAnsi="Times New Roman" w:eastAsia="FangSong" w:cs="Times New Roman"/>
+        </w:rPr>
+        <w:t>不存在</w:t>
+      </w:r>
+      <w:r>
+        <w:rPr>
+          <w:rFonts w:hint="eastAsia" w:ascii="Times New Roman" w:hAnsi="Times New Roman" w:eastAsia="Times New Roman" w:cs="Times New Roman"/>
+        </w:rPr>
+        <w:t>”1-</w:t>
+      </w:r>
+      <w:r>
+        <w:rPr>
+          <w:rFonts w:hint="eastAsia" w:ascii="Times New Roman" w:hAnsi="Times New Roman" w:eastAsia="FangSong" w:cs="Times New Roman"/>
+        </w:rPr>
+        <w:t>溴丁烷</w:t>
+      </w:r>
+      <w:r>
+        <w:rPr>
+          <w:rFonts w:hint="eastAsia" w:ascii="Times New Roman" w:hAnsi="Times New Roman" w:eastAsia="Times New Roman" w:cs="Times New Roman"/>
+        </w:rPr>
+        <w:t>”。</w:t>
+      </w:r>
+    </w:p>
+    <w:p>
+      <w:pPr>
+        <w:pStyle w:val="Compact"/>
+        <w:numPr>
+          <w:ilvl w:val="1"/>
+          <w:numId w:val="1037"/>
+        </w:numPr>
+      </w:pPr>
+      <w:r>
+        <w:rPr>
+          <w:rFonts w:hint="eastAsia" w:ascii="Times New Roman" w:hAnsi="Times New Roman" w:eastAsia="FangSong" w:cs="Times New Roman"/>
+        </w:rPr>
+        <w:t>反马氏规则</w:t>
+      </w:r>
+      <w:r>
+        <w:rPr>
+          <w:rFonts w:hint="eastAsia" w:ascii="Times New Roman" w:hAnsi="Times New Roman" w:eastAsia="Times New Roman" w:cs="Times New Roman"/>
+        </w:rPr>
+        <w:t>（Br</w:t>
+      </w:r>
+      <w:r>
+        <w:rPr>
+          <w:rFonts w:ascii="Times New Roman" w:hAnsi="Times New Roman" w:eastAsia="Times New Roman" w:cs="Times New Roman"/>
+        </w:rPr>
+        <w:t xml:space="preserve"> </w:t>
+      </w:r>
+      <w:r>
+        <w:rPr>
+          <w:rFonts w:hint="eastAsia" w:ascii="Times New Roman" w:hAnsi="Times New Roman" w:eastAsia="FangSong" w:cs="Times New Roman"/>
+        </w:rPr>
+        <w:t xml:space="preserve">加到含</w:t>
+      </w:r>
+      <w:r>
+        <w:rPr>
+          <w:rFonts w:ascii="Times New Roman" w:hAnsi="Times New Roman" w:eastAsia="Times New Roman" w:cs="Times New Roman"/>
+        </w:rPr>
+        <w:t xml:space="preserve"> H </w:t>
+      </w:r>
+      <w:r>
+        <w:rPr>
+          <w:rFonts w:hint="eastAsia" w:ascii="Times New Roman" w:hAnsi="Times New Roman" w:eastAsia="FangSong" w:cs="Times New Roman"/>
+        </w:rPr>
+        <w:t>多的碳</w:t>
+      </w:r>
+      <w:r>
+        <w:rPr>
+          <w:rFonts w:hint="eastAsia" w:ascii="Times New Roman" w:hAnsi="Times New Roman" w:eastAsia="Times New Roman" w:cs="Times New Roman"/>
+        </w:rPr>
+        <w:t>）</w:t>
+      </w:r>
+      <w:r>
+        <w:rPr>
+          <w:rFonts w:hint="eastAsia" w:ascii="Times New Roman" w:hAnsi="Times New Roman" w:eastAsia="FangSong" w:cs="Times New Roman"/>
+        </w:rPr>
+        <w:t>只对不对称烯烃</w:t>
+      </w:r>
+      <w:r>
+        <w:rPr>
+          <w:rFonts w:hint="eastAsia" w:ascii="Times New Roman" w:hAnsi="Times New Roman" w:eastAsia="Times New Roman" w:cs="Times New Roman"/>
+        </w:rPr>
+        <w:t>（</w:t>
+      </w:r>
+      <w:r>
+        <w:rPr>
+          <w:rFonts w:hint="eastAsia" w:ascii="Times New Roman" w:hAnsi="Times New Roman" w:eastAsia="FangSong" w:cs="Times New Roman"/>
+        </w:rPr>
+        <w:t>如</w:t>
+      </w:r>
+      <w:r>
+        <w:rPr>
+          <w:rFonts w:ascii="Times New Roman" w:hAnsi="Times New Roman" w:eastAsia="Times New Roman" w:cs="Times New Roman"/>
+        </w:rPr>
+        <w:t xml:space="preserve"> </w:t>
+      </w:r>
+      <w:r>
+        <w:rPr>
+          <w:rFonts w:hint="eastAsia" w:ascii="Times New Roman" w:hAnsi="Times New Roman" w:eastAsia="Times New Roman" w:cs="Times New Roman"/>
+        </w:rPr>
+        <w:t>1-</w:t>
+      </w:r>
+      <w:r>
+        <w:rPr>
+          <w:rFonts w:hint="eastAsia" w:ascii="Times New Roman" w:hAnsi="Times New Roman" w:eastAsia="FangSong" w:cs="Times New Roman"/>
+        </w:rPr>
+        <w:t>丁烯</w:t>
+      </w:r>
+      <w:r>
+        <w:rPr>
+          <w:rFonts w:hint="eastAsia" w:ascii="Times New Roman" w:hAnsi="Times New Roman" w:eastAsia="Times New Roman" w:cs="Times New Roman"/>
+        </w:rPr>
+        <w:t>）</w:t>
+      </w:r>
+      <w:r>
+        <w:rPr>
+          <w:rFonts w:hint="eastAsia" w:ascii="Times New Roman" w:hAnsi="Times New Roman" w:eastAsia="FangSong" w:cs="Times New Roman"/>
+        </w:rPr>
+        <w:t>才给出末端卤代产物</w:t>
+      </w:r>
+      <w:r>
+        <w:rPr>
+          <w:rFonts w:hint="eastAsia" w:ascii="Times New Roman" w:hAnsi="Times New Roman" w:eastAsia="Times New Roman" w:cs="Times New Roman"/>
+        </w:rPr>
+        <w:t>；2-</w:t>
+      </w:r>
+      <w:r>
+        <w:rPr>
+          <w:rFonts w:hint="eastAsia" w:ascii="Times New Roman" w:hAnsi="Times New Roman" w:eastAsia="FangSong" w:cs="Times New Roman"/>
+        </w:rPr>
+        <w:t>丁烯两端对称</w:t>
+      </w:r>
+      <w:r>
+        <w:rPr>
+          <w:rFonts w:hint="eastAsia" w:ascii="Times New Roman" w:hAnsi="Times New Roman" w:eastAsia="Times New Roman" w:cs="Times New Roman"/>
+        </w:rPr>
+        <w:t>，</w:t>
+      </w:r>
+      <w:r>
+        <w:rPr>
+          <w:rFonts w:hint="eastAsia" w:ascii="Times New Roman" w:hAnsi="Times New Roman" w:eastAsia="FangSong" w:cs="Times New Roman"/>
+        </w:rPr>
+        <w:t>反马氏无意义</w:t>
+      </w:r>
+      <w:r>
+        <w:rPr>
+          <w:rFonts w:hint="eastAsia" w:ascii="Times New Roman" w:hAnsi="Times New Roman" w:eastAsia="Times New Roman" w:cs="Times New Roman"/>
+        </w:rPr>
+        <w:t>。</w:t>
+      </w:r>
+    </w:p>
+    <w:p>
+      <w:pPr>
+        <w:pStyle w:val="Compact"/>
+        <w:numPr>
+          <w:ilvl w:val="1"/>
+          <w:numId w:val="1037"/>
         </w:numPr>
       </w:pPr>
       <w:r>
@@ -38584,7 +38522,7 @@
         <w:pStyle w:val="Compact"/>
         <w:numPr>
           <w:ilvl w:val="0"/>
-          <w:numId w:val="1037"/>
+          <w:numId w:val="1038"/>
         </w:numPr>
       </w:pPr>
       <w:r>
@@ -38689,7 +38627,7 @@
         <w:pStyle w:val="Compact"/>
         <w:numPr>
           <w:ilvl w:val="0"/>
-          <w:numId w:val="1037"/>
+          <w:numId w:val="1038"/>
         </w:numPr>
       </w:pPr>
       <w:r>
@@ -38800,7 +38738,7 @@
         <w:pStyle w:val="Compact"/>
         <w:numPr>
           <w:ilvl w:val="0"/>
-          <w:numId w:val="1037"/>
+          <w:numId w:val="1038"/>
         </w:numPr>
       </w:pPr>
       <w:r>
@@ -38857,7 +38795,7 @@
         <w:pStyle w:val="Compact"/>
         <w:numPr>
           <w:ilvl w:val="0"/>
-          <w:numId w:val="1037"/>
+          <w:numId w:val="1038"/>
         </w:numPr>
       </w:pPr>
       <w:r>
@@ -38938,7 +38876,7 @@
         <w:pStyle w:val="Compact"/>
         <w:numPr>
           <w:ilvl w:val="0"/>
-          <w:numId w:val="1037"/>
+          <w:numId w:val="1038"/>
         </w:numPr>
       </w:pPr>
       <w:r>
@@ -39287,6 +39225,91 @@
       <w:rPr>
         <w:rFonts w:ascii="Wingdings" w:hAnsi="Wingdings" w:cs="Wingdings" w:hint="default"/>
       </w:rPr>
+    </w:lvl>
+  </w:abstractNum>
+  <w:abstractNum w:abstractNumId="99411">
+    <w:nsid w:val="00A99411"/>
+    <w:multiLevelType w:val="multilevel"/>
+    <w:lvl w:ilvl="0">
+      <w:start w:val="1"/>
+      <w:numFmt w:val="decimal"/>
+      <w:lvlText w:val="%1."/>
+      <w:lvlJc w:val="left"/>
+      <w:pPr>
+        <w:ind w:left="720" w:hanging="360"/>
+      </w:pPr>
+    </w:lvl>
+    <w:lvl w:ilvl="1">
+      <w:start w:val="1"/>
+      <w:numFmt w:val="decimal"/>
+      <w:lvlText w:val="%2."/>
+      <w:lvlJc w:val="left"/>
+      <w:pPr>
+        <w:ind w:left="1440" w:hanging="360"/>
+      </w:pPr>
+    </w:lvl>
+    <w:lvl w:ilvl="2">
+      <w:start w:val="1"/>
+      <w:numFmt w:val="decimal"/>
+      <w:lvlText w:val="%3."/>
+      <w:lvlJc w:val="left"/>
+      <w:pPr>
+        <w:ind w:left="2160" w:hanging="360"/>
+      </w:pPr>
+    </w:lvl>
+    <w:lvl w:ilvl="3">
+      <w:start w:val="1"/>
+      <w:numFmt w:val="decimal"/>
+      <w:lvlText w:val="%4."/>
+      <w:lvlJc w:val="left"/>
+      <w:pPr>
+        <w:ind w:left="2880" w:hanging="360"/>
+      </w:pPr>
+    </w:lvl>
+    <w:lvl w:ilvl="4">
+      <w:start w:val="1"/>
+      <w:numFmt w:val="decimal"/>
+      <w:lvlText w:val="%5."/>
+      <w:lvlJc w:val="left"/>
+      <w:pPr>
+        <w:ind w:left="3600" w:hanging="360"/>
+      </w:pPr>
+    </w:lvl>
+    <w:lvl w:ilvl="5">
+      <w:start w:val="1"/>
+      <w:numFmt w:val="decimal"/>
+      <w:lvlText w:val="%6."/>
+      <w:lvlJc w:val="left"/>
+      <w:pPr>
+        <w:ind w:left="4320" w:hanging="360"/>
+      </w:pPr>
+    </w:lvl>
+    <w:lvl w:ilvl="6">
+      <w:start w:val="1"/>
+      <w:numFmt w:val="decimal"/>
+      <w:lvlText w:val="%7."/>
+      <w:lvlJc w:val="left"/>
+      <w:pPr>
+        <w:ind w:left="5040" w:hanging="360"/>
+      </w:pPr>
+    </w:lvl>
+    <w:lvl w:ilvl="7">
+      <w:start w:val="1"/>
+      <w:numFmt w:val="decimal"/>
+      <w:lvlText w:val="%8."/>
+      <w:lvlJc w:val="left"/>
+      <w:pPr>
+        <w:ind w:left="5760" w:hanging="360"/>
+      </w:pPr>
+    </w:lvl>
+    <w:lvl w:ilvl="8">
+      <w:start w:val="1"/>
+      <w:numFmt w:val="decimal"/>
+      <w:lvlText w:val="%9."/>
+      <w:lvlJc w:val="left"/>
+      <w:pPr>
+        <w:ind w:left="6480" w:hanging="360"/>
+      </w:pPr>
     </w:lvl>
   </w:abstractNum>
   <w:abstractNum w:abstractNumId="99412">
@@ -39714,91 +39737,6 @@
       </w:pPr>
     </w:lvl>
   </w:abstractNum>
-  <w:abstractNum w:abstractNumId="99411">
-    <w:nsid w:val="00A99411"/>
-    <w:multiLevelType w:val="multilevel"/>
-    <w:lvl w:ilvl="0">
-      <w:start w:val="1"/>
-      <w:numFmt w:val="decimal"/>
-      <w:lvlText w:val="%1."/>
-      <w:lvlJc w:val="left"/>
-      <w:pPr>
-        <w:ind w:left="720" w:hanging="360"/>
-      </w:pPr>
-    </w:lvl>
-    <w:lvl w:ilvl="1">
-      <w:start w:val="1"/>
-      <w:numFmt w:val="decimal"/>
-      <w:lvlText w:val="%2."/>
-      <w:lvlJc w:val="left"/>
-      <w:pPr>
-        <w:ind w:left="1440" w:hanging="360"/>
-      </w:pPr>
-    </w:lvl>
-    <w:lvl w:ilvl="2">
-      <w:start w:val="1"/>
-      <w:numFmt w:val="decimal"/>
-      <w:lvlText w:val="%3."/>
-      <w:lvlJc w:val="left"/>
-      <w:pPr>
-        <w:ind w:left="2160" w:hanging="360"/>
-      </w:pPr>
-    </w:lvl>
-    <w:lvl w:ilvl="3">
-      <w:start w:val="1"/>
-      <w:numFmt w:val="decimal"/>
-      <w:lvlText w:val="%4."/>
-      <w:lvlJc w:val="left"/>
-      <w:pPr>
-        <w:ind w:left="2880" w:hanging="360"/>
-      </w:pPr>
-    </w:lvl>
-    <w:lvl w:ilvl="4">
-      <w:start w:val="1"/>
-      <w:numFmt w:val="decimal"/>
-      <w:lvlText w:val="%5."/>
-      <w:lvlJc w:val="left"/>
-      <w:pPr>
-        <w:ind w:left="3600" w:hanging="360"/>
-      </w:pPr>
-    </w:lvl>
-    <w:lvl w:ilvl="5">
-      <w:start w:val="1"/>
-      <w:numFmt w:val="decimal"/>
-      <w:lvlText w:val="%6."/>
-      <w:lvlJc w:val="left"/>
-      <w:pPr>
-        <w:ind w:left="4320" w:hanging="360"/>
-      </w:pPr>
-    </w:lvl>
-    <w:lvl w:ilvl="6">
-      <w:start w:val="1"/>
-      <w:numFmt w:val="decimal"/>
-      <w:lvlText w:val="%7."/>
-      <w:lvlJc w:val="left"/>
-      <w:pPr>
-        <w:ind w:left="5040" w:hanging="360"/>
-      </w:pPr>
-    </w:lvl>
-    <w:lvl w:ilvl="7">
-      <w:start w:val="1"/>
-      <w:numFmt w:val="decimal"/>
-      <w:lvlText w:val="%8."/>
-      <w:lvlJc w:val="left"/>
-      <w:pPr>
-        <w:ind w:left="5760" w:hanging="360"/>
-      </w:pPr>
-    </w:lvl>
-    <w:lvl w:ilvl="8">
-      <w:start w:val="1"/>
-      <w:numFmt w:val="decimal"/>
-      <w:lvlText w:val="%9."/>
-      <w:lvlJc w:val="left"/>
-      <w:pPr>
-        <w:ind w:left="6480" w:hanging="360"/>
-      </w:pPr>
-    </w:lvl>
-  </w:abstractNum>
   <w:abstractNum w:abstractNumId="99731">
     <w:nsid w:val="00A99731"/>
     <w:multiLevelType w:val="multilevel"/>
@@ -40064,7 +40002,34 @@
     <w:abstractNumId w:val="991"/>
   </w:num>
   <w:num w:numId="1003">
-    <w:abstractNumId w:val="991"/>
+    <w:abstractNumId w:val="99411"/>
+    <w:lvlOverride w:ilvl="0">
+      <w:startOverride w:val="1"/>
+    </w:lvlOverride>
+    <w:lvlOverride w:ilvl="1">
+      <w:startOverride w:val="1"/>
+    </w:lvlOverride>
+    <w:lvlOverride w:ilvl="2">
+      <w:startOverride w:val="1"/>
+    </w:lvlOverride>
+    <w:lvlOverride w:ilvl="3">
+      <w:startOverride w:val="1"/>
+    </w:lvlOverride>
+    <w:lvlOverride w:ilvl="4">
+      <w:startOverride w:val="1"/>
+    </w:lvlOverride>
+    <w:lvlOverride w:ilvl="5">
+      <w:startOverride w:val="1"/>
+    </w:lvlOverride>
+    <w:lvlOverride w:ilvl="6">
+      <w:startOverride w:val="1"/>
+    </w:lvlOverride>
+    <w:lvlOverride w:ilvl="7">
+      <w:startOverride w:val="1"/>
+    </w:lvlOverride>
+    <w:lvlOverride w:ilvl="8">
+      <w:startOverride w:val="1"/>
+    </w:lvlOverride>
   </w:num>
   <w:num w:numId="1004">
     <w:abstractNumId w:val="991"/>
@@ -40082,6 +40047,9 @@
     <w:abstractNumId w:val="991"/>
   </w:num>
   <w:num w:numId="1009">
+    <w:abstractNumId w:val="991"/>
+  </w:num>
+  <w:num w:numId="1010">
     <w:abstractNumId w:val="99412"/>
     <w:lvlOverride w:ilvl="0">
       <w:startOverride w:val="2"/>
@@ -40111,9 +40079,6 @@
       <w:startOverride w:val="2"/>
     </w:lvlOverride>
   </w:num>
-  <w:num w:numId="1010">
-    <w:abstractNumId w:val="991"/>
-  </w:num>
   <w:num w:numId="1011">
     <w:abstractNumId w:val="991"/>
   </w:num>
@@ -40121,6 +40086,9 @@
     <w:abstractNumId w:val="991"/>
   </w:num>
   <w:num w:numId="1013">
+    <w:abstractNumId w:val="991"/>
+  </w:num>
+  <w:num w:numId="1014">
     <w:abstractNumId w:val="99431"/>
     <w:lvlOverride w:ilvl="0">
       <w:startOverride w:val="1"/>
@@ -40150,10 +40118,10 @@
       <w:startOverride w:val="1"/>
     </w:lvlOverride>
   </w:num>
-  <w:num w:numId="1014">
+  <w:num w:numId="1015">
     <w:abstractNumId w:val="991"/>
   </w:num>
-  <w:num w:numId="1015">
+  <w:num w:numId="1016">
     <w:abstractNumId w:val="99432"/>
     <w:lvlOverride w:ilvl="0">
       <w:startOverride w:val="2"/>
@@ -40183,10 +40151,10 @@
       <w:startOverride w:val="2"/>
     </w:lvlOverride>
   </w:num>
-  <w:num w:numId="1016">
+  <w:num w:numId="1017">
     <w:abstractNumId w:val="991"/>
   </w:num>
-  <w:num w:numId="1017">
+  <w:num w:numId="1018">
     <w:abstractNumId w:val="99433"/>
     <w:lvlOverride w:ilvl="0">
       <w:startOverride w:val="3"/>
@@ -40216,10 +40184,10 @@
       <w:startOverride w:val="3"/>
     </w:lvlOverride>
   </w:num>
-  <w:num w:numId="1018">
+  <w:num w:numId="1019">
     <w:abstractNumId w:val="991"/>
   </w:num>
-  <w:num w:numId="1019">
+  <w:num w:numId="1020">
     <w:abstractNumId w:val="99434"/>
     <w:lvlOverride w:ilvl="0">
       <w:startOverride w:val="4"/>
@@ -40249,9 +40217,6 @@
       <w:startOverride w:val="4"/>
     </w:lvlOverride>
   </w:num>
-  <w:num w:numId="1020">
-    <w:abstractNumId w:val="991"/>
-  </w:num>
   <w:num w:numId="1021">
     <w:abstractNumId w:val="991"/>
   </w:num>
@@ -40274,6 +40239,9 @@
     <w:abstractNumId w:val="991"/>
   </w:num>
   <w:num w:numId="1028">
+    <w:abstractNumId w:val="991"/>
+  </w:num>
+  <w:num w:numId="1029">
     <w:abstractNumId w:val="99411"/>
     <w:lvlOverride w:ilvl="0">
       <w:startOverride w:val="1"/>
@@ -40303,7 +40271,7 @@
       <w:startOverride w:val="1"/>
     </w:lvlOverride>
   </w:num>
-  <w:num w:numId="1029">
+  <w:num w:numId="1030">
     <w:abstractNumId w:val="99731"/>
     <w:lvlOverride w:ilvl="0">
       <w:startOverride w:val="1"/>
@@ -40333,7 +40301,7 @@
       <w:startOverride w:val="1"/>
     </w:lvlOverride>
   </w:num>
-  <w:num w:numId="1030">
+  <w:num w:numId="1031">
     <w:abstractNumId w:val="99414"/>
     <w:lvlOverride w:ilvl="0">
       <w:startOverride w:val="4"/>
@@ -40363,7 +40331,7 @@
       <w:startOverride w:val="4"/>
     </w:lvlOverride>
   </w:num>
-  <w:num w:numId="1031">
+  <w:num w:numId="1032">
     <w:abstractNumId w:val="99418"/>
     <w:lvlOverride w:ilvl="0">
       <w:startOverride w:val="8"/>
@@ -40393,7 +40361,7 @@
       <w:startOverride w:val="8"/>
     </w:lvlOverride>
   </w:num>
-  <w:num w:numId="1032">
+  <w:num w:numId="1033">
     <w:abstractNumId w:val="99731"/>
     <w:lvlOverride w:ilvl="0">
       <w:startOverride w:val="1"/>
@@ -40423,38 +40391,8 @@
       <w:startOverride w:val="1"/>
     </w:lvlOverride>
   </w:num>
-  <w:num w:numId="1033">
+  <w:num w:numId="1034">
     <w:abstractNumId w:val="99411"/>
-    <w:lvlOverride w:ilvl="0">
-      <w:startOverride w:val="1"/>
-    </w:lvlOverride>
-    <w:lvlOverride w:ilvl="1">
-      <w:startOverride w:val="1"/>
-    </w:lvlOverride>
-    <w:lvlOverride w:ilvl="2">
-      <w:startOverride w:val="1"/>
-    </w:lvlOverride>
-    <w:lvlOverride w:ilvl="3">
-      <w:startOverride w:val="1"/>
-    </w:lvlOverride>
-    <w:lvlOverride w:ilvl="4">
-      <w:startOverride w:val="1"/>
-    </w:lvlOverride>
-    <w:lvlOverride w:ilvl="5">
-      <w:startOverride w:val="1"/>
-    </w:lvlOverride>
-    <w:lvlOverride w:ilvl="6">
-      <w:startOverride w:val="1"/>
-    </w:lvlOverride>
-    <w:lvlOverride w:ilvl="7">
-      <w:startOverride w:val="1"/>
-    </w:lvlOverride>
-    <w:lvlOverride w:ilvl="8">
-      <w:startOverride w:val="1"/>
-    </w:lvlOverride>
-  </w:num>
-  <w:num w:numId="1034">
-    <w:abstractNumId w:val="99731"/>
     <w:lvlOverride w:ilvl="0">
       <w:startOverride w:val="1"/>
     </w:lvlOverride>
@@ -40514,9 +40452,39 @@
     </w:lvlOverride>
   </w:num>
   <w:num w:numId="1036">
+    <w:abstractNumId w:val="99731"/>
+    <w:lvlOverride w:ilvl="0">
+      <w:startOverride w:val="1"/>
+    </w:lvlOverride>
+    <w:lvlOverride w:ilvl="1">
+      <w:startOverride w:val="1"/>
+    </w:lvlOverride>
+    <w:lvlOverride w:ilvl="2">
+      <w:startOverride w:val="1"/>
+    </w:lvlOverride>
+    <w:lvlOverride w:ilvl="3">
+      <w:startOverride w:val="1"/>
+    </w:lvlOverride>
+    <w:lvlOverride w:ilvl="4">
+      <w:startOverride w:val="1"/>
+    </w:lvlOverride>
+    <w:lvlOverride w:ilvl="5">
+      <w:startOverride w:val="1"/>
+    </w:lvlOverride>
+    <w:lvlOverride w:ilvl="6">
+      <w:startOverride w:val="1"/>
+    </w:lvlOverride>
+    <w:lvlOverride w:ilvl="7">
+      <w:startOverride w:val="1"/>
+    </w:lvlOverride>
+    <w:lvlOverride w:ilvl="8">
+      <w:startOverride w:val="1"/>
+    </w:lvlOverride>
+  </w:num>
+  <w:num w:numId="1037">
     <w:abstractNumId w:val="991"/>
   </w:num>
-  <w:num w:numId="1037">
+  <w:num w:numId="1038">
     <w:abstractNumId w:val="991"/>
   </w:num>
 </w:numbering>

--- a/06-学生侧材料/讲义/有机化学/亲核取代与消除反应.docx
+++ b/06-学生侧材料/讲义/有机化学/亲核取代与消除反应.docx
@@ -2,7 +2,7 @@
 <file path=word/document.xml><?xml version="1.0" encoding="utf-8"?>
 <w:document xmlns:w="http://schemas.openxmlformats.org/wordprocessingml/2006/main" xmlns:m="http://schemas.openxmlformats.org/officeDocument/2006/math" xmlns:r="http://schemas.openxmlformats.org/officeDocument/2006/relationships" xmlns:o="urn:schemas-microsoft-com:office:office" xmlns:v="urn:schemas-microsoft-com:vml" xmlns:w10="urn:schemas-microsoft-com:office:word" xmlns:a="http://schemas.openxmlformats.org/drawingml/2006/main" xmlns:pic="http://schemas.openxmlformats.org/drawingml/2006/picture" xmlns:wp="http://schemas.openxmlformats.org/drawingml/2006/wordprocessingDrawing">
   <w:body>
-    <w:bookmarkStart w:id="60" w:name="第四讲亲核取代与消除反应"/>
+    <w:bookmarkStart w:id="63" w:name="第四讲亲核取代与消除反应"/>
     <w:p>
       <w:pPr>
         <w:pStyle w:val="Heading1"/>
@@ -22042,7 +22042,7 @@
     </w:p>
     <w:bookmarkEnd w:id="39"/>
     <w:bookmarkEnd w:id="40"/>
-    <w:bookmarkStart w:id="47" w:name="七典型例题"/>
+    <w:bookmarkStart w:id="50" w:name="七典型例题"/>
     <w:p>
       <w:pPr>
         <w:pStyle w:val="Heading2"/>
@@ -22619,7 +22619,7 @@
       </w:r>
     </w:p>
     <w:bookmarkEnd w:id="41"/>
-    <w:bookmarkStart w:id="42" w:name="例2-sn2-立体化学walden-翻转"/>
+    <w:bookmarkStart w:id="45" w:name="例2-sn2-立体化学walden-翻转"/>
     <w:p>
       <w:pPr>
         <w:pStyle w:val="Heading3"/>
@@ -23094,242 +23094,274 @@
     </w:p>
     <w:p>
       <w:pPr>
-        <w:pStyle w:val="SourceCode"/>
+        <w:pStyle w:val="BodyText"/>
+        <w:spacing w:before="160" w:after="80"/>
+        <w:jc w:val="center"/>
       </w:pPr>
       <w:r>
         <w:rPr>
-          <w:rStyle w:val="VerbatimChar"/>
-          <w:rFonts w:ascii="SimSun" w:hAnsi="SimSun" w:eastAsia="SimSun" w:cs="SimSun"/>
-        </w:rPr>
-        <w:t xml:space="preserve">  CH</w:t>
-      </w:r>
-      <w:r>
-        <w:rPr>
-          <w:rStyle w:val="VerbatimChar"/>
-          <w:rFonts w:ascii="SimSun" w:hAnsi="SimSun" w:eastAsia="SimSun" w:cs="SimSun"/>
+          <w:rFonts w:ascii="Times New Roman" w:hAnsi="Times New Roman" w:eastAsia="Times New Roman" w:cs="Times New Roman"/>
+        </w:rPr>
+        <w:drawing>
+          <wp:inline>
+            <wp:extent cx="3600000" cy="1655872"/>
+            <wp:effectExtent b="0" l="0" r="0" t="0"/>
+            <wp:docPr descr="" title="" id="43" name="Picture"/>
+            <a:graphic>
+              <a:graphicData uri="http://schemas.openxmlformats.org/drawingml/2006/picture">
+                <pic:pic>
+                  <pic:nvPicPr>
+                    <pic:cNvPr descr="a2d6bdc07e33b4da24573b7e934189b92ac4cc162469bf460d189ca4a54fc323.png" id="44" name="Picture"/>
+                    <pic:cNvPicPr>
+                      <a:picLocks noChangeArrowheads="1" noChangeAspect="1"/>
+                    </pic:cNvPicPr>
+                  </pic:nvPicPr>
+                  <pic:blipFill>
+                    <a:blip r:embed="rId42"/>
+                    <a:stretch>
+                      <a:fillRect/>
+                    </a:stretch>
+                  </pic:blipFill>
+                  <pic:spPr bwMode="auto">
+                    <a:xfrm>
+                      <a:off x="0" y="0"/>
+                      <a:ext cx="3600000" cy="1655872"/>
+                    </a:xfrm>
+                    <a:prstGeom prst="rect">
+                      <a:avLst/>
+                    </a:prstGeom>
+                    <a:noFill/>
+                    <a:ln w="9525">
+                      <a:noFill/>
+                      <a:headEnd/>
+                      <a:tailEnd/>
+                    </a:ln>
+                  </pic:spPr>
+                </pic:pic>
+              </a:graphicData>
+            </a:graphic>
+          </wp:inline>
+        </w:drawing>
+      </w:r>
+    </w:p>
+    <w:p>
+      <w:pPr>
+        <w:pStyle w:val="BodyText"/>
+      </w:pPr>
+      <w:r>
+        <w:rPr>
+          <w:rFonts w:hint="eastAsia" w:ascii="Times New Roman" w:hAnsi="Times New Roman" w:eastAsia="FangSong" w:cs="Times New Roman"/>
+          <w:b/>
+          <w:bCs/>
+        </w:rPr>
+        <w:t xml:space="preserve">答案</w:t>
+      </w:r>
+      <w:r>
+        <w:rPr>
+          <w:rFonts w:hint="eastAsia" w:ascii="Times New Roman" w:hAnsi="Times New Roman" w:eastAsia="Times New Roman" w:cs="Times New Roman"/>
+        </w:rPr>
+        <w:t>：(S)-2-</w:t>
+      </w:r>
+      <w:r>
+        <w:rPr>
+          <w:rFonts w:hint="eastAsia" w:ascii="Times New Roman" w:hAnsi="Times New Roman" w:eastAsia="FangSong" w:cs="Times New Roman"/>
+        </w:rPr>
+        <w:t>丁醇</w:t>
+      </w:r>
+      <w:r>
+        <w:rPr>
+          <w:rFonts w:hint="eastAsia" w:ascii="Times New Roman" w:hAnsi="Times New Roman" w:eastAsia="Times New Roman" w:cs="Times New Roman"/>
+        </w:rPr>
+        <w:t>（</w:t>
+      </w:r>
+      <w:r>
+        <w:rPr>
+          <w:rFonts w:hint="eastAsia" w:ascii="Times New Roman" w:hAnsi="Times New Roman" w:eastAsia="FangSong" w:cs="Times New Roman"/>
+        </w:rPr>
+        <w:t>构型完全翻转</w:t>
+      </w:r>
+      <w:r>
+        <w:rPr>
+          <w:rFonts w:hint="eastAsia" w:ascii="Times New Roman" w:hAnsi="Times New Roman" w:eastAsia="Times New Roman" w:cs="Times New Roman"/>
+        </w:rPr>
+        <w:t>）。</w:t>
+      </w:r>
+    </w:p>
+    <w:p>
+      <w:pPr>
+        <w:pStyle w:val="BodyText"/>
+      </w:pPr>
+      <w:r>
+        <w:rPr>
+          <w:rFonts w:hint="eastAsia" w:ascii="Times New Roman" w:hAnsi="Times New Roman" w:eastAsia="FangSong" w:cs="Times New Roman"/>
+          <w:b/>
+          <w:bCs/>
+        </w:rPr>
+        <w:t xml:space="preserve">反思</w:t>
+      </w:r>
+      <w:r>
+        <w:rPr>
+          <w:rFonts w:hint="eastAsia" w:ascii="Times New Roman" w:hAnsi="Times New Roman" w:eastAsia="Times New Roman" w:cs="Times New Roman"/>
+        </w:rPr>
+        <w:t>：</w:t>
+      </w:r>
+      <w:r>
+        <w:rPr>
+          <w:rFonts w:hint="eastAsia" w:ascii="Times New Roman" w:hAnsi="Times New Roman" w:eastAsia="FangSong" w:cs="Times New Roman"/>
+        </w:rPr>
+        <w:t>若换成</w:t>
+      </w:r>
+      <w:r>
+        <w:rPr>
+          <w:rFonts w:ascii="Times New Roman" w:hAnsi="Times New Roman" w:eastAsia="Times New Roman" w:cs="Times New Roman"/>
+        </w:rPr>
+        <w:t xml:space="preserve"> </w:t>
+      </w:r>
+      <w:r>
+        <w:rPr>
+          <w:rFonts w:hint="eastAsia" w:ascii="Times New Roman" w:hAnsi="Times New Roman" w:eastAsia="Times New Roman" w:cs="Times New Roman"/>
+        </w:rPr>
+        <w:t>NaOH/H</w:t>
+      </w:r>
+      <w:r>
+        <w:rPr>
+          <w:rFonts w:hint="eastAsia" w:ascii="Times New Roman" w:hAnsi="Times New Roman" w:eastAsia="Times New Roman" w:cs="Times New Roman"/>
           <w:vertAlign w:val="subscript"/>
         </w:rPr>
+        <w:t>2</w:t>
+      </w:r>
+      <w:r>
+        <w:rPr>
+          <w:rFonts w:hint="eastAsia" w:ascii="Times New Roman" w:hAnsi="Times New Roman" w:eastAsia="Times New Roman" w:cs="Times New Roman"/>
+        </w:rPr>
+        <w:t>O（</w:t>
+      </w:r>
+      <w:r>
+        <w:rPr>
+          <w:rFonts w:hint="eastAsia" w:ascii="Times New Roman" w:hAnsi="Times New Roman" w:eastAsia="FangSong" w:cs="Times New Roman"/>
+        </w:rPr>
+        <w:t>极性质子溶剂</w:t>
+      </w:r>
+      <w:r>
+        <w:rPr>
+          <w:rFonts w:hint="eastAsia" w:ascii="Times New Roman" w:hAnsi="Times New Roman" w:eastAsia="Times New Roman" w:cs="Times New Roman"/>
+        </w:rPr>
+        <w:t>），OH</w:t>
+      </w:r>
+      <w:r>
+        <w:rPr>
+          <w:rFonts w:hint="eastAsia" w:ascii="Times New Roman" w:hAnsi="Times New Roman" w:eastAsia="Times New Roman" w:cs="Times New Roman"/>
+          <w:vertAlign w:val="superscript"/>
+        </w:rPr>
+        <w:t>-</w:t>
+      </w:r>
+      <w:r>
+        <w:rPr>
+          <w:rFonts w:ascii="Times New Roman" w:hAnsi="Times New Roman" w:eastAsia="Times New Roman" w:cs="Times New Roman"/>
+        </w:rPr>
+        <w:t xml:space="preserve"> </w:t>
+      </w:r>
+      <w:r>
+        <w:rPr>
+          <w:rFonts w:hint="eastAsia" w:ascii="Times New Roman" w:hAnsi="Times New Roman" w:eastAsia="FangSong" w:cs="Times New Roman"/>
+        </w:rPr>
+        <w:t>被氢键包裹</w:t>
+      </w:r>
+      <w:r>
+        <w:rPr>
+          <w:rFonts w:hint="eastAsia" w:ascii="Times New Roman" w:hAnsi="Times New Roman" w:eastAsia="Times New Roman" w:cs="Times New Roman"/>
+        </w:rPr>
+        <w:t>，SN2</w:t>
+      </w:r>
+      <w:r>
+        <w:rPr>
+          <w:rFonts w:ascii="Times New Roman" w:hAnsi="Times New Roman" w:eastAsia="Times New Roman" w:cs="Times New Roman"/>
+        </w:rPr>
+        <w:t xml:space="preserve"> </w:t>
+      </w:r>
+      <w:r>
+        <w:rPr>
+          <w:rFonts w:hint="eastAsia" w:ascii="Times New Roman" w:hAnsi="Times New Roman" w:eastAsia="FangSong" w:cs="Times New Roman"/>
+        </w:rPr>
+        <w:t>速率降低</w:t>
+      </w:r>
+      <w:r>
+        <w:rPr>
+          <w:rFonts w:hint="eastAsia" w:ascii="Times New Roman" w:hAnsi="Times New Roman" w:eastAsia="Times New Roman" w:cs="Times New Roman"/>
+        </w:rPr>
+        <w:t>，E2</w:t>
+      </w:r>
+      <w:r>
+        <w:rPr>
+          <w:rFonts w:ascii="Times New Roman" w:hAnsi="Times New Roman" w:eastAsia="Times New Roman" w:cs="Times New Roman"/>
+        </w:rPr>
+        <w:t xml:space="preserve"> </w:t>
+      </w:r>
+      <w:r>
+        <w:rPr>
+          <w:rFonts w:hint="eastAsia" w:ascii="Times New Roman" w:hAnsi="Times New Roman" w:eastAsia="FangSong" w:cs="Times New Roman"/>
+        </w:rPr>
+        <w:t>副反应增多</w:t>
+      </w:r>
+      <w:r>
+        <w:rPr>
+          <w:rFonts w:hint="eastAsia" w:ascii="Times New Roman" w:hAnsi="Times New Roman" w:eastAsia="Times New Roman" w:cs="Times New Roman"/>
+        </w:rPr>
+        <w:t>。</w:t>
+      </w:r>
+    </w:p>
+    <w:p>
+      <w:pPr>
+        <w:spacing w:before="160" w:after="80"/>
+      </w:pPr>
+      <w:r>
+        <w:pict>
+          <v:rect style="width:0;height:1.5pt" o:hralign="center" o:hrstd="t" o:hr="t"/>
+        </w:pict>
+      </w:r>
+    </w:p>
+    <w:bookmarkEnd w:id="45"/>
+    <w:bookmarkStart w:id="46" w:name="例3-e2-区域选择性zaitsev-vs-hofmann"/>
+    <w:p>
+      <w:pPr>
+        <w:pStyle w:val="Heading3"/>
+        <w:spacing w:before="280" w:after="120"/>
+      </w:pPr>
+      <w:r>
+        <w:rPr>
+          <w:rFonts w:hint="eastAsia" w:ascii="Times New Roman" w:hAnsi="Times New Roman" w:eastAsia="SimHei" w:cs="Times New Roman"/>
+        </w:rPr>
+        <w:t>例</w:t>
+      </w:r>
+      <w:r>
+        <w:rPr>
+          <w:rFonts w:hint="eastAsia" w:ascii="Times New Roman" w:hAnsi="Times New Roman" w:eastAsia="Times New Roman" w:cs="Times New Roman"/>
+        </w:rPr>
         <w:t>3</w:t>
       </w:r>
       <w:r>
         <w:rPr>
-          <w:rStyle w:val="VerbatimChar"/>
-          <w:rFonts w:ascii="SimSun" w:hAnsi="SimSun" w:eastAsia="SimSun" w:cs="SimSun"/>
-        </w:rPr>
-        <w:t xml:space="preserve">          CH</w:t>
-      </w:r>
-      <w:r>
-        <w:rPr>
-          <w:rStyle w:val="VerbatimChar"/>
-          <w:rFonts w:ascii="SimSun" w:hAnsi="SimSun" w:eastAsia="SimSun" w:cs="SimSun"/>
-          <w:vertAlign w:val="subscript"/>
-        </w:rPr>
-        <w:t>3</w:t>
-      </w:r>
-      <w:r>
-        <w:rPr>
-          <w:rStyle w:val="VerbatimChar"/>
-          <w:rFonts w:ascii="SimSun" w:hAnsi="SimSun" w:eastAsia="SimSun" w:cs="SimSun"/>
-        </w:rPr>
-        <w:t xml:space="preserve">          CH</w:t>
-      </w:r>
-      <w:r>
-        <w:rPr>
-          <w:rStyle w:val="VerbatimChar"/>
-          <w:rFonts w:ascii="SimSun" w:hAnsi="SimSun" w:eastAsia="SimSun" w:cs="SimSun"/>
-          <w:vertAlign w:val="subscript"/>
-        </w:rPr>
-        <w:t>3</w:t>
-      </w:r>
-      <w:r>
-        <w:rPr>
-          <w:rFonts w:ascii="SimSun" w:hAnsi="SimSun" w:eastAsia="SimSun" w:cs="SimSun"/>
-        </w:rPr>
-        <w:br/>
-      </w:r>
-      <w:r>
-        <w:rPr>
-          <w:rStyle w:val="VerbatimChar"/>
-          <w:rFonts w:ascii="SimSun" w:hAnsi="SimSun" w:eastAsia="SimSun" w:cs="SimSun"/>
-        </w:rPr>
-        <w:t xml:space="preserve">   |            |            |</w:t>
-      </w:r>
-      <w:r>
-        <w:rPr>
-          <w:rFonts w:ascii="SimSun" w:hAnsi="SimSun" w:eastAsia="SimSun" w:cs="SimSun"/>
-        </w:rPr>
-        <w:br/>
-      </w:r>
-      <w:r>
-        <w:rPr>
-          <w:rStyle w:val="VerbatimChar"/>
-          <w:rFonts w:ascii="SimSun" w:hAnsi="SimSun" w:eastAsia="SimSun" w:cs="SimSun"/>
-        </w:rPr>
-        <w:t>H—C—Br  + OH</w:t>
-      </w:r>
-      <w:r>
-        <w:rPr>
-          <w:rStyle w:val="VerbatimChar"/>
-          <w:rFonts w:ascii="SimSun" w:hAnsi="SimSun" w:eastAsia="SimSun" w:cs="SimSun"/>
-          <w:vertAlign w:val="superscript"/>
-        </w:rPr>
-        <w:t>-</w:t>
-      </w:r>
-      <w:r>
-        <w:rPr>
-          <w:rStyle w:val="VerbatimChar"/>
-          <w:rFonts w:ascii="SimSun" w:hAnsi="SimSun" w:eastAsia="SimSun" w:cs="SimSun"/>
-        </w:rPr>
-        <w:t xml:space="preserve">  →  HO—C—H  + Br</w:t>
-      </w:r>
-      <w:r>
-        <w:rPr>
-          <w:rStyle w:val="VerbatimChar"/>
-          <w:rFonts w:ascii="SimSun" w:hAnsi="SimSun" w:eastAsia="SimSun" w:cs="SimSun"/>
-          <w:vertAlign w:val="superscript"/>
-        </w:rPr>
-        <w:t>-</w:t>
-      </w:r>
-      <w:r>
-        <w:rPr>
-          <w:rStyle w:val="VerbatimChar"/>
-          <w:rFonts w:ascii="SimSun" w:hAnsi="SimSun" w:eastAsia="SimSun" w:cs="SimSun"/>
-        </w:rPr>
-        <w:t xml:space="preserve">   </w:t>
-      </w:r>
-      <w:r>
-        <w:rPr>
-          <w:rStyle w:val="VerbatimChar"/>
-          <w:rFonts w:hint="eastAsia" w:ascii="SimSun" w:hAnsi="SimSun" w:eastAsia="SimSun" w:cs="SimSun"/>
-        </w:rPr>
-        <w:t xml:space="preserve">（OH</w:t>
-      </w:r>
-      <w:r>
-        <w:rPr>
-          <w:rStyle w:val="VerbatimChar"/>
-          <w:rFonts w:ascii="SimSun" w:hAnsi="SimSun" w:eastAsia="SimSun" w:cs="SimSun"/>
-        </w:rPr>
-        <w:t xml:space="preserve"> </w:t>
-      </w:r>
-      <w:r>
-        <w:rPr>
-          <w:rStyle w:val="VerbatimChar"/>
-          <w:rFonts w:hint="eastAsia" w:ascii="SimSun" w:hAnsi="SimSun" w:eastAsia="SimSun" w:cs="SimSun"/>
-        </w:rPr>
-        <w:t xml:space="preserve">从</w:t>
-      </w:r>
-      <w:r>
-        <w:rPr>
-          <w:rStyle w:val="VerbatimChar"/>
-          <w:rFonts w:ascii="SimSun" w:hAnsi="SimSun" w:eastAsia="SimSun" w:cs="SimSun"/>
-        </w:rPr>
-        <w:t xml:space="preserve"> Br </w:t>
-      </w:r>
-      <w:r>
-        <w:rPr>
-          <w:rStyle w:val="VerbatimChar"/>
-          <w:rFonts w:hint="eastAsia" w:ascii="SimSun" w:hAnsi="SimSun" w:eastAsia="SimSun" w:cs="SimSun"/>
-        </w:rPr>
-        <w:t>背面进攻</w:t>
-      </w:r>
-      <w:r>
-        <w:rPr>
-          <w:rStyle w:val="VerbatimChar"/>
-          <w:rFonts w:hint="eastAsia" w:ascii="SimSun" w:hAnsi="SimSun" w:eastAsia="SimSun" w:cs="SimSun"/>
-        </w:rPr>
-        <w:t>）</w:t>
-      </w:r>
-      <w:r>
-        <w:rPr>
-          <w:rFonts w:ascii="SimSun" w:hAnsi="SimSun" w:eastAsia="SimSun" w:cs="SimSun"/>
-        </w:rPr>
-        <w:br/>
-      </w:r>
-      <w:r>
-        <w:rPr>
-          <w:rStyle w:val="VerbatimChar"/>
-          <w:rFonts w:ascii="SimSun" w:hAnsi="SimSun" w:eastAsia="SimSun" w:cs="SimSun"/>
-        </w:rPr>
-        <w:t xml:space="preserve">   |            |</w:t>
-      </w:r>
-      <w:r>
-        <w:rPr>
-          <w:rFonts w:ascii="SimSun" w:hAnsi="SimSun" w:eastAsia="SimSun" w:cs="SimSun"/>
-        </w:rPr>
-        <w:br/>
-      </w:r>
-      <w:r>
-        <w:rPr>
-          <w:rStyle w:val="VerbatimChar"/>
-          <w:rFonts w:ascii="SimSun" w:hAnsi="SimSun" w:eastAsia="SimSun" w:cs="SimSun"/>
-        </w:rPr>
-        <w:t>C</w:t>
-      </w:r>
-      <w:r>
-        <w:rPr>
-          <w:rStyle w:val="VerbatimChar"/>
-          <w:rFonts w:ascii="SimSun" w:hAnsi="SimSun" w:eastAsia="SimSun" w:cs="SimSun"/>
-          <w:vertAlign w:val="subscript"/>
-        </w:rPr>
-        <w:t>2</w:t>
-      </w:r>
-      <w:r>
-        <w:rPr>
-          <w:rStyle w:val="VerbatimChar"/>
-          <w:rFonts w:ascii="SimSun" w:hAnsi="SimSun" w:eastAsia="SimSun" w:cs="SimSun"/>
-        </w:rPr>
-        <w:t>H</w:t>
-      </w:r>
-      <w:r>
-        <w:rPr>
-          <w:rStyle w:val="VerbatimChar"/>
-          <w:rFonts w:ascii="SimSun" w:hAnsi="SimSun" w:eastAsia="SimSun" w:cs="SimSun"/>
-          <w:vertAlign w:val="subscript"/>
-        </w:rPr>
-        <w:t>5</w:t>
-      </w:r>
-      <w:r>
-        <w:rPr>
-          <w:rStyle w:val="VerbatimChar"/>
-          <w:rFonts w:ascii="SimSun" w:hAnsi="SimSun" w:eastAsia="SimSun" w:cs="SimSun"/>
-        </w:rPr>
-        <w:t xml:space="preserve">         C</w:t>
-      </w:r>
-      <w:r>
-        <w:rPr>
-          <w:rStyle w:val="VerbatimChar"/>
-          <w:rFonts w:ascii="SimSun" w:hAnsi="SimSun" w:eastAsia="SimSun" w:cs="SimSun"/>
-          <w:vertAlign w:val="subscript"/>
-        </w:rPr>
-        <w:t>2</w:t>
-      </w:r>
-      <w:r>
-        <w:rPr>
-          <w:rStyle w:val="VerbatimChar"/>
-          <w:rFonts w:ascii="SimSun" w:hAnsi="SimSun" w:eastAsia="SimSun" w:cs="SimSun"/>
-        </w:rPr>
-        <w:t>H</w:t>
-      </w:r>
-      <w:r>
-        <w:rPr>
-          <w:rStyle w:val="VerbatimChar"/>
-          <w:rFonts w:ascii="SimSun" w:hAnsi="SimSun" w:eastAsia="SimSun" w:cs="SimSun"/>
-          <w:vertAlign w:val="subscript"/>
-        </w:rPr>
-        <w:t>5</w:t>
-      </w:r>
-      <w:r>
-        <w:rPr>
-          <w:rFonts w:ascii="SimSun" w:hAnsi="SimSun" w:eastAsia="SimSun" w:cs="SimSun"/>
-        </w:rPr>
-        <w:br/>
-      </w:r>
-      <w:r>
-        <w:rPr>
-          <w:rStyle w:val="VerbatimChar"/>
-          <w:rFonts w:ascii="SimSun" w:hAnsi="SimSun" w:eastAsia="SimSun" w:cs="SimSun"/>
-        </w:rPr>
-        <w:t xml:space="preserve">(R)           (S)</w:t>
+          <w:rFonts w:ascii="Times New Roman" w:hAnsi="Times New Roman" w:eastAsia="Times New Roman" w:cs="Times New Roman"/>
+        </w:rPr>
+        <w:t xml:space="preserve"> E2 </w:t>
+      </w:r>
+      <w:r>
+        <w:rPr>
+          <w:rFonts w:hint="eastAsia" w:ascii="Times New Roman" w:hAnsi="Times New Roman" w:eastAsia="SimHei" w:cs="Times New Roman"/>
+        </w:rPr>
+        <w:t>区域选择性</w:t>
+      </w:r>
+      <w:r>
+        <w:rPr>
+          <w:rFonts w:hint="eastAsia" w:ascii="Times New Roman" w:hAnsi="Times New Roman" w:eastAsia="Times New Roman" w:cs="Times New Roman"/>
+        </w:rPr>
+        <w:t>——Zaitsev</w:t>
+      </w:r>
+      <w:r>
+        <w:rPr>
+          <w:rFonts w:ascii="Times New Roman" w:hAnsi="Times New Roman" w:eastAsia="Times New Roman" w:cs="Times New Roman"/>
+        </w:rPr>
+        <w:t xml:space="preserve"> vs Hofmann ⭐⭐⭐</w:t>
       </w:r>
     </w:p>
     <w:p>
@@ -23342,37 +23374,73 @@
           <w:b/>
           <w:bCs/>
         </w:rPr>
-        <w:t xml:space="preserve">答案</w:t>
-      </w:r>
-      <w:r>
-        <w:rPr>
-          <w:rFonts w:hint="eastAsia" w:ascii="Times New Roman" w:hAnsi="Times New Roman" w:eastAsia="Times New Roman" w:cs="Times New Roman"/>
-        </w:rPr>
-        <w:t>：(S)-2-</w:t>
-      </w:r>
-      <w:r>
-        <w:rPr>
-          <w:rFonts w:hint="eastAsia" w:ascii="Times New Roman" w:hAnsi="Times New Roman" w:eastAsia="FangSong" w:cs="Times New Roman"/>
-        </w:rPr>
-        <w:t>丁醇</w:t>
-      </w:r>
-      <w:r>
-        <w:rPr>
-          <w:rFonts w:hint="eastAsia" w:ascii="Times New Roman" w:hAnsi="Times New Roman" w:eastAsia="Times New Roman" w:cs="Times New Roman"/>
-        </w:rPr>
-        <w:t>（</w:t>
-      </w:r>
-      <w:r>
-        <w:rPr>
-          <w:rFonts w:hint="eastAsia" w:ascii="Times New Roman" w:hAnsi="Times New Roman" w:eastAsia="FangSong" w:cs="Times New Roman"/>
-        </w:rPr>
-        <w:t>构型完全翻转</w:t>
-      </w:r>
-      <w:r>
-        <w:rPr>
-          <w:rFonts w:hint="eastAsia" w:ascii="Times New Roman" w:hAnsi="Times New Roman" w:eastAsia="Times New Roman" w:cs="Times New Roman"/>
-        </w:rPr>
-        <w:t>）。</w:t>
+        <w:t xml:space="preserve">题干</w:t>
+      </w:r>
+      <w:r>
+        <w:rPr>
+          <w:rFonts w:hint="eastAsia" w:ascii="Times New Roman" w:hAnsi="Times New Roman" w:eastAsia="Times New Roman" w:cs="Times New Roman"/>
+        </w:rPr>
+        <w:t>：2-</w:t>
+      </w:r>
+      <w:r>
+        <w:rPr>
+          <w:rFonts w:hint="eastAsia" w:ascii="Times New Roman" w:hAnsi="Times New Roman" w:eastAsia="FangSong" w:cs="Times New Roman"/>
+        </w:rPr>
+        <w:t>溴</w:t>
+      </w:r>
+      <w:r>
+        <w:rPr>
+          <w:rFonts w:hint="eastAsia" w:ascii="Times New Roman" w:hAnsi="Times New Roman" w:eastAsia="Times New Roman" w:cs="Times New Roman"/>
+        </w:rPr>
+        <w:t>-2-</w:t>
+      </w:r>
+      <w:r>
+        <w:rPr>
+          <w:rFonts w:hint="eastAsia" w:ascii="Times New Roman" w:hAnsi="Times New Roman" w:eastAsia="FangSong" w:cs="Times New Roman"/>
+        </w:rPr>
+        <w:t>甲基丁烷在以下两种条件下消除</w:t>
+      </w:r>
+      <w:r>
+        <w:rPr>
+          <w:rFonts w:hint="eastAsia" w:ascii="Times New Roman" w:hAnsi="Times New Roman" w:eastAsia="Times New Roman" w:cs="Times New Roman"/>
+        </w:rPr>
+        <w:t>，</w:t>
+      </w:r>
+      <w:r>
+        <w:rPr>
+          <w:rFonts w:hint="eastAsia" w:ascii="Times New Roman" w:hAnsi="Times New Roman" w:eastAsia="FangSong" w:cs="Times New Roman"/>
+        </w:rPr>
+        <w:t>主产物分别是什么</w:t>
+      </w:r>
+      <w:r>
+        <w:rPr>
+          <w:rFonts w:hint="eastAsia" w:ascii="Times New Roman" w:hAnsi="Times New Roman" w:eastAsia="Times New Roman" w:cs="Times New Roman"/>
+        </w:rPr>
+        <w:t>？</w:t>
+      </w:r>
+      <w:r>
+        <w:rPr>
+          <w:rFonts w:ascii="Times New Roman" w:hAnsi="Times New Roman" w:eastAsia="Times New Roman" w:cs="Times New Roman"/>
+        </w:rPr>
+        <w:t xml:space="preserve"> </w:t>
+      </w:r>
+      <w:r>
+        <w:rPr>
+          <w:rFonts w:ascii="Times New Roman" w:hAnsi="Times New Roman" w:eastAsia="Times New Roman" w:cs="Times New Roman"/>
+        </w:rPr>
+        <w:t xml:space="preserve">(1) NaOEt/EtOH, 60°C</w:t>
+      </w:r>
+      <w:r>
+        <w:rPr>
+          <w:rFonts w:ascii="Times New Roman" w:hAnsi="Times New Roman" w:eastAsia="Times New Roman" w:cs="Times New Roman"/>
+        </w:rPr>
+        <w:t xml:space="preserve"> </w:t>
+      </w:r>
+      <w:r>
+        <w:rPr>
+          <w:rFonts w:ascii="Times New Roman" w:hAnsi="Times New Roman" w:eastAsia="Times New Roman" w:cs="Times New Roman"/>
+        </w:rPr>
+        <w:t xml:space="preserve">(2) t-BuOK/t-BuOH, 60°C</w:t>
       </w:r>
     </w:p>
     <w:p>
@@ -23385,6 +23453,914 @@
           <w:b/>
           <w:bCs/>
         </w:rPr>
+        <w:t xml:space="preserve">思路</w:t>
+      </w:r>
+      <w:r>
+        <w:rPr>
+          <w:rFonts w:hint="eastAsia" w:ascii="Times New Roman" w:hAnsi="Times New Roman" w:eastAsia="Times New Roman" w:cs="Times New Roman"/>
+        </w:rPr>
+        <w:t xml:space="preserve">：E2</w:t>
+      </w:r>
+      <w:r>
+        <w:rPr>
+          <w:rFonts w:ascii="Times New Roman" w:hAnsi="Times New Roman" w:eastAsia="Times New Roman" w:cs="Times New Roman"/>
+        </w:rPr>
+        <w:t xml:space="preserve"> </w:t>
+      </w:r>
+      <w:r>
+        <w:rPr>
+          <w:rFonts w:hint="eastAsia" w:ascii="Times New Roman" w:hAnsi="Times New Roman" w:eastAsia="FangSong" w:cs="Times New Roman"/>
+        </w:rPr>
+        <w:t>区域选择性由碱的位阻决定</w:t>
+      </w:r>
+      <w:r>
+        <w:rPr>
+          <w:rFonts w:hint="eastAsia" w:ascii="Times New Roman" w:hAnsi="Times New Roman" w:eastAsia="Times New Roman" w:cs="Times New Roman"/>
+        </w:rPr>
+        <w:t>——</w:t>
+      </w:r>
+      <w:r>
+        <w:rPr>
+          <w:rFonts w:hint="eastAsia" w:ascii="Times New Roman" w:hAnsi="Times New Roman" w:eastAsia="FangSong" w:cs="Times New Roman"/>
+        </w:rPr>
+        <w:t>小位阻碱走</w:t>
+      </w:r>
+      <w:r>
+        <w:rPr>
+          <w:rFonts w:ascii="Times New Roman" w:hAnsi="Times New Roman" w:eastAsia="Times New Roman" w:cs="Times New Roman"/>
+        </w:rPr>
+        <w:t xml:space="preserve"> </w:t>
+      </w:r>
+      <w:r>
+        <w:rPr>
+          <w:rFonts w:hint="eastAsia" w:ascii="Times New Roman" w:hAnsi="Times New Roman" w:eastAsia="Times New Roman" w:cs="Times New Roman"/>
+        </w:rPr>
+        <w:t>Zaitsev，</w:t>
+      </w:r>
+      <w:r>
+        <w:rPr>
+          <w:rFonts w:hint="eastAsia" w:ascii="Times New Roman" w:hAnsi="Times New Roman" w:eastAsia="FangSong" w:cs="Times New Roman"/>
+        </w:rPr>
+        <w:t>大位阻碱走</w:t>
+      </w:r>
+      <w:r>
+        <w:rPr>
+          <w:rFonts w:ascii="Times New Roman" w:hAnsi="Times New Roman" w:eastAsia="Times New Roman" w:cs="Times New Roman"/>
+        </w:rPr>
+        <w:t xml:space="preserve"> Hofmann。</w:t>
+      </w:r>
+    </w:p>
+    <w:p>
+      <w:pPr>
+        <w:pStyle w:val="BodyText"/>
+      </w:pPr>
+      <w:r>
+        <w:rPr>
+          <w:rFonts w:hint="eastAsia" w:ascii="Times New Roman" w:hAnsi="Times New Roman" w:eastAsia="FangSong" w:cs="Times New Roman"/>
+          <w:b/>
+          <w:bCs/>
+        </w:rPr>
+        <w:t xml:space="preserve">解析</w:t>
+      </w:r>
+      <w:r>
+        <w:rPr>
+          <w:rFonts w:hint="eastAsia" w:ascii="Times New Roman" w:hAnsi="Times New Roman" w:eastAsia="Times New Roman" w:cs="Times New Roman"/>
+        </w:rPr>
+        <w:t xml:space="preserve">：</w:t>
+      </w:r>
+      <w:r>
+        <w:rPr>
+          <w:rFonts w:ascii="Times New Roman" w:hAnsi="Times New Roman" w:eastAsia="Times New Roman" w:cs="Times New Roman"/>
+        </w:rPr>
+        <w:t xml:space="preserve"> </w:t>
+      </w:r>
+      <w:r>
+        <w:rPr>
+          <w:rFonts w:hint="eastAsia" w:ascii="Times New Roman" w:hAnsi="Times New Roman" w:eastAsia="Times New Roman" w:cs="Times New Roman"/>
+        </w:rPr>
+        <w:t>2-</w:t>
+      </w:r>
+      <w:r>
+        <w:rPr>
+          <w:rFonts w:hint="eastAsia" w:ascii="Times New Roman" w:hAnsi="Times New Roman" w:eastAsia="FangSong" w:cs="Times New Roman"/>
+        </w:rPr>
+        <w:t>溴</w:t>
+      </w:r>
+      <w:r>
+        <w:rPr>
+          <w:rFonts w:hint="eastAsia" w:ascii="Times New Roman" w:hAnsi="Times New Roman" w:eastAsia="Times New Roman" w:cs="Times New Roman"/>
+        </w:rPr>
+        <w:t>-2-</w:t>
+      </w:r>
+      <w:r>
+        <w:rPr>
+          <w:rFonts w:hint="eastAsia" w:ascii="Times New Roman" w:hAnsi="Times New Roman" w:eastAsia="FangSong" w:cs="Times New Roman"/>
+        </w:rPr>
+        <w:t>甲基丁烷的结构</w:t>
+      </w:r>
+      <w:r>
+        <w:rPr>
+          <w:rFonts w:hint="eastAsia" w:ascii="Times New Roman" w:hAnsi="Times New Roman" w:eastAsia="Times New Roman" w:cs="Times New Roman"/>
+        </w:rPr>
+        <w:t>：</w:t>
+      </w:r>
+    </w:p>
+    <w:p>
+      <w:pPr>
+        <w:pStyle w:val="SourceCode"/>
+      </w:pPr>
+      <w:r>
+        <w:rPr>
+          <w:rStyle w:val="VerbatimChar"/>
+          <w:rFonts w:ascii="SimSun" w:hAnsi="SimSun" w:eastAsia="SimSun" w:cs="SimSun"/>
+        </w:rPr>
+        <w:t xml:space="preserve">     Br</w:t>
+      </w:r>
+      <w:r>
+        <w:rPr>
+          <w:rFonts w:ascii="SimSun" w:hAnsi="SimSun" w:eastAsia="SimSun" w:cs="SimSun"/>
+        </w:rPr>
+        <w:br/>
+      </w:r>
+      <w:r>
+        <w:rPr>
+          <w:rStyle w:val="VerbatimChar"/>
+          <w:rFonts w:ascii="SimSun" w:hAnsi="SimSun" w:eastAsia="SimSun" w:cs="SimSun"/>
+        </w:rPr>
+        <w:t xml:space="preserve">     |</w:t>
+      </w:r>
+      <w:r>
+        <w:rPr>
+          <w:rFonts w:ascii="SimSun" w:hAnsi="SimSun" w:eastAsia="SimSun" w:cs="SimSun"/>
+        </w:rPr>
+        <w:br/>
+      </w:r>
+      <w:r>
+        <w:rPr>
+          <w:rStyle w:val="VerbatimChar"/>
+          <w:rFonts w:ascii="SimSun" w:hAnsi="SimSun" w:eastAsia="SimSun" w:cs="SimSun"/>
+        </w:rPr>
+        <w:t>CH</w:t>
+      </w:r>
+      <w:r>
+        <w:rPr>
+          <w:rStyle w:val="VerbatimChar"/>
+          <w:rFonts w:ascii="SimSun" w:hAnsi="SimSun" w:eastAsia="SimSun" w:cs="SimSun"/>
+          <w:vertAlign w:val="subscript"/>
+        </w:rPr>
+        <w:t>3</w:t>
+      </w:r>
+      <w:r>
+        <w:rPr>
+          <w:rStyle w:val="VerbatimChar"/>
+          <w:rFonts w:ascii="SimSun" w:hAnsi="SimSun" w:eastAsia="SimSun" w:cs="SimSun"/>
+        </w:rPr>
+        <w:t>—C—CH</w:t>
+      </w:r>
+      <w:r>
+        <w:rPr>
+          <w:rStyle w:val="VerbatimChar"/>
+          <w:rFonts w:ascii="SimSun" w:hAnsi="SimSun" w:eastAsia="SimSun" w:cs="SimSun"/>
+          <w:vertAlign w:val="subscript"/>
+        </w:rPr>
+        <w:t>2</w:t>
+      </w:r>
+      <w:r>
+        <w:rPr>
+          <w:rStyle w:val="VerbatimChar"/>
+          <w:rFonts w:ascii="SimSun" w:hAnsi="SimSun" w:eastAsia="SimSun" w:cs="SimSun"/>
+        </w:rPr>
+        <w:t>—CH</w:t>
+      </w:r>
+      <w:r>
+        <w:rPr>
+          <w:rStyle w:val="VerbatimChar"/>
+          <w:rFonts w:ascii="SimSun" w:hAnsi="SimSun" w:eastAsia="SimSun" w:cs="SimSun"/>
+          <w:vertAlign w:val="subscript"/>
+        </w:rPr>
+        <w:t>3</w:t>
+      </w:r>
+      <w:r>
+        <w:rPr>
+          <w:rStyle w:val="VerbatimChar"/>
+          <w:rFonts w:ascii="SimSun" w:hAnsi="SimSun" w:eastAsia="SimSun" w:cs="SimSun"/>
+        </w:rPr>
+        <w:t xml:space="preserve">    </w:t>
+      </w:r>
+      <w:r>
+        <w:rPr>
+          <w:rStyle w:val="VerbatimChar"/>
+          <w:rFonts w:hint="eastAsia" w:ascii="SimSun" w:hAnsi="SimSun" w:eastAsia="SimSun" w:cs="SimSun"/>
+        </w:rPr>
+        <w:t>（</w:t>
+      </w:r>
+      <w:r>
+        <w:rPr>
+          <w:rStyle w:val="VerbatimChar"/>
+          <w:rFonts w:hint="eastAsia" w:ascii="SimSun" w:hAnsi="SimSun" w:eastAsia="SimSun" w:cs="SimSun"/>
+        </w:rPr>
+        <w:t>需考虑消除哪个</w:t>
+      </w:r>
+      <w:r>
+        <w:rPr>
+          <w:rStyle w:val="VerbatimChar"/>
+          <w:rFonts w:ascii="SimSun" w:hAnsi="SimSun" w:eastAsia="SimSun" w:cs="SimSun"/>
+        </w:rPr>
+        <w:t xml:space="preserve"> </w:t>
+      </w:r>
+      <w:r>
+        <w:rPr>
+          <w:rStyle w:val="VerbatimChar"/>
+          <w:rFonts w:hint="eastAsia" w:ascii="SimSun" w:hAnsi="SimSun" w:eastAsia="SimSun" w:cs="SimSun"/>
+        </w:rPr>
+        <w:t xml:space="preserve">β-H）</w:t>
+      </w:r>
+      <w:r>
+        <w:rPr>
+          <w:rFonts w:ascii="SimSun" w:hAnsi="SimSun" w:eastAsia="SimSun" w:cs="SimSun"/>
+        </w:rPr>
+        <w:br/>
+      </w:r>
+      <w:r>
+        <w:rPr>
+          <w:rStyle w:val="VerbatimChar"/>
+          <w:rFonts w:ascii="SimSun" w:hAnsi="SimSun" w:eastAsia="SimSun" w:cs="SimSun"/>
+        </w:rPr>
+        <w:t xml:space="preserve">     |</w:t>
+      </w:r>
+      <w:r>
+        <w:rPr>
+          <w:rFonts w:ascii="SimSun" w:hAnsi="SimSun" w:eastAsia="SimSun" w:cs="SimSun"/>
+        </w:rPr>
+        <w:br/>
+      </w:r>
+      <w:r>
+        <w:rPr>
+          <w:rStyle w:val="VerbatimChar"/>
+          <w:rFonts w:ascii="SimSun" w:hAnsi="SimSun" w:eastAsia="SimSun" w:cs="SimSun"/>
+        </w:rPr>
+        <w:t xml:space="preserve">    CH</w:t>
+      </w:r>
+      <w:r>
+        <w:rPr>
+          <w:rStyle w:val="VerbatimChar"/>
+          <w:rFonts w:ascii="SimSun" w:hAnsi="SimSun" w:eastAsia="SimSun" w:cs="SimSun"/>
+          <w:vertAlign w:val="subscript"/>
+        </w:rPr>
+        <w:t>3</w:t>
+      </w:r>
+    </w:p>
+    <w:p>
+      <w:pPr>
+        <w:pStyle w:val="FirstParagraph"/>
+      </w:pPr>
+      <w:r>
+        <w:rPr>
+          <w:rFonts w:hint="eastAsia" w:ascii="Times New Roman" w:hAnsi="Times New Roman" w:eastAsia="FangSong" w:cs="Times New Roman"/>
+        </w:rPr>
+        <w:t xml:space="preserve">有两个不同的</w:t>
+      </w:r>
+      <w:r>
+        <w:rPr>
+          <w:rFonts w:ascii="Times New Roman" w:hAnsi="Times New Roman" w:eastAsia="Times New Roman" w:cs="Times New Roman"/>
+        </w:rPr>
+        <w:t xml:space="preserve"> </w:t>
+      </w:r>
+      <w:r>
+        <w:rPr>
+          <w:rFonts w:hint="eastAsia" w:ascii="Times New Roman" w:hAnsi="Times New Roman" w:eastAsia="Times New Roman" w:cs="Times New Roman"/>
+        </w:rPr>
+        <w:t>β-</w:t>
+      </w:r>
+      <w:r>
+        <w:rPr>
+          <w:rFonts w:hint="eastAsia" w:ascii="Times New Roman" w:hAnsi="Times New Roman" w:eastAsia="FangSong" w:cs="Times New Roman"/>
+        </w:rPr>
+        <w:t>位</w:t>
+      </w:r>
+      <w:r>
+        <w:rPr>
+          <w:rFonts w:hint="eastAsia" w:ascii="Times New Roman" w:hAnsi="Times New Roman" w:eastAsia="Times New Roman" w:cs="Times New Roman"/>
+        </w:rPr>
+        <w:t>：</w:t>
+      </w:r>
+      <w:r>
+        <w:rPr>
+          <w:rFonts w:ascii="Times New Roman" w:hAnsi="Times New Roman" w:eastAsia="Times New Roman" w:cs="Times New Roman"/>
+        </w:rPr>
+        <w:t xml:space="preserve"> </w:t>
+      </w:r>
+      <w:r>
+        <w:rPr>
+          <w:rFonts w:ascii="Times New Roman" w:hAnsi="Times New Roman" w:eastAsia="Times New Roman" w:cs="Times New Roman"/>
+        </w:rPr>
+        <w:t xml:space="preserve">- </w:t>
+      </w:r>
+      <w:r>
+        <w:rPr>
+          <w:rFonts w:hint="eastAsia" w:ascii="Times New Roman" w:hAnsi="Times New Roman" w:eastAsia="Times New Roman" w:cs="Times New Roman"/>
+        </w:rPr>
+        <w:t>β-</w:t>
+      </w:r>
+      <w:r>
+        <w:rPr>
+          <w:rFonts w:hint="eastAsia" w:ascii="Times New Roman" w:hAnsi="Times New Roman" w:eastAsia="FangSong" w:cs="Times New Roman"/>
+        </w:rPr>
+        <w:t>位</w:t>
+      </w:r>
+      <w:r>
+        <w:rPr>
+          <w:rFonts w:ascii="Times New Roman" w:hAnsi="Times New Roman" w:eastAsia="Times New Roman" w:cs="Times New Roman"/>
+        </w:rPr>
+        <w:t xml:space="preserve"> </w:t>
+      </w:r>
+      <w:r>
+        <w:rPr>
+          <w:rFonts w:hint="eastAsia" w:ascii="Times New Roman" w:hAnsi="Times New Roman" w:eastAsia="Times New Roman" w:cs="Times New Roman"/>
+        </w:rPr>
+        <w:t>A（CH</w:t>
+      </w:r>
+      <w:r>
+        <w:rPr>
+          <w:rFonts w:hint="eastAsia" w:ascii="Times New Roman" w:hAnsi="Times New Roman" w:eastAsia="Times New Roman" w:cs="Times New Roman"/>
+          <w:vertAlign w:val="subscript"/>
+        </w:rPr>
+        <w:t>3</w:t>
+      </w:r>
+      <w:r>
+        <w:rPr>
+          <w:rFonts w:hint="eastAsia" w:ascii="Times New Roman" w:hAnsi="Times New Roman" w:eastAsia="Times New Roman" w:cs="Times New Roman"/>
+        </w:rPr>
+        <w:t>）：</w:t>
+      </w:r>
+      <w:r>
+        <w:rPr>
+          <w:rFonts w:hint="eastAsia" w:ascii="Times New Roman" w:hAnsi="Times New Roman" w:eastAsia="FangSong" w:cs="Times New Roman"/>
+        </w:rPr>
+        <w:t>消除后得</w:t>
+      </w:r>
+      <w:r>
+        <w:rPr>
+          <w:rFonts w:ascii="Times New Roman" w:hAnsi="Times New Roman" w:eastAsia="Times New Roman" w:cs="Times New Roman"/>
+        </w:rPr>
+        <w:t xml:space="preserve"> </w:t>
+      </w:r>
+      <w:r>
+        <w:rPr>
+          <w:rFonts w:hint="eastAsia" w:ascii="Times New Roman" w:hAnsi="Times New Roman" w:eastAsia="Times New Roman" w:cs="Times New Roman"/>
+          <w:b/>
+          <w:bCs/>
+        </w:rPr>
+        <w:t>2-</w:t>
+      </w:r>
+      <w:r>
+        <w:rPr>
+          <w:rFonts w:hint="eastAsia" w:ascii="Times New Roman" w:hAnsi="Times New Roman" w:eastAsia="FangSong" w:cs="Times New Roman"/>
+          <w:b/>
+          <w:bCs/>
+        </w:rPr>
+        <w:t>甲基</w:t>
+      </w:r>
+      <w:r>
+        <w:rPr>
+          <w:rFonts w:hint="eastAsia" w:ascii="Times New Roman" w:hAnsi="Times New Roman" w:eastAsia="Times New Roman" w:cs="Times New Roman"/>
+          <w:b/>
+          <w:bCs/>
+        </w:rPr>
+        <w:t>-1-</w:t>
+      </w:r>
+      <w:r>
+        <w:rPr>
+          <w:rFonts w:hint="eastAsia" w:ascii="Times New Roman" w:hAnsi="Times New Roman" w:eastAsia="FangSong" w:cs="Times New Roman"/>
+          <w:b/>
+          <w:bCs/>
+        </w:rPr>
+        <w:t>丁烯</w:t>
+      </w:r>
+      <w:r>
+        <w:rPr>
+          <w:rFonts w:hint="eastAsia" w:ascii="Times New Roman" w:hAnsi="Times New Roman" w:eastAsia="Times New Roman" w:cs="Times New Roman"/>
+        </w:rPr>
+        <w:t>（Hofmann，</w:t>
+      </w:r>
+      <w:r>
+        <w:rPr>
+          <w:rFonts w:hint="eastAsia" w:ascii="Times New Roman" w:hAnsi="Times New Roman" w:eastAsia="FangSong" w:cs="Times New Roman"/>
+        </w:rPr>
+        <w:t>末端烯烃</w:t>
+      </w:r>
+      <w:r>
+        <w:rPr>
+          <w:rFonts w:hint="eastAsia" w:ascii="Times New Roman" w:hAnsi="Times New Roman" w:eastAsia="Times New Roman" w:cs="Times New Roman"/>
+        </w:rPr>
+        <w:t>）</w:t>
+      </w:r>
+      <w:r>
+        <w:rPr>
+          <w:rFonts w:ascii="Times New Roman" w:hAnsi="Times New Roman" w:eastAsia="Times New Roman" w:cs="Times New Roman"/>
+        </w:rPr>
+        <w:t xml:space="preserve"> </w:t>
+      </w:r>
+      <w:r>
+        <w:rPr>
+          <w:rFonts w:ascii="Times New Roman" w:hAnsi="Times New Roman" w:eastAsia="Times New Roman" w:cs="Times New Roman"/>
+        </w:rPr>
+        <w:t xml:space="preserve">- </w:t>
+      </w:r>
+      <w:r>
+        <w:rPr>
+          <w:rFonts w:hint="eastAsia" w:ascii="Times New Roman" w:hAnsi="Times New Roman" w:eastAsia="Times New Roman" w:cs="Times New Roman"/>
+        </w:rPr>
+        <w:t>β-</w:t>
+      </w:r>
+      <w:r>
+        <w:rPr>
+          <w:rFonts w:hint="eastAsia" w:ascii="Times New Roman" w:hAnsi="Times New Roman" w:eastAsia="FangSong" w:cs="Times New Roman"/>
+        </w:rPr>
+        <w:t>位</w:t>
+      </w:r>
+      <w:r>
+        <w:rPr>
+          <w:rFonts w:ascii="Times New Roman" w:hAnsi="Times New Roman" w:eastAsia="Times New Roman" w:cs="Times New Roman"/>
+        </w:rPr>
+        <w:t xml:space="preserve"> </w:t>
+      </w:r>
+      <w:r>
+        <w:rPr>
+          <w:rFonts w:hint="eastAsia" w:ascii="Times New Roman" w:hAnsi="Times New Roman" w:eastAsia="Times New Roman" w:cs="Times New Roman"/>
+        </w:rPr>
+        <w:t>B（CH</w:t>
+      </w:r>
+      <w:r>
+        <w:rPr>
+          <w:rFonts w:hint="eastAsia" w:ascii="Times New Roman" w:hAnsi="Times New Roman" w:eastAsia="Times New Roman" w:cs="Times New Roman"/>
+          <w:vertAlign w:val="subscript"/>
+        </w:rPr>
+        <w:t>2</w:t>
+      </w:r>
+      <w:r>
+        <w:rPr>
+          <w:rFonts w:hint="eastAsia" w:ascii="Times New Roman" w:hAnsi="Times New Roman" w:eastAsia="Times New Roman" w:cs="Times New Roman"/>
+        </w:rPr>
+        <w:t>CH</w:t>
+      </w:r>
+      <w:r>
+        <w:rPr>
+          <w:rFonts w:hint="eastAsia" w:ascii="Times New Roman" w:hAnsi="Times New Roman" w:eastAsia="Times New Roman" w:cs="Times New Roman"/>
+          <w:vertAlign w:val="subscript"/>
+        </w:rPr>
+        <w:t>3</w:t>
+      </w:r>
+      <w:r>
+        <w:rPr>
+          <w:rFonts w:hint="eastAsia" w:ascii="Times New Roman" w:hAnsi="Times New Roman" w:eastAsia="Times New Roman" w:cs="Times New Roman"/>
+        </w:rPr>
+        <w:t>）：</w:t>
+      </w:r>
+      <w:r>
+        <w:rPr>
+          <w:rFonts w:hint="eastAsia" w:ascii="Times New Roman" w:hAnsi="Times New Roman" w:eastAsia="FangSong" w:cs="Times New Roman"/>
+        </w:rPr>
+        <w:t>消除后得</w:t>
+      </w:r>
+      <w:r>
+        <w:rPr>
+          <w:rFonts w:ascii="Times New Roman" w:hAnsi="Times New Roman" w:eastAsia="Times New Roman" w:cs="Times New Roman"/>
+        </w:rPr>
+        <w:t xml:space="preserve"> </w:t>
+      </w:r>
+      <w:r>
+        <w:rPr>
+          <w:rFonts w:hint="eastAsia" w:ascii="Times New Roman" w:hAnsi="Times New Roman" w:eastAsia="Times New Roman" w:cs="Times New Roman"/>
+          <w:b/>
+          <w:bCs/>
+        </w:rPr>
+        <w:t>2-</w:t>
+      </w:r>
+      <w:r>
+        <w:rPr>
+          <w:rFonts w:hint="eastAsia" w:ascii="Times New Roman" w:hAnsi="Times New Roman" w:eastAsia="FangSong" w:cs="Times New Roman"/>
+          <w:b/>
+          <w:bCs/>
+        </w:rPr>
+        <w:t>甲基</w:t>
+      </w:r>
+      <w:r>
+        <w:rPr>
+          <w:rFonts w:hint="eastAsia" w:ascii="Times New Roman" w:hAnsi="Times New Roman" w:eastAsia="Times New Roman" w:cs="Times New Roman"/>
+          <w:b/>
+          <w:bCs/>
+        </w:rPr>
+        <w:t>-2-</w:t>
+      </w:r>
+      <w:r>
+        <w:rPr>
+          <w:rFonts w:hint="eastAsia" w:ascii="Times New Roman" w:hAnsi="Times New Roman" w:eastAsia="FangSong" w:cs="Times New Roman"/>
+          <w:b/>
+          <w:bCs/>
+        </w:rPr>
+        <w:t>丁烯</w:t>
+      </w:r>
+      <w:r>
+        <w:rPr>
+          <w:rFonts w:hint="eastAsia" w:ascii="Times New Roman" w:hAnsi="Times New Roman" w:eastAsia="Times New Roman" w:cs="Times New Roman"/>
+        </w:rPr>
+        <w:t>（Zaitsev，</w:t>
+      </w:r>
+      <w:r>
+        <w:rPr>
+          <w:rFonts w:hint="eastAsia" w:ascii="Times New Roman" w:hAnsi="Times New Roman" w:eastAsia="FangSong" w:cs="Times New Roman"/>
+        </w:rPr>
+        <w:t>三取代烯烃</w:t>
+      </w:r>
+      <w:r>
+        <w:rPr>
+          <w:rFonts w:hint="eastAsia" w:ascii="Times New Roman" w:hAnsi="Times New Roman" w:eastAsia="Times New Roman" w:cs="Times New Roman"/>
+        </w:rPr>
+        <w:t>）</w:t>
+      </w:r>
+    </w:p>
+    <w:p>
+      <w:pPr>
+        <w:pStyle w:val="BodyText"/>
+      </w:pPr>
+      <w:r>
+        <w:rPr>
+          <w:rFonts w:hint="eastAsia" w:ascii="Times New Roman" w:hAnsi="Times New Roman" w:eastAsia="FangSong" w:cs="Times New Roman"/>
+        </w:rPr>
+        <w:t>条件</w:t>
+      </w:r>
+      <w:r>
+        <w:rPr>
+          <w:rFonts w:hint="eastAsia" w:ascii="Times New Roman" w:hAnsi="Times New Roman" w:eastAsia="Times New Roman" w:cs="Times New Roman"/>
+        </w:rPr>
+        <w:t>(1)</w:t>
+      </w:r>
+      <w:r>
+        <w:rPr>
+          <w:rFonts w:ascii="Times New Roman" w:hAnsi="Times New Roman" w:eastAsia="Times New Roman" w:cs="Times New Roman"/>
+        </w:rPr>
+        <w:t xml:space="preserve"> </w:t>
+      </w:r>
+      <w:r>
+        <w:rPr>
+          <w:rFonts w:hint="eastAsia" w:ascii="Times New Roman" w:hAnsi="Times New Roman" w:eastAsia="Times New Roman" w:cs="Times New Roman"/>
+        </w:rPr>
+        <w:t>NaOEt（</w:t>
+      </w:r>
+      <w:r>
+        <w:rPr>
+          <w:rFonts w:hint="eastAsia" w:ascii="Times New Roman" w:hAnsi="Times New Roman" w:eastAsia="FangSong" w:cs="Times New Roman"/>
+        </w:rPr>
+        <w:t>小位阻碱</w:t>
+      </w:r>
+      <w:r>
+        <w:rPr>
+          <w:rFonts w:hint="eastAsia" w:ascii="Times New Roman" w:hAnsi="Times New Roman" w:eastAsia="Times New Roman" w:cs="Times New Roman"/>
+        </w:rPr>
+        <w:t>）→</w:t>
+      </w:r>
+      <w:r>
+        <w:rPr>
+          <w:rFonts w:ascii="Times New Roman" w:hAnsi="Times New Roman" w:eastAsia="Times New Roman" w:cs="Times New Roman"/>
+        </w:rPr>
+        <w:t xml:space="preserve"> </w:t>
+      </w:r>
+      <w:r>
+        <w:rPr>
+          <w:rFonts w:hint="eastAsia" w:ascii="Times New Roman" w:hAnsi="Times New Roman" w:eastAsia="FangSong" w:cs="Times New Roman"/>
+        </w:rPr>
+        <w:t xml:space="preserve">易接近位阻稍大的</w:t>
+      </w:r>
+      <w:r>
+        <w:rPr>
+          <w:rFonts w:ascii="Times New Roman" w:hAnsi="Times New Roman" w:eastAsia="Times New Roman" w:cs="Times New Roman"/>
+        </w:rPr>
+        <w:t xml:space="preserve"> β-H →</w:t>
+      </w:r>
+      <w:r>
+        <w:rPr>
+          <w:rFonts w:ascii="Times New Roman" w:hAnsi="Times New Roman" w:eastAsia="Times New Roman" w:cs="Times New Roman"/>
+        </w:rPr>
+        <w:t xml:space="preserve"> </w:t>
+      </w:r>
+      <w:r>
+        <w:rPr>
+          <w:rFonts w:hint="eastAsia" w:ascii="Times New Roman" w:hAnsi="Times New Roman" w:eastAsia="Times New Roman" w:cs="Times New Roman"/>
+          <w:b/>
+          <w:bCs/>
+        </w:rPr>
+        <w:t>2-</w:t>
+      </w:r>
+      <w:r>
+        <w:rPr>
+          <w:rFonts w:hint="eastAsia" w:ascii="Times New Roman" w:hAnsi="Times New Roman" w:eastAsia="FangSong" w:cs="Times New Roman"/>
+          <w:b/>
+          <w:bCs/>
+        </w:rPr>
+        <w:t>甲基</w:t>
+      </w:r>
+      <w:r>
+        <w:rPr>
+          <w:rFonts w:hint="eastAsia" w:ascii="Times New Roman" w:hAnsi="Times New Roman" w:eastAsia="Times New Roman" w:cs="Times New Roman"/>
+          <w:b/>
+          <w:bCs/>
+        </w:rPr>
+        <w:t>-2-</w:t>
+      </w:r>
+      <w:r>
+        <w:rPr>
+          <w:rFonts w:hint="eastAsia" w:ascii="Times New Roman" w:hAnsi="Times New Roman" w:eastAsia="FangSong" w:cs="Times New Roman"/>
+          <w:b/>
+          <w:bCs/>
+        </w:rPr>
+        <w:t>丁烯</w:t>
+      </w:r>
+      <w:r>
+        <w:rPr>
+          <w:rFonts w:hint="eastAsia" w:ascii="Times New Roman" w:hAnsi="Times New Roman" w:eastAsia="Times New Roman" w:cs="Times New Roman"/>
+        </w:rPr>
+        <w:t xml:space="preserve">（Zaitsev</w:t>
+      </w:r>
+      <w:r>
+        <w:rPr>
+          <w:rFonts w:ascii="Times New Roman" w:hAnsi="Times New Roman" w:eastAsia="Times New Roman" w:cs="Times New Roman"/>
+        </w:rPr>
+        <w:t xml:space="preserve"> </w:t>
+      </w:r>
+      <w:r>
+        <w:rPr>
+          <w:rFonts w:hint="eastAsia" w:ascii="Times New Roman" w:hAnsi="Times New Roman" w:eastAsia="FangSong" w:cs="Times New Roman"/>
+        </w:rPr>
+        <w:t>产物</w:t>
+      </w:r>
+      <w:r>
+        <w:rPr>
+          <w:rFonts w:hint="eastAsia" w:ascii="Times New Roman" w:hAnsi="Times New Roman" w:eastAsia="Times New Roman" w:cs="Times New Roman"/>
+        </w:rPr>
+        <w:t>，</w:t>
+      </w:r>
+      <w:r>
+        <w:rPr>
+          <w:rFonts w:hint="eastAsia" w:ascii="Times New Roman" w:hAnsi="Times New Roman" w:eastAsia="FangSong" w:cs="Times New Roman"/>
+        </w:rPr>
+        <w:t>更稳定</w:t>
+      </w:r>
+      <w:r>
+        <w:rPr>
+          <w:rFonts w:hint="eastAsia" w:ascii="Times New Roman" w:hAnsi="Times New Roman" w:eastAsia="Times New Roman" w:cs="Times New Roman"/>
+        </w:rPr>
+        <w:t>）</w:t>
+      </w:r>
+      <w:r>
+        <w:rPr>
+          <w:rFonts w:ascii="Times New Roman" w:hAnsi="Times New Roman" w:eastAsia="Times New Roman" w:cs="Times New Roman"/>
+        </w:rPr>
+        <w:t xml:space="preserve"> </w:t>
+      </w:r>
+      <w:r>
+        <w:rPr>
+          <w:rFonts w:hint="eastAsia" w:ascii="Times New Roman" w:hAnsi="Times New Roman" w:eastAsia="FangSong" w:cs="Times New Roman"/>
+        </w:rPr>
+        <w:t>条件</w:t>
+      </w:r>
+      <w:r>
+        <w:rPr>
+          <w:rFonts w:hint="eastAsia" w:ascii="Times New Roman" w:hAnsi="Times New Roman" w:eastAsia="Times New Roman" w:cs="Times New Roman"/>
+        </w:rPr>
+        <w:t>(2)</w:t>
+      </w:r>
+      <w:r>
+        <w:rPr>
+          <w:rFonts w:ascii="Times New Roman" w:hAnsi="Times New Roman" w:eastAsia="Times New Roman" w:cs="Times New Roman"/>
+        </w:rPr>
+        <w:t xml:space="preserve"> </w:t>
+      </w:r>
+      <w:r>
+        <w:rPr>
+          <w:rFonts w:hint="eastAsia" w:ascii="Times New Roman" w:hAnsi="Times New Roman" w:eastAsia="Times New Roman" w:cs="Times New Roman"/>
+        </w:rPr>
+        <w:t>t-BuOK（</w:t>
+      </w:r>
+      <w:r>
+        <w:rPr>
+          <w:rFonts w:hint="eastAsia" w:ascii="Times New Roman" w:hAnsi="Times New Roman" w:eastAsia="FangSong" w:cs="Times New Roman"/>
+        </w:rPr>
+        <w:t>大位阻碱</w:t>
+      </w:r>
+      <w:r>
+        <w:rPr>
+          <w:rFonts w:hint="eastAsia" w:ascii="Times New Roman" w:hAnsi="Times New Roman" w:eastAsia="Times New Roman" w:cs="Times New Roman"/>
+        </w:rPr>
+        <w:t>）→</w:t>
+      </w:r>
+      <w:r>
+        <w:rPr>
+          <w:rFonts w:ascii="Times New Roman" w:hAnsi="Times New Roman" w:eastAsia="Times New Roman" w:cs="Times New Roman"/>
+        </w:rPr>
+        <w:t xml:space="preserve"> </w:t>
+      </w:r>
+      <w:r>
+        <w:rPr>
+          <w:rFonts w:hint="eastAsia" w:ascii="Times New Roman" w:hAnsi="Times New Roman" w:eastAsia="FangSong" w:cs="Times New Roman"/>
+        </w:rPr>
+        <w:t xml:space="preserve">只能接近位阻小的末端</w:t>
+      </w:r>
+      <w:r>
+        <w:rPr>
+          <w:rFonts w:ascii="Times New Roman" w:hAnsi="Times New Roman" w:eastAsia="Times New Roman" w:cs="Times New Roman"/>
+        </w:rPr>
+        <w:t xml:space="preserve"> CH</w:t>
+      </w:r>
+      <w:r>
+        <w:rPr>
+          <w:rFonts w:ascii="Times New Roman" w:hAnsi="Times New Roman" w:eastAsia="Times New Roman" w:cs="Times New Roman"/>
+          <w:vertAlign w:val="subscript"/>
+        </w:rPr>
+        <w:t>3</w:t>
+      </w:r>
+      <w:r>
+        <w:rPr>
+          <w:rFonts w:ascii="Times New Roman" w:hAnsi="Times New Roman" w:eastAsia="Times New Roman" w:cs="Times New Roman"/>
+        </w:rPr>
+        <w:t xml:space="preserve"> </w:t>
+      </w:r>
+      <w:r>
+        <w:rPr>
+          <w:rFonts w:hint="eastAsia" w:ascii="Times New Roman" w:hAnsi="Times New Roman" w:eastAsia="FangSong" w:cs="Times New Roman"/>
+        </w:rPr>
+        <w:t xml:space="preserve">的</w:t>
+      </w:r>
+      <w:r>
+        <w:rPr>
+          <w:rFonts w:ascii="Times New Roman" w:hAnsi="Times New Roman" w:eastAsia="Times New Roman" w:cs="Times New Roman"/>
+        </w:rPr>
+        <w:t xml:space="preserve"> H →</w:t>
+      </w:r>
+      <w:r>
+        <w:rPr>
+          <w:rFonts w:ascii="Times New Roman" w:hAnsi="Times New Roman" w:eastAsia="Times New Roman" w:cs="Times New Roman"/>
+        </w:rPr>
+        <w:t xml:space="preserve"> </w:t>
+      </w:r>
+      <w:r>
+        <w:rPr>
+          <w:rFonts w:hint="eastAsia" w:ascii="Times New Roman" w:hAnsi="Times New Roman" w:eastAsia="Times New Roman" w:cs="Times New Roman"/>
+          <w:b/>
+          <w:bCs/>
+        </w:rPr>
+        <w:t>2-</w:t>
+      </w:r>
+      <w:r>
+        <w:rPr>
+          <w:rFonts w:hint="eastAsia" w:ascii="Times New Roman" w:hAnsi="Times New Roman" w:eastAsia="FangSong" w:cs="Times New Roman"/>
+          <w:b/>
+          <w:bCs/>
+        </w:rPr>
+        <w:t>甲基</w:t>
+      </w:r>
+      <w:r>
+        <w:rPr>
+          <w:rFonts w:hint="eastAsia" w:ascii="Times New Roman" w:hAnsi="Times New Roman" w:eastAsia="Times New Roman" w:cs="Times New Roman"/>
+          <w:b/>
+          <w:bCs/>
+        </w:rPr>
+        <w:t>-1-</w:t>
+      </w:r>
+      <w:r>
+        <w:rPr>
+          <w:rFonts w:hint="eastAsia" w:ascii="Times New Roman" w:hAnsi="Times New Roman" w:eastAsia="FangSong" w:cs="Times New Roman"/>
+          <w:b/>
+          <w:bCs/>
+        </w:rPr>
+        <w:t>丁烯</w:t>
+      </w:r>
+      <w:r>
+        <w:rPr>
+          <w:rFonts w:hint="eastAsia" w:ascii="Times New Roman" w:hAnsi="Times New Roman" w:eastAsia="Times New Roman" w:cs="Times New Roman"/>
+        </w:rPr>
+        <w:t xml:space="preserve">（Hofmann</w:t>
+      </w:r>
+      <w:r>
+        <w:rPr>
+          <w:rFonts w:ascii="Times New Roman" w:hAnsi="Times New Roman" w:eastAsia="Times New Roman" w:cs="Times New Roman"/>
+        </w:rPr>
+        <w:t xml:space="preserve"> </w:t>
+      </w:r>
+      <w:r>
+        <w:rPr>
+          <w:rFonts w:hint="eastAsia" w:ascii="Times New Roman" w:hAnsi="Times New Roman" w:eastAsia="FangSong" w:cs="Times New Roman"/>
+        </w:rPr>
+        <w:t>产物</w:t>
+      </w:r>
+      <w:r>
+        <w:rPr>
+          <w:rFonts w:hint="eastAsia" w:ascii="Times New Roman" w:hAnsi="Times New Roman" w:eastAsia="Times New Roman" w:cs="Times New Roman"/>
+        </w:rPr>
+        <w:t>）</w:t>
+      </w:r>
+    </w:p>
+    <w:p>
+      <w:pPr>
+        <w:pStyle w:val="BodyText"/>
+      </w:pPr>
+      <w:r>
+        <w:rPr>
+          <w:rFonts w:hint="eastAsia" w:ascii="Times New Roman" w:hAnsi="Times New Roman" w:eastAsia="FangSong" w:cs="Times New Roman"/>
+          <w:b/>
+          <w:bCs/>
+        </w:rPr>
+        <w:t xml:space="preserve">答案</w:t>
+      </w:r>
+      <w:r>
+        <w:rPr>
+          <w:rFonts w:hint="eastAsia" w:ascii="Times New Roman" w:hAnsi="Times New Roman" w:eastAsia="Times New Roman" w:cs="Times New Roman"/>
+        </w:rPr>
+        <w:t xml:space="preserve">：(1)</w:t>
+      </w:r>
+      <w:r>
+        <w:rPr>
+          <w:rFonts w:ascii="Times New Roman" w:hAnsi="Times New Roman" w:eastAsia="Times New Roman" w:cs="Times New Roman"/>
+        </w:rPr>
+        <w:t xml:space="preserve"> </w:t>
+      </w:r>
+      <w:r>
+        <w:rPr>
+          <w:rFonts w:hint="eastAsia" w:ascii="Times New Roman" w:hAnsi="Times New Roman" w:eastAsia="Times New Roman" w:cs="Times New Roman"/>
+        </w:rPr>
+        <w:t>2-</w:t>
+      </w:r>
+      <w:r>
+        <w:rPr>
+          <w:rFonts w:hint="eastAsia" w:ascii="Times New Roman" w:hAnsi="Times New Roman" w:eastAsia="FangSong" w:cs="Times New Roman"/>
+        </w:rPr>
+        <w:t>甲基</w:t>
+      </w:r>
+      <w:r>
+        <w:rPr>
+          <w:rFonts w:hint="eastAsia" w:ascii="Times New Roman" w:hAnsi="Times New Roman" w:eastAsia="Times New Roman" w:cs="Times New Roman"/>
+        </w:rPr>
+        <w:t>-2-</w:t>
+      </w:r>
+      <w:r>
+        <w:rPr>
+          <w:rFonts w:hint="eastAsia" w:ascii="Times New Roman" w:hAnsi="Times New Roman" w:eastAsia="FangSong" w:cs="Times New Roman"/>
+        </w:rPr>
+        <w:t>丁烯</w:t>
+      </w:r>
+      <w:r>
+        <w:rPr>
+          <w:rFonts w:hint="eastAsia" w:ascii="Times New Roman" w:hAnsi="Times New Roman" w:eastAsia="Times New Roman" w:cs="Times New Roman"/>
+        </w:rPr>
+        <w:t>（Zaitsev）；(2)</w:t>
+      </w:r>
+      <w:r>
+        <w:rPr>
+          <w:rFonts w:ascii="Times New Roman" w:hAnsi="Times New Roman" w:eastAsia="Times New Roman" w:cs="Times New Roman"/>
+        </w:rPr>
+        <w:t xml:space="preserve"> </w:t>
+      </w:r>
+      <w:r>
+        <w:rPr>
+          <w:rFonts w:hint="eastAsia" w:ascii="Times New Roman" w:hAnsi="Times New Roman" w:eastAsia="Times New Roman" w:cs="Times New Roman"/>
+        </w:rPr>
+        <w:t>2-</w:t>
+      </w:r>
+      <w:r>
+        <w:rPr>
+          <w:rFonts w:hint="eastAsia" w:ascii="Times New Roman" w:hAnsi="Times New Roman" w:eastAsia="FangSong" w:cs="Times New Roman"/>
+        </w:rPr>
+        <w:t>甲基</w:t>
+      </w:r>
+      <w:r>
+        <w:rPr>
+          <w:rFonts w:hint="eastAsia" w:ascii="Times New Roman" w:hAnsi="Times New Roman" w:eastAsia="Times New Roman" w:cs="Times New Roman"/>
+        </w:rPr>
+        <w:t>-1-</w:t>
+      </w:r>
+      <w:r>
+        <w:rPr>
+          <w:rFonts w:hint="eastAsia" w:ascii="Times New Roman" w:hAnsi="Times New Roman" w:eastAsia="FangSong" w:cs="Times New Roman"/>
+        </w:rPr>
+        <w:t>丁烯</w:t>
+      </w:r>
+      <w:r>
+        <w:rPr>
+          <w:rFonts w:hint="eastAsia" w:ascii="Times New Roman" w:hAnsi="Times New Roman" w:eastAsia="Times New Roman" w:cs="Times New Roman"/>
+        </w:rPr>
+        <w:t>（Hofmann）</w:t>
+      </w:r>
+    </w:p>
+    <w:p>
+      <w:pPr>
+        <w:pStyle w:val="BodyText"/>
+      </w:pPr>
+      <w:r>
+        <w:rPr>
+          <w:rFonts w:hint="eastAsia" w:ascii="Times New Roman" w:hAnsi="Times New Roman" w:eastAsia="FangSong" w:cs="Times New Roman"/>
+          <w:b/>
+          <w:bCs/>
+        </w:rPr>
         <w:t xml:space="preserve">反思</w:t>
       </w:r>
       <w:r>
@@ -23397,99 +24373,43 @@
         <w:rPr>
           <w:rFonts w:hint="eastAsia" w:ascii="Times New Roman" w:hAnsi="Times New Roman" w:eastAsia="FangSong" w:cs="Times New Roman"/>
         </w:rPr>
-        <w:t>若换成</w:t>
-      </w:r>
-      <w:r>
-        <w:rPr>
-          <w:rFonts w:ascii="Times New Roman" w:hAnsi="Times New Roman" w:eastAsia="Times New Roman" w:cs="Times New Roman"/>
-        </w:rPr>
-        <w:t xml:space="preserve"> </w:t>
-      </w:r>
-      <w:r>
-        <w:rPr>
-          <w:rFonts w:hint="eastAsia" w:ascii="Times New Roman" w:hAnsi="Times New Roman" w:eastAsia="Times New Roman" w:cs="Times New Roman"/>
-        </w:rPr>
-        <w:t>NaOH/H</w:t>
-      </w:r>
-      <w:r>
-        <w:rPr>
-          <w:rFonts w:hint="eastAsia" w:ascii="Times New Roman" w:hAnsi="Times New Roman" w:eastAsia="Times New Roman" w:cs="Times New Roman"/>
-          <w:vertAlign w:val="subscript"/>
-        </w:rPr>
-        <w:t>2</w:t>
-      </w:r>
-      <w:r>
-        <w:rPr>
-          <w:rFonts w:hint="eastAsia" w:ascii="Times New Roman" w:hAnsi="Times New Roman" w:eastAsia="Times New Roman" w:cs="Times New Roman"/>
-        </w:rPr>
-        <w:t>O（</w:t>
-      </w:r>
-      <w:r>
-        <w:rPr>
-          <w:rFonts w:hint="eastAsia" w:ascii="Times New Roman" w:hAnsi="Times New Roman" w:eastAsia="FangSong" w:cs="Times New Roman"/>
-        </w:rPr>
-        <w:t>极性质子溶剂</w:t>
-      </w:r>
-      <w:r>
-        <w:rPr>
-          <w:rFonts w:hint="eastAsia" w:ascii="Times New Roman" w:hAnsi="Times New Roman" w:eastAsia="Times New Roman" w:cs="Times New Roman"/>
-        </w:rPr>
-        <w:t>），OH</w:t>
-      </w:r>
-      <w:r>
-        <w:rPr>
-          <w:rFonts w:hint="eastAsia" w:ascii="Times New Roman" w:hAnsi="Times New Roman" w:eastAsia="Times New Roman" w:cs="Times New Roman"/>
-          <w:vertAlign w:val="superscript"/>
-        </w:rPr>
-        <w:t>-</w:t>
-      </w:r>
-      <w:r>
-        <w:rPr>
-          <w:rFonts w:ascii="Times New Roman" w:hAnsi="Times New Roman" w:eastAsia="Times New Roman" w:cs="Times New Roman"/>
-        </w:rPr>
-        <w:t xml:space="preserve"> </w:t>
-      </w:r>
-      <w:r>
-        <w:rPr>
-          <w:rFonts w:hint="eastAsia" w:ascii="Times New Roman" w:hAnsi="Times New Roman" w:eastAsia="FangSong" w:cs="Times New Roman"/>
-        </w:rPr>
-        <w:t>被氢键包裹</w:t>
-      </w:r>
-      <w:r>
-        <w:rPr>
-          <w:rFonts w:hint="eastAsia" w:ascii="Times New Roman" w:hAnsi="Times New Roman" w:eastAsia="Times New Roman" w:cs="Times New Roman"/>
-        </w:rPr>
-        <w:t>，SN2</w:t>
-      </w:r>
-      <w:r>
-        <w:rPr>
-          <w:rFonts w:ascii="Times New Roman" w:hAnsi="Times New Roman" w:eastAsia="Times New Roman" w:cs="Times New Roman"/>
-        </w:rPr>
-        <w:t xml:space="preserve"> </w:t>
-      </w:r>
-      <w:r>
-        <w:rPr>
-          <w:rFonts w:hint="eastAsia" w:ascii="Times New Roman" w:hAnsi="Times New Roman" w:eastAsia="FangSong" w:cs="Times New Roman"/>
-        </w:rPr>
-        <w:t>速率降低</w:t>
-      </w:r>
-      <w:r>
-        <w:rPr>
-          <w:rFonts w:hint="eastAsia" w:ascii="Times New Roman" w:hAnsi="Times New Roman" w:eastAsia="Times New Roman" w:cs="Times New Roman"/>
-        </w:rPr>
-        <w:t>，E2</w:t>
-      </w:r>
-      <w:r>
-        <w:rPr>
-          <w:rFonts w:ascii="Times New Roman" w:hAnsi="Times New Roman" w:eastAsia="Times New Roman" w:cs="Times New Roman"/>
-        </w:rPr>
-        <w:t xml:space="preserve"> </w:t>
-      </w:r>
-      <w:r>
-        <w:rPr>
-          <w:rFonts w:hint="eastAsia" w:ascii="Times New Roman" w:hAnsi="Times New Roman" w:eastAsia="FangSong" w:cs="Times New Roman"/>
-        </w:rPr>
-        <w:t>副反应增多</w:t>
+        <w:t>同一底物在不同碱条件下得到不同产物</w:t>
+      </w:r>
+      <w:r>
+        <w:rPr>
+          <w:rFonts w:hint="eastAsia" w:ascii="Times New Roman" w:hAnsi="Times New Roman" w:eastAsia="Times New Roman" w:cs="Times New Roman"/>
+        </w:rPr>
+        <w:t>，</w:t>
+      </w:r>
+      <w:r>
+        <w:rPr>
+          <w:rFonts w:hint="eastAsia" w:ascii="Times New Roman" w:hAnsi="Times New Roman" w:eastAsia="FangSong" w:cs="Times New Roman"/>
+        </w:rPr>
+        <w:t>这是竞赛中</w:t>
+      </w:r>
+      <w:r>
+        <w:rPr>
+          <w:rFonts w:hint="eastAsia" w:ascii="Times New Roman" w:hAnsi="Times New Roman" w:eastAsia="Times New Roman" w:cs="Times New Roman"/>
+        </w:rPr>
+        <w:t>”</w:t>
+      </w:r>
+      <w:r>
+        <w:rPr>
+          <w:rFonts w:hint="eastAsia" w:ascii="Times New Roman" w:hAnsi="Times New Roman" w:eastAsia="FangSong" w:cs="Times New Roman"/>
+        </w:rPr>
+        <w:t>条件控制产物</w:t>
+      </w:r>
+      <w:r>
+        <w:rPr>
+          <w:rFonts w:hint="eastAsia" w:ascii="Times New Roman" w:hAnsi="Times New Roman" w:eastAsia="Times New Roman" w:cs="Times New Roman"/>
+        </w:rPr>
+        <w:t>”</w:t>
+      </w:r>
+      <w:r>
+        <w:rPr>
+          <w:rFonts w:hint="eastAsia" w:ascii="Times New Roman" w:hAnsi="Times New Roman" w:eastAsia="FangSong" w:cs="Times New Roman"/>
+        </w:rPr>
+        <w:t>的经典例题</w:t>
       </w:r>
       <w:r>
         <w:rPr>
@@ -23508,1116 +24428,8 @@
         </w:pict>
       </w:r>
     </w:p>
-    <w:bookmarkEnd w:id="42"/>
-    <w:bookmarkStart w:id="43" w:name="例3-e2-区域选择性zaitsev-vs-hofmann"/>
-    <w:p>
-      <w:pPr>
-        <w:pStyle w:val="Heading3"/>
-        <w:spacing w:before="280" w:after="120"/>
-      </w:pPr>
-      <w:r>
-        <w:rPr>
-          <w:rFonts w:hint="eastAsia" w:ascii="Times New Roman" w:hAnsi="Times New Roman" w:eastAsia="SimHei" w:cs="Times New Roman"/>
-        </w:rPr>
-        <w:t>例</w:t>
-      </w:r>
-      <w:r>
-        <w:rPr>
-          <w:rFonts w:hint="eastAsia" w:ascii="Times New Roman" w:hAnsi="Times New Roman" w:eastAsia="Times New Roman" w:cs="Times New Roman"/>
-        </w:rPr>
-        <w:t>3</w:t>
-      </w:r>
-      <w:r>
-        <w:rPr>
-          <w:rFonts w:ascii="Times New Roman" w:hAnsi="Times New Roman" w:eastAsia="Times New Roman" w:cs="Times New Roman"/>
-        </w:rPr>
-        <w:t xml:space="preserve"> E2 </w:t>
-      </w:r>
-      <w:r>
-        <w:rPr>
-          <w:rFonts w:hint="eastAsia" w:ascii="Times New Roman" w:hAnsi="Times New Roman" w:eastAsia="SimHei" w:cs="Times New Roman"/>
-        </w:rPr>
-        <w:t>区域选择性</w:t>
-      </w:r>
-      <w:r>
-        <w:rPr>
-          <w:rFonts w:hint="eastAsia" w:ascii="Times New Roman" w:hAnsi="Times New Roman" w:eastAsia="Times New Roman" w:cs="Times New Roman"/>
-        </w:rPr>
-        <w:t>——Zaitsev</w:t>
-      </w:r>
-      <w:r>
-        <w:rPr>
-          <w:rFonts w:ascii="Times New Roman" w:hAnsi="Times New Roman" w:eastAsia="Times New Roman" w:cs="Times New Roman"/>
-        </w:rPr>
-        <w:t xml:space="preserve"> vs Hofmann ⭐⭐⭐</w:t>
-      </w:r>
-    </w:p>
-    <w:p>
-      <w:pPr>
-        <w:pStyle w:val="FirstParagraph"/>
-      </w:pPr>
-      <w:r>
-        <w:rPr>
-          <w:rFonts w:hint="eastAsia" w:ascii="Times New Roman" w:hAnsi="Times New Roman" w:eastAsia="FangSong" w:cs="Times New Roman"/>
-          <w:b/>
-          <w:bCs/>
-        </w:rPr>
-        <w:t xml:space="preserve">题干</w:t>
-      </w:r>
-      <w:r>
-        <w:rPr>
-          <w:rFonts w:hint="eastAsia" w:ascii="Times New Roman" w:hAnsi="Times New Roman" w:eastAsia="Times New Roman" w:cs="Times New Roman"/>
-        </w:rPr>
-        <w:t>：2-</w:t>
-      </w:r>
-      <w:r>
-        <w:rPr>
-          <w:rFonts w:hint="eastAsia" w:ascii="Times New Roman" w:hAnsi="Times New Roman" w:eastAsia="FangSong" w:cs="Times New Roman"/>
-        </w:rPr>
-        <w:t>溴</w:t>
-      </w:r>
-      <w:r>
-        <w:rPr>
-          <w:rFonts w:hint="eastAsia" w:ascii="Times New Roman" w:hAnsi="Times New Roman" w:eastAsia="Times New Roman" w:cs="Times New Roman"/>
-        </w:rPr>
-        <w:t>-2-</w:t>
-      </w:r>
-      <w:r>
-        <w:rPr>
-          <w:rFonts w:hint="eastAsia" w:ascii="Times New Roman" w:hAnsi="Times New Roman" w:eastAsia="FangSong" w:cs="Times New Roman"/>
-        </w:rPr>
-        <w:t>甲基丁烷在以下两种条件下消除</w:t>
-      </w:r>
-      <w:r>
-        <w:rPr>
-          <w:rFonts w:hint="eastAsia" w:ascii="Times New Roman" w:hAnsi="Times New Roman" w:eastAsia="Times New Roman" w:cs="Times New Roman"/>
-        </w:rPr>
-        <w:t>，</w:t>
-      </w:r>
-      <w:r>
-        <w:rPr>
-          <w:rFonts w:hint="eastAsia" w:ascii="Times New Roman" w:hAnsi="Times New Roman" w:eastAsia="FangSong" w:cs="Times New Roman"/>
-        </w:rPr>
-        <w:t>主产物分别是什么</w:t>
-      </w:r>
-      <w:r>
-        <w:rPr>
-          <w:rFonts w:hint="eastAsia" w:ascii="Times New Roman" w:hAnsi="Times New Roman" w:eastAsia="Times New Roman" w:cs="Times New Roman"/>
-        </w:rPr>
-        <w:t>？</w:t>
-      </w:r>
-      <w:r>
-        <w:rPr>
-          <w:rFonts w:ascii="Times New Roman" w:hAnsi="Times New Roman" w:eastAsia="Times New Roman" w:cs="Times New Roman"/>
-        </w:rPr>
-        <w:t xml:space="preserve"> </w:t>
-      </w:r>
-      <w:r>
-        <w:rPr>
-          <w:rFonts w:ascii="Times New Roman" w:hAnsi="Times New Roman" w:eastAsia="Times New Roman" w:cs="Times New Roman"/>
-        </w:rPr>
-        <w:t xml:space="preserve">(1) NaOEt/EtOH, 60°C</w:t>
-      </w:r>
-      <w:r>
-        <w:rPr>
-          <w:rFonts w:ascii="Times New Roman" w:hAnsi="Times New Roman" w:eastAsia="Times New Roman" w:cs="Times New Roman"/>
-        </w:rPr>
-        <w:t xml:space="preserve"> </w:t>
-      </w:r>
-      <w:r>
-        <w:rPr>
-          <w:rFonts w:ascii="Times New Roman" w:hAnsi="Times New Roman" w:eastAsia="Times New Roman" w:cs="Times New Roman"/>
-        </w:rPr>
-        <w:t xml:space="preserve">(2) t-BuOK/t-BuOH, 60°C</w:t>
-      </w:r>
-    </w:p>
-    <w:p>
-      <w:pPr>
-        <w:pStyle w:val="BodyText"/>
-      </w:pPr>
-      <w:r>
-        <w:rPr>
-          <w:rFonts w:hint="eastAsia" w:ascii="Times New Roman" w:hAnsi="Times New Roman" w:eastAsia="FangSong" w:cs="Times New Roman"/>
-          <w:b/>
-          <w:bCs/>
-        </w:rPr>
-        <w:t xml:space="preserve">思路</w:t>
-      </w:r>
-      <w:r>
-        <w:rPr>
-          <w:rFonts w:hint="eastAsia" w:ascii="Times New Roman" w:hAnsi="Times New Roman" w:eastAsia="Times New Roman" w:cs="Times New Roman"/>
-        </w:rPr>
-        <w:t xml:space="preserve">：E2</w:t>
-      </w:r>
-      <w:r>
-        <w:rPr>
-          <w:rFonts w:ascii="Times New Roman" w:hAnsi="Times New Roman" w:eastAsia="Times New Roman" w:cs="Times New Roman"/>
-        </w:rPr>
-        <w:t xml:space="preserve"> </w:t>
-      </w:r>
-      <w:r>
-        <w:rPr>
-          <w:rFonts w:hint="eastAsia" w:ascii="Times New Roman" w:hAnsi="Times New Roman" w:eastAsia="FangSong" w:cs="Times New Roman"/>
-        </w:rPr>
-        <w:t>区域选择性由碱的位阻决定</w:t>
-      </w:r>
-      <w:r>
-        <w:rPr>
-          <w:rFonts w:hint="eastAsia" w:ascii="Times New Roman" w:hAnsi="Times New Roman" w:eastAsia="Times New Roman" w:cs="Times New Roman"/>
-        </w:rPr>
-        <w:t>——</w:t>
-      </w:r>
-      <w:r>
-        <w:rPr>
-          <w:rFonts w:hint="eastAsia" w:ascii="Times New Roman" w:hAnsi="Times New Roman" w:eastAsia="FangSong" w:cs="Times New Roman"/>
-        </w:rPr>
-        <w:t>小位阻碱走</w:t>
-      </w:r>
-      <w:r>
-        <w:rPr>
-          <w:rFonts w:ascii="Times New Roman" w:hAnsi="Times New Roman" w:eastAsia="Times New Roman" w:cs="Times New Roman"/>
-        </w:rPr>
-        <w:t xml:space="preserve"> </w:t>
-      </w:r>
-      <w:r>
-        <w:rPr>
-          <w:rFonts w:hint="eastAsia" w:ascii="Times New Roman" w:hAnsi="Times New Roman" w:eastAsia="Times New Roman" w:cs="Times New Roman"/>
-        </w:rPr>
-        <w:t>Zaitsev，</w:t>
-      </w:r>
-      <w:r>
-        <w:rPr>
-          <w:rFonts w:hint="eastAsia" w:ascii="Times New Roman" w:hAnsi="Times New Roman" w:eastAsia="FangSong" w:cs="Times New Roman"/>
-        </w:rPr>
-        <w:t>大位阻碱走</w:t>
-      </w:r>
-      <w:r>
-        <w:rPr>
-          <w:rFonts w:ascii="Times New Roman" w:hAnsi="Times New Roman" w:eastAsia="Times New Roman" w:cs="Times New Roman"/>
-        </w:rPr>
-        <w:t xml:space="preserve"> Hofmann。</w:t>
-      </w:r>
-    </w:p>
-    <w:p>
-      <w:pPr>
-        <w:pStyle w:val="BodyText"/>
-      </w:pPr>
-      <w:r>
-        <w:rPr>
-          <w:rFonts w:hint="eastAsia" w:ascii="Times New Roman" w:hAnsi="Times New Roman" w:eastAsia="FangSong" w:cs="Times New Roman"/>
-          <w:b/>
-          <w:bCs/>
-        </w:rPr>
-        <w:t xml:space="preserve">解析</w:t>
-      </w:r>
-      <w:r>
-        <w:rPr>
-          <w:rFonts w:hint="eastAsia" w:ascii="Times New Roman" w:hAnsi="Times New Roman" w:eastAsia="Times New Roman" w:cs="Times New Roman"/>
-        </w:rPr>
-        <w:t xml:space="preserve">：</w:t>
-      </w:r>
-      <w:r>
-        <w:rPr>
-          <w:rFonts w:ascii="Times New Roman" w:hAnsi="Times New Roman" w:eastAsia="Times New Roman" w:cs="Times New Roman"/>
-        </w:rPr>
-        <w:t xml:space="preserve"> </w:t>
-      </w:r>
-      <w:r>
-        <w:rPr>
-          <w:rFonts w:hint="eastAsia" w:ascii="Times New Roman" w:hAnsi="Times New Roman" w:eastAsia="Times New Roman" w:cs="Times New Roman"/>
-        </w:rPr>
-        <w:t>2-</w:t>
-      </w:r>
-      <w:r>
-        <w:rPr>
-          <w:rFonts w:hint="eastAsia" w:ascii="Times New Roman" w:hAnsi="Times New Roman" w:eastAsia="FangSong" w:cs="Times New Roman"/>
-        </w:rPr>
-        <w:t>溴</w:t>
-      </w:r>
-      <w:r>
-        <w:rPr>
-          <w:rFonts w:hint="eastAsia" w:ascii="Times New Roman" w:hAnsi="Times New Roman" w:eastAsia="Times New Roman" w:cs="Times New Roman"/>
-        </w:rPr>
-        <w:t>-2-</w:t>
-      </w:r>
-      <w:r>
-        <w:rPr>
-          <w:rFonts w:hint="eastAsia" w:ascii="Times New Roman" w:hAnsi="Times New Roman" w:eastAsia="FangSong" w:cs="Times New Roman"/>
-        </w:rPr>
-        <w:t>甲基丁烷的结构</w:t>
-      </w:r>
-      <w:r>
-        <w:rPr>
-          <w:rFonts w:hint="eastAsia" w:ascii="Times New Roman" w:hAnsi="Times New Roman" w:eastAsia="Times New Roman" w:cs="Times New Roman"/>
-        </w:rPr>
-        <w:t>：</w:t>
-      </w:r>
-    </w:p>
-    <w:p>
-      <w:pPr>
-        <w:pStyle w:val="SourceCode"/>
-      </w:pPr>
-      <w:r>
-        <w:rPr>
-          <w:rStyle w:val="VerbatimChar"/>
-          <w:rFonts w:ascii="SimSun" w:hAnsi="SimSun" w:eastAsia="SimSun" w:cs="SimSun"/>
-        </w:rPr>
-        <w:t xml:space="preserve">     Br</w:t>
-      </w:r>
-      <w:r>
-        <w:rPr>
-          <w:rFonts w:ascii="SimSun" w:hAnsi="SimSun" w:eastAsia="SimSun" w:cs="SimSun"/>
-        </w:rPr>
-        <w:br/>
-      </w:r>
-      <w:r>
-        <w:rPr>
-          <w:rStyle w:val="VerbatimChar"/>
-          <w:rFonts w:ascii="SimSun" w:hAnsi="SimSun" w:eastAsia="SimSun" w:cs="SimSun"/>
-        </w:rPr>
-        <w:t xml:space="preserve">     |</w:t>
-      </w:r>
-      <w:r>
-        <w:rPr>
-          <w:rFonts w:ascii="SimSun" w:hAnsi="SimSun" w:eastAsia="SimSun" w:cs="SimSun"/>
-        </w:rPr>
-        <w:br/>
-      </w:r>
-      <w:r>
-        <w:rPr>
-          <w:rStyle w:val="VerbatimChar"/>
-          <w:rFonts w:ascii="SimSun" w:hAnsi="SimSun" w:eastAsia="SimSun" w:cs="SimSun"/>
-        </w:rPr>
-        <w:t>CH</w:t>
-      </w:r>
-      <w:r>
-        <w:rPr>
-          <w:rStyle w:val="VerbatimChar"/>
-          <w:rFonts w:ascii="SimSun" w:hAnsi="SimSun" w:eastAsia="SimSun" w:cs="SimSun"/>
-          <w:vertAlign w:val="subscript"/>
-        </w:rPr>
-        <w:t>3</w:t>
-      </w:r>
-      <w:r>
-        <w:rPr>
-          <w:rStyle w:val="VerbatimChar"/>
-          <w:rFonts w:ascii="SimSun" w:hAnsi="SimSun" w:eastAsia="SimSun" w:cs="SimSun"/>
-        </w:rPr>
-        <w:t>—C—CH</w:t>
-      </w:r>
-      <w:r>
-        <w:rPr>
-          <w:rStyle w:val="VerbatimChar"/>
-          <w:rFonts w:ascii="SimSun" w:hAnsi="SimSun" w:eastAsia="SimSun" w:cs="SimSun"/>
-          <w:vertAlign w:val="subscript"/>
-        </w:rPr>
-        <w:t>2</w:t>
-      </w:r>
-      <w:r>
-        <w:rPr>
-          <w:rStyle w:val="VerbatimChar"/>
-          <w:rFonts w:ascii="SimSun" w:hAnsi="SimSun" w:eastAsia="SimSun" w:cs="SimSun"/>
-        </w:rPr>
-        <w:t>—CH</w:t>
-      </w:r>
-      <w:r>
-        <w:rPr>
-          <w:rStyle w:val="VerbatimChar"/>
-          <w:rFonts w:ascii="SimSun" w:hAnsi="SimSun" w:eastAsia="SimSun" w:cs="SimSun"/>
-          <w:vertAlign w:val="subscript"/>
-        </w:rPr>
-        <w:t>3</w:t>
-      </w:r>
-      <w:r>
-        <w:rPr>
-          <w:rStyle w:val="VerbatimChar"/>
-          <w:rFonts w:ascii="SimSun" w:hAnsi="SimSun" w:eastAsia="SimSun" w:cs="SimSun"/>
-        </w:rPr>
-        <w:t xml:space="preserve">    </w:t>
-      </w:r>
-      <w:r>
-        <w:rPr>
-          <w:rStyle w:val="VerbatimChar"/>
-          <w:rFonts w:hint="eastAsia" w:ascii="SimSun" w:hAnsi="SimSun" w:eastAsia="SimSun" w:cs="SimSun"/>
-        </w:rPr>
-        <w:t>（</w:t>
-      </w:r>
-      <w:r>
-        <w:rPr>
-          <w:rStyle w:val="VerbatimChar"/>
-          <w:rFonts w:hint="eastAsia" w:ascii="SimSun" w:hAnsi="SimSun" w:eastAsia="SimSun" w:cs="SimSun"/>
-        </w:rPr>
-        <w:t>需考虑消除哪个</w:t>
-      </w:r>
-      <w:r>
-        <w:rPr>
-          <w:rStyle w:val="VerbatimChar"/>
-          <w:rFonts w:ascii="SimSun" w:hAnsi="SimSun" w:eastAsia="SimSun" w:cs="SimSun"/>
-        </w:rPr>
-        <w:t xml:space="preserve"> </w:t>
-      </w:r>
-      <w:r>
-        <w:rPr>
-          <w:rStyle w:val="VerbatimChar"/>
-          <w:rFonts w:hint="eastAsia" w:ascii="SimSun" w:hAnsi="SimSun" w:eastAsia="SimSun" w:cs="SimSun"/>
-        </w:rPr>
-        <w:t xml:space="preserve">β-H）</w:t>
-      </w:r>
-      <w:r>
-        <w:rPr>
-          <w:rFonts w:ascii="SimSun" w:hAnsi="SimSun" w:eastAsia="SimSun" w:cs="SimSun"/>
-        </w:rPr>
-        <w:br/>
-      </w:r>
-      <w:r>
-        <w:rPr>
-          <w:rStyle w:val="VerbatimChar"/>
-          <w:rFonts w:ascii="SimSun" w:hAnsi="SimSun" w:eastAsia="SimSun" w:cs="SimSun"/>
-        </w:rPr>
-        <w:t xml:space="preserve">     |</w:t>
-      </w:r>
-      <w:r>
-        <w:rPr>
-          <w:rFonts w:ascii="SimSun" w:hAnsi="SimSun" w:eastAsia="SimSun" w:cs="SimSun"/>
-        </w:rPr>
-        <w:br/>
-      </w:r>
-      <w:r>
-        <w:rPr>
-          <w:rStyle w:val="VerbatimChar"/>
-          <w:rFonts w:ascii="SimSun" w:hAnsi="SimSun" w:eastAsia="SimSun" w:cs="SimSun"/>
-        </w:rPr>
-        <w:t xml:space="preserve">    CH</w:t>
-      </w:r>
-      <w:r>
-        <w:rPr>
-          <w:rStyle w:val="VerbatimChar"/>
-          <w:rFonts w:ascii="SimSun" w:hAnsi="SimSun" w:eastAsia="SimSun" w:cs="SimSun"/>
-          <w:vertAlign w:val="subscript"/>
-        </w:rPr>
-        <w:t>3</w:t>
-      </w:r>
-    </w:p>
-    <w:p>
-      <w:pPr>
-        <w:pStyle w:val="FirstParagraph"/>
-      </w:pPr>
-      <w:r>
-        <w:rPr>
-          <w:rFonts w:hint="eastAsia" w:ascii="Times New Roman" w:hAnsi="Times New Roman" w:eastAsia="FangSong" w:cs="Times New Roman"/>
-        </w:rPr>
-        <w:t xml:space="preserve">有两个不同的</w:t>
-      </w:r>
-      <w:r>
-        <w:rPr>
-          <w:rFonts w:ascii="Times New Roman" w:hAnsi="Times New Roman" w:eastAsia="Times New Roman" w:cs="Times New Roman"/>
-        </w:rPr>
-        <w:t xml:space="preserve"> </w:t>
-      </w:r>
-      <w:r>
-        <w:rPr>
-          <w:rFonts w:hint="eastAsia" w:ascii="Times New Roman" w:hAnsi="Times New Roman" w:eastAsia="Times New Roman" w:cs="Times New Roman"/>
-        </w:rPr>
-        <w:t>β-</w:t>
-      </w:r>
-      <w:r>
-        <w:rPr>
-          <w:rFonts w:hint="eastAsia" w:ascii="Times New Roman" w:hAnsi="Times New Roman" w:eastAsia="FangSong" w:cs="Times New Roman"/>
-        </w:rPr>
-        <w:t>位</w:t>
-      </w:r>
-      <w:r>
-        <w:rPr>
-          <w:rFonts w:hint="eastAsia" w:ascii="Times New Roman" w:hAnsi="Times New Roman" w:eastAsia="Times New Roman" w:cs="Times New Roman"/>
-        </w:rPr>
-        <w:t>：</w:t>
-      </w:r>
-      <w:r>
-        <w:rPr>
-          <w:rFonts w:ascii="Times New Roman" w:hAnsi="Times New Roman" w:eastAsia="Times New Roman" w:cs="Times New Roman"/>
-        </w:rPr>
-        <w:t xml:space="preserve"> </w:t>
-      </w:r>
-      <w:r>
-        <w:rPr>
-          <w:rFonts w:ascii="Times New Roman" w:hAnsi="Times New Roman" w:eastAsia="Times New Roman" w:cs="Times New Roman"/>
-        </w:rPr>
-        <w:t xml:space="preserve">- </w:t>
-      </w:r>
-      <w:r>
-        <w:rPr>
-          <w:rFonts w:hint="eastAsia" w:ascii="Times New Roman" w:hAnsi="Times New Roman" w:eastAsia="Times New Roman" w:cs="Times New Roman"/>
-        </w:rPr>
-        <w:t>β-</w:t>
-      </w:r>
-      <w:r>
-        <w:rPr>
-          <w:rFonts w:hint="eastAsia" w:ascii="Times New Roman" w:hAnsi="Times New Roman" w:eastAsia="FangSong" w:cs="Times New Roman"/>
-        </w:rPr>
-        <w:t>位</w:t>
-      </w:r>
-      <w:r>
-        <w:rPr>
-          <w:rFonts w:ascii="Times New Roman" w:hAnsi="Times New Roman" w:eastAsia="Times New Roman" w:cs="Times New Roman"/>
-        </w:rPr>
-        <w:t xml:space="preserve"> </w:t>
-      </w:r>
-      <w:r>
-        <w:rPr>
-          <w:rFonts w:hint="eastAsia" w:ascii="Times New Roman" w:hAnsi="Times New Roman" w:eastAsia="Times New Roman" w:cs="Times New Roman"/>
-        </w:rPr>
-        <w:t>A（CH</w:t>
-      </w:r>
-      <w:r>
-        <w:rPr>
-          <w:rFonts w:hint="eastAsia" w:ascii="Times New Roman" w:hAnsi="Times New Roman" w:eastAsia="Times New Roman" w:cs="Times New Roman"/>
-          <w:vertAlign w:val="subscript"/>
-        </w:rPr>
-        <w:t>3</w:t>
-      </w:r>
-      <w:r>
-        <w:rPr>
-          <w:rFonts w:hint="eastAsia" w:ascii="Times New Roman" w:hAnsi="Times New Roman" w:eastAsia="Times New Roman" w:cs="Times New Roman"/>
-        </w:rPr>
-        <w:t>）：</w:t>
-      </w:r>
-      <w:r>
-        <w:rPr>
-          <w:rFonts w:hint="eastAsia" w:ascii="Times New Roman" w:hAnsi="Times New Roman" w:eastAsia="FangSong" w:cs="Times New Roman"/>
-        </w:rPr>
-        <w:t>消除后得</w:t>
-      </w:r>
-      <w:r>
-        <w:rPr>
-          <w:rFonts w:ascii="Times New Roman" w:hAnsi="Times New Roman" w:eastAsia="Times New Roman" w:cs="Times New Roman"/>
-        </w:rPr>
-        <w:t xml:space="preserve"> </w:t>
-      </w:r>
-      <w:r>
-        <w:rPr>
-          <w:rFonts w:hint="eastAsia" w:ascii="Times New Roman" w:hAnsi="Times New Roman" w:eastAsia="Times New Roman" w:cs="Times New Roman"/>
-          <w:b/>
-          <w:bCs/>
-        </w:rPr>
-        <w:t>2-</w:t>
-      </w:r>
-      <w:r>
-        <w:rPr>
-          <w:rFonts w:hint="eastAsia" w:ascii="Times New Roman" w:hAnsi="Times New Roman" w:eastAsia="FangSong" w:cs="Times New Roman"/>
-          <w:b/>
-          <w:bCs/>
-        </w:rPr>
-        <w:t>甲基</w:t>
-      </w:r>
-      <w:r>
-        <w:rPr>
-          <w:rFonts w:hint="eastAsia" w:ascii="Times New Roman" w:hAnsi="Times New Roman" w:eastAsia="Times New Roman" w:cs="Times New Roman"/>
-          <w:b/>
-          <w:bCs/>
-        </w:rPr>
-        <w:t>-1-</w:t>
-      </w:r>
-      <w:r>
-        <w:rPr>
-          <w:rFonts w:hint="eastAsia" w:ascii="Times New Roman" w:hAnsi="Times New Roman" w:eastAsia="FangSong" w:cs="Times New Roman"/>
-          <w:b/>
-          <w:bCs/>
-        </w:rPr>
-        <w:t>丁烯</w:t>
-      </w:r>
-      <w:r>
-        <w:rPr>
-          <w:rFonts w:hint="eastAsia" w:ascii="Times New Roman" w:hAnsi="Times New Roman" w:eastAsia="Times New Roman" w:cs="Times New Roman"/>
-        </w:rPr>
-        <w:t>（Hofmann，</w:t>
-      </w:r>
-      <w:r>
-        <w:rPr>
-          <w:rFonts w:hint="eastAsia" w:ascii="Times New Roman" w:hAnsi="Times New Roman" w:eastAsia="FangSong" w:cs="Times New Roman"/>
-        </w:rPr>
-        <w:t>末端烯烃</w:t>
-      </w:r>
-      <w:r>
-        <w:rPr>
-          <w:rFonts w:hint="eastAsia" w:ascii="Times New Roman" w:hAnsi="Times New Roman" w:eastAsia="Times New Roman" w:cs="Times New Roman"/>
-        </w:rPr>
-        <w:t>）</w:t>
-      </w:r>
-      <w:r>
-        <w:rPr>
-          <w:rFonts w:ascii="Times New Roman" w:hAnsi="Times New Roman" w:eastAsia="Times New Roman" w:cs="Times New Roman"/>
-        </w:rPr>
-        <w:t xml:space="preserve"> </w:t>
-      </w:r>
-      <w:r>
-        <w:rPr>
-          <w:rFonts w:ascii="Times New Roman" w:hAnsi="Times New Roman" w:eastAsia="Times New Roman" w:cs="Times New Roman"/>
-        </w:rPr>
-        <w:t xml:space="preserve">- </w:t>
-      </w:r>
-      <w:r>
-        <w:rPr>
-          <w:rFonts w:hint="eastAsia" w:ascii="Times New Roman" w:hAnsi="Times New Roman" w:eastAsia="Times New Roman" w:cs="Times New Roman"/>
-        </w:rPr>
-        <w:t>β-</w:t>
-      </w:r>
-      <w:r>
-        <w:rPr>
-          <w:rFonts w:hint="eastAsia" w:ascii="Times New Roman" w:hAnsi="Times New Roman" w:eastAsia="FangSong" w:cs="Times New Roman"/>
-        </w:rPr>
-        <w:t>位</w:t>
-      </w:r>
-      <w:r>
-        <w:rPr>
-          <w:rFonts w:ascii="Times New Roman" w:hAnsi="Times New Roman" w:eastAsia="Times New Roman" w:cs="Times New Roman"/>
-        </w:rPr>
-        <w:t xml:space="preserve"> </w:t>
-      </w:r>
-      <w:r>
-        <w:rPr>
-          <w:rFonts w:hint="eastAsia" w:ascii="Times New Roman" w:hAnsi="Times New Roman" w:eastAsia="Times New Roman" w:cs="Times New Roman"/>
-        </w:rPr>
-        <w:t>B（CH</w:t>
-      </w:r>
-      <w:r>
-        <w:rPr>
-          <w:rFonts w:hint="eastAsia" w:ascii="Times New Roman" w:hAnsi="Times New Roman" w:eastAsia="Times New Roman" w:cs="Times New Roman"/>
-          <w:vertAlign w:val="subscript"/>
-        </w:rPr>
-        <w:t>2</w:t>
-      </w:r>
-      <w:r>
-        <w:rPr>
-          <w:rFonts w:hint="eastAsia" w:ascii="Times New Roman" w:hAnsi="Times New Roman" w:eastAsia="Times New Roman" w:cs="Times New Roman"/>
-        </w:rPr>
-        <w:t>CH</w:t>
-      </w:r>
-      <w:r>
-        <w:rPr>
-          <w:rFonts w:hint="eastAsia" w:ascii="Times New Roman" w:hAnsi="Times New Roman" w:eastAsia="Times New Roman" w:cs="Times New Roman"/>
-          <w:vertAlign w:val="subscript"/>
-        </w:rPr>
-        <w:t>3</w:t>
-      </w:r>
-      <w:r>
-        <w:rPr>
-          <w:rFonts w:hint="eastAsia" w:ascii="Times New Roman" w:hAnsi="Times New Roman" w:eastAsia="Times New Roman" w:cs="Times New Roman"/>
-        </w:rPr>
-        <w:t>）：</w:t>
-      </w:r>
-      <w:r>
-        <w:rPr>
-          <w:rFonts w:hint="eastAsia" w:ascii="Times New Roman" w:hAnsi="Times New Roman" w:eastAsia="FangSong" w:cs="Times New Roman"/>
-        </w:rPr>
-        <w:t>消除后得</w:t>
-      </w:r>
-      <w:r>
-        <w:rPr>
-          <w:rFonts w:ascii="Times New Roman" w:hAnsi="Times New Roman" w:eastAsia="Times New Roman" w:cs="Times New Roman"/>
-        </w:rPr>
-        <w:t xml:space="preserve"> </w:t>
-      </w:r>
-      <w:r>
-        <w:rPr>
-          <w:rFonts w:hint="eastAsia" w:ascii="Times New Roman" w:hAnsi="Times New Roman" w:eastAsia="Times New Roman" w:cs="Times New Roman"/>
-          <w:b/>
-          <w:bCs/>
-        </w:rPr>
-        <w:t>2-</w:t>
-      </w:r>
-      <w:r>
-        <w:rPr>
-          <w:rFonts w:hint="eastAsia" w:ascii="Times New Roman" w:hAnsi="Times New Roman" w:eastAsia="FangSong" w:cs="Times New Roman"/>
-          <w:b/>
-          <w:bCs/>
-        </w:rPr>
-        <w:t>甲基</w:t>
-      </w:r>
-      <w:r>
-        <w:rPr>
-          <w:rFonts w:hint="eastAsia" w:ascii="Times New Roman" w:hAnsi="Times New Roman" w:eastAsia="Times New Roman" w:cs="Times New Roman"/>
-          <w:b/>
-          <w:bCs/>
-        </w:rPr>
-        <w:t>-2-</w:t>
-      </w:r>
-      <w:r>
-        <w:rPr>
-          <w:rFonts w:hint="eastAsia" w:ascii="Times New Roman" w:hAnsi="Times New Roman" w:eastAsia="FangSong" w:cs="Times New Roman"/>
-          <w:b/>
-          <w:bCs/>
-        </w:rPr>
-        <w:t>丁烯</w:t>
-      </w:r>
-      <w:r>
-        <w:rPr>
-          <w:rFonts w:hint="eastAsia" w:ascii="Times New Roman" w:hAnsi="Times New Roman" w:eastAsia="Times New Roman" w:cs="Times New Roman"/>
-        </w:rPr>
-        <w:t>（Zaitsev，</w:t>
-      </w:r>
-      <w:r>
-        <w:rPr>
-          <w:rFonts w:hint="eastAsia" w:ascii="Times New Roman" w:hAnsi="Times New Roman" w:eastAsia="FangSong" w:cs="Times New Roman"/>
-        </w:rPr>
-        <w:t>三取代烯烃</w:t>
-      </w:r>
-      <w:r>
-        <w:rPr>
-          <w:rFonts w:hint="eastAsia" w:ascii="Times New Roman" w:hAnsi="Times New Roman" w:eastAsia="Times New Roman" w:cs="Times New Roman"/>
-        </w:rPr>
-        <w:t>）</w:t>
-      </w:r>
-    </w:p>
-    <w:p>
-      <w:pPr>
-        <w:pStyle w:val="BodyText"/>
-      </w:pPr>
-      <w:r>
-        <w:rPr>
-          <w:rFonts w:hint="eastAsia" w:ascii="Times New Roman" w:hAnsi="Times New Roman" w:eastAsia="FangSong" w:cs="Times New Roman"/>
-        </w:rPr>
-        <w:t>条件</w:t>
-      </w:r>
-      <w:r>
-        <w:rPr>
-          <w:rFonts w:hint="eastAsia" w:ascii="Times New Roman" w:hAnsi="Times New Roman" w:eastAsia="Times New Roman" w:cs="Times New Roman"/>
-        </w:rPr>
-        <w:t>(1)</w:t>
-      </w:r>
-      <w:r>
-        <w:rPr>
-          <w:rFonts w:ascii="Times New Roman" w:hAnsi="Times New Roman" w:eastAsia="Times New Roman" w:cs="Times New Roman"/>
-        </w:rPr>
-        <w:t xml:space="preserve"> </w:t>
-      </w:r>
-      <w:r>
-        <w:rPr>
-          <w:rFonts w:hint="eastAsia" w:ascii="Times New Roman" w:hAnsi="Times New Roman" w:eastAsia="Times New Roman" w:cs="Times New Roman"/>
-        </w:rPr>
-        <w:t>NaOEt（</w:t>
-      </w:r>
-      <w:r>
-        <w:rPr>
-          <w:rFonts w:hint="eastAsia" w:ascii="Times New Roman" w:hAnsi="Times New Roman" w:eastAsia="FangSong" w:cs="Times New Roman"/>
-        </w:rPr>
-        <w:t>小位阻碱</w:t>
-      </w:r>
-      <w:r>
-        <w:rPr>
-          <w:rFonts w:hint="eastAsia" w:ascii="Times New Roman" w:hAnsi="Times New Roman" w:eastAsia="Times New Roman" w:cs="Times New Roman"/>
-        </w:rPr>
-        <w:t>）→</w:t>
-      </w:r>
-      <w:r>
-        <w:rPr>
-          <w:rFonts w:ascii="Times New Roman" w:hAnsi="Times New Roman" w:eastAsia="Times New Roman" w:cs="Times New Roman"/>
-        </w:rPr>
-        <w:t xml:space="preserve"> </w:t>
-      </w:r>
-      <w:r>
-        <w:rPr>
-          <w:rFonts w:hint="eastAsia" w:ascii="Times New Roman" w:hAnsi="Times New Roman" w:eastAsia="FangSong" w:cs="Times New Roman"/>
-        </w:rPr>
-        <w:t xml:space="preserve">易接近位阻稍大的</w:t>
-      </w:r>
-      <w:r>
-        <w:rPr>
-          <w:rFonts w:ascii="Times New Roman" w:hAnsi="Times New Roman" w:eastAsia="Times New Roman" w:cs="Times New Roman"/>
-        </w:rPr>
-        <w:t xml:space="preserve"> β-H →</w:t>
-      </w:r>
-      <w:r>
-        <w:rPr>
-          <w:rFonts w:ascii="Times New Roman" w:hAnsi="Times New Roman" w:eastAsia="Times New Roman" w:cs="Times New Roman"/>
-        </w:rPr>
-        <w:t xml:space="preserve"> </w:t>
-      </w:r>
-      <w:r>
-        <w:rPr>
-          <w:rFonts w:hint="eastAsia" w:ascii="Times New Roman" w:hAnsi="Times New Roman" w:eastAsia="Times New Roman" w:cs="Times New Roman"/>
-          <w:b/>
-          <w:bCs/>
-        </w:rPr>
-        <w:t>2-</w:t>
-      </w:r>
-      <w:r>
-        <w:rPr>
-          <w:rFonts w:hint="eastAsia" w:ascii="Times New Roman" w:hAnsi="Times New Roman" w:eastAsia="FangSong" w:cs="Times New Roman"/>
-          <w:b/>
-          <w:bCs/>
-        </w:rPr>
-        <w:t>甲基</w:t>
-      </w:r>
-      <w:r>
-        <w:rPr>
-          <w:rFonts w:hint="eastAsia" w:ascii="Times New Roman" w:hAnsi="Times New Roman" w:eastAsia="Times New Roman" w:cs="Times New Roman"/>
-          <w:b/>
-          <w:bCs/>
-        </w:rPr>
-        <w:t>-2-</w:t>
-      </w:r>
-      <w:r>
-        <w:rPr>
-          <w:rFonts w:hint="eastAsia" w:ascii="Times New Roman" w:hAnsi="Times New Roman" w:eastAsia="FangSong" w:cs="Times New Roman"/>
-          <w:b/>
-          <w:bCs/>
-        </w:rPr>
-        <w:t>丁烯</w:t>
-      </w:r>
-      <w:r>
-        <w:rPr>
-          <w:rFonts w:hint="eastAsia" w:ascii="Times New Roman" w:hAnsi="Times New Roman" w:eastAsia="Times New Roman" w:cs="Times New Roman"/>
-        </w:rPr>
-        <w:t xml:space="preserve">（Zaitsev</w:t>
-      </w:r>
-      <w:r>
-        <w:rPr>
-          <w:rFonts w:ascii="Times New Roman" w:hAnsi="Times New Roman" w:eastAsia="Times New Roman" w:cs="Times New Roman"/>
-        </w:rPr>
-        <w:t xml:space="preserve"> </w:t>
-      </w:r>
-      <w:r>
-        <w:rPr>
-          <w:rFonts w:hint="eastAsia" w:ascii="Times New Roman" w:hAnsi="Times New Roman" w:eastAsia="FangSong" w:cs="Times New Roman"/>
-        </w:rPr>
-        <w:t>产物</w:t>
-      </w:r>
-      <w:r>
-        <w:rPr>
-          <w:rFonts w:hint="eastAsia" w:ascii="Times New Roman" w:hAnsi="Times New Roman" w:eastAsia="Times New Roman" w:cs="Times New Roman"/>
-        </w:rPr>
-        <w:t>，</w:t>
-      </w:r>
-      <w:r>
-        <w:rPr>
-          <w:rFonts w:hint="eastAsia" w:ascii="Times New Roman" w:hAnsi="Times New Roman" w:eastAsia="FangSong" w:cs="Times New Roman"/>
-        </w:rPr>
-        <w:t>更稳定</w:t>
-      </w:r>
-      <w:r>
-        <w:rPr>
-          <w:rFonts w:hint="eastAsia" w:ascii="Times New Roman" w:hAnsi="Times New Roman" w:eastAsia="Times New Roman" w:cs="Times New Roman"/>
-        </w:rPr>
-        <w:t>）</w:t>
-      </w:r>
-      <w:r>
-        <w:rPr>
-          <w:rFonts w:ascii="Times New Roman" w:hAnsi="Times New Roman" w:eastAsia="Times New Roman" w:cs="Times New Roman"/>
-        </w:rPr>
-        <w:t xml:space="preserve"> </w:t>
-      </w:r>
-      <w:r>
-        <w:rPr>
-          <w:rFonts w:hint="eastAsia" w:ascii="Times New Roman" w:hAnsi="Times New Roman" w:eastAsia="FangSong" w:cs="Times New Roman"/>
-        </w:rPr>
-        <w:t>条件</w:t>
-      </w:r>
-      <w:r>
-        <w:rPr>
-          <w:rFonts w:hint="eastAsia" w:ascii="Times New Roman" w:hAnsi="Times New Roman" w:eastAsia="Times New Roman" w:cs="Times New Roman"/>
-        </w:rPr>
-        <w:t>(2)</w:t>
-      </w:r>
-      <w:r>
-        <w:rPr>
-          <w:rFonts w:ascii="Times New Roman" w:hAnsi="Times New Roman" w:eastAsia="Times New Roman" w:cs="Times New Roman"/>
-        </w:rPr>
-        <w:t xml:space="preserve"> </w:t>
-      </w:r>
-      <w:r>
-        <w:rPr>
-          <w:rFonts w:hint="eastAsia" w:ascii="Times New Roman" w:hAnsi="Times New Roman" w:eastAsia="Times New Roman" w:cs="Times New Roman"/>
-        </w:rPr>
-        <w:t>t-BuOK（</w:t>
-      </w:r>
-      <w:r>
-        <w:rPr>
-          <w:rFonts w:hint="eastAsia" w:ascii="Times New Roman" w:hAnsi="Times New Roman" w:eastAsia="FangSong" w:cs="Times New Roman"/>
-        </w:rPr>
-        <w:t>大位阻碱</w:t>
-      </w:r>
-      <w:r>
-        <w:rPr>
-          <w:rFonts w:hint="eastAsia" w:ascii="Times New Roman" w:hAnsi="Times New Roman" w:eastAsia="Times New Roman" w:cs="Times New Roman"/>
-        </w:rPr>
-        <w:t>）→</w:t>
-      </w:r>
-      <w:r>
-        <w:rPr>
-          <w:rFonts w:ascii="Times New Roman" w:hAnsi="Times New Roman" w:eastAsia="Times New Roman" w:cs="Times New Roman"/>
-        </w:rPr>
-        <w:t xml:space="preserve"> </w:t>
-      </w:r>
-      <w:r>
-        <w:rPr>
-          <w:rFonts w:hint="eastAsia" w:ascii="Times New Roman" w:hAnsi="Times New Roman" w:eastAsia="FangSong" w:cs="Times New Roman"/>
-        </w:rPr>
-        <w:t xml:space="preserve">只能接近位阻小的末端</w:t>
-      </w:r>
-      <w:r>
-        <w:rPr>
-          <w:rFonts w:ascii="Times New Roman" w:hAnsi="Times New Roman" w:eastAsia="Times New Roman" w:cs="Times New Roman"/>
-        </w:rPr>
-        <w:t xml:space="preserve"> CH</w:t>
-      </w:r>
-      <w:r>
-        <w:rPr>
-          <w:rFonts w:ascii="Times New Roman" w:hAnsi="Times New Roman" w:eastAsia="Times New Roman" w:cs="Times New Roman"/>
-          <w:vertAlign w:val="subscript"/>
-        </w:rPr>
-        <w:t>3</w:t>
-      </w:r>
-      <w:r>
-        <w:rPr>
-          <w:rFonts w:ascii="Times New Roman" w:hAnsi="Times New Roman" w:eastAsia="Times New Roman" w:cs="Times New Roman"/>
-        </w:rPr>
-        <w:t xml:space="preserve"> </w:t>
-      </w:r>
-      <w:r>
-        <w:rPr>
-          <w:rFonts w:hint="eastAsia" w:ascii="Times New Roman" w:hAnsi="Times New Roman" w:eastAsia="FangSong" w:cs="Times New Roman"/>
-        </w:rPr>
-        <w:t xml:space="preserve">的</w:t>
-      </w:r>
-      <w:r>
-        <w:rPr>
-          <w:rFonts w:ascii="Times New Roman" w:hAnsi="Times New Roman" w:eastAsia="Times New Roman" w:cs="Times New Roman"/>
-        </w:rPr>
-        <w:t xml:space="preserve"> H →</w:t>
-      </w:r>
-      <w:r>
-        <w:rPr>
-          <w:rFonts w:ascii="Times New Roman" w:hAnsi="Times New Roman" w:eastAsia="Times New Roman" w:cs="Times New Roman"/>
-        </w:rPr>
-        <w:t xml:space="preserve"> </w:t>
-      </w:r>
-      <w:r>
-        <w:rPr>
-          <w:rFonts w:hint="eastAsia" w:ascii="Times New Roman" w:hAnsi="Times New Roman" w:eastAsia="Times New Roman" w:cs="Times New Roman"/>
-          <w:b/>
-          <w:bCs/>
-        </w:rPr>
-        <w:t>2-</w:t>
-      </w:r>
-      <w:r>
-        <w:rPr>
-          <w:rFonts w:hint="eastAsia" w:ascii="Times New Roman" w:hAnsi="Times New Roman" w:eastAsia="FangSong" w:cs="Times New Roman"/>
-          <w:b/>
-          <w:bCs/>
-        </w:rPr>
-        <w:t>甲基</w:t>
-      </w:r>
-      <w:r>
-        <w:rPr>
-          <w:rFonts w:hint="eastAsia" w:ascii="Times New Roman" w:hAnsi="Times New Roman" w:eastAsia="Times New Roman" w:cs="Times New Roman"/>
-          <w:b/>
-          <w:bCs/>
-        </w:rPr>
-        <w:t>-1-</w:t>
-      </w:r>
-      <w:r>
-        <w:rPr>
-          <w:rFonts w:hint="eastAsia" w:ascii="Times New Roman" w:hAnsi="Times New Roman" w:eastAsia="FangSong" w:cs="Times New Roman"/>
-          <w:b/>
-          <w:bCs/>
-        </w:rPr>
-        <w:t>丁烯</w:t>
-      </w:r>
-      <w:r>
-        <w:rPr>
-          <w:rFonts w:hint="eastAsia" w:ascii="Times New Roman" w:hAnsi="Times New Roman" w:eastAsia="Times New Roman" w:cs="Times New Roman"/>
-        </w:rPr>
-        <w:t xml:space="preserve">（Hofmann</w:t>
-      </w:r>
-      <w:r>
-        <w:rPr>
-          <w:rFonts w:ascii="Times New Roman" w:hAnsi="Times New Roman" w:eastAsia="Times New Roman" w:cs="Times New Roman"/>
-        </w:rPr>
-        <w:t xml:space="preserve"> </w:t>
-      </w:r>
-      <w:r>
-        <w:rPr>
-          <w:rFonts w:hint="eastAsia" w:ascii="Times New Roman" w:hAnsi="Times New Roman" w:eastAsia="FangSong" w:cs="Times New Roman"/>
-        </w:rPr>
-        <w:t>产物</w:t>
-      </w:r>
-      <w:r>
-        <w:rPr>
-          <w:rFonts w:hint="eastAsia" w:ascii="Times New Roman" w:hAnsi="Times New Roman" w:eastAsia="Times New Roman" w:cs="Times New Roman"/>
-        </w:rPr>
-        <w:t>）</w:t>
-      </w:r>
-    </w:p>
-    <w:p>
-      <w:pPr>
-        <w:pStyle w:val="BodyText"/>
-      </w:pPr>
-      <w:r>
-        <w:rPr>
-          <w:rFonts w:hint="eastAsia" w:ascii="Times New Roman" w:hAnsi="Times New Roman" w:eastAsia="FangSong" w:cs="Times New Roman"/>
-          <w:b/>
-          <w:bCs/>
-        </w:rPr>
-        <w:t xml:space="preserve">答案</w:t>
-      </w:r>
-      <w:r>
-        <w:rPr>
-          <w:rFonts w:hint="eastAsia" w:ascii="Times New Roman" w:hAnsi="Times New Roman" w:eastAsia="Times New Roman" w:cs="Times New Roman"/>
-        </w:rPr>
-        <w:t xml:space="preserve">：(1)</w:t>
-      </w:r>
-      <w:r>
-        <w:rPr>
-          <w:rFonts w:ascii="Times New Roman" w:hAnsi="Times New Roman" w:eastAsia="Times New Roman" w:cs="Times New Roman"/>
-        </w:rPr>
-        <w:t xml:space="preserve"> </w:t>
-      </w:r>
-      <w:r>
-        <w:rPr>
-          <w:rFonts w:hint="eastAsia" w:ascii="Times New Roman" w:hAnsi="Times New Roman" w:eastAsia="Times New Roman" w:cs="Times New Roman"/>
-        </w:rPr>
-        <w:t>2-</w:t>
-      </w:r>
-      <w:r>
-        <w:rPr>
-          <w:rFonts w:hint="eastAsia" w:ascii="Times New Roman" w:hAnsi="Times New Roman" w:eastAsia="FangSong" w:cs="Times New Roman"/>
-        </w:rPr>
-        <w:t>甲基</w:t>
-      </w:r>
-      <w:r>
-        <w:rPr>
-          <w:rFonts w:hint="eastAsia" w:ascii="Times New Roman" w:hAnsi="Times New Roman" w:eastAsia="Times New Roman" w:cs="Times New Roman"/>
-        </w:rPr>
-        <w:t>-2-</w:t>
-      </w:r>
-      <w:r>
-        <w:rPr>
-          <w:rFonts w:hint="eastAsia" w:ascii="Times New Roman" w:hAnsi="Times New Roman" w:eastAsia="FangSong" w:cs="Times New Roman"/>
-        </w:rPr>
-        <w:t>丁烯</w:t>
-      </w:r>
-      <w:r>
-        <w:rPr>
-          <w:rFonts w:hint="eastAsia" w:ascii="Times New Roman" w:hAnsi="Times New Roman" w:eastAsia="Times New Roman" w:cs="Times New Roman"/>
-        </w:rPr>
-        <w:t>（Zaitsev）；(2)</w:t>
-      </w:r>
-      <w:r>
-        <w:rPr>
-          <w:rFonts w:ascii="Times New Roman" w:hAnsi="Times New Roman" w:eastAsia="Times New Roman" w:cs="Times New Roman"/>
-        </w:rPr>
-        <w:t xml:space="preserve"> </w:t>
-      </w:r>
-      <w:r>
-        <w:rPr>
-          <w:rFonts w:hint="eastAsia" w:ascii="Times New Roman" w:hAnsi="Times New Roman" w:eastAsia="Times New Roman" w:cs="Times New Roman"/>
-        </w:rPr>
-        <w:t>2-</w:t>
-      </w:r>
-      <w:r>
-        <w:rPr>
-          <w:rFonts w:hint="eastAsia" w:ascii="Times New Roman" w:hAnsi="Times New Roman" w:eastAsia="FangSong" w:cs="Times New Roman"/>
-        </w:rPr>
-        <w:t>甲基</w:t>
-      </w:r>
-      <w:r>
-        <w:rPr>
-          <w:rFonts w:hint="eastAsia" w:ascii="Times New Roman" w:hAnsi="Times New Roman" w:eastAsia="Times New Roman" w:cs="Times New Roman"/>
-        </w:rPr>
-        <w:t>-1-</w:t>
-      </w:r>
-      <w:r>
-        <w:rPr>
-          <w:rFonts w:hint="eastAsia" w:ascii="Times New Roman" w:hAnsi="Times New Roman" w:eastAsia="FangSong" w:cs="Times New Roman"/>
-        </w:rPr>
-        <w:t>丁烯</w:t>
-      </w:r>
-      <w:r>
-        <w:rPr>
-          <w:rFonts w:hint="eastAsia" w:ascii="Times New Roman" w:hAnsi="Times New Roman" w:eastAsia="Times New Roman" w:cs="Times New Roman"/>
-        </w:rPr>
-        <w:t>（Hofmann）</w:t>
-      </w:r>
-    </w:p>
-    <w:p>
-      <w:pPr>
-        <w:pStyle w:val="BodyText"/>
-      </w:pPr>
-      <w:r>
-        <w:rPr>
-          <w:rFonts w:hint="eastAsia" w:ascii="Times New Roman" w:hAnsi="Times New Roman" w:eastAsia="FangSong" w:cs="Times New Roman"/>
-          <w:b/>
-          <w:bCs/>
-        </w:rPr>
-        <w:t xml:space="preserve">反思</w:t>
-      </w:r>
-      <w:r>
-        <w:rPr>
-          <w:rFonts w:hint="eastAsia" w:ascii="Times New Roman" w:hAnsi="Times New Roman" w:eastAsia="Times New Roman" w:cs="Times New Roman"/>
-        </w:rPr>
-        <w:t>：</w:t>
-      </w:r>
-      <w:r>
-        <w:rPr>
-          <w:rFonts w:hint="eastAsia" w:ascii="Times New Roman" w:hAnsi="Times New Roman" w:eastAsia="FangSong" w:cs="Times New Roman"/>
-        </w:rPr>
-        <w:t>同一底物在不同碱条件下得到不同产物</w:t>
-      </w:r>
-      <w:r>
-        <w:rPr>
-          <w:rFonts w:hint="eastAsia" w:ascii="Times New Roman" w:hAnsi="Times New Roman" w:eastAsia="Times New Roman" w:cs="Times New Roman"/>
-        </w:rPr>
-        <w:t>，</w:t>
-      </w:r>
-      <w:r>
-        <w:rPr>
-          <w:rFonts w:hint="eastAsia" w:ascii="Times New Roman" w:hAnsi="Times New Roman" w:eastAsia="FangSong" w:cs="Times New Roman"/>
-        </w:rPr>
-        <w:t>这是竞赛中</w:t>
-      </w:r>
-      <w:r>
-        <w:rPr>
-          <w:rFonts w:hint="eastAsia" w:ascii="Times New Roman" w:hAnsi="Times New Roman" w:eastAsia="Times New Roman" w:cs="Times New Roman"/>
-        </w:rPr>
-        <w:t>”</w:t>
-      </w:r>
-      <w:r>
-        <w:rPr>
-          <w:rFonts w:hint="eastAsia" w:ascii="Times New Roman" w:hAnsi="Times New Roman" w:eastAsia="FangSong" w:cs="Times New Roman"/>
-        </w:rPr>
-        <w:t>条件控制产物</w:t>
-      </w:r>
-      <w:r>
-        <w:rPr>
-          <w:rFonts w:hint="eastAsia" w:ascii="Times New Roman" w:hAnsi="Times New Roman" w:eastAsia="Times New Roman" w:cs="Times New Roman"/>
-        </w:rPr>
-        <w:t>”</w:t>
-      </w:r>
-      <w:r>
-        <w:rPr>
-          <w:rFonts w:hint="eastAsia" w:ascii="Times New Roman" w:hAnsi="Times New Roman" w:eastAsia="FangSong" w:cs="Times New Roman"/>
-        </w:rPr>
-        <w:t>的经典例题</w:t>
-      </w:r>
-      <w:r>
-        <w:rPr>
-          <w:rFonts w:hint="eastAsia" w:ascii="Times New Roman" w:hAnsi="Times New Roman" w:eastAsia="Times New Roman" w:cs="Times New Roman"/>
-        </w:rPr>
-        <w:t>。</w:t>
-      </w:r>
-    </w:p>
-    <w:p>
-      <w:pPr>
-        <w:spacing w:before="160" w:after="80"/>
-      </w:pPr>
-      <w:r>
-        <w:pict>
-          <v:rect style="width:0;height:1.5pt" o:hralign="center" o:hrstd="t" o:hr="t"/>
-        </w:pict>
-      </w:r>
-    </w:p>
-    <w:bookmarkEnd w:id="43"/>
-    <w:bookmarkStart w:id="44" w:name="例4-环己烷-e2-构象分析"/>
+    <w:bookmarkEnd w:id="46"/>
+    <w:bookmarkStart w:id="47" w:name="例4-环己烷-e2-构象分析"/>
     <w:p>
       <w:pPr>
         <w:pStyle w:val="Heading3"/>
@@ -26110,8 +25922,8 @@
         </w:pict>
       </w:r>
     </w:p>
-    <w:bookmarkEnd w:id="44"/>
-    <w:bookmarkStart w:id="45" w:name="例5-二级底物竞争判断"/>
+    <w:bookmarkEnd w:id="47"/>
+    <w:bookmarkStart w:id="48" w:name="例5-二级底物竞争判断"/>
     <w:p>
       <w:pPr>
         <w:pStyle w:val="Heading3"/>
@@ -27700,8 +27512,8 @@
         </w:pict>
       </w:r>
     </w:p>
-    <w:bookmarkEnd w:id="45"/>
-    <w:bookmarkStart w:id="46" w:name="例6-综合竞争产物反推机理"/>
+    <w:bookmarkEnd w:id="48"/>
+    <w:bookmarkStart w:id="49" w:name="例6-综合竞争产物反推机理"/>
     <w:p>
       <w:pPr>
         <w:pStyle w:val="Heading3"/>
@@ -29351,9 +29163,9 @@
         </w:pict>
       </w:r>
     </w:p>
-    <w:bookmarkEnd w:id="46"/>
-    <w:bookmarkEnd w:id="47"/>
-    <w:bookmarkStart w:id="48" w:name="八常见误区"/>
+    <w:bookmarkEnd w:id="49"/>
+    <w:bookmarkEnd w:id="50"/>
+    <w:bookmarkStart w:id="51" w:name="八常见误区"/>
     <w:p>
       <w:pPr>
         <w:pStyle w:val="Heading2"/>
@@ -31303,8 +31115,8 @@
         </w:pict>
       </w:r>
     </w:p>
-    <w:bookmarkEnd w:id="48"/>
-    <w:bookmarkStart w:id="49" w:name="九方法总结sne-竞争判断决策树"/>
+    <w:bookmarkEnd w:id="51"/>
+    <w:bookmarkStart w:id="52" w:name="九方法总结sne-竞争判断决策树"/>
     <w:p>
       <w:pPr>
         <w:pStyle w:val="Heading2"/>
@@ -32748,8 +32560,8 @@
         </w:pict>
       </w:r>
     </w:p>
-    <w:bookmarkEnd w:id="49"/>
-    <w:bookmarkStart w:id="53" w:name="十核心速查卡"/>
+    <w:bookmarkEnd w:id="52"/>
+    <w:bookmarkStart w:id="56" w:name="十核心速查卡"/>
     <w:p>
       <w:pPr>
         <w:pStyle w:val="Heading2"/>
@@ -32774,7 +32586,7 @@
         <w:t>核心速查卡</w:t>
       </w:r>
     </w:p>
-    <w:bookmarkStart w:id="50" w:name="sn1sn2e1e2-速查总表"/>
+    <w:bookmarkStart w:id="53" w:name="sn1sn2e1e2-速查总表"/>
     <w:p>
       <w:pPr>
         <w:pStyle w:val="Heading3"/>
@@ -33883,8 +33695,8 @@
         <w:t xml:space="preserve"> §3.3。</w:t>
       </w:r>
     </w:p>
-    <w:bookmarkEnd w:id="50"/>
-    <w:bookmarkStart w:id="51" w:name="常见试剂分类卡"/>
+    <w:bookmarkEnd w:id="53"/>
+    <w:bookmarkStart w:id="54" w:name="常见试剂分类卡"/>
     <w:p>
       <w:pPr>
         <w:pStyle w:val="Heading3"/>
@@ -34794,8 +34606,8 @@
         </w:tc>
       </w:tr>
     </w:tbl>
-    <w:bookmarkEnd w:id="51"/>
-    <w:bookmarkStart w:id="52" w:name="环己烷-e2-构象分析卡"/>
+    <w:bookmarkEnd w:id="54"/>
+    <w:bookmarkStart w:id="55" w:name="环己烷-e2-构象分析卡"/>
     <w:p>
       <w:pPr>
         <w:pStyle w:val="Heading3"/>
@@ -35277,9 +35089,9 @@
         </w:pict>
       </w:r>
     </w:p>
-    <w:bookmarkEnd w:id="52"/>
-    <w:bookmarkEnd w:id="53"/>
-    <w:bookmarkStart w:id="57" w:name="十一练习题"/>
+    <w:bookmarkEnd w:id="55"/>
+    <w:bookmarkEnd w:id="56"/>
+    <w:bookmarkStart w:id="60" w:name="十一练习题"/>
     <w:p>
       <w:pPr>
         <w:pStyle w:val="Heading2"/>
@@ -35304,7 +35116,7 @@
         <w:t>练习题</w:t>
       </w:r>
     </w:p>
-    <w:bookmarkStart w:id="54" w:name="基础巩固"/>
+    <w:bookmarkStart w:id="57" w:name="基础巩固"/>
     <w:p>
       <w:pPr>
         <w:pStyle w:val="Heading3"/>
@@ -35720,8 +35532,8 @@
         <w:t>。”</w:t>
       </w:r>
     </w:p>
-    <w:bookmarkEnd w:id="54"/>
-    <w:bookmarkStart w:id="55" w:name="提高训练"/>
+    <w:bookmarkEnd w:id="57"/>
+    <w:bookmarkStart w:id="58" w:name="提高训练"/>
     <w:p>
       <w:pPr>
         <w:pStyle w:val="Heading3"/>
@@ -36241,8 +36053,8 @@
         <w:t>。</w:t>
       </w:r>
     </w:p>
-    <w:bookmarkEnd w:id="55"/>
-    <w:bookmarkStart w:id="56" w:name="挑战"/>
+    <w:bookmarkEnd w:id="58"/>
+    <w:bookmarkStart w:id="59" w:name="挑战"/>
     <w:p>
       <w:pPr>
         <w:pStyle w:val="Heading3"/>
@@ -36683,9 +36495,9 @@
         </w:pict>
       </w:r>
     </w:p>
-    <w:bookmarkEnd w:id="56"/>
-    <w:bookmarkEnd w:id="57"/>
-    <w:bookmarkStart w:id="58" w:name="参考答案"/>
+    <w:bookmarkEnd w:id="59"/>
+    <w:bookmarkEnd w:id="60"/>
+    <w:bookmarkStart w:id="61" w:name="参考答案"/>
     <w:p>
       <w:pPr>
         <w:pStyle w:val="Heading2"/>
@@ -38491,8 +38303,8 @@
         </w:pict>
       </w:r>
     </w:p>
-    <w:bookmarkEnd w:id="58"/>
-    <w:bookmarkStart w:id="59" w:name="十二跨专题连接"/>
+    <w:bookmarkEnd w:id="61"/>
+    <w:bookmarkStart w:id="62" w:name="十二跨专题连接"/>
     <w:p>
       <w:pPr>
         <w:pStyle w:val="Heading2"/>
@@ -38974,8 +38786,8 @@
         </w:pict>
       </w:r>
     </w:p>
-    <w:bookmarkEnd w:id="59"/>
-    <w:bookmarkEnd w:id="60"/>
+    <w:bookmarkEnd w:id="62"/>
+    <w:bookmarkEnd w:id="63"/>
     <w:sectPr>
       <w:footerReference w:type="default" r:id="rId9"/>
       <w:footnotePr>

--- a/06-学生侧材料/讲义/有机化学/亲核取代与消除反应.docx
+++ b/06-学生侧材料/讲义/有机化学/亲核取代与消除反应.docx
@@ -2466,210 +2466,182 @@
     </w:p>
     <w:p>
       <w:pPr>
-        <w:pStyle w:val="SourceCode"/>
+        <w:pStyle w:val="BodyText"/>
       </w:pPr>
       <w:r>
         <w:rPr>
-          <w:rStyle w:val="VerbatimChar"/>
-          <w:rFonts w:ascii="SimSun" w:hAnsi="SimSun" w:eastAsia="SimSun" w:cs="SimSun"/>
-        </w:rPr>
-        <w:t xml:space="preserve">    Nu</w:t>
-      </w:r>
-      <w:r>
-        <w:rPr>
-          <w:rStyle w:val="VerbatimChar"/>
-          <w:rFonts w:ascii="SimSun" w:hAnsi="SimSun" w:eastAsia="SimSun" w:cs="SimSun"/>
+          <w:rFonts w:hint="eastAsia" w:ascii="Times New Roman" w:hAnsi="Times New Roman" w:eastAsia="FangSong" w:cs="Times New Roman"/>
+        </w:rPr>
+        <w:t xml:space="preserve">底物</w:t>
+      </w:r>
+      <w:r>
+        <w:rPr>
+          <w:rFonts w:ascii="Times New Roman" w:hAnsi="Times New Roman" w:eastAsia="Times New Roman" w:cs="Times New Roman"/>
+        </w:rPr>
+        <w:t xml:space="preserve"> sp</w:t>
+      </w:r>
+      <w:r>
+        <w:rPr>
+          <w:rFonts w:ascii="Times New Roman" w:hAnsi="Times New Roman" w:eastAsia="Times New Roman" w:cs="Times New Roman"/>
           <w:vertAlign w:val="superscript"/>
         </w:rPr>
-        <w:t>-</w:t>
-      </w:r>
-      <w:r>
-        <w:rPr>
-          <w:rStyle w:val="VerbatimChar"/>
-          <w:rFonts w:ascii="SimSun" w:hAnsi="SimSun" w:eastAsia="SimSun" w:cs="SimSun"/>
-        </w:rPr>
-        <w:t xml:space="preserve">               [Nu···C···X]‡          Nu</w:t>
-      </w:r>
-      <w:r>
-        <w:rPr>
-          <w:rFonts w:ascii="SimSun" w:hAnsi="SimSun" w:eastAsia="SimSun" w:cs="SimSun"/>
-        </w:rPr>
-        <w:br/>
-      </w:r>
-      <w:r>
-        <w:rPr>
-          <w:rStyle w:val="VerbatimChar"/>
-          <w:rFonts w:ascii="SimSun" w:hAnsi="SimSun" w:eastAsia="SimSun" w:cs="SimSun"/>
-        </w:rPr>
-        <w:t xml:space="preserve">     │                     </w:t>
-      </w:r>
-      <w:r>
-        <w:rPr>
-          <w:rStyle w:val="VerbatimChar"/>
-          <w:rFonts w:hint="eastAsia" w:ascii="SimSun" w:hAnsi="SimSun" w:eastAsia="SimSun" w:cs="SimSun"/>
-        </w:rPr>
-        <w:t xml:space="preserve">︙</w:t>
-      </w:r>
-      <w:r>
-        <w:rPr>
-          <w:rStyle w:val="VerbatimChar"/>
-          <w:rFonts w:ascii="SimSun" w:hAnsi="SimSun" w:eastAsia="SimSun" w:cs="SimSun"/>
-        </w:rPr>
-        <w:t xml:space="preserve">                │</w:t>
-      </w:r>
-      <w:r>
-        <w:rPr>
-          <w:rFonts w:ascii="SimSun" w:hAnsi="SimSun" w:eastAsia="SimSun" w:cs="SimSun"/>
-        </w:rPr>
-        <w:br/>
-      </w:r>
-      <w:r>
-        <w:rPr>
-          <w:rStyle w:val="VerbatimChar"/>
-          <w:rFonts w:ascii="SimSun" w:hAnsi="SimSun" w:eastAsia="SimSun" w:cs="SimSun"/>
-        </w:rPr>
-        <w:t xml:space="preserve">     ↓          →     </w:t>
-      </w:r>
-      <w:r>
-        <w:rPr>
-          <w:rStyle w:val="VerbatimChar"/>
-          <w:rFonts w:hint="eastAsia" w:ascii="SimSun" w:hAnsi="SimSun" w:eastAsia="SimSun" w:cs="SimSun"/>
-        </w:rPr>
-        <w:t xml:space="preserve">──C──（TS）</w:t>
-      </w:r>
-      <w:r>
-        <w:rPr>
-          <w:rStyle w:val="VerbatimChar"/>
-          <w:rFonts w:ascii="SimSun" w:hAnsi="SimSun" w:eastAsia="SimSun" w:cs="SimSun"/>
-        </w:rPr>
-        <w:t xml:space="preserve">      →    ──C──  +  X</w:t>
-      </w:r>
-      <w:r>
-        <w:rPr>
-          <w:rStyle w:val="VerbatimChar"/>
-          <w:rFonts w:ascii="SimSun" w:hAnsi="SimSun" w:eastAsia="SimSun" w:cs="SimSun"/>
+        <w:t>3</w:t>
+      </w:r>
+      <w:r>
+        <w:rPr>
+          <w:rFonts w:ascii="Times New Roman" w:hAnsi="Times New Roman" w:eastAsia="Times New Roman" w:cs="Times New Roman"/>
+        </w:rPr>
+        <w:t xml:space="preserve"> </w:t>
+      </w:r>
+      <w:r>
+        <w:rPr>
+          <w:rFonts w:hint="eastAsia" w:ascii="Times New Roman" w:hAnsi="Times New Roman" w:eastAsia="FangSong" w:cs="Times New Roman"/>
+        </w:rPr>
+        <w:t>碳</w:t>
+      </w:r>
+      <w:r>
+        <w:rPr>
+          <w:rFonts w:hint="eastAsia" w:ascii="Times New Roman" w:hAnsi="Times New Roman" w:eastAsia="Times New Roman" w:cs="Times New Roman"/>
+        </w:rPr>
+        <w:t>（</w:t>
+      </w:r>
+      <w:r>
+        <w:rPr>
+          <w:rFonts w:hint="eastAsia" w:ascii="Times New Roman" w:hAnsi="Times New Roman" w:eastAsia="FangSong" w:cs="Times New Roman"/>
+        </w:rPr>
+        <w:t>四面体</w:t>
+      </w:r>
+      <w:r>
+        <w:rPr>
+          <w:rFonts w:hint="eastAsia" w:ascii="Times New Roman" w:hAnsi="Times New Roman" w:eastAsia="Times New Roman" w:cs="Times New Roman"/>
+        </w:rPr>
+        <w:t>）→</w:t>
+      </w:r>
+      <w:r>
+        <w:rPr>
+          <w:rFonts w:ascii="Times New Roman" w:hAnsi="Times New Roman" w:eastAsia="Times New Roman" w:cs="Times New Roman"/>
+        </w:rPr>
+        <w:t xml:space="preserve"> </w:t>
+      </w:r>
+      <w:r>
+        <w:rPr>
+          <w:rFonts w:hint="eastAsia" w:ascii="Times New Roman" w:hAnsi="Times New Roman" w:eastAsia="FangSong" w:cs="Times New Roman"/>
+        </w:rPr>
+        <w:t xml:space="preserve">过渡态</w:t>
+      </w:r>
+      <w:r>
+        <w:rPr>
+          <w:rFonts w:ascii="Times New Roman" w:hAnsi="Times New Roman" w:eastAsia="Times New Roman" w:cs="Times New Roman"/>
+        </w:rPr>
+        <w:t xml:space="preserve"> </w:t>
+      </w:r>
+      <w:r>
+        <w:rPr>
+          <w:rFonts w:hint="eastAsia" w:ascii="Times New Roman" w:hAnsi="Times New Roman" w:eastAsia="Times New Roman" w:cs="Times New Roman"/>
+        </w:rPr>
+        <w:t>[Nu···C···X]‡（</w:t>
+      </w:r>
+      <w:r>
+        <w:rPr>
+          <w:rFonts w:hint="eastAsia" w:ascii="Times New Roman" w:hAnsi="Times New Roman" w:eastAsia="FangSong" w:cs="Times New Roman"/>
+        </w:rPr>
+        <w:t>五配位三角双锥</w:t>
+      </w:r>
+      <w:r>
+        <w:rPr>
+          <w:rFonts w:hint="eastAsia" w:ascii="Times New Roman" w:hAnsi="Times New Roman" w:eastAsia="Times New Roman" w:cs="Times New Roman"/>
+        </w:rPr>
+        <w:t>，</w:t>
+      </w:r>
+      <w:r>
+        <w:rPr>
+          <w:rFonts w:hint="eastAsia" w:ascii="Times New Roman" w:hAnsi="Times New Roman" w:eastAsia="FangSong" w:cs="Times New Roman"/>
+        </w:rPr>
+        <w:t>中心碳</w:t>
+      </w:r>
+      <w:r>
+        <w:rPr>
+          <w:rFonts w:ascii="Times New Roman" w:hAnsi="Times New Roman" w:eastAsia="Times New Roman" w:cs="Times New Roman"/>
+        </w:rPr>
+        <w:t xml:space="preserve"> sp</w:t>
+      </w:r>
+      <w:r>
+        <w:rPr>
+          <w:rFonts w:ascii="Times New Roman" w:hAnsi="Times New Roman" w:eastAsia="Times New Roman" w:cs="Times New Roman"/>
           <w:vertAlign w:val="superscript"/>
         </w:rPr>
-        <w:t>-</w:t>
-      </w:r>
-      <w:r>
-        <w:rPr>
-          <w:rFonts w:ascii="SimSun" w:hAnsi="SimSun" w:eastAsia="SimSun" w:cs="SimSun"/>
-        </w:rPr>
-        <w:br/>
-      </w:r>
-      <w:r>
-        <w:rPr>
-          <w:rStyle w:val="VerbatimChar"/>
-          <w:rFonts w:ascii="SimSun" w:hAnsi="SimSun" w:eastAsia="SimSun" w:cs="SimSun"/>
-        </w:rPr>
-        <w:t xml:space="preserve">   ──C──X              X</w:t>
-      </w:r>
-      <w:r>
-        <w:rPr>
-          <w:rStyle w:val="VerbatimChar"/>
-          <w:rFonts w:ascii="SimSun" w:hAnsi="SimSun" w:eastAsia="SimSun" w:cs="SimSun"/>
-          <w:vertAlign w:val="superscript"/>
-        </w:rPr>
-        <w:t>-</w:t>
-      </w:r>
-      <w:r>
-        <w:rPr>
-          <w:rStyle w:val="VerbatimChar"/>
-          <w:rFonts w:ascii="SimSun" w:hAnsi="SimSun" w:eastAsia="SimSun" w:cs="SimSun"/>
-        </w:rPr>
-        <w:t xml:space="preserve">            </w:t>
-      </w:r>
-      <w:r>
-        <w:rPr>
-          <w:rStyle w:val="VerbatimChar"/>
-          <w:rFonts w:hint="eastAsia" w:ascii="SimSun" w:hAnsi="SimSun" w:eastAsia="SimSun" w:cs="SimSun"/>
-        </w:rPr>
-        <w:t>sp</w:t>
-      </w:r>
-      <w:r>
-        <w:rPr>
-          <w:rStyle w:val="VerbatimChar"/>
-          <w:rFonts w:hint="eastAsia" w:ascii="SimSun" w:hAnsi="SimSun" w:eastAsia="SimSun" w:cs="SimSun"/>
-          <w:vertAlign w:val="superscript"/>
-        </w:rPr>
-        <w:t>3</w:t>
-      </w:r>
-      <w:r>
-        <w:rPr>
-          <w:rStyle w:val="VerbatimChar"/>
-          <w:rFonts w:hint="eastAsia" w:ascii="SimSun" w:hAnsi="SimSun" w:eastAsia="SimSun" w:cs="SimSun"/>
+        <w:t>2</w:t>
+      </w:r>
+      <w:r>
+        <w:rPr>
+          <w:rFonts w:ascii="Times New Roman" w:hAnsi="Times New Roman" w:eastAsia="Times New Roman" w:cs="Times New Roman"/>
+        </w:rPr>
+        <w:t xml:space="preserve">+p </w:t>
+      </w:r>
+      <w:r>
+        <w:rPr>
+          <w:rFonts w:hint="eastAsia" w:ascii="Times New Roman" w:hAnsi="Times New Roman" w:eastAsia="FangSong" w:cs="Times New Roman"/>
+        </w:rPr>
+        <w:t>平面化</w:t>
+      </w:r>
+      <w:r>
+        <w:rPr>
+          <w:rFonts w:hint="eastAsia" w:ascii="Times New Roman" w:hAnsi="Times New Roman" w:eastAsia="Times New Roman" w:cs="Times New Roman"/>
+        </w:rPr>
+        <w:t>）→</w:t>
+      </w:r>
+      <w:r>
+        <w:rPr>
+          <w:rFonts w:ascii="Times New Roman" w:hAnsi="Times New Roman" w:eastAsia="Times New Roman" w:cs="Times New Roman"/>
+        </w:rPr>
+        <w:t xml:space="preserve"> </w:t>
+      </w:r>
+      <w:r>
+        <w:rPr>
+          <w:rFonts w:hint="eastAsia" w:ascii="Times New Roman" w:hAnsi="Times New Roman" w:eastAsia="FangSong" w:cs="Times New Roman"/>
+        </w:rPr>
+        <w:t>产物构型翻转</w:t>
+      </w:r>
+      <w:r>
+        <w:rPr>
+          <w:rFonts w:hint="eastAsia" w:ascii="Times New Roman" w:hAnsi="Times New Roman" w:eastAsia="Times New Roman" w:cs="Times New Roman"/>
         </w:rPr>
         <w:t>（</w:t>
       </w:r>
       <w:r>
         <w:rPr>
-          <w:rStyle w:val="VerbatimChar"/>
-          <w:rFonts w:hint="eastAsia" w:ascii="SimSun" w:hAnsi="SimSun" w:eastAsia="SimSun" w:cs="SimSun"/>
+          <w:rFonts w:hint="eastAsia" w:ascii="Times New Roman" w:hAnsi="Times New Roman" w:eastAsia="FangSong" w:cs="Times New Roman"/>
+        </w:rPr>
+        <w:t>四面体</w:t>
+      </w:r>
+      <w:r>
+        <w:rPr>
+          <w:rFonts w:hint="eastAsia" w:ascii="Times New Roman" w:hAnsi="Times New Roman" w:eastAsia="Times New Roman" w:cs="Times New Roman"/>
+        </w:rPr>
+        <w:t>，Walden</w:t>
+      </w:r>
+      <w:r>
+        <w:rPr>
+          <w:rFonts w:ascii="Times New Roman" w:hAnsi="Times New Roman" w:eastAsia="Times New Roman" w:cs="Times New Roman"/>
+        </w:rPr>
+        <w:t xml:space="preserve"> </w:t>
+      </w:r>
+      <w:r>
+        <w:rPr>
+          <w:rFonts w:hint="eastAsia" w:ascii="Times New Roman" w:hAnsi="Times New Roman" w:eastAsia="FangSong" w:cs="Times New Roman"/>
         </w:rPr>
         <w:t>翻转</w:t>
       </w:r>
       <w:r>
         <w:rPr>
-          <w:rStyle w:val="VerbatimChar"/>
-          <w:rFonts w:hint="eastAsia" w:ascii="SimSun" w:hAnsi="SimSun" w:eastAsia="SimSun" w:cs="SimSun"/>
-        </w:rPr>
-        <w:t>）</w:t>
-      </w:r>
-      <w:r>
-        <w:rPr>
-          <w:rFonts w:ascii="SimSun" w:hAnsi="SimSun" w:eastAsia="SimSun" w:cs="SimSun"/>
-        </w:rPr>
-        <w:br/>
-      </w:r>
-      <w:r>
-        <w:rPr>
-          <w:rStyle w:val="VerbatimChar"/>
-          <w:rFonts w:ascii="SimSun" w:hAnsi="SimSun" w:eastAsia="SimSun" w:cs="SimSun"/>
-        </w:rPr>
-        <w:t xml:space="preserve">   sp</w:t>
-      </w:r>
-      <w:r>
-        <w:rPr>
-          <w:rStyle w:val="VerbatimChar"/>
-          <w:rFonts w:ascii="SimSun" w:hAnsi="SimSun" w:eastAsia="SimSun" w:cs="SimSun"/>
-          <w:vertAlign w:val="superscript"/>
-        </w:rPr>
-        <w:t>3</w:t>
-      </w:r>
-      <w:r>
-        <w:rPr>
-          <w:rStyle w:val="VerbatimChar"/>
-          <w:rFonts w:ascii="SimSun" w:hAnsi="SimSun" w:eastAsia="SimSun" w:cs="SimSun"/>
-        </w:rPr>
-        <w:t xml:space="preserve">                sp</w:t>
-      </w:r>
-      <w:r>
-        <w:rPr>
-          <w:rStyle w:val="VerbatimChar"/>
-          <w:rFonts w:ascii="SimSun" w:hAnsi="SimSun" w:eastAsia="SimSun" w:cs="SimSun"/>
-          <w:vertAlign w:val="superscript"/>
-        </w:rPr>
-        <w:t>2</w:t>
-      </w:r>
-      <w:r>
-        <w:rPr>
-          <w:rStyle w:val="VerbatimChar"/>
-          <w:rFonts w:ascii="SimSun" w:hAnsi="SimSun" w:eastAsia="SimSun" w:cs="SimSun"/>
-        </w:rPr>
-        <w:t xml:space="preserve">+p </w:t>
-      </w:r>
-      <w:r>
-        <w:rPr>
-          <w:rStyle w:val="VerbatimChar"/>
-          <w:rFonts w:hint="eastAsia" w:ascii="SimSun" w:hAnsi="SimSun" w:eastAsia="SimSun" w:cs="SimSun"/>
-        </w:rPr>
-        <w:t xml:space="preserve">平面</w:t>
+          <w:rFonts w:hint="eastAsia" w:ascii="Times New Roman" w:hAnsi="Times New Roman" w:eastAsia="Times New Roman" w:cs="Times New Roman"/>
+        </w:rPr>
+        <w:t>）。</w:t>
       </w:r>
     </w:p>
     <w:p>
       <w:pPr>
-        <w:pStyle w:val="FirstParagraph"/>
+        <w:pStyle w:val="BodyText"/>
       </w:pPr>
       <w:r>
         <w:rPr>
@@ -23564,156 +23536,345 @@
         </w:rPr>
         <w:t>：</w:t>
       </w:r>
-    </w:p>
-    <w:p>
-      <w:pPr>
-        <w:pStyle w:val="SourceCode"/>
-      </w:pPr>
-      <w:r>
-        <w:rPr>
-          <w:rStyle w:val="VerbatimChar"/>
-          <w:rFonts w:ascii="SimSun" w:hAnsi="SimSun" w:eastAsia="SimSun" w:cs="SimSun"/>
-        </w:rPr>
-        <w:t xml:space="preserve">     Br</w:t>
-      </w:r>
-      <w:r>
-        <w:rPr>
-          <w:rFonts w:ascii="SimSun" w:hAnsi="SimSun" w:eastAsia="SimSun" w:cs="SimSun"/>
-        </w:rPr>
-        <w:br/>
-      </w:r>
-      <w:r>
-        <w:rPr>
-          <w:rStyle w:val="VerbatimChar"/>
-          <w:rFonts w:ascii="SimSun" w:hAnsi="SimSun" w:eastAsia="SimSun" w:cs="SimSun"/>
-        </w:rPr>
-        <w:t xml:space="preserve">     |</w:t>
-      </w:r>
-      <w:r>
-        <w:rPr>
-          <w:rFonts w:ascii="SimSun" w:hAnsi="SimSun" w:eastAsia="SimSun" w:cs="SimSun"/>
-        </w:rPr>
-        <w:br/>
-      </w:r>
-      <w:r>
-        <w:rPr>
-          <w:rStyle w:val="VerbatimChar"/>
-          <w:rFonts w:ascii="SimSun" w:hAnsi="SimSun" w:eastAsia="SimSun" w:cs="SimSun"/>
+      <w:r>
+        <w:rPr>
+          <w:rFonts w:ascii="Times New Roman" w:hAnsi="Times New Roman" w:eastAsia="Times New Roman" w:cs="Times New Roman"/>
+        </w:rPr>
+        <w:t xml:space="preserve"> </w:t>
+      </w:r>
+      <w:r>
+        <w:rPr>
+          <w:rFonts w:hint="eastAsia" w:ascii="Times New Roman" w:hAnsi="Times New Roman" w:eastAsia="Times New Roman" w:cs="Times New Roman"/>
+        </w:rPr>
+        <w:t>2-</w:t>
+      </w:r>
+      <w:r>
+        <w:rPr>
+          <w:rFonts w:hint="eastAsia" w:ascii="Times New Roman" w:hAnsi="Times New Roman" w:eastAsia="FangSong" w:cs="Times New Roman"/>
+        </w:rPr>
+        <w:t>溴</w:t>
+      </w:r>
+      <w:r>
+        <w:rPr>
+          <w:rFonts w:hint="eastAsia" w:ascii="Times New Roman" w:hAnsi="Times New Roman" w:eastAsia="Times New Roman" w:cs="Times New Roman"/>
+        </w:rPr>
+        <w:t>-2-</w:t>
+      </w:r>
+      <w:r>
+        <w:rPr>
+          <w:rFonts w:hint="eastAsia" w:ascii="Times New Roman" w:hAnsi="Times New Roman" w:eastAsia="FangSong" w:cs="Times New Roman"/>
+        </w:rPr>
+        <w:t>甲基丁烷的结构式为</w:t>
+      </w:r>
+      <w:r>
+        <w:rPr>
+          <w:rFonts w:ascii="Times New Roman" w:hAnsi="Times New Roman" w:eastAsia="Times New Roman" w:cs="Times New Roman"/>
+        </w:rPr>
+        <w:t xml:space="preserve"> </w:t>
+      </w:r>
+      <m:oMath>
+        <m:oMathPr>
+          <m:ctrlPr>
+            <w:rPr>
+              <w:sz w:val="28"/>
+              <w:szCs w:val="28"/>
+            </w:rPr>
+          </m:ctrlPr>
+        </m:oMathPr>
+        <m:r>
+          <m:rPr>
+            <m:sty m:val="p"/>
+          </m:rPr>
+          <m:t>C</m:t>
+        </m:r>
+        <m:sSub>
+          <m:e>
+            <m:r>
+              <m:rPr>
+                <m:sty m:val="p"/>
+              </m:rPr>
+              <m:t>H</m:t>
+            </m:r>
+          </m:e>
+          <m:sub>
+            <m:r>
+              <m:rPr>
+                <m:sty m:val="p"/>
+              </m:rPr>
+              <m:t>3</m:t>
+            </m:r>
+          </m:sub>
+        </m:sSub>
+        <m:r>
+          <m:rPr>
+            <m:sty m:val="p"/>
+          </m:rPr>
+          <m:t>C</m:t>
+        </m:r>
+        <m:r>
+          <m:rPr>
+            <m:sty m:val="p"/>
+          </m:rPr>
+          <m:t>B</m:t>
+        </m:r>
+        <m:r>
+          <m:rPr>
+            <m:sty m:val="p"/>
+          </m:rPr>
+          <m:t>r</m:t>
+        </m:r>
+        <m:r>
+          <m:rPr>
+            <m:sty m:val="p"/>
+          </m:rPr>
+          <m:t>(</m:t>
+        </m:r>
+        <m:r>
+          <m:rPr>
+            <m:sty m:val="p"/>
+          </m:rPr>
+          <m:t>C</m:t>
+        </m:r>
+        <m:sSub>
+          <m:e>
+            <m:r>
+              <m:rPr>
+                <m:sty m:val="p"/>
+              </m:rPr>
+              <m:t>H</m:t>
+            </m:r>
+          </m:e>
+          <m:sub>
+            <m:r>
+              <m:rPr>
+                <m:sty m:val="p"/>
+              </m:rPr>
+              <m:t>3</m:t>
+            </m:r>
+          </m:sub>
+        </m:sSub>
+        <m:r>
+          <m:rPr>
+            <m:sty m:val="p"/>
+          </m:rPr>
+          <m:t>)</m:t>
+        </m:r>
+        <m:r>
+          <m:rPr>
+            <m:sty m:val="p"/>
+          </m:rPr>
+          <m:t>C</m:t>
+        </m:r>
+        <m:sSub>
+          <m:e>
+            <m:r>
+              <m:rPr>
+                <m:sty m:val="p"/>
+              </m:rPr>
+              <m:t>H</m:t>
+            </m:r>
+          </m:e>
+          <m:sub>
+            <m:r>
+              <m:rPr>
+                <m:sty m:val="p"/>
+              </m:rPr>
+              <m:t>2</m:t>
+            </m:r>
+          </m:sub>
+        </m:sSub>
+        <m:r>
+          <m:rPr>
+            <m:sty m:val="p"/>
+          </m:rPr>
+          <m:t>C</m:t>
+        </m:r>
+        <m:sSub>
+          <m:e>
+            <m:r>
+              <m:rPr>
+                <m:sty m:val="p"/>
+              </m:rPr>
+              <m:t>H</m:t>
+            </m:r>
+          </m:e>
+          <m:sub>
+            <m:r>
+              <m:rPr>
+                <m:sty m:val="p"/>
+              </m:rPr>
+              <m:t>3</m:t>
+            </m:r>
+          </m:sub>
+        </m:sSub>
+      </m:oMath>
+      <w:r>
+        <w:rPr>
+          <w:rFonts w:hint="eastAsia" w:ascii="Times New Roman" w:hAnsi="Times New Roman" w:eastAsia="Times New Roman" w:cs="Times New Roman"/>
+        </w:rPr>
+        <w:t xml:space="preserve">：C-2</w:t>
+      </w:r>
+      <w:r>
+        <w:rPr>
+          <w:rFonts w:ascii="Times New Roman" w:hAnsi="Times New Roman" w:eastAsia="Times New Roman" w:cs="Times New Roman"/>
+        </w:rPr>
+        <w:t xml:space="preserve"> </w:t>
+      </w:r>
+      <w:r>
+        <w:rPr>
+          <w:rFonts w:hint="eastAsia" w:ascii="Times New Roman" w:hAnsi="Times New Roman" w:eastAsia="FangSong" w:cs="Times New Roman"/>
+        </w:rPr>
+        <w:t xml:space="preserve">上同时连</w:t>
+      </w:r>
+      <w:r>
+        <w:rPr>
+          <w:rFonts w:ascii="Times New Roman" w:hAnsi="Times New Roman" w:eastAsia="Times New Roman" w:cs="Times New Roman"/>
+        </w:rPr>
+        <w:t xml:space="preserve"> Br、CH</w:t>
+      </w:r>
+      <w:r>
+        <w:rPr>
+          <w:rFonts w:ascii="Times New Roman" w:hAnsi="Times New Roman" w:eastAsia="Times New Roman" w:cs="Times New Roman"/>
+          <w:vertAlign w:val="subscript"/>
+        </w:rPr>
+        <w:t>3</w:t>
+      </w:r>
+      <w:r>
+        <w:rPr>
+          <w:rFonts w:ascii="Times New Roman" w:hAnsi="Times New Roman" w:eastAsia="Times New Roman" w:cs="Times New Roman"/>
+        </w:rPr>
+        <w:t xml:space="preserve"> </w:t>
+      </w:r>
+      <w:r>
+        <w:rPr>
+          <w:rFonts w:hint="eastAsia" w:ascii="Times New Roman" w:hAnsi="Times New Roman" w:eastAsia="FangSong" w:cs="Times New Roman"/>
+        </w:rPr>
+        <w:t>与乙基</w:t>
+      </w:r>
+      <w:r>
+        <w:rPr>
+          <w:rFonts w:hint="eastAsia" w:ascii="Times New Roman" w:hAnsi="Times New Roman" w:eastAsia="Times New Roman" w:cs="Times New Roman"/>
+        </w:rPr>
+        <w:t>，</w:t>
+      </w:r>
+      <w:r>
+        <w:rPr>
+          <w:rFonts w:hint="eastAsia" w:ascii="Times New Roman" w:hAnsi="Times New Roman" w:eastAsia="FangSong" w:cs="Times New Roman"/>
+        </w:rPr>
+        <w:t>故有两个</w:t>
+      </w:r>
+      <w:r>
+        <w:rPr>
+          <w:rFonts w:hint="eastAsia" w:ascii="Times New Roman" w:hAnsi="Times New Roman" w:eastAsia="FangSong" w:cs="Times New Roman"/>
+          <w:b/>
+          <w:bCs/>
+        </w:rPr>
+        <w:t xml:space="preserve">不等价</w:t>
+      </w:r>
+      <w:r>
+        <w:rPr>
+          <w:rFonts w:hint="eastAsia" w:ascii="Times New Roman" w:hAnsi="Times New Roman" w:eastAsia="FangSong" w:cs="Times New Roman"/>
+        </w:rPr>
+        <w:t xml:space="preserve">的</w:t>
+      </w:r>
+      <w:r>
+        <w:rPr>
+          <w:rFonts w:ascii="Times New Roman" w:hAnsi="Times New Roman" w:eastAsia="Times New Roman" w:cs="Times New Roman"/>
+        </w:rPr>
+        <w:t xml:space="preserve"> β-H </w:t>
+      </w:r>
+      <w:r>
+        <w:rPr>
+          <w:rFonts w:hint="eastAsia" w:ascii="Times New Roman" w:hAnsi="Times New Roman" w:eastAsia="FangSong" w:cs="Times New Roman"/>
+        </w:rPr>
+        <w:t>来源</w:t>
+      </w:r>
+      <w:r>
+        <w:rPr>
+          <w:rFonts w:hint="eastAsia" w:ascii="Times New Roman" w:hAnsi="Times New Roman" w:eastAsia="Times New Roman" w:cs="Times New Roman"/>
+        </w:rPr>
+        <w:t>（C-1</w:t>
+      </w:r>
+      <w:r>
+        <w:rPr>
+          <w:rFonts w:ascii="Times New Roman" w:hAnsi="Times New Roman" w:eastAsia="Times New Roman" w:cs="Times New Roman"/>
+        </w:rPr>
+        <w:t xml:space="preserve"> </w:t>
+      </w:r>
+      <w:r>
+        <w:rPr>
+          <w:rFonts w:hint="eastAsia" w:ascii="Times New Roman" w:hAnsi="Times New Roman" w:eastAsia="FangSong" w:cs="Times New Roman"/>
+        </w:rPr>
+        <w:t xml:space="preserve">的</w:t>
+      </w:r>
+      <w:r>
+        <w:rPr>
+          <w:rFonts w:ascii="Times New Roman" w:hAnsi="Times New Roman" w:eastAsia="Times New Roman" w:cs="Times New Roman"/>
+        </w:rPr>
+        <w:t xml:space="preserve"> CH</w:t>
+      </w:r>
+      <w:r>
+        <w:rPr>
+          <w:rFonts w:ascii="Times New Roman" w:hAnsi="Times New Roman" w:eastAsia="Times New Roman" w:cs="Times New Roman"/>
+          <w:vertAlign w:val="subscript"/>
+        </w:rPr>
+        <w:t>3</w:t>
+      </w:r>
+      <w:r>
+        <w:rPr>
+          <w:rFonts w:ascii="Times New Roman" w:hAnsi="Times New Roman" w:eastAsia="Times New Roman" w:cs="Times New Roman"/>
+        </w:rPr>
+        <w:t xml:space="preserve"> </w:t>
+      </w:r>
+      <w:r>
+        <w:rPr>
+          <w:rFonts w:hint="eastAsia" w:ascii="Times New Roman" w:hAnsi="Times New Roman" w:eastAsia="FangSong" w:cs="Times New Roman"/>
+        </w:rPr>
+        <w:t xml:space="preserve">与</w:t>
+      </w:r>
+      <w:r>
+        <w:rPr>
+          <w:rFonts w:ascii="Times New Roman" w:hAnsi="Times New Roman" w:eastAsia="Times New Roman" w:cs="Times New Roman"/>
+        </w:rPr>
+        <w:t xml:space="preserve"> C-3 </w:t>
+      </w:r>
+      <w:r>
+        <w:rPr>
+          <w:rFonts w:hint="eastAsia" w:ascii="Times New Roman" w:hAnsi="Times New Roman" w:eastAsia="FangSong" w:cs="Times New Roman"/>
+        </w:rPr>
+        <w:t xml:space="preserve">的</w:t>
+      </w:r>
+      <w:r>
+        <w:rPr>
+          <w:rFonts w:ascii="Times New Roman" w:hAnsi="Times New Roman" w:eastAsia="Times New Roman" w:cs="Times New Roman"/>
+        </w:rPr>
+        <w:t xml:space="preserve"> </w:t>
+      </w:r>
+      <w:r>
+        <w:rPr>
+          <w:rFonts w:hint="eastAsia" w:ascii="Times New Roman" w:hAnsi="Times New Roman" w:eastAsia="Times New Roman" w:cs="Times New Roman"/>
         </w:rPr>
         <w:t>CH</w:t>
       </w:r>
       <w:r>
         <w:rPr>
-          <w:rStyle w:val="VerbatimChar"/>
-          <w:rFonts w:ascii="SimSun" w:hAnsi="SimSun" w:eastAsia="SimSun" w:cs="SimSun"/>
+          <w:rFonts w:hint="eastAsia" w:ascii="Times New Roman" w:hAnsi="Times New Roman" w:eastAsia="Times New Roman" w:cs="Times New Roman"/>
           <w:vertAlign w:val="subscript"/>
         </w:rPr>
-        <w:t>3</w:t>
-      </w:r>
-      <w:r>
-        <w:rPr>
-          <w:rStyle w:val="VerbatimChar"/>
-          <w:rFonts w:ascii="SimSun" w:hAnsi="SimSun" w:eastAsia="SimSun" w:cs="SimSun"/>
-        </w:rPr>
-        <w:t>—C—CH</w:t>
-      </w:r>
-      <w:r>
-        <w:rPr>
-          <w:rStyle w:val="VerbatimChar"/>
-          <w:rFonts w:ascii="SimSun" w:hAnsi="SimSun" w:eastAsia="SimSun" w:cs="SimSun"/>
-          <w:vertAlign w:val="subscript"/>
-        </w:rPr>
         <w:t>2</w:t>
       </w:r>
       <w:r>
         <w:rPr>
-          <w:rStyle w:val="VerbatimChar"/>
-          <w:rFonts w:ascii="SimSun" w:hAnsi="SimSun" w:eastAsia="SimSun" w:cs="SimSun"/>
-        </w:rPr>
-        <w:t>—CH</w:t>
-      </w:r>
-      <w:r>
-        <w:rPr>
-          <w:rStyle w:val="VerbatimChar"/>
-          <w:rFonts w:ascii="SimSun" w:hAnsi="SimSun" w:eastAsia="SimSun" w:cs="SimSun"/>
-          <w:vertAlign w:val="subscript"/>
-        </w:rPr>
-        <w:t>3</w:t>
-      </w:r>
-      <w:r>
-        <w:rPr>
-          <w:rStyle w:val="VerbatimChar"/>
-          <w:rFonts w:ascii="SimSun" w:hAnsi="SimSun" w:eastAsia="SimSun" w:cs="SimSun"/>
-        </w:rPr>
-        <w:t xml:space="preserve">    </w:t>
-      </w:r>
-      <w:r>
-        <w:rPr>
-          <w:rStyle w:val="VerbatimChar"/>
-          <w:rFonts w:hint="eastAsia" w:ascii="SimSun" w:hAnsi="SimSun" w:eastAsia="SimSun" w:cs="SimSun"/>
-        </w:rPr>
-        <w:t>（</w:t>
-      </w:r>
-      <w:r>
-        <w:rPr>
-          <w:rStyle w:val="VerbatimChar"/>
-          <w:rFonts w:hint="eastAsia" w:ascii="SimSun" w:hAnsi="SimSun" w:eastAsia="SimSun" w:cs="SimSun"/>
-        </w:rPr>
-        <w:t>需考虑消除哪个</w:t>
-      </w:r>
-      <w:r>
-        <w:rPr>
-          <w:rStyle w:val="VerbatimChar"/>
-          <w:rFonts w:ascii="SimSun" w:hAnsi="SimSun" w:eastAsia="SimSun" w:cs="SimSun"/>
-        </w:rPr>
-        <w:t xml:space="preserve"> </w:t>
-      </w:r>
-      <w:r>
-        <w:rPr>
-          <w:rStyle w:val="VerbatimChar"/>
-          <w:rFonts w:hint="eastAsia" w:ascii="SimSun" w:hAnsi="SimSun" w:eastAsia="SimSun" w:cs="SimSun"/>
-        </w:rPr>
-        <w:t xml:space="preserve">β-H）</w:t>
-      </w:r>
-      <w:r>
-        <w:rPr>
-          <w:rFonts w:ascii="SimSun" w:hAnsi="SimSun" w:eastAsia="SimSun" w:cs="SimSun"/>
-        </w:rPr>
-        <w:br/>
-      </w:r>
-      <w:r>
-        <w:rPr>
-          <w:rStyle w:val="VerbatimChar"/>
-          <w:rFonts w:ascii="SimSun" w:hAnsi="SimSun" w:eastAsia="SimSun" w:cs="SimSun"/>
-        </w:rPr>
-        <w:t xml:space="preserve">     |</w:t>
-      </w:r>
-      <w:r>
-        <w:rPr>
-          <w:rFonts w:ascii="SimSun" w:hAnsi="SimSun" w:eastAsia="SimSun" w:cs="SimSun"/>
-        </w:rPr>
-        <w:br/>
-      </w:r>
-      <w:r>
-        <w:rPr>
-          <w:rStyle w:val="VerbatimChar"/>
-          <w:rFonts w:ascii="SimSun" w:hAnsi="SimSun" w:eastAsia="SimSun" w:cs="SimSun"/>
-        </w:rPr>
-        <w:t xml:space="preserve">    CH</w:t>
-      </w:r>
-      <w:r>
-        <w:rPr>
-          <w:rStyle w:val="VerbatimChar"/>
-          <w:rFonts w:ascii="SimSun" w:hAnsi="SimSun" w:eastAsia="SimSun" w:cs="SimSun"/>
-          <w:vertAlign w:val="subscript"/>
-        </w:rPr>
-        <w:t>3</w:t>
-      </w:r>
-    </w:p>
-    <w:p>
-      <w:pPr>
-        <w:pStyle w:val="FirstParagraph"/>
-      </w:pPr>
+          <w:rFonts w:hint="eastAsia" w:ascii="Times New Roman" w:hAnsi="Times New Roman" w:eastAsia="Times New Roman" w:cs="Times New Roman"/>
+        </w:rPr>
+        <w:t>）。</w:t>
+      </w:r>
+      <w:r>
+        <w:rPr>
+          <w:rFonts w:ascii="Times New Roman" w:hAnsi="Times New Roman" w:eastAsia="Times New Roman" w:cs="Times New Roman"/>
+        </w:rPr>
+        <w:t xml:space="preserve"> </w:t>
+      </w:r>
       <w:r>
         <w:rPr>
           <w:rFonts w:hint="eastAsia" w:ascii="Times New Roman" w:hAnsi="Times New Roman" w:eastAsia="FangSong" w:cs="Times New Roman"/>
